--- a/My Int prep on Prereq.docx
+++ b/My Int prep on Prereq.docx
@@ -1,6 +1,6 @@
 
 <file path=word/document.xml><?xml version="1.0" encoding="utf-8"?>
-<w:document xmlns:wpc="http://schemas.microsoft.com/office/word/2010/wordprocessingCanvas" xmlns:cx="http://schemas.microsoft.com/office/drawing/2014/chartex" xmlns:cx1="http://schemas.microsoft.com/office/drawing/2015/9/8/chartex" xmlns:cx2="http://schemas.microsoft.com/office/drawing/2015/10/21/chartex" xmlns:cx3="http://schemas.microsoft.com/office/drawing/2016/5/9/chartex" xmlns:cx4="http://schemas.microsoft.com/office/drawing/2016/5/10/chartex" xmlns:cx5="http://schemas.microsoft.com/office/drawing/2016/5/11/chartex" xmlns:cx6="http://schemas.microsoft.com/office/drawing/2016/5/12/chartex" xmlns:cx7="http://schemas.microsoft.com/office/drawing/2016/5/13/chartex" xmlns:cx8="http://schemas.microsoft.com/office/drawing/2016/5/14/chartex" xmlns:mc="http://schemas.openxmlformats.org/markup-compatibility/2006" xmlns:aink="http://schemas.microsoft.com/office/drawing/2016/ink" xmlns:am3d="http://schemas.microsoft.com/office/drawing/2017/model3d" xmlns:o="urn:schemas-microsoft-com:office:office" xmlns:oel="http://schemas.microsoft.com/office/2019/extlst" xmlns:r="http://schemas.openxmlformats.org/officeDocument/2006/relationships" xmlns:m="http://schemas.openxmlformats.org/officeDocument/2006/math" xmlns:v="urn:schemas-microsoft-com:vml" xmlns:wp14="http://schemas.microsoft.com/office/word/2010/wordprocessingDrawing" xmlns:wp="http://schemas.openxmlformats.org/drawingml/2006/wordprocessingDrawing" xmlns:w10="urn:schemas-microsoft-com:office:word" xmlns:w="http://schemas.openxmlformats.org/wordprocessingml/2006/main" xmlns:w14="http://schemas.microsoft.com/office/word/2010/wordml" xmlns:w15="http://schemas.microsoft.com/office/word/2012/wordml" xmlns:w16cex="http://schemas.microsoft.com/office/word/2018/wordml/cex" xmlns:w16cid="http://schemas.microsoft.com/office/word/2016/wordml/cid" xmlns:w16="http://schemas.microsoft.com/office/word/2018/wordml" xmlns:w16du="http://schemas.microsoft.com/office/word/2023/wordml/word16du" xmlns:w16sdtdh="http://schemas.microsoft.com/office/word/2020/wordml/sdtdatahash" xmlns:w16se="http://schemas.microsoft.com/office/word/2015/wordml/symex" xmlns:wpg="http://schemas.microsoft.com/office/word/2010/wordprocessingGroup" xmlns:wpi="http://schemas.microsoft.com/office/word/2010/wordprocessingInk" xmlns:wne="http://schemas.microsoft.com/office/word/2006/wordml" xmlns:wps="http://schemas.microsoft.com/office/word/2010/wordprocessingShape" mc:Ignorable="w14 w15 w16se w16cid w16 w16cex w16sdtdh w16du wp14">
+<w:document xmlns:wpc="http://schemas.microsoft.com/office/word/2010/wordprocessingCanvas" xmlns:cx="http://schemas.microsoft.com/office/drawing/2014/chartex" xmlns:cx1="http://schemas.microsoft.com/office/drawing/2015/9/8/chartex" xmlns:cx2="http://schemas.microsoft.com/office/drawing/2015/10/21/chartex" xmlns:cx3="http://schemas.microsoft.com/office/drawing/2016/5/9/chartex" xmlns:cx4="http://schemas.microsoft.com/office/drawing/2016/5/10/chartex" xmlns:cx5="http://schemas.microsoft.com/office/drawing/2016/5/11/chartex" xmlns:cx6="http://schemas.microsoft.com/office/drawing/2016/5/12/chartex" xmlns:cx7="http://schemas.microsoft.com/office/drawing/2016/5/13/chartex" xmlns:cx8="http://schemas.microsoft.com/office/drawing/2016/5/14/chartex" xmlns:mc="http://schemas.openxmlformats.org/markup-compatibility/2006" xmlns:aink="http://schemas.microsoft.com/office/drawing/2016/ink" xmlns:am3d="http://schemas.microsoft.com/office/drawing/2017/model3d" xmlns:o="urn:schemas-microsoft-com:office:office" xmlns:oel="http://schemas.microsoft.com/office/2019/extlst" xmlns:r="http://schemas.openxmlformats.org/officeDocument/2006/relationships" xmlns:m="http://schemas.openxmlformats.org/officeDocument/2006/math" xmlns:v="urn:schemas-microsoft-com:vml" xmlns:wp14="http://schemas.microsoft.com/office/word/2010/wordprocessingDrawing" xmlns:wp="http://schemas.openxmlformats.org/drawingml/2006/wordprocessingDrawing" xmlns:w10="urn:schemas-microsoft-com:office:word" xmlns:w="http://schemas.openxmlformats.org/wordprocessingml/2006/main" xmlns:w14="http://schemas.microsoft.com/office/word/2010/wordml" xmlns:w15="http://schemas.microsoft.com/office/word/2012/wordml" xmlns:w16cex="http://schemas.microsoft.com/office/word/2018/wordml/cex" xmlns:w16cid="http://schemas.microsoft.com/office/word/2016/wordml/cid" xmlns:w16="http://schemas.microsoft.com/office/word/2018/wordml" xmlns:w16du="http://schemas.microsoft.com/office/word/2023/wordml/word16du" xmlns:w16sdtdh="http://schemas.microsoft.com/office/word/2020/wordml/sdtdatahash" xmlns:w16sdtfl="http://schemas.microsoft.com/office/word/2024/wordml/sdtformatlock" xmlns:w16se="http://schemas.microsoft.com/office/word/2015/wordml/symex" xmlns:wpg="http://schemas.microsoft.com/office/word/2010/wordprocessingGroup" xmlns:wpi="http://schemas.microsoft.com/office/word/2010/wordprocessingInk" xmlns:wne="http://schemas.microsoft.com/office/word/2006/wordml" xmlns:wps="http://schemas.microsoft.com/office/word/2010/wordprocessingShape" mc:Ignorable="w14 w15 w16se w16cid w16 w16cex w16sdtdh w16sdtfl w16du wp14">
   <w:body>
     <w:p>
       <w:pPr>
@@ -13,6 +13,7 @@
           <w:szCs w:val="24"/>
         </w:rPr>
       </w:pPr>
+      <w:proofErr w:type="spellStart"/>
       <w:r>
         <w:rPr>
           <w:rFonts w:ascii="Times New Roman" w:hAnsi="Times New Roman" w:cs="Times New Roman"/>
@@ -23,6 +24,7 @@
         </w:rPr>
         <w:t>Prerequisities</w:t>
       </w:r>
+      <w:proofErr w:type="spellEnd"/>
     </w:p>
     <w:p>
       <w:pPr>
@@ -67,84 +69,40 @@
         <w:rPr>
           <w:rFonts w:ascii="Times New Roman" w:hAnsi="Times New Roman" w:cs="Times New Roman"/>
           <w:b/>
-          <w:bCs/>
-          <w:color w:val="000000" w:themeColor="text1"/>
-          <w:sz w:val="24"/>
-          <w:szCs w:val="24"/>
-          <w14:shadow w14:blurRad="38100" w14:dist="19050" w14:dir="2700000" w14:sx="100000" w14:sy="100000" w14:kx="0" w14:ky="0" w14:algn="tl">
-            <w14:schemeClr w14:val="dk1">
-              <w14:alpha w14:val="60000"/>
-            </w14:schemeClr>
-          </w14:shadow>
-          <w14:textOutline w14:w="0" w14:cap="flat" w14:cmpd="sng" w14:algn="ctr">
-            <w14:noFill/>
-            <w14:prstDash w14:val="solid"/>
-            <w14:round/>
-          </w14:textOutline>
-        </w:rPr>
-      </w:pPr>
-      <w:r>
-        <w:rPr>
-          <w:rFonts w:ascii="Times New Roman" w:hAnsi="Times New Roman" w:cs="Times New Roman"/>
-          <w:b/>
-          <w:bCs/>
-          <w:color w:val="000000" w:themeColor="text1"/>
-          <w:sz w:val="24"/>
-          <w:szCs w:val="24"/>
-          <w14:shadow w14:blurRad="38100" w14:dist="19050" w14:dir="2700000" w14:sx="100000" w14:sy="100000" w14:kx="0" w14:ky="0" w14:algn="tl">
-            <w14:schemeClr w14:val="dk1">
-              <w14:alpha w14:val="60000"/>
-            </w14:schemeClr>
-          </w14:shadow>
-          <w14:textOutline w14:w="0" w14:cap="flat" w14:cmpd="sng" w14:algn="ctr">
-            <w14:noFill/>
-            <w14:prstDash w14:val="solid"/>
-            <w14:round/>
-          </w14:textOutline>
-        </w:rPr>
-        <w:t xml:space="preserve">What is HTML </w:t>
-      </w:r>
-      <w:r>
-        <w:rPr>
-          <w:rFonts w:ascii="Times New Roman" w:hAnsi="Times New Roman" w:cs="Times New Roman"/>
-          <w:b/>
-          <w:bCs/>
-          <w:color w:val="000000" w:themeColor="text1"/>
-          <w:sz w:val="24"/>
-          <w:szCs w:val="24"/>
-          <w14:shadow w14:blurRad="38100" w14:dist="19050" w14:dir="2700000" w14:sx="100000" w14:sy="100000" w14:kx="0" w14:ky="0" w14:algn="tl">
-            <w14:schemeClr w14:val="dk1">
-              <w14:alpha w14:val="60000"/>
-            </w14:schemeClr>
-          </w14:shadow>
-          <w14:textOutline w14:w="0" w14:cap="flat" w14:cmpd="sng" w14:algn="ctr">
-            <w14:noFill/>
-            <w14:prstDash w14:val="solid"/>
-            <w14:round/>
-          </w14:textOutline>
-        </w:rPr>
-        <w:t>and its uses</w:t>
-      </w:r>
-      <w:r>
-        <w:rPr>
-          <w:rFonts w:ascii="Times New Roman" w:hAnsi="Times New Roman" w:cs="Times New Roman"/>
-          <w:b/>
-          <w:bCs/>
-          <w:color w:val="000000" w:themeColor="text1"/>
-          <w:sz w:val="24"/>
-          <w:szCs w:val="24"/>
-          <w14:shadow w14:blurRad="38100" w14:dist="19050" w14:dir="2700000" w14:sx="100000" w14:sy="100000" w14:kx="0" w14:ky="0" w14:algn="tl">
-            <w14:schemeClr w14:val="dk1">
-              <w14:alpha w14:val="60000"/>
-            </w14:schemeClr>
-          </w14:shadow>
-          <w14:textOutline w14:w="0" w14:cap="flat" w14:cmpd="sng" w14:algn="ctr">
-            <w14:noFill/>
-            <w14:prstDash w14:val="solid"/>
-            <w14:round/>
-          </w14:textOutline>
-        </w:rPr>
-        <w:t>?</w:t>
+          <w:color w:val="538135" w:themeColor="accent6" w:themeShade="BF"/>
+          <w:sz w:val="24"/>
+          <w:szCs w:val="24"/>
+          <w14:shadow w14:blurRad="38100" w14:dist="25400" w14:dir="5400000" w14:sx="100000" w14:sy="100000" w14:kx="0" w14:ky="0" w14:algn="ctr">
+            <w14:srgbClr w14:val="6E747A">
+              <w14:alpha w14:val="57000"/>
+            </w14:srgbClr>
+          </w14:shadow>
+          <w14:textOutline w14:w="0" w14:cap="flat" w14:cmpd="sng" w14:algn="ctr">
+            <w14:noFill/>
+            <w14:prstDash w14:val="solid"/>
+            <w14:round/>
+          </w14:textOutline>
+        </w:rPr>
+      </w:pPr>
+      <w:r>
+        <w:rPr>
+          <w:rFonts w:ascii="Times New Roman" w:hAnsi="Times New Roman" w:cs="Times New Roman"/>
+          <w:b/>
+          <w:color w:val="538135" w:themeColor="accent6" w:themeShade="BF"/>
+          <w:sz w:val="24"/>
+          <w:szCs w:val="24"/>
+          <w14:shadow w14:blurRad="38100" w14:dist="25400" w14:dir="5400000" w14:sx="100000" w14:sy="100000" w14:kx="0" w14:ky="0" w14:algn="ctr">
+            <w14:srgbClr w14:val="6E747A">
+              <w14:alpha w14:val="57000"/>
+            </w14:srgbClr>
+          </w14:shadow>
+          <w14:textOutline w14:w="0" w14:cap="flat" w14:cmpd="sng" w14:algn="ctr">
+            <w14:noFill/>
+            <w14:prstDash w14:val="solid"/>
+            <w14:round/>
+          </w14:textOutline>
+        </w:rPr>
+        <w:t>What is HTML and its uses?</w:t>
       </w:r>
     </w:p>
     <w:p>
@@ -838,34 +796,32 @@
         <w:rPr>
           <w:rFonts w:ascii="Times New Roman" w:hAnsi="Times New Roman" w:cs="Times New Roman"/>
           <w:b/>
-          <w:bCs/>
-          <w:color w:val="000000" w:themeColor="text1"/>
-          <w:sz w:val="24"/>
-          <w:szCs w:val="24"/>
-          <w14:shadow w14:blurRad="38100" w14:dist="19050" w14:dir="2700000" w14:sx="100000" w14:sy="100000" w14:kx="0" w14:ky="0" w14:algn="tl">
-            <w14:schemeClr w14:val="dk1">
-              <w14:alpha w14:val="60000"/>
-            </w14:schemeClr>
-          </w14:shadow>
-          <w14:textOutline w14:w="0" w14:cap="flat" w14:cmpd="sng" w14:algn="ctr">
-            <w14:noFill/>
-            <w14:prstDash w14:val="solid"/>
-            <w14:round/>
-          </w14:textOutline>
-        </w:rPr>
-      </w:pPr>
-      <w:r>
-        <w:rPr>
-          <w:rFonts w:ascii="Times New Roman" w:hAnsi="Times New Roman" w:cs="Times New Roman"/>
-          <w:b/>
-          <w:bCs/>
-          <w:color w:val="000000" w:themeColor="text1"/>
-          <w:sz w:val="24"/>
-          <w:szCs w:val="24"/>
-          <w14:shadow w14:blurRad="38100" w14:dist="19050" w14:dir="2700000" w14:sx="100000" w14:sy="100000" w14:kx="0" w14:ky="0" w14:algn="tl">
-            <w14:schemeClr w14:val="dk1">
-              <w14:alpha w14:val="60000"/>
-            </w14:schemeClr>
+          <w:color w:val="538135" w:themeColor="accent6" w:themeShade="BF"/>
+          <w:sz w:val="24"/>
+          <w:szCs w:val="24"/>
+          <w14:shadow w14:blurRad="38100" w14:dist="25400" w14:dir="5400000" w14:sx="100000" w14:sy="100000" w14:kx="0" w14:ky="0" w14:algn="ctr">
+            <w14:srgbClr w14:val="6E747A">
+              <w14:alpha w14:val="57000"/>
+            </w14:srgbClr>
+          </w14:shadow>
+          <w14:textOutline w14:w="0" w14:cap="flat" w14:cmpd="sng" w14:algn="ctr">
+            <w14:noFill/>
+            <w14:prstDash w14:val="solid"/>
+            <w14:round/>
+          </w14:textOutline>
+        </w:rPr>
+      </w:pPr>
+      <w:r>
+        <w:rPr>
+          <w:rFonts w:ascii="Times New Roman" w:hAnsi="Times New Roman" w:cs="Times New Roman"/>
+          <w:b/>
+          <w:color w:val="538135" w:themeColor="accent6" w:themeShade="BF"/>
+          <w:sz w:val="24"/>
+          <w:szCs w:val="24"/>
+          <w14:shadow w14:blurRad="38100" w14:dist="25400" w14:dir="5400000" w14:sx="100000" w14:sy="100000" w14:kx="0" w14:ky="0" w14:algn="ctr">
+            <w14:srgbClr w14:val="6E747A">
+              <w14:alpha w14:val="57000"/>
+            </w14:srgbClr>
           </w14:shadow>
           <w14:textOutline w14:w="0" w14:cap="flat" w14:cmpd="sng" w14:algn="ctr">
             <w14:noFill/>
@@ -898,7 +854,23 @@
           <w:sz w:val="24"/>
           <w:szCs w:val="24"/>
         </w:rPr>
-        <w:t xml:space="preserve">,Elements will </w:t>
+        <w:t>,</w:t>
+      </w:r>
+      <w:r>
+        <w:rPr>
+          <w:rFonts w:ascii="Times New Roman" w:hAnsi="Times New Roman" w:cs="Times New Roman"/>
+          <w:sz w:val="24"/>
+          <w:szCs w:val="24"/>
+        </w:rPr>
+        <w:t xml:space="preserve"> </w:t>
+      </w:r>
+      <w:r>
+        <w:rPr>
+          <w:rFonts w:ascii="Times New Roman" w:hAnsi="Times New Roman" w:cs="Times New Roman"/>
+          <w:sz w:val="24"/>
+          <w:szCs w:val="24"/>
+        </w:rPr>
+        <w:t xml:space="preserve">Elements will </w:t>
       </w:r>
       <w:r>
         <w:rPr>
@@ -931,71 +903,40 @@
         <w:rPr>
           <w:rFonts w:ascii="Times New Roman" w:hAnsi="Times New Roman" w:cs="Times New Roman"/>
           <w:b/>
-          <w:bCs/>
-          <w:color w:val="000000" w:themeColor="text1"/>
-          <w:sz w:val="24"/>
-          <w:szCs w:val="24"/>
-          <w14:shadow w14:blurRad="38100" w14:dist="19050" w14:dir="2700000" w14:sx="100000" w14:sy="100000" w14:kx="0" w14:ky="0" w14:algn="tl">
-            <w14:schemeClr w14:val="dk1">
-              <w14:alpha w14:val="60000"/>
-            </w14:schemeClr>
-          </w14:shadow>
-          <w14:textOutline w14:w="0" w14:cap="flat" w14:cmpd="sng" w14:algn="ctr">
-            <w14:noFill/>
-            <w14:prstDash w14:val="solid"/>
-            <w14:round/>
-          </w14:textOutline>
-        </w:rPr>
-      </w:pPr>
-      <w:r>
-        <w:rPr>
-          <w:rFonts w:ascii="Times New Roman" w:hAnsi="Times New Roman" w:cs="Times New Roman"/>
-          <w:b/>
-          <w:bCs/>
-          <w:color w:val="000000" w:themeColor="text1"/>
-          <w:sz w:val="24"/>
-          <w:szCs w:val="24"/>
-          <w14:shadow w14:blurRad="38100" w14:dist="19050" w14:dir="2700000" w14:sx="100000" w14:sy="100000" w14:kx="0" w14:ky="0" w14:algn="tl">
-            <w14:schemeClr w14:val="dk1">
-              <w14:alpha w14:val="60000"/>
-            </w14:schemeClr>
-          </w14:shadow>
-          <w14:textOutline w14:w="0" w14:cap="flat" w14:cmpd="sng" w14:algn="ctr">
-            <w14:noFill/>
-            <w14:prstDash w14:val="solid"/>
-            <w14:round/>
-          </w14:textOutline>
-        </w:rPr>
-        <w:t>Tag</w:t>
-      </w:r>
-      <w:r>
-        <w:rPr>
-          <w:rFonts w:ascii="Times New Roman" w:hAnsi="Times New Roman" w:cs="Times New Roman"/>
-          <w:sz w:val="24"/>
-          <w:szCs w:val="24"/>
-        </w:rPr>
-        <w:t xml:space="preserve"> </w:t>
-      </w:r>
-      <w:r>
-        <w:rPr>
-          <w:rFonts w:ascii="Times New Roman" w:hAnsi="Times New Roman" w:cs="Times New Roman"/>
-          <w:b/>
-          <w:bCs/>
-          <w:color w:val="000000" w:themeColor="text1"/>
-          <w:sz w:val="24"/>
-          <w:szCs w:val="24"/>
-          <w14:shadow w14:blurRad="38100" w14:dist="19050" w14:dir="2700000" w14:sx="100000" w14:sy="100000" w14:kx="0" w14:ky="0" w14:algn="tl">
-            <w14:schemeClr w14:val="dk1">
-              <w14:alpha w14:val="60000"/>
-            </w14:schemeClr>
-          </w14:shadow>
-          <w14:textOutline w14:w="0" w14:cap="flat" w14:cmpd="sng" w14:algn="ctr">
-            <w14:noFill/>
-            <w14:prstDash w14:val="solid"/>
-            <w14:round/>
-          </w14:textOutline>
-        </w:rPr>
-        <w:t>in HTML?</w:t>
+          <w:color w:val="538135" w:themeColor="accent6" w:themeShade="BF"/>
+          <w:sz w:val="24"/>
+          <w:szCs w:val="24"/>
+          <w14:shadow w14:blurRad="38100" w14:dist="25400" w14:dir="5400000" w14:sx="100000" w14:sy="100000" w14:kx="0" w14:ky="0" w14:algn="ctr">
+            <w14:srgbClr w14:val="6E747A">
+              <w14:alpha w14:val="57000"/>
+            </w14:srgbClr>
+          </w14:shadow>
+          <w14:textOutline w14:w="0" w14:cap="flat" w14:cmpd="sng" w14:algn="ctr">
+            <w14:noFill/>
+            <w14:prstDash w14:val="solid"/>
+            <w14:round/>
+          </w14:textOutline>
+        </w:rPr>
+      </w:pPr>
+      <w:r>
+        <w:rPr>
+          <w:rFonts w:ascii="Times New Roman" w:hAnsi="Times New Roman" w:cs="Times New Roman"/>
+          <w:b/>
+          <w:color w:val="538135" w:themeColor="accent6" w:themeShade="BF"/>
+          <w:sz w:val="24"/>
+          <w:szCs w:val="24"/>
+          <w14:shadow w14:blurRad="38100" w14:dist="25400" w14:dir="5400000" w14:sx="100000" w14:sy="100000" w14:kx="0" w14:ky="0" w14:algn="ctr">
+            <w14:srgbClr w14:val="6E747A">
+              <w14:alpha w14:val="57000"/>
+            </w14:srgbClr>
+          </w14:shadow>
+          <w14:textOutline w14:w="0" w14:cap="flat" w14:cmpd="sng" w14:algn="ctr">
+            <w14:noFill/>
+            <w14:prstDash w14:val="solid"/>
+            <w14:round/>
+          </w14:textOutline>
+        </w:rPr>
+        <w:t>Tag in HTML?</w:t>
       </w:r>
     </w:p>
     <w:p>
@@ -1062,6 +1003,794 @@
         </w:rPr>
         <w:t xml:space="preserve"> tag paired tag.</w:t>
       </w:r>
+    </w:p>
+    <w:p>
+      <w:pPr>
+        <w:rPr>
+          <w:rFonts w:ascii="Times New Roman" w:hAnsi="Times New Roman" w:cs="Times New Roman"/>
+          <w:b/>
+          <w:color w:val="538135" w:themeColor="accent6" w:themeShade="BF"/>
+          <w:sz w:val="24"/>
+          <w:szCs w:val="24"/>
+          <w14:shadow w14:blurRad="38100" w14:dist="25400" w14:dir="5400000" w14:sx="100000" w14:sy="100000" w14:kx="0" w14:ky="0" w14:algn="ctr">
+            <w14:srgbClr w14:val="6E747A">
+              <w14:alpha w14:val="57000"/>
+            </w14:srgbClr>
+          </w14:shadow>
+          <w14:textOutline w14:w="0" w14:cap="flat" w14:cmpd="sng" w14:algn="ctr">
+            <w14:noFill/>
+            <w14:prstDash w14:val="solid"/>
+            <w14:round/>
+          </w14:textOutline>
+        </w:rPr>
+      </w:pPr>
+      <w:r>
+        <w:rPr>
+          <w:rFonts w:ascii="Times New Roman" w:hAnsi="Times New Roman" w:cs="Times New Roman"/>
+          <w:b/>
+          <w:color w:val="538135" w:themeColor="accent6" w:themeShade="BF"/>
+          <w:sz w:val="24"/>
+          <w:szCs w:val="24"/>
+          <w14:shadow w14:blurRad="38100" w14:dist="25400" w14:dir="5400000" w14:sx="100000" w14:sy="100000" w14:kx="0" w14:ky="0" w14:algn="ctr">
+            <w14:srgbClr w14:val="6E747A">
+              <w14:alpha w14:val="57000"/>
+            </w14:srgbClr>
+          </w14:shadow>
+          <w14:textOutline w14:w="0" w14:cap="flat" w14:cmpd="sng" w14:algn="ctr">
+            <w14:noFill/>
+            <w14:prstDash w14:val="solid"/>
+            <w14:round/>
+          </w14:textOutline>
+        </w:rPr>
+        <w:t>What are the new features introduced in HTML5?</w:t>
+      </w:r>
+    </w:p>
+    <w:p>
+      <w:pPr>
+        <w:rPr>
+          <w:rFonts w:ascii="Times New Roman" w:hAnsi="Times New Roman" w:cs="Times New Roman"/>
+          <w:sz w:val="24"/>
+          <w:szCs w:val="24"/>
+        </w:rPr>
+      </w:pPr>
+      <w:r>
+        <w:rPr>
+          <w:rFonts w:ascii="Times New Roman" w:hAnsi="Times New Roman" w:cs="Times New Roman"/>
+          <w:sz w:val="24"/>
+          <w:szCs w:val="24"/>
+        </w:rPr>
+        <w:lastRenderedPageBreak/>
+        <w:t>Semantic elements: &lt;header&gt;, &lt;footer&gt;, &lt;section&gt;, &lt;article&gt;</w:t>
+      </w:r>
+    </w:p>
+    <w:p>
+      <w:pPr>
+        <w:rPr>
+          <w:rFonts w:ascii="Times New Roman" w:hAnsi="Times New Roman" w:cs="Times New Roman"/>
+          <w:sz w:val="24"/>
+          <w:szCs w:val="24"/>
+        </w:rPr>
+      </w:pPr>
+      <w:r>
+        <w:rPr>
+          <w:rFonts w:ascii="Times New Roman" w:hAnsi="Times New Roman" w:cs="Times New Roman"/>
+          <w:sz w:val="24"/>
+          <w:szCs w:val="24"/>
+        </w:rPr>
+        <w:t>Multimedia: &lt;audio&gt;, &lt;video&gt;</w:t>
+      </w:r>
+    </w:p>
+    <w:p>
+      <w:pPr>
+        <w:rPr>
+          <w:rFonts w:ascii="Times New Roman" w:hAnsi="Times New Roman" w:cs="Times New Roman"/>
+          <w:sz w:val="24"/>
+          <w:szCs w:val="24"/>
+        </w:rPr>
+      </w:pPr>
+      <w:r>
+        <w:rPr>
+          <w:rFonts w:ascii="Times New Roman" w:hAnsi="Times New Roman" w:cs="Times New Roman"/>
+          <w:sz w:val="24"/>
+          <w:szCs w:val="24"/>
+        </w:rPr>
+        <w:t>Graphics: &lt;canvas&gt;, &lt;</w:t>
+      </w:r>
+      <w:proofErr w:type="spellStart"/>
+      <w:r>
+        <w:rPr>
+          <w:rFonts w:ascii="Times New Roman" w:hAnsi="Times New Roman" w:cs="Times New Roman"/>
+          <w:sz w:val="24"/>
+          <w:szCs w:val="24"/>
+        </w:rPr>
+        <w:t>svg</w:t>
+      </w:r>
+      <w:proofErr w:type="spellEnd"/>
+      <w:r>
+        <w:rPr>
+          <w:rFonts w:ascii="Times New Roman" w:hAnsi="Times New Roman" w:cs="Times New Roman"/>
+          <w:sz w:val="24"/>
+          <w:szCs w:val="24"/>
+        </w:rPr>
+        <w:t>&gt;</w:t>
+      </w:r>
+    </w:p>
+    <w:p>
+      <w:pPr>
+        <w:rPr>
+          <w:rFonts w:ascii="Times New Roman" w:hAnsi="Times New Roman" w:cs="Times New Roman"/>
+          <w:sz w:val="24"/>
+          <w:szCs w:val="24"/>
+        </w:rPr>
+      </w:pPr>
+      <w:r>
+        <w:rPr>
+          <w:rFonts w:ascii="Times New Roman" w:hAnsi="Times New Roman" w:cs="Times New Roman"/>
+          <w:sz w:val="24"/>
+          <w:szCs w:val="24"/>
+        </w:rPr>
+        <w:t>Form enhancements: &lt;input type="date"&gt;, &lt;input type="email"&gt;, placeholder, required</w:t>
+      </w:r>
+    </w:p>
+    <w:p>
+      <w:pPr>
+        <w:rPr>
+          <w:rFonts w:ascii="Times New Roman" w:hAnsi="Times New Roman" w:cs="Times New Roman"/>
+          <w:sz w:val="24"/>
+          <w:szCs w:val="24"/>
+        </w:rPr>
+      </w:pPr>
+      <w:r>
+        <w:rPr>
+          <w:rFonts w:ascii="Times New Roman" w:hAnsi="Times New Roman" w:cs="Times New Roman"/>
+          <w:sz w:val="24"/>
+          <w:szCs w:val="24"/>
+        </w:rPr>
+        <w:t xml:space="preserve">Local storage: </w:t>
+      </w:r>
+      <w:proofErr w:type="spellStart"/>
+      <w:r>
+        <w:rPr>
+          <w:rFonts w:ascii="Times New Roman" w:hAnsi="Times New Roman" w:cs="Times New Roman"/>
+          <w:sz w:val="24"/>
+          <w:szCs w:val="24"/>
+        </w:rPr>
+        <w:t>localStorage</w:t>
+      </w:r>
+      <w:proofErr w:type="spellEnd"/>
+      <w:r>
+        <w:rPr>
+          <w:rFonts w:ascii="Times New Roman" w:hAnsi="Times New Roman" w:cs="Times New Roman"/>
+          <w:sz w:val="24"/>
+          <w:szCs w:val="24"/>
+        </w:rPr>
+        <w:t xml:space="preserve">, </w:t>
+      </w:r>
+      <w:proofErr w:type="spellStart"/>
+      <w:r>
+        <w:rPr>
+          <w:rFonts w:ascii="Times New Roman" w:hAnsi="Times New Roman" w:cs="Times New Roman"/>
+          <w:sz w:val="24"/>
+          <w:szCs w:val="24"/>
+        </w:rPr>
+        <w:t>sessionStorage</w:t>
+      </w:r>
+      <w:proofErr w:type="spellEnd"/>
+    </w:p>
+    <w:p>
+      <w:pPr>
+        <w:rPr>
+          <w:rFonts w:ascii="Times New Roman" w:hAnsi="Times New Roman" w:cs="Times New Roman"/>
+          <w:sz w:val="24"/>
+          <w:szCs w:val="24"/>
+        </w:rPr>
+      </w:pPr>
+      <w:r>
+        <w:rPr>
+          <w:rFonts w:ascii="Times New Roman" w:hAnsi="Times New Roman" w:cs="Times New Roman"/>
+          <w:sz w:val="24"/>
+          <w:szCs w:val="24"/>
+        </w:rPr>
+        <w:t>Geolocation API</w:t>
+      </w:r>
+    </w:p>
+    <w:p>
+      <w:pPr>
+        <w:rPr>
+          <w:rFonts w:ascii="Times New Roman" w:hAnsi="Times New Roman" w:cs="Times New Roman"/>
+          <w:b/>
+          <w:color w:val="538135" w:themeColor="accent6" w:themeShade="BF"/>
+          <w:sz w:val="24"/>
+          <w:szCs w:val="24"/>
+          <w14:shadow w14:blurRad="38100" w14:dist="25400" w14:dir="5400000" w14:sx="100000" w14:sy="100000" w14:kx="0" w14:ky="0" w14:algn="ctr">
+            <w14:srgbClr w14:val="6E747A">
+              <w14:alpha w14:val="57000"/>
+            </w14:srgbClr>
+          </w14:shadow>
+          <w14:textOutline w14:w="0" w14:cap="flat" w14:cmpd="sng" w14:algn="ctr">
+            <w14:noFill/>
+            <w14:prstDash w14:val="solid"/>
+            <w14:round/>
+          </w14:textOutline>
+        </w:rPr>
+      </w:pPr>
+      <w:r>
+        <w:rPr>
+          <w:rFonts w:ascii="Times New Roman" w:hAnsi="Times New Roman" w:cs="Times New Roman"/>
+          <w:b/>
+          <w:color w:val="538135" w:themeColor="accent6" w:themeShade="BF"/>
+          <w:sz w:val="24"/>
+          <w:szCs w:val="24"/>
+          <w14:shadow w14:blurRad="38100" w14:dist="25400" w14:dir="5400000" w14:sx="100000" w14:sy="100000" w14:kx="0" w14:ky="0" w14:algn="ctr">
+            <w14:srgbClr w14:val="6E747A">
+              <w14:alpha w14:val="57000"/>
+            </w14:srgbClr>
+          </w14:shadow>
+          <w14:textOutline w14:w="0" w14:cap="flat" w14:cmpd="sng" w14:algn="ctr">
+            <w14:noFill/>
+            <w14:prstDash w14:val="solid"/>
+            <w14:round/>
+          </w14:textOutline>
+        </w:rPr>
+        <w:t>What is the difference between id and class?</w:t>
+      </w:r>
+    </w:p>
+    <w:p>
+      <w:pPr>
+        <w:numPr>
+          <w:ilvl w:val="0"/>
+          <w:numId w:val="17"/>
+        </w:numPr>
+        <w:rPr>
+          <w:rFonts w:ascii="Times New Roman" w:hAnsi="Times New Roman" w:cs="Times New Roman"/>
+          <w:sz w:val="24"/>
+          <w:szCs w:val="24"/>
+        </w:rPr>
+      </w:pPr>
+      <w:proofErr w:type="spellStart"/>
+      <w:r>
+        <w:rPr>
+          <w:rFonts w:ascii="Times New Roman" w:hAnsi="Times New Roman" w:cs="Times New Roman"/>
+          <w:sz w:val="24"/>
+          <w:szCs w:val="24"/>
+        </w:rPr>
+        <w:t>id</w:t>
+      </w:r>
+      <w:proofErr w:type="spellEnd"/>
+      <w:r>
+        <w:rPr>
+          <w:rFonts w:ascii="Times New Roman" w:hAnsi="Times New Roman" w:cs="Times New Roman"/>
+          <w:sz w:val="24"/>
+          <w:szCs w:val="24"/>
+        </w:rPr>
+        <w:t xml:space="preserve"> is unique; used once per page.</w:t>
+      </w:r>
+    </w:p>
+    <w:p>
+      <w:pPr>
+        <w:numPr>
+          <w:ilvl w:val="0"/>
+          <w:numId w:val="17"/>
+        </w:numPr>
+        <w:rPr>
+          <w:rFonts w:ascii="Times New Roman" w:hAnsi="Times New Roman" w:cs="Times New Roman"/>
+          <w:sz w:val="24"/>
+          <w:szCs w:val="24"/>
+        </w:rPr>
+      </w:pPr>
+      <w:r>
+        <w:rPr>
+          <w:rFonts w:ascii="Times New Roman" w:hAnsi="Times New Roman" w:cs="Times New Roman"/>
+          <w:sz w:val="24"/>
+          <w:szCs w:val="24"/>
+        </w:rPr>
+        <w:t>class can be used multiple times; ideal for styling multiple elements.</w:t>
+      </w:r>
+    </w:p>
+    <w:p>
+      <w:pPr>
+        <w:rPr>
+          <w:rFonts w:ascii="Times New Roman" w:hAnsi="Times New Roman" w:cs="Times New Roman"/>
+          <w:b/>
+          <w:color w:val="538135" w:themeColor="accent6" w:themeShade="BF"/>
+          <w:sz w:val="24"/>
+          <w:szCs w:val="24"/>
+          <w14:shadow w14:blurRad="38100" w14:dist="25400" w14:dir="5400000" w14:sx="100000" w14:sy="100000" w14:kx="0" w14:ky="0" w14:algn="ctr">
+            <w14:srgbClr w14:val="6E747A">
+              <w14:alpha w14:val="57000"/>
+            </w14:srgbClr>
+          </w14:shadow>
+          <w14:textOutline w14:w="0" w14:cap="flat" w14:cmpd="sng" w14:algn="ctr">
+            <w14:noFill/>
+            <w14:prstDash w14:val="solid"/>
+            <w14:round/>
+          </w14:textOutline>
+        </w:rPr>
+      </w:pPr>
+      <w:r>
+        <w:rPr>
+          <w:rFonts w:ascii="Times New Roman" w:hAnsi="Times New Roman" w:cs="Times New Roman"/>
+          <w:b/>
+          <w:color w:val="538135" w:themeColor="accent6" w:themeShade="BF"/>
+          <w:sz w:val="24"/>
+          <w:szCs w:val="24"/>
+          <w14:shadow w14:blurRad="38100" w14:dist="25400" w14:dir="5400000" w14:sx="100000" w14:sy="100000" w14:kx="0" w14:ky="0" w14:algn="ctr">
+            <w14:srgbClr w14:val="6E747A">
+              <w14:alpha w14:val="57000"/>
+            </w14:srgbClr>
+          </w14:shadow>
+          <w14:textOutline w14:w="0" w14:cap="flat" w14:cmpd="sng" w14:algn="ctr">
+            <w14:noFill/>
+            <w14:prstDash w14:val="solid"/>
+            <w14:round/>
+          </w14:textOutline>
+        </w:rPr>
+        <w:t>What is the difference between &lt;section&gt;, &lt;article&gt;, &lt;aside&gt;, and &lt;div&gt;?</w:t>
+      </w:r>
+    </w:p>
+    <w:p>
+      <w:pPr>
+        <w:rPr>
+          <w:rFonts w:ascii="Times New Roman" w:hAnsi="Times New Roman" w:cs="Times New Roman"/>
+          <w:b/>
+          <w:color w:val="538135" w:themeColor="accent6" w:themeShade="BF"/>
+          <w:sz w:val="24"/>
+          <w:szCs w:val="24"/>
+          <w14:shadow w14:blurRad="38100" w14:dist="25400" w14:dir="5400000" w14:sx="100000" w14:sy="100000" w14:kx="0" w14:ky="0" w14:algn="ctr">
+            <w14:srgbClr w14:val="6E747A">
+              <w14:alpha w14:val="57000"/>
+            </w14:srgbClr>
+          </w14:shadow>
+          <w14:textOutline w14:w="0" w14:cap="flat" w14:cmpd="sng" w14:algn="ctr">
+            <w14:noFill/>
+            <w14:prstDash w14:val="solid"/>
+            <w14:round/>
+          </w14:textOutline>
+        </w:rPr>
+      </w:pPr>
+      <w:r>
+        <w:rPr>
+          <w:rFonts w:ascii="Times New Roman" w:hAnsi="Times New Roman" w:cs="Times New Roman"/>
+          <w:b/>
+          <w:color w:val="538135" w:themeColor="accent6" w:themeShade="BF"/>
+          <w:sz w:val="24"/>
+          <w:szCs w:val="24"/>
+          <w14:shadow w14:blurRad="38100" w14:dist="25400" w14:dir="5400000" w14:sx="100000" w14:sy="100000" w14:kx="0" w14:ky="0" w14:algn="ctr">
+            <w14:srgbClr w14:val="6E747A">
+              <w14:alpha w14:val="57000"/>
+            </w14:srgbClr>
+          </w14:shadow>
+          <w14:textOutline w14:w="0" w14:cap="flat" w14:cmpd="sng" w14:algn="ctr">
+            <w14:noFill/>
+            <w14:prstDash w14:val="solid"/>
+            <w14:round/>
+          </w14:textOutline>
+        </w:rPr>
+        <w:t>How does the HTML5 DOCTYPE declaration look and why is it simplified?</w:t>
+      </w:r>
+    </w:p>
+    <w:p>
+      <w:pPr>
+        <w:rPr>
+          <w:rFonts w:ascii="Times New Roman" w:hAnsi="Times New Roman" w:cs="Times New Roman"/>
+          <w:b/>
+          <w:color w:val="538135" w:themeColor="accent6" w:themeShade="BF"/>
+          <w:sz w:val="24"/>
+          <w:szCs w:val="24"/>
+          <w14:shadow w14:blurRad="38100" w14:dist="25400" w14:dir="5400000" w14:sx="100000" w14:sy="100000" w14:kx="0" w14:ky="0" w14:algn="ctr">
+            <w14:srgbClr w14:val="6E747A">
+              <w14:alpha w14:val="57000"/>
+            </w14:srgbClr>
+          </w14:shadow>
+          <w14:textOutline w14:w="0" w14:cap="flat" w14:cmpd="sng" w14:algn="ctr">
+            <w14:noFill/>
+            <w14:prstDash w14:val="solid"/>
+            <w14:round/>
+          </w14:textOutline>
+        </w:rPr>
+      </w:pPr>
+      <w:r>
+        <w:rPr>
+          <w:rFonts w:ascii="Times New Roman" w:hAnsi="Times New Roman" w:cs="Times New Roman"/>
+          <w:b/>
+          <w:color w:val="538135" w:themeColor="accent6" w:themeShade="BF"/>
+          <w:sz w:val="24"/>
+          <w:szCs w:val="24"/>
+          <w14:shadow w14:blurRad="38100" w14:dist="25400" w14:dir="5400000" w14:sx="100000" w14:sy="100000" w14:kx="0" w14:ky="0" w14:algn="ctr">
+            <w14:srgbClr w14:val="6E747A">
+              <w14:alpha w14:val="57000"/>
+            </w14:srgbClr>
+          </w14:shadow>
+          <w14:textOutline w14:w="0" w14:cap="flat" w14:cmpd="sng" w14:algn="ctr">
+            <w14:noFill/>
+            <w14:prstDash w14:val="solid"/>
+            <w14:round/>
+          </w14:textOutline>
+        </w:rPr>
+        <w:t>Explain the concept of semantic HTML. Why is it important?</w:t>
+      </w:r>
+    </w:p>
+    <w:p>
+      <w:pPr>
+        <w:rPr>
+          <w:rFonts w:ascii="Times New Roman" w:hAnsi="Times New Roman" w:cs="Times New Roman"/>
+          <w:b/>
+          <w:color w:val="538135" w:themeColor="accent6" w:themeShade="BF"/>
+          <w:sz w:val="24"/>
+          <w:szCs w:val="24"/>
+          <w14:shadow w14:blurRad="38100" w14:dist="25400" w14:dir="5400000" w14:sx="100000" w14:sy="100000" w14:kx="0" w14:ky="0" w14:algn="ctr">
+            <w14:srgbClr w14:val="6E747A">
+              <w14:alpha w14:val="57000"/>
+            </w14:srgbClr>
+          </w14:shadow>
+          <w14:textOutline w14:w="0" w14:cap="flat" w14:cmpd="sng" w14:algn="ctr">
+            <w14:noFill/>
+            <w14:prstDash w14:val="solid"/>
+            <w14:round/>
+          </w14:textOutline>
+        </w:rPr>
+      </w:pPr>
+      <w:r>
+        <w:rPr>
+          <w:rFonts w:ascii="Times New Roman" w:hAnsi="Times New Roman" w:cs="Times New Roman"/>
+          <w:b/>
+          <w:color w:val="538135" w:themeColor="accent6" w:themeShade="BF"/>
+          <w:sz w:val="24"/>
+          <w:szCs w:val="24"/>
+          <w14:shadow w14:blurRad="38100" w14:dist="25400" w14:dir="5400000" w14:sx="100000" w14:sy="100000" w14:kx="0" w14:ky="0" w14:algn="ctr">
+            <w14:srgbClr w14:val="6E747A">
+              <w14:alpha w14:val="57000"/>
+            </w14:srgbClr>
+          </w14:shadow>
+          <w14:textOutline w14:w="0" w14:cap="flat" w14:cmpd="sng" w14:algn="ctr">
+            <w14:noFill/>
+            <w14:prstDash w14:val="solid"/>
+            <w14:round/>
+          </w14:textOutline>
+        </w:rPr>
+        <w:t>What are data- attributes? How and when should you use them?*</w:t>
+      </w:r>
+    </w:p>
+    <w:p>
+      <w:pPr>
+        <w:rPr>
+          <w:rFonts w:ascii="Times New Roman" w:hAnsi="Times New Roman" w:cs="Times New Roman"/>
+          <w:b/>
+          <w:color w:val="538135" w:themeColor="accent6" w:themeShade="BF"/>
+          <w:sz w:val="24"/>
+          <w:szCs w:val="24"/>
+          <w14:shadow w14:blurRad="38100" w14:dist="25400" w14:dir="5400000" w14:sx="100000" w14:sy="100000" w14:kx="0" w14:ky="0" w14:algn="ctr">
+            <w14:srgbClr w14:val="6E747A">
+              <w14:alpha w14:val="57000"/>
+            </w14:srgbClr>
+          </w14:shadow>
+          <w14:textOutline w14:w="0" w14:cap="flat" w14:cmpd="sng" w14:algn="ctr">
+            <w14:noFill/>
+            <w14:prstDash w14:val="solid"/>
+            <w14:round/>
+          </w14:textOutline>
+        </w:rPr>
+      </w:pPr>
+      <w:r>
+        <w:rPr>
+          <w:rFonts w:ascii="Times New Roman" w:hAnsi="Times New Roman" w:cs="Times New Roman"/>
+          <w:b/>
+          <w:color w:val="538135" w:themeColor="accent6" w:themeShade="BF"/>
+          <w:sz w:val="24"/>
+          <w:szCs w:val="24"/>
+          <w14:shadow w14:blurRad="38100" w14:dist="25400" w14:dir="5400000" w14:sx="100000" w14:sy="100000" w14:kx="0" w14:ky="0" w14:algn="ctr">
+            <w14:srgbClr w14:val="6E747A">
+              <w14:alpha w14:val="57000"/>
+            </w14:srgbClr>
+          </w14:shadow>
+          <w14:textOutline w14:w="0" w14:cap="flat" w14:cmpd="sng" w14:algn="ctr">
+            <w14:noFill/>
+            <w14:prstDash w14:val="solid"/>
+            <w14:round/>
+          </w14:textOutline>
+        </w:rPr>
+        <w:t xml:space="preserve">How does HTML5 handle offline storage? Compare </w:t>
+      </w:r>
+      <w:proofErr w:type="spellStart"/>
+      <w:r>
+        <w:rPr>
+          <w:rFonts w:ascii="Times New Roman" w:hAnsi="Times New Roman" w:cs="Times New Roman"/>
+          <w:b/>
+          <w:color w:val="538135" w:themeColor="accent6" w:themeShade="BF"/>
+          <w:sz w:val="24"/>
+          <w:szCs w:val="24"/>
+          <w14:shadow w14:blurRad="38100" w14:dist="25400" w14:dir="5400000" w14:sx="100000" w14:sy="100000" w14:kx="0" w14:ky="0" w14:algn="ctr">
+            <w14:srgbClr w14:val="6E747A">
+              <w14:alpha w14:val="57000"/>
+            </w14:srgbClr>
+          </w14:shadow>
+          <w14:textOutline w14:w="0" w14:cap="flat" w14:cmpd="sng" w14:algn="ctr">
+            <w14:noFill/>
+            <w14:prstDash w14:val="solid"/>
+            <w14:round/>
+          </w14:textOutline>
+        </w:rPr>
+        <w:t>localStorage</w:t>
+      </w:r>
+      <w:proofErr w:type="spellEnd"/>
+      <w:r>
+        <w:rPr>
+          <w:rFonts w:ascii="Times New Roman" w:hAnsi="Times New Roman" w:cs="Times New Roman"/>
+          <w:b/>
+          <w:color w:val="538135" w:themeColor="accent6" w:themeShade="BF"/>
+          <w:sz w:val="24"/>
+          <w:szCs w:val="24"/>
+          <w14:shadow w14:blurRad="38100" w14:dist="25400" w14:dir="5400000" w14:sx="100000" w14:sy="100000" w14:kx="0" w14:ky="0" w14:algn="ctr">
+            <w14:srgbClr w14:val="6E747A">
+              <w14:alpha w14:val="57000"/>
+            </w14:srgbClr>
+          </w14:shadow>
+          <w14:textOutline w14:w="0" w14:cap="flat" w14:cmpd="sng" w14:algn="ctr">
+            <w14:noFill/>
+            <w14:prstDash w14:val="solid"/>
+            <w14:round/>
+          </w14:textOutline>
+        </w:rPr>
+        <w:t xml:space="preserve"> vs </w:t>
+      </w:r>
+      <w:proofErr w:type="spellStart"/>
+      <w:r>
+        <w:rPr>
+          <w:rFonts w:ascii="Times New Roman" w:hAnsi="Times New Roman" w:cs="Times New Roman"/>
+          <w:b/>
+          <w:color w:val="538135" w:themeColor="accent6" w:themeShade="BF"/>
+          <w:sz w:val="24"/>
+          <w:szCs w:val="24"/>
+          <w14:shadow w14:blurRad="38100" w14:dist="25400" w14:dir="5400000" w14:sx="100000" w14:sy="100000" w14:kx="0" w14:ky="0" w14:algn="ctr">
+            <w14:srgbClr w14:val="6E747A">
+              <w14:alpha w14:val="57000"/>
+            </w14:srgbClr>
+          </w14:shadow>
+          <w14:textOutline w14:w="0" w14:cap="flat" w14:cmpd="sng" w14:algn="ctr">
+            <w14:noFill/>
+            <w14:prstDash w14:val="solid"/>
+            <w14:round/>
+          </w14:textOutline>
+        </w:rPr>
+        <w:t>sessionStorage</w:t>
+      </w:r>
+      <w:proofErr w:type="spellEnd"/>
+      <w:r>
+        <w:rPr>
+          <w:rFonts w:ascii="Times New Roman" w:hAnsi="Times New Roman" w:cs="Times New Roman"/>
+          <w:b/>
+          <w:color w:val="538135" w:themeColor="accent6" w:themeShade="BF"/>
+          <w:sz w:val="24"/>
+          <w:szCs w:val="24"/>
+          <w14:shadow w14:blurRad="38100" w14:dist="25400" w14:dir="5400000" w14:sx="100000" w14:sy="100000" w14:kx="0" w14:ky="0" w14:algn="ctr">
+            <w14:srgbClr w14:val="6E747A">
+              <w14:alpha w14:val="57000"/>
+            </w14:srgbClr>
+          </w14:shadow>
+          <w14:textOutline w14:w="0" w14:cap="flat" w14:cmpd="sng" w14:algn="ctr">
+            <w14:noFill/>
+            <w14:prstDash w14:val="solid"/>
+            <w14:round/>
+          </w14:textOutline>
+        </w:rPr>
+        <w:t xml:space="preserve"> vs cookies.</w:t>
+      </w:r>
+    </w:p>
+    <w:p>
+      <w:pPr>
+        <w:rPr>
+          <w:rFonts w:ascii="Times New Roman" w:hAnsi="Times New Roman" w:cs="Times New Roman"/>
+          <w:b/>
+          <w:color w:val="538135" w:themeColor="accent6" w:themeShade="BF"/>
+          <w:sz w:val="24"/>
+          <w:szCs w:val="24"/>
+          <w14:shadow w14:blurRad="38100" w14:dist="25400" w14:dir="5400000" w14:sx="100000" w14:sy="100000" w14:kx="0" w14:ky="0" w14:algn="ctr">
+            <w14:srgbClr w14:val="6E747A">
+              <w14:alpha w14:val="57000"/>
+            </w14:srgbClr>
+          </w14:shadow>
+          <w14:textOutline w14:w="0" w14:cap="flat" w14:cmpd="sng" w14:algn="ctr">
+            <w14:noFill/>
+            <w14:prstDash w14:val="solid"/>
+            <w14:round/>
+          </w14:textOutline>
+        </w:rPr>
+      </w:pPr>
+      <w:r>
+        <w:rPr>
+          <w:rFonts w:ascii="Times New Roman" w:hAnsi="Times New Roman" w:cs="Times New Roman"/>
+          <w:b/>
+          <w:color w:val="538135" w:themeColor="accent6" w:themeShade="BF"/>
+          <w:sz w:val="24"/>
+          <w:szCs w:val="24"/>
+          <w14:shadow w14:blurRad="38100" w14:dist="25400" w14:dir="5400000" w14:sx="100000" w14:sy="100000" w14:kx="0" w14:ky="0" w14:algn="ctr">
+            <w14:srgbClr w14:val="6E747A">
+              <w14:alpha w14:val="57000"/>
+            </w14:srgbClr>
+          </w14:shadow>
+          <w14:textOutline w14:w="0" w14:cap="flat" w14:cmpd="sng" w14:algn="ctr">
+            <w14:noFill/>
+            <w14:prstDash w14:val="solid"/>
+            <w14:round/>
+          </w14:textOutline>
+        </w:rPr>
+        <w:t>Describe semantic tags.</w:t>
+      </w:r>
+    </w:p>
+    <w:p>
+      <w:pPr>
+        <w:rPr>
+          <w:rFonts w:ascii="Times New Roman" w:hAnsi="Times New Roman" w:cs="Times New Roman"/>
+          <w:b/>
+          <w:color w:val="538135" w:themeColor="accent6" w:themeShade="BF"/>
+          <w:sz w:val="24"/>
+          <w:szCs w:val="24"/>
+          <w14:shadow w14:blurRad="38100" w14:dist="25400" w14:dir="5400000" w14:sx="100000" w14:sy="100000" w14:kx="0" w14:ky="0" w14:algn="ctr">
+            <w14:srgbClr w14:val="6E747A">
+              <w14:alpha w14:val="57000"/>
+            </w14:srgbClr>
+          </w14:shadow>
+          <w14:textOutline w14:w="0" w14:cap="flat" w14:cmpd="sng" w14:algn="ctr">
+            <w14:noFill/>
+            <w14:prstDash w14:val="solid"/>
+            <w14:round/>
+          </w14:textOutline>
+        </w:rPr>
+      </w:pPr>
+      <w:r>
+        <w:rPr>
+          <w:rFonts w:ascii="Times New Roman" w:hAnsi="Times New Roman" w:cs="Times New Roman"/>
+          <w:b/>
+          <w:color w:val="538135" w:themeColor="accent6" w:themeShade="BF"/>
+          <w:sz w:val="24"/>
+          <w:szCs w:val="24"/>
+          <w14:shadow w14:blurRad="38100" w14:dist="25400" w14:dir="5400000" w14:sx="100000" w14:sy="100000" w14:kx="0" w14:ky="0" w14:algn="ctr">
+            <w14:srgbClr w14:val="6E747A">
+              <w14:alpha w14:val="57000"/>
+            </w14:srgbClr>
+          </w14:shadow>
+          <w14:textOutline w14:w="0" w14:cap="flat" w14:cmpd="sng" w14:algn="ctr">
+            <w14:noFill/>
+            <w14:prstDash w14:val="solid"/>
+            <w14:round/>
+          </w14:textOutline>
+        </w:rPr>
+        <w:t xml:space="preserve">Semantic tags describe the </w:t>
+      </w:r>
+      <w:r>
+        <w:rPr>
+          <w:rFonts w:ascii="Times New Roman" w:hAnsi="Times New Roman" w:cs="Times New Roman"/>
+          <w:b/>
+          <w:bCs/>
+          <w:color w:val="538135" w:themeColor="accent6" w:themeShade="BF"/>
+          <w:sz w:val="24"/>
+          <w:szCs w:val="24"/>
+          <w14:shadow w14:blurRad="38100" w14:dist="25400" w14:dir="5400000" w14:sx="100000" w14:sy="100000" w14:kx="0" w14:ky="0" w14:algn="ctr">
+            <w14:srgbClr w14:val="6E747A">
+              <w14:alpha w14:val="57000"/>
+            </w14:srgbClr>
+          </w14:shadow>
+          <w14:textOutline w14:w="0" w14:cap="flat" w14:cmpd="sng" w14:algn="ctr">
+            <w14:noFill/>
+            <w14:prstDash w14:val="solid"/>
+            <w14:round/>
+          </w14:textOutline>
+        </w:rPr>
+        <w:t>meaning</w:t>
+      </w:r>
+      <w:r>
+        <w:rPr>
+          <w:rFonts w:ascii="Times New Roman" w:hAnsi="Times New Roman" w:cs="Times New Roman"/>
+          <w:b/>
+          <w:color w:val="538135" w:themeColor="accent6" w:themeShade="BF"/>
+          <w:sz w:val="24"/>
+          <w:szCs w:val="24"/>
+          <w14:shadow w14:blurRad="38100" w14:dist="25400" w14:dir="5400000" w14:sx="100000" w14:sy="100000" w14:kx="0" w14:ky="0" w14:algn="ctr">
+            <w14:srgbClr w14:val="6E747A">
+              <w14:alpha w14:val="57000"/>
+            </w14:srgbClr>
+          </w14:shadow>
+          <w14:textOutline w14:w="0" w14:cap="flat" w14:cmpd="sng" w14:algn="ctr">
+            <w14:noFill/>
+            <w14:prstDash w14:val="solid"/>
+            <w14:round/>
+          </w14:textOutline>
+        </w:rPr>
+        <w:t xml:space="preserve"> of the content:</w:t>
+      </w:r>
+    </w:p>
+    <w:p>
+      <w:pPr>
+        <w:numPr>
+          <w:ilvl w:val="0"/>
+          <w:numId w:val="18"/>
+        </w:numPr>
+        <w:rPr>
+          <w:rFonts w:ascii="Times New Roman" w:hAnsi="Times New Roman" w:cs="Times New Roman"/>
+          <w:sz w:val="24"/>
+          <w:szCs w:val="24"/>
+        </w:rPr>
+      </w:pPr>
+      <w:r>
+        <w:rPr>
+          <w:rFonts w:ascii="Times New Roman" w:hAnsi="Times New Roman" w:cs="Times New Roman"/>
+          <w:sz w:val="24"/>
+          <w:szCs w:val="24"/>
+        </w:rPr>
+        <w:t>&lt;article&gt; – self-contained content</w:t>
+      </w:r>
+    </w:p>
+    <w:p>
+      <w:pPr>
+        <w:numPr>
+          <w:ilvl w:val="0"/>
+          <w:numId w:val="18"/>
+        </w:numPr>
+        <w:rPr>
+          <w:rFonts w:ascii="Times New Roman" w:hAnsi="Times New Roman" w:cs="Times New Roman"/>
+          <w:sz w:val="24"/>
+          <w:szCs w:val="24"/>
+        </w:rPr>
+      </w:pPr>
+      <w:r>
+        <w:rPr>
+          <w:rFonts w:ascii="Times New Roman" w:hAnsi="Times New Roman" w:cs="Times New Roman"/>
+          <w:sz w:val="24"/>
+          <w:szCs w:val="24"/>
+        </w:rPr>
+        <w:t>&lt;aside&gt; – sidebar content</w:t>
+      </w:r>
+    </w:p>
+    <w:p>
+      <w:pPr>
+        <w:numPr>
+          <w:ilvl w:val="0"/>
+          <w:numId w:val="18"/>
+        </w:numPr>
+        <w:rPr>
+          <w:rFonts w:ascii="Times New Roman" w:hAnsi="Times New Roman" w:cs="Times New Roman"/>
+          <w:sz w:val="24"/>
+          <w:szCs w:val="24"/>
+        </w:rPr>
+      </w:pPr>
+      <w:r>
+        <w:rPr>
+          <w:rFonts w:ascii="Times New Roman" w:hAnsi="Times New Roman" w:cs="Times New Roman"/>
+          <w:sz w:val="24"/>
+          <w:szCs w:val="24"/>
+        </w:rPr>
+        <w:t>&lt;nav&gt; – navigation links</w:t>
+      </w:r>
+    </w:p>
+    <w:p>
+      <w:pPr>
+        <w:numPr>
+          <w:ilvl w:val="0"/>
+          <w:numId w:val="18"/>
+        </w:numPr>
+        <w:rPr>
+          <w:rFonts w:ascii="Times New Roman" w:hAnsi="Times New Roman" w:cs="Times New Roman"/>
+          <w:sz w:val="24"/>
+          <w:szCs w:val="24"/>
+        </w:rPr>
+      </w:pPr>
+      <w:r>
+        <w:rPr>
+          <w:rFonts w:ascii="Times New Roman" w:hAnsi="Times New Roman" w:cs="Times New Roman"/>
+          <w:sz w:val="24"/>
+          <w:szCs w:val="24"/>
+        </w:rPr>
+        <w:t>&lt;main&gt; – main document content</w:t>
+      </w:r>
+    </w:p>
+    <w:p>
+      <w:pPr>
+        <w:rPr>
+          <w:rFonts w:ascii="Times New Roman" w:hAnsi="Times New Roman" w:cs="Times New Roman"/>
+          <w:sz w:val="24"/>
+          <w:szCs w:val="24"/>
+        </w:rPr>
+      </w:pPr>
     </w:p>
     <w:p>
       <w:pPr>
@@ -1103,303 +1832,6 @@
     </w:p>
     <w:p>
       <w:pPr>
-        <w:rPr>
-          <w:rFonts w:ascii="Times New Roman" w:hAnsi="Times New Roman" w:cs="Times New Roman"/>
-          <w:b/>
-          <w:bCs/>
-          <w:color w:val="000000" w:themeColor="text1"/>
-          <w:sz w:val="24"/>
-          <w:szCs w:val="24"/>
-          <w14:shadow w14:blurRad="38100" w14:dist="19050" w14:dir="2700000" w14:sx="100000" w14:sy="100000" w14:kx="0" w14:ky="0" w14:algn="tl">
-            <w14:schemeClr w14:val="dk1">
-              <w14:alpha w14:val="60000"/>
-            </w14:schemeClr>
-          </w14:shadow>
-          <w14:textOutline w14:w="0" w14:cap="flat" w14:cmpd="sng" w14:algn="ctr">
-            <w14:noFill/>
-            <w14:prstDash w14:val="solid"/>
-            <w14:round/>
-          </w14:textOutline>
-        </w:rPr>
-      </w:pPr>
-      <w:r>
-        <w:rPr>
-          <w:rFonts w:ascii="Times New Roman" w:hAnsi="Times New Roman" w:cs="Times New Roman"/>
-          <w:b/>
-          <w:bCs/>
-          <w:color w:val="000000" w:themeColor="text1"/>
-          <w:sz w:val="24"/>
-          <w:szCs w:val="24"/>
-          <w14:shadow w14:blurRad="38100" w14:dist="19050" w14:dir="2700000" w14:sx="100000" w14:sy="100000" w14:kx="0" w14:ky="0" w14:algn="tl">
-            <w14:schemeClr w14:val="dk1">
-              <w14:alpha w14:val="60000"/>
-            </w14:schemeClr>
-          </w14:shadow>
-          <w14:textOutline w14:w="0" w14:cap="flat" w14:cmpd="sng" w14:algn="ctr">
-            <w14:noFill/>
-            <w14:prstDash w14:val="solid"/>
-            <w14:round/>
-          </w14:textOutline>
-        </w:rPr>
-        <w:lastRenderedPageBreak/>
-        <w:t>What is CSS and its uses</w:t>
-      </w:r>
-      <w:r>
-        <w:rPr>
-          <w:rFonts w:ascii="Times New Roman" w:hAnsi="Times New Roman" w:cs="Times New Roman"/>
-          <w:b/>
-          <w:bCs/>
-          <w:color w:val="000000" w:themeColor="text1"/>
-          <w:sz w:val="24"/>
-          <w:szCs w:val="24"/>
-          <w14:shadow w14:blurRad="38100" w14:dist="19050" w14:dir="2700000" w14:sx="100000" w14:sy="100000" w14:kx="0" w14:ky="0" w14:algn="tl">
-            <w14:schemeClr w14:val="dk1">
-              <w14:alpha w14:val="60000"/>
-            </w14:schemeClr>
-          </w14:shadow>
-          <w14:textOutline w14:w="0" w14:cap="flat" w14:cmpd="sng" w14:algn="ctr">
-            <w14:noFill/>
-            <w14:prstDash w14:val="solid"/>
-            <w14:round/>
-          </w14:textOutline>
-        </w:rPr>
-        <w:t>?</w:t>
-      </w:r>
-    </w:p>
-    <w:p>
-      <w:pPr>
-        <w:rPr>
-          <w:rFonts w:ascii="Times New Roman" w:hAnsi="Times New Roman" w:cs="Times New Roman"/>
-          <w:color w:val="000000" w:themeColor="text1"/>
-          <w:sz w:val="24"/>
-          <w:szCs w:val="24"/>
-          <w14:shadow w14:blurRad="38100" w14:dist="19050" w14:dir="2700000" w14:sx="100000" w14:sy="100000" w14:kx="0" w14:ky="0" w14:algn="tl">
-            <w14:schemeClr w14:val="dk1">
-              <w14:alpha w14:val="60000"/>
-            </w14:schemeClr>
-          </w14:shadow>
-          <w14:textOutline w14:w="0" w14:cap="flat" w14:cmpd="sng" w14:algn="ctr">
-            <w14:noFill/>
-            <w14:prstDash w14:val="solid"/>
-            <w14:round/>
-          </w14:textOutline>
-        </w:rPr>
-      </w:pPr>
-      <w:r>
-        <w:rPr>
-          <w:rFonts w:ascii="Times New Roman" w:hAnsi="Times New Roman" w:cs="Times New Roman"/>
-          <w:color w:val="000000" w:themeColor="text1"/>
-          <w:sz w:val="24"/>
-          <w:szCs w:val="24"/>
-          <w14:shadow w14:blurRad="38100" w14:dist="19050" w14:dir="2700000" w14:sx="100000" w14:sy="100000" w14:kx="0" w14:ky="0" w14:algn="tl">
-            <w14:schemeClr w14:val="dk1">
-              <w14:alpha w14:val="60000"/>
-            </w14:schemeClr>
-          </w14:shadow>
-          <w14:textOutline w14:w="0" w14:cap="flat" w14:cmpd="sng" w14:algn="ctr">
-            <w14:noFill/>
-            <w14:prstDash w14:val="solid"/>
-            <w14:round/>
-          </w14:textOutline>
-        </w:rPr>
-        <w:t xml:space="preserve">CSS stands for </w:t>
-      </w:r>
-      <w:r>
-        <w:rPr>
-          <w:rFonts w:ascii="Times New Roman" w:hAnsi="Times New Roman" w:cs="Times New Roman"/>
-          <w:b/>
-          <w:bCs/>
-          <w:color w:val="000000" w:themeColor="text1"/>
-          <w:sz w:val="24"/>
-          <w:szCs w:val="24"/>
-          <w14:shadow w14:blurRad="38100" w14:dist="19050" w14:dir="2700000" w14:sx="100000" w14:sy="100000" w14:kx="0" w14:ky="0" w14:algn="tl">
-            <w14:schemeClr w14:val="dk1">
-              <w14:alpha w14:val="60000"/>
-            </w14:schemeClr>
-          </w14:shadow>
-          <w14:textOutline w14:w="0" w14:cap="flat" w14:cmpd="sng" w14:algn="ctr">
-            <w14:noFill/>
-            <w14:prstDash w14:val="solid"/>
-            <w14:round/>
-          </w14:textOutline>
-        </w:rPr>
-        <w:t>Cascading Style Sheets</w:t>
-      </w:r>
-      <w:r>
-        <w:rPr>
-          <w:rFonts w:ascii="Times New Roman" w:hAnsi="Times New Roman" w:cs="Times New Roman"/>
-          <w:color w:val="000000" w:themeColor="text1"/>
-          <w:sz w:val="24"/>
-          <w:szCs w:val="24"/>
-          <w14:shadow w14:blurRad="38100" w14:dist="19050" w14:dir="2700000" w14:sx="100000" w14:sy="100000" w14:kx="0" w14:ky="0" w14:algn="tl">
-            <w14:schemeClr w14:val="dk1">
-              <w14:alpha w14:val="60000"/>
-            </w14:schemeClr>
-          </w14:shadow>
-          <w14:textOutline w14:w="0" w14:cap="flat" w14:cmpd="sng" w14:algn="ctr">
-            <w14:noFill/>
-            <w14:prstDash w14:val="solid"/>
-            <w14:round/>
-          </w14:textOutline>
-        </w:rPr>
-        <w:t>, and it is a language used for styling and formatting</w:t>
-      </w:r>
-      <w:r>
-        <w:rPr>
-          <w:rFonts w:ascii="Times New Roman" w:hAnsi="Times New Roman" w:cs="Times New Roman"/>
-          <w:color w:val="000000" w:themeColor="text1"/>
-          <w:sz w:val="24"/>
-          <w:szCs w:val="24"/>
-          <w14:shadow w14:blurRad="38100" w14:dist="19050" w14:dir="2700000" w14:sx="100000" w14:sy="100000" w14:kx="0" w14:ky="0" w14:algn="tl">
-            <w14:schemeClr w14:val="dk1">
-              <w14:alpha w14:val="60000"/>
-            </w14:schemeClr>
-          </w14:shadow>
-          <w14:textOutline w14:w="0" w14:cap="flat" w14:cmpd="sng" w14:algn="ctr">
-            <w14:noFill/>
-            <w14:prstDash w14:val="solid"/>
-            <w14:round/>
-          </w14:textOutline>
-        </w:rPr>
-        <w:t xml:space="preserve"> </w:t>
-      </w:r>
-      <w:r>
-        <w:rPr>
-          <w:rFonts w:ascii="Times New Roman" w:hAnsi="Times New Roman" w:cs="Times New Roman"/>
-          <w:color w:val="000000" w:themeColor="text1"/>
-          <w:sz w:val="24"/>
-          <w:szCs w:val="24"/>
-          <w14:shadow w14:blurRad="38100" w14:dist="19050" w14:dir="2700000" w14:sx="100000" w14:sy="100000" w14:kx="0" w14:ky="0" w14:algn="tl">
-            <w14:schemeClr w14:val="dk1">
-              <w14:alpha w14:val="60000"/>
-            </w14:schemeClr>
-          </w14:shadow>
-          <w14:textOutline w14:w="0" w14:cap="flat" w14:cmpd="sng" w14:algn="ctr">
-            <w14:noFill/>
-            <w14:prstDash w14:val="solid"/>
-            <w14:round/>
-          </w14:textOutline>
-        </w:rPr>
-        <w:t xml:space="preserve">HTML elements or </w:t>
-      </w:r>
-      <w:r>
-        <w:rPr>
-          <w:rFonts w:ascii="Times New Roman" w:hAnsi="Times New Roman" w:cs="Times New Roman"/>
-          <w:color w:val="000000" w:themeColor="text1"/>
-          <w:sz w:val="24"/>
-          <w:szCs w:val="24"/>
-          <w14:shadow w14:blurRad="38100" w14:dist="19050" w14:dir="2700000" w14:sx="100000" w14:sy="100000" w14:kx="0" w14:ky="0" w14:algn="tl">
-            <w14:schemeClr w14:val="dk1">
-              <w14:alpha w14:val="60000"/>
-            </w14:schemeClr>
-          </w14:shadow>
-          <w14:textOutline w14:w="0" w14:cap="flat" w14:cmpd="sng" w14:algn="ctr">
-            <w14:noFill/>
-            <w14:prstDash w14:val="solid"/>
-            <w14:round/>
-          </w14:textOutline>
-        </w:rPr>
-        <w:t>UI components</w:t>
-      </w:r>
-      <w:r>
-        <w:rPr>
-          <w:rFonts w:ascii="Times New Roman" w:hAnsi="Times New Roman" w:cs="Times New Roman"/>
-          <w:color w:val="000000" w:themeColor="text1"/>
-          <w:sz w:val="24"/>
-          <w:szCs w:val="24"/>
-          <w14:shadow w14:blurRad="38100" w14:dist="19050" w14:dir="2700000" w14:sx="100000" w14:sy="100000" w14:kx="0" w14:ky="0" w14:algn="tl">
-            <w14:schemeClr w14:val="dk1">
-              <w14:alpha w14:val="60000"/>
-            </w14:schemeClr>
-          </w14:shadow>
-          <w14:textOutline w14:w="0" w14:cap="flat" w14:cmpd="sng" w14:algn="ctr">
-            <w14:noFill/>
-            <w14:prstDash w14:val="solid"/>
-            <w14:round/>
-          </w14:textOutline>
-        </w:rPr>
-        <w:t xml:space="preserve"> how it should </w:t>
-      </w:r>
-      <w:r>
-        <w:rPr>
-          <w:rFonts w:ascii="Times New Roman" w:hAnsi="Times New Roman" w:cs="Times New Roman"/>
-          <w:color w:val="000000" w:themeColor="text1"/>
-          <w:sz w:val="24"/>
-          <w:szCs w:val="24"/>
-          <w14:shadow w14:blurRad="38100" w14:dist="19050" w14:dir="2700000" w14:sx="100000" w14:sy="100000" w14:kx="0" w14:ky="0" w14:algn="tl">
-            <w14:schemeClr w14:val="dk1">
-              <w14:alpha w14:val="60000"/>
-            </w14:schemeClr>
-          </w14:shadow>
-          <w14:textOutline w14:w="0" w14:cap="flat" w14:cmpd="sng" w14:algn="ctr">
-            <w14:noFill/>
-            <w14:prstDash w14:val="solid"/>
-            <w14:round/>
-          </w14:textOutline>
-        </w:rPr>
-        <w:t>display</w:t>
-      </w:r>
-      <w:r>
-        <w:rPr>
-          <w:rFonts w:ascii="Times New Roman" w:hAnsi="Times New Roman" w:cs="Times New Roman"/>
-          <w:color w:val="000000" w:themeColor="text1"/>
-          <w:sz w:val="24"/>
-          <w:szCs w:val="24"/>
-          <w14:shadow w14:blurRad="38100" w14:dist="19050" w14:dir="2700000" w14:sx="100000" w14:sy="100000" w14:kx="0" w14:ky="0" w14:algn="tl">
-            <w14:schemeClr w14:val="dk1">
-              <w14:alpha w14:val="60000"/>
-            </w14:schemeClr>
-          </w14:shadow>
-          <w14:textOutline w14:w="0" w14:cap="flat" w14:cmpd="sng" w14:algn="ctr">
-            <w14:noFill/>
-            <w14:prstDash w14:val="solid"/>
-            <w14:round/>
-          </w14:textOutline>
-        </w:rPr>
-        <w:t xml:space="preserve"> on web page.</w:t>
-      </w:r>
-    </w:p>
-    <w:p>
-      <w:pPr>
-        <w:rPr>
-          <w:rFonts w:ascii="Times New Roman" w:hAnsi="Times New Roman" w:cs="Times New Roman"/>
-          <w:color w:val="000000" w:themeColor="text1"/>
-          <w:sz w:val="24"/>
-          <w:szCs w:val="24"/>
-          <w14:shadow w14:blurRad="38100" w14:dist="19050" w14:dir="2700000" w14:sx="100000" w14:sy="100000" w14:kx="0" w14:ky="0" w14:algn="tl">
-            <w14:schemeClr w14:val="dk1">
-              <w14:alpha w14:val="60000"/>
-            </w14:schemeClr>
-          </w14:shadow>
-          <w14:textOutline w14:w="0" w14:cap="flat" w14:cmpd="sng" w14:algn="ctr">
-            <w14:noFill/>
-            <w14:prstDash w14:val="solid"/>
-            <w14:round/>
-          </w14:textOutline>
-        </w:rPr>
-      </w:pPr>
-      <w:r>
-        <w:rPr>
-          <w:rFonts w:ascii="Times New Roman" w:hAnsi="Times New Roman" w:cs="Times New Roman"/>
-          <w:color w:val="000000" w:themeColor="text1"/>
-          <w:sz w:val="24"/>
-          <w:szCs w:val="24"/>
-          <w14:shadow w14:blurRad="38100" w14:dist="19050" w14:dir="2700000" w14:sx="100000" w14:sy="100000" w14:kx="0" w14:ky="0" w14:algn="tl">
-            <w14:schemeClr w14:val="dk1">
-              <w14:alpha w14:val="60000"/>
-            </w14:schemeClr>
-          </w14:shadow>
-          <w14:textOutline w14:w="0" w14:cap="flat" w14:cmpd="sng" w14:algn="ctr">
-            <w14:noFill/>
-            <w14:prstDash w14:val="solid"/>
-            <w14:round/>
-          </w14:textOutline>
-        </w:rPr>
-        <w:t>Using CSS properties HTML elements will be styled up.</w:t>
-      </w:r>
-    </w:p>
-    <w:p>
-      <w:pPr>
         <w:ind w:left="720" w:firstLine="720"/>
         <w:rPr>
           <w:rFonts w:ascii="Times New Roman" w:hAnsi="Times New Roman" w:cs="Times New Roman"/>
@@ -1417,6 +1849,280 @@
           </w14:textOutline>
         </w:rPr>
       </w:pPr>
+      <w:r>
+        <w:rPr>
+          <w:rFonts w:ascii="Times New Roman" w:hAnsi="Times New Roman" w:cs="Times New Roman"/>
+          <w:b/>
+          <w:bCs/>
+          <w:color w:val="000000" w:themeColor="text1"/>
+          <w:sz w:val="24"/>
+          <w:szCs w:val="24"/>
+          <w14:shadow w14:blurRad="38100" w14:dist="19050" w14:dir="2700000" w14:sx="100000" w14:sy="100000" w14:kx="0" w14:ky="0" w14:algn="tl">
+            <w14:schemeClr w14:val="dk1">
+              <w14:alpha w14:val="60000"/>
+            </w14:schemeClr>
+          </w14:shadow>
+          <w14:textOutline w14:w="0" w14:cap="flat" w14:cmpd="sng" w14:algn="ctr">
+            <w14:noFill/>
+            <w14:prstDash w14:val="solid"/>
+            <w14:round/>
+          </w14:textOutline>
+        </w:rPr>
+        <w:t>What is CSS and its uses</w:t>
+      </w:r>
+      <w:r>
+        <w:rPr>
+          <w:rFonts w:ascii="Times New Roman" w:hAnsi="Times New Roman" w:cs="Times New Roman"/>
+          <w:b/>
+          <w:bCs/>
+          <w:color w:val="000000" w:themeColor="text1"/>
+          <w:sz w:val="24"/>
+          <w:szCs w:val="24"/>
+          <w14:shadow w14:blurRad="38100" w14:dist="19050" w14:dir="2700000" w14:sx="100000" w14:sy="100000" w14:kx="0" w14:ky="0" w14:algn="tl">
+            <w14:schemeClr w14:val="dk1">
+              <w14:alpha w14:val="60000"/>
+            </w14:schemeClr>
+          </w14:shadow>
+          <w14:textOutline w14:w="0" w14:cap="flat" w14:cmpd="sng" w14:algn="ctr">
+            <w14:noFill/>
+            <w14:prstDash w14:val="solid"/>
+            <w14:round/>
+          </w14:textOutline>
+        </w:rPr>
+        <w:t>?</w:t>
+      </w:r>
+    </w:p>
+    <w:p>
+      <w:pPr>
+        <w:rPr>
+          <w:rFonts w:ascii="Times New Roman" w:hAnsi="Times New Roman" w:cs="Times New Roman"/>
+          <w:color w:val="000000" w:themeColor="text1"/>
+          <w:sz w:val="24"/>
+          <w:szCs w:val="24"/>
+          <w14:shadow w14:blurRad="38100" w14:dist="19050" w14:dir="2700000" w14:sx="100000" w14:sy="100000" w14:kx="0" w14:ky="0" w14:algn="tl">
+            <w14:schemeClr w14:val="dk1">
+              <w14:alpha w14:val="60000"/>
+            </w14:schemeClr>
+          </w14:shadow>
+          <w14:textOutline w14:w="0" w14:cap="flat" w14:cmpd="sng" w14:algn="ctr">
+            <w14:noFill/>
+            <w14:prstDash w14:val="solid"/>
+            <w14:round/>
+          </w14:textOutline>
+        </w:rPr>
+      </w:pPr>
+      <w:r>
+        <w:rPr>
+          <w:rFonts w:ascii="Times New Roman" w:hAnsi="Times New Roman" w:cs="Times New Roman"/>
+          <w:color w:val="000000" w:themeColor="text1"/>
+          <w:sz w:val="24"/>
+          <w:szCs w:val="24"/>
+          <w14:shadow w14:blurRad="38100" w14:dist="19050" w14:dir="2700000" w14:sx="100000" w14:sy="100000" w14:kx="0" w14:ky="0" w14:algn="tl">
+            <w14:schemeClr w14:val="dk1">
+              <w14:alpha w14:val="60000"/>
+            </w14:schemeClr>
+          </w14:shadow>
+          <w14:textOutline w14:w="0" w14:cap="flat" w14:cmpd="sng" w14:algn="ctr">
+            <w14:noFill/>
+            <w14:prstDash w14:val="solid"/>
+            <w14:round/>
+          </w14:textOutline>
+        </w:rPr>
+        <w:t xml:space="preserve">CSS stands for </w:t>
+      </w:r>
+      <w:r>
+        <w:rPr>
+          <w:rFonts w:ascii="Times New Roman" w:hAnsi="Times New Roman" w:cs="Times New Roman"/>
+          <w:b/>
+          <w:bCs/>
+          <w:color w:val="000000" w:themeColor="text1"/>
+          <w:sz w:val="24"/>
+          <w:szCs w:val="24"/>
+          <w14:shadow w14:blurRad="38100" w14:dist="19050" w14:dir="2700000" w14:sx="100000" w14:sy="100000" w14:kx="0" w14:ky="0" w14:algn="tl">
+            <w14:schemeClr w14:val="dk1">
+              <w14:alpha w14:val="60000"/>
+            </w14:schemeClr>
+          </w14:shadow>
+          <w14:textOutline w14:w="0" w14:cap="flat" w14:cmpd="sng" w14:algn="ctr">
+            <w14:noFill/>
+            <w14:prstDash w14:val="solid"/>
+            <w14:round/>
+          </w14:textOutline>
+        </w:rPr>
+        <w:t>Cascading Style Sheets</w:t>
+      </w:r>
+      <w:r>
+        <w:rPr>
+          <w:rFonts w:ascii="Times New Roman" w:hAnsi="Times New Roman" w:cs="Times New Roman"/>
+          <w:color w:val="000000" w:themeColor="text1"/>
+          <w:sz w:val="24"/>
+          <w:szCs w:val="24"/>
+          <w14:shadow w14:blurRad="38100" w14:dist="19050" w14:dir="2700000" w14:sx="100000" w14:sy="100000" w14:kx="0" w14:ky="0" w14:algn="tl">
+            <w14:schemeClr w14:val="dk1">
+              <w14:alpha w14:val="60000"/>
+            </w14:schemeClr>
+          </w14:shadow>
+          <w14:textOutline w14:w="0" w14:cap="flat" w14:cmpd="sng" w14:algn="ctr">
+            <w14:noFill/>
+            <w14:prstDash w14:val="solid"/>
+            <w14:round/>
+          </w14:textOutline>
+        </w:rPr>
+        <w:t>, and it is a language used for styling and formatting</w:t>
+      </w:r>
+      <w:r>
+        <w:rPr>
+          <w:rFonts w:ascii="Times New Roman" w:hAnsi="Times New Roman" w:cs="Times New Roman"/>
+          <w:color w:val="000000" w:themeColor="text1"/>
+          <w:sz w:val="24"/>
+          <w:szCs w:val="24"/>
+          <w14:shadow w14:blurRad="38100" w14:dist="19050" w14:dir="2700000" w14:sx="100000" w14:sy="100000" w14:kx="0" w14:ky="0" w14:algn="tl">
+            <w14:schemeClr w14:val="dk1">
+              <w14:alpha w14:val="60000"/>
+            </w14:schemeClr>
+          </w14:shadow>
+          <w14:textOutline w14:w="0" w14:cap="flat" w14:cmpd="sng" w14:algn="ctr">
+            <w14:noFill/>
+            <w14:prstDash w14:val="solid"/>
+            <w14:round/>
+          </w14:textOutline>
+        </w:rPr>
+        <w:t xml:space="preserve"> </w:t>
+      </w:r>
+      <w:r>
+        <w:rPr>
+          <w:rFonts w:ascii="Times New Roman" w:hAnsi="Times New Roman" w:cs="Times New Roman"/>
+          <w:color w:val="000000" w:themeColor="text1"/>
+          <w:sz w:val="24"/>
+          <w:szCs w:val="24"/>
+          <w14:shadow w14:blurRad="38100" w14:dist="19050" w14:dir="2700000" w14:sx="100000" w14:sy="100000" w14:kx="0" w14:ky="0" w14:algn="tl">
+            <w14:schemeClr w14:val="dk1">
+              <w14:alpha w14:val="60000"/>
+            </w14:schemeClr>
+          </w14:shadow>
+          <w14:textOutline w14:w="0" w14:cap="flat" w14:cmpd="sng" w14:algn="ctr">
+            <w14:noFill/>
+            <w14:prstDash w14:val="solid"/>
+            <w14:round/>
+          </w14:textOutline>
+        </w:rPr>
+        <w:t xml:space="preserve">HTML elements or </w:t>
+      </w:r>
+      <w:r>
+        <w:rPr>
+          <w:rFonts w:ascii="Times New Roman" w:hAnsi="Times New Roman" w:cs="Times New Roman"/>
+          <w:color w:val="000000" w:themeColor="text1"/>
+          <w:sz w:val="24"/>
+          <w:szCs w:val="24"/>
+          <w14:shadow w14:blurRad="38100" w14:dist="19050" w14:dir="2700000" w14:sx="100000" w14:sy="100000" w14:kx="0" w14:ky="0" w14:algn="tl">
+            <w14:schemeClr w14:val="dk1">
+              <w14:alpha w14:val="60000"/>
+            </w14:schemeClr>
+          </w14:shadow>
+          <w14:textOutline w14:w="0" w14:cap="flat" w14:cmpd="sng" w14:algn="ctr">
+            <w14:noFill/>
+            <w14:prstDash w14:val="solid"/>
+            <w14:round/>
+          </w14:textOutline>
+        </w:rPr>
+        <w:t>UI components</w:t>
+      </w:r>
+      <w:r>
+        <w:rPr>
+          <w:rFonts w:ascii="Times New Roman" w:hAnsi="Times New Roman" w:cs="Times New Roman"/>
+          <w:color w:val="000000" w:themeColor="text1"/>
+          <w:sz w:val="24"/>
+          <w:szCs w:val="24"/>
+          <w14:shadow w14:blurRad="38100" w14:dist="19050" w14:dir="2700000" w14:sx="100000" w14:sy="100000" w14:kx="0" w14:ky="0" w14:algn="tl">
+            <w14:schemeClr w14:val="dk1">
+              <w14:alpha w14:val="60000"/>
+            </w14:schemeClr>
+          </w14:shadow>
+          <w14:textOutline w14:w="0" w14:cap="flat" w14:cmpd="sng" w14:algn="ctr">
+            <w14:noFill/>
+            <w14:prstDash w14:val="solid"/>
+            <w14:round/>
+          </w14:textOutline>
+        </w:rPr>
+        <w:t xml:space="preserve"> how it should </w:t>
+      </w:r>
+      <w:r>
+        <w:rPr>
+          <w:rFonts w:ascii="Times New Roman" w:hAnsi="Times New Roman" w:cs="Times New Roman"/>
+          <w:color w:val="000000" w:themeColor="text1"/>
+          <w:sz w:val="24"/>
+          <w:szCs w:val="24"/>
+          <w14:shadow w14:blurRad="38100" w14:dist="19050" w14:dir="2700000" w14:sx="100000" w14:sy="100000" w14:kx="0" w14:ky="0" w14:algn="tl">
+            <w14:schemeClr w14:val="dk1">
+              <w14:alpha w14:val="60000"/>
+            </w14:schemeClr>
+          </w14:shadow>
+          <w14:textOutline w14:w="0" w14:cap="flat" w14:cmpd="sng" w14:algn="ctr">
+            <w14:noFill/>
+            <w14:prstDash w14:val="solid"/>
+            <w14:round/>
+          </w14:textOutline>
+        </w:rPr>
+        <w:t>display</w:t>
+      </w:r>
+      <w:r>
+        <w:rPr>
+          <w:rFonts w:ascii="Times New Roman" w:hAnsi="Times New Roman" w:cs="Times New Roman"/>
+          <w:color w:val="000000" w:themeColor="text1"/>
+          <w:sz w:val="24"/>
+          <w:szCs w:val="24"/>
+          <w14:shadow w14:blurRad="38100" w14:dist="19050" w14:dir="2700000" w14:sx="100000" w14:sy="100000" w14:kx="0" w14:ky="0" w14:algn="tl">
+            <w14:schemeClr w14:val="dk1">
+              <w14:alpha w14:val="60000"/>
+            </w14:schemeClr>
+          </w14:shadow>
+          <w14:textOutline w14:w="0" w14:cap="flat" w14:cmpd="sng" w14:algn="ctr">
+            <w14:noFill/>
+            <w14:prstDash w14:val="solid"/>
+            <w14:round/>
+          </w14:textOutline>
+        </w:rPr>
+        <w:t xml:space="preserve"> on web page.</w:t>
+      </w:r>
+    </w:p>
+    <w:p>
+      <w:pPr>
+        <w:rPr>
+          <w:rFonts w:ascii="Times New Roman" w:hAnsi="Times New Roman" w:cs="Times New Roman"/>
+          <w:color w:val="000000" w:themeColor="text1"/>
+          <w:sz w:val="24"/>
+          <w:szCs w:val="24"/>
+          <w14:shadow w14:blurRad="38100" w14:dist="19050" w14:dir="2700000" w14:sx="100000" w14:sy="100000" w14:kx="0" w14:ky="0" w14:algn="tl">
+            <w14:schemeClr w14:val="dk1">
+              <w14:alpha w14:val="60000"/>
+            </w14:schemeClr>
+          </w14:shadow>
+          <w14:textOutline w14:w="0" w14:cap="flat" w14:cmpd="sng" w14:algn="ctr">
+            <w14:noFill/>
+            <w14:prstDash w14:val="solid"/>
+            <w14:round/>
+          </w14:textOutline>
+        </w:rPr>
+      </w:pPr>
+      <w:r>
+        <w:rPr>
+          <w:rFonts w:ascii="Times New Roman" w:hAnsi="Times New Roman" w:cs="Times New Roman"/>
+          <w:color w:val="000000" w:themeColor="text1"/>
+          <w:sz w:val="24"/>
+          <w:szCs w:val="24"/>
+          <w14:shadow w14:blurRad="38100" w14:dist="19050" w14:dir="2700000" w14:sx="100000" w14:sy="100000" w14:kx="0" w14:ky="0" w14:algn="tl">
+            <w14:schemeClr w14:val="dk1">
+              <w14:alpha w14:val="60000"/>
+            </w14:schemeClr>
+          </w14:shadow>
+          <w14:textOutline w14:w="0" w14:cap="flat" w14:cmpd="sng" w14:algn="ctr">
+            <w14:noFill/>
+            <w14:prstDash w14:val="solid"/>
+            <w14:round/>
+          </w14:textOutline>
+        </w:rPr>
+        <w:t>Using CSS properties HTML elements will be styled up.</w:t>
+      </w:r>
     </w:p>
     <w:p>
       <w:pPr>
@@ -1437,7 +2143,10 @@
           </w14:textOutline>
         </w:rPr>
       </w:pPr>
-      <w:r>
+    </w:p>
+    <w:p>
+      <w:pPr>
+        <w:ind w:left="720" w:firstLine="720"/>
         <w:rPr>
           <w:rFonts w:ascii="Times New Roman" w:hAnsi="Times New Roman" w:cs="Times New Roman"/>
           <w:b/>
@@ -1453,6 +2162,23 @@
             <w14:round/>
           </w14:textOutline>
         </w:rPr>
+      </w:pPr>
+      <w:r>
+        <w:rPr>
+          <w:rFonts w:ascii="Times New Roman" w:hAnsi="Times New Roman" w:cs="Times New Roman"/>
+          <w:b/>
+          <w:bCs/>
+          <w:color w:val="F7CAAC" w:themeColor="accent2" w:themeTint="66"/>
+          <w:sz w:val="24"/>
+          <w:szCs w:val="24"/>
+          <w14:textOutline w14:w="11112" w14:cap="flat" w14:cmpd="sng" w14:algn="ctr">
+            <w14:solidFill>
+              <w14:schemeClr w14:val="accent2"/>
+            </w14:solidFill>
+            <w14:prstDash w14:val="solid"/>
+            <w14:round/>
+          </w14:textOutline>
+        </w:rPr>
         <w:t>Questions on JAVASCRIPT</w:t>
       </w:r>
     </w:p>
@@ -1577,6 +2303,7 @@
             <w14:round/>
           </w14:textOutline>
         </w:rPr>
+        <w:lastRenderedPageBreak/>
         <w:t xml:space="preserve">High level </w:t>
       </w:r>
       <w:r>
@@ -2207,8 +2934,31 @@
             <w14:round/>
           </w14:textOutline>
         </w:rPr>
-        <w:t>Explain what kind of application we can built using Javascript</w:t>
-      </w:r>
+        <w:t xml:space="preserve">Explain what kind of application we can built using </w:t>
+      </w:r>
+      <w:proofErr w:type="spellStart"/>
+      <w:r>
+        <w:rPr>
+          <w:rFonts w:ascii="Times New Roman" w:hAnsi="Times New Roman" w:cs="Times New Roman"/>
+          <w:b/>
+          <w:bCs/>
+          <w:color w:val="000000" w:themeColor="text1"/>
+          <w:sz w:val="24"/>
+          <w:szCs w:val="24"/>
+          <w14:shadow w14:blurRad="38100" w14:dist="19050" w14:dir="2700000" w14:sx="100000" w14:sy="100000" w14:kx="0" w14:ky="0" w14:algn="tl">
+            <w14:schemeClr w14:val="dk1">
+              <w14:alpha w14:val="60000"/>
+            </w14:schemeClr>
+          </w14:shadow>
+          <w14:textOutline w14:w="0" w14:cap="flat" w14:cmpd="sng" w14:algn="ctr">
+            <w14:noFill/>
+            <w14:prstDash w14:val="solid"/>
+            <w14:round/>
+          </w14:textOutline>
+        </w:rPr>
+        <w:t>Javascript</w:t>
+      </w:r>
+      <w:proofErr w:type="spellEnd"/>
       <w:r>
         <w:rPr>
           <w:rFonts w:ascii="Times New Roman" w:hAnsi="Times New Roman" w:cs="Times New Roman"/>
@@ -2465,85 +3215,265 @@
             <w14:round/>
           </w14:textOutline>
         </w:rPr>
+        <w:t>What is .</w:t>
+      </w:r>
+      <w:proofErr w:type="spellStart"/>
+      <w:r>
+        <w:rPr>
+          <w:rFonts w:ascii="Times New Roman" w:hAnsi="Times New Roman" w:cs="Times New Roman"/>
+          <w:b/>
+          <w:bCs/>
+          <w:color w:val="000000" w:themeColor="text1"/>
+          <w:sz w:val="24"/>
+          <w:szCs w:val="24"/>
+          <w14:shadow w14:blurRad="38100" w14:dist="19050" w14:dir="2700000" w14:sx="100000" w14:sy="100000" w14:kx="0" w14:ky="0" w14:algn="tl">
+            <w14:schemeClr w14:val="dk1">
+              <w14:alpha w14:val="60000"/>
+            </w14:schemeClr>
+          </w14:shadow>
+          <w14:textOutline w14:w="0" w14:cap="flat" w14:cmpd="sng" w14:algn="ctr">
+            <w14:noFill/>
+            <w14:prstDash w14:val="solid"/>
+            <w14:round/>
+          </w14:textOutline>
+        </w:rPr>
+        <w:t>classList</w:t>
+      </w:r>
+      <w:proofErr w:type="spellEnd"/>
+      <w:r>
+        <w:rPr>
+          <w:rFonts w:ascii="Times New Roman" w:hAnsi="Times New Roman" w:cs="Times New Roman"/>
+          <w:b/>
+          <w:bCs/>
+          <w:color w:val="000000" w:themeColor="text1"/>
+          <w:sz w:val="24"/>
+          <w:szCs w:val="24"/>
+          <w14:shadow w14:blurRad="38100" w14:dist="19050" w14:dir="2700000" w14:sx="100000" w14:sy="100000" w14:kx="0" w14:ky="0" w14:algn="tl">
+            <w14:schemeClr w14:val="dk1">
+              <w14:alpha w14:val="60000"/>
+            </w14:schemeClr>
+          </w14:shadow>
+          <w14:textOutline w14:w="0" w14:cap="flat" w14:cmpd="sng" w14:algn="ctr">
+            <w14:noFill/>
+            <w14:prstDash w14:val="solid"/>
+            <w14:round/>
+          </w14:textOutline>
+        </w:rPr>
+        <w:t xml:space="preserve"> in JavaScript?</w:t>
+      </w:r>
+    </w:p>
+    <w:p>
+      <w:pPr>
+        <w:spacing w:before="100" w:beforeAutospacing="1" w:after="100" w:afterAutospacing="1" w:line="240" w:lineRule="auto"/>
+        <w:rPr>
+          <w:rFonts w:ascii="Times New Roman" w:eastAsia="Times New Roman" w:hAnsi="Times New Roman" w:cs="Times New Roman"/>
+          <w:kern w:val="0"/>
+          <w:sz w:val="24"/>
+          <w:szCs w:val="24"/>
+          <w:lang w:eastAsia="en-IN"/>
+          <w14:ligatures w14:val="none"/>
+        </w:rPr>
+      </w:pPr>
+      <w:r>
+        <w:rPr>
+          <w:rFonts w:ascii="Courier New" w:eastAsia="Times New Roman" w:hAnsi="Courier New" w:cs="Courier New"/>
+          <w:kern w:val="0"/>
+          <w:sz w:val="20"/>
+          <w:szCs w:val="20"/>
+          <w:lang w:eastAsia="en-IN"/>
+          <w14:ligatures w14:val="none"/>
+        </w:rPr>
+        <w:t>.</w:t>
+      </w:r>
+      <w:proofErr w:type="spellStart"/>
+      <w:r>
+        <w:rPr>
+          <w:rFonts w:ascii="Courier New" w:eastAsia="Times New Roman" w:hAnsi="Courier New" w:cs="Courier New"/>
+          <w:kern w:val="0"/>
+          <w:sz w:val="20"/>
+          <w:szCs w:val="20"/>
+          <w:lang w:eastAsia="en-IN"/>
+          <w14:ligatures w14:val="none"/>
+        </w:rPr>
+        <w:t>classList</w:t>
+      </w:r>
+      <w:proofErr w:type="spellEnd"/>
+      <w:r>
+        <w:rPr>
+          <w:rFonts w:ascii="Times New Roman" w:eastAsia="Times New Roman" w:hAnsi="Times New Roman" w:cs="Times New Roman"/>
+          <w:kern w:val="0"/>
+          <w:sz w:val="24"/>
+          <w:szCs w:val="24"/>
+          <w:lang w:eastAsia="en-IN"/>
+          <w14:ligatures w14:val="none"/>
+        </w:rPr>
+        <w:t xml:space="preserve"> is a </w:t>
+      </w:r>
+      <w:r>
+        <w:rPr>
+          <w:rFonts w:ascii="Times New Roman" w:eastAsia="Times New Roman" w:hAnsi="Times New Roman" w:cs="Times New Roman"/>
+          <w:b/>
+          <w:bCs/>
+          <w:kern w:val="0"/>
+          <w:sz w:val="24"/>
+          <w:szCs w:val="24"/>
+          <w:lang w:eastAsia="en-IN"/>
+          <w14:ligatures w14:val="none"/>
+        </w:rPr>
+        <w:t>JavaScript property</w:t>
+      </w:r>
+      <w:r>
+        <w:rPr>
+          <w:rFonts w:ascii="Times New Roman" w:eastAsia="Times New Roman" w:hAnsi="Times New Roman" w:cs="Times New Roman"/>
+          <w:kern w:val="0"/>
+          <w:sz w:val="24"/>
+          <w:szCs w:val="24"/>
+          <w:lang w:eastAsia="en-IN"/>
+          <w14:ligatures w14:val="none"/>
+        </w:rPr>
+        <w:t xml:space="preserve"> used to access the list of CSS classes assigned to an HTML element. It provides methods to add, remove, toggle, or check classes on that element.</w:t>
+      </w:r>
+    </w:p>
+    <w:p>
+      <w:pPr>
+        <w:jc w:val="both"/>
+        <w:rPr>
+          <w:rFonts w:ascii="Times New Roman" w:hAnsi="Times New Roman" w:cs="Times New Roman"/>
+          <w:color w:val="000000" w:themeColor="text1"/>
+          <w:sz w:val="24"/>
+          <w:szCs w:val="24"/>
+          <w14:shadow w14:blurRad="38100" w14:dist="19050" w14:dir="2700000" w14:sx="100000" w14:sy="100000" w14:kx="0" w14:ky="0" w14:algn="tl">
+            <w14:schemeClr w14:val="dk1">
+              <w14:alpha w14:val="60000"/>
+            </w14:schemeClr>
+          </w14:shadow>
+          <w14:textOutline w14:w="0" w14:cap="flat" w14:cmpd="sng" w14:algn="ctr">
+            <w14:noFill/>
+            <w14:prstDash w14:val="solid"/>
+            <w14:round/>
+          </w14:textOutline>
+        </w:rPr>
+      </w:pPr>
+    </w:p>
+    <w:p>
+      <w:pPr>
+        <w:rPr>
+          <w:rFonts w:ascii="Times New Roman" w:hAnsi="Times New Roman" w:cs="Times New Roman"/>
+          <w:b/>
+          <w:bCs/>
+          <w:color w:val="000000" w:themeColor="text1"/>
+          <w:sz w:val="24"/>
+          <w:szCs w:val="24"/>
+          <w14:shadow w14:blurRad="38100" w14:dist="19050" w14:dir="2700000" w14:sx="100000" w14:sy="100000" w14:kx="0" w14:ky="0" w14:algn="tl">
+            <w14:schemeClr w14:val="dk1">
+              <w14:alpha w14:val="60000"/>
+            </w14:schemeClr>
+          </w14:shadow>
+          <w14:textOutline w14:w="0" w14:cap="flat" w14:cmpd="sng" w14:algn="ctr">
+            <w14:noFill/>
+            <w14:prstDash w14:val="solid"/>
+            <w14:round/>
+          </w14:textOutline>
+        </w:rPr>
+      </w:pPr>
+      <w:r>
+        <w:rPr>
+          <w:rFonts w:ascii="Times New Roman" w:hAnsi="Times New Roman" w:cs="Times New Roman"/>
+          <w:b/>
+          <w:bCs/>
+          <w:color w:val="000000" w:themeColor="text1"/>
+          <w:sz w:val="24"/>
+          <w:szCs w:val="24"/>
+          <w14:shadow w14:blurRad="38100" w14:dist="19050" w14:dir="2700000" w14:sx="100000" w14:sy="100000" w14:kx="0" w14:ky="0" w14:algn="tl">
+            <w14:schemeClr w14:val="dk1">
+              <w14:alpha w14:val="60000"/>
+            </w14:schemeClr>
+          </w14:shadow>
+          <w14:textOutline w14:w="0" w14:cap="flat" w14:cmpd="sng" w14:algn="ctr">
+            <w14:noFill/>
+            <w14:prstDash w14:val="solid"/>
+            <w14:round/>
+          </w14:textOutline>
+        </w:rPr>
+        <w:t xml:space="preserve">What are variables and explain the rules to create a variable </w:t>
+      </w:r>
+    </w:p>
+    <w:p>
+      <w:pPr>
+        <w:rPr>
+          <w:rFonts w:ascii="Times New Roman" w:hAnsi="Times New Roman" w:cs="Times New Roman"/>
+          <w:color w:val="000000" w:themeColor="text1"/>
+          <w:sz w:val="24"/>
+          <w:szCs w:val="24"/>
+          <w14:shadow w14:blurRad="38100" w14:dist="19050" w14:dir="2700000" w14:sx="100000" w14:sy="100000" w14:kx="0" w14:ky="0" w14:algn="tl">
+            <w14:schemeClr w14:val="dk1">
+              <w14:alpha w14:val="60000"/>
+            </w14:schemeClr>
+          </w14:shadow>
+          <w14:textOutline w14:w="0" w14:cap="flat" w14:cmpd="sng" w14:algn="ctr">
+            <w14:noFill/>
+            <w14:prstDash w14:val="solid"/>
+            <w14:round/>
+          </w14:textOutline>
+        </w:rPr>
+      </w:pPr>
+      <w:r>
+        <w:rPr>
+          <w:rFonts w:ascii="Times New Roman" w:hAnsi="Times New Roman" w:cs="Times New Roman"/>
+          <w:color w:val="000000" w:themeColor="text1"/>
+          <w:sz w:val="24"/>
+          <w:szCs w:val="24"/>
+          <w14:shadow w14:blurRad="38100" w14:dist="19050" w14:dir="2700000" w14:sx="100000" w14:sy="100000" w14:kx="0" w14:ky="0" w14:algn="tl">
+            <w14:schemeClr w14:val="dk1">
+              <w14:alpha w14:val="60000"/>
+            </w14:schemeClr>
+          </w14:shadow>
+          <w14:textOutline w14:w="0" w14:cap="flat" w14:cmpd="sng" w14:algn="ctr">
+            <w14:noFill/>
+            <w14:prstDash w14:val="solid"/>
+            <w14:round/>
+          </w14:textOutline>
+        </w:rPr>
+        <w:t>Variables in JavaScript are used to store data that can be referenced and manipulated within a program.</w:t>
+      </w:r>
+    </w:p>
+    <w:p>
+      <w:pPr>
+        <w:rPr>
+          <w:rFonts w:ascii="Times New Roman" w:hAnsi="Times New Roman" w:cs="Times New Roman"/>
+          <w:color w:val="000000" w:themeColor="text1"/>
+          <w:sz w:val="24"/>
+          <w:szCs w:val="24"/>
+          <w14:shadow w14:blurRad="38100" w14:dist="19050" w14:dir="2700000" w14:sx="100000" w14:sy="100000" w14:kx="0" w14:ky="0" w14:algn="tl">
+            <w14:schemeClr w14:val="dk1">
+              <w14:alpha w14:val="60000"/>
+            </w14:schemeClr>
+          </w14:shadow>
+          <w14:textOutline w14:w="0" w14:cap="flat" w14:cmpd="sng" w14:algn="ctr">
+            <w14:noFill/>
+            <w14:prstDash w14:val="solid"/>
+            <w14:round/>
+          </w14:textOutline>
+        </w:rPr>
+      </w:pPr>
+      <w:r>
+        <w:rPr>
+          <w:rFonts w:ascii="Times New Roman" w:hAnsi="Times New Roman" w:cs="Times New Roman"/>
+          <w:color w:val="000000" w:themeColor="text1"/>
+          <w:sz w:val="24"/>
+          <w:szCs w:val="24"/>
+          <w14:shadow w14:blurRad="38100" w14:dist="19050" w14:dir="2700000" w14:sx="100000" w14:sy="100000" w14:kx="0" w14:ky="0" w14:algn="tl">
+            <w14:schemeClr w14:val="dk1">
+              <w14:alpha w14:val="60000"/>
+            </w14:schemeClr>
+          </w14:shadow>
+          <w14:textOutline w14:w="0" w14:cap="flat" w14:cmpd="sng" w14:algn="ctr">
+            <w14:noFill/>
+            <w14:prstDash w14:val="solid"/>
+            <w14:round/>
+          </w14:textOutline>
+        </w:rPr>
         <w:lastRenderedPageBreak/>
-        <w:t xml:space="preserve">What are variables and explain the rules to create a variable </w:t>
-      </w:r>
-    </w:p>
-    <w:p>
-      <w:pPr>
-        <w:rPr>
-          <w:rFonts w:ascii="Times New Roman" w:hAnsi="Times New Roman" w:cs="Times New Roman"/>
-          <w:color w:val="000000" w:themeColor="text1"/>
-          <w:sz w:val="24"/>
-          <w:szCs w:val="24"/>
-          <w14:shadow w14:blurRad="38100" w14:dist="19050" w14:dir="2700000" w14:sx="100000" w14:sy="100000" w14:kx="0" w14:ky="0" w14:algn="tl">
-            <w14:schemeClr w14:val="dk1">
-              <w14:alpha w14:val="60000"/>
-            </w14:schemeClr>
-          </w14:shadow>
-          <w14:textOutline w14:w="0" w14:cap="flat" w14:cmpd="sng" w14:algn="ctr">
-            <w14:noFill/>
-            <w14:prstDash w14:val="solid"/>
-            <w14:round/>
-          </w14:textOutline>
-        </w:rPr>
-      </w:pPr>
-      <w:r>
-        <w:rPr>
-          <w:rFonts w:ascii="Times New Roman" w:hAnsi="Times New Roman" w:cs="Times New Roman"/>
-          <w:color w:val="000000" w:themeColor="text1"/>
-          <w:sz w:val="24"/>
-          <w:szCs w:val="24"/>
-          <w14:shadow w14:blurRad="38100" w14:dist="19050" w14:dir="2700000" w14:sx="100000" w14:sy="100000" w14:kx="0" w14:ky="0" w14:algn="tl">
-            <w14:schemeClr w14:val="dk1">
-              <w14:alpha w14:val="60000"/>
-            </w14:schemeClr>
-          </w14:shadow>
-          <w14:textOutline w14:w="0" w14:cap="flat" w14:cmpd="sng" w14:algn="ctr">
-            <w14:noFill/>
-            <w14:prstDash w14:val="solid"/>
-            <w14:round/>
-          </w14:textOutline>
-        </w:rPr>
-        <w:t>Variables in JavaScript are used to store data that can be referenced and manipulated within a program.</w:t>
-      </w:r>
-    </w:p>
-    <w:p>
-      <w:pPr>
-        <w:rPr>
-          <w:rFonts w:ascii="Times New Roman" w:hAnsi="Times New Roman" w:cs="Times New Roman"/>
-          <w:color w:val="000000" w:themeColor="text1"/>
-          <w:sz w:val="24"/>
-          <w:szCs w:val="24"/>
-          <w14:shadow w14:blurRad="38100" w14:dist="19050" w14:dir="2700000" w14:sx="100000" w14:sy="100000" w14:kx="0" w14:ky="0" w14:algn="tl">
-            <w14:schemeClr w14:val="dk1">
-              <w14:alpha w14:val="60000"/>
-            </w14:schemeClr>
-          </w14:shadow>
-          <w14:textOutline w14:w="0" w14:cap="flat" w14:cmpd="sng" w14:algn="ctr">
-            <w14:noFill/>
-            <w14:prstDash w14:val="solid"/>
-            <w14:round/>
-          </w14:textOutline>
-        </w:rPr>
-      </w:pPr>
-      <w:r>
-        <w:rPr>
-          <w:rFonts w:ascii="Times New Roman" w:hAnsi="Times New Roman" w:cs="Times New Roman"/>
-          <w:color w:val="000000" w:themeColor="text1"/>
-          <w:sz w:val="24"/>
-          <w:szCs w:val="24"/>
-          <w14:shadow w14:blurRad="38100" w14:dist="19050" w14:dir="2700000" w14:sx="100000" w14:sy="100000" w14:kx="0" w14:ky="0" w14:algn="tl">
-            <w14:schemeClr w14:val="dk1">
-              <w14:alpha w14:val="60000"/>
-            </w14:schemeClr>
-          </w14:shadow>
-          <w14:textOutline w14:w="0" w14:cap="flat" w14:cmpd="sng" w14:algn="ctr">
-            <w14:noFill/>
-            <w14:prstDash w14:val="solid"/>
-            <w14:round/>
-          </w14:textOutline>
-        </w:rPr>
         <w:t xml:space="preserve">Rules to follow while making use of variables </w:t>
       </w:r>
     </w:p>
@@ -2589,7 +3519,47 @@
             <w14:round/>
           </w14:textOutline>
         </w:rPr>
-        <w:t xml:space="preserve">Variable name should contain only letter,digits,symbols($) and (_)underscore </w:t>
+        <w:t xml:space="preserve">Variable name should contain only </w:t>
+      </w:r>
+      <w:proofErr w:type="spellStart"/>
+      <w:r>
+        <w:rPr>
+          <w:rFonts w:ascii="Times New Roman" w:hAnsi="Times New Roman" w:cs="Times New Roman"/>
+          <w:color w:val="000000" w:themeColor="text1"/>
+          <w:sz w:val="24"/>
+          <w:szCs w:val="24"/>
+          <w14:shadow w14:blurRad="38100" w14:dist="19050" w14:dir="2700000" w14:sx="100000" w14:sy="100000" w14:kx="0" w14:ky="0" w14:algn="tl">
+            <w14:schemeClr w14:val="dk1">
+              <w14:alpha w14:val="60000"/>
+            </w14:schemeClr>
+          </w14:shadow>
+          <w14:textOutline w14:w="0" w14:cap="flat" w14:cmpd="sng" w14:algn="ctr">
+            <w14:noFill/>
+            <w14:prstDash w14:val="solid"/>
+            <w14:round/>
+          </w14:textOutline>
+        </w:rPr>
+        <w:t>letter,digits,symbols</w:t>
+      </w:r>
+      <w:proofErr w:type="spellEnd"/>
+      <w:r>
+        <w:rPr>
+          <w:rFonts w:ascii="Times New Roman" w:hAnsi="Times New Roman" w:cs="Times New Roman"/>
+          <w:color w:val="000000" w:themeColor="text1"/>
+          <w:sz w:val="24"/>
+          <w:szCs w:val="24"/>
+          <w14:shadow w14:blurRad="38100" w14:dist="19050" w14:dir="2700000" w14:sx="100000" w14:sy="100000" w14:kx="0" w14:ky="0" w14:algn="tl">
+            <w14:schemeClr w14:val="dk1">
+              <w14:alpha w14:val="60000"/>
+            </w14:schemeClr>
+          </w14:shadow>
+          <w14:textOutline w14:w="0" w14:cap="flat" w14:cmpd="sng" w14:algn="ctr">
+            <w14:noFill/>
+            <w14:prstDash w14:val="solid"/>
+            <w14:round/>
+          </w14:textOutline>
+        </w:rPr>
+        <w:t xml:space="preserve">($) and (_)underscore </w:t>
       </w:r>
     </w:p>
     <w:p>
@@ -3032,7 +4002,47 @@
             <w14:round/>
           </w14:textOutline>
         </w:rPr>
-        <w:t>Primitive Data Types: String, Number, Boolean, Undefined, Null, Symbol, BigInt.</w:t>
+        <w:t xml:space="preserve">Primitive Data Types: String, Number, Boolean, Undefined, Null, Symbol, </w:t>
+      </w:r>
+      <w:proofErr w:type="spellStart"/>
+      <w:r>
+        <w:rPr>
+          <w:rFonts w:ascii="Times New Roman" w:hAnsi="Times New Roman" w:cs="Times New Roman"/>
+          <w:color w:val="000000" w:themeColor="text1"/>
+          <w:sz w:val="24"/>
+          <w:szCs w:val="24"/>
+          <w14:shadow w14:blurRad="38100" w14:dist="19050" w14:dir="2700000" w14:sx="100000" w14:sy="100000" w14:kx="0" w14:ky="0" w14:algn="tl">
+            <w14:schemeClr w14:val="dk1">
+              <w14:alpha w14:val="60000"/>
+            </w14:schemeClr>
+          </w14:shadow>
+          <w14:textOutline w14:w="0" w14:cap="flat" w14:cmpd="sng" w14:algn="ctr">
+            <w14:noFill/>
+            <w14:prstDash w14:val="solid"/>
+            <w14:round/>
+          </w14:textOutline>
+        </w:rPr>
+        <w:t>BigInt</w:t>
+      </w:r>
+      <w:proofErr w:type="spellEnd"/>
+      <w:r>
+        <w:rPr>
+          <w:rFonts w:ascii="Times New Roman" w:hAnsi="Times New Roman" w:cs="Times New Roman"/>
+          <w:color w:val="000000" w:themeColor="text1"/>
+          <w:sz w:val="24"/>
+          <w:szCs w:val="24"/>
+          <w14:shadow w14:blurRad="38100" w14:dist="19050" w14:dir="2700000" w14:sx="100000" w14:sy="100000" w14:kx="0" w14:ky="0" w14:algn="tl">
+            <w14:schemeClr w14:val="dk1">
+              <w14:alpha w14:val="60000"/>
+            </w14:schemeClr>
+          </w14:shadow>
+          <w14:textOutline w14:w="0" w14:cap="flat" w14:cmpd="sng" w14:algn="ctr">
+            <w14:noFill/>
+            <w14:prstDash w14:val="solid"/>
+            <w14:round/>
+          </w14:textOutline>
+        </w:rPr>
+        <w:t>.</w:t>
       </w:r>
     </w:p>
     <w:p>
@@ -3191,7 +4201,51 @@
             <w14:round/>
           </w14:textOutline>
         </w:rPr>
-        <w:t xml:space="preserve">What is function in Javascript </w:t>
+        <w:t xml:space="preserve">What is function in </w:t>
+      </w:r>
+      <w:proofErr w:type="spellStart"/>
+      <w:r>
+        <w:rPr>
+          <w:rFonts w:ascii="Times New Roman" w:hAnsi="Times New Roman" w:cs="Times New Roman"/>
+          <w:b/>
+          <w:bCs/>
+          <w:color w:val="000000" w:themeColor="text1"/>
+          <w:sz w:val="24"/>
+          <w:szCs w:val="24"/>
+          <w14:shadow w14:blurRad="38100" w14:dist="19050" w14:dir="2700000" w14:sx="100000" w14:sy="100000" w14:kx="0" w14:ky="0" w14:algn="tl">
+            <w14:schemeClr w14:val="dk1">
+              <w14:alpha w14:val="60000"/>
+            </w14:schemeClr>
+          </w14:shadow>
+          <w14:textOutline w14:w="0" w14:cap="flat" w14:cmpd="sng" w14:algn="ctr">
+            <w14:noFill/>
+            <w14:prstDash w14:val="solid"/>
+            <w14:round/>
+          </w14:textOutline>
+        </w:rPr>
+        <w:t>Javascript</w:t>
+      </w:r>
+      <w:proofErr w:type="spellEnd"/>
+      <w:r>
+        <w:rPr>
+          <w:rFonts w:ascii="Times New Roman" w:hAnsi="Times New Roman" w:cs="Times New Roman"/>
+          <w:b/>
+          <w:bCs/>
+          <w:color w:val="000000" w:themeColor="text1"/>
+          <w:sz w:val="24"/>
+          <w:szCs w:val="24"/>
+          <w14:shadow w14:blurRad="38100" w14:dist="19050" w14:dir="2700000" w14:sx="100000" w14:sy="100000" w14:kx="0" w14:ky="0" w14:algn="tl">
+            <w14:schemeClr w14:val="dk1">
+              <w14:alpha w14:val="60000"/>
+            </w14:schemeClr>
+          </w14:shadow>
+          <w14:textOutline w14:w="0" w14:cap="flat" w14:cmpd="sng" w14:algn="ctr">
+            <w14:noFill/>
+            <w14:prstDash w14:val="solid"/>
+            <w14:round/>
+          </w14:textOutline>
+        </w:rPr>
+        <w:t xml:space="preserve"> </w:t>
       </w:r>
     </w:p>
     <w:p>
@@ -3816,7 +4870,6 @@
             <w14:round/>
           </w14:textOutline>
         </w:rPr>
-        <w:lastRenderedPageBreak/>
         <w:t>What is difference between let ,</w:t>
       </w:r>
       <w:r>
@@ -4107,6 +5160,7 @@
             <w14:round/>
           </w14:textOutline>
         </w:rPr>
+        <w:lastRenderedPageBreak/>
         <w:t xml:space="preserve">Hoisting means it is a mechanism where it moves the variable/function declaration to the top of its nearest scope </w:t>
       </w:r>
     </w:p>
@@ -4775,7 +5829,47 @@
                   <w14:round/>
                 </w14:textOutline>
               </w:rPr>
-              <w:t xml:space="preserve">var supports redeclaration and  updation </w:t>
+              <w:t xml:space="preserve">var supports redeclaration and  </w:t>
+            </w:r>
+            <w:proofErr w:type="spellStart"/>
+            <w:r>
+              <w:rPr>
+                <w:rFonts w:ascii="Times New Roman" w:hAnsi="Times New Roman" w:cs="Times New Roman"/>
+                <w:color w:val="000000" w:themeColor="text1"/>
+                <w:sz w:val="24"/>
+                <w:szCs w:val="24"/>
+                <w14:shadow w14:blurRad="38100" w14:dist="19050" w14:dir="2700000" w14:sx="100000" w14:sy="100000" w14:kx="0" w14:ky="0" w14:algn="tl">
+                  <w14:schemeClr w14:val="dk1">
+                    <w14:alpha w14:val="60000"/>
+                  </w14:schemeClr>
+                </w14:shadow>
+                <w14:textOutline w14:w="0" w14:cap="flat" w14:cmpd="sng" w14:algn="ctr">
+                  <w14:noFill/>
+                  <w14:prstDash w14:val="solid"/>
+                  <w14:round/>
+                </w14:textOutline>
+              </w:rPr>
+              <w:t>updation</w:t>
+            </w:r>
+            <w:proofErr w:type="spellEnd"/>
+            <w:r>
+              <w:rPr>
+                <w:rFonts w:ascii="Times New Roman" w:hAnsi="Times New Roman" w:cs="Times New Roman"/>
+                <w:color w:val="000000" w:themeColor="text1"/>
+                <w:sz w:val="24"/>
+                <w:szCs w:val="24"/>
+                <w14:shadow w14:blurRad="38100" w14:dist="19050" w14:dir="2700000" w14:sx="100000" w14:sy="100000" w14:kx="0" w14:ky="0" w14:algn="tl">
+                  <w14:schemeClr w14:val="dk1">
+                    <w14:alpha w14:val="60000"/>
+                  </w14:schemeClr>
+                </w14:shadow>
+                <w14:textOutline w14:w="0" w14:cap="flat" w14:cmpd="sng" w14:algn="ctr">
+                  <w14:noFill/>
+                  <w14:prstDash w14:val="solid"/>
+                  <w14:round/>
+                </w14:textOutline>
+              </w:rPr>
+              <w:t xml:space="preserve"> </w:t>
             </w:r>
           </w:p>
         </w:tc>
@@ -4821,7 +5915,47 @@
                   <w14:round/>
                 </w14:textOutline>
               </w:rPr>
-              <w:t xml:space="preserve">let supports only updation </w:t>
+              <w:t xml:space="preserve">let supports only </w:t>
+            </w:r>
+            <w:proofErr w:type="spellStart"/>
+            <w:r>
+              <w:rPr>
+                <w:rFonts w:ascii="Times New Roman" w:hAnsi="Times New Roman" w:cs="Times New Roman"/>
+                <w:color w:val="000000" w:themeColor="text1"/>
+                <w:sz w:val="24"/>
+                <w:szCs w:val="24"/>
+                <w14:shadow w14:blurRad="38100" w14:dist="19050" w14:dir="2700000" w14:sx="100000" w14:sy="100000" w14:kx="0" w14:ky="0" w14:algn="tl">
+                  <w14:schemeClr w14:val="dk1">
+                    <w14:alpha w14:val="60000"/>
+                  </w14:schemeClr>
+                </w14:shadow>
+                <w14:textOutline w14:w="0" w14:cap="flat" w14:cmpd="sng" w14:algn="ctr">
+                  <w14:noFill/>
+                  <w14:prstDash w14:val="solid"/>
+                  <w14:round/>
+                </w14:textOutline>
+              </w:rPr>
+              <w:t>updation</w:t>
+            </w:r>
+            <w:proofErr w:type="spellEnd"/>
+            <w:r>
+              <w:rPr>
+                <w:rFonts w:ascii="Times New Roman" w:hAnsi="Times New Roman" w:cs="Times New Roman"/>
+                <w:color w:val="000000" w:themeColor="text1"/>
+                <w:sz w:val="24"/>
+                <w:szCs w:val="24"/>
+                <w14:shadow w14:blurRad="38100" w14:dist="19050" w14:dir="2700000" w14:sx="100000" w14:sy="100000" w14:kx="0" w14:ky="0" w14:algn="tl">
+                  <w14:schemeClr w14:val="dk1">
+                    <w14:alpha w14:val="60000"/>
+                  </w14:schemeClr>
+                </w14:shadow>
+                <w14:textOutline w14:w="0" w14:cap="flat" w14:cmpd="sng" w14:algn="ctr">
+                  <w14:noFill/>
+                  <w14:prstDash w14:val="solid"/>
+                  <w14:round/>
+                </w14:textOutline>
+              </w:rPr>
+              <w:t xml:space="preserve"> </w:t>
             </w:r>
           </w:p>
         </w:tc>
@@ -4867,7 +6001,47 @@
                   <w14:round/>
                 </w14:textOutline>
               </w:rPr>
-              <w:t xml:space="preserve">with const no redeclaration / updation </w:t>
+              <w:t xml:space="preserve">with const no redeclaration / </w:t>
+            </w:r>
+            <w:proofErr w:type="spellStart"/>
+            <w:r>
+              <w:rPr>
+                <w:rFonts w:ascii="Times New Roman" w:hAnsi="Times New Roman" w:cs="Times New Roman"/>
+                <w:color w:val="000000" w:themeColor="text1"/>
+                <w:sz w:val="24"/>
+                <w:szCs w:val="24"/>
+                <w14:shadow w14:blurRad="38100" w14:dist="19050" w14:dir="2700000" w14:sx="100000" w14:sy="100000" w14:kx="0" w14:ky="0" w14:algn="tl">
+                  <w14:schemeClr w14:val="dk1">
+                    <w14:alpha w14:val="60000"/>
+                  </w14:schemeClr>
+                </w14:shadow>
+                <w14:textOutline w14:w="0" w14:cap="flat" w14:cmpd="sng" w14:algn="ctr">
+                  <w14:noFill/>
+                  <w14:prstDash w14:val="solid"/>
+                  <w14:round/>
+                </w14:textOutline>
+              </w:rPr>
+              <w:t>updation</w:t>
+            </w:r>
+            <w:proofErr w:type="spellEnd"/>
+            <w:r>
+              <w:rPr>
+                <w:rFonts w:ascii="Times New Roman" w:hAnsi="Times New Roman" w:cs="Times New Roman"/>
+                <w:color w:val="000000" w:themeColor="text1"/>
+                <w:sz w:val="24"/>
+                <w:szCs w:val="24"/>
+                <w14:shadow w14:blurRad="38100" w14:dist="19050" w14:dir="2700000" w14:sx="100000" w14:sy="100000" w14:kx="0" w14:ky="0" w14:algn="tl">
+                  <w14:schemeClr w14:val="dk1">
+                    <w14:alpha w14:val="60000"/>
+                  </w14:schemeClr>
+                </w14:shadow>
+                <w14:textOutline w14:w="0" w14:cap="flat" w14:cmpd="sng" w14:algn="ctr">
+                  <w14:noFill/>
+                  <w14:prstDash w14:val="solid"/>
+                  <w14:round/>
+                </w14:textOutline>
+              </w:rPr>
+              <w:t xml:space="preserve"> </w:t>
             </w:r>
           </w:p>
         </w:tc>
@@ -5193,7 +6367,51 @@
             <w14:round/>
           </w14:textOutline>
         </w:rPr>
-        <w:t xml:space="preserve">What is promise in Javascript </w:t>
+        <w:t xml:space="preserve">What is promise in </w:t>
+      </w:r>
+      <w:proofErr w:type="spellStart"/>
+      <w:r>
+        <w:rPr>
+          <w:rFonts w:ascii="Times New Roman" w:hAnsi="Times New Roman" w:cs="Times New Roman"/>
+          <w:b/>
+          <w:bCs/>
+          <w:color w:val="000000" w:themeColor="text1"/>
+          <w:sz w:val="24"/>
+          <w:szCs w:val="24"/>
+          <w14:shadow w14:blurRad="38100" w14:dist="19050" w14:dir="2700000" w14:sx="100000" w14:sy="100000" w14:kx="0" w14:ky="0" w14:algn="tl">
+            <w14:schemeClr w14:val="dk1">
+              <w14:alpha w14:val="60000"/>
+            </w14:schemeClr>
+          </w14:shadow>
+          <w14:textOutline w14:w="0" w14:cap="flat" w14:cmpd="sng" w14:algn="ctr">
+            <w14:noFill/>
+            <w14:prstDash w14:val="solid"/>
+            <w14:round/>
+          </w14:textOutline>
+        </w:rPr>
+        <w:t>Javascript</w:t>
+      </w:r>
+      <w:proofErr w:type="spellEnd"/>
+      <w:r>
+        <w:rPr>
+          <w:rFonts w:ascii="Times New Roman" w:hAnsi="Times New Roman" w:cs="Times New Roman"/>
+          <w:b/>
+          <w:bCs/>
+          <w:color w:val="000000" w:themeColor="text1"/>
+          <w:sz w:val="24"/>
+          <w:szCs w:val="24"/>
+          <w14:shadow w14:blurRad="38100" w14:dist="19050" w14:dir="2700000" w14:sx="100000" w14:sy="100000" w14:kx="0" w14:ky="0" w14:algn="tl">
+            <w14:schemeClr w14:val="dk1">
+              <w14:alpha w14:val="60000"/>
+            </w14:schemeClr>
+          </w14:shadow>
+          <w14:textOutline w14:w="0" w14:cap="flat" w14:cmpd="sng" w14:algn="ctr">
+            <w14:noFill/>
+            <w14:prstDash w14:val="solid"/>
+            <w14:round/>
+          </w14:textOutline>
+        </w:rPr>
+        <w:t xml:space="preserve"> </w:t>
       </w:r>
     </w:p>
     <w:p>
@@ -5273,7 +6491,47 @@
             <w14:round/>
           </w14:textOutline>
         </w:rPr>
-        <w:t>if code tooks long time then the below code needs to wait for the current execution.</w:t>
+        <w:t xml:space="preserve">if code </w:t>
+      </w:r>
+      <w:proofErr w:type="spellStart"/>
+      <w:r>
+        <w:rPr>
+          <w:rFonts w:ascii="Times New Roman" w:hAnsi="Times New Roman" w:cs="Times New Roman"/>
+          <w:color w:val="000000" w:themeColor="text1"/>
+          <w:sz w:val="24"/>
+          <w:szCs w:val="24"/>
+          <w14:shadow w14:blurRad="38100" w14:dist="19050" w14:dir="2700000" w14:sx="100000" w14:sy="100000" w14:kx="0" w14:ky="0" w14:algn="tl">
+            <w14:schemeClr w14:val="dk1">
+              <w14:alpha w14:val="60000"/>
+            </w14:schemeClr>
+          </w14:shadow>
+          <w14:textOutline w14:w="0" w14:cap="flat" w14:cmpd="sng" w14:algn="ctr">
+            <w14:noFill/>
+            <w14:prstDash w14:val="solid"/>
+            <w14:round/>
+          </w14:textOutline>
+        </w:rPr>
+        <w:t>tooks</w:t>
+      </w:r>
+      <w:proofErr w:type="spellEnd"/>
+      <w:r>
+        <w:rPr>
+          <w:rFonts w:ascii="Times New Roman" w:hAnsi="Times New Roman" w:cs="Times New Roman"/>
+          <w:color w:val="000000" w:themeColor="text1"/>
+          <w:sz w:val="24"/>
+          <w:szCs w:val="24"/>
+          <w14:shadow w14:blurRad="38100" w14:dist="19050" w14:dir="2700000" w14:sx="100000" w14:sy="100000" w14:kx="0" w14:ky="0" w14:algn="tl">
+            <w14:schemeClr w14:val="dk1">
+              <w14:alpha w14:val="60000"/>
+            </w14:schemeClr>
+          </w14:shadow>
+          <w14:textOutline w14:w="0" w14:cap="flat" w14:cmpd="sng" w14:algn="ctr">
+            <w14:noFill/>
+            <w14:prstDash w14:val="solid"/>
+            <w14:round/>
+          </w14:textOutline>
+        </w:rPr>
+        <w:t xml:space="preserve"> long time then the below code needs to wait for the current execution.</w:t>
       </w:r>
     </w:p>
     <w:p>
@@ -5355,7 +6613,47 @@
             <w14:round/>
           </w14:textOutline>
         </w:rPr>
-        <w:t>then(): Handles fulfillment and optionally rejection.</w:t>
+        <w:t xml:space="preserve">then(): Handles </w:t>
+      </w:r>
+      <w:proofErr w:type="spellStart"/>
+      <w:r>
+        <w:rPr>
+          <w:rFonts w:ascii="Times New Roman" w:hAnsi="Times New Roman" w:cs="Times New Roman"/>
+          <w:color w:val="000000" w:themeColor="text1"/>
+          <w:sz w:val="24"/>
+          <w:szCs w:val="24"/>
+          <w14:shadow w14:blurRad="38100" w14:dist="19050" w14:dir="2700000" w14:sx="100000" w14:sy="100000" w14:kx="0" w14:ky="0" w14:algn="tl">
+            <w14:schemeClr w14:val="dk1">
+              <w14:alpha w14:val="60000"/>
+            </w14:schemeClr>
+          </w14:shadow>
+          <w14:textOutline w14:w="0" w14:cap="flat" w14:cmpd="sng" w14:algn="ctr">
+            <w14:noFill/>
+            <w14:prstDash w14:val="solid"/>
+            <w14:round/>
+          </w14:textOutline>
+        </w:rPr>
+        <w:t>fulfillment</w:t>
+      </w:r>
+      <w:proofErr w:type="spellEnd"/>
+      <w:r>
+        <w:rPr>
+          <w:rFonts w:ascii="Times New Roman" w:hAnsi="Times New Roman" w:cs="Times New Roman"/>
+          <w:color w:val="000000" w:themeColor="text1"/>
+          <w:sz w:val="24"/>
+          <w:szCs w:val="24"/>
+          <w14:shadow w14:blurRad="38100" w14:dist="19050" w14:dir="2700000" w14:sx="100000" w14:sy="100000" w14:kx="0" w14:ky="0" w14:algn="tl">
+            <w14:schemeClr w14:val="dk1">
+              <w14:alpha w14:val="60000"/>
+            </w14:schemeClr>
+          </w14:shadow>
+          <w14:textOutline w14:w="0" w14:cap="flat" w14:cmpd="sng" w14:algn="ctr">
+            <w14:noFill/>
+            <w14:prstDash w14:val="solid"/>
+            <w14:round/>
+          </w14:textOutline>
+        </w:rPr>
+        <w:t xml:space="preserve"> and optionally rejection.</w:t>
       </w:r>
     </w:p>
     <w:p>
@@ -5441,89 +6739,454 @@
             <w14:round/>
           </w14:textOutline>
         </w:rPr>
-        <w:t>finally(): Runs regardless of fulfillment or rejection.</w:t>
-      </w:r>
-    </w:p>
-    <w:p>
-      <w:pPr>
-        <w:rPr>
-          <w:rFonts w:ascii="Times New Roman" w:hAnsi="Times New Roman" w:cs="Times New Roman"/>
-          <w:color w:val="000000" w:themeColor="text1"/>
-          <w:sz w:val="24"/>
-          <w:szCs w:val="24"/>
-          <w14:shadow w14:blurRad="38100" w14:dist="19050" w14:dir="2700000" w14:sx="100000" w14:sy="100000" w14:kx="0" w14:ky="0" w14:algn="tl">
-            <w14:schemeClr w14:val="dk1">
-              <w14:alpha w14:val="60000"/>
-            </w14:schemeClr>
-          </w14:shadow>
-          <w14:textOutline w14:w="0" w14:cap="flat" w14:cmpd="sng" w14:algn="ctr">
-            <w14:noFill/>
-            <w14:prstDash w14:val="solid"/>
-            <w14:round/>
-          </w14:textOutline>
-        </w:rPr>
-      </w:pPr>
-      <w:r>
-        <w:rPr>
-          <w:rFonts w:ascii="Times New Roman" w:hAnsi="Times New Roman" w:cs="Times New Roman"/>
-          <w:color w:val="000000" w:themeColor="text1"/>
-          <w:sz w:val="24"/>
-          <w:szCs w:val="24"/>
-          <w14:shadow w14:blurRad="38100" w14:dist="19050" w14:dir="2700000" w14:sx="100000" w14:sy="100000" w14:kx="0" w14:ky="0" w14:algn="tl">
-            <w14:schemeClr w14:val="dk1">
-              <w14:alpha w14:val="60000"/>
-            </w14:schemeClr>
-          </w14:shadow>
-          <w14:textOutline w14:w="0" w14:cap="flat" w14:cmpd="sng" w14:algn="ctr">
-            <w14:noFill/>
-            <w14:prstDash w14:val="solid"/>
-            <w14:round/>
-          </w14:textOutline>
-        </w:rPr>
-        <w:t>  Advanced Methods: Promise.all(), Promise.race(), Promise.allSettled(), Promise.any().</w:t>
-      </w:r>
-    </w:p>
-    <w:p>
-      <w:pPr>
-        <w:rPr>
-          <w:rFonts w:ascii="Times New Roman" w:hAnsi="Times New Roman" w:cs="Times New Roman"/>
-          <w:b/>
-          <w:bCs/>
-          <w:color w:val="000000" w:themeColor="text1"/>
-          <w:sz w:val="24"/>
-          <w:szCs w:val="24"/>
-          <w14:shadow w14:blurRad="38100" w14:dist="19050" w14:dir="2700000" w14:sx="100000" w14:sy="100000" w14:kx="0" w14:ky="0" w14:algn="tl">
-            <w14:schemeClr w14:val="dk1">
-              <w14:alpha w14:val="60000"/>
-            </w14:schemeClr>
-          </w14:shadow>
-          <w14:textOutline w14:w="0" w14:cap="flat" w14:cmpd="sng" w14:algn="ctr">
-            <w14:noFill/>
-            <w14:prstDash w14:val="solid"/>
-            <w14:round/>
-          </w14:textOutline>
-        </w:rPr>
-      </w:pPr>
-      <w:r>
-        <w:rPr>
-          <w:rFonts w:ascii="Times New Roman" w:hAnsi="Times New Roman" w:cs="Times New Roman"/>
-          <w:b/>
-          <w:bCs/>
-          <w:color w:val="000000" w:themeColor="text1"/>
-          <w:sz w:val="24"/>
-          <w:szCs w:val="24"/>
-          <w14:shadow w14:blurRad="38100" w14:dist="19050" w14:dir="2700000" w14:sx="100000" w14:sy="100000" w14:kx="0" w14:ky="0" w14:algn="tl">
-            <w14:schemeClr w14:val="dk1">
-              <w14:alpha w14:val="60000"/>
-            </w14:schemeClr>
-          </w14:shadow>
-          <w14:textOutline w14:w="0" w14:cap="flat" w14:cmpd="sng" w14:algn="ctr">
-            <w14:noFill/>
-            <w14:prstDash w14:val="solid"/>
-            <w14:round/>
-          </w14:textOutline>
-        </w:rPr>
-        <w:t xml:space="preserve">Explain different States of Promise in Javascript </w:t>
+        <w:t xml:space="preserve">finally(): Runs regardless of </w:t>
+      </w:r>
+      <w:proofErr w:type="spellStart"/>
+      <w:r>
+        <w:rPr>
+          <w:rFonts w:ascii="Times New Roman" w:hAnsi="Times New Roman" w:cs="Times New Roman"/>
+          <w:color w:val="000000" w:themeColor="text1"/>
+          <w:sz w:val="24"/>
+          <w:szCs w:val="24"/>
+          <w14:shadow w14:blurRad="38100" w14:dist="19050" w14:dir="2700000" w14:sx="100000" w14:sy="100000" w14:kx="0" w14:ky="0" w14:algn="tl">
+            <w14:schemeClr w14:val="dk1">
+              <w14:alpha w14:val="60000"/>
+            </w14:schemeClr>
+          </w14:shadow>
+          <w14:textOutline w14:w="0" w14:cap="flat" w14:cmpd="sng" w14:algn="ctr">
+            <w14:noFill/>
+            <w14:prstDash w14:val="solid"/>
+            <w14:round/>
+          </w14:textOutline>
+        </w:rPr>
+        <w:t>fulfillment</w:t>
+      </w:r>
+      <w:proofErr w:type="spellEnd"/>
+      <w:r>
+        <w:rPr>
+          <w:rFonts w:ascii="Times New Roman" w:hAnsi="Times New Roman" w:cs="Times New Roman"/>
+          <w:color w:val="000000" w:themeColor="text1"/>
+          <w:sz w:val="24"/>
+          <w:szCs w:val="24"/>
+          <w14:shadow w14:blurRad="38100" w14:dist="19050" w14:dir="2700000" w14:sx="100000" w14:sy="100000" w14:kx="0" w14:ky="0" w14:algn="tl">
+            <w14:schemeClr w14:val="dk1">
+              <w14:alpha w14:val="60000"/>
+            </w14:schemeClr>
+          </w14:shadow>
+          <w14:textOutline w14:w="0" w14:cap="flat" w14:cmpd="sng" w14:algn="ctr">
+            <w14:noFill/>
+            <w14:prstDash w14:val="solid"/>
+            <w14:round/>
+          </w14:textOutline>
+        </w:rPr>
+        <w:t xml:space="preserve"> or rejection.</w:t>
+      </w:r>
+    </w:p>
+    <w:p>
+      <w:pPr>
+        <w:rPr>
+          <w:rFonts w:ascii="Times New Roman" w:hAnsi="Times New Roman" w:cs="Times New Roman"/>
+          <w:color w:val="000000" w:themeColor="text1"/>
+          <w:sz w:val="24"/>
+          <w:szCs w:val="24"/>
+          <w14:shadow w14:blurRad="38100" w14:dist="19050" w14:dir="2700000" w14:sx="100000" w14:sy="100000" w14:kx="0" w14:ky="0" w14:algn="tl">
+            <w14:schemeClr w14:val="dk1">
+              <w14:alpha w14:val="60000"/>
+            </w14:schemeClr>
+          </w14:shadow>
+          <w14:textOutline w14:w="0" w14:cap="flat" w14:cmpd="sng" w14:algn="ctr">
+            <w14:noFill/>
+            <w14:prstDash w14:val="solid"/>
+            <w14:round/>
+          </w14:textOutline>
+        </w:rPr>
+      </w:pPr>
+      <w:r>
+        <w:rPr>
+          <w:rFonts w:ascii="Times New Roman" w:hAnsi="Times New Roman" w:cs="Times New Roman"/>
+          <w:color w:val="000000" w:themeColor="text1"/>
+          <w:sz w:val="24"/>
+          <w:szCs w:val="24"/>
+          <w14:shadow w14:blurRad="38100" w14:dist="19050" w14:dir="2700000" w14:sx="100000" w14:sy="100000" w14:kx="0" w14:ky="0" w14:algn="tl">
+            <w14:schemeClr w14:val="dk1">
+              <w14:alpha w14:val="60000"/>
+            </w14:schemeClr>
+          </w14:shadow>
+          <w14:textOutline w14:w="0" w14:cap="flat" w14:cmpd="sng" w14:algn="ctr">
+            <w14:noFill/>
+            <w14:prstDash w14:val="solid"/>
+            <w14:round/>
+          </w14:textOutline>
+        </w:rPr>
+        <w:t xml:space="preserve">  Advanced Methods: </w:t>
+      </w:r>
+      <w:proofErr w:type="spellStart"/>
+      <w:r>
+        <w:rPr>
+          <w:rFonts w:ascii="Times New Roman" w:hAnsi="Times New Roman" w:cs="Times New Roman"/>
+          <w:color w:val="000000" w:themeColor="text1"/>
+          <w:sz w:val="24"/>
+          <w:szCs w:val="24"/>
+          <w14:shadow w14:blurRad="38100" w14:dist="19050" w14:dir="2700000" w14:sx="100000" w14:sy="100000" w14:kx="0" w14:ky="0" w14:algn="tl">
+            <w14:schemeClr w14:val="dk1">
+              <w14:alpha w14:val="60000"/>
+            </w14:schemeClr>
+          </w14:shadow>
+          <w14:textOutline w14:w="0" w14:cap="flat" w14:cmpd="sng" w14:algn="ctr">
+            <w14:noFill/>
+            <w14:prstDash w14:val="solid"/>
+            <w14:round/>
+          </w14:textOutline>
+        </w:rPr>
+        <w:t>Promise.all</w:t>
+      </w:r>
+      <w:proofErr w:type="spellEnd"/>
+      <w:r>
+        <w:rPr>
+          <w:rFonts w:ascii="Times New Roman" w:hAnsi="Times New Roman" w:cs="Times New Roman"/>
+          <w:color w:val="000000" w:themeColor="text1"/>
+          <w:sz w:val="24"/>
+          <w:szCs w:val="24"/>
+          <w14:shadow w14:blurRad="38100" w14:dist="19050" w14:dir="2700000" w14:sx="100000" w14:sy="100000" w14:kx="0" w14:ky="0" w14:algn="tl">
+            <w14:schemeClr w14:val="dk1">
+              <w14:alpha w14:val="60000"/>
+            </w14:schemeClr>
+          </w14:shadow>
+          <w14:textOutline w14:w="0" w14:cap="flat" w14:cmpd="sng" w14:algn="ctr">
+            <w14:noFill/>
+            <w14:prstDash w14:val="solid"/>
+            <w14:round/>
+          </w14:textOutline>
+        </w:rPr>
+        <w:t xml:space="preserve">(), </w:t>
+      </w:r>
+      <w:proofErr w:type="spellStart"/>
+      <w:r>
+        <w:rPr>
+          <w:rFonts w:ascii="Times New Roman" w:hAnsi="Times New Roman" w:cs="Times New Roman"/>
+          <w:color w:val="000000" w:themeColor="text1"/>
+          <w:sz w:val="24"/>
+          <w:szCs w:val="24"/>
+          <w14:shadow w14:blurRad="38100" w14:dist="19050" w14:dir="2700000" w14:sx="100000" w14:sy="100000" w14:kx="0" w14:ky="0" w14:algn="tl">
+            <w14:schemeClr w14:val="dk1">
+              <w14:alpha w14:val="60000"/>
+            </w14:schemeClr>
+          </w14:shadow>
+          <w14:textOutline w14:w="0" w14:cap="flat" w14:cmpd="sng" w14:algn="ctr">
+            <w14:noFill/>
+            <w14:prstDash w14:val="solid"/>
+            <w14:round/>
+          </w14:textOutline>
+        </w:rPr>
+        <w:t>Promise.race</w:t>
+      </w:r>
+      <w:proofErr w:type="spellEnd"/>
+      <w:r>
+        <w:rPr>
+          <w:rFonts w:ascii="Times New Roman" w:hAnsi="Times New Roman" w:cs="Times New Roman"/>
+          <w:color w:val="000000" w:themeColor="text1"/>
+          <w:sz w:val="24"/>
+          <w:szCs w:val="24"/>
+          <w14:shadow w14:blurRad="38100" w14:dist="19050" w14:dir="2700000" w14:sx="100000" w14:sy="100000" w14:kx="0" w14:ky="0" w14:algn="tl">
+            <w14:schemeClr w14:val="dk1">
+              <w14:alpha w14:val="60000"/>
+            </w14:schemeClr>
+          </w14:shadow>
+          <w14:textOutline w14:w="0" w14:cap="flat" w14:cmpd="sng" w14:algn="ctr">
+            <w14:noFill/>
+            <w14:prstDash w14:val="solid"/>
+            <w14:round/>
+          </w14:textOutline>
+        </w:rPr>
+        <w:t xml:space="preserve">(), </w:t>
+      </w:r>
+      <w:proofErr w:type="spellStart"/>
+      <w:r>
+        <w:rPr>
+          <w:rFonts w:ascii="Times New Roman" w:hAnsi="Times New Roman" w:cs="Times New Roman"/>
+          <w:color w:val="000000" w:themeColor="text1"/>
+          <w:sz w:val="24"/>
+          <w:szCs w:val="24"/>
+          <w14:shadow w14:blurRad="38100" w14:dist="19050" w14:dir="2700000" w14:sx="100000" w14:sy="100000" w14:kx="0" w14:ky="0" w14:algn="tl">
+            <w14:schemeClr w14:val="dk1">
+              <w14:alpha w14:val="60000"/>
+            </w14:schemeClr>
+          </w14:shadow>
+          <w14:textOutline w14:w="0" w14:cap="flat" w14:cmpd="sng" w14:algn="ctr">
+            <w14:noFill/>
+            <w14:prstDash w14:val="solid"/>
+            <w14:round/>
+          </w14:textOutline>
+        </w:rPr>
+        <w:t>Promise.allSettled</w:t>
+      </w:r>
+      <w:proofErr w:type="spellEnd"/>
+      <w:r>
+        <w:rPr>
+          <w:rFonts w:ascii="Times New Roman" w:hAnsi="Times New Roman" w:cs="Times New Roman"/>
+          <w:color w:val="000000" w:themeColor="text1"/>
+          <w:sz w:val="24"/>
+          <w:szCs w:val="24"/>
+          <w14:shadow w14:blurRad="38100" w14:dist="19050" w14:dir="2700000" w14:sx="100000" w14:sy="100000" w14:kx="0" w14:ky="0" w14:algn="tl">
+            <w14:schemeClr w14:val="dk1">
+              <w14:alpha w14:val="60000"/>
+            </w14:schemeClr>
+          </w14:shadow>
+          <w14:textOutline w14:w="0" w14:cap="flat" w14:cmpd="sng" w14:algn="ctr">
+            <w14:noFill/>
+            <w14:prstDash w14:val="solid"/>
+            <w14:round/>
+          </w14:textOutline>
+        </w:rPr>
+        <w:t xml:space="preserve">(), </w:t>
+      </w:r>
+      <w:proofErr w:type="spellStart"/>
+      <w:r>
+        <w:rPr>
+          <w:rFonts w:ascii="Times New Roman" w:hAnsi="Times New Roman" w:cs="Times New Roman"/>
+          <w:color w:val="000000" w:themeColor="text1"/>
+          <w:sz w:val="24"/>
+          <w:szCs w:val="24"/>
+          <w14:shadow w14:blurRad="38100" w14:dist="19050" w14:dir="2700000" w14:sx="100000" w14:sy="100000" w14:kx="0" w14:ky="0" w14:algn="tl">
+            <w14:schemeClr w14:val="dk1">
+              <w14:alpha w14:val="60000"/>
+            </w14:schemeClr>
+          </w14:shadow>
+          <w14:textOutline w14:w="0" w14:cap="flat" w14:cmpd="sng" w14:algn="ctr">
+            <w14:noFill/>
+            <w14:prstDash w14:val="solid"/>
+            <w14:round/>
+          </w14:textOutline>
+        </w:rPr>
+        <w:t>Promise.any</w:t>
+      </w:r>
+      <w:proofErr w:type="spellEnd"/>
+      <w:r>
+        <w:rPr>
+          <w:rFonts w:ascii="Times New Roman" w:hAnsi="Times New Roman" w:cs="Times New Roman"/>
+          <w:color w:val="000000" w:themeColor="text1"/>
+          <w:sz w:val="24"/>
+          <w:szCs w:val="24"/>
+          <w14:shadow w14:blurRad="38100" w14:dist="19050" w14:dir="2700000" w14:sx="100000" w14:sy="100000" w14:kx="0" w14:ky="0" w14:algn="tl">
+            <w14:schemeClr w14:val="dk1">
+              <w14:alpha w14:val="60000"/>
+            </w14:schemeClr>
+          </w14:shadow>
+          <w14:textOutline w14:w="0" w14:cap="flat" w14:cmpd="sng" w14:algn="ctr">
+            <w14:noFill/>
+            <w14:prstDash w14:val="solid"/>
+            <w14:round/>
+          </w14:textOutline>
+        </w:rPr>
+        <w:t>().</w:t>
+      </w:r>
+    </w:p>
+    <w:p>
+      <w:pPr>
+        <w:rPr>
+          <w:rFonts w:ascii="Times New Roman" w:hAnsi="Times New Roman" w:cs="Times New Roman"/>
+          <w:b/>
+          <w:bCs/>
+          <w:color w:val="000000" w:themeColor="text1"/>
+          <w:sz w:val="24"/>
+          <w:szCs w:val="24"/>
+          <w14:shadow w14:blurRad="38100" w14:dist="19050" w14:dir="2700000" w14:sx="100000" w14:sy="100000" w14:kx="0" w14:ky="0" w14:algn="tl">
+            <w14:schemeClr w14:val="dk1">
+              <w14:alpha w14:val="60000"/>
+            </w14:schemeClr>
+          </w14:shadow>
+          <w14:textOutline w14:w="0" w14:cap="flat" w14:cmpd="sng" w14:algn="ctr">
+            <w14:noFill/>
+            <w14:prstDash w14:val="solid"/>
+            <w14:round/>
+          </w14:textOutline>
+        </w:rPr>
+      </w:pPr>
+      <w:r>
+        <w:rPr>
+          <w:rFonts w:ascii="Times New Roman" w:hAnsi="Times New Roman" w:cs="Times New Roman"/>
+          <w:b/>
+          <w:bCs/>
+          <w:color w:val="000000" w:themeColor="text1"/>
+          <w:sz w:val="24"/>
+          <w:szCs w:val="24"/>
+          <w14:shadow w14:blurRad="38100" w14:dist="19050" w14:dir="2700000" w14:sx="100000" w14:sy="100000" w14:kx="0" w14:ky="0" w14:algn="tl">
+            <w14:schemeClr w14:val="dk1">
+              <w14:alpha w14:val="60000"/>
+            </w14:schemeClr>
+          </w14:shadow>
+          <w14:textOutline w14:w="0" w14:cap="flat" w14:cmpd="sng" w14:algn="ctr">
+            <w14:noFill/>
+            <w14:prstDash w14:val="solid"/>
+            <w14:round/>
+          </w14:textOutline>
+        </w:rPr>
+        <w:t xml:space="preserve">Explain different States of Promise in </w:t>
+      </w:r>
+      <w:proofErr w:type="spellStart"/>
+      <w:r>
+        <w:rPr>
+          <w:rFonts w:ascii="Times New Roman" w:hAnsi="Times New Roman" w:cs="Times New Roman"/>
+          <w:b/>
+          <w:bCs/>
+          <w:color w:val="000000" w:themeColor="text1"/>
+          <w:sz w:val="24"/>
+          <w:szCs w:val="24"/>
+          <w14:shadow w14:blurRad="38100" w14:dist="19050" w14:dir="2700000" w14:sx="100000" w14:sy="100000" w14:kx="0" w14:ky="0" w14:algn="tl">
+            <w14:schemeClr w14:val="dk1">
+              <w14:alpha w14:val="60000"/>
+            </w14:schemeClr>
+          </w14:shadow>
+          <w14:textOutline w14:w="0" w14:cap="flat" w14:cmpd="sng" w14:algn="ctr">
+            <w14:noFill/>
+            <w14:prstDash w14:val="solid"/>
+            <w14:round/>
+          </w14:textOutline>
+        </w:rPr>
+        <w:t>Javascript</w:t>
+      </w:r>
+      <w:proofErr w:type="spellEnd"/>
+      <w:r>
+        <w:rPr>
+          <w:rFonts w:ascii="Times New Roman" w:hAnsi="Times New Roman" w:cs="Times New Roman"/>
+          <w:b/>
+          <w:bCs/>
+          <w:color w:val="000000" w:themeColor="text1"/>
+          <w:sz w:val="24"/>
+          <w:szCs w:val="24"/>
+          <w14:shadow w14:blurRad="38100" w14:dist="19050" w14:dir="2700000" w14:sx="100000" w14:sy="100000" w14:kx="0" w14:ky="0" w14:algn="tl">
+            <w14:schemeClr w14:val="dk1">
+              <w14:alpha w14:val="60000"/>
+            </w14:schemeClr>
+          </w14:shadow>
+          <w14:textOutline w14:w="0" w14:cap="flat" w14:cmpd="sng" w14:algn="ctr">
+            <w14:noFill/>
+            <w14:prstDash w14:val="solid"/>
+            <w14:round/>
+          </w14:textOutline>
+        </w:rPr>
+        <w:t xml:space="preserve"> </w:t>
+      </w:r>
+    </w:p>
+    <w:p>
+      <w:pPr>
+        <w:rPr>
+          <w:rFonts w:ascii="Times New Roman" w:hAnsi="Times New Roman" w:cs="Times New Roman"/>
+          <w:color w:val="000000" w:themeColor="text1"/>
+          <w:sz w:val="24"/>
+          <w:szCs w:val="24"/>
+          <w14:shadow w14:blurRad="38100" w14:dist="19050" w14:dir="2700000" w14:sx="100000" w14:sy="100000" w14:kx="0" w14:ky="0" w14:algn="tl">
+            <w14:schemeClr w14:val="dk1">
+              <w14:alpha w14:val="60000"/>
+            </w14:schemeClr>
+          </w14:shadow>
+          <w14:textOutline w14:w="0" w14:cap="flat" w14:cmpd="sng" w14:algn="ctr">
+            <w14:noFill/>
+            <w14:prstDash w14:val="solid"/>
+            <w14:round/>
+          </w14:textOutline>
+        </w:rPr>
+      </w:pPr>
+      <w:r>
+        <w:rPr>
+          <w:rFonts w:ascii="Times New Roman" w:hAnsi="Times New Roman" w:cs="Times New Roman"/>
+          <w:color w:val="000000" w:themeColor="text1"/>
+          <w:sz w:val="24"/>
+          <w:szCs w:val="24"/>
+          <w14:shadow w14:blurRad="38100" w14:dist="19050" w14:dir="2700000" w14:sx="100000" w14:sy="100000" w14:kx="0" w14:ky="0" w14:algn="tl">
+            <w14:schemeClr w14:val="dk1">
+              <w14:alpha w14:val="60000"/>
+            </w14:schemeClr>
+          </w14:shadow>
+          <w14:textOutline w14:w="0" w14:cap="flat" w14:cmpd="sng" w14:algn="ctr">
+            <w14:noFill/>
+            <w14:prstDash w14:val="solid"/>
+            <w14:round/>
+          </w14:textOutline>
+        </w:rPr>
+        <w:t>•  States: Pending, Fulfilled, Rejected.</w:t>
+      </w:r>
+    </w:p>
+    <w:p>
+      <w:pPr>
+        <w:rPr>
+          <w:rFonts w:ascii="Times New Roman" w:hAnsi="Times New Roman" w:cs="Times New Roman"/>
+          <w:b/>
+          <w:bCs/>
+          <w:color w:val="000000" w:themeColor="text1"/>
+          <w:sz w:val="24"/>
+          <w:szCs w:val="24"/>
+          <w14:shadow w14:blurRad="38100" w14:dist="19050" w14:dir="2700000" w14:sx="100000" w14:sy="100000" w14:kx="0" w14:ky="0" w14:algn="tl">
+            <w14:schemeClr w14:val="dk1">
+              <w14:alpha w14:val="60000"/>
+            </w14:schemeClr>
+          </w14:shadow>
+          <w14:textOutline w14:w="0" w14:cap="flat" w14:cmpd="sng" w14:algn="ctr">
+            <w14:noFill/>
+            <w14:prstDash w14:val="solid"/>
+            <w14:round/>
+          </w14:textOutline>
+        </w:rPr>
+      </w:pPr>
+      <w:r>
+        <w:rPr>
+          <w:rFonts w:ascii="Times New Roman" w:hAnsi="Times New Roman" w:cs="Times New Roman"/>
+          <w:b/>
+          <w:bCs/>
+          <w:color w:val="000000" w:themeColor="text1"/>
+          <w:sz w:val="24"/>
+          <w:szCs w:val="24"/>
+          <w14:shadow w14:blurRad="38100" w14:dist="19050" w14:dir="2700000" w14:sx="100000" w14:sy="100000" w14:kx="0" w14:ky="0" w14:algn="tl">
+            <w14:schemeClr w14:val="dk1">
+              <w14:alpha w14:val="60000"/>
+            </w14:schemeClr>
+          </w14:shadow>
+          <w14:textOutline w14:w="0" w14:cap="flat" w14:cmpd="sng" w14:algn="ctr">
+            <w14:noFill/>
+            <w14:prstDash w14:val="solid"/>
+            <w14:round/>
+          </w14:textOutline>
+        </w:rPr>
+        <w:t xml:space="preserve">How to create a Promise </w:t>
+      </w:r>
+    </w:p>
+    <w:p>
+      <w:pPr>
+        <w:rPr>
+          <w:rFonts w:ascii="Times New Roman" w:hAnsi="Times New Roman" w:cs="Times New Roman"/>
+          <w:color w:val="000000" w:themeColor="text1"/>
+          <w:sz w:val="24"/>
+          <w:szCs w:val="24"/>
+          <w14:shadow w14:blurRad="38100" w14:dist="19050" w14:dir="2700000" w14:sx="100000" w14:sy="100000" w14:kx="0" w14:ky="0" w14:algn="tl">
+            <w14:schemeClr w14:val="dk1">
+              <w14:alpha w14:val="60000"/>
+            </w14:schemeClr>
+          </w14:shadow>
+          <w14:textOutline w14:w="0" w14:cap="flat" w14:cmpd="sng" w14:algn="ctr">
+            <w14:noFill/>
+            <w14:prstDash w14:val="solid"/>
+            <w14:round/>
+          </w14:textOutline>
+        </w:rPr>
+      </w:pPr>
+      <w:r>
+        <w:rPr>
+          <w:rFonts w:ascii="Times New Roman" w:hAnsi="Times New Roman" w:cs="Times New Roman"/>
+          <w:color w:val="000000" w:themeColor="text1"/>
+          <w:sz w:val="24"/>
+          <w:szCs w:val="24"/>
+          <w14:shadow w14:blurRad="38100" w14:dist="19050" w14:dir="2700000" w14:sx="100000" w14:sy="100000" w14:kx="0" w14:ky="0" w14:algn="tl">
+            <w14:schemeClr w14:val="dk1">
+              <w14:alpha w14:val="60000"/>
+            </w14:schemeClr>
+          </w14:shadow>
+          <w14:textOutline w14:w="0" w14:cap="flat" w14:cmpd="sng" w14:algn="ctr">
+            <w14:noFill/>
+            <w14:prstDash w14:val="solid"/>
+            <w14:round/>
+          </w14:textOutline>
+        </w:rPr>
+        <w:t>const promise = new Promise((resolve, reject) =&gt; {</w:t>
       </w:r>
     </w:p>
     <w:p>
@@ -5563,128 +7226,47 @@
           </w14:textOutline>
         </w:rPr>
         <w:lastRenderedPageBreak/>
-        <w:t>•  States: Pending, Fulfilled, Rejected.</w:t>
-      </w:r>
-    </w:p>
-    <w:p>
-      <w:pPr>
-        <w:rPr>
-          <w:rFonts w:ascii="Times New Roman" w:hAnsi="Times New Roman" w:cs="Times New Roman"/>
-          <w:b/>
-          <w:bCs/>
-          <w:color w:val="000000" w:themeColor="text1"/>
-          <w:sz w:val="24"/>
-          <w:szCs w:val="24"/>
-          <w14:shadow w14:blurRad="38100" w14:dist="19050" w14:dir="2700000" w14:sx="100000" w14:sy="100000" w14:kx="0" w14:ky="0" w14:algn="tl">
-            <w14:schemeClr w14:val="dk1">
-              <w14:alpha w14:val="60000"/>
-            </w14:schemeClr>
-          </w14:shadow>
-          <w14:textOutline w14:w="0" w14:cap="flat" w14:cmpd="sng" w14:algn="ctr">
-            <w14:noFill/>
-            <w14:prstDash w14:val="solid"/>
-            <w14:round/>
-          </w14:textOutline>
-        </w:rPr>
-      </w:pPr>
-      <w:r>
-        <w:rPr>
-          <w:rFonts w:ascii="Times New Roman" w:hAnsi="Times New Roman" w:cs="Times New Roman"/>
-          <w:b/>
-          <w:bCs/>
-          <w:color w:val="000000" w:themeColor="text1"/>
-          <w:sz w:val="24"/>
-          <w:szCs w:val="24"/>
-          <w14:shadow w14:blurRad="38100" w14:dist="19050" w14:dir="2700000" w14:sx="100000" w14:sy="100000" w14:kx="0" w14:ky="0" w14:algn="tl">
-            <w14:schemeClr w14:val="dk1">
-              <w14:alpha w14:val="60000"/>
-            </w14:schemeClr>
-          </w14:shadow>
-          <w14:textOutline w14:w="0" w14:cap="flat" w14:cmpd="sng" w14:algn="ctr">
-            <w14:noFill/>
-            <w14:prstDash w14:val="solid"/>
-            <w14:round/>
-          </w14:textOutline>
-        </w:rPr>
-        <w:t xml:space="preserve">How to create a Promise </w:t>
-      </w:r>
-    </w:p>
-    <w:p>
-      <w:pPr>
-        <w:rPr>
-          <w:rFonts w:ascii="Times New Roman" w:hAnsi="Times New Roman" w:cs="Times New Roman"/>
-          <w:color w:val="000000" w:themeColor="text1"/>
-          <w:sz w:val="24"/>
-          <w:szCs w:val="24"/>
-          <w14:shadow w14:blurRad="38100" w14:dist="19050" w14:dir="2700000" w14:sx="100000" w14:sy="100000" w14:kx="0" w14:ky="0" w14:algn="tl">
-            <w14:schemeClr w14:val="dk1">
-              <w14:alpha w14:val="60000"/>
-            </w14:schemeClr>
-          </w14:shadow>
-          <w14:textOutline w14:w="0" w14:cap="flat" w14:cmpd="sng" w14:algn="ctr">
-            <w14:noFill/>
-            <w14:prstDash w14:val="solid"/>
-            <w14:round/>
-          </w14:textOutline>
-        </w:rPr>
-      </w:pPr>
-      <w:r>
-        <w:rPr>
-          <w:rFonts w:ascii="Times New Roman" w:hAnsi="Times New Roman" w:cs="Times New Roman"/>
-          <w:color w:val="000000" w:themeColor="text1"/>
-          <w:sz w:val="24"/>
-          <w:szCs w:val="24"/>
-          <w14:shadow w14:blurRad="38100" w14:dist="19050" w14:dir="2700000" w14:sx="100000" w14:sy="100000" w14:kx="0" w14:ky="0" w14:algn="tl">
-            <w14:schemeClr w14:val="dk1">
-              <w14:alpha w14:val="60000"/>
-            </w14:schemeClr>
-          </w14:shadow>
-          <w14:textOutline w14:w="0" w14:cap="flat" w14:cmpd="sng" w14:algn="ctr">
-            <w14:noFill/>
-            <w14:prstDash w14:val="solid"/>
-            <w14:round/>
-          </w14:textOutline>
-        </w:rPr>
-        <w:t>const promise = new Promise((resolve, reject) =&gt; {</w:t>
-      </w:r>
-    </w:p>
-    <w:p>
-      <w:pPr>
-        <w:rPr>
-          <w:rFonts w:ascii="Times New Roman" w:hAnsi="Times New Roman" w:cs="Times New Roman"/>
-          <w:color w:val="000000" w:themeColor="text1"/>
-          <w:sz w:val="24"/>
-          <w:szCs w:val="24"/>
-          <w14:shadow w14:blurRad="38100" w14:dist="19050" w14:dir="2700000" w14:sx="100000" w14:sy="100000" w14:kx="0" w14:ky="0" w14:algn="tl">
-            <w14:schemeClr w14:val="dk1">
-              <w14:alpha w14:val="60000"/>
-            </w14:schemeClr>
-          </w14:shadow>
-          <w14:textOutline w14:w="0" w14:cap="flat" w14:cmpd="sng" w14:algn="ctr">
-            <w14:noFill/>
-            <w14:prstDash w14:val="solid"/>
-            <w14:round/>
-          </w14:textOutline>
-        </w:rPr>
-      </w:pPr>
-      <w:r>
-        <w:rPr>
-          <w:rFonts w:ascii="Times New Roman" w:hAnsi="Times New Roman" w:cs="Times New Roman"/>
-          <w:color w:val="000000" w:themeColor="text1"/>
-          <w:sz w:val="24"/>
-          <w:szCs w:val="24"/>
-          <w14:shadow w14:blurRad="38100" w14:dist="19050" w14:dir="2700000" w14:sx="100000" w14:sy="100000" w14:kx="0" w14:ky="0" w14:algn="tl">
-            <w14:schemeClr w14:val="dk1">
-              <w14:alpha w14:val="60000"/>
-            </w14:schemeClr>
-          </w14:shadow>
-          <w14:textOutline w14:w="0" w14:cap="flat" w14:cmpd="sng" w14:algn="ctr">
-            <w14:noFill/>
-            <w14:prstDash w14:val="solid"/>
-            <w14:round/>
-          </w14:textOutline>
-        </w:rPr>
-        <w:t>  setTimeout(() =&gt; {</w:t>
+        <w:t xml:space="preserve">  </w:t>
+      </w:r>
+      <w:proofErr w:type="spellStart"/>
+      <w:r>
+        <w:rPr>
+          <w:rFonts w:ascii="Times New Roman" w:hAnsi="Times New Roman" w:cs="Times New Roman"/>
+          <w:color w:val="000000" w:themeColor="text1"/>
+          <w:sz w:val="24"/>
+          <w:szCs w:val="24"/>
+          <w14:shadow w14:blurRad="38100" w14:dist="19050" w14:dir="2700000" w14:sx="100000" w14:sy="100000" w14:kx="0" w14:ky="0" w14:algn="tl">
+            <w14:schemeClr w14:val="dk1">
+              <w14:alpha w14:val="60000"/>
+            </w14:schemeClr>
+          </w14:shadow>
+          <w14:textOutline w14:w="0" w14:cap="flat" w14:cmpd="sng" w14:algn="ctr">
+            <w14:noFill/>
+            <w14:prstDash w14:val="solid"/>
+            <w14:round/>
+          </w14:textOutline>
+        </w:rPr>
+        <w:t>setTimeout</w:t>
+      </w:r>
+      <w:proofErr w:type="spellEnd"/>
+      <w:r>
+        <w:rPr>
+          <w:rFonts w:ascii="Times New Roman" w:hAnsi="Times New Roman" w:cs="Times New Roman"/>
+          <w:color w:val="000000" w:themeColor="text1"/>
+          <w:sz w:val="24"/>
+          <w:szCs w:val="24"/>
+          <w14:shadow w14:blurRad="38100" w14:dist="19050" w14:dir="2700000" w14:sx="100000" w14:sy="100000" w14:kx="0" w14:ky="0" w14:algn="tl">
+            <w14:schemeClr w14:val="dk1">
+              <w14:alpha w14:val="60000"/>
+            </w14:schemeClr>
+          </w14:shadow>
+          <w14:textOutline w14:w="0" w14:cap="flat" w14:cmpd="sng" w14:algn="ctr">
+            <w14:noFill/>
+            <w14:prstDash w14:val="solid"/>
+            <w14:round/>
+          </w14:textOutline>
+        </w:rPr>
+        <w:t>(() =&gt; {</w:t>
       </w:r>
     </w:p>
     <w:p>
@@ -6471,7 +8053,51 @@
             <w14:round/>
           </w14:textOutline>
         </w:rPr>
-        <w:t xml:space="preserve">What is difference between promise and callback in Javascript </w:t>
+        <w:t xml:space="preserve">What is difference between promise and callback in </w:t>
+      </w:r>
+      <w:proofErr w:type="spellStart"/>
+      <w:r>
+        <w:rPr>
+          <w:rFonts w:ascii="Times New Roman" w:hAnsi="Times New Roman" w:cs="Times New Roman"/>
+          <w:b/>
+          <w:bCs/>
+          <w:color w:val="000000" w:themeColor="text1"/>
+          <w:sz w:val="24"/>
+          <w:szCs w:val="24"/>
+          <w14:shadow w14:blurRad="38100" w14:dist="19050" w14:dir="2700000" w14:sx="100000" w14:sy="100000" w14:kx="0" w14:ky="0" w14:algn="tl">
+            <w14:schemeClr w14:val="dk1">
+              <w14:alpha w14:val="60000"/>
+            </w14:schemeClr>
+          </w14:shadow>
+          <w14:textOutline w14:w="0" w14:cap="flat" w14:cmpd="sng" w14:algn="ctr">
+            <w14:noFill/>
+            <w14:prstDash w14:val="solid"/>
+            <w14:round/>
+          </w14:textOutline>
+        </w:rPr>
+        <w:t>Javascript</w:t>
+      </w:r>
+      <w:proofErr w:type="spellEnd"/>
+      <w:r>
+        <w:rPr>
+          <w:rFonts w:ascii="Times New Roman" w:hAnsi="Times New Roman" w:cs="Times New Roman"/>
+          <w:b/>
+          <w:bCs/>
+          <w:color w:val="000000" w:themeColor="text1"/>
+          <w:sz w:val="24"/>
+          <w:szCs w:val="24"/>
+          <w14:shadow w14:blurRad="38100" w14:dist="19050" w14:dir="2700000" w14:sx="100000" w14:sy="100000" w14:kx="0" w14:ky="0" w14:algn="tl">
+            <w14:schemeClr w14:val="dk1">
+              <w14:alpha w14:val="60000"/>
+            </w14:schemeClr>
+          </w14:shadow>
+          <w14:textOutline w14:w="0" w14:cap="flat" w14:cmpd="sng" w14:algn="ctr">
+            <w14:noFill/>
+            <w14:prstDash w14:val="solid"/>
+            <w14:round/>
+          </w14:textOutline>
+        </w:rPr>
+        <w:t xml:space="preserve"> </w:t>
       </w:r>
     </w:p>
     <w:p>
@@ -6596,89 +8222,89 @@
             <w14:round/>
           </w14:textOutline>
         </w:rPr>
+        <w:t>Promises are generally preferred over callbacks for handling asynchronous operations due to their cleaner syntax, better error management, and improved composability.</w:t>
+      </w:r>
+    </w:p>
+    <w:p>
+      <w:pPr>
+        <w:rPr>
+          <w:rFonts w:ascii="Times New Roman" w:hAnsi="Times New Roman" w:cs="Times New Roman"/>
+          <w:b/>
+          <w:bCs/>
+          <w:color w:val="000000" w:themeColor="text1"/>
+          <w:sz w:val="24"/>
+          <w:szCs w:val="24"/>
+          <w14:shadow w14:blurRad="38100" w14:dist="19050" w14:dir="2700000" w14:sx="100000" w14:sy="100000" w14:kx="0" w14:ky="0" w14:algn="tl">
+            <w14:schemeClr w14:val="dk1">
+              <w14:alpha w14:val="60000"/>
+            </w14:schemeClr>
+          </w14:shadow>
+          <w14:textOutline w14:w="0" w14:cap="flat" w14:cmpd="sng" w14:algn="ctr">
+            <w14:noFill/>
+            <w14:prstDash w14:val="solid"/>
+            <w14:round/>
+          </w14:textOutline>
+        </w:rPr>
+      </w:pPr>
+      <w:r>
+        <w:rPr>
+          <w:rFonts w:ascii="Times New Roman" w:hAnsi="Times New Roman" w:cs="Times New Roman"/>
+          <w:b/>
+          <w:bCs/>
+          <w:color w:val="000000" w:themeColor="text1"/>
+          <w:sz w:val="24"/>
+          <w:szCs w:val="24"/>
+          <w14:shadow w14:blurRad="38100" w14:dist="19050" w14:dir="2700000" w14:sx="100000" w14:sy="100000" w14:kx="0" w14:ky="0" w14:algn="tl">
+            <w14:schemeClr w14:val="dk1">
+              <w14:alpha w14:val="60000"/>
+            </w14:schemeClr>
+          </w14:shadow>
+          <w14:textOutline w14:w="0" w14:cap="flat" w14:cmpd="sng" w14:algn="ctr">
+            <w14:noFill/>
+            <w14:prstDash w14:val="solid"/>
+            <w14:round/>
+          </w14:textOutline>
+        </w:rPr>
+        <w:t xml:space="preserve">What is Callback </w:t>
+      </w:r>
+    </w:p>
+    <w:p>
+      <w:pPr>
+        <w:rPr>
+          <w:rFonts w:ascii="Times New Roman" w:hAnsi="Times New Roman" w:cs="Times New Roman"/>
+          <w:color w:val="000000" w:themeColor="text1"/>
+          <w:sz w:val="24"/>
+          <w:szCs w:val="24"/>
+          <w14:shadow w14:blurRad="38100" w14:dist="19050" w14:dir="2700000" w14:sx="100000" w14:sy="100000" w14:kx="0" w14:ky="0" w14:algn="tl">
+            <w14:schemeClr w14:val="dk1">
+              <w14:alpha w14:val="60000"/>
+            </w14:schemeClr>
+          </w14:shadow>
+          <w14:textOutline w14:w="0" w14:cap="flat" w14:cmpd="sng" w14:algn="ctr">
+            <w14:noFill/>
+            <w14:prstDash w14:val="solid"/>
+            <w14:round/>
+          </w14:textOutline>
+        </w:rPr>
+      </w:pPr>
+      <w:r>
+        <w:rPr>
+          <w:rFonts w:ascii="Times New Roman" w:hAnsi="Times New Roman" w:cs="Times New Roman"/>
+          <w:color w:val="000000" w:themeColor="text1"/>
+          <w:sz w:val="24"/>
+          <w:szCs w:val="24"/>
+          <w14:shadow w14:blurRad="38100" w14:dist="19050" w14:dir="2700000" w14:sx="100000" w14:sy="100000" w14:kx="0" w14:ky="0" w14:algn="tl">
+            <w14:schemeClr w14:val="dk1">
+              <w14:alpha w14:val="60000"/>
+            </w14:schemeClr>
+          </w14:shadow>
+          <w14:textOutline w14:w="0" w14:cap="flat" w14:cmpd="sng" w14:algn="ctr">
+            <w14:noFill/>
+            <w14:prstDash w14:val="solid"/>
+            <w14:round/>
+          </w14:textOutline>
+        </w:rPr>
         <w:lastRenderedPageBreak/>
-        <w:t>Promises are generally preferred over callbacks for handling asynchronous operations due to their cleaner syntax, better error management, and improved composability.</w:t>
-      </w:r>
-    </w:p>
-    <w:p>
-      <w:pPr>
-        <w:rPr>
-          <w:rFonts w:ascii="Times New Roman" w:hAnsi="Times New Roman" w:cs="Times New Roman"/>
-          <w:b/>
-          <w:bCs/>
-          <w:color w:val="000000" w:themeColor="text1"/>
-          <w:sz w:val="24"/>
-          <w:szCs w:val="24"/>
-          <w14:shadow w14:blurRad="38100" w14:dist="19050" w14:dir="2700000" w14:sx="100000" w14:sy="100000" w14:kx="0" w14:ky="0" w14:algn="tl">
-            <w14:schemeClr w14:val="dk1">
-              <w14:alpha w14:val="60000"/>
-            </w14:schemeClr>
-          </w14:shadow>
-          <w14:textOutline w14:w="0" w14:cap="flat" w14:cmpd="sng" w14:algn="ctr">
-            <w14:noFill/>
-            <w14:prstDash w14:val="solid"/>
-            <w14:round/>
-          </w14:textOutline>
-        </w:rPr>
-      </w:pPr>
-      <w:r>
-        <w:rPr>
-          <w:rFonts w:ascii="Times New Roman" w:hAnsi="Times New Roman" w:cs="Times New Roman"/>
-          <w:b/>
-          <w:bCs/>
-          <w:color w:val="000000" w:themeColor="text1"/>
-          <w:sz w:val="24"/>
-          <w:szCs w:val="24"/>
-          <w14:shadow w14:blurRad="38100" w14:dist="19050" w14:dir="2700000" w14:sx="100000" w14:sy="100000" w14:kx="0" w14:ky="0" w14:algn="tl">
-            <w14:schemeClr w14:val="dk1">
-              <w14:alpha w14:val="60000"/>
-            </w14:schemeClr>
-          </w14:shadow>
-          <w14:textOutline w14:w="0" w14:cap="flat" w14:cmpd="sng" w14:algn="ctr">
-            <w14:noFill/>
-            <w14:prstDash w14:val="solid"/>
-            <w14:round/>
-          </w14:textOutline>
-        </w:rPr>
-        <w:t xml:space="preserve">What is Callback </w:t>
-      </w:r>
-    </w:p>
-    <w:p>
-      <w:pPr>
-        <w:rPr>
-          <w:rFonts w:ascii="Times New Roman" w:hAnsi="Times New Roman" w:cs="Times New Roman"/>
-          <w:color w:val="000000" w:themeColor="text1"/>
-          <w:sz w:val="24"/>
-          <w:szCs w:val="24"/>
-          <w14:shadow w14:blurRad="38100" w14:dist="19050" w14:dir="2700000" w14:sx="100000" w14:sy="100000" w14:kx="0" w14:ky="0" w14:algn="tl">
-            <w14:schemeClr w14:val="dk1">
-              <w14:alpha w14:val="60000"/>
-            </w14:schemeClr>
-          </w14:shadow>
-          <w14:textOutline w14:w="0" w14:cap="flat" w14:cmpd="sng" w14:algn="ctr">
-            <w14:noFill/>
-            <w14:prstDash w14:val="solid"/>
-            <w14:round/>
-          </w14:textOutline>
-        </w:rPr>
-      </w:pPr>
-      <w:r>
-        <w:rPr>
-          <w:rFonts w:ascii="Times New Roman" w:hAnsi="Times New Roman" w:cs="Times New Roman"/>
-          <w:color w:val="000000" w:themeColor="text1"/>
-          <w:sz w:val="24"/>
-          <w:szCs w:val="24"/>
-          <w14:shadow w14:blurRad="38100" w14:dist="19050" w14:dir="2700000" w14:sx="100000" w14:sy="100000" w14:kx="0" w14:ky="0" w14:algn="tl">
-            <w14:schemeClr w14:val="dk1">
-              <w14:alpha w14:val="60000"/>
-            </w14:schemeClr>
-          </w14:shadow>
-          <w14:textOutline w14:w="0" w14:cap="flat" w14:cmpd="sng" w14:algn="ctr">
-            <w14:noFill/>
-            <w14:prstDash w14:val="solid"/>
-            <w14:round/>
-          </w14:textOutline>
-        </w:rPr>
         <w:t>A callback is a function that is passed as an argument to another function to be "called back" at a later time(exception,</w:t>
       </w:r>
       <w:r>
@@ -6798,7 +8424,51 @@
             <w14:round/>
           </w14:textOutline>
         </w:rPr>
-        <w:t xml:space="preserve">What is higher order function in Javascript </w:t>
+        <w:t xml:space="preserve">What is higher order function in </w:t>
+      </w:r>
+      <w:proofErr w:type="spellStart"/>
+      <w:r>
+        <w:rPr>
+          <w:rFonts w:ascii="Times New Roman" w:hAnsi="Times New Roman" w:cs="Times New Roman"/>
+          <w:b/>
+          <w:bCs/>
+          <w:color w:val="000000" w:themeColor="text1"/>
+          <w:sz w:val="24"/>
+          <w:szCs w:val="24"/>
+          <w14:shadow w14:blurRad="38100" w14:dist="19050" w14:dir="2700000" w14:sx="100000" w14:sy="100000" w14:kx="0" w14:ky="0" w14:algn="tl">
+            <w14:schemeClr w14:val="dk1">
+              <w14:alpha w14:val="60000"/>
+            </w14:schemeClr>
+          </w14:shadow>
+          <w14:textOutline w14:w="0" w14:cap="flat" w14:cmpd="sng" w14:algn="ctr">
+            <w14:noFill/>
+            <w14:prstDash w14:val="solid"/>
+            <w14:round/>
+          </w14:textOutline>
+        </w:rPr>
+        <w:t>Javascript</w:t>
+      </w:r>
+      <w:proofErr w:type="spellEnd"/>
+      <w:r>
+        <w:rPr>
+          <w:rFonts w:ascii="Times New Roman" w:hAnsi="Times New Roman" w:cs="Times New Roman"/>
+          <w:b/>
+          <w:bCs/>
+          <w:color w:val="000000" w:themeColor="text1"/>
+          <w:sz w:val="24"/>
+          <w:szCs w:val="24"/>
+          <w14:shadow w14:blurRad="38100" w14:dist="19050" w14:dir="2700000" w14:sx="100000" w14:sy="100000" w14:kx="0" w14:ky="0" w14:algn="tl">
+            <w14:schemeClr w14:val="dk1">
+              <w14:alpha w14:val="60000"/>
+            </w14:schemeClr>
+          </w14:shadow>
+          <w14:textOutline w14:w="0" w14:cap="flat" w14:cmpd="sng" w14:algn="ctr">
+            <w14:noFill/>
+            <w14:prstDash w14:val="solid"/>
+            <w14:round/>
+          </w14:textOutline>
+        </w:rPr>
+        <w:t xml:space="preserve"> </w:t>
       </w:r>
     </w:p>
     <w:p>
@@ -6927,7 +8597,47 @@
             <w14:round/>
           </w14:textOutline>
         </w:rPr>
-        <w:t>Returning Functions: Enables dynamic creation of functions with specialized behavior.</w:t>
+        <w:t xml:space="preserve">Returning Functions: Enables dynamic creation of functions with specialized </w:t>
+      </w:r>
+      <w:proofErr w:type="spellStart"/>
+      <w:r>
+        <w:rPr>
+          <w:rFonts w:ascii="Times New Roman" w:hAnsi="Times New Roman" w:cs="Times New Roman"/>
+          <w:color w:val="000000" w:themeColor="text1"/>
+          <w:sz w:val="24"/>
+          <w:szCs w:val="24"/>
+          <w14:shadow w14:blurRad="38100" w14:dist="19050" w14:dir="2700000" w14:sx="100000" w14:sy="100000" w14:kx="0" w14:ky="0" w14:algn="tl">
+            <w14:schemeClr w14:val="dk1">
+              <w14:alpha w14:val="60000"/>
+            </w14:schemeClr>
+          </w14:shadow>
+          <w14:textOutline w14:w="0" w14:cap="flat" w14:cmpd="sng" w14:algn="ctr">
+            <w14:noFill/>
+            <w14:prstDash w14:val="solid"/>
+            <w14:round/>
+          </w14:textOutline>
+        </w:rPr>
+        <w:t>behavior</w:t>
+      </w:r>
+      <w:proofErr w:type="spellEnd"/>
+      <w:r>
+        <w:rPr>
+          <w:rFonts w:ascii="Times New Roman" w:hAnsi="Times New Roman" w:cs="Times New Roman"/>
+          <w:color w:val="000000" w:themeColor="text1"/>
+          <w:sz w:val="24"/>
+          <w:szCs w:val="24"/>
+          <w14:shadow w14:blurRad="38100" w14:dist="19050" w14:dir="2700000" w14:sx="100000" w14:sy="100000" w14:kx="0" w14:ky="0" w14:algn="tl">
+            <w14:schemeClr w14:val="dk1">
+              <w14:alpha w14:val="60000"/>
+            </w14:schemeClr>
+          </w14:shadow>
+          <w14:textOutline w14:w="0" w14:cap="flat" w14:cmpd="sng" w14:algn="ctr">
+            <w14:noFill/>
+            <w14:prstDash w14:val="solid"/>
+            <w14:round/>
+          </w14:textOutline>
+        </w:rPr>
+        <w:t>.</w:t>
       </w:r>
     </w:p>
     <w:p>
@@ -7009,7 +8719,51 @@
             <w14:round/>
           </w14:textOutline>
         </w:rPr>
-        <w:t xml:space="preserve">Explain different types of function in Javascript </w:t>
+        <w:t xml:space="preserve">Explain different types of function in </w:t>
+      </w:r>
+      <w:proofErr w:type="spellStart"/>
+      <w:r>
+        <w:rPr>
+          <w:rFonts w:ascii="Times New Roman" w:hAnsi="Times New Roman" w:cs="Times New Roman"/>
+          <w:b/>
+          <w:bCs/>
+          <w:color w:val="000000" w:themeColor="text1"/>
+          <w:sz w:val="24"/>
+          <w:szCs w:val="24"/>
+          <w14:shadow w14:blurRad="38100" w14:dist="19050" w14:dir="2700000" w14:sx="100000" w14:sy="100000" w14:kx="0" w14:ky="0" w14:algn="tl">
+            <w14:schemeClr w14:val="dk1">
+              <w14:alpha w14:val="60000"/>
+            </w14:schemeClr>
+          </w14:shadow>
+          <w14:textOutline w14:w="0" w14:cap="flat" w14:cmpd="sng" w14:algn="ctr">
+            <w14:noFill/>
+            <w14:prstDash w14:val="solid"/>
+            <w14:round/>
+          </w14:textOutline>
+        </w:rPr>
+        <w:t>Javascript</w:t>
+      </w:r>
+      <w:proofErr w:type="spellEnd"/>
+      <w:r>
+        <w:rPr>
+          <w:rFonts w:ascii="Times New Roman" w:hAnsi="Times New Roman" w:cs="Times New Roman"/>
+          <w:b/>
+          <w:bCs/>
+          <w:color w:val="000000" w:themeColor="text1"/>
+          <w:sz w:val="24"/>
+          <w:szCs w:val="24"/>
+          <w14:shadow w14:blurRad="38100" w14:dist="19050" w14:dir="2700000" w14:sx="100000" w14:sy="100000" w14:kx="0" w14:ky="0" w14:algn="tl">
+            <w14:schemeClr w14:val="dk1">
+              <w14:alpha w14:val="60000"/>
+            </w14:schemeClr>
+          </w14:shadow>
+          <w14:textOutline w14:w="0" w14:cap="flat" w14:cmpd="sng" w14:algn="ctr">
+            <w14:noFill/>
+            <w14:prstDash w14:val="solid"/>
+            <w14:round/>
+          </w14:textOutline>
+        </w:rPr>
+        <w:t xml:space="preserve"> </w:t>
       </w:r>
     </w:p>
     <w:p>
@@ -7324,7 +9078,51 @@
             <w14:round/>
           </w14:textOutline>
         </w:rPr>
-        <w:t xml:space="preserve">What is arrow function in Javascript </w:t>
+        <w:t xml:space="preserve">What is arrow function in </w:t>
+      </w:r>
+      <w:proofErr w:type="spellStart"/>
+      <w:r>
+        <w:rPr>
+          <w:rFonts w:ascii="Times New Roman" w:hAnsi="Times New Roman" w:cs="Times New Roman"/>
+          <w:b/>
+          <w:bCs/>
+          <w:color w:val="000000" w:themeColor="text1"/>
+          <w:sz w:val="24"/>
+          <w:szCs w:val="24"/>
+          <w14:shadow w14:blurRad="38100" w14:dist="19050" w14:dir="2700000" w14:sx="100000" w14:sy="100000" w14:kx="0" w14:ky="0" w14:algn="tl">
+            <w14:schemeClr w14:val="dk1">
+              <w14:alpha w14:val="60000"/>
+            </w14:schemeClr>
+          </w14:shadow>
+          <w14:textOutline w14:w="0" w14:cap="flat" w14:cmpd="sng" w14:algn="ctr">
+            <w14:noFill/>
+            <w14:prstDash w14:val="solid"/>
+            <w14:round/>
+          </w14:textOutline>
+        </w:rPr>
+        <w:t>Javascript</w:t>
+      </w:r>
+      <w:proofErr w:type="spellEnd"/>
+      <w:r>
+        <w:rPr>
+          <w:rFonts w:ascii="Times New Roman" w:hAnsi="Times New Roman" w:cs="Times New Roman"/>
+          <w:b/>
+          <w:bCs/>
+          <w:color w:val="000000" w:themeColor="text1"/>
+          <w:sz w:val="24"/>
+          <w:szCs w:val="24"/>
+          <w14:shadow w14:blurRad="38100" w14:dist="19050" w14:dir="2700000" w14:sx="100000" w14:sy="100000" w14:kx="0" w14:ky="0" w14:algn="tl">
+            <w14:schemeClr w14:val="dk1">
+              <w14:alpha w14:val="60000"/>
+            </w14:schemeClr>
+          </w14:shadow>
+          <w14:textOutline w14:w="0" w14:cap="flat" w14:cmpd="sng" w14:algn="ctr">
+            <w14:noFill/>
+            <w14:prstDash w14:val="solid"/>
+            <w14:round/>
+          </w14:textOutline>
+        </w:rPr>
+        <w:t xml:space="preserve"> </w:t>
       </w:r>
     </w:p>
     <w:p>
@@ -7603,7 +9401,95 @@
             <w14:round/>
           </w14:textOutline>
         </w:rPr>
-        <w:t xml:space="preserve">How many way to create object in Javascript </w:t>
+        <w:t xml:space="preserve">How many </w:t>
+      </w:r>
+      <w:proofErr w:type="gramStart"/>
+      <w:r>
+        <w:rPr>
+          <w:rFonts w:ascii="Times New Roman" w:hAnsi="Times New Roman" w:cs="Times New Roman"/>
+          <w:b/>
+          <w:bCs/>
+          <w:color w:val="000000" w:themeColor="text1"/>
+          <w:sz w:val="24"/>
+          <w:szCs w:val="24"/>
+          <w14:shadow w14:blurRad="38100" w14:dist="19050" w14:dir="2700000" w14:sx="100000" w14:sy="100000" w14:kx="0" w14:ky="0" w14:algn="tl">
+            <w14:schemeClr w14:val="dk1">
+              <w14:alpha w14:val="60000"/>
+            </w14:schemeClr>
+          </w14:shadow>
+          <w14:textOutline w14:w="0" w14:cap="flat" w14:cmpd="sng" w14:algn="ctr">
+            <w14:noFill/>
+            <w14:prstDash w14:val="solid"/>
+            <w14:round/>
+          </w14:textOutline>
+        </w:rPr>
+        <w:t>way</w:t>
+      </w:r>
+      <w:proofErr w:type="gramEnd"/>
+      <w:r>
+        <w:rPr>
+          <w:rFonts w:ascii="Times New Roman" w:hAnsi="Times New Roman" w:cs="Times New Roman"/>
+          <w:b/>
+          <w:bCs/>
+          <w:color w:val="000000" w:themeColor="text1"/>
+          <w:sz w:val="24"/>
+          <w:szCs w:val="24"/>
+          <w14:shadow w14:blurRad="38100" w14:dist="19050" w14:dir="2700000" w14:sx="100000" w14:sy="100000" w14:kx="0" w14:ky="0" w14:algn="tl">
+            <w14:schemeClr w14:val="dk1">
+              <w14:alpha w14:val="60000"/>
+            </w14:schemeClr>
+          </w14:shadow>
+          <w14:textOutline w14:w="0" w14:cap="flat" w14:cmpd="sng" w14:algn="ctr">
+            <w14:noFill/>
+            <w14:prstDash w14:val="solid"/>
+            <w14:round/>
+          </w14:textOutline>
+        </w:rPr>
+        <w:t xml:space="preserve"> to create object in </w:t>
+      </w:r>
+      <w:proofErr w:type="spellStart"/>
+      <w:r>
+        <w:rPr>
+          <w:rFonts w:ascii="Times New Roman" w:hAnsi="Times New Roman" w:cs="Times New Roman"/>
+          <w:b/>
+          <w:bCs/>
+          <w:color w:val="000000" w:themeColor="text1"/>
+          <w:sz w:val="24"/>
+          <w:szCs w:val="24"/>
+          <w14:shadow w14:blurRad="38100" w14:dist="19050" w14:dir="2700000" w14:sx="100000" w14:sy="100000" w14:kx="0" w14:ky="0" w14:algn="tl">
+            <w14:schemeClr w14:val="dk1">
+              <w14:alpha w14:val="60000"/>
+            </w14:schemeClr>
+          </w14:shadow>
+          <w14:textOutline w14:w="0" w14:cap="flat" w14:cmpd="sng" w14:algn="ctr">
+            <w14:noFill/>
+            <w14:prstDash w14:val="solid"/>
+            <w14:round/>
+          </w14:textOutline>
+        </w:rPr>
+        <w:t>Javascript</w:t>
+      </w:r>
+      <w:proofErr w:type="spellEnd"/>
+      <w:r>
+        <w:rPr>
+          <w:rFonts w:ascii="Times New Roman" w:hAnsi="Times New Roman" w:cs="Times New Roman"/>
+          <w:b/>
+          <w:bCs/>
+          <w:color w:val="000000" w:themeColor="text1"/>
+          <w:sz w:val="24"/>
+          <w:szCs w:val="24"/>
+          <w14:shadow w14:blurRad="38100" w14:dist="19050" w14:dir="2700000" w14:sx="100000" w14:sy="100000" w14:kx="0" w14:ky="0" w14:algn="tl">
+            <w14:schemeClr w14:val="dk1">
+              <w14:alpha w14:val="60000"/>
+            </w14:schemeClr>
+          </w14:shadow>
+          <w14:textOutline w14:w="0" w14:cap="flat" w14:cmpd="sng" w14:algn="ctr">
+            <w14:noFill/>
+            <w14:prstDash w14:val="solid"/>
+            <w14:round/>
+          </w14:textOutline>
+        </w:rPr>
+        <w:t xml:space="preserve"> </w:t>
       </w:r>
     </w:p>
     <w:p>
@@ -7691,7 +9577,6 @@
             <w14:round/>
           </w14:textOutline>
         </w:rPr>
-        <w:lastRenderedPageBreak/>
         <w:t>Using new Object(): new Object().</w:t>
       </w:r>
     </w:p>
@@ -7719,24 +9604,45 @@
           </w14:textOutline>
         </w:rPr>
       </w:pPr>
-      <w:r>
-        <w:rPr>
-          <w:rFonts w:ascii="Times New Roman" w:hAnsi="Times New Roman" w:cs="Times New Roman"/>
-          <w:color w:val="000000" w:themeColor="text1"/>
-          <w:sz w:val="24"/>
-          <w:szCs w:val="24"/>
-          <w14:shadow w14:blurRad="38100" w14:dist="19050" w14:dir="2700000" w14:sx="100000" w14:sy="100000" w14:kx="0" w14:ky="0" w14:algn="tl">
-            <w14:schemeClr w14:val="dk1">
-              <w14:alpha w14:val="60000"/>
-            </w14:schemeClr>
-          </w14:shadow>
-          <w14:textOutline w14:w="0" w14:cap="flat" w14:cmpd="sng" w14:algn="ctr">
-            <w14:noFill/>
-            <w14:prstDash w14:val="solid"/>
-            <w14:round/>
-          </w14:textOutline>
-        </w:rPr>
-        <w:t>Object.create(): Creates objects with a specified prototype.</w:t>
+      <w:proofErr w:type="spellStart"/>
+      <w:r>
+        <w:rPr>
+          <w:rFonts w:ascii="Times New Roman" w:hAnsi="Times New Roman" w:cs="Times New Roman"/>
+          <w:color w:val="000000" w:themeColor="text1"/>
+          <w:sz w:val="24"/>
+          <w:szCs w:val="24"/>
+          <w14:shadow w14:blurRad="38100" w14:dist="19050" w14:dir="2700000" w14:sx="100000" w14:sy="100000" w14:kx="0" w14:ky="0" w14:algn="tl">
+            <w14:schemeClr w14:val="dk1">
+              <w14:alpha w14:val="60000"/>
+            </w14:schemeClr>
+          </w14:shadow>
+          <w14:textOutline w14:w="0" w14:cap="flat" w14:cmpd="sng" w14:algn="ctr">
+            <w14:noFill/>
+            <w14:prstDash w14:val="solid"/>
+            <w14:round/>
+          </w14:textOutline>
+        </w:rPr>
+        <w:t>Object.create</w:t>
+      </w:r>
+      <w:proofErr w:type="spellEnd"/>
+      <w:r>
+        <w:rPr>
+          <w:rFonts w:ascii="Times New Roman" w:hAnsi="Times New Roman" w:cs="Times New Roman"/>
+          <w:color w:val="000000" w:themeColor="text1"/>
+          <w:sz w:val="24"/>
+          <w:szCs w:val="24"/>
+          <w14:shadow w14:blurRad="38100" w14:dist="19050" w14:dir="2700000" w14:sx="100000" w14:sy="100000" w14:kx="0" w14:ky="0" w14:algn="tl">
+            <w14:schemeClr w14:val="dk1">
+              <w14:alpha w14:val="60000"/>
+            </w14:schemeClr>
+          </w14:shadow>
+          <w14:textOutline w14:w="0" w14:cap="flat" w14:cmpd="sng" w14:algn="ctr">
+            <w14:noFill/>
+            <w14:prstDash w14:val="solid"/>
+            <w14:round/>
+          </w14:textOutline>
+        </w:rPr>
+        <w:t>(): Creates objects with a specified prototype.</w:t>
       </w:r>
     </w:p>
     <w:p>
@@ -7824,6 +9730,7 @@
             <w14:round/>
           </w14:textOutline>
         </w:rPr>
+        <w:lastRenderedPageBreak/>
         <w:t>ES6 Classes: class syntax.</w:t>
       </w:r>
     </w:p>
@@ -7911,114 +9818,246 @@
             <w14:round/>
           </w14:textOutline>
         </w:rPr>
-        <w:t xml:space="preserve">What are the array method , string method </w:t>
-      </w:r>
-    </w:p>
-    <w:p>
-      <w:pPr>
-        <w:rPr>
-          <w:rFonts w:ascii="Times New Roman" w:hAnsi="Times New Roman" w:cs="Times New Roman"/>
-          <w:b/>
-          <w:bCs/>
-          <w:color w:val="000000" w:themeColor="text1"/>
-          <w:sz w:val="24"/>
-          <w:szCs w:val="24"/>
-          <w14:shadow w14:blurRad="38100" w14:dist="19050" w14:dir="2700000" w14:sx="100000" w14:sy="100000" w14:kx="0" w14:ky="0" w14:algn="tl">
-            <w14:schemeClr w14:val="dk1">
-              <w14:alpha w14:val="60000"/>
-            </w14:schemeClr>
-          </w14:shadow>
-          <w14:textOutline w14:w="0" w14:cap="flat" w14:cmpd="sng" w14:algn="ctr">
-            <w14:noFill/>
-            <w14:prstDash w14:val="solid"/>
-            <w14:round/>
-          </w14:textOutline>
-        </w:rPr>
-      </w:pPr>
-      <w:r>
-        <w:rPr>
-          <w:rFonts w:ascii="Times New Roman" w:hAnsi="Times New Roman" w:cs="Times New Roman"/>
-          <w:b/>
-          <w:bCs/>
-          <w:color w:val="000000" w:themeColor="text1"/>
-          <w:sz w:val="24"/>
-          <w:szCs w:val="24"/>
-          <w14:shadow w14:blurRad="38100" w14:dist="19050" w14:dir="2700000" w14:sx="100000" w14:sy="100000" w14:kx="0" w14:ky="0" w14:algn="tl">
-            <w14:schemeClr w14:val="dk1">
-              <w14:alpha w14:val="60000"/>
-            </w14:schemeClr>
-          </w14:shadow>
-          <w14:textOutline w14:w="0" w14:cap="flat" w14:cmpd="sng" w14:algn="ctr">
-            <w14:noFill/>
-            <w14:prstDash w14:val="solid"/>
-            <w14:round/>
-          </w14:textOutline>
-        </w:rPr>
-        <w:t xml:space="preserve">What is difference between java and javascript </w:t>
-      </w:r>
-    </w:p>
-    <w:p>
-      <w:pPr>
-        <w:rPr>
-          <w:rFonts w:ascii="Times New Roman" w:hAnsi="Times New Roman" w:cs="Times New Roman"/>
-          <w:b/>
-          <w:bCs/>
-          <w:color w:val="000000" w:themeColor="text1"/>
-          <w:sz w:val="24"/>
-          <w:szCs w:val="24"/>
-          <w14:shadow w14:blurRad="38100" w14:dist="19050" w14:dir="2700000" w14:sx="100000" w14:sy="100000" w14:kx="0" w14:ky="0" w14:algn="tl">
-            <w14:schemeClr w14:val="dk1">
-              <w14:alpha w14:val="60000"/>
-            </w14:schemeClr>
-          </w14:shadow>
-          <w14:textOutline w14:w="0" w14:cap="flat" w14:cmpd="sng" w14:algn="ctr">
-            <w14:noFill/>
-            <w14:prstDash w14:val="solid"/>
-            <w14:round/>
-          </w14:textOutline>
-        </w:rPr>
-      </w:pPr>
-      <w:r>
-        <w:rPr>
-          <w:rFonts w:ascii="Times New Roman" w:hAnsi="Times New Roman" w:cs="Times New Roman"/>
-          <w:b/>
-          <w:bCs/>
-          <w:color w:val="000000" w:themeColor="text1"/>
-          <w:sz w:val="24"/>
-          <w:szCs w:val="24"/>
-          <w14:shadow w14:blurRad="38100" w14:dist="19050" w14:dir="2700000" w14:sx="100000" w14:sy="100000" w14:kx="0" w14:ky="0" w14:algn="tl">
-            <w14:schemeClr w14:val="dk1">
-              <w14:alpha w14:val="60000"/>
-            </w14:schemeClr>
-          </w14:shadow>
-          <w14:textOutline w14:w="0" w14:cap="flat" w14:cmpd="sng" w14:algn="ctr">
-            <w14:noFill/>
-            <w14:prstDash w14:val="solid"/>
-            <w14:round/>
-          </w14:textOutline>
-        </w:rPr>
-        <w:t>What is Null and undefined in javascrip</w:t>
-      </w:r>
-      <w:r>
-        <w:rPr>
-          <w:rFonts w:ascii="Times New Roman" w:hAnsi="Times New Roman" w:cs="Times New Roman"/>
-          <w:b/>
-          <w:bCs/>
-          <w:color w:val="000000" w:themeColor="text1"/>
-          <w:sz w:val="24"/>
-          <w:szCs w:val="24"/>
-          <w14:shadow w14:blurRad="38100" w14:dist="19050" w14:dir="2700000" w14:sx="100000" w14:sy="100000" w14:kx="0" w14:ky="0" w14:algn="tl">
-            <w14:schemeClr w14:val="dk1">
-              <w14:alpha w14:val="60000"/>
-            </w14:schemeClr>
-          </w14:shadow>
-          <w14:textOutline w14:w="0" w14:cap="flat" w14:cmpd="sng" w14:algn="ctr">
-            <w14:noFill/>
-            <w14:prstDash w14:val="solid"/>
-            <w14:round/>
-          </w14:textOutline>
-        </w:rPr>
-        <w:t>t.</w:t>
+        <w:t xml:space="preserve">What </w:t>
+      </w:r>
+      <w:proofErr w:type="gramStart"/>
+      <w:r>
+        <w:rPr>
+          <w:rFonts w:ascii="Times New Roman" w:hAnsi="Times New Roman" w:cs="Times New Roman"/>
+          <w:b/>
+          <w:bCs/>
+          <w:color w:val="000000" w:themeColor="text1"/>
+          <w:sz w:val="24"/>
+          <w:szCs w:val="24"/>
+          <w14:shadow w14:blurRad="38100" w14:dist="19050" w14:dir="2700000" w14:sx="100000" w14:sy="100000" w14:kx="0" w14:ky="0" w14:algn="tl">
+            <w14:schemeClr w14:val="dk1">
+              <w14:alpha w14:val="60000"/>
+            </w14:schemeClr>
+          </w14:shadow>
+          <w14:textOutline w14:w="0" w14:cap="flat" w14:cmpd="sng" w14:algn="ctr">
+            <w14:noFill/>
+            <w14:prstDash w14:val="solid"/>
+            <w14:round/>
+          </w14:textOutline>
+        </w:rPr>
+        <w:t>are</w:t>
+      </w:r>
+      <w:proofErr w:type="gramEnd"/>
+      <w:r>
+        <w:rPr>
+          <w:rFonts w:ascii="Times New Roman" w:hAnsi="Times New Roman" w:cs="Times New Roman"/>
+          <w:b/>
+          <w:bCs/>
+          <w:color w:val="000000" w:themeColor="text1"/>
+          <w:sz w:val="24"/>
+          <w:szCs w:val="24"/>
+          <w14:shadow w14:blurRad="38100" w14:dist="19050" w14:dir="2700000" w14:sx="100000" w14:sy="100000" w14:kx="0" w14:ky="0" w14:algn="tl">
+            <w14:schemeClr w14:val="dk1">
+              <w14:alpha w14:val="60000"/>
+            </w14:schemeClr>
+          </w14:shadow>
+          <w14:textOutline w14:w="0" w14:cap="flat" w14:cmpd="sng" w14:algn="ctr">
+            <w14:noFill/>
+            <w14:prstDash w14:val="solid"/>
+            <w14:round/>
+          </w14:textOutline>
+        </w:rPr>
+        <w:t xml:space="preserve"> the array method , string method </w:t>
+      </w:r>
+    </w:p>
+    <w:p>
+      <w:pPr>
+        <w:rPr>
+          <w:rFonts w:ascii="Times New Roman" w:hAnsi="Times New Roman" w:cs="Times New Roman"/>
+          <w:b/>
+          <w:bCs/>
+          <w:color w:val="000000" w:themeColor="text1"/>
+          <w:sz w:val="24"/>
+          <w:szCs w:val="24"/>
+          <w14:shadow w14:blurRad="38100" w14:dist="19050" w14:dir="2700000" w14:sx="100000" w14:sy="100000" w14:kx="0" w14:ky="0" w14:algn="tl">
+            <w14:schemeClr w14:val="dk1">
+              <w14:alpha w14:val="60000"/>
+            </w14:schemeClr>
+          </w14:shadow>
+          <w14:textOutline w14:w="0" w14:cap="flat" w14:cmpd="sng" w14:algn="ctr">
+            <w14:noFill/>
+            <w14:prstDash w14:val="solid"/>
+            <w14:round/>
+          </w14:textOutline>
+        </w:rPr>
+      </w:pPr>
+      <w:r>
+        <w:rPr>
+          <w:rFonts w:ascii="Times New Roman" w:hAnsi="Times New Roman" w:cs="Times New Roman"/>
+          <w:b/>
+          <w:bCs/>
+          <w:color w:val="000000" w:themeColor="text1"/>
+          <w:sz w:val="24"/>
+          <w:szCs w:val="24"/>
+          <w14:shadow w14:blurRad="38100" w14:dist="19050" w14:dir="2700000" w14:sx="100000" w14:sy="100000" w14:kx="0" w14:ky="0" w14:algn="tl">
+            <w14:schemeClr w14:val="dk1">
+              <w14:alpha w14:val="60000"/>
+            </w14:schemeClr>
+          </w14:shadow>
+          <w14:textOutline w14:w="0" w14:cap="flat" w14:cmpd="sng" w14:algn="ctr">
+            <w14:noFill/>
+            <w14:prstDash w14:val="solid"/>
+            <w14:round/>
+          </w14:textOutline>
+        </w:rPr>
+        <w:t xml:space="preserve">What is difference between java and </w:t>
+      </w:r>
+      <w:proofErr w:type="spellStart"/>
+      <w:r>
+        <w:rPr>
+          <w:rFonts w:ascii="Times New Roman" w:hAnsi="Times New Roman" w:cs="Times New Roman"/>
+          <w:b/>
+          <w:bCs/>
+          <w:color w:val="000000" w:themeColor="text1"/>
+          <w:sz w:val="24"/>
+          <w:szCs w:val="24"/>
+          <w14:shadow w14:blurRad="38100" w14:dist="19050" w14:dir="2700000" w14:sx="100000" w14:sy="100000" w14:kx="0" w14:ky="0" w14:algn="tl">
+            <w14:schemeClr w14:val="dk1">
+              <w14:alpha w14:val="60000"/>
+            </w14:schemeClr>
+          </w14:shadow>
+          <w14:textOutline w14:w="0" w14:cap="flat" w14:cmpd="sng" w14:algn="ctr">
+            <w14:noFill/>
+            <w14:prstDash w14:val="solid"/>
+            <w14:round/>
+          </w14:textOutline>
+        </w:rPr>
+        <w:t>javascript</w:t>
+      </w:r>
+      <w:proofErr w:type="spellEnd"/>
+      <w:r>
+        <w:rPr>
+          <w:rFonts w:ascii="Times New Roman" w:hAnsi="Times New Roman" w:cs="Times New Roman"/>
+          <w:b/>
+          <w:bCs/>
+          <w:color w:val="000000" w:themeColor="text1"/>
+          <w:sz w:val="24"/>
+          <w:szCs w:val="24"/>
+          <w14:shadow w14:blurRad="38100" w14:dist="19050" w14:dir="2700000" w14:sx="100000" w14:sy="100000" w14:kx="0" w14:ky="0" w14:algn="tl">
+            <w14:schemeClr w14:val="dk1">
+              <w14:alpha w14:val="60000"/>
+            </w14:schemeClr>
+          </w14:shadow>
+          <w14:textOutline w14:w="0" w14:cap="flat" w14:cmpd="sng" w14:algn="ctr">
+            <w14:noFill/>
+            <w14:prstDash w14:val="solid"/>
+            <w14:round/>
+          </w14:textOutline>
+        </w:rPr>
+        <w:t xml:space="preserve"> </w:t>
+      </w:r>
+    </w:p>
+    <w:p>
+      <w:pPr>
+        <w:rPr>
+          <w:rFonts w:ascii="Times New Roman" w:hAnsi="Times New Roman" w:cs="Times New Roman"/>
+          <w:b/>
+          <w:bCs/>
+          <w:color w:val="000000" w:themeColor="text1"/>
+          <w:sz w:val="24"/>
+          <w:szCs w:val="24"/>
+          <w14:shadow w14:blurRad="38100" w14:dist="19050" w14:dir="2700000" w14:sx="100000" w14:sy="100000" w14:kx="0" w14:ky="0" w14:algn="tl">
+            <w14:schemeClr w14:val="dk1">
+              <w14:alpha w14:val="60000"/>
+            </w14:schemeClr>
+          </w14:shadow>
+          <w14:textOutline w14:w="0" w14:cap="flat" w14:cmpd="sng" w14:algn="ctr">
+            <w14:noFill/>
+            <w14:prstDash w14:val="solid"/>
+            <w14:round/>
+          </w14:textOutline>
+        </w:rPr>
+      </w:pPr>
+      <w:r>
+        <w:rPr>
+          <w:rFonts w:ascii="Times New Roman" w:hAnsi="Times New Roman" w:cs="Times New Roman"/>
+          <w:b/>
+          <w:bCs/>
+          <w:color w:val="000000" w:themeColor="text1"/>
+          <w:sz w:val="24"/>
+          <w:szCs w:val="24"/>
+          <w14:shadow w14:blurRad="38100" w14:dist="19050" w14:dir="2700000" w14:sx="100000" w14:sy="100000" w14:kx="0" w14:ky="0" w14:algn="tl">
+            <w14:schemeClr w14:val="dk1">
+              <w14:alpha w14:val="60000"/>
+            </w14:schemeClr>
+          </w14:shadow>
+          <w14:textOutline w14:w="0" w14:cap="flat" w14:cmpd="sng" w14:algn="ctr">
+            <w14:noFill/>
+            <w14:prstDash w14:val="solid"/>
+            <w14:round/>
+          </w14:textOutline>
+        </w:rPr>
+        <w:t xml:space="preserve">What is Null and undefined in </w:t>
+      </w:r>
+      <w:proofErr w:type="spellStart"/>
+      <w:r>
+        <w:rPr>
+          <w:rFonts w:ascii="Times New Roman" w:hAnsi="Times New Roman" w:cs="Times New Roman"/>
+          <w:b/>
+          <w:bCs/>
+          <w:color w:val="000000" w:themeColor="text1"/>
+          <w:sz w:val="24"/>
+          <w:szCs w:val="24"/>
+          <w14:shadow w14:blurRad="38100" w14:dist="19050" w14:dir="2700000" w14:sx="100000" w14:sy="100000" w14:kx="0" w14:ky="0" w14:algn="tl">
+            <w14:schemeClr w14:val="dk1">
+              <w14:alpha w14:val="60000"/>
+            </w14:schemeClr>
+          </w14:shadow>
+          <w14:textOutline w14:w="0" w14:cap="flat" w14:cmpd="sng" w14:algn="ctr">
+            <w14:noFill/>
+            <w14:prstDash w14:val="solid"/>
+            <w14:round/>
+          </w14:textOutline>
+        </w:rPr>
+        <w:t>javascrip</w:t>
+      </w:r>
+      <w:r>
+        <w:rPr>
+          <w:rFonts w:ascii="Times New Roman" w:hAnsi="Times New Roman" w:cs="Times New Roman"/>
+          <w:b/>
+          <w:bCs/>
+          <w:color w:val="000000" w:themeColor="text1"/>
+          <w:sz w:val="24"/>
+          <w:szCs w:val="24"/>
+          <w14:shadow w14:blurRad="38100" w14:dist="19050" w14:dir="2700000" w14:sx="100000" w14:sy="100000" w14:kx="0" w14:ky="0" w14:algn="tl">
+            <w14:schemeClr w14:val="dk1">
+              <w14:alpha w14:val="60000"/>
+            </w14:schemeClr>
+          </w14:shadow>
+          <w14:textOutline w14:w="0" w14:cap="flat" w14:cmpd="sng" w14:algn="ctr">
+            <w14:noFill/>
+            <w14:prstDash w14:val="solid"/>
+            <w14:round/>
+          </w14:textOutline>
+        </w:rPr>
+        <w:t>t</w:t>
+      </w:r>
+      <w:proofErr w:type="spellEnd"/>
+      <w:r>
+        <w:rPr>
+          <w:rFonts w:ascii="Times New Roman" w:hAnsi="Times New Roman" w:cs="Times New Roman"/>
+          <w:b/>
+          <w:bCs/>
+          <w:color w:val="000000" w:themeColor="text1"/>
+          <w:sz w:val="24"/>
+          <w:szCs w:val="24"/>
+          <w14:shadow w14:blurRad="38100" w14:dist="19050" w14:dir="2700000" w14:sx="100000" w14:sy="100000" w14:kx="0" w14:ky="0" w14:algn="tl">
+            <w14:schemeClr w14:val="dk1">
+              <w14:alpha w14:val="60000"/>
+            </w14:schemeClr>
+          </w14:shadow>
+          <w14:textOutline w14:w="0" w14:cap="flat" w14:cmpd="sng" w14:algn="ctr">
+            <w14:noFill/>
+            <w14:prstDash w14:val="solid"/>
+            <w14:round/>
+          </w14:textOutline>
+        </w:rPr>
+        <w:t>.</w:t>
       </w:r>
     </w:p>
     <w:p>
@@ -8156,46 +10195,147 @@
             <w14:round/>
           </w14:textOutline>
         </w:rPr>
-        <w:t>in javascript null means "reference to non existing object "</w:t>
-      </w:r>
-    </w:p>
-    <w:p>
-      <w:pPr>
-        <w:rPr>
-          <w:rFonts w:ascii="Times New Roman" w:hAnsi="Times New Roman" w:cs="Times New Roman"/>
-          <w:color w:val="000000" w:themeColor="text1"/>
-          <w:sz w:val="24"/>
-          <w:szCs w:val="24"/>
-          <w14:shadow w14:blurRad="38100" w14:dist="19050" w14:dir="2700000" w14:sx="100000" w14:sy="100000" w14:kx="0" w14:ky="0" w14:algn="tl">
-            <w14:schemeClr w14:val="dk1">
-              <w14:alpha w14:val="60000"/>
-            </w14:schemeClr>
-          </w14:shadow>
-          <w14:textOutline w14:w="0" w14:cap="flat" w14:cmpd="sng" w14:algn="ctr">
-            <w14:noFill/>
-            <w14:prstDash w14:val="solid"/>
-            <w14:round/>
-          </w14:textOutline>
-        </w:rPr>
-      </w:pPr>
-      <w:r>
-        <w:rPr>
-          <w:rFonts w:ascii="Times New Roman" w:hAnsi="Times New Roman" w:cs="Times New Roman"/>
-          <w:color w:val="000000" w:themeColor="text1"/>
-          <w:sz w:val="24"/>
-          <w:szCs w:val="24"/>
-          <w14:shadow w14:blurRad="38100" w14:dist="19050" w14:dir="2700000" w14:sx="100000" w14:sy="100000" w14:kx="0" w14:ky="0" w14:algn="tl">
-            <w14:schemeClr w14:val="dk1">
-              <w14:alpha w14:val="60000"/>
-            </w14:schemeClr>
-          </w14:shadow>
-          <w14:textOutline w14:w="0" w14:cap="flat" w14:cmpd="sng" w14:algn="ctr">
-            <w14:noFill/>
-            <w14:prstDash w14:val="solid"/>
-            <w14:round/>
-          </w14:textOutline>
-        </w:rPr>
-        <w:t>typeof a =&gt; object</w:t>
+        <w:t xml:space="preserve">in </w:t>
+      </w:r>
+      <w:proofErr w:type="spellStart"/>
+      <w:r>
+        <w:rPr>
+          <w:rFonts w:ascii="Times New Roman" w:hAnsi="Times New Roman" w:cs="Times New Roman"/>
+          <w:color w:val="000000" w:themeColor="text1"/>
+          <w:sz w:val="24"/>
+          <w:szCs w:val="24"/>
+          <w14:shadow w14:blurRad="38100" w14:dist="19050" w14:dir="2700000" w14:sx="100000" w14:sy="100000" w14:kx="0" w14:ky="0" w14:algn="tl">
+            <w14:schemeClr w14:val="dk1">
+              <w14:alpha w14:val="60000"/>
+            </w14:schemeClr>
+          </w14:shadow>
+          <w14:textOutline w14:w="0" w14:cap="flat" w14:cmpd="sng" w14:algn="ctr">
+            <w14:noFill/>
+            <w14:prstDash w14:val="solid"/>
+            <w14:round/>
+          </w14:textOutline>
+        </w:rPr>
+        <w:t>javascript</w:t>
+      </w:r>
+      <w:proofErr w:type="spellEnd"/>
+      <w:r>
+        <w:rPr>
+          <w:rFonts w:ascii="Times New Roman" w:hAnsi="Times New Roman" w:cs="Times New Roman"/>
+          <w:color w:val="000000" w:themeColor="text1"/>
+          <w:sz w:val="24"/>
+          <w:szCs w:val="24"/>
+          <w14:shadow w14:blurRad="38100" w14:dist="19050" w14:dir="2700000" w14:sx="100000" w14:sy="100000" w14:kx="0" w14:ky="0" w14:algn="tl">
+            <w14:schemeClr w14:val="dk1">
+              <w14:alpha w14:val="60000"/>
+            </w14:schemeClr>
+          </w14:shadow>
+          <w14:textOutline w14:w="0" w14:cap="flat" w14:cmpd="sng" w14:algn="ctr">
+            <w14:noFill/>
+            <w14:prstDash w14:val="solid"/>
+            <w14:round/>
+          </w14:textOutline>
+        </w:rPr>
+        <w:t xml:space="preserve"> null means "reference to </w:t>
+      </w:r>
+      <w:proofErr w:type="spellStart"/>
+      <w:r>
+        <w:rPr>
+          <w:rFonts w:ascii="Times New Roman" w:hAnsi="Times New Roman" w:cs="Times New Roman"/>
+          <w:color w:val="000000" w:themeColor="text1"/>
+          <w:sz w:val="24"/>
+          <w:szCs w:val="24"/>
+          <w14:shadow w14:blurRad="38100" w14:dist="19050" w14:dir="2700000" w14:sx="100000" w14:sy="100000" w14:kx="0" w14:ky="0" w14:algn="tl">
+            <w14:schemeClr w14:val="dk1">
+              <w14:alpha w14:val="60000"/>
+            </w14:schemeClr>
+          </w14:shadow>
+          <w14:textOutline w14:w="0" w14:cap="flat" w14:cmpd="sng" w14:algn="ctr">
+            <w14:noFill/>
+            <w14:prstDash w14:val="solid"/>
+            <w14:round/>
+          </w14:textOutline>
+        </w:rPr>
+        <w:t>non existing</w:t>
+      </w:r>
+      <w:proofErr w:type="spellEnd"/>
+      <w:r>
+        <w:rPr>
+          <w:rFonts w:ascii="Times New Roman" w:hAnsi="Times New Roman" w:cs="Times New Roman"/>
+          <w:color w:val="000000" w:themeColor="text1"/>
+          <w:sz w:val="24"/>
+          <w:szCs w:val="24"/>
+          <w14:shadow w14:blurRad="38100" w14:dist="19050" w14:dir="2700000" w14:sx="100000" w14:sy="100000" w14:kx="0" w14:ky="0" w14:algn="tl">
+            <w14:schemeClr w14:val="dk1">
+              <w14:alpha w14:val="60000"/>
+            </w14:schemeClr>
+          </w14:shadow>
+          <w14:textOutline w14:w="0" w14:cap="flat" w14:cmpd="sng" w14:algn="ctr">
+            <w14:noFill/>
+            <w14:prstDash w14:val="solid"/>
+            <w14:round/>
+          </w14:textOutline>
+        </w:rPr>
+        <w:t xml:space="preserve"> object "</w:t>
+      </w:r>
+    </w:p>
+    <w:p>
+      <w:pPr>
+        <w:rPr>
+          <w:rFonts w:ascii="Times New Roman" w:hAnsi="Times New Roman" w:cs="Times New Roman"/>
+          <w:color w:val="000000" w:themeColor="text1"/>
+          <w:sz w:val="24"/>
+          <w:szCs w:val="24"/>
+          <w14:shadow w14:blurRad="38100" w14:dist="19050" w14:dir="2700000" w14:sx="100000" w14:sy="100000" w14:kx="0" w14:ky="0" w14:algn="tl">
+            <w14:schemeClr w14:val="dk1">
+              <w14:alpha w14:val="60000"/>
+            </w14:schemeClr>
+          </w14:shadow>
+          <w14:textOutline w14:w="0" w14:cap="flat" w14:cmpd="sng" w14:algn="ctr">
+            <w14:noFill/>
+            <w14:prstDash w14:val="solid"/>
+            <w14:round/>
+          </w14:textOutline>
+        </w:rPr>
+      </w:pPr>
+      <w:proofErr w:type="spellStart"/>
+      <w:r>
+        <w:rPr>
+          <w:rFonts w:ascii="Times New Roman" w:hAnsi="Times New Roman" w:cs="Times New Roman"/>
+          <w:color w:val="000000" w:themeColor="text1"/>
+          <w:sz w:val="24"/>
+          <w:szCs w:val="24"/>
+          <w14:shadow w14:blurRad="38100" w14:dist="19050" w14:dir="2700000" w14:sx="100000" w14:sy="100000" w14:kx="0" w14:ky="0" w14:algn="tl">
+            <w14:schemeClr w14:val="dk1">
+              <w14:alpha w14:val="60000"/>
+            </w14:schemeClr>
+          </w14:shadow>
+          <w14:textOutline w14:w="0" w14:cap="flat" w14:cmpd="sng" w14:algn="ctr">
+            <w14:noFill/>
+            <w14:prstDash w14:val="solid"/>
+            <w14:round/>
+          </w14:textOutline>
+        </w:rPr>
+        <w:t>typeof</w:t>
+      </w:r>
+      <w:proofErr w:type="spellEnd"/>
+      <w:r>
+        <w:rPr>
+          <w:rFonts w:ascii="Times New Roman" w:hAnsi="Times New Roman" w:cs="Times New Roman"/>
+          <w:color w:val="000000" w:themeColor="text1"/>
+          <w:sz w:val="24"/>
+          <w:szCs w:val="24"/>
+          <w14:shadow w14:blurRad="38100" w14:dist="19050" w14:dir="2700000" w14:sx="100000" w14:sy="100000" w14:kx="0" w14:ky="0" w14:algn="tl">
+            <w14:schemeClr w14:val="dk1">
+              <w14:alpha w14:val="60000"/>
+            </w14:schemeClr>
+          </w14:shadow>
+          <w14:textOutline w14:w="0" w14:cap="flat" w14:cmpd="sng" w14:algn="ctr">
+            <w14:noFill/>
+            <w14:prstDash w14:val="solid"/>
+            <w14:round/>
+          </w14:textOutline>
+        </w:rPr>
+        <w:t xml:space="preserve"> a =&gt; object</w:t>
       </w:r>
     </w:p>
     <w:p>
@@ -8337,136 +10477,444 @@
             <w14:round/>
           </w14:textOutline>
         </w:rPr>
-        <w:t xml:space="preserve">What is setTimeOut and setInterval in Javascript </w:t>
-      </w:r>
-    </w:p>
-    <w:p>
-      <w:pPr>
-        <w:rPr>
-          <w:rFonts w:ascii="Times New Roman" w:hAnsi="Times New Roman" w:cs="Times New Roman"/>
-          <w:b/>
-          <w:bCs/>
-          <w:color w:val="000000" w:themeColor="text1"/>
-          <w:sz w:val="24"/>
-          <w:szCs w:val="24"/>
-          <w14:shadow w14:blurRad="38100" w14:dist="19050" w14:dir="2700000" w14:sx="100000" w14:sy="100000" w14:kx="0" w14:ky="0" w14:algn="tl">
-            <w14:schemeClr w14:val="dk1">
-              <w14:alpha w14:val="60000"/>
-            </w14:schemeClr>
-          </w14:shadow>
-          <w14:textOutline w14:w="0" w14:cap="flat" w14:cmpd="sng" w14:algn="ctr">
-            <w14:noFill/>
-            <w14:prstDash w14:val="solid"/>
-            <w14:round/>
-          </w14:textOutline>
-        </w:rPr>
-      </w:pPr>
-      <w:r>
-        <w:rPr>
-          <w:rFonts w:ascii="Times New Roman" w:hAnsi="Times New Roman" w:cs="Times New Roman"/>
-          <w:b/>
-          <w:bCs/>
-          <w:color w:val="000000" w:themeColor="text1"/>
-          <w:sz w:val="24"/>
-          <w:szCs w:val="24"/>
-          <w14:shadow w14:blurRad="38100" w14:dist="19050" w14:dir="2700000" w14:sx="100000" w14:sy="100000" w14:kx="0" w14:ky="0" w14:algn="tl">
-            <w14:schemeClr w14:val="dk1">
-              <w14:alpha w14:val="60000"/>
-            </w14:schemeClr>
-          </w14:shadow>
-          <w14:textOutline w14:w="0" w14:cap="flat" w14:cmpd="sng" w14:algn="ctr">
-            <w14:noFill/>
-            <w14:prstDash w14:val="solid"/>
-            <w14:round/>
-          </w14:textOutline>
-        </w:rPr>
-        <w:t xml:space="preserve">What is sessionStorage, localStorage </w:t>
-      </w:r>
-    </w:p>
-    <w:p>
-      <w:pPr>
-        <w:rPr>
-          <w:rFonts w:ascii="Times New Roman" w:hAnsi="Times New Roman" w:cs="Times New Roman"/>
-          <w:b/>
-          <w:bCs/>
-          <w:color w:val="000000" w:themeColor="text1"/>
-          <w:sz w:val="24"/>
-          <w:szCs w:val="24"/>
-          <w14:shadow w14:blurRad="38100" w14:dist="19050" w14:dir="2700000" w14:sx="100000" w14:sy="100000" w14:kx="0" w14:ky="0" w14:algn="tl">
-            <w14:schemeClr w14:val="dk1">
-              <w14:alpha w14:val="60000"/>
-            </w14:schemeClr>
-          </w14:shadow>
-          <w14:textOutline w14:w="0" w14:cap="flat" w14:cmpd="sng" w14:algn="ctr">
-            <w14:noFill/>
-            <w14:prstDash w14:val="solid"/>
-            <w14:round/>
-          </w14:textOutline>
-        </w:rPr>
-      </w:pPr>
-      <w:r>
-        <w:rPr>
-          <w:rFonts w:ascii="Times New Roman" w:hAnsi="Times New Roman" w:cs="Times New Roman"/>
-          <w:b/>
-          <w:bCs/>
-          <w:color w:val="000000" w:themeColor="text1"/>
-          <w:sz w:val="24"/>
-          <w:szCs w:val="24"/>
-          <w14:shadow w14:blurRad="38100" w14:dist="19050" w14:dir="2700000" w14:sx="100000" w14:sy="100000" w14:kx="0" w14:ky="0" w14:algn="tl">
-            <w14:schemeClr w14:val="dk1">
-              <w14:alpha w14:val="60000"/>
-            </w14:schemeClr>
-          </w14:shadow>
-          <w14:textOutline w14:w="0" w14:cap="flat" w14:cmpd="sng" w14:algn="ctr">
-            <w14:noFill/>
-            <w14:prstDash w14:val="solid"/>
-            <w14:round/>
-          </w14:textOutline>
-        </w:rPr>
-        <w:t xml:space="preserve">What are is map, filter , reducer in javascript </w:t>
-      </w:r>
-    </w:p>
-    <w:p>
-      <w:pPr>
-        <w:rPr>
-          <w:rFonts w:ascii="Times New Roman" w:hAnsi="Times New Roman" w:cs="Times New Roman"/>
-          <w:b/>
-          <w:bCs/>
-          <w:color w:val="000000" w:themeColor="text1"/>
-          <w:sz w:val="24"/>
-          <w:szCs w:val="24"/>
-          <w14:shadow w14:blurRad="38100" w14:dist="19050" w14:dir="2700000" w14:sx="100000" w14:sy="100000" w14:kx="0" w14:ky="0" w14:algn="tl">
-            <w14:schemeClr w14:val="dk1">
-              <w14:alpha w14:val="60000"/>
-            </w14:schemeClr>
-          </w14:shadow>
-          <w14:textOutline w14:w="0" w14:cap="flat" w14:cmpd="sng" w14:algn="ctr">
-            <w14:noFill/>
-            <w14:prstDash w14:val="solid"/>
-            <w14:round/>
-          </w14:textOutline>
-        </w:rPr>
-      </w:pPr>
-      <w:r>
-        <w:rPr>
-          <w:rFonts w:ascii="Times New Roman" w:hAnsi="Times New Roman" w:cs="Times New Roman"/>
-          <w:b/>
-          <w:bCs/>
-          <w:color w:val="000000" w:themeColor="text1"/>
-          <w:sz w:val="24"/>
-          <w:szCs w:val="24"/>
-          <w14:shadow w14:blurRad="38100" w14:dist="19050" w14:dir="2700000" w14:sx="100000" w14:sy="100000" w14:kx="0" w14:ky="0" w14:algn="tl">
-            <w14:schemeClr w14:val="dk1">
-              <w14:alpha w14:val="60000"/>
-            </w14:schemeClr>
-          </w14:shadow>
-          <w14:textOutline w14:w="0" w14:cap="flat" w14:cmpd="sng" w14:algn="ctr">
-            <w14:noFill/>
-            <w14:prstDash w14:val="solid"/>
-            <w14:round/>
-          </w14:textOutline>
-        </w:rPr>
-        <w:t xml:space="preserve">What is closure in Javascript </w:t>
+        <w:t xml:space="preserve">What is </w:t>
+      </w:r>
+      <w:proofErr w:type="spellStart"/>
+      <w:r>
+        <w:rPr>
+          <w:rFonts w:ascii="Times New Roman" w:hAnsi="Times New Roman" w:cs="Times New Roman"/>
+          <w:b/>
+          <w:bCs/>
+          <w:color w:val="000000" w:themeColor="text1"/>
+          <w:sz w:val="24"/>
+          <w:szCs w:val="24"/>
+          <w14:shadow w14:blurRad="38100" w14:dist="19050" w14:dir="2700000" w14:sx="100000" w14:sy="100000" w14:kx="0" w14:ky="0" w14:algn="tl">
+            <w14:schemeClr w14:val="dk1">
+              <w14:alpha w14:val="60000"/>
+            </w14:schemeClr>
+          </w14:shadow>
+          <w14:textOutline w14:w="0" w14:cap="flat" w14:cmpd="sng" w14:algn="ctr">
+            <w14:noFill/>
+            <w14:prstDash w14:val="solid"/>
+            <w14:round/>
+          </w14:textOutline>
+        </w:rPr>
+        <w:t>setTimeOut</w:t>
+      </w:r>
+      <w:proofErr w:type="spellEnd"/>
+      <w:r>
+        <w:rPr>
+          <w:rFonts w:ascii="Times New Roman" w:hAnsi="Times New Roman" w:cs="Times New Roman"/>
+          <w:b/>
+          <w:bCs/>
+          <w:color w:val="000000" w:themeColor="text1"/>
+          <w:sz w:val="24"/>
+          <w:szCs w:val="24"/>
+          <w14:shadow w14:blurRad="38100" w14:dist="19050" w14:dir="2700000" w14:sx="100000" w14:sy="100000" w14:kx="0" w14:ky="0" w14:algn="tl">
+            <w14:schemeClr w14:val="dk1">
+              <w14:alpha w14:val="60000"/>
+            </w14:schemeClr>
+          </w14:shadow>
+          <w14:textOutline w14:w="0" w14:cap="flat" w14:cmpd="sng" w14:algn="ctr">
+            <w14:noFill/>
+            <w14:prstDash w14:val="solid"/>
+            <w14:round/>
+          </w14:textOutline>
+        </w:rPr>
+        <w:t xml:space="preserve"> and </w:t>
+      </w:r>
+      <w:proofErr w:type="spellStart"/>
+      <w:r>
+        <w:rPr>
+          <w:rFonts w:ascii="Times New Roman" w:hAnsi="Times New Roman" w:cs="Times New Roman"/>
+          <w:b/>
+          <w:bCs/>
+          <w:color w:val="000000" w:themeColor="text1"/>
+          <w:sz w:val="24"/>
+          <w:szCs w:val="24"/>
+          <w14:shadow w14:blurRad="38100" w14:dist="19050" w14:dir="2700000" w14:sx="100000" w14:sy="100000" w14:kx="0" w14:ky="0" w14:algn="tl">
+            <w14:schemeClr w14:val="dk1">
+              <w14:alpha w14:val="60000"/>
+            </w14:schemeClr>
+          </w14:shadow>
+          <w14:textOutline w14:w="0" w14:cap="flat" w14:cmpd="sng" w14:algn="ctr">
+            <w14:noFill/>
+            <w14:prstDash w14:val="solid"/>
+            <w14:round/>
+          </w14:textOutline>
+        </w:rPr>
+        <w:t>setInterval</w:t>
+      </w:r>
+      <w:proofErr w:type="spellEnd"/>
+      <w:r>
+        <w:rPr>
+          <w:rFonts w:ascii="Times New Roman" w:hAnsi="Times New Roman" w:cs="Times New Roman"/>
+          <w:b/>
+          <w:bCs/>
+          <w:color w:val="000000" w:themeColor="text1"/>
+          <w:sz w:val="24"/>
+          <w:szCs w:val="24"/>
+          <w14:shadow w14:blurRad="38100" w14:dist="19050" w14:dir="2700000" w14:sx="100000" w14:sy="100000" w14:kx="0" w14:ky="0" w14:algn="tl">
+            <w14:schemeClr w14:val="dk1">
+              <w14:alpha w14:val="60000"/>
+            </w14:schemeClr>
+          </w14:shadow>
+          <w14:textOutline w14:w="0" w14:cap="flat" w14:cmpd="sng" w14:algn="ctr">
+            <w14:noFill/>
+            <w14:prstDash w14:val="solid"/>
+            <w14:round/>
+          </w14:textOutline>
+        </w:rPr>
+        <w:t xml:space="preserve"> in </w:t>
+      </w:r>
+      <w:proofErr w:type="spellStart"/>
+      <w:r>
+        <w:rPr>
+          <w:rFonts w:ascii="Times New Roman" w:hAnsi="Times New Roman" w:cs="Times New Roman"/>
+          <w:b/>
+          <w:bCs/>
+          <w:color w:val="000000" w:themeColor="text1"/>
+          <w:sz w:val="24"/>
+          <w:szCs w:val="24"/>
+          <w14:shadow w14:blurRad="38100" w14:dist="19050" w14:dir="2700000" w14:sx="100000" w14:sy="100000" w14:kx="0" w14:ky="0" w14:algn="tl">
+            <w14:schemeClr w14:val="dk1">
+              <w14:alpha w14:val="60000"/>
+            </w14:schemeClr>
+          </w14:shadow>
+          <w14:textOutline w14:w="0" w14:cap="flat" w14:cmpd="sng" w14:algn="ctr">
+            <w14:noFill/>
+            <w14:prstDash w14:val="solid"/>
+            <w14:round/>
+          </w14:textOutline>
+        </w:rPr>
+        <w:t>Javascript</w:t>
+      </w:r>
+      <w:proofErr w:type="spellEnd"/>
+      <w:r>
+        <w:rPr>
+          <w:rFonts w:ascii="Times New Roman" w:hAnsi="Times New Roman" w:cs="Times New Roman"/>
+          <w:b/>
+          <w:bCs/>
+          <w:color w:val="000000" w:themeColor="text1"/>
+          <w:sz w:val="24"/>
+          <w:szCs w:val="24"/>
+          <w14:shadow w14:blurRad="38100" w14:dist="19050" w14:dir="2700000" w14:sx="100000" w14:sy="100000" w14:kx="0" w14:ky="0" w14:algn="tl">
+            <w14:schemeClr w14:val="dk1">
+              <w14:alpha w14:val="60000"/>
+            </w14:schemeClr>
+          </w14:shadow>
+          <w14:textOutline w14:w="0" w14:cap="flat" w14:cmpd="sng" w14:algn="ctr">
+            <w14:noFill/>
+            <w14:prstDash w14:val="solid"/>
+            <w14:round/>
+          </w14:textOutline>
+        </w:rPr>
+        <w:t xml:space="preserve"> </w:t>
+      </w:r>
+    </w:p>
+    <w:p>
+      <w:pPr>
+        <w:rPr>
+          <w:rFonts w:ascii="Times New Roman" w:hAnsi="Times New Roman" w:cs="Times New Roman"/>
+          <w:b/>
+          <w:bCs/>
+          <w:color w:val="000000" w:themeColor="text1"/>
+          <w:sz w:val="24"/>
+          <w:szCs w:val="24"/>
+          <w14:shadow w14:blurRad="38100" w14:dist="19050" w14:dir="2700000" w14:sx="100000" w14:sy="100000" w14:kx="0" w14:ky="0" w14:algn="tl">
+            <w14:schemeClr w14:val="dk1">
+              <w14:alpha w14:val="60000"/>
+            </w14:schemeClr>
+          </w14:shadow>
+          <w14:textOutline w14:w="0" w14:cap="flat" w14:cmpd="sng" w14:algn="ctr">
+            <w14:noFill/>
+            <w14:prstDash w14:val="solid"/>
+            <w14:round/>
+          </w14:textOutline>
+        </w:rPr>
+      </w:pPr>
+      <w:r>
+        <w:rPr>
+          <w:rFonts w:ascii="Times New Roman" w:hAnsi="Times New Roman" w:cs="Times New Roman"/>
+          <w:b/>
+          <w:bCs/>
+          <w:color w:val="000000" w:themeColor="text1"/>
+          <w:sz w:val="24"/>
+          <w:szCs w:val="24"/>
+          <w14:shadow w14:blurRad="38100" w14:dist="19050" w14:dir="2700000" w14:sx="100000" w14:sy="100000" w14:kx="0" w14:ky="0" w14:algn="tl">
+            <w14:schemeClr w14:val="dk1">
+              <w14:alpha w14:val="60000"/>
+            </w14:schemeClr>
+          </w14:shadow>
+          <w14:textOutline w14:w="0" w14:cap="flat" w14:cmpd="sng" w14:algn="ctr">
+            <w14:noFill/>
+            <w14:prstDash w14:val="solid"/>
+            <w14:round/>
+          </w14:textOutline>
+        </w:rPr>
+        <w:t xml:space="preserve">What is </w:t>
+      </w:r>
+      <w:proofErr w:type="spellStart"/>
+      <w:r>
+        <w:rPr>
+          <w:rFonts w:ascii="Times New Roman" w:hAnsi="Times New Roman" w:cs="Times New Roman"/>
+          <w:b/>
+          <w:bCs/>
+          <w:color w:val="000000" w:themeColor="text1"/>
+          <w:sz w:val="24"/>
+          <w:szCs w:val="24"/>
+          <w14:shadow w14:blurRad="38100" w14:dist="19050" w14:dir="2700000" w14:sx="100000" w14:sy="100000" w14:kx="0" w14:ky="0" w14:algn="tl">
+            <w14:schemeClr w14:val="dk1">
+              <w14:alpha w14:val="60000"/>
+            </w14:schemeClr>
+          </w14:shadow>
+          <w14:textOutline w14:w="0" w14:cap="flat" w14:cmpd="sng" w14:algn="ctr">
+            <w14:noFill/>
+            <w14:prstDash w14:val="solid"/>
+            <w14:round/>
+          </w14:textOutline>
+        </w:rPr>
+        <w:t>sessionStorage</w:t>
+      </w:r>
+      <w:proofErr w:type="spellEnd"/>
+      <w:r>
+        <w:rPr>
+          <w:rFonts w:ascii="Times New Roman" w:hAnsi="Times New Roman" w:cs="Times New Roman"/>
+          <w:b/>
+          <w:bCs/>
+          <w:color w:val="000000" w:themeColor="text1"/>
+          <w:sz w:val="24"/>
+          <w:szCs w:val="24"/>
+          <w14:shadow w14:blurRad="38100" w14:dist="19050" w14:dir="2700000" w14:sx="100000" w14:sy="100000" w14:kx="0" w14:ky="0" w14:algn="tl">
+            <w14:schemeClr w14:val="dk1">
+              <w14:alpha w14:val="60000"/>
+            </w14:schemeClr>
+          </w14:shadow>
+          <w14:textOutline w14:w="0" w14:cap="flat" w14:cmpd="sng" w14:algn="ctr">
+            <w14:noFill/>
+            <w14:prstDash w14:val="solid"/>
+            <w14:round/>
+          </w14:textOutline>
+        </w:rPr>
+        <w:t xml:space="preserve">, </w:t>
+      </w:r>
+      <w:proofErr w:type="spellStart"/>
+      <w:r>
+        <w:rPr>
+          <w:rFonts w:ascii="Times New Roman" w:hAnsi="Times New Roman" w:cs="Times New Roman"/>
+          <w:b/>
+          <w:bCs/>
+          <w:color w:val="000000" w:themeColor="text1"/>
+          <w:sz w:val="24"/>
+          <w:szCs w:val="24"/>
+          <w14:shadow w14:blurRad="38100" w14:dist="19050" w14:dir="2700000" w14:sx="100000" w14:sy="100000" w14:kx="0" w14:ky="0" w14:algn="tl">
+            <w14:schemeClr w14:val="dk1">
+              <w14:alpha w14:val="60000"/>
+            </w14:schemeClr>
+          </w14:shadow>
+          <w14:textOutline w14:w="0" w14:cap="flat" w14:cmpd="sng" w14:algn="ctr">
+            <w14:noFill/>
+            <w14:prstDash w14:val="solid"/>
+            <w14:round/>
+          </w14:textOutline>
+        </w:rPr>
+        <w:t>localStorage</w:t>
+      </w:r>
+      <w:proofErr w:type="spellEnd"/>
+      <w:r>
+        <w:rPr>
+          <w:rFonts w:ascii="Times New Roman" w:hAnsi="Times New Roman" w:cs="Times New Roman"/>
+          <w:b/>
+          <w:bCs/>
+          <w:color w:val="000000" w:themeColor="text1"/>
+          <w:sz w:val="24"/>
+          <w:szCs w:val="24"/>
+          <w14:shadow w14:blurRad="38100" w14:dist="19050" w14:dir="2700000" w14:sx="100000" w14:sy="100000" w14:kx="0" w14:ky="0" w14:algn="tl">
+            <w14:schemeClr w14:val="dk1">
+              <w14:alpha w14:val="60000"/>
+            </w14:schemeClr>
+          </w14:shadow>
+          <w14:textOutline w14:w="0" w14:cap="flat" w14:cmpd="sng" w14:algn="ctr">
+            <w14:noFill/>
+            <w14:prstDash w14:val="solid"/>
+            <w14:round/>
+          </w14:textOutline>
+        </w:rPr>
+        <w:t xml:space="preserve"> </w:t>
+      </w:r>
+    </w:p>
+    <w:p>
+      <w:pPr>
+        <w:rPr>
+          <w:rFonts w:ascii="Times New Roman" w:hAnsi="Times New Roman" w:cs="Times New Roman"/>
+          <w:b/>
+          <w:bCs/>
+          <w:color w:val="000000" w:themeColor="text1"/>
+          <w:sz w:val="24"/>
+          <w:szCs w:val="24"/>
+          <w14:shadow w14:blurRad="38100" w14:dist="19050" w14:dir="2700000" w14:sx="100000" w14:sy="100000" w14:kx="0" w14:ky="0" w14:algn="tl">
+            <w14:schemeClr w14:val="dk1">
+              <w14:alpha w14:val="60000"/>
+            </w14:schemeClr>
+          </w14:shadow>
+          <w14:textOutline w14:w="0" w14:cap="flat" w14:cmpd="sng" w14:algn="ctr">
+            <w14:noFill/>
+            <w14:prstDash w14:val="solid"/>
+            <w14:round/>
+          </w14:textOutline>
+        </w:rPr>
+      </w:pPr>
+      <w:r>
+        <w:rPr>
+          <w:rFonts w:ascii="Times New Roman" w:hAnsi="Times New Roman" w:cs="Times New Roman"/>
+          <w:b/>
+          <w:bCs/>
+          <w:color w:val="000000" w:themeColor="text1"/>
+          <w:sz w:val="24"/>
+          <w:szCs w:val="24"/>
+          <w14:shadow w14:blurRad="38100" w14:dist="19050" w14:dir="2700000" w14:sx="100000" w14:sy="100000" w14:kx="0" w14:ky="0" w14:algn="tl">
+            <w14:schemeClr w14:val="dk1">
+              <w14:alpha w14:val="60000"/>
+            </w14:schemeClr>
+          </w14:shadow>
+          <w14:textOutline w14:w="0" w14:cap="flat" w14:cmpd="sng" w14:algn="ctr">
+            <w14:noFill/>
+            <w14:prstDash w14:val="solid"/>
+            <w14:round/>
+          </w14:textOutline>
+        </w:rPr>
+        <w:t xml:space="preserve">What are is map, filter , reducer in </w:t>
+      </w:r>
+      <w:proofErr w:type="spellStart"/>
+      <w:r>
+        <w:rPr>
+          <w:rFonts w:ascii="Times New Roman" w:hAnsi="Times New Roman" w:cs="Times New Roman"/>
+          <w:b/>
+          <w:bCs/>
+          <w:color w:val="000000" w:themeColor="text1"/>
+          <w:sz w:val="24"/>
+          <w:szCs w:val="24"/>
+          <w14:shadow w14:blurRad="38100" w14:dist="19050" w14:dir="2700000" w14:sx="100000" w14:sy="100000" w14:kx="0" w14:ky="0" w14:algn="tl">
+            <w14:schemeClr w14:val="dk1">
+              <w14:alpha w14:val="60000"/>
+            </w14:schemeClr>
+          </w14:shadow>
+          <w14:textOutline w14:w="0" w14:cap="flat" w14:cmpd="sng" w14:algn="ctr">
+            <w14:noFill/>
+            <w14:prstDash w14:val="solid"/>
+            <w14:round/>
+          </w14:textOutline>
+        </w:rPr>
+        <w:t>javascript</w:t>
+      </w:r>
+      <w:proofErr w:type="spellEnd"/>
+      <w:r>
+        <w:rPr>
+          <w:rFonts w:ascii="Times New Roman" w:hAnsi="Times New Roman" w:cs="Times New Roman"/>
+          <w:b/>
+          <w:bCs/>
+          <w:color w:val="000000" w:themeColor="text1"/>
+          <w:sz w:val="24"/>
+          <w:szCs w:val="24"/>
+          <w14:shadow w14:blurRad="38100" w14:dist="19050" w14:dir="2700000" w14:sx="100000" w14:sy="100000" w14:kx="0" w14:ky="0" w14:algn="tl">
+            <w14:schemeClr w14:val="dk1">
+              <w14:alpha w14:val="60000"/>
+            </w14:schemeClr>
+          </w14:shadow>
+          <w14:textOutline w14:w="0" w14:cap="flat" w14:cmpd="sng" w14:algn="ctr">
+            <w14:noFill/>
+            <w14:prstDash w14:val="solid"/>
+            <w14:round/>
+          </w14:textOutline>
+        </w:rPr>
+        <w:t xml:space="preserve"> </w:t>
+      </w:r>
+    </w:p>
+    <w:p>
+      <w:pPr>
+        <w:rPr>
+          <w:rFonts w:ascii="Times New Roman" w:hAnsi="Times New Roman" w:cs="Times New Roman"/>
+          <w:b/>
+          <w:bCs/>
+          <w:color w:val="000000" w:themeColor="text1"/>
+          <w:sz w:val="24"/>
+          <w:szCs w:val="24"/>
+          <w14:shadow w14:blurRad="38100" w14:dist="19050" w14:dir="2700000" w14:sx="100000" w14:sy="100000" w14:kx="0" w14:ky="0" w14:algn="tl">
+            <w14:schemeClr w14:val="dk1">
+              <w14:alpha w14:val="60000"/>
+            </w14:schemeClr>
+          </w14:shadow>
+          <w14:textOutline w14:w="0" w14:cap="flat" w14:cmpd="sng" w14:algn="ctr">
+            <w14:noFill/>
+            <w14:prstDash w14:val="solid"/>
+            <w14:round/>
+          </w14:textOutline>
+        </w:rPr>
+      </w:pPr>
+      <w:r>
+        <w:rPr>
+          <w:rFonts w:ascii="Times New Roman" w:hAnsi="Times New Roman" w:cs="Times New Roman"/>
+          <w:b/>
+          <w:bCs/>
+          <w:color w:val="000000" w:themeColor="text1"/>
+          <w:sz w:val="24"/>
+          <w:szCs w:val="24"/>
+          <w14:shadow w14:blurRad="38100" w14:dist="19050" w14:dir="2700000" w14:sx="100000" w14:sy="100000" w14:kx="0" w14:ky="0" w14:algn="tl">
+            <w14:schemeClr w14:val="dk1">
+              <w14:alpha w14:val="60000"/>
+            </w14:schemeClr>
+          </w14:shadow>
+          <w14:textOutline w14:w="0" w14:cap="flat" w14:cmpd="sng" w14:algn="ctr">
+            <w14:noFill/>
+            <w14:prstDash w14:val="solid"/>
+            <w14:round/>
+          </w14:textOutline>
+        </w:rPr>
+        <w:t xml:space="preserve">What is closure in </w:t>
+      </w:r>
+      <w:proofErr w:type="spellStart"/>
+      <w:r>
+        <w:rPr>
+          <w:rFonts w:ascii="Times New Roman" w:hAnsi="Times New Roman" w:cs="Times New Roman"/>
+          <w:b/>
+          <w:bCs/>
+          <w:color w:val="000000" w:themeColor="text1"/>
+          <w:sz w:val="24"/>
+          <w:szCs w:val="24"/>
+          <w14:shadow w14:blurRad="38100" w14:dist="19050" w14:dir="2700000" w14:sx="100000" w14:sy="100000" w14:kx="0" w14:ky="0" w14:algn="tl">
+            <w14:schemeClr w14:val="dk1">
+              <w14:alpha w14:val="60000"/>
+            </w14:schemeClr>
+          </w14:shadow>
+          <w14:textOutline w14:w="0" w14:cap="flat" w14:cmpd="sng" w14:algn="ctr">
+            <w14:noFill/>
+            <w14:prstDash w14:val="solid"/>
+            <w14:round/>
+          </w14:textOutline>
+        </w:rPr>
+        <w:t>Javascript</w:t>
+      </w:r>
+      <w:proofErr w:type="spellEnd"/>
+      <w:r>
+        <w:rPr>
+          <w:rFonts w:ascii="Times New Roman" w:hAnsi="Times New Roman" w:cs="Times New Roman"/>
+          <w:b/>
+          <w:bCs/>
+          <w:color w:val="000000" w:themeColor="text1"/>
+          <w:sz w:val="24"/>
+          <w:szCs w:val="24"/>
+          <w14:shadow w14:blurRad="38100" w14:dist="19050" w14:dir="2700000" w14:sx="100000" w14:sy="100000" w14:kx="0" w14:ky="0" w14:algn="tl">
+            <w14:schemeClr w14:val="dk1">
+              <w14:alpha w14:val="60000"/>
+            </w14:schemeClr>
+          </w14:shadow>
+          <w14:textOutline w14:w="0" w14:cap="flat" w14:cmpd="sng" w14:algn="ctr">
+            <w14:noFill/>
+            <w14:prstDash w14:val="solid"/>
+            <w14:round/>
+          </w14:textOutline>
+        </w:rPr>
+        <w:t xml:space="preserve"> </w:t>
       </w:r>
     </w:p>
     <w:p>
@@ -8593,7 +11041,51 @@
             <w14:round/>
           </w14:textOutline>
         </w:rPr>
-        <w:t xml:space="preserve">ing in Javascript </w:t>
+        <w:t xml:space="preserve">ing in </w:t>
+      </w:r>
+      <w:proofErr w:type="spellStart"/>
+      <w:r>
+        <w:rPr>
+          <w:rFonts w:ascii="Times New Roman" w:hAnsi="Times New Roman" w:cs="Times New Roman"/>
+          <w:b/>
+          <w:bCs/>
+          <w:color w:val="000000" w:themeColor="text1"/>
+          <w:sz w:val="24"/>
+          <w:szCs w:val="24"/>
+          <w14:shadow w14:blurRad="38100" w14:dist="19050" w14:dir="2700000" w14:sx="100000" w14:sy="100000" w14:kx="0" w14:ky="0" w14:algn="tl">
+            <w14:schemeClr w14:val="dk1">
+              <w14:alpha w14:val="60000"/>
+            </w14:schemeClr>
+          </w14:shadow>
+          <w14:textOutline w14:w="0" w14:cap="flat" w14:cmpd="sng" w14:algn="ctr">
+            <w14:noFill/>
+            <w14:prstDash w14:val="solid"/>
+            <w14:round/>
+          </w14:textOutline>
+        </w:rPr>
+        <w:t>Javascript</w:t>
+      </w:r>
+      <w:proofErr w:type="spellEnd"/>
+      <w:r>
+        <w:rPr>
+          <w:rFonts w:ascii="Times New Roman" w:hAnsi="Times New Roman" w:cs="Times New Roman"/>
+          <w:b/>
+          <w:bCs/>
+          <w:color w:val="000000" w:themeColor="text1"/>
+          <w:sz w:val="24"/>
+          <w:szCs w:val="24"/>
+          <w14:shadow w14:blurRad="38100" w14:dist="19050" w14:dir="2700000" w14:sx="100000" w14:sy="100000" w14:kx="0" w14:ky="0" w14:algn="tl">
+            <w14:schemeClr w14:val="dk1">
+              <w14:alpha w14:val="60000"/>
+            </w14:schemeClr>
+          </w14:shadow>
+          <w14:textOutline w14:w="0" w14:cap="flat" w14:cmpd="sng" w14:algn="ctr">
+            <w14:noFill/>
+            <w14:prstDash w14:val="solid"/>
+            <w14:round/>
+          </w14:textOutline>
+        </w:rPr>
+        <w:t xml:space="preserve"> </w:t>
       </w:r>
     </w:p>
     <w:p>
@@ -8679,7 +11171,51 @@
             <w14:round/>
           </w14:textOutline>
         </w:rPr>
-        <w:t xml:space="preserve">What is the difference between number type and BigInt type </w:t>
+        <w:t xml:space="preserve">What is the difference between number type and </w:t>
+      </w:r>
+      <w:proofErr w:type="spellStart"/>
+      <w:r>
+        <w:rPr>
+          <w:rFonts w:ascii="Times New Roman" w:hAnsi="Times New Roman" w:cs="Times New Roman"/>
+          <w:b/>
+          <w:bCs/>
+          <w:color w:val="000000" w:themeColor="text1"/>
+          <w:sz w:val="24"/>
+          <w:szCs w:val="24"/>
+          <w14:shadow w14:blurRad="38100" w14:dist="19050" w14:dir="2700000" w14:sx="100000" w14:sy="100000" w14:kx="0" w14:ky="0" w14:algn="tl">
+            <w14:schemeClr w14:val="dk1">
+              <w14:alpha w14:val="60000"/>
+            </w14:schemeClr>
+          </w14:shadow>
+          <w14:textOutline w14:w="0" w14:cap="flat" w14:cmpd="sng" w14:algn="ctr">
+            <w14:noFill/>
+            <w14:prstDash w14:val="solid"/>
+            <w14:round/>
+          </w14:textOutline>
+        </w:rPr>
+        <w:t>BigInt</w:t>
+      </w:r>
+      <w:proofErr w:type="spellEnd"/>
+      <w:r>
+        <w:rPr>
+          <w:rFonts w:ascii="Times New Roman" w:hAnsi="Times New Roman" w:cs="Times New Roman"/>
+          <w:b/>
+          <w:bCs/>
+          <w:color w:val="000000" w:themeColor="text1"/>
+          <w:sz w:val="24"/>
+          <w:szCs w:val="24"/>
+          <w14:shadow w14:blurRad="38100" w14:dist="19050" w14:dir="2700000" w14:sx="100000" w14:sy="100000" w14:kx="0" w14:ky="0" w14:algn="tl">
+            <w14:schemeClr w14:val="dk1">
+              <w14:alpha w14:val="60000"/>
+            </w14:schemeClr>
+          </w14:shadow>
+          <w14:textOutline w14:w="0" w14:cap="flat" w14:cmpd="sng" w14:algn="ctr">
+            <w14:noFill/>
+            <w14:prstDash w14:val="solid"/>
+            <w14:round/>
+          </w14:textOutline>
+        </w:rPr>
+        <w:t xml:space="preserve"> type </w:t>
       </w:r>
     </w:p>
     <w:p>
@@ -9013,50 +11549,139 @@
             <w14:round/>
           </w14:textOutline>
         </w:rPr>
-        <w:t xml:space="preserve">How to create element dynamically using Javascript </w:t>
-      </w:r>
-    </w:p>
-    <w:p>
-      <w:pPr>
-        <w:rPr>
-          <w:rFonts w:ascii="Times New Roman" w:hAnsi="Times New Roman" w:cs="Times New Roman"/>
-          <w:b/>
-          <w:bCs/>
-          <w:color w:val="000000" w:themeColor="text1"/>
-          <w:sz w:val="24"/>
-          <w:szCs w:val="24"/>
-          <w14:shadow w14:blurRad="38100" w14:dist="19050" w14:dir="2700000" w14:sx="100000" w14:sy="100000" w14:kx="0" w14:ky="0" w14:algn="tl">
-            <w14:schemeClr w14:val="dk1">
-              <w14:alpha w14:val="60000"/>
-            </w14:schemeClr>
-          </w14:shadow>
-          <w14:textOutline w14:w="0" w14:cap="flat" w14:cmpd="sng" w14:algn="ctr">
-            <w14:noFill/>
-            <w14:prstDash w14:val="solid"/>
-            <w14:round/>
-          </w14:textOutline>
-        </w:rPr>
-      </w:pPr>
-      <w:r>
-        <w:rPr>
-          <w:rFonts w:ascii="Times New Roman" w:hAnsi="Times New Roman" w:cs="Times New Roman"/>
-          <w:b/>
-          <w:bCs/>
-          <w:color w:val="000000" w:themeColor="text1"/>
-          <w:sz w:val="24"/>
-          <w:szCs w:val="24"/>
-          <w14:shadow w14:blurRad="38100" w14:dist="19050" w14:dir="2700000" w14:sx="100000" w14:sy="100000" w14:kx="0" w14:ky="0" w14:algn="tl">
-            <w14:schemeClr w14:val="dk1">
-              <w14:alpha w14:val="60000"/>
-            </w14:schemeClr>
-          </w14:shadow>
-          <w14:textOutline w14:w="0" w14:cap="flat" w14:cmpd="sng" w14:algn="ctr">
-            <w14:noFill/>
-            <w14:prstDash w14:val="solid"/>
-            <w14:round/>
-          </w14:textOutline>
-        </w:rPr>
-        <w:t xml:space="preserve">Explain Closures in Javascript </w:t>
+        <w:lastRenderedPageBreak/>
+        <w:t xml:space="preserve">How to create element dynamically using </w:t>
+      </w:r>
+      <w:proofErr w:type="spellStart"/>
+      <w:r>
+        <w:rPr>
+          <w:rFonts w:ascii="Times New Roman" w:hAnsi="Times New Roman" w:cs="Times New Roman"/>
+          <w:b/>
+          <w:bCs/>
+          <w:color w:val="000000" w:themeColor="text1"/>
+          <w:sz w:val="24"/>
+          <w:szCs w:val="24"/>
+          <w14:shadow w14:blurRad="38100" w14:dist="19050" w14:dir="2700000" w14:sx="100000" w14:sy="100000" w14:kx="0" w14:ky="0" w14:algn="tl">
+            <w14:schemeClr w14:val="dk1">
+              <w14:alpha w14:val="60000"/>
+            </w14:schemeClr>
+          </w14:shadow>
+          <w14:textOutline w14:w="0" w14:cap="flat" w14:cmpd="sng" w14:algn="ctr">
+            <w14:noFill/>
+            <w14:prstDash w14:val="solid"/>
+            <w14:round/>
+          </w14:textOutline>
+        </w:rPr>
+        <w:t>Javascript</w:t>
+      </w:r>
+      <w:proofErr w:type="spellEnd"/>
+      <w:r>
+        <w:rPr>
+          <w:rFonts w:ascii="Times New Roman" w:hAnsi="Times New Roman" w:cs="Times New Roman"/>
+          <w:b/>
+          <w:bCs/>
+          <w:color w:val="000000" w:themeColor="text1"/>
+          <w:sz w:val="24"/>
+          <w:szCs w:val="24"/>
+          <w14:shadow w14:blurRad="38100" w14:dist="19050" w14:dir="2700000" w14:sx="100000" w14:sy="100000" w14:kx="0" w14:ky="0" w14:algn="tl">
+            <w14:schemeClr w14:val="dk1">
+              <w14:alpha w14:val="60000"/>
+            </w14:schemeClr>
+          </w14:shadow>
+          <w14:textOutline w14:w="0" w14:cap="flat" w14:cmpd="sng" w14:algn="ctr">
+            <w14:noFill/>
+            <w14:prstDash w14:val="solid"/>
+            <w14:round/>
+          </w14:textOutline>
+        </w:rPr>
+        <w:t xml:space="preserve"> </w:t>
+      </w:r>
+    </w:p>
+    <w:p>
+      <w:pPr>
+        <w:rPr>
+          <w:rFonts w:ascii="Times New Roman" w:hAnsi="Times New Roman" w:cs="Times New Roman"/>
+          <w:b/>
+          <w:bCs/>
+          <w:color w:val="000000" w:themeColor="text1"/>
+          <w:sz w:val="24"/>
+          <w:szCs w:val="24"/>
+          <w14:shadow w14:blurRad="38100" w14:dist="19050" w14:dir="2700000" w14:sx="100000" w14:sy="100000" w14:kx="0" w14:ky="0" w14:algn="tl">
+            <w14:schemeClr w14:val="dk1">
+              <w14:alpha w14:val="60000"/>
+            </w14:schemeClr>
+          </w14:shadow>
+          <w14:textOutline w14:w="0" w14:cap="flat" w14:cmpd="sng" w14:algn="ctr">
+            <w14:noFill/>
+            <w14:prstDash w14:val="solid"/>
+            <w14:round/>
+          </w14:textOutline>
+        </w:rPr>
+      </w:pPr>
+      <w:r>
+        <w:rPr>
+          <w:rFonts w:ascii="Times New Roman" w:hAnsi="Times New Roman" w:cs="Times New Roman"/>
+          <w:b/>
+          <w:bCs/>
+          <w:color w:val="000000" w:themeColor="text1"/>
+          <w:sz w:val="24"/>
+          <w:szCs w:val="24"/>
+          <w14:shadow w14:blurRad="38100" w14:dist="19050" w14:dir="2700000" w14:sx="100000" w14:sy="100000" w14:kx="0" w14:ky="0" w14:algn="tl">
+            <w14:schemeClr w14:val="dk1">
+              <w14:alpha w14:val="60000"/>
+            </w14:schemeClr>
+          </w14:shadow>
+          <w14:textOutline w14:w="0" w14:cap="flat" w14:cmpd="sng" w14:algn="ctr">
+            <w14:noFill/>
+            <w14:prstDash w14:val="solid"/>
+            <w14:round/>
+          </w14:textOutline>
+        </w:rPr>
+        <w:t xml:space="preserve">Explain Closures in </w:t>
+      </w:r>
+      <w:proofErr w:type="spellStart"/>
+      <w:r>
+        <w:rPr>
+          <w:rFonts w:ascii="Times New Roman" w:hAnsi="Times New Roman" w:cs="Times New Roman"/>
+          <w:b/>
+          <w:bCs/>
+          <w:color w:val="000000" w:themeColor="text1"/>
+          <w:sz w:val="24"/>
+          <w:szCs w:val="24"/>
+          <w14:shadow w14:blurRad="38100" w14:dist="19050" w14:dir="2700000" w14:sx="100000" w14:sy="100000" w14:kx="0" w14:ky="0" w14:algn="tl">
+            <w14:schemeClr w14:val="dk1">
+              <w14:alpha w14:val="60000"/>
+            </w14:schemeClr>
+          </w14:shadow>
+          <w14:textOutline w14:w="0" w14:cap="flat" w14:cmpd="sng" w14:algn="ctr">
+            <w14:noFill/>
+            <w14:prstDash w14:val="solid"/>
+            <w14:round/>
+          </w14:textOutline>
+        </w:rPr>
+        <w:t>Javascript</w:t>
+      </w:r>
+      <w:proofErr w:type="spellEnd"/>
+      <w:r>
+        <w:rPr>
+          <w:rFonts w:ascii="Times New Roman" w:hAnsi="Times New Roman" w:cs="Times New Roman"/>
+          <w:b/>
+          <w:bCs/>
+          <w:color w:val="000000" w:themeColor="text1"/>
+          <w:sz w:val="24"/>
+          <w:szCs w:val="24"/>
+          <w14:shadow w14:blurRad="38100" w14:dist="19050" w14:dir="2700000" w14:sx="100000" w14:sy="100000" w14:kx="0" w14:ky="0" w14:algn="tl">
+            <w14:schemeClr w14:val="dk1">
+              <w14:alpha w14:val="60000"/>
+            </w14:schemeClr>
+          </w14:shadow>
+          <w14:textOutline w14:w="0" w14:cap="flat" w14:cmpd="sng" w14:algn="ctr">
+            <w14:noFill/>
+            <w14:prstDash w14:val="solid"/>
+            <w14:round/>
+          </w14:textOutline>
+        </w:rPr>
+        <w:t xml:space="preserve"> </w:t>
       </w:r>
       <w:r>
         <w:rPr>
@@ -9159,8 +11784,31 @@
             <w14:round/>
           </w14:textOutline>
         </w:rPr>
-        <w:t>Explain different Scopes in Javascript</w:t>
-      </w:r>
+        <w:t xml:space="preserve">Explain different Scopes in </w:t>
+      </w:r>
+      <w:proofErr w:type="spellStart"/>
+      <w:r>
+        <w:rPr>
+          <w:rFonts w:ascii="Times New Roman" w:hAnsi="Times New Roman" w:cs="Times New Roman"/>
+          <w:b/>
+          <w:bCs/>
+          <w:color w:val="000000" w:themeColor="text1"/>
+          <w:sz w:val="24"/>
+          <w:szCs w:val="24"/>
+          <w14:shadow w14:blurRad="38100" w14:dist="19050" w14:dir="2700000" w14:sx="100000" w14:sy="100000" w14:kx="0" w14:ky="0" w14:algn="tl">
+            <w14:schemeClr w14:val="dk1">
+              <w14:alpha w14:val="60000"/>
+            </w14:schemeClr>
+          </w14:shadow>
+          <w14:textOutline w14:w="0" w14:cap="flat" w14:cmpd="sng" w14:algn="ctr">
+            <w14:noFill/>
+            <w14:prstDash w14:val="solid"/>
+            <w14:round/>
+          </w14:textOutline>
+        </w:rPr>
+        <w:t>Javascript</w:t>
+      </w:r>
+      <w:proofErr w:type="spellEnd"/>
       <w:r>
         <w:rPr>
           <w:rFonts w:ascii="Times New Roman" w:hAnsi="Times New Roman" w:cs="Times New Roman"/>
@@ -10007,7 +12655,51 @@
           </w14:textOutline>
         </w:rPr>
         <w:lastRenderedPageBreak/>
-        <w:t xml:space="preserve">What is Destructing in the Javascript </w:t>
+        <w:t xml:space="preserve">What is Destructing in the </w:t>
+      </w:r>
+      <w:proofErr w:type="spellStart"/>
+      <w:r>
+        <w:rPr>
+          <w:rFonts w:ascii="Times New Roman" w:hAnsi="Times New Roman" w:cs="Times New Roman"/>
+          <w:b/>
+          <w:bCs/>
+          <w:color w:val="000000" w:themeColor="text1"/>
+          <w:sz w:val="24"/>
+          <w:szCs w:val="24"/>
+          <w14:shadow w14:blurRad="38100" w14:dist="19050" w14:dir="2700000" w14:sx="100000" w14:sy="100000" w14:kx="0" w14:ky="0" w14:algn="tl">
+            <w14:schemeClr w14:val="dk1">
+              <w14:alpha w14:val="60000"/>
+            </w14:schemeClr>
+          </w14:shadow>
+          <w14:textOutline w14:w="0" w14:cap="flat" w14:cmpd="sng" w14:algn="ctr">
+            <w14:noFill/>
+            <w14:prstDash w14:val="solid"/>
+            <w14:round/>
+          </w14:textOutline>
+        </w:rPr>
+        <w:t>Javascript</w:t>
+      </w:r>
+      <w:proofErr w:type="spellEnd"/>
+      <w:r>
+        <w:rPr>
+          <w:rFonts w:ascii="Times New Roman" w:hAnsi="Times New Roman" w:cs="Times New Roman"/>
+          <w:b/>
+          <w:bCs/>
+          <w:color w:val="000000" w:themeColor="text1"/>
+          <w:sz w:val="24"/>
+          <w:szCs w:val="24"/>
+          <w14:shadow w14:blurRad="38100" w14:dist="19050" w14:dir="2700000" w14:sx="100000" w14:sy="100000" w14:kx="0" w14:ky="0" w14:algn="tl">
+            <w14:schemeClr w14:val="dk1">
+              <w14:alpha w14:val="60000"/>
+            </w14:schemeClr>
+          </w14:shadow>
+          <w14:textOutline w14:w="0" w14:cap="flat" w14:cmpd="sng" w14:algn="ctr">
+            <w14:noFill/>
+            <w14:prstDash w14:val="solid"/>
+            <w14:round/>
+          </w14:textOutline>
+        </w:rPr>
+        <w:t xml:space="preserve"> </w:t>
       </w:r>
     </w:p>
     <w:p>
@@ -10291,7 +12983,51 @@
             <w14:round/>
           </w14:textOutline>
         </w:rPr>
-        <w:t xml:space="preserve">Explain difference between map() and forEach() </w:t>
+        <w:t xml:space="preserve">Explain difference between map() and </w:t>
+      </w:r>
+      <w:proofErr w:type="spellStart"/>
+      <w:r>
+        <w:rPr>
+          <w:rFonts w:ascii="Times New Roman" w:hAnsi="Times New Roman" w:cs="Times New Roman"/>
+          <w:b/>
+          <w:bCs/>
+          <w:color w:val="000000" w:themeColor="text1"/>
+          <w:sz w:val="24"/>
+          <w:szCs w:val="24"/>
+          <w14:shadow w14:blurRad="38100" w14:dist="19050" w14:dir="2700000" w14:sx="100000" w14:sy="100000" w14:kx="0" w14:ky="0" w14:algn="tl">
+            <w14:schemeClr w14:val="dk1">
+              <w14:alpha w14:val="60000"/>
+            </w14:schemeClr>
+          </w14:shadow>
+          <w14:textOutline w14:w="0" w14:cap="flat" w14:cmpd="sng" w14:algn="ctr">
+            <w14:noFill/>
+            <w14:prstDash w14:val="solid"/>
+            <w14:round/>
+          </w14:textOutline>
+        </w:rPr>
+        <w:t>forEach</w:t>
+      </w:r>
+      <w:proofErr w:type="spellEnd"/>
+      <w:r>
+        <w:rPr>
+          <w:rFonts w:ascii="Times New Roman" w:hAnsi="Times New Roman" w:cs="Times New Roman"/>
+          <w:b/>
+          <w:bCs/>
+          <w:color w:val="000000" w:themeColor="text1"/>
+          <w:sz w:val="24"/>
+          <w:szCs w:val="24"/>
+          <w14:shadow w14:blurRad="38100" w14:dist="19050" w14:dir="2700000" w14:sx="100000" w14:sy="100000" w14:kx="0" w14:ky="0" w14:algn="tl">
+            <w14:schemeClr w14:val="dk1">
+              <w14:alpha w14:val="60000"/>
+            </w14:schemeClr>
+          </w14:shadow>
+          <w14:textOutline w14:w="0" w14:cap="flat" w14:cmpd="sng" w14:algn="ctr">
+            <w14:noFill/>
+            <w14:prstDash w14:val="solid"/>
+            <w14:round/>
+          </w14:textOutline>
+        </w:rPr>
+        <w:t xml:space="preserve">() </w:t>
       </w:r>
     </w:p>
     <w:p>
@@ -10369,46 +13105,126 @@
             <w14:round/>
           </w14:textOutline>
         </w:rPr>
-        <w:t>Use forEach() when you need to execute a function for each element of the array without modifying or creating a new array.</w:t>
-      </w:r>
-    </w:p>
-    <w:p>
-      <w:pPr>
-        <w:rPr>
-          <w:rFonts w:ascii="Times New Roman" w:hAnsi="Times New Roman" w:cs="Times New Roman"/>
-          <w:color w:val="000000" w:themeColor="text1"/>
-          <w:sz w:val="24"/>
-          <w:szCs w:val="24"/>
-          <w14:shadow w14:blurRad="38100" w14:dist="19050" w14:dir="2700000" w14:sx="100000" w14:sy="100000" w14:kx="0" w14:ky="0" w14:algn="tl">
-            <w14:schemeClr w14:val="dk1">
-              <w14:alpha w14:val="60000"/>
-            </w14:schemeClr>
-          </w14:shadow>
-          <w14:textOutline w14:w="0" w14:cap="flat" w14:cmpd="sng" w14:algn="ctr">
-            <w14:noFill/>
-            <w14:prstDash w14:val="solid"/>
-            <w14:round/>
-          </w14:textOutline>
-        </w:rPr>
-      </w:pPr>
-      <w:r>
-        <w:rPr>
-          <w:rFonts w:ascii="Times New Roman" w:hAnsi="Times New Roman" w:cs="Times New Roman"/>
-          <w:color w:val="000000" w:themeColor="text1"/>
-          <w:sz w:val="24"/>
-          <w:szCs w:val="24"/>
-          <w14:shadow w14:blurRad="38100" w14:dist="19050" w14:dir="2700000" w14:sx="100000" w14:sy="100000" w14:kx="0" w14:ky="0" w14:algn="tl">
-            <w14:schemeClr w14:val="dk1">
-              <w14:alpha w14:val="60000"/>
-            </w14:schemeClr>
-          </w14:shadow>
-          <w14:textOutline w14:w="0" w14:cap="flat" w14:cmpd="sng" w14:algn="ctr">
-            <w14:noFill/>
-            <w14:prstDash w14:val="solid"/>
-            <w14:round/>
-          </w14:textOutline>
-        </w:rPr>
-        <w:t>map() and forEach() are both methods used to iterate over arrays</w:t>
+        <w:t xml:space="preserve">Use </w:t>
+      </w:r>
+      <w:proofErr w:type="spellStart"/>
+      <w:r>
+        <w:rPr>
+          <w:rFonts w:ascii="Times New Roman" w:hAnsi="Times New Roman" w:cs="Times New Roman"/>
+          <w:color w:val="000000" w:themeColor="text1"/>
+          <w:sz w:val="24"/>
+          <w:szCs w:val="24"/>
+          <w14:shadow w14:blurRad="38100" w14:dist="19050" w14:dir="2700000" w14:sx="100000" w14:sy="100000" w14:kx="0" w14:ky="0" w14:algn="tl">
+            <w14:schemeClr w14:val="dk1">
+              <w14:alpha w14:val="60000"/>
+            </w14:schemeClr>
+          </w14:shadow>
+          <w14:textOutline w14:w="0" w14:cap="flat" w14:cmpd="sng" w14:algn="ctr">
+            <w14:noFill/>
+            <w14:prstDash w14:val="solid"/>
+            <w14:round/>
+          </w14:textOutline>
+        </w:rPr>
+        <w:t>forEach</w:t>
+      </w:r>
+      <w:proofErr w:type="spellEnd"/>
+      <w:r>
+        <w:rPr>
+          <w:rFonts w:ascii="Times New Roman" w:hAnsi="Times New Roman" w:cs="Times New Roman"/>
+          <w:color w:val="000000" w:themeColor="text1"/>
+          <w:sz w:val="24"/>
+          <w:szCs w:val="24"/>
+          <w14:shadow w14:blurRad="38100" w14:dist="19050" w14:dir="2700000" w14:sx="100000" w14:sy="100000" w14:kx="0" w14:ky="0" w14:algn="tl">
+            <w14:schemeClr w14:val="dk1">
+              <w14:alpha w14:val="60000"/>
+            </w14:schemeClr>
+          </w14:shadow>
+          <w14:textOutline w14:w="0" w14:cap="flat" w14:cmpd="sng" w14:algn="ctr">
+            <w14:noFill/>
+            <w14:prstDash w14:val="solid"/>
+            <w14:round/>
+          </w14:textOutline>
+        </w:rPr>
+        <w:t>() when you need to execute a function for each element of the array without modifying or creating a new array.</w:t>
+      </w:r>
+    </w:p>
+    <w:p>
+      <w:pPr>
+        <w:rPr>
+          <w:rFonts w:ascii="Times New Roman" w:hAnsi="Times New Roman" w:cs="Times New Roman"/>
+          <w:color w:val="000000" w:themeColor="text1"/>
+          <w:sz w:val="24"/>
+          <w:szCs w:val="24"/>
+          <w14:shadow w14:blurRad="38100" w14:dist="19050" w14:dir="2700000" w14:sx="100000" w14:sy="100000" w14:kx="0" w14:ky="0" w14:algn="tl">
+            <w14:schemeClr w14:val="dk1">
+              <w14:alpha w14:val="60000"/>
+            </w14:schemeClr>
+          </w14:shadow>
+          <w14:textOutline w14:w="0" w14:cap="flat" w14:cmpd="sng" w14:algn="ctr">
+            <w14:noFill/>
+            <w14:prstDash w14:val="solid"/>
+            <w14:round/>
+          </w14:textOutline>
+        </w:rPr>
+      </w:pPr>
+      <w:r>
+        <w:rPr>
+          <w:rFonts w:ascii="Times New Roman" w:hAnsi="Times New Roman" w:cs="Times New Roman"/>
+          <w:color w:val="000000" w:themeColor="text1"/>
+          <w:sz w:val="24"/>
+          <w:szCs w:val="24"/>
+          <w14:shadow w14:blurRad="38100" w14:dist="19050" w14:dir="2700000" w14:sx="100000" w14:sy="100000" w14:kx="0" w14:ky="0" w14:algn="tl">
+            <w14:schemeClr w14:val="dk1">
+              <w14:alpha w14:val="60000"/>
+            </w14:schemeClr>
+          </w14:shadow>
+          <w14:textOutline w14:w="0" w14:cap="flat" w14:cmpd="sng" w14:algn="ctr">
+            <w14:noFill/>
+            <w14:prstDash w14:val="solid"/>
+            <w14:round/>
+          </w14:textOutline>
+        </w:rPr>
+        <w:t xml:space="preserve">map() and </w:t>
+      </w:r>
+      <w:proofErr w:type="spellStart"/>
+      <w:r>
+        <w:rPr>
+          <w:rFonts w:ascii="Times New Roman" w:hAnsi="Times New Roman" w:cs="Times New Roman"/>
+          <w:color w:val="000000" w:themeColor="text1"/>
+          <w:sz w:val="24"/>
+          <w:szCs w:val="24"/>
+          <w14:shadow w14:blurRad="38100" w14:dist="19050" w14:dir="2700000" w14:sx="100000" w14:sy="100000" w14:kx="0" w14:ky="0" w14:algn="tl">
+            <w14:schemeClr w14:val="dk1">
+              <w14:alpha w14:val="60000"/>
+            </w14:schemeClr>
+          </w14:shadow>
+          <w14:textOutline w14:w="0" w14:cap="flat" w14:cmpd="sng" w14:algn="ctr">
+            <w14:noFill/>
+            <w14:prstDash w14:val="solid"/>
+            <w14:round/>
+          </w14:textOutline>
+        </w:rPr>
+        <w:t>forEach</w:t>
+      </w:r>
+      <w:proofErr w:type="spellEnd"/>
+      <w:r>
+        <w:rPr>
+          <w:rFonts w:ascii="Times New Roman" w:hAnsi="Times New Roman" w:cs="Times New Roman"/>
+          <w:color w:val="000000" w:themeColor="text1"/>
+          <w:sz w:val="24"/>
+          <w:szCs w:val="24"/>
+          <w14:shadow w14:blurRad="38100" w14:dist="19050" w14:dir="2700000" w14:sx="100000" w14:sy="100000" w14:kx="0" w14:ky="0" w14:algn="tl">
+            <w14:schemeClr w14:val="dk1">
+              <w14:alpha w14:val="60000"/>
+            </w14:schemeClr>
+          </w14:shadow>
+          <w14:textOutline w14:w="0" w14:cap="flat" w14:cmpd="sng" w14:algn="ctr">
+            <w14:noFill/>
+            <w14:prstDash w14:val="solid"/>
+            <w14:round/>
+          </w14:textOutline>
+        </w:rPr>
+        <w:t>() are both methods used to iterate over arrays</w:t>
       </w:r>
     </w:p>
     <w:tbl>
@@ -10451,6 +13267,7 @@
                 <w14:ligatures w14:val="none"/>
               </w:rPr>
             </w:pPr>
+            <w:proofErr w:type="spellStart"/>
             <w:r>
               <w:rPr>
                 <w:rFonts w:ascii="Calibri" w:eastAsia="Times New Roman" w:hAnsi="Calibri" w:cs="Calibri"/>
@@ -10463,6 +13280,7 @@
               </w:rPr>
               <w:t>forEach</w:t>
             </w:r>
+            <w:proofErr w:type="spellEnd"/>
           </w:p>
         </w:tc>
         <w:tc>
@@ -10624,6 +13442,7 @@
               </w:rPr>
               <w:t xml:space="preserve">Since </w:t>
             </w:r>
+            <w:proofErr w:type="spellStart"/>
             <w:r>
               <w:rPr>
                 <w:rFonts w:ascii="Arial Unicode MS" w:eastAsia="Times New Roman" w:hAnsi="Arial Unicode MS" w:cs="Calibri"/>
@@ -10634,7 +13453,20 @@
                 <w:lang w:eastAsia="en-IN"/>
                 <w14:ligatures w14:val="none"/>
               </w:rPr>
-              <w:t>forEach()</w:t>
+              <w:t>forEach</w:t>
+            </w:r>
+            <w:proofErr w:type="spellEnd"/>
+            <w:r>
+              <w:rPr>
+                <w:rFonts w:ascii="Arial Unicode MS" w:eastAsia="Times New Roman" w:hAnsi="Arial Unicode MS" w:cs="Calibri"/>
+                <w:color w:val="000000"/>
+                <w:kern w:val="0"/>
+                <w:sz w:val="20"/>
+                <w:szCs w:val="20"/>
+                <w:lang w:eastAsia="en-IN"/>
+                <w14:ligatures w14:val="none"/>
+              </w:rPr>
+              <w:t>()</w:t>
             </w:r>
             <w:r>
               <w:rPr>
@@ -10834,8 +13666,31 @@
             <w14:round/>
           </w14:textOutline>
         </w:rPr>
-        <w:t>What are events in Javascript</w:t>
-      </w:r>
+        <w:t xml:space="preserve">What are events in </w:t>
+      </w:r>
+      <w:proofErr w:type="spellStart"/>
+      <w:r>
+        <w:rPr>
+          <w:rFonts w:ascii="Times New Roman" w:hAnsi="Times New Roman" w:cs="Times New Roman"/>
+          <w:b/>
+          <w:bCs/>
+          <w:color w:val="000000" w:themeColor="text1"/>
+          <w:sz w:val="24"/>
+          <w:szCs w:val="24"/>
+          <w14:shadow w14:blurRad="38100" w14:dist="19050" w14:dir="2700000" w14:sx="100000" w14:sy="100000" w14:kx="0" w14:ky="0" w14:algn="tl">
+            <w14:schemeClr w14:val="dk1">
+              <w14:alpha w14:val="60000"/>
+            </w14:schemeClr>
+          </w14:shadow>
+          <w14:textOutline w14:w="0" w14:cap="flat" w14:cmpd="sng" w14:algn="ctr">
+            <w14:noFill/>
+            <w14:prstDash w14:val="solid"/>
+            <w14:round/>
+          </w14:textOutline>
+        </w:rPr>
+        <w:t>Javascript</w:t>
+      </w:r>
+      <w:proofErr w:type="spellEnd"/>
       <w:r>
         <w:rPr>
           <w:rFonts w:ascii="Times New Roman" w:hAnsi="Times New Roman" w:cs="Times New Roman"/>
@@ -11104,8 +13959,29 @@
             <w14:round/>
           </w14:textOutline>
         </w:rPr>
-        <w:t>Form Events etc..</w:t>
-      </w:r>
+        <w:t xml:space="preserve">Form Events </w:t>
+      </w:r>
+      <w:proofErr w:type="gramStart"/>
+      <w:r>
+        <w:rPr>
+          <w:rFonts w:ascii="Times New Roman" w:hAnsi="Times New Roman" w:cs="Times New Roman"/>
+          <w:color w:val="000000" w:themeColor="text1"/>
+          <w:sz w:val="24"/>
+          <w:szCs w:val="24"/>
+          <w14:shadow w14:blurRad="38100" w14:dist="19050" w14:dir="2700000" w14:sx="100000" w14:sy="100000" w14:kx="0" w14:ky="0" w14:algn="tl">
+            <w14:schemeClr w14:val="dk1">
+              <w14:alpha w14:val="60000"/>
+            </w14:schemeClr>
+          </w14:shadow>
+          <w14:textOutline w14:w="0" w14:cap="flat" w14:cmpd="sng" w14:algn="ctr">
+            <w14:noFill/>
+            <w14:prstDash w14:val="solid"/>
+            <w14:round/>
+          </w14:textOutline>
+        </w:rPr>
+        <w:t>etc..</w:t>
+      </w:r>
+      <w:proofErr w:type="gramEnd"/>
     </w:p>
     <w:p>
       <w:pPr>
@@ -11689,7 +14565,47 @@
             <w14:round/>
           </w14:textOutline>
         </w:rPr>
-        <w:t>Function declarations are hoisted and can be called before they are defined, while function expressions are not hoisted and must be defined before they are called.</w:t>
+        <w:t xml:space="preserve">Function declarations are hoisted and can be called before they are defined, while function expressions are not hoisted and must be defined </w:t>
+      </w:r>
+      <w:proofErr w:type="gramStart"/>
+      <w:r>
+        <w:rPr>
+          <w:rFonts w:ascii="Times New Roman" w:hAnsi="Times New Roman" w:cs="Times New Roman"/>
+          <w:color w:val="000000" w:themeColor="text1"/>
+          <w:sz w:val="24"/>
+          <w:szCs w:val="24"/>
+          <w14:shadow w14:blurRad="38100" w14:dist="19050" w14:dir="2700000" w14:sx="100000" w14:sy="100000" w14:kx="0" w14:ky="0" w14:algn="tl">
+            <w14:schemeClr w14:val="dk1">
+              <w14:alpha w14:val="60000"/>
+            </w14:schemeClr>
+          </w14:shadow>
+          <w14:textOutline w14:w="0" w14:cap="flat" w14:cmpd="sng" w14:algn="ctr">
+            <w14:noFill/>
+            <w14:prstDash w14:val="solid"/>
+            <w14:round/>
+          </w14:textOutline>
+        </w:rPr>
+        <w:t>before</w:t>
+      </w:r>
+      <w:proofErr w:type="gramEnd"/>
+      <w:r>
+        <w:rPr>
+          <w:rFonts w:ascii="Times New Roman" w:hAnsi="Times New Roman" w:cs="Times New Roman"/>
+          <w:color w:val="000000" w:themeColor="text1"/>
+          <w:sz w:val="24"/>
+          <w:szCs w:val="24"/>
+          <w14:shadow w14:blurRad="38100" w14:dist="19050" w14:dir="2700000" w14:sx="100000" w14:sy="100000" w14:kx="0" w14:ky="0" w14:algn="tl">
+            <w14:schemeClr w14:val="dk1">
+              <w14:alpha w14:val="60000"/>
+            </w14:schemeClr>
+          </w14:shadow>
+          <w14:textOutline w14:w="0" w14:cap="flat" w14:cmpd="sng" w14:algn="ctr">
+            <w14:noFill/>
+            <w14:prstDash w14:val="solid"/>
+            <w14:round/>
+          </w14:textOutline>
+        </w:rPr>
+        <w:t xml:space="preserve"> they are called.</w:t>
       </w:r>
     </w:p>
     <w:p>
@@ -11725,7 +14641,7 @@
 </file>
 
 <file path=word/numbering.xml><?xml version="1.0" encoding="utf-8"?>
-<w:numbering xmlns:wpc="http://schemas.microsoft.com/office/word/2010/wordprocessingCanvas" xmlns:cx="http://schemas.microsoft.com/office/drawing/2014/chartex" xmlns:cx1="http://schemas.microsoft.com/office/drawing/2015/9/8/chartex" xmlns:cx2="http://schemas.microsoft.com/office/drawing/2015/10/21/chartex" xmlns:cx3="http://schemas.microsoft.com/office/drawing/2016/5/9/chartex" xmlns:cx4="http://schemas.microsoft.com/office/drawing/2016/5/10/chartex" xmlns:cx5="http://schemas.microsoft.com/office/drawing/2016/5/11/chartex" xmlns:cx6="http://schemas.microsoft.com/office/drawing/2016/5/12/chartex" xmlns:cx7="http://schemas.microsoft.com/office/drawing/2016/5/13/chartex" xmlns:cx8="http://schemas.microsoft.com/office/drawing/2016/5/14/chartex" xmlns:mc="http://schemas.openxmlformats.org/markup-compatibility/2006" xmlns:aink="http://schemas.microsoft.com/office/drawing/2016/ink" xmlns:am3d="http://schemas.microsoft.com/office/drawing/2017/model3d" xmlns:o="urn:schemas-microsoft-com:office:office" xmlns:oel="http://schemas.microsoft.com/office/2019/extlst" xmlns:r="http://schemas.openxmlformats.org/officeDocument/2006/relationships" xmlns:m="http://schemas.openxmlformats.org/officeDocument/2006/math" xmlns:v="urn:schemas-microsoft-com:vml" xmlns:wp14="http://schemas.microsoft.com/office/word/2010/wordprocessingDrawing" xmlns:wp="http://schemas.openxmlformats.org/drawingml/2006/wordprocessingDrawing" xmlns:w10="urn:schemas-microsoft-com:office:word" xmlns:w="http://schemas.openxmlformats.org/wordprocessingml/2006/main" xmlns:w14="http://schemas.microsoft.com/office/word/2010/wordml" xmlns:w15="http://schemas.microsoft.com/office/word/2012/wordml" xmlns:w16cex="http://schemas.microsoft.com/office/word/2018/wordml/cex" xmlns:w16cid="http://schemas.microsoft.com/office/word/2016/wordml/cid" xmlns:w16="http://schemas.microsoft.com/office/word/2018/wordml" xmlns:w16du="http://schemas.microsoft.com/office/word/2023/wordml/word16du" xmlns:w16sdtdh="http://schemas.microsoft.com/office/word/2020/wordml/sdtdatahash" xmlns:w16se="http://schemas.microsoft.com/office/word/2015/wordml/symex" xmlns:wpg="http://schemas.microsoft.com/office/word/2010/wordprocessingGroup" xmlns:wpi="http://schemas.microsoft.com/office/word/2010/wordprocessingInk" xmlns:wne="http://schemas.microsoft.com/office/word/2006/wordml" xmlns:wps="http://schemas.microsoft.com/office/word/2010/wordprocessingShape" mc:Ignorable="w14 w15 w16se w16cid w16 w16cex w16sdtdh w16du wp14">
+<w:numbering xmlns:wpc="http://schemas.microsoft.com/office/word/2010/wordprocessingCanvas" xmlns:cx="http://schemas.microsoft.com/office/drawing/2014/chartex" xmlns:cx1="http://schemas.microsoft.com/office/drawing/2015/9/8/chartex" xmlns:cx2="http://schemas.microsoft.com/office/drawing/2015/10/21/chartex" xmlns:cx3="http://schemas.microsoft.com/office/drawing/2016/5/9/chartex" xmlns:cx4="http://schemas.microsoft.com/office/drawing/2016/5/10/chartex" xmlns:cx5="http://schemas.microsoft.com/office/drawing/2016/5/11/chartex" xmlns:cx6="http://schemas.microsoft.com/office/drawing/2016/5/12/chartex" xmlns:cx7="http://schemas.microsoft.com/office/drawing/2016/5/13/chartex" xmlns:cx8="http://schemas.microsoft.com/office/drawing/2016/5/14/chartex" xmlns:mc="http://schemas.openxmlformats.org/markup-compatibility/2006" xmlns:aink="http://schemas.microsoft.com/office/drawing/2016/ink" xmlns:am3d="http://schemas.microsoft.com/office/drawing/2017/model3d" xmlns:o="urn:schemas-microsoft-com:office:office" xmlns:oel="http://schemas.microsoft.com/office/2019/extlst" xmlns:r="http://schemas.openxmlformats.org/officeDocument/2006/relationships" xmlns:m="http://schemas.openxmlformats.org/officeDocument/2006/math" xmlns:v="urn:schemas-microsoft-com:vml" xmlns:wp14="http://schemas.microsoft.com/office/word/2010/wordprocessingDrawing" xmlns:wp="http://schemas.openxmlformats.org/drawingml/2006/wordprocessingDrawing" xmlns:w10="urn:schemas-microsoft-com:office:word" xmlns:w="http://schemas.openxmlformats.org/wordprocessingml/2006/main" xmlns:w14="http://schemas.microsoft.com/office/word/2010/wordml" xmlns:w15="http://schemas.microsoft.com/office/word/2012/wordml" xmlns:w16cex="http://schemas.microsoft.com/office/word/2018/wordml/cex" xmlns:w16cid="http://schemas.microsoft.com/office/word/2016/wordml/cid" xmlns:w16="http://schemas.microsoft.com/office/word/2018/wordml" xmlns:w16du="http://schemas.microsoft.com/office/word/2023/wordml/word16du" xmlns:w16sdtdh="http://schemas.microsoft.com/office/word/2020/wordml/sdtdatahash" xmlns:w16sdtfl="http://schemas.microsoft.com/office/word/2024/wordml/sdtformatlock" xmlns:w16se="http://schemas.microsoft.com/office/word/2015/wordml/symex" xmlns:wpg="http://schemas.microsoft.com/office/word/2010/wordprocessingGroup" xmlns:wpi="http://schemas.microsoft.com/office/word/2010/wordprocessingInk" xmlns:wne="http://schemas.microsoft.com/office/word/2006/wordml" xmlns:wps="http://schemas.microsoft.com/office/word/2010/wordprocessingShape" mc:Ignorable="w14 w15 w16se w16cid w16 w16cex w16sdtdh w16sdtfl w16du wp14">
   <w:abstractNum w:abstractNumId="0" w15:restartNumberingAfterBreak="0">
     <w:nsid w:val="01182074"/>
     <w:multiLevelType w:val="multilevel"/>
@@ -12364,6 +15280,119 @@
     </w:lvl>
   </w:abstractNum>
   <w:abstractNum w:abstractNumId="5" w15:restartNumberingAfterBreak="0">
+    <w:nsid w:val="1ABD0B08"/>
+    <w:multiLevelType w:val="multilevel"/>
+    <w:tmpl w:val="EABE2E48"/>
+    <w:lvl w:ilvl="0">
+      <w:start w:val="1"/>
+      <w:numFmt w:val="decimal"/>
+      <w:lvlText w:val="%1."/>
+      <w:lvlJc w:val="left"/>
+      <w:pPr>
+        <w:tabs>
+          <w:tab w:val="num" w:pos="720"/>
+        </w:tabs>
+        <w:ind w:left="720" w:hanging="360"/>
+      </w:pPr>
+    </w:lvl>
+    <w:lvl w:ilvl="1" w:tentative="1">
+      <w:start w:val="1"/>
+      <w:numFmt w:val="decimal"/>
+      <w:lvlText w:val="%2."/>
+      <w:lvlJc w:val="left"/>
+      <w:pPr>
+        <w:tabs>
+          <w:tab w:val="num" w:pos="1440"/>
+        </w:tabs>
+        <w:ind w:left="1440" w:hanging="360"/>
+      </w:pPr>
+    </w:lvl>
+    <w:lvl w:ilvl="2" w:tentative="1">
+      <w:start w:val="1"/>
+      <w:numFmt w:val="decimal"/>
+      <w:lvlText w:val="%3."/>
+      <w:lvlJc w:val="left"/>
+      <w:pPr>
+        <w:tabs>
+          <w:tab w:val="num" w:pos="2160"/>
+        </w:tabs>
+        <w:ind w:left="2160" w:hanging="360"/>
+      </w:pPr>
+    </w:lvl>
+    <w:lvl w:ilvl="3" w:tentative="1">
+      <w:start w:val="1"/>
+      <w:numFmt w:val="decimal"/>
+      <w:lvlText w:val="%4."/>
+      <w:lvlJc w:val="left"/>
+      <w:pPr>
+        <w:tabs>
+          <w:tab w:val="num" w:pos="2880"/>
+        </w:tabs>
+        <w:ind w:left="2880" w:hanging="360"/>
+      </w:pPr>
+    </w:lvl>
+    <w:lvl w:ilvl="4" w:tentative="1">
+      <w:start w:val="1"/>
+      <w:numFmt w:val="decimal"/>
+      <w:lvlText w:val="%5."/>
+      <w:lvlJc w:val="left"/>
+      <w:pPr>
+        <w:tabs>
+          <w:tab w:val="num" w:pos="3600"/>
+        </w:tabs>
+        <w:ind w:left="3600" w:hanging="360"/>
+      </w:pPr>
+    </w:lvl>
+    <w:lvl w:ilvl="5" w:tentative="1">
+      <w:start w:val="1"/>
+      <w:numFmt w:val="decimal"/>
+      <w:lvlText w:val="%6."/>
+      <w:lvlJc w:val="left"/>
+      <w:pPr>
+        <w:tabs>
+          <w:tab w:val="num" w:pos="4320"/>
+        </w:tabs>
+        <w:ind w:left="4320" w:hanging="360"/>
+      </w:pPr>
+    </w:lvl>
+    <w:lvl w:ilvl="6" w:tentative="1">
+      <w:start w:val="1"/>
+      <w:numFmt w:val="decimal"/>
+      <w:lvlText w:val="%7."/>
+      <w:lvlJc w:val="left"/>
+      <w:pPr>
+        <w:tabs>
+          <w:tab w:val="num" w:pos="5040"/>
+        </w:tabs>
+        <w:ind w:left="5040" w:hanging="360"/>
+      </w:pPr>
+    </w:lvl>
+    <w:lvl w:ilvl="7" w:tentative="1">
+      <w:start w:val="1"/>
+      <w:numFmt w:val="decimal"/>
+      <w:lvlText w:val="%8."/>
+      <w:lvlJc w:val="left"/>
+      <w:pPr>
+        <w:tabs>
+          <w:tab w:val="num" w:pos="5760"/>
+        </w:tabs>
+        <w:ind w:left="5760" w:hanging="360"/>
+      </w:pPr>
+    </w:lvl>
+    <w:lvl w:ilvl="8" w:tentative="1">
+      <w:start w:val="1"/>
+      <w:numFmt w:val="decimal"/>
+      <w:lvlText w:val="%9."/>
+      <w:lvlJc w:val="left"/>
+      <w:pPr>
+        <w:tabs>
+          <w:tab w:val="num" w:pos="6480"/>
+        </w:tabs>
+        <w:ind w:left="6480" w:hanging="360"/>
+      </w:pPr>
+    </w:lvl>
+  </w:abstractNum>
+  <w:abstractNum w:abstractNumId="6" w15:restartNumberingAfterBreak="0">
     <w:nsid w:val="1DA87D2B"/>
     <w:multiLevelType w:val="hybridMultilevel"/>
     <w:tmpl w:val="27CAF7AC"/>
@@ -12452,7 +15481,7 @@
       </w:pPr>
     </w:lvl>
   </w:abstractNum>
-  <w:abstractNum w:abstractNumId="6" w15:restartNumberingAfterBreak="0">
+  <w:abstractNum w:abstractNumId="7" w15:restartNumberingAfterBreak="0">
     <w:nsid w:val="1ECE00F5"/>
     <w:multiLevelType w:val="multilevel"/>
     <w:tmpl w:val="D2000A82"/>
@@ -12601,7 +15630,7 @@
       </w:rPr>
     </w:lvl>
   </w:abstractNum>
-  <w:abstractNum w:abstractNumId="7" w15:restartNumberingAfterBreak="0">
+  <w:abstractNum w:abstractNumId="8" w15:restartNumberingAfterBreak="0">
     <w:nsid w:val="22F55C08"/>
     <w:multiLevelType w:val="hybridMultilevel"/>
     <w:tmpl w:val="B3707994"/>
@@ -12714,7 +15743,7 @@
       </w:rPr>
     </w:lvl>
   </w:abstractNum>
-  <w:abstractNum w:abstractNumId="8" w15:restartNumberingAfterBreak="0">
+  <w:abstractNum w:abstractNumId="9" w15:restartNumberingAfterBreak="0">
     <w:nsid w:val="2A0709B7"/>
     <w:multiLevelType w:val="hybridMultilevel"/>
     <w:tmpl w:val="C0CE16DC"/>
@@ -12827,7 +15856,7 @@
       </w:rPr>
     </w:lvl>
   </w:abstractNum>
-  <w:abstractNum w:abstractNumId="9" w15:restartNumberingAfterBreak="0">
+  <w:abstractNum w:abstractNumId="10" w15:restartNumberingAfterBreak="0">
     <w:nsid w:val="2BFC11AE"/>
     <w:multiLevelType w:val="hybridMultilevel"/>
     <w:tmpl w:val="F8B869A2"/>
@@ -12940,7 +15969,7 @@
       </w:rPr>
     </w:lvl>
   </w:abstractNum>
-  <w:abstractNum w:abstractNumId="10" w15:restartNumberingAfterBreak="0">
+  <w:abstractNum w:abstractNumId="11" w15:restartNumberingAfterBreak="0">
     <w:nsid w:val="2D666FEA"/>
     <w:multiLevelType w:val="hybridMultilevel"/>
     <w:tmpl w:val="E25C853E"/>
@@ -13029,7 +16058,156 @@
       </w:pPr>
     </w:lvl>
   </w:abstractNum>
-  <w:abstractNum w:abstractNumId="11" w15:restartNumberingAfterBreak="0">
+  <w:abstractNum w:abstractNumId="12" w15:restartNumberingAfterBreak="0">
+    <w:nsid w:val="30403B11"/>
+    <w:multiLevelType w:val="multilevel"/>
+    <w:tmpl w:val="69682526"/>
+    <w:lvl w:ilvl="0">
+      <w:start w:val="1"/>
+      <w:numFmt w:val="bullet"/>
+      <w:lvlText w:val=""/>
+      <w:lvlJc w:val="left"/>
+      <w:pPr>
+        <w:tabs>
+          <w:tab w:val="num" w:pos="720"/>
+        </w:tabs>
+        <w:ind w:left="720" w:hanging="360"/>
+      </w:pPr>
+      <w:rPr>
+        <w:rFonts w:ascii="Symbol" w:hAnsi="Symbol" w:hint="default"/>
+        <w:sz w:val="20"/>
+      </w:rPr>
+    </w:lvl>
+    <w:lvl w:ilvl="1" w:tentative="1">
+      <w:start w:val="1"/>
+      <w:numFmt w:val="bullet"/>
+      <w:lvlText w:val="o"/>
+      <w:lvlJc w:val="left"/>
+      <w:pPr>
+        <w:tabs>
+          <w:tab w:val="num" w:pos="1440"/>
+        </w:tabs>
+        <w:ind w:left="1440" w:hanging="360"/>
+      </w:pPr>
+      <w:rPr>
+        <w:rFonts w:ascii="Courier New" w:hAnsi="Courier New" w:hint="default"/>
+        <w:sz w:val="20"/>
+      </w:rPr>
+    </w:lvl>
+    <w:lvl w:ilvl="2" w:tentative="1">
+      <w:start w:val="1"/>
+      <w:numFmt w:val="bullet"/>
+      <w:lvlText w:val=""/>
+      <w:lvlJc w:val="left"/>
+      <w:pPr>
+        <w:tabs>
+          <w:tab w:val="num" w:pos="2160"/>
+        </w:tabs>
+        <w:ind w:left="2160" w:hanging="360"/>
+      </w:pPr>
+      <w:rPr>
+        <w:rFonts w:ascii="Wingdings" w:hAnsi="Wingdings" w:hint="default"/>
+        <w:sz w:val="20"/>
+      </w:rPr>
+    </w:lvl>
+    <w:lvl w:ilvl="3" w:tentative="1">
+      <w:start w:val="1"/>
+      <w:numFmt w:val="bullet"/>
+      <w:lvlText w:val=""/>
+      <w:lvlJc w:val="left"/>
+      <w:pPr>
+        <w:tabs>
+          <w:tab w:val="num" w:pos="2880"/>
+        </w:tabs>
+        <w:ind w:left="2880" w:hanging="360"/>
+      </w:pPr>
+      <w:rPr>
+        <w:rFonts w:ascii="Wingdings" w:hAnsi="Wingdings" w:hint="default"/>
+        <w:sz w:val="20"/>
+      </w:rPr>
+    </w:lvl>
+    <w:lvl w:ilvl="4" w:tentative="1">
+      <w:start w:val="1"/>
+      <w:numFmt w:val="bullet"/>
+      <w:lvlText w:val=""/>
+      <w:lvlJc w:val="left"/>
+      <w:pPr>
+        <w:tabs>
+          <w:tab w:val="num" w:pos="3600"/>
+        </w:tabs>
+        <w:ind w:left="3600" w:hanging="360"/>
+      </w:pPr>
+      <w:rPr>
+        <w:rFonts w:ascii="Wingdings" w:hAnsi="Wingdings" w:hint="default"/>
+        <w:sz w:val="20"/>
+      </w:rPr>
+    </w:lvl>
+    <w:lvl w:ilvl="5" w:tentative="1">
+      <w:start w:val="1"/>
+      <w:numFmt w:val="bullet"/>
+      <w:lvlText w:val=""/>
+      <w:lvlJc w:val="left"/>
+      <w:pPr>
+        <w:tabs>
+          <w:tab w:val="num" w:pos="4320"/>
+        </w:tabs>
+        <w:ind w:left="4320" w:hanging="360"/>
+      </w:pPr>
+      <w:rPr>
+        <w:rFonts w:ascii="Wingdings" w:hAnsi="Wingdings" w:hint="default"/>
+        <w:sz w:val="20"/>
+      </w:rPr>
+    </w:lvl>
+    <w:lvl w:ilvl="6" w:tentative="1">
+      <w:start w:val="1"/>
+      <w:numFmt w:val="bullet"/>
+      <w:lvlText w:val=""/>
+      <w:lvlJc w:val="left"/>
+      <w:pPr>
+        <w:tabs>
+          <w:tab w:val="num" w:pos="5040"/>
+        </w:tabs>
+        <w:ind w:left="5040" w:hanging="360"/>
+      </w:pPr>
+      <w:rPr>
+        <w:rFonts w:ascii="Wingdings" w:hAnsi="Wingdings" w:hint="default"/>
+        <w:sz w:val="20"/>
+      </w:rPr>
+    </w:lvl>
+    <w:lvl w:ilvl="7" w:tentative="1">
+      <w:start w:val="1"/>
+      <w:numFmt w:val="bullet"/>
+      <w:lvlText w:val=""/>
+      <w:lvlJc w:val="left"/>
+      <w:pPr>
+        <w:tabs>
+          <w:tab w:val="num" w:pos="5760"/>
+        </w:tabs>
+        <w:ind w:left="5760" w:hanging="360"/>
+      </w:pPr>
+      <w:rPr>
+        <w:rFonts w:ascii="Wingdings" w:hAnsi="Wingdings" w:hint="default"/>
+        <w:sz w:val="20"/>
+      </w:rPr>
+    </w:lvl>
+    <w:lvl w:ilvl="8" w:tentative="1">
+      <w:start w:val="1"/>
+      <w:numFmt w:val="bullet"/>
+      <w:lvlText w:val=""/>
+      <w:lvlJc w:val="left"/>
+      <w:pPr>
+        <w:tabs>
+          <w:tab w:val="num" w:pos="6480"/>
+        </w:tabs>
+        <w:ind w:left="6480" w:hanging="360"/>
+      </w:pPr>
+      <w:rPr>
+        <w:rFonts w:ascii="Wingdings" w:hAnsi="Wingdings" w:hint="default"/>
+        <w:sz w:val="20"/>
+      </w:rPr>
+    </w:lvl>
+  </w:abstractNum>
+  <w:abstractNum w:abstractNumId="13" w15:restartNumberingAfterBreak="0">
     <w:nsid w:val="30B3028C"/>
     <w:multiLevelType w:val="hybridMultilevel"/>
     <w:tmpl w:val="B12A44E6"/>
@@ -13142,7 +16320,7 @@
       </w:rPr>
     </w:lvl>
   </w:abstractNum>
-  <w:abstractNum w:abstractNumId="12" w15:restartNumberingAfterBreak="0">
+  <w:abstractNum w:abstractNumId="14" w15:restartNumberingAfterBreak="0">
     <w:nsid w:val="46A9054A"/>
     <w:multiLevelType w:val="hybridMultilevel"/>
     <w:tmpl w:val="3CB0A4FA"/>
@@ -13255,7 +16433,7 @@
       </w:rPr>
     </w:lvl>
   </w:abstractNum>
-  <w:abstractNum w:abstractNumId="13" w15:restartNumberingAfterBreak="0">
+  <w:abstractNum w:abstractNumId="15" w15:restartNumberingAfterBreak="0">
     <w:nsid w:val="46C35780"/>
     <w:multiLevelType w:val="hybridMultilevel"/>
     <w:tmpl w:val="308CC3D6"/>
@@ -13368,7 +16546,156 @@
       </w:rPr>
     </w:lvl>
   </w:abstractNum>
-  <w:abstractNum w:abstractNumId="14" w15:restartNumberingAfterBreak="0">
+  <w:abstractNum w:abstractNumId="16" w15:restartNumberingAfterBreak="0">
+    <w:nsid w:val="6E2E287F"/>
+    <w:multiLevelType w:val="multilevel"/>
+    <w:tmpl w:val="8E12B8D0"/>
+    <w:lvl w:ilvl="0">
+      <w:start w:val="1"/>
+      <w:numFmt w:val="bullet"/>
+      <w:lvlText w:val=""/>
+      <w:lvlJc w:val="left"/>
+      <w:pPr>
+        <w:tabs>
+          <w:tab w:val="num" w:pos="720"/>
+        </w:tabs>
+        <w:ind w:left="720" w:hanging="360"/>
+      </w:pPr>
+      <w:rPr>
+        <w:rFonts w:ascii="Symbol" w:hAnsi="Symbol" w:hint="default"/>
+        <w:sz w:val="20"/>
+      </w:rPr>
+    </w:lvl>
+    <w:lvl w:ilvl="1" w:tentative="1">
+      <w:start w:val="1"/>
+      <w:numFmt w:val="bullet"/>
+      <w:lvlText w:val="o"/>
+      <w:lvlJc w:val="left"/>
+      <w:pPr>
+        <w:tabs>
+          <w:tab w:val="num" w:pos="1440"/>
+        </w:tabs>
+        <w:ind w:left="1440" w:hanging="360"/>
+      </w:pPr>
+      <w:rPr>
+        <w:rFonts w:ascii="Courier New" w:hAnsi="Courier New" w:hint="default"/>
+        <w:sz w:val="20"/>
+      </w:rPr>
+    </w:lvl>
+    <w:lvl w:ilvl="2" w:tentative="1">
+      <w:start w:val="1"/>
+      <w:numFmt w:val="bullet"/>
+      <w:lvlText w:val=""/>
+      <w:lvlJc w:val="left"/>
+      <w:pPr>
+        <w:tabs>
+          <w:tab w:val="num" w:pos="2160"/>
+        </w:tabs>
+        <w:ind w:left="2160" w:hanging="360"/>
+      </w:pPr>
+      <w:rPr>
+        <w:rFonts w:ascii="Wingdings" w:hAnsi="Wingdings" w:hint="default"/>
+        <w:sz w:val="20"/>
+      </w:rPr>
+    </w:lvl>
+    <w:lvl w:ilvl="3" w:tentative="1">
+      <w:start w:val="1"/>
+      <w:numFmt w:val="bullet"/>
+      <w:lvlText w:val=""/>
+      <w:lvlJc w:val="left"/>
+      <w:pPr>
+        <w:tabs>
+          <w:tab w:val="num" w:pos="2880"/>
+        </w:tabs>
+        <w:ind w:left="2880" w:hanging="360"/>
+      </w:pPr>
+      <w:rPr>
+        <w:rFonts w:ascii="Wingdings" w:hAnsi="Wingdings" w:hint="default"/>
+        <w:sz w:val="20"/>
+      </w:rPr>
+    </w:lvl>
+    <w:lvl w:ilvl="4" w:tentative="1">
+      <w:start w:val="1"/>
+      <w:numFmt w:val="bullet"/>
+      <w:lvlText w:val=""/>
+      <w:lvlJc w:val="left"/>
+      <w:pPr>
+        <w:tabs>
+          <w:tab w:val="num" w:pos="3600"/>
+        </w:tabs>
+        <w:ind w:left="3600" w:hanging="360"/>
+      </w:pPr>
+      <w:rPr>
+        <w:rFonts w:ascii="Wingdings" w:hAnsi="Wingdings" w:hint="default"/>
+        <w:sz w:val="20"/>
+      </w:rPr>
+    </w:lvl>
+    <w:lvl w:ilvl="5" w:tentative="1">
+      <w:start w:val="1"/>
+      <w:numFmt w:val="bullet"/>
+      <w:lvlText w:val=""/>
+      <w:lvlJc w:val="left"/>
+      <w:pPr>
+        <w:tabs>
+          <w:tab w:val="num" w:pos="4320"/>
+        </w:tabs>
+        <w:ind w:left="4320" w:hanging="360"/>
+      </w:pPr>
+      <w:rPr>
+        <w:rFonts w:ascii="Wingdings" w:hAnsi="Wingdings" w:hint="default"/>
+        <w:sz w:val="20"/>
+      </w:rPr>
+    </w:lvl>
+    <w:lvl w:ilvl="6" w:tentative="1">
+      <w:start w:val="1"/>
+      <w:numFmt w:val="bullet"/>
+      <w:lvlText w:val=""/>
+      <w:lvlJc w:val="left"/>
+      <w:pPr>
+        <w:tabs>
+          <w:tab w:val="num" w:pos="5040"/>
+        </w:tabs>
+        <w:ind w:left="5040" w:hanging="360"/>
+      </w:pPr>
+      <w:rPr>
+        <w:rFonts w:ascii="Wingdings" w:hAnsi="Wingdings" w:hint="default"/>
+        <w:sz w:val="20"/>
+      </w:rPr>
+    </w:lvl>
+    <w:lvl w:ilvl="7" w:tentative="1">
+      <w:start w:val="1"/>
+      <w:numFmt w:val="bullet"/>
+      <w:lvlText w:val=""/>
+      <w:lvlJc w:val="left"/>
+      <w:pPr>
+        <w:tabs>
+          <w:tab w:val="num" w:pos="5760"/>
+        </w:tabs>
+        <w:ind w:left="5760" w:hanging="360"/>
+      </w:pPr>
+      <w:rPr>
+        <w:rFonts w:ascii="Wingdings" w:hAnsi="Wingdings" w:hint="default"/>
+        <w:sz w:val="20"/>
+      </w:rPr>
+    </w:lvl>
+    <w:lvl w:ilvl="8" w:tentative="1">
+      <w:start w:val="1"/>
+      <w:numFmt w:val="bullet"/>
+      <w:lvlText w:val=""/>
+      <w:lvlJc w:val="left"/>
+      <w:pPr>
+        <w:tabs>
+          <w:tab w:val="num" w:pos="6480"/>
+        </w:tabs>
+        <w:ind w:left="6480" w:hanging="360"/>
+      </w:pPr>
+      <w:rPr>
+        <w:rFonts w:ascii="Wingdings" w:hAnsi="Wingdings" w:hint="default"/>
+        <w:sz w:val="20"/>
+      </w:rPr>
+    </w:lvl>
+  </w:abstractNum>
+  <w:abstractNum w:abstractNumId="17" w15:restartNumberingAfterBreak="0">
     <w:nsid w:val="75B27753"/>
     <w:multiLevelType w:val="hybridMultilevel"/>
     <w:tmpl w:val="7C56736E"/>
@@ -13458,37 +16785,37 @@
     </w:lvl>
   </w:abstractNum>
   <w:num w:numId="1" w16cid:durableId="2057898084">
-    <w:abstractNumId w:val="5"/>
+    <w:abstractNumId w:val="6"/>
   </w:num>
   <w:num w:numId="2" w16cid:durableId="886572001">
     <w:abstractNumId w:val="2"/>
   </w:num>
   <w:num w:numId="3" w16cid:durableId="775910054">
-    <w:abstractNumId w:val="9"/>
+    <w:abstractNumId w:val="10"/>
   </w:num>
   <w:num w:numId="4" w16cid:durableId="1354457916">
-    <w:abstractNumId w:val="13"/>
+    <w:abstractNumId w:val="15"/>
   </w:num>
   <w:num w:numId="5" w16cid:durableId="834807716">
     <w:abstractNumId w:val="1"/>
   </w:num>
   <w:num w:numId="6" w16cid:durableId="24527168">
-    <w:abstractNumId w:val="10"/>
+    <w:abstractNumId w:val="11"/>
   </w:num>
   <w:num w:numId="7" w16cid:durableId="711417926">
-    <w:abstractNumId w:val="8"/>
+    <w:abstractNumId w:val="9"/>
   </w:num>
   <w:num w:numId="8" w16cid:durableId="1448892356">
-    <w:abstractNumId w:val="14"/>
+    <w:abstractNumId w:val="17"/>
   </w:num>
   <w:num w:numId="9" w16cid:durableId="1979384539">
-    <w:abstractNumId w:val="11"/>
+    <w:abstractNumId w:val="13"/>
   </w:num>
   <w:num w:numId="10" w16cid:durableId="740568923">
     <w:abstractNumId w:val="4"/>
   </w:num>
   <w:num w:numId="11" w16cid:durableId="92941051">
-    <w:abstractNumId w:val="7"/>
+    <w:abstractNumId w:val="8"/>
   </w:num>
   <w:num w:numId="12" w16cid:durableId="866523153">
     <w:abstractNumId w:val="3"/>
@@ -13497,16 +16824,25 @@
     <w:abstractNumId w:val="0"/>
   </w:num>
   <w:num w:numId="14" w16cid:durableId="781267026">
-    <w:abstractNumId w:val="6"/>
+    <w:abstractNumId w:val="7"/>
   </w:num>
   <w:num w:numId="15" w16cid:durableId="827747903">
+    <w:abstractNumId w:val="14"/>
+  </w:num>
+  <w:num w:numId="16" w16cid:durableId="2107920585">
+    <w:abstractNumId w:val="5"/>
+  </w:num>
+  <w:num w:numId="17" w16cid:durableId="1245411408">
+    <w:abstractNumId w:val="16"/>
+  </w:num>
+  <w:num w:numId="18" w16cid:durableId="1451507747">
     <w:abstractNumId w:val="12"/>
   </w:num>
 </w:numbering>
 </file>
 
 <file path=word/styles.xml><?xml version="1.0" encoding="utf-8"?>
-<w:styles xmlns:mc="http://schemas.openxmlformats.org/markup-compatibility/2006" xmlns:r="http://schemas.openxmlformats.org/officeDocument/2006/relationships" xmlns:w="http://schemas.openxmlformats.org/wordprocessingml/2006/main" xmlns:w14="http://schemas.microsoft.com/office/word/2010/wordml" xmlns:w15="http://schemas.microsoft.com/office/word/2012/wordml" xmlns:w16cex="http://schemas.microsoft.com/office/word/2018/wordml/cex" xmlns:w16cid="http://schemas.microsoft.com/office/word/2016/wordml/cid" xmlns:w16="http://schemas.microsoft.com/office/word/2018/wordml" xmlns:w16du="http://schemas.microsoft.com/office/word/2023/wordml/word16du" xmlns:w16sdtdh="http://schemas.microsoft.com/office/word/2020/wordml/sdtdatahash" xmlns:w16se="http://schemas.microsoft.com/office/word/2015/wordml/symex" mc:Ignorable="w14 w15 w16se w16cid w16 w16cex w16sdtdh w16du">
+<w:styles xmlns:mc="http://schemas.openxmlformats.org/markup-compatibility/2006" xmlns:r="http://schemas.openxmlformats.org/officeDocument/2006/relationships" xmlns:w="http://schemas.openxmlformats.org/wordprocessingml/2006/main" xmlns:w14="http://schemas.microsoft.com/office/word/2010/wordml" xmlns:w15="http://schemas.microsoft.com/office/word/2012/wordml" xmlns:w16cex="http://schemas.microsoft.com/office/word/2018/wordml/cex" xmlns:w16cid="http://schemas.microsoft.com/office/word/2016/wordml/cid" xmlns:w16="http://schemas.microsoft.com/office/word/2018/wordml" xmlns:w16du="http://schemas.microsoft.com/office/word/2023/wordml/word16du" xmlns:w16sdtdh="http://schemas.microsoft.com/office/word/2020/wordml/sdtdatahash" xmlns:w16sdtfl="http://schemas.microsoft.com/office/word/2024/wordml/sdtformatlock" xmlns:w16se="http://schemas.microsoft.com/office/word/2015/wordml/symex" mc:Ignorable="w14 w15 w16se w16cid w16 w16cex w16sdtdh w16sdtfl w16du">
   <w:docDefaults>
     <w:rPrDefault>
       <w:rPr>
@@ -13907,6 +17243,28 @@
     <w:qFormat/>
     <w:rsid w:val="00EC6A36"/>
   </w:style>
+  <w:style w:type="paragraph" w:styleId="Heading3">
+    <w:name w:val="heading 3"/>
+    <w:basedOn w:val="Normal"/>
+    <w:link w:val="Heading3Char"/>
+    <w:uiPriority w:val="9"/>
+    <w:qFormat/>
+    <w:rsid w:val="0015116F"/>
+    <w:pPr>
+      <w:spacing w:before="100" w:beforeAutospacing="1" w:after="100" w:afterAutospacing="1" w:line="240" w:lineRule="auto"/>
+      <w:outlineLvl w:val="2"/>
+    </w:pPr>
+    <w:rPr>
+      <w:rFonts w:ascii="Times New Roman" w:eastAsia="Times New Roman" w:hAnsi="Times New Roman" w:cs="Times New Roman"/>
+      <w:b/>
+      <w:bCs/>
+      <w:kern w:val="0"/>
+      <w:sz w:val="27"/>
+      <w:szCs w:val="27"/>
+      <w:lang w:eastAsia="en-IN"/>
+      <w14:ligatures w14:val="none"/>
+    </w:rPr>
+  </w:style>
   <w:style w:type="character" w:default="1" w:styleId="DefaultParagraphFont">
     <w:name w:val="Default Paragraph Font"/>
     <w:uiPriority w:val="1"/>
@@ -13963,6 +17321,66 @@
         <w:insideV w:val="single" w:sz="4" w:space="0" w:color="auto"/>
       </w:tblBorders>
     </w:tblPr>
+  </w:style>
+  <w:style w:type="character" w:customStyle="1" w:styleId="Heading3Char">
+    <w:name w:val="Heading 3 Char"/>
+    <w:basedOn w:val="DefaultParagraphFont"/>
+    <w:link w:val="Heading3"/>
+    <w:uiPriority w:val="9"/>
+    <w:rsid w:val="0015116F"/>
+    <w:rPr>
+      <w:rFonts w:ascii="Times New Roman" w:eastAsia="Times New Roman" w:hAnsi="Times New Roman" w:cs="Times New Roman"/>
+      <w:b/>
+      <w:bCs/>
+      <w:kern w:val="0"/>
+      <w:sz w:val="27"/>
+      <w:szCs w:val="27"/>
+      <w:lang w:eastAsia="en-IN"/>
+      <w14:ligatures w14:val="none"/>
+    </w:rPr>
+  </w:style>
+  <w:style w:type="character" w:styleId="HTMLCode">
+    <w:name w:val="HTML Code"/>
+    <w:basedOn w:val="DefaultParagraphFont"/>
+    <w:uiPriority w:val="99"/>
+    <w:semiHidden/>
+    <w:unhideWhenUsed/>
+    <w:rsid w:val="0015116F"/>
+    <w:rPr>
+      <w:rFonts w:ascii="Courier New" w:eastAsia="Times New Roman" w:hAnsi="Courier New" w:cs="Courier New"/>
+      <w:sz w:val="20"/>
+      <w:szCs w:val="20"/>
+    </w:rPr>
+  </w:style>
+  <w:style w:type="paragraph" w:styleId="NormalWeb">
+    <w:name w:val="Normal (Web)"/>
+    <w:basedOn w:val="Normal"/>
+    <w:uiPriority w:val="99"/>
+    <w:semiHidden/>
+    <w:unhideWhenUsed/>
+    <w:rsid w:val="0015116F"/>
+    <w:pPr>
+      <w:spacing w:before="100" w:beforeAutospacing="1" w:after="100" w:afterAutospacing="1" w:line="240" w:lineRule="auto"/>
+    </w:pPr>
+    <w:rPr>
+      <w:rFonts w:ascii="Times New Roman" w:eastAsia="Times New Roman" w:hAnsi="Times New Roman" w:cs="Times New Roman"/>
+      <w:kern w:val="0"/>
+      <w:sz w:val="24"/>
+      <w:szCs w:val="24"/>
+      <w:lang w:eastAsia="en-IN"/>
+      <w14:ligatures w14:val="none"/>
+    </w:rPr>
+  </w:style>
+  <w:style w:type="character" w:styleId="Strong">
+    <w:name w:val="Strong"/>
+    <w:basedOn w:val="DefaultParagraphFont"/>
+    <w:uiPriority w:val="22"/>
+    <w:qFormat/>
+    <w:rsid w:val="0015116F"/>
+    <w:rPr>
+      <w:b/>
+      <w:bCs/>
+    </w:rPr>
   </w:style>
 </w:styles>
 </file>

--- a/My Int prep on Prereq.docx
+++ b/My Int prep on Prereq.docx
@@ -66,41 +66,18 @@
     </w:p>
     <w:p>
       <w:pPr>
-        <w:rPr>
-          <w:rFonts w:ascii="Times New Roman" w:hAnsi="Times New Roman" w:cs="Times New Roman"/>
-          <w:b/>
-          <w:color w:val="538135" w:themeColor="accent6" w:themeShade="BF"/>
-          <w:sz w:val="24"/>
-          <w:szCs w:val="24"/>
-          <w14:shadow w14:blurRad="38100" w14:dist="25400" w14:dir="5400000" w14:sx="100000" w14:sy="100000" w14:kx="0" w14:ky="0" w14:algn="ctr">
-            <w14:srgbClr w14:val="6E747A">
-              <w14:alpha w14:val="57000"/>
-            </w14:srgbClr>
-          </w14:shadow>
-          <w14:textOutline w14:w="0" w14:cap="flat" w14:cmpd="sng" w14:algn="ctr">
-            <w14:noFill/>
-            <w14:prstDash w14:val="solid"/>
-            <w14:round/>
-          </w14:textOutline>
-        </w:rPr>
-      </w:pPr>
-      <w:r>
-        <w:rPr>
-          <w:rFonts w:ascii="Times New Roman" w:hAnsi="Times New Roman" w:cs="Times New Roman"/>
-          <w:b/>
-          <w:color w:val="538135" w:themeColor="accent6" w:themeShade="BF"/>
-          <w:sz w:val="24"/>
-          <w:szCs w:val="24"/>
-          <w14:shadow w14:blurRad="38100" w14:dist="25400" w14:dir="5400000" w14:sx="100000" w14:sy="100000" w14:kx="0" w14:ky="0" w14:algn="ctr">
-            <w14:srgbClr w14:val="6E747A">
-              <w14:alpha w14:val="57000"/>
-            </w14:srgbClr>
-          </w14:shadow>
-          <w14:textOutline w14:w="0" w14:cap="flat" w14:cmpd="sng" w14:algn="ctr">
-            <w14:noFill/>
-            <w14:prstDash w14:val="solid"/>
-            <w14:round/>
-          </w14:textOutline>
+        <w:pStyle w:val="Heading1"/>
+        <w:rPr>
+          <w:b/>
+          <w:bCs/>
+          <w:color w:val="833C0B" w:themeColor="accent2" w:themeShade="80"/>
+        </w:rPr>
+      </w:pPr>
+      <w:r>
+        <w:rPr>
+          <w:b/>
+          <w:bCs/>
+          <w:color w:val="833C0B" w:themeColor="accent2" w:themeShade="80"/>
         </w:rPr>
         <w:t>What is HTML and its uses?</w:t>
       </w:r>
@@ -225,60 +202,23 @@
       <w:pPr>
         <w:rPr>
           <w:rFonts w:ascii="Times New Roman" w:hAnsi="Times New Roman" w:cs="Times New Roman"/>
-          <w:color w:val="833C0B" w:themeColor="accent2" w:themeShade="80"/>
-          <w:sz w:val="24"/>
-          <w:szCs w:val="24"/>
-          <w14:shadow w14:blurRad="38100" w14:dist="19050" w14:dir="2700000" w14:sx="100000" w14:sy="100000" w14:kx="0" w14:ky="0" w14:algn="tl">
-            <w14:schemeClr w14:val="dk1">
-              <w14:alpha w14:val="60000"/>
-            </w14:schemeClr>
-          </w14:shadow>
-          <w14:textOutline w14:w="0" w14:cap="flat" w14:cmpd="sng" w14:algn="ctr">
-            <w14:noFill/>
-            <w14:prstDash w14:val="solid"/>
-            <w14:round/>
-          </w14:textOutline>
-        </w:rPr>
-      </w:pPr>
-      <w:r>
-        <w:rPr>
-          <w:rFonts w:ascii="Times New Roman" w:hAnsi="Times New Roman" w:cs="Times New Roman"/>
-          <w:b/>
-          <w:bCs/>
-          <w:color w:val="833C0B" w:themeColor="accent2" w:themeShade="80"/>
-          <w:sz w:val="24"/>
-          <w:szCs w:val="24"/>
-          <w14:shadow w14:blurRad="38100" w14:dist="19050" w14:dir="2700000" w14:sx="100000" w14:sy="100000" w14:kx="0" w14:ky="0" w14:algn="tl">
-            <w14:schemeClr w14:val="dk1">
-              <w14:alpha w14:val="60000"/>
-            </w14:schemeClr>
-          </w14:shadow>
-          <w14:textOutline w14:w="0" w14:cap="flat" w14:cmpd="sng" w14:algn="ctr">
-            <w14:noFill/>
-            <w14:prstDash w14:val="solid"/>
-            <w14:round/>
-          </w14:textOutline>
-        </w:rPr>
-        <w:t>Hyper</w:t>
-      </w:r>
-      <w:r>
-        <w:rPr>
-          <w:rFonts w:ascii="Times New Roman" w:hAnsi="Times New Roman" w:cs="Times New Roman"/>
-          <w:color w:val="833C0B" w:themeColor="accent2" w:themeShade="80"/>
-          <w:sz w:val="24"/>
-          <w:szCs w:val="24"/>
-          <w14:shadow w14:blurRad="38100" w14:dist="19050" w14:dir="2700000" w14:sx="100000" w14:sy="100000" w14:kx="0" w14:ky="0" w14:algn="tl">
-            <w14:schemeClr w14:val="dk1">
-              <w14:alpha w14:val="60000"/>
-            </w14:schemeClr>
-          </w14:shadow>
-          <w14:textOutline w14:w="0" w14:cap="flat" w14:cmpd="sng" w14:algn="ctr">
-            <w14:noFill/>
-            <w14:prstDash w14:val="solid"/>
-            <w14:round/>
-          </w14:textOutline>
-        </w:rPr>
-        <w:t xml:space="preserve"> – stands for ANCHOR or HREF element</w:t>
+          <w:b/>
+          <w:bCs/>
+          <w:color w:val="323E4F" w:themeColor="text2" w:themeShade="BF"/>
+          <w:sz w:val="24"/>
+          <w:szCs w:val="24"/>
+        </w:rPr>
+      </w:pPr>
+      <w:r>
+        <w:rPr>
+          <w:rFonts w:ascii="Times New Roman" w:hAnsi="Times New Roman" w:cs="Times New Roman"/>
+          <w:b/>
+          <w:bCs/>
+          <w:color w:val="323E4F" w:themeColor="text2" w:themeShade="BF"/>
+          <w:sz w:val="24"/>
+          <w:szCs w:val="24"/>
+        </w:rPr>
+        <w:t>Hyper – stands for ANCHOR or HREF element</w:t>
       </w:r>
     </w:p>
     <w:p>
@@ -324,87 +264,42 @@
       <w:pPr>
         <w:rPr>
           <w:rFonts w:ascii="Times New Roman" w:hAnsi="Times New Roman" w:cs="Times New Roman"/>
-          <w:color w:val="833C0B" w:themeColor="accent2" w:themeShade="80"/>
-          <w:sz w:val="24"/>
-          <w:szCs w:val="24"/>
-          <w14:shadow w14:blurRad="38100" w14:dist="19050" w14:dir="2700000" w14:sx="100000" w14:sy="100000" w14:kx="0" w14:ky="0" w14:algn="tl">
-            <w14:schemeClr w14:val="dk1">
-              <w14:alpha w14:val="60000"/>
-            </w14:schemeClr>
-          </w14:shadow>
-          <w14:textOutline w14:w="0" w14:cap="flat" w14:cmpd="sng" w14:algn="ctr">
-            <w14:noFill/>
-            <w14:prstDash w14:val="solid"/>
-            <w14:round/>
-          </w14:textOutline>
-        </w:rPr>
-      </w:pPr>
-      <w:r>
-        <w:rPr>
-          <w:rFonts w:ascii="Times New Roman" w:hAnsi="Times New Roman" w:cs="Times New Roman"/>
-          <w:b/>
-          <w:bCs/>
-          <w:color w:val="833C0B" w:themeColor="accent2" w:themeShade="80"/>
-          <w:sz w:val="24"/>
-          <w:szCs w:val="24"/>
-          <w14:shadow w14:blurRad="38100" w14:dist="19050" w14:dir="2700000" w14:sx="100000" w14:sy="100000" w14:kx="0" w14:ky="0" w14:algn="tl">
-            <w14:schemeClr w14:val="dk1">
-              <w14:alpha w14:val="60000"/>
-            </w14:schemeClr>
-          </w14:shadow>
-          <w14:textOutline w14:w="0" w14:cap="flat" w14:cmpd="sng" w14:algn="ctr">
-            <w14:noFill/>
-            <w14:prstDash w14:val="solid"/>
-            <w14:round/>
-          </w14:textOutline>
-        </w:rPr>
-        <w:t>Text</w:t>
-      </w:r>
-      <w:r>
-        <w:rPr>
-          <w:rFonts w:ascii="Times New Roman" w:hAnsi="Times New Roman" w:cs="Times New Roman"/>
-          <w:color w:val="833C0B" w:themeColor="accent2" w:themeShade="80"/>
-          <w:sz w:val="24"/>
-          <w:szCs w:val="24"/>
-          <w14:shadow w14:blurRad="38100" w14:dist="19050" w14:dir="2700000" w14:sx="100000" w14:sy="100000" w14:kx="0" w14:ky="0" w14:algn="tl">
-            <w14:schemeClr w14:val="dk1">
-              <w14:alpha w14:val="60000"/>
-            </w14:schemeClr>
-          </w14:shadow>
-          <w14:textOutline w14:w="0" w14:cap="flat" w14:cmpd="sng" w14:algn="ctr">
-            <w14:noFill/>
-            <w14:prstDash w14:val="solid"/>
-            <w14:round/>
-          </w14:textOutline>
-        </w:rPr>
-        <w:t xml:space="preserve"> – stands for the text in document.</w:t>
-      </w:r>
-    </w:p>
-    <w:p>
-      <w:pPr>
-        <w:rPr>
-          <w:rFonts w:ascii="Times New Roman" w:hAnsi="Times New Roman" w:cs="Times New Roman"/>
-          <w:color w:val="833C0B" w:themeColor="accent2" w:themeShade="80"/>
-          <w:sz w:val="24"/>
-          <w:szCs w:val="24"/>
-          <w14:shadow w14:blurRad="38100" w14:dist="19050" w14:dir="2700000" w14:sx="100000" w14:sy="100000" w14:kx="0" w14:ky="0" w14:algn="tl">
-            <w14:schemeClr w14:val="dk1">
-              <w14:alpha w14:val="60000"/>
-            </w14:schemeClr>
-          </w14:shadow>
-          <w14:textOutline w14:w="0" w14:cap="flat" w14:cmpd="sng" w14:algn="ctr">
-            <w14:noFill/>
-            <w14:prstDash w14:val="solid"/>
-            <w14:round/>
-          </w14:textOutline>
-        </w:rPr>
-      </w:pPr>
-      <w:r>
-        <w:rPr>
-          <w:rFonts w:ascii="Times New Roman" w:hAnsi="Times New Roman" w:cs="Times New Roman"/>
-          <w:b/>
-          <w:bCs/>
-          <w:color w:val="833C0B" w:themeColor="accent2" w:themeShade="80"/>
+          <w:b/>
+          <w:bCs/>
+          <w:color w:val="2F5496" w:themeColor="accent1" w:themeShade="BF"/>
+          <w:sz w:val="24"/>
+          <w:szCs w:val="24"/>
+        </w:rPr>
+      </w:pPr>
+      <w:r>
+        <w:rPr>
+          <w:rFonts w:ascii="Times New Roman" w:hAnsi="Times New Roman" w:cs="Times New Roman"/>
+          <w:b/>
+          <w:bCs/>
+          <w:color w:val="2F5496" w:themeColor="accent1" w:themeShade="BF"/>
+          <w:sz w:val="24"/>
+          <w:szCs w:val="24"/>
+        </w:rPr>
+        <w:t>Text – stands for the text in document.</w:t>
+      </w:r>
+    </w:p>
+    <w:p>
+      <w:pPr>
+        <w:rPr>
+          <w:rFonts w:ascii="Times New Roman" w:hAnsi="Times New Roman" w:cs="Times New Roman"/>
+          <w:b/>
+          <w:bCs/>
+          <w:color w:val="385623" w:themeColor="accent6" w:themeShade="80"/>
+          <w:sz w:val="24"/>
+          <w:szCs w:val="24"/>
+        </w:rPr>
+      </w:pPr>
+      <w:r>
+        <w:rPr>
+          <w:rFonts w:ascii="Times New Roman" w:hAnsi="Times New Roman" w:cs="Times New Roman"/>
+          <w:b/>
+          <w:bCs/>
+          <w:color w:val="385623" w:themeColor="accent6" w:themeShade="80"/>
           <w:sz w:val="24"/>
           <w:szCs w:val="24"/>
         </w:rPr>
@@ -415,256 +310,141 @@
           <w:rFonts w:ascii="Times New Roman" w:hAnsi="Times New Roman" w:cs="Times New Roman"/>
           <w:b/>
           <w:bCs/>
-          <w:color w:val="833C0B" w:themeColor="accent2" w:themeShade="80"/>
-          <w:sz w:val="24"/>
-          <w:szCs w:val="24"/>
-        </w:rPr>
-        <w:t>LANGUAGE</w:t>
-      </w:r>
-      <w:r>
-        <w:rPr>
-          <w:rFonts w:ascii="Times New Roman" w:hAnsi="Times New Roman" w:cs="Times New Roman"/>
-          <w:color w:val="833C0B" w:themeColor="accent2" w:themeShade="80"/>
-          <w:sz w:val="24"/>
-          <w:szCs w:val="24"/>
-          <w14:shadow w14:blurRad="38100" w14:dist="19050" w14:dir="2700000" w14:sx="100000" w14:sy="100000" w14:kx="0" w14:ky="0" w14:algn="tl">
-            <w14:schemeClr w14:val="dk1">
-              <w14:alpha w14:val="60000"/>
-            </w14:schemeClr>
-          </w14:shadow>
-          <w14:textOutline w14:w="0" w14:cap="flat" w14:cmpd="sng" w14:algn="ctr">
-            <w14:noFill/>
-            <w14:prstDash w14:val="solid"/>
-            <w14:round/>
-          </w14:textOutline>
+          <w:color w:val="385623" w:themeColor="accent6" w:themeShade="80"/>
+          <w:sz w:val="24"/>
+          <w:szCs w:val="24"/>
+        </w:rPr>
+        <w:t xml:space="preserve">LANGUAGE </w:t>
+      </w:r>
+      <w:r>
+        <w:rPr>
+          <w:rFonts w:ascii="Times New Roman" w:hAnsi="Times New Roman" w:cs="Times New Roman"/>
+          <w:b/>
+          <w:bCs/>
+          <w:color w:val="385623" w:themeColor="accent6" w:themeShade="80"/>
+          <w:sz w:val="24"/>
+          <w:szCs w:val="24"/>
+        </w:rPr>
+        <w:t xml:space="preserve">– stands for the </w:t>
+      </w:r>
+      <w:r>
+        <w:rPr>
+          <w:rFonts w:ascii="Times New Roman" w:hAnsi="Times New Roman" w:cs="Times New Roman"/>
+          <w:b/>
+          <w:bCs/>
+          <w:color w:val="385623" w:themeColor="accent6" w:themeShade="80"/>
+          <w:sz w:val="24"/>
+          <w:szCs w:val="24"/>
+        </w:rPr>
+        <w:t>structure</w:t>
+      </w:r>
+      <w:r>
+        <w:rPr>
+          <w:rFonts w:ascii="Times New Roman" w:hAnsi="Times New Roman" w:cs="Times New Roman"/>
+          <w:b/>
+          <w:bCs/>
+          <w:color w:val="385623" w:themeColor="accent6" w:themeShade="80"/>
+          <w:sz w:val="24"/>
+          <w:szCs w:val="24"/>
         </w:rPr>
         <w:t xml:space="preserve"> </w:t>
       </w:r>
       <w:r>
         <w:rPr>
           <w:rFonts w:ascii="Times New Roman" w:hAnsi="Times New Roman" w:cs="Times New Roman"/>
-          <w:color w:val="833C0B" w:themeColor="accent2" w:themeShade="80"/>
-          <w:sz w:val="24"/>
-          <w:szCs w:val="24"/>
-          <w14:shadow w14:blurRad="38100" w14:dist="19050" w14:dir="2700000" w14:sx="100000" w14:sy="100000" w14:kx="0" w14:ky="0" w14:algn="tl">
-            <w14:schemeClr w14:val="dk1">
-              <w14:alpha w14:val="60000"/>
-            </w14:schemeClr>
-          </w14:shadow>
-          <w14:textOutline w14:w="0" w14:cap="flat" w14:cmpd="sng" w14:algn="ctr">
-            <w14:noFill/>
-            <w14:prstDash w14:val="solid"/>
-            <w14:round/>
-          </w14:textOutline>
-        </w:rPr>
-        <w:t xml:space="preserve">– stands for the </w:t>
-      </w:r>
-      <w:r>
-        <w:rPr>
-          <w:rFonts w:ascii="Times New Roman" w:hAnsi="Times New Roman" w:cs="Times New Roman"/>
-          <w:color w:val="833C0B" w:themeColor="accent2" w:themeShade="80"/>
-          <w:sz w:val="24"/>
-          <w:szCs w:val="24"/>
-          <w14:shadow w14:blurRad="38100" w14:dist="19050" w14:dir="2700000" w14:sx="100000" w14:sy="100000" w14:kx="0" w14:ky="0" w14:algn="tl">
-            <w14:schemeClr w14:val="dk1">
-              <w14:alpha w14:val="60000"/>
-            </w14:schemeClr>
-          </w14:shadow>
-          <w14:textOutline w14:w="0" w14:cap="flat" w14:cmpd="sng" w14:algn="ctr">
-            <w14:noFill/>
-            <w14:prstDash w14:val="solid"/>
-            <w14:round/>
-          </w14:textOutline>
-        </w:rPr>
-        <w:t>structure</w:t>
-      </w:r>
-      <w:r>
-        <w:rPr>
-          <w:rFonts w:ascii="Times New Roman" w:hAnsi="Times New Roman" w:cs="Times New Roman"/>
-          <w:color w:val="833C0B" w:themeColor="accent2" w:themeShade="80"/>
-          <w:sz w:val="24"/>
-          <w:szCs w:val="24"/>
-          <w14:shadow w14:blurRad="38100" w14:dist="19050" w14:dir="2700000" w14:sx="100000" w14:sy="100000" w14:kx="0" w14:ky="0" w14:algn="tl">
-            <w14:schemeClr w14:val="dk1">
-              <w14:alpha w14:val="60000"/>
-            </w14:schemeClr>
-          </w14:shadow>
-          <w14:textOutline w14:w="0" w14:cap="flat" w14:cmpd="sng" w14:algn="ctr">
-            <w14:noFill/>
-            <w14:prstDash w14:val="solid"/>
-            <w14:round/>
-          </w14:textOutline>
+          <w:b/>
+          <w:bCs/>
+          <w:color w:val="385623" w:themeColor="accent6" w:themeShade="80"/>
+          <w:sz w:val="24"/>
+          <w:szCs w:val="24"/>
+        </w:rPr>
+        <w:t xml:space="preserve">of </w:t>
+      </w:r>
+      <w:r>
+        <w:rPr>
+          <w:rFonts w:ascii="Times New Roman" w:hAnsi="Times New Roman" w:cs="Times New Roman"/>
+          <w:b/>
+          <w:bCs/>
+          <w:color w:val="385623" w:themeColor="accent6" w:themeShade="80"/>
+          <w:sz w:val="24"/>
+          <w:szCs w:val="24"/>
+        </w:rPr>
+        <w:t>document</w:t>
+      </w:r>
+      <w:r>
+        <w:rPr>
+          <w:rFonts w:ascii="Times New Roman" w:hAnsi="Times New Roman" w:cs="Times New Roman"/>
+          <w:b/>
+          <w:bCs/>
+          <w:color w:val="385623" w:themeColor="accent6" w:themeShade="80"/>
+          <w:sz w:val="24"/>
+          <w:szCs w:val="24"/>
+        </w:rPr>
+        <w:t xml:space="preserve"> using elements</w:t>
+      </w:r>
+      <w:r>
+        <w:rPr>
+          <w:rFonts w:ascii="Times New Roman" w:hAnsi="Times New Roman" w:cs="Times New Roman"/>
+          <w:b/>
+          <w:bCs/>
+          <w:color w:val="385623" w:themeColor="accent6" w:themeShade="80"/>
+          <w:sz w:val="24"/>
+          <w:szCs w:val="24"/>
+        </w:rPr>
+        <w:t xml:space="preserve"> like</w:t>
+      </w:r>
+      <w:r>
+        <w:rPr>
+          <w:rFonts w:ascii="Times New Roman" w:hAnsi="Times New Roman" w:cs="Times New Roman"/>
+          <w:b/>
+          <w:bCs/>
+          <w:color w:val="385623" w:themeColor="accent6" w:themeShade="80"/>
+          <w:sz w:val="24"/>
+          <w:szCs w:val="24"/>
         </w:rPr>
         <w:t xml:space="preserve"> </w:t>
       </w:r>
       <w:r>
         <w:rPr>
           <w:rFonts w:ascii="Times New Roman" w:hAnsi="Times New Roman" w:cs="Times New Roman"/>
-          <w:color w:val="833C0B" w:themeColor="accent2" w:themeShade="80"/>
-          <w:sz w:val="24"/>
-          <w:szCs w:val="24"/>
-          <w14:shadow w14:blurRad="38100" w14:dist="19050" w14:dir="2700000" w14:sx="100000" w14:sy="100000" w14:kx="0" w14:ky="0" w14:algn="tl">
-            <w14:schemeClr w14:val="dk1">
-              <w14:alpha w14:val="60000"/>
-            </w14:schemeClr>
-          </w14:shadow>
-          <w14:textOutline w14:w="0" w14:cap="flat" w14:cmpd="sng" w14:algn="ctr">
-            <w14:noFill/>
-            <w14:prstDash w14:val="solid"/>
-            <w14:round/>
-          </w14:textOutline>
-        </w:rPr>
-        <w:t xml:space="preserve">of </w:t>
-      </w:r>
-      <w:r>
-        <w:rPr>
-          <w:rFonts w:ascii="Times New Roman" w:hAnsi="Times New Roman" w:cs="Times New Roman"/>
-          <w:color w:val="833C0B" w:themeColor="accent2" w:themeShade="80"/>
-          <w:sz w:val="24"/>
-          <w:szCs w:val="24"/>
-          <w14:shadow w14:blurRad="38100" w14:dist="19050" w14:dir="2700000" w14:sx="100000" w14:sy="100000" w14:kx="0" w14:ky="0" w14:algn="tl">
-            <w14:schemeClr w14:val="dk1">
-              <w14:alpha w14:val="60000"/>
-            </w14:schemeClr>
-          </w14:shadow>
-          <w14:textOutline w14:w="0" w14:cap="flat" w14:cmpd="sng" w14:algn="ctr">
-            <w14:noFill/>
-            <w14:prstDash w14:val="solid"/>
-            <w14:round/>
-          </w14:textOutline>
-        </w:rPr>
-        <w:t>document</w:t>
-      </w:r>
-      <w:r>
-        <w:rPr>
-          <w:rFonts w:ascii="Times New Roman" w:hAnsi="Times New Roman" w:cs="Times New Roman"/>
-          <w:color w:val="833C0B" w:themeColor="accent2" w:themeShade="80"/>
-          <w:sz w:val="24"/>
-          <w:szCs w:val="24"/>
-          <w14:shadow w14:blurRad="38100" w14:dist="19050" w14:dir="2700000" w14:sx="100000" w14:sy="100000" w14:kx="0" w14:ky="0" w14:algn="tl">
-            <w14:schemeClr w14:val="dk1">
-              <w14:alpha w14:val="60000"/>
-            </w14:schemeClr>
-          </w14:shadow>
-          <w14:textOutline w14:w="0" w14:cap="flat" w14:cmpd="sng" w14:algn="ctr">
-            <w14:noFill/>
-            <w14:prstDash w14:val="solid"/>
-            <w14:round/>
-          </w14:textOutline>
-        </w:rPr>
-        <w:t xml:space="preserve"> using elements</w:t>
-      </w:r>
-      <w:r>
-        <w:rPr>
-          <w:rFonts w:ascii="Times New Roman" w:hAnsi="Times New Roman" w:cs="Times New Roman"/>
-          <w:color w:val="833C0B" w:themeColor="accent2" w:themeShade="80"/>
-          <w:sz w:val="24"/>
-          <w:szCs w:val="24"/>
-          <w14:shadow w14:blurRad="38100" w14:dist="19050" w14:dir="2700000" w14:sx="100000" w14:sy="100000" w14:kx="0" w14:ky="0" w14:algn="tl">
-            <w14:schemeClr w14:val="dk1">
-              <w14:alpha w14:val="60000"/>
-            </w14:schemeClr>
-          </w14:shadow>
-          <w14:textOutline w14:w="0" w14:cap="flat" w14:cmpd="sng" w14:algn="ctr">
-            <w14:noFill/>
-            <w14:prstDash w14:val="solid"/>
-            <w14:round/>
-          </w14:textOutline>
-        </w:rPr>
-        <w:t xml:space="preserve"> like</w:t>
-      </w:r>
-      <w:r>
-        <w:rPr>
-          <w:rFonts w:ascii="Times New Roman" w:hAnsi="Times New Roman" w:cs="Times New Roman"/>
-          <w:color w:val="833C0B" w:themeColor="accent2" w:themeShade="80"/>
-          <w:sz w:val="24"/>
-          <w:szCs w:val="24"/>
-          <w14:shadow w14:blurRad="38100" w14:dist="19050" w14:dir="2700000" w14:sx="100000" w14:sy="100000" w14:kx="0" w14:ky="0" w14:algn="tl">
-            <w14:schemeClr w14:val="dk1">
-              <w14:alpha w14:val="60000"/>
-            </w14:schemeClr>
-          </w14:shadow>
-          <w14:textOutline w14:w="0" w14:cap="flat" w14:cmpd="sng" w14:algn="ctr">
-            <w14:noFill/>
-            <w14:prstDash w14:val="solid"/>
-            <w14:round/>
-          </w14:textOutline>
+          <w:b/>
+          <w:bCs/>
+          <w:color w:val="385623" w:themeColor="accent6" w:themeShade="80"/>
+          <w:sz w:val="24"/>
+          <w:szCs w:val="24"/>
+        </w:rPr>
+        <w:t>heading paragraph, link</w:t>
+      </w:r>
+      <w:r>
+        <w:rPr>
+          <w:rFonts w:ascii="Times New Roman" w:hAnsi="Times New Roman" w:cs="Times New Roman"/>
+          <w:b/>
+          <w:bCs/>
+          <w:color w:val="385623" w:themeColor="accent6" w:themeShade="80"/>
+          <w:sz w:val="24"/>
+          <w:szCs w:val="24"/>
         </w:rPr>
         <w:t xml:space="preserve"> </w:t>
       </w:r>
       <w:r>
         <w:rPr>
           <w:rFonts w:ascii="Times New Roman" w:hAnsi="Times New Roman" w:cs="Times New Roman"/>
-          <w:color w:val="833C0B" w:themeColor="accent2" w:themeShade="80"/>
-          <w:sz w:val="24"/>
-          <w:szCs w:val="24"/>
-          <w14:shadow w14:blurRad="38100" w14:dist="19050" w14:dir="2700000" w14:sx="100000" w14:sy="100000" w14:kx="0" w14:ky="0" w14:algn="tl">
-            <w14:schemeClr w14:val="dk1">
-              <w14:alpha w14:val="60000"/>
-            </w14:schemeClr>
-          </w14:shadow>
-          <w14:textOutline w14:w="0" w14:cap="flat" w14:cmpd="sng" w14:algn="ctr">
-            <w14:noFill/>
-            <w14:prstDash w14:val="solid"/>
-            <w14:round/>
-          </w14:textOutline>
-        </w:rPr>
-        <w:t>heading paragraph, link</w:t>
-      </w:r>
-      <w:r>
-        <w:rPr>
-          <w:rFonts w:ascii="Times New Roman" w:hAnsi="Times New Roman" w:cs="Times New Roman"/>
-          <w:color w:val="833C0B" w:themeColor="accent2" w:themeShade="80"/>
-          <w:sz w:val="24"/>
-          <w:szCs w:val="24"/>
-          <w14:shadow w14:blurRad="38100" w14:dist="19050" w14:dir="2700000" w14:sx="100000" w14:sy="100000" w14:kx="0" w14:ky="0" w14:algn="tl">
-            <w14:schemeClr w14:val="dk1">
-              <w14:alpha w14:val="60000"/>
-            </w14:schemeClr>
-          </w14:shadow>
-          <w14:textOutline w14:w="0" w14:cap="flat" w14:cmpd="sng" w14:algn="ctr">
-            <w14:noFill/>
-            <w14:prstDash w14:val="solid"/>
-            <w14:round/>
-          </w14:textOutline>
-        </w:rPr>
-        <w:t xml:space="preserve"> </w:t>
-      </w:r>
-      <w:r>
-        <w:rPr>
-          <w:rFonts w:ascii="Times New Roman" w:hAnsi="Times New Roman" w:cs="Times New Roman"/>
-          <w:color w:val="833C0B" w:themeColor="accent2" w:themeShade="80"/>
-          <w:sz w:val="24"/>
-          <w:szCs w:val="24"/>
-          <w14:shadow w14:blurRad="38100" w14:dist="19050" w14:dir="2700000" w14:sx="100000" w14:sy="100000" w14:kx="0" w14:ky="0" w14:algn="tl">
-            <w14:schemeClr w14:val="dk1">
-              <w14:alpha w14:val="60000"/>
-            </w14:schemeClr>
-          </w14:shadow>
-          <w14:textOutline w14:w="0" w14:cap="flat" w14:cmpd="sng" w14:algn="ctr">
-            <w14:noFill/>
-            <w14:prstDash w14:val="solid"/>
-            <w14:round/>
-          </w14:textOutline>
+          <w:b/>
+          <w:bCs/>
+          <w:color w:val="385623" w:themeColor="accent6" w:themeShade="80"/>
+          <w:sz w:val="24"/>
+          <w:szCs w:val="24"/>
         </w:rPr>
         <w:t>and more</w:t>
       </w:r>
       <w:r>
         <w:rPr>
           <w:rFonts w:ascii="Times New Roman" w:hAnsi="Times New Roman" w:cs="Times New Roman"/>
-          <w:color w:val="833C0B" w:themeColor="accent2" w:themeShade="80"/>
-          <w:sz w:val="24"/>
-          <w:szCs w:val="24"/>
-          <w14:shadow w14:blurRad="38100" w14:dist="19050" w14:dir="2700000" w14:sx="100000" w14:sy="100000" w14:kx="0" w14:ky="0" w14:algn="tl">
-            <w14:schemeClr w14:val="dk1">
-              <w14:alpha w14:val="60000"/>
-            </w14:schemeClr>
-          </w14:shadow>
-          <w14:textOutline w14:w="0" w14:cap="flat" w14:cmpd="sng" w14:algn="ctr">
-            <w14:noFill/>
-            <w14:prstDash w14:val="solid"/>
-            <w14:round/>
-          </w14:textOutline>
+          <w:b/>
+          <w:bCs/>
+          <w:color w:val="385623" w:themeColor="accent6" w:themeShade="80"/>
+          <w:sz w:val="24"/>
+          <w:szCs w:val="24"/>
         </w:rPr>
         <w:t>.</w:t>
       </w:r>
@@ -703,32 +483,21 @@
           <w:rFonts w:ascii="Times New Roman" w:hAnsi="Times New Roman" w:cs="Times New Roman"/>
           <w:b/>
           <w:bCs/>
-          <w:color w:val="806000" w:themeColor="accent4" w:themeShade="80"/>
-          <w:sz w:val="24"/>
-          <w:szCs w:val="24"/>
-        </w:rPr>
-      </w:pPr>
-      <w:r>
-        <w:rPr>
-          <w:rFonts w:ascii="Times New Roman" w:hAnsi="Times New Roman" w:cs="Times New Roman"/>
-          <w:b/>
-          <w:bCs/>
-          <w:color w:val="806000" w:themeColor="accent4" w:themeShade="80"/>
-          <w:sz w:val="24"/>
-          <w:szCs w:val="24"/>
-        </w:rPr>
-        <w:t>HTML is a language</w:t>
-      </w:r>
-      <w:r>
-        <w:rPr>
-          <w:rFonts w:ascii="Times New Roman" w:hAnsi="Times New Roman" w:cs="Times New Roman"/>
-          <w:b/>
-          <w:bCs/>
-          <w:color w:val="806000" w:themeColor="accent4" w:themeShade="80"/>
-          <w:sz w:val="24"/>
-          <w:szCs w:val="24"/>
-        </w:rPr>
-        <w:t xml:space="preserve"> used to create UI components, html will provide elements and each and every element provides some format called as tags with help of these creating UI components.</w:t>
+          <w:color w:val="7030A0"/>
+          <w:sz w:val="24"/>
+          <w:szCs w:val="24"/>
+        </w:rPr>
+      </w:pPr>
+      <w:r>
+        <w:rPr>
+          <w:rFonts w:ascii="Times New Roman" w:hAnsi="Times New Roman" w:cs="Times New Roman"/>
+          <w:b/>
+          <w:bCs/>
+          <w:color w:val="7030A0"/>
+          <w:sz w:val="24"/>
+          <w:szCs w:val="24"/>
+        </w:rPr>
+        <w:t>HTML is a language used to create UI components, html will provide elements and each and every element provides some format called as tags with help of these creating UI components.</w:t>
       </w:r>
     </w:p>
     <w:p>
@@ -793,41 +562,18 @@
     </w:p>
     <w:p>
       <w:pPr>
-        <w:rPr>
-          <w:rFonts w:ascii="Times New Roman" w:hAnsi="Times New Roman" w:cs="Times New Roman"/>
-          <w:b/>
-          <w:color w:val="538135" w:themeColor="accent6" w:themeShade="BF"/>
-          <w:sz w:val="24"/>
-          <w:szCs w:val="24"/>
-          <w14:shadow w14:blurRad="38100" w14:dist="25400" w14:dir="5400000" w14:sx="100000" w14:sy="100000" w14:kx="0" w14:ky="0" w14:algn="ctr">
-            <w14:srgbClr w14:val="6E747A">
-              <w14:alpha w14:val="57000"/>
-            </w14:srgbClr>
-          </w14:shadow>
-          <w14:textOutline w14:w="0" w14:cap="flat" w14:cmpd="sng" w14:algn="ctr">
-            <w14:noFill/>
-            <w14:prstDash w14:val="solid"/>
-            <w14:round/>
-          </w14:textOutline>
-        </w:rPr>
-      </w:pPr>
-      <w:r>
-        <w:rPr>
-          <w:rFonts w:ascii="Times New Roman" w:hAnsi="Times New Roman" w:cs="Times New Roman"/>
-          <w:b/>
-          <w:color w:val="538135" w:themeColor="accent6" w:themeShade="BF"/>
-          <w:sz w:val="24"/>
-          <w:szCs w:val="24"/>
-          <w14:shadow w14:blurRad="38100" w14:dist="25400" w14:dir="5400000" w14:sx="100000" w14:sy="100000" w14:kx="0" w14:ky="0" w14:algn="ctr">
-            <w14:srgbClr w14:val="6E747A">
-              <w14:alpha w14:val="57000"/>
-            </w14:srgbClr>
-          </w14:shadow>
-          <w14:textOutline w14:w="0" w14:cap="flat" w14:cmpd="sng" w14:algn="ctr">
-            <w14:noFill/>
-            <w14:prstDash w14:val="solid"/>
-            <w14:round/>
-          </w14:textOutline>
+        <w:pStyle w:val="Heading1"/>
+        <w:rPr>
+          <w:b/>
+          <w:bCs/>
+          <w:color w:val="833C0B" w:themeColor="accent2" w:themeShade="80"/>
+        </w:rPr>
+      </w:pPr>
+      <w:r>
+        <w:rPr>
+          <w:b/>
+          <w:bCs/>
+          <w:color w:val="833C0B" w:themeColor="accent2" w:themeShade="80"/>
         </w:rPr>
         <w:t>Element in HTML?</w:t>
       </w:r>
@@ -900,41 +646,18 @@
     </w:p>
     <w:p>
       <w:pPr>
-        <w:rPr>
-          <w:rFonts w:ascii="Times New Roman" w:hAnsi="Times New Roman" w:cs="Times New Roman"/>
-          <w:b/>
-          <w:color w:val="538135" w:themeColor="accent6" w:themeShade="BF"/>
-          <w:sz w:val="24"/>
-          <w:szCs w:val="24"/>
-          <w14:shadow w14:blurRad="38100" w14:dist="25400" w14:dir="5400000" w14:sx="100000" w14:sy="100000" w14:kx="0" w14:ky="0" w14:algn="ctr">
-            <w14:srgbClr w14:val="6E747A">
-              <w14:alpha w14:val="57000"/>
-            </w14:srgbClr>
-          </w14:shadow>
-          <w14:textOutline w14:w="0" w14:cap="flat" w14:cmpd="sng" w14:algn="ctr">
-            <w14:noFill/>
-            <w14:prstDash w14:val="solid"/>
-            <w14:round/>
-          </w14:textOutline>
-        </w:rPr>
-      </w:pPr>
-      <w:r>
-        <w:rPr>
-          <w:rFonts w:ascii="Times New Roman" w:hAnsi="Times New Roman" w:cs="Times New Roman"/>
-          <w:b/>
-          <w:color w:val="538135" w:themeColor="accent6" w:themeShade="BF"/>
-          <w:sz w:val="24"/>
-          <w:szCs w:val="24"/>
-          <w14:shadow w14:blurRad="38100" w14:dist="25400" w14:dir="5400000" w14:sx="100000" w14:sy="100000" w14:kx="0" w14:ky="0" w14:algn="ctr">
-            <w14:srgbClr w14:val="6E747A">
-              <w14:alpha w14:val="57000"/>
-            </w14:srgbClr>
-          </w14:shadow>
-          <w14:textOutline w14:w="0" w14:cap="flat" w14:cmpd="sng" w14:algn="ctr">
-            <w14:noFill/>
-            <w14:prstDash w14:val="solid"/>
-            <w14:round/>
-          </w14:textOutline>
+        <w:pStyle w:val="Heading1"/>
+        <w:rPr>
+          <w:b/>
+          <w:bCs/>
+          <w:color w:val="833C0B" w:themeColor="accent2" w:themeShade="80"/>
+        </w:rPr>
+      </w:pPr>
+      <w:r>
+        <w:rPr>
+          <w:b/>
+          <w:bCs/>
+          <w:color w:val="833C0B" w:themeColor="accent2" w:themeShade="80"/>
         </w:rPr>
         <w:t>Tag in HTML?</w:t>
       </w:r>
@@ -1006,42 +729,20 @@
     </w:p>
     <w:p>
       <w:pPr>
-        <w:rPr>
-          <w:rFonts w:ascii="Times New Roman" w:hAnsi="Times New Roman" w:cs="Times New Roman"/>
-          <w:b/>
-          <w:color w:val="538135" w:themeColor="accent6" w:themeShade="BF"/>
-          <w:sz w:val="24"/>
-          <w:szCs w:val="24"/>
-          <w14:shadow w14:blurRad="38100" w14:dist="25400" w14:dir="5400000" w14:sx="100000" w14:sy="100000" w14:kx="0" w14:ky="0" w14:algn="ctr">
-            <w14:srgbClr w14:val="6E747A">
-              <w14:alpha w14:val="57000"/>
-            </w14:srgbClr>
-          </w14:shadow>
-          <w14:textOutline w14:w="0" w14:cap="flat" w14:cmpd="sng" w14:algn="ctr">
-            <w14:noFill/>
-            <w14:prstDash w14:val="solid"/>
-            <w14:round/>
-          </w14:textOutline>
-        </w:rPr>
-      </w:pPr>
-      <w:r>
-        <w:rPr>
-          <w:rFonts w:ascii="Times New Roman" w:hAnsi="Times New Roman" w:cs="Times New Roman"/>
-          <w:b/>
-          <w:color w:val="538135" w:themeColor="accent6" w:themeShade="BF"/>
-          <w:sz w:val="24"/>
-          <w:szCs w:val="24"/>
-          <w14:shadow w14:blurRad="38100" w14:dist="25400" w14:dir="5400000" w14:sx="100000" w14:sy="100000" w14:kx="0" w14:ky="0" w14:algn="ctr">
-            <w14:srgbClr w14:val="6E747A">
-              <w14:alpha w14:val="57000"/>
-            </w14:srgbClr>
-          </w14:shadow>
-          <w14:textOutline w14:w="0" w14:cap="flat" w14:cmpd="sng" w14:algn="ctr">
-            <w14:noFill/>
-            <w14:prstDash w14:val="solid"/>
-            <w14:round/>
-          </w14:textOutline>
-        </w:rPr>
+        <w:pStyle w:val="Heading1"/>
+        <w:rPr>
+          <w:b/>
+          <w:bCs/>
+          <w:color w:val="833C0B" w:themeColor="accent2" w:themeShade="80"/>
+        </w:rPr>
+      </w:pPr>
+      <w:r>
+        <w:rPr>
+          <w:b/>
+          <w:bCs/>
+          <w:color w:val="833C0B" w:themeColor="accent2" w:themeShade="80"/>
+        </w:rPr>
+        <w:lastRenderedPageBreak/>
         <w:t>What are the new features introduced in HTML5?</w:t>
       </w:r>
     </w:p>
@@ -1059,7 +760,6 @@
           <w:sz w:val="24"/>
           <w:szCs w:val="24"/>
         </w:rPr>
-        <w:lastRenderedPageBreak/>
         <w:t>Semantic elements: &lt;header&gt;, &lt;footer&gt;, &lt;section&gt;, &lt;article&gt;</w:t>
       </w:r>
     </w:p>
@@ -1196,41 +896,18 @@
     </w:p>
     <w:p>
       <w:pPr>
-        <w:rPr>
-          <w:rFonts w:ascii="Times New Roman" w:hAnsi="Times New Roman" w:cs="Times New Roman"/>
-          <w:b/>
-          <w:color w:val="538135" w:themeColor="accent6" w:themeShade="BF"/>
-          <w:sz w:val="24"/>
-          <w:szCs w:val="24"/>
-          <w14:shadow w14:blurRad="38100" w14:dist="25400" w14:dir="5400000" w14:sx="100000" w14:sy="100000" w14:kx="0" w14:ky="0" w14:algn="ctr">
-            <w14:srgbClr w14:val="6E747A">
-              <w14:alpha w14:val="57000"/>
-            </w14:srgbClr>
-          </w14:shadow>
-          <w14:textOutline w14:w="0" w14:cap="flat" w14:cmpd="sng" w14:algn="ctr">
-            <w14:noFill/>
-            <w14:prstDash w14:val="solid"/>
-            <w14:round/>
-          </w14:textOutline>
-        </w:rPr>
-      </w:pPr>
-      <w:r>
-        <w:rPr>
-          <w:rFonts w:ascii="Times New Roman" w:hAnsi="Times New Roman" w:cs="Times New Roman"/>
-          <w:b/>
-          <w:color w:val="538135" w:themeColor="accent6" w:themeShade="BF"/>
-          <w:sz w:val="24"/>
-          <w:szCs w:val="24"/>
-          <w14:shadow w14:blurRad="38100" w14:dist="25400" w14:dir="5400000" w14:sx="100000" w14:sy="100000" w14:kx="0" w14:ky="0" w14:algn="ctr">
-            <w14:srgbClr w14:val="6E747A">
-              <w14:alpha w14:val="57000"/>
-            </w14:srgbClr>
-          </w14:shadow>
-          <w14:textOutline w14:w="0" w14:cap="flat" w14:cmpd="sng" w14:algn="ctr">
-            <w14:noFill/>
-            <w14:prstDash w14:val="solid"/>
-            <w14:round/>
-          </w14:textOutline>
+        <w:pStyle w:val="Heading1"/>
+        <w:rPr>
+          <w:b/>
+          <w:bCs/>
+          <w:color w:val="833C0B" w:themeColor="accent2" w:themeShade="80"/>
+        </w:rPr>
+      </w:pPr>
+      <w:r>
+        <w:rPr>
+          <w:b/>
+          <w:bCs/>
+          <w:color w:val="833C0B" w:themeColor="accent2" w:themeShade="80"/>
         </w:rPr>
         <w:t>What is the difference between id and class?</w:t>
       </w:r>
@@ -1289,414 +966,164 @@
     </w:p>
     <w:p>
       <w:pPr>
-        <w:rPr>
-          <w:rFonts w:ascii="Times New Roman" w:hAnsi="Times New Roman" w:cs="Times New Roman"/>
-          <w:b/>
-          <w:color w:val="538135" w:themeColor="accent6" w:themeShade="BF"/>
-          <w:sz w:val="24"/>
-          <w:szCs w:val="24"/>
-          <w14:shadow w14:blurRad="38100" w14:dist="25400" w14:dir="5400000" w14:sx="100000" w14:sy="100000" w14:kx="0" w14:ky="0" w14:algn="ctr">
-            <w14:srgbClr w14:val="6E747A">
-              <w14:alpha w14:val="57000"/>
-            </w14:srgbClr>
-          </w14:shadow>
-          <w14:textOutline w14:w="0" w14:cap="flat" w14:cmpd="sng" w14:algn="ctr">
-            <w14:noFill/>
-            <w14:prstDash w14:val="solid"/>
-            <w14:round/>
-          </w14:textOutline>
-        </w:rPr>
-      </w:pPr>
-      <w:r>
-        <w:rPr>
-          <w:rFonts w:ascii="Times New Roman" w:hAnsi="Times New Roman" w:cs="Times New Roman"/>
-          <w:b/>
-          <w:color w:val="538135" w:themeColor="accent6" w:themeShade="BF"/>
-          <w:sz w:val="24"/>
-          <w:szCs w:val="24"/>
-          <w14:shadow w14:blurRad="38100" w14:dist="25400" w14:dir="5400000" w14:sx="100000" w14:sy="100000" w14:kx="0" w14:ky="0" w14:algn="ctr">
-            <w14:srgbClr w14:val="6E747A">
-              <w14:alpha w14:val="57000"/>
-            </w14:srgbClr>
-          </w14:shadow>
-          <w14:textOutline w14:w="0" w14:cap="flat" w14:cmpd="sng" w14:algn="ctr">
-            <w14:noFill/>
-            <w14:prstDash w14:val="solid"/>
-            <w14:round/>
-          </w14:textOutline>
+        <w:pStyle w:val="Heading1"/>
+        <w:rPr>
+          <w:b/>
+          <w:bCs/>
+          <w:color w:val="833C0B" w:themeColor="accent2" w:themeShade="80"/>
+        </w:rPr>
+      </w:pPr>
+      <w:r>
+        <w:rPr>
+          <w:b/>
+          <w:bCs/>
+          <w:color w:val="833C0B" w:themeColor="accent2" w:themeShade="80"/>
         </w:rPr>
         <w:t>What is the difference between &lt;section&gt;, &lt;article&gt;, &lt;aside&gt;, and &lt;div&gt;?</w:t>
       </w:r>
     </w:p>
     <w:p>
       <w:pPr>
-        <w:rPr>
-          <w:rFonts w:ascii="Times New Roman" w:hAnsi="Times New Roman" w:cs="Times New Roman"/>
-          <w:b/>
-          <w:color w:val="538135" w:themeColor="accent6" w:themeShade="BF"/>
-          <w:sz w:val="24"/>
-          <w:szCs w:val="24"/>
-          <w14:shadow w14:blurRad="38100" w14:dist="25400" w14:dir="5400000" w14:sx="100000" w14:sy="100000" w14:kx="0" w14:ky="0" w14:algn="ctr">
-            <w14:srgbClr w14:val="6E747A">
-              <w14:alpha w14:val="57000"/>
-            </w14:srgbClr>
-          </w14:shadow>
-          <w14:textOutline w14:w="0" w14:cap="flat" w14:cmpd="sng" w14:algn="ctr">
-            <w14:noFill/>
-            <w14:prstDash w14:val="solid"/>
-            <w14:round/>
-          </w14:textOutline>
-        </w:rPr>
-      </w:pPr>
-      <w:r>
-        <w:rPr>
-          <w:rFonts w:ascii="Times New Roman" w:hAnsi="Times New Roman" w:cs="Times New Roman"/>
-          <w:b/>
-          <w:color w:val="538135" w:themeColor="accent6" w:themeShade="BF"/>
-          <w:sz w:val="24"/>
-          <w:szCs w:val="24"/>
-          <w14:shadow w14:blurRad="38100" w14:dist="25400" w14:dir="5400000" w14:sx="100000" w14:sy="100000" w14:kx="0" w14:ky="0" w14:algn="ctr">
-            <w14:srgbClr w14:val="6E747A">
-              <w14:alpha w14:val="57000"/>
-            </w14:srgbClr>
-          </w14:shadow>
-          <w14:textOutline w14:w="0" w14:cap="flat" w14:cmpd="sng" w14:algn="ctr">
-            <w14:noFill/>
-            <w14:prstDash w14:val="solid"/>
-            <w14:round/>
-          </w14:textOutline>
+        <w:pStyle w:val="Heading1"/>
+        <w:rPr>
+          <w:b/>
+          <w:bCs/>
+          <w:color w:val="833C0B" w:themeColor="accent2" w:themeShade="80"/>
+        </w:rPr>
+      </w:pPr>
+      <w:r>
+        <w:rPr>
+          <w:b/>
+          <w:bCs/>
+          <w:color w:val="833C0B" w:themeColor="accent2" w:themeShade="80"/>
         </w:rPr>
         <w:t>How does the HTML5 DOCTYPE declaration look and why is it simplified?</w:t>
       </w:r>
     </w:p>
     <w:p>
       <w:pPr>
-        <w:rPr>
-          <w:rFonts w:ascii="Times New Roman" w:hAnsi="Times New Roman" w:cs="Times New Roman"/>
-          <w:b/>
-          <w:color w:val="538135" w:themeColor="accent6" w:themeShade="BF"/>
-          <w:sz w:val="24"/>
-          <w:szCs w:val="24"/>
-          <w14:shadow w14:blurRad="38100" w14:dist="25400" w14:dir="5400000" w14:sx="100000" w14:sy="100000" w14:kx="0" w14:ky="0" w14:algn="ctr">
-            <w14:srgbClr w14:val="6E747A">
-              <w14:alpha w14:val="57000"/>
-            </w14:srgbClr>
-          </w14:shadow>
-          <w14:textOutline w14:w="0" w14:cap="flat" w14:cmpd="sng" w14:algn="ctr">
-            <w14:noFill/>
-            <w14:prstDash w14:val="solid"/>
-            <w14:round/>
-          </w14:textOutline>
-        </w:rPr>
-      </w:pPr>
-      <w:r>
-        <w:rPr>
-          <w:rFonts w:ascii="Times New Roman" w:hAnsi="Times New Roman" w:cs="Times New Roman"/>
-          <w:b/>
-          <w:color w:val="538135" w:themeColor="accent6" w:themeShade="BF"/>
-          <w:sz w:val="24"/>
-          <w:szCs w:val="24"/>
-          <w14:shadow w14:blurRad="38100" w14:dist="25400" w14:dir="5400000" w14:sx="100000" w14:sy="100000" w14:kx="0" w14:ky="0" w14:algn="ctr">
-            <w14:srgbClr w14:val="6E747A">
-              <w14:alpha w14:val="57000"/>
-            </w14:srgbClr>
-          </w14:shadow>
-          <w14:textOutline w14:w="0" w14:cap="flat" w14:cmpd="sng" w14:algn="ctr">
-            <w14:noFill/>
-            <w14:prstDash w14:val="solid"/>
-            <w14:round/>
-          </w14:textOutline>
+        <w:pStyle w:val="Heading1"/>
+        <w:rPr>
+          <w:b/>
+          <w:bCs/>
+          <w:color w:val="833C0B" w:themeColor="accent2" w:themeShade="80"/>
+        </w:rPr>
+      </w:pPr>
+      <w:r>
+        <w:rPr>
+          <w:b/>
+          <w:bCs/>
+          <w:color w:val="833C0B" w:themeColor="accent2" w:themeShade="80"/>
         </w:rPr>
         <w:t>Explain the concept of semantic HTML. Why is it important?</w:t>
       </w:r>
     </w:p>
     <w:p>
       <w:pPr>
-        <w:rPr>
-          <w:rFonts w:ascii="Times New Roman" w:hAnsi="Times New Roman" w:cs="Times New Roman"/>
-          <w:b/>
-          <w:color w:val="538135" w:themeColor="accent6" w:themeShade="BF"/>
-          <w:sz w:val="24"/>
-          <w:szCs w:val="24"/>
-          <w14:shadow w14:blurRad="38100" w14:dist="25400" w14:dir="5400000" w14:sx="100000" w14:sy="100000" w14:kx="0" w14:ky="0" w14:algn="ctr">
-            <w14:srgbClr w14:val="6E747A">
-              <w14:alpha w14:val="57000"/>
-            </w14:srgbClr>
-          </w14:shadow>
-          <w14:textOutline w14:w="0" w14:cap="flat" w14:cmpd="sng" w14:algn="ctr">
-            <w14:noFill/>
-            <w14:prstDash w14:val="solid"/>
-            <w14:round/>
-          </w14:textOutline>
-        </w:rPr>
-      </w:pPr>
-      <w:r>
-        <w:rPr>
-          <w:rFonts w:ascii="Times New Roman" w:hAnsi="Times New Roman" w:cs="Times New Roman"/>
-          <w:b/>
-          <w:color w:val="538135" w:themeColor="accent6" w:themeShade="BF"/>
-          <w:sz w:val="24"/>
-          <w:szCs w:val="24"/>
-          <w14:shadow w14:blurRad="38100" w14:dist="25400" w14:dir="5400000" w14:sx="100000" w14:sy="100000" w14:kx="0" w14:ky="0" w14:algn="ctr">
-            <w14:srgbClr w14:val="6E747A">
-              <w14:alpha w14:val="57000"/>
-            </w14:srgbClr>
-          </w14:shadow>
-          <w14:textOutline w14:w="0" w14:cap="flat" w14:cmpd="sng" w14:algn="ctr">
-            <w14:noFill/>
-            <w14:prstDash w14:val="solid"/>
-            <w14:round/>
-          </w14:textOutline>
+        <w:pStyle w:val="Heading1"/>
+        <w:rPr>
+          <w:b/>
+          <w:bCs/>
+          <w:color w:val="833C0B" w:themeColor="accent2" w:themeShade="80"/>
+        </w:rPr>
+      </w:pPr>
+      <w:r>
+        <w:rPr>
+          <w:b/>
+          <w:bCs/>
+          <w:color w:val="833C0B" w:themeColor="accent2" w:themeShade="80"/>
         </w:rPr>
         <w:t>What are data- attributes? How and when should you use them?*</w:t>
       </w:r>
     </w:p>
     <w:p>
       <w:pPr>
-        <w:rPr>
-          <w:rFonts w:ascii="Times New Roman" w:hAnsi="Times New Roman" w:cs="Times New Roman"/>
-          <w:b/>
-          <w:color w:val="538135" w:themeColor="accent6" w:themeShade="BF"/>
-          <w:sz w:val="24"/>
-          <w:szCs w:val="24"/>
-          <w14:shadow w14:blurRad="38100" w14:dist="25400" w14:dir="5400000" w14:sx="100000" w14:sy="100000" w14:kx="0" w14:ky="0" w14:algn="ctr">
-            <w14:srgbClr w14:val="6E747A">
-              <w14:alpha w14:val="57000"/>
-            </w14:srgbClr>
-          </w14:shadow>
-          <w14:textOutline w14:w="0" w14:cap="flat" w14:cmpd="sng" w14:algn="ctr">
-            <w14:noFill/>
-            <w14:prstDash w14:val="solid"/>
-            <w14:round/>
-          </w14:textOutline>
-        </w:rPr>
-      </w:pPr>
-      <w:r>
-        <w:rPr>
-          <w:rFonts w:ascii="Times New Roman" w:hAnsi="Times New Roman" w:cs="Times New Roman"/>
-          <w:b/>
-          <w:color w:val="538135" w:themeColor="accent6" w:themeShade="BF"/>
-          <w:sz w:val="24"/>
-          <w:szCs w:val="24"/>
-          <w14:shadow w14:blurRad="38100" w14:dist="25400" w14:dir="5400000" w14:sx="100000" w14:sy="100000" w14:kx="0" w14:ky="0" w14:algn="ctr">
-            <w14:srgbClr w14:val="6E747A">
-              <w14:alpha w14:val="57000"/>
-            </w14:srgbClr>
-          </w14:shadow>
-          <w14:textOutline w14:w="0" w14:cap="flat" w14:cmpd="sng" w14:algn="ctr">
-            <w14:noFill/>
-            <w14:prstDash w14:val="solid"/>
-            <w14:round/>
-          </w14:textOutline>
+        <w:pStyle w:val="Heading1"/>
+        <w:rPr>
+          <w:b/>
+          <w:bCs/>
+          <w:color w:val="833C0B" w:themeColor="accent2" w:themeShade="80"/>
+        </w:rPr>
+      </w:pPr>
+      <w:r>
+        <w:rPr>
+          <w:b/>
+          <w:bCs/>
+          <w:color w:val="833C0B" w:themeColor="accent2" w:themeShade="80"/>
         </w:rPr>
         <w:t xml:space="preserve">How does HTML5 handle offline storage? Compare </w:t>
       </w:r>
       <w:proofErr w:type="spellStart"/>
       <w:r>
         <w:rPr>
-          <w:rFonts w:ascii="Times New Roman" w:hAnsi="Times New Roman" w:cs="Times New Roman"/>
-          <w:b/>
-          <w:color w:val="538135" w:themeColor="accent6" w:themeShade="BF"/>
-          <w:sz w:val="24"/>
-          <w:szCs w:val="24"/>
-          <w14:shadow w14:blurRad="38100" w14:dist="25400" w14:dir="5400000" w14:sx="100000" w14:sy="100000" w14:kx="0" w14:ky="0" w14:algn="ctr">
-            <w14:srgbClr w14:val="6E747A">
-              <w14:alpha w14:val="57000"/>
-            </w14:srgbClr>
-          </w14:shadow>
-          <w14:textOutline w14:w="0" w14:cap="flat" w14:cmpd="sng" w14:algn="ctr">
-            <w14:noFill/>
-            <w14:prstDash w14:val="solid"/>
-            <w14:round/>
-          </w14:textOutline>
+          <w:b/>
+          <w:bCs/>
+          <w:color w:val="833C0B" w:themeColor="accent2" w:themeShade="80"/>
         </w:rPr>
         <w:t>localStorage</w:t>
       </w:r>
       <w:proofErr w:type="spellEnd"/>
       <w:r>
         <w:rPr>
-          <w:rFonts w:ascii="Times New Roman" w:hAnsi="Times New Roman" w:cs="Times New Roman"/>
-          <w:b/>
-          <w:color w:val="538135" w:themeColor="accent6" w:themeShade="BF"/>
-          <w:sz w:val="24"/>
-          <w:szCs w:val="24"/>
-          <w14:shadow w14:blurRad="38100" w14:dist="25400" w14:dir="5400000" w14:sx="100000" w14:sy="100000" w14:kx="0" w14:ky="0" w14:algn="ctr">
-            <w14:srgbClr w14:val="6E747A">
-              <w14:alpha w14:val="57000"/>
-            </w14:srgbClr>
-          </w14:shadow>
-          <w14:textOutline w14:w="0" w14:cap="flat" w14:cmpd="sng" w14:algn="ctr">
-            <w14:noFill/>
-            <w14:prstDash w14:val="solid"/>
-            <w14:round/>
-          </w14:textOutline>
+          <w:b/>
+          <w:bCs/>
+          <w:color w:val="833C0B" w:themeColor="accent2" w:themeShade="80"/>
         </w:rPr>
         <w:t xml:space="preserve"> vs </w:t>
       </w:r>
       <w:proofErr w:type="spellStart"/>
       <w:r>
         <w:rPr>
-          <w:rFonts w:ascii="Times New Roman" w:hAnsi="Times New Roman" w:cs="Times New Roman"/>
-          <w:b/>
-          <w:color w:val="538135" w:themeColor="accent6" w:themeShade="BF"/>
-          <w:sz w:val="24"/>
-          <w:szCs w:val="24"/>
-          <w14:shadow w14:blurRad="38100" w14:dist="25400" w14:dir="5400000" w14:sx="100000" w14:sy="100000" w14:kx="0" w14:ky="0" w14:algn="ctr">
-            <w14:srgbClr w14:val="6E747A">
-              <w14:alpha w14:val="57000"/>
-            </w14:srgbClr>
-          </w14:shadow>
-          <w14:textOutline w14:w="0" w14:cap="flat" w14:cmpd="sng" w14:algn="ctr">
-            <w14:noFill/>
-            <w14:prstDash w14:val="solid"/>
-            <w14:round/>
-          </w14:textOutline>
+          <w:b/>
+          <w:bCs/>
+          <w:color w:val="833C0B" w:themeColor="accent2" w:themeShade="80"/>
         </w:rPr>
         <w:t>sessionStorage</w:t>
       </w:r>
       <w:proofErr w:type="spellEnd"/>
       <w:r>
         <w:rPr>
-          <w:rFonts w:ascii="Times New Roman" w:hAnsi="Times New Roman" w:cs="Times New Roman"/>
-          <w:b/>
-          <w:color w:val="538135" w:themeColor="accent6" w:themeShade="BF"/>
-          <w:sz w:val="24"/>
-          <w:szCs w:val="24"/>
-          <w14:shadow w14:blurRad="38100" w14:dist="25400" w14:dir="5400000" w14:sx="100000" w14:sy="100000" w14:kx="0" w14:ky="0" w14:algn="ctr">
-            <w14:srgbClr w14:val="6E747A">
-              <w14:alpha w14:val="57000"/>
-            </w14:srgbClr>
-          </w14:shadow>
-          <w14:textOutline w14:w="0" w14:cap="flat" w14:cmpd="sng" w14:algn="ctr">
-            <w14:noFill/>
-            <w14:prstDash w14:val="solid"/>
-            <w14:round/>
-          </w14:textOutline>
+          <w:b/>
+          <w:bCs/>
+          <w:color w:val="833C0B" w:themeColor="accent2" w:themeShade="80"/>
         </w:rPr>
         <w:t xml:space="preserve"> vs cookies.</w:t>
       </w:r>
     </w:p>
     <w:p>
       <w:pPr>
-        <w:rPr>
-          <w:rFonts w:ascii="Times New Roman" w:hAnsi="Times New Roman" w:cs="Times New Roman"/>
-          <w:b/>
-          <w:color w:val="538135" w:themeColor="accent6" w:themeShade="BF"/>
-          <w:sz w:val="24"/>
-          <w:szCs w:val="24"/>
-          <w14:shadow w14:blurRad="38100" w14:dist="25400" w14:dir="5400000" w14:sx="100000" w14:sy="100000" w14:kx="0" w14:ky="0" w14:algn="ctr">
-            <w14:srgbClr w14:val="6E747A">
-              <w14:alpha w14:val="57000"/>
-            </w14:srgbClr>
-          </w14:shadow>
-          <w14:textOutline w14:w="0" w14:cap="flat" w14:cmpd="sng" w14:algn="ctr">
-            <w14:noFill/>
-            <w14:prstDash w14:val="solid"/>
-            <w14:round/>
-          </w14:textOutline>
-        </w:rPr>
-      </w:pPr>
-      <w:r>
-        <w:rPr>
-          <w:rFonts w:ascii="Times New Roman" w:hAnsi="Times New Roman" w:cs="Times New Roman"/>
-          <w:b/>
-          <w:color w:val="538135" w:themeColor="accent6" w:themeShade="BF"/>
-          <w:sz w:val="24"/>
-          <w:szCs w:val="24"/>
-          <w14:shadow w14:blurRad="38100" w14:dist="25400" w14:dir="5400000" w14:sx="100000" w14:sy="100000" w14:kx="0" w14:ky="0" w14:algn="ctr">
-            <w14:srgbClr w14:val="6E747A">
-              <w14:alpha w14:val="57000"/>
-            </w14:srgbClr>
-          </w14:shadow>
-          <w14:textOutline w14:w="0" w14:cap="flat" w14:cmpd="sng" w14:algn="ctr">
-            <w14:noFill/>
-            <w14:prstDash w14:val="solid"/>
-            <w14:round/>
-          </w14:textOutline>
+        <w:pStyle w:val="Heading1"/>
+        <w:rPr>
+          <w:b/>
+          <w:bCs/>
+          <w:color w:val="833C0B" w:themeColor="accent2" w:themeShade="80"/>
+        </w:rPr>
+      </w:pPr>
+      <w:r>
+        <w:rPr>
+          <w:b/>
+          <w:bCs/>
+          <w:color w:val="833C0B" w:themeColor="accent2" w:themeShade="80"/>
         </w:rPr>
         <w:t>Describe semantic tags.</w:t>
       </w:r>
     </w:p>
     <w:p>
       <w:pPr>
-        <w:rPr>
-          <w:rFonts w:ascii="Times New Roman" w:hAnsi="Times New Roman" w:cs="Times New Roman"/>
-          <w:b/>
-          <w:color w:val="538135" w:themeColor="accent6" w:themeShade="BF"/>
-          <w:sz w:val="24"/>
-          <w:szCs w:val="24"/>
-          <w14:shadow w14:blurRad="38100" w14:dist="25400" w14:dir="5400000" w14:sx="100000" w14:sy="100000" w14:kx="0" w14:ky="0" w14:algn="ctr">
-            <w14:srgbClr w14:val="6E747A">
-              <w14:alpha w14:val="57000"/>
-            </w14:srgbClr>
-          </w14:shadow>
-          <w14:textOutline w14:w="0" w14:cap="flat" w14:cmpd="sng" w14:algn="ctr">
-            <w14:noFill/>
-            <w14:prstDash w14:val="solid"/>
-            <w14:round/>
-          </w14:textOutline>
-        </w:rPr>
-      </w:pPr>
-      <w:r>
-        <w:rPr>
-          <w:rFonts w:ascii="Times New Roman" w:hAnsi="Times New Roman" w:cs="Times New Roman"/>
-          <w:b/>
-          <w:color w:val="538135" w:themeColor="accent6" w:themeShade="BF"/>
-          <w:sz w:val="24"/>
-          <w:szCs w:val="24"/>
-          <w14:shadow w14:blurRad="38100" w14:dist="25400" w14:dir="5400000" w14:sx="100000" w14:sy="100000" w14:kx="0" w14:ky="0" w14:algn="ctr">
-            <w14:srgbClr w14:val="6E747A">
-              <w14:alpha w14:val="57000"/>
-            </w14:srgbClr>
-          </w14:shadow>
-          <w14:textOutline w14:w="0" w14:cap="flat" w14:cmpd="sng" w14:algn="ctr">
-            <w14:noFill/>
-            <w14:prstDash w14:val="solid"/>
-            <w14:round/>
-          </w14:textOutline>
-        </w:rPr>
-        <w:t xml:space="preserve">Semantic tags describe the </w:t>
-      </w:r>
-      <w:r>
-        <w:rPr>
-          <w:rFonts w:ascii="Times New Roman" w:hAnsi="Times New Roman" w:cs="Times New Roman"/>
-          <w:b/>
-          <w:bCs/>
-          <w:color w:val="538135" w:themeColor="accent6" w:themeShade="BF"/>
-          <w:sz w:val="24"/>
-          <w:szCs w:val="24"/>
-          <w14:shadow w14:blurRad="38100" w14:dist="25400" w14:dir="5400000" w14:sx="100000" w14:sy="100000" w14:kx="0" w14:ky="0" w14:algn="ctr">
-            <w14:srgbClr w14:val="6E747A">
-              <w14:alpha w14:val="57000"/>
-            </w14:srgbClr>
-          </w14:shadow>
-          <w14:textOutline w14:w="0" w14:cap="flat" w14:cmpd="sng" w14:algn="ctr">
-            <w14:noFill/>
-            <w14:prstDash w14:val="solid"/>
-            <w14:round/>
-          </w14:textOutline>
-        </w:rPr>
-        <w:t>meaning</w:t>
-      </w:r>
-      <w:r>
-        <w:rPr>
-          <w:rFonts w:ascii="Times New Roman" w:hAnsi="Times New Roman" w:cs="Times New Roman"/>
-          <w:b/>
-          <w:color w:val="538135" w:themeColor="accent6" w:themeShade="BF"/>
-          <w:sz w:val="24"/>
-          <w:szCs w:val="24"/>
-          <w14:shadow w14:blurRad="38100" w14:dist="25400" w14:dir="5400000" w14:sx="100000" w14:sy="100000" w14:kx="0" w14:ky="0" w14:algn="ctr">
-            <w14:srgbClr w14:val="6E747A">
-              <w14:alpha w14:val="57000"/>
-            </w14:srgbClr>
-          </w14:shadow>
-          <w14:textOutline w14:w="0" w14:cap="flat" w14:cmpd="sng" w14:algn="ctr">
-            <w14:noFill/>
-            <w14:prstDash w14:val="solid"/>
-            <w14:round/>
-          </w14:textOutline>
-        </w:rPr>
-        <w:t xml:space="preserve"> of the content:</w:t>
+        <w:pStyle w:val="Heading1"/>
+        <w:rPr>
+          <w:b/>
+          <w:bCs/>
+          <w:color w:val="833C0B" w:themeColor="accent2" w:themeShade="80"/>
+        </w:rPr>
+      </w:pPr>
+      <w:r>
+        <w:rPr>
+          <w:b/>
+          <w:bCs/>
+          <w:color w:val="833C0B" w:themeColor="accent2" w:themeShade="80"/>
+        </w:rPr>
+        <w:t>Semantic tags describe the meaning of the content:</w:t>
       </w:r>
     </w:p>
     <w:p>
@@ -1832,6 +1259,257 @@
     </w:p>
     <w:p>
       <w:pPr>
+        <w:pStyle w:val="Heading1"/>
+        <w:rPr>
+          <w:b/>
+          <w:bCs/>
+          <w:color w:val="833C0B" w:themeColor="accent2" w:themeShade="80"/>
+        </w:rPr>
+      </w:pPr>
+      <w:r>
+        <w:rPr>
+          <w:b/>
+          <w:bCs/>
+          <w:color w:val="833C0B" w:themeColor="accent2" w:themeShade="80"/>
+        </w:rPr>
+        <w:lastRenderedPageBreak/>
+        <w:t>What is CSS and its uses?</w:t>
+      </w:r>
+    </w:p>
+    <w:p>
+      <w:pPr>
+        <w:rPr>
+          <w:rFonts w:ascii="Times New Roman" w:hAnsi="Times New Roman" w:cs="Times New Roman"/>
+          <w:color w:val="000000" w:themeColor="text1"/>
+          <w:sz w:val="24"/>
+          <w:szCs w:val="24"/>
+          <w14:shadow w14:blurRad="38100" w14:dist="19050" w14:dir="2700000" w14:sx="100000" w14:sy="100000" w14:kx="0" w14:ky="0" w14:algn="tl">
+            <w14:schemeClr w14:val="dk1">
+              <w14:alpha w14:val="60000"/>
+            </w14:schemeClr>
+          </w14:shadow>
+          <w14:textOutline w14:w="0" w14:cap="flat" w14:cmpd="sng" w14:algn="ctr">
+            <w14:noFill/>
+            <w14:prstDash w14:val="solid"/>
+            <w14:round/>
+          </w14:textOutline>
+        </w:rPr>
+      </w:pPr>
+      <w:r>
+        <w:rPr>
+          <w:rFonts w:ascii="Times New Roman" w:hAnsi="Times New Roman" w:cs="Times New Roman"/>
+          <w:color w:val="000000" w:themeColor="text1"/>
+          <w:sz w:val="24"/>
+          <w:szCs w:val="24"/>
+          <w14:shadow w14:blurRad="38100" w14:dist="19050" w14:dir="2700000" w14:sx="100000" w14:sy="100000" w14:kx="0" w14:ky="0" w14:algn="tl">
+            <w14:schemeClr w14:val="dk1">
+              <w14:alpha w14:val="60000"/>
+            </w14:schemeClr>
+          </w14:shadow>
+          <w14:textOutline w14:w="0" w14:cap="flat" w14:cmpd="sng" w14:algn="ctr">
+            <w14:noFill/>
+            <w14:prstDash w14:val="solid"/>
+            <w14:round/>
+          </w14:textOutline>
+        </w:rPr>
+        <w:t xml:space="preserve">CSS stands for </w:t>
+      </w:r>
+      <w:r>
+        <w:rPr>
+          <w:rFonts w:ascii="Times New Roman" w:hAnsi="Times New Roman" w:cs="Times New Roman"/>
+          <w:b/>
+          <w:bCs/>
+          <w:color w:val="000000" w:themeColor="text1"/>
+          <w:sz w:val="24"/>
+          <w:szCs w:val="24"/>
+          <w14:shadow w14:blurRad="38100" w14:dist="19050" w14:dir="2700000" w14:sx="100000" w14:sy="100000" w14:kx="0" w14:ky="0" w14:algn="tl">
+            <w14:schemeClr w14:val="dk1">
+              <w14:alpha w14:val="60000"/>
+            </w14:schemeClr>
+          </w14:shadow>
+          <w14:textOutline w14:w="0" w14:cap="flat" w14:cmpd="sng" w14:algn="ctr">
+            <w14:noFill/>
+            <w14:prstDash w14:val="solid"/>
+            <w14:round/>
+          </w14:textOutline>
+        </w:rPr>
+        <w:t>Cascading Style Sheets</w:t>
+      </w:r>
+      <w:r>
+        <w:rPr>
+          <w:rFonts w:ascii="Times New Roman" w:hAnsi="Times New Roman" w:cs="Times New Roman"/>
+          <w:color w:val="000000" w:themeColor="text1"/>
+          <w:sz w:val="24"/>
+          <w:szCs w:val="24"/>
+          <w14:shadow w14:blurRad="38100" w14:dist="19050" w14:dir="2700000" w14:sx="100000" w14:sy="100000" w14:kx="0" w14:ky="0" w14:algn="tl">
+            <w14:schemeClr w14:val="dk1">
+              <w14:alpha w14:val="60000"/>
+            </w14:schemeClr>
+          </w14:shadow>
+          <w14:textOutline w14:w="0" w14:cap="flat" w14:cmpd="sng" w14:algn="ctr">
+            <w14:noFill/>
+            <w14:prstDash w14:val="solid"/>
+            <w14:round/>
+          </w14:textOutline>
+        </w:rPr>
+        <w:t>, and it is a language used for styling and formatting</w:t>
+      </w:r>
+      <w:r>
+        <w:rPr>
+          <w:rFonts w:ascii="Times New Roman" w:hAnsi="Times New Roman" w:cs="Times New Roman"/>
+          <w:color w:val="000000" w:themeColor="text1"/>
+          <w:sz w:val="24"/>
+          <w:szCs w:val="24"/>
+          <w14:shadow w14:blurRad="38100" w14:dist="19050" w14:dir="2700000" w14:sx="100000" w14:sy="100000" w14:kx="0" w14:ky="0" w14:algn="tl">
+            <w14:schemeClr w14:val="dk1">
+              <w14:alpha w14:val="60000"/>
+            </w14:schemeClr>
+          </w14:shadow>
+          <w14:textOutline w14:w="0" w14:cap="flat" w14:cmpd="sng" w14:algn="ctr">
+            <w14:noFill/>
+            <w14:prstDash w14:val="solid"/>
+            <w14:round/>
+          </w14:textOutline>
+        </w:rPr>
+        <w:t xml:space="preserve"> </w:t>
+      </w:r>
+      <w:r>
+        <w:rPr>
+          <w:rFonts w:ascii="Times New Roman" w:hAnsi="Times New Roman" w:cs="Times New Roman"/>
+          <w:color w:val="000000" w:themeColor="text1"/>
+          <w:sz w:val="24"/>
+          <w:szCs w:val="24"/>
+          <w14:shadow w14:blurRad="38100" w14:dist="19050" w14:dir="2700000" w14:sx="100000" w14:sy="100000" w14:kx="0" w14:ky="0" w14:algn="tl">
+            <w14:schemeClr w14:val="dk1">
+              <w14:alpha w14:val="60000"/>
+            </w14:schemeClr>
+          </w14:shadow>
+          <w14:textOutline w14:w="0" w14:cap="flat" w14:cmpd="sng" w14:algn="ctr">
+            <w14:noFill/>
+            <w14:prstDash w14:val="solid"/>
+            <w14:round/>
+          </w14:textOutline>
+        </w:rPr>
+        <w:t xml:space="preserve">HTML elements or </w:t>
+      </w:r>
+      <w:r>
+        <w:rPr>
+          <w:rFonts w:ascii="Times New Roman" w:hAnsi="Times New Roman" w:cs="Times New Roman"/>
+          <w:color w:val="000000" w:themeColor="text1"/>
+          <w:sz w:val="24"/>
+          <w:szCs w:val="24"/>
+          <w14:shadow w14:blurRad="38100" w14:dist="19050" w14:dir="2700000" w14:sx="100000" w14:sy="100000" w14:kx="0" w14:ky="0" w14:algn="tl">
+            <w14:schemeClr w14:val="dk1">
+              <w14:alpha w14:val="60000"/>
+            </w14:schemeClr>
+          </w14:shadow>
+          <w14:textOutline w14:w="0" w14:cap="flat" w14:cmpd="sng" w14:algn="ctr">
+            <w14:noFill/>
+            <w14:prstDash w14:val="solid"/>
+            <w14:round/>
+          </w14:textOutline>
+        </w:rPr>
+        <w:t>UI components</w:t>
+      </w:r>
+      <w:r>
+        <w:rPr>
+          <w:rFonts w:ascii="Times New Roman" w:hAnsi="Times New Roman" w:cs="Times New Roman"/>
+          <w:color w:val="000000" w:themeColor="text1"/>
+          <w:sz w:val="24"/>
+          <w:szCs w:val="24"/>
+          <w14:shadow w14:blurRad="38100" w14:dist="19050" w14:dir="2700000" w14:sx="100000" w14:sy="100000" w14:kx="0" w14:ky="0" w14:algn="tl">
+            <w14:schemeClr w14:val="dk1">
+              <w14:alpha w14:val="60000"/>
+            </w14:schemeClr>
+          </w14:shadow>
+          <w14:textOutline w14:w="0" w14:cap="flat" w14:cmpd="sng" w14:algn="ctr">
+            <w14:noFill/>
+            <w14:prstDash w14:val="solid"/>
+            <w14:round/>
+          </w14:textOutline>
+        </w:rPr>
+        <w:t xml:space="preserve"> how it should </w:t>
+      </w:r>
+      <w:r>
+        <w:rPr>
+          <w:rFonts w:ascii="Times New Roman" w:hAnsi="Times New Roman" w:cs="Times New Roman"/>
+          <w:color w:val="000000" w:themeColor="text1"/>
+          <w:sz w:val="24"/>
+          <w:szCs w:val="24"/>
+          <w14:shadow w14:blurRad="38100" w14:dist="19050" w14:dir="2700000" w14:sx="100000" w14:sy="100000" w14:kx="0" w14:ky="0" w14:algn="tl">
+            <w14:schemeClr w14:val="dk1">
+              <w14:alpha w14:val="60000"/>
+            </w14:schemeClr>
+          </w14:shadow>
+          <w14:textOutline w14:w="0" w14:cap="flat" w14:cmpd="sng" w14:algn="ctr">
+            <w14:noFill/>
+            <w14:prstDash w14:val="solid"/>
+            <w14:round/>
+          </w14:textOutline>
+        </w:rPr>
+        <w:t>display</w:t>
+      </w:r>
+      <w:r>
+        <w:rPr>
+          <w:rFonts w:ascii="Times New Roman" w:hAnsi="Times New Roman" w:cs="Times New Roman"/>
+          <w:color w:val="000000" w:themeColor="text1"/>
+          <w:sz w:val="24"/>
+          <w:szCs w:val="24"/>
+          <w14:shadow w14:blurRad="38100" w14:dist="19050" w14:dir="2700000" w14:sx="100000" w14:sy="100000" w14:kx="0" w14:ky="0" w14:algn="tl">
+            <w14:schemeClr w14:val="dk1">
+              <w14:alpha w14:val="60000"/>
+            </w14:schemeClr>
+          </w14:shadow>
+          <w14:textOutline w14:w="0" w14:cap="flat" w14:cmpd="sng" w14:algn="ctr">
+            <w14:noFill/>
+            <w14:prstDash w14:val="solid"/>
+            <w14:round/>
+          </w14:textOutline>
+        </w:rPr>
+        <w:t xml:space="preserve"> on web page.</w:t>
+      </w:r>
+    </w:p>
+    <w:p>
+      <w:pPr>
+        <w:rPr>
+          <w:rFonts w:ascii="Times New Roman" w:hAnsi="Times New Roman" w:cs="Times New Roman"/>
+          <w:color w:val="000000" w:themeColor="text1"/>
+          <w:sz w:val="24"/>
+          <w:szCs w:val="24"/>
+          <w14:shadow w14:blurRad="38100" w14:dist="19050" w14:dir="2700000" w14:sx="100000" w14:sy="100000" w14:kx="0" w14:ky="0" w14:algn="tl">
+            <w14:schemeClr w14:val="dk1">
+              <w14:alpha w14:val="60000"/>
+            </w14:schemeClr>
+          </w14:shadow>
+          <w14:textOutline w14:w="0" w14:cap="flat" w14:cmpd="sng" w14:algn="ctr">
+            <w14:noFill/>
+            <w14:prstDash w14:val="solid"/>
+            <w14:round/>
+          </w14:textOutline>
+        </w:rPr>
+      </w:pPr>
+      <w:r>
+        <w:rPr>
+          <w:rFonts w:ascii="Times New Roman" w:hAnsi="Times New Roman" w:cs="Times New Roman"/>
+          <w:color w:val="000000" w:themeColor="text1"/>
+          <w:sz w:val="24"/>
+          <w:szCs w:val="24"/>
+          <w14:shadow w14:blurRad="38100" w14:dist="19050" w14:dir="2700000" w14:sx="100000" w14:sy="100000" w14:kx="0" w14:ky="0" w14:algn="tl">
+            <w14:schemeClr w14:val="dk1">
+              <w14:alpha w14:val="60000"/>
+            </w14:schemeClr>
+          </w14:shadow>
+          <w14:textOutline w14:w="0" w14:cap="flat" w14:cmpd="sng" w14:algn="ctr">
+            <w14:noFill/>
+            <w14:prstDash w14:val="solid"/>
+            <w14:round/>
+          </w14:textOutline>
+        </w:rPr>
+        <w:t>Using CSS properties HTML elements will be styled up.</w:t>
+      </w:r>
+    </w:p>
+    <w:p>
+      <w:pPr>
         <w:ind w:left="720" w:firstLine="720"/>
         <w:rPr>
           <w:rFonts w:ascii="Times New Roman" w:hAnsi="Times New Roman" w:cs="Times New Roman"/>
@@ -1849,280 +1527,6 @@
           </w14:textOutline>
         </w:rPr>
       </w:pPr>
-      <w:r>
-        <w:rPr>
-          <w:rFonts w:ascii="Times New Roman" w:hAnsi="Times New Roman" w:cs="Times New Roman"/>
-          <w:b/>
-          <w:bCs/>
-          <w:color w:val="000000" w:themeColor="text1"/>
-          <w:sz w:val="24"/>
-          <w:szCs w:val="24"/>
-          <w14:shadow w14:blurRad="38100" w14:dist="19050" w14:dir="2700000" w14:sx="100000" w14:sy="100000" w14:kx="0" w14:ky="0" w14:algn="tl">
-            <w14:schemeClr w14:val="dk1">
-              <w14:alpha w14:val="60000"/>
-            </w14:schemeClr>
-          </w14:shadow>
-          <w14:textOutline w14:w="0" w14:cap="flat" w14:cmpd="sng" w14:algn="ctr">
-            <w14:noFill/>
-            <w14:prstDash w14:val="solid"/>
-            <w14:round/>
-          </w14:textOutline>
-        </w:rPr>
-        <w:t>What is CSS and its uses</w:t>
-      </w:r>
-      <w:r>
-        <w:rPr>
-          <w:rFonts w:ascii="Times New Roman" w:hAnsi="Times New Roman" w:cs="Times New Roman"/>
-          <w:b/>
-          <w:bCs/>
-          <w:color w:val="000000" w:themeColor="text1"/>
-          <w:sz w:val="24"/>
-          <w:szCs w:val="24"/>
-          <w14:shadow w14:blurRad="38100" w14:dist="19050" w14:dir="2700000" w14:sx="100000" w14:sy="100000" w14:kx="0" w14:ky="0" w14:algn="tl">
-            <w14:schemeClr w14:val="dk1">
-              <w14:alpha w14:val="60000"/>
-            </w14:schemeClr>
-          </w14:shadow>
-          <w14:textOutline w14:w="0" w14:cap="flat" w14:cmpd="sng" w14:algn="ctr">
-            <w14:noFill/>
-            <w14:prstDash w14:val="solid"/>
-            <w14:round/>
-          </w14:textOutline>
-        </w:rPr>
-        <w:t>?</w:t>
-      </w:r>
-    </w:p>
-    <w:p>
-      <w:pPr>
-        <w:rPr>
-          <w:rFonts w:ascii="Times New Roman" w:hAnsi="Times New Roman" w:cs="Times New Roman"/>
-          <w:color w:val="000000" w:themeColor="text1"/>
-          <w:sz w:val="24"/>
-          <w:szCs w:val="24"/>
-          <w14:shadow w14:blurRad="38100" w14:dist="19050" w14:dir="2700000" w14:sx="100000" w14:sy="100000" w14:kx="0" w14:ky="0" w14:algn="tl">
-            <w14:schemeClr w14:val="dk1">
-              <w14:alpha w14:val="60000"/>
-            </w14:schemeClr>
-          </w14:shadow>
-          <w14:textOutline w14:w="0" w14:cap="flat" w14:cmpd="sng" w14:algn="ctr">
-            <w14:noFill/>
-            <w14:prstDash w14:val="solid"/>
-            <w14:round/>
-          </w14:textOutline>
-        </w:rPr>
-      </w:pPr>
-      <w:r>
-        <w:rPr>
-          <w:rFonts w:ascii="Times New Roman" w:hAnsi="Times New Roman" w:cs="Times New Roman"/>
-          <w:color w:val="000000" w:themeColor="text1"/>
-          <w:sz w:val="24"/>
-          <w:szCs w:val="24"/>
-          <w14:shadow w14:blurRad="38100" w14:dist="19050" w14:dir="2700000" w14:sx="100000" w14:sy="100000" w14:kx="0" w14:ky="0" w14:algn="tl">
-            <w14:schemeClr w14:val="dk1">
-              <w14:alpha w14:val="60000"/>
-            </w14:schemeClr>
-          </w14:shadow>
-          <w14:textOutline w14:w="0" w14:cap="flat" w14:cmpd="sng" w14:algn="ctr">
-            <w14:noFill/>
-            <w14:prstDash w14:val="solid"/>
-            <w14:round/>
-          </w14:textOutline>
-        </w:rPr>
-        <w:t xml:space="preserve">CSS stands for </w:t>
-      </w:r>
-      <w:r>
-        <w:rPr>
-          <w:rFonts w:ascii="Times New Roman" w:hAnsi="Times New Roman" w:cs="Times New Roman"/>
-          <w:b/>
-          <w:bCs/>
-          <w:color w:val="000000" w:themeColor="text1"/>
-          <w:sz w:val="24"/>
-          <w:szCs w:val="24"/>
-          <w14:shadow w14:blurRad="38100" w14:dist="19050" w14:dir="2700000" w14:sx="100000" w14:sy="100000" w14:kx="0" w14:ky="0" w14:algn="tl">
-            <w14:schemeClr w14:val="dk1">
-              <w14:alpha w14:val="60000"/>
-            </w14:schemeClr>
-          </w14:shadow>
-          <w14:textOutline w14:w="0" w14:cap="flat" w14:cmpd="sng" w14:algn="ctr">
-            <w14:noFill/>
-            <w14:prstDash w14:val="solid"/>
-            <w14:round/>
-          </w14:textOutline>
-        </w:rPr>
-        <w:t>Cascading Style Sheets</w:t>
-      </w:r>
-      <w:r>
-        <w:rPr>
-          <w:rFonts w:ascii="Times New Roman" w:hAnsi="Times New Roman" w:cs="Times New Roman"/>
-          <w:color w:val="000000" w:themeColor="text1"/>
-          <w:sz w:val="24"/>
-          <w:szCs w:val="24"/>
-          <w14:shadow w14:blurRad="38100" w14:dist="19050" w14:dir="2700000" w14:sx="100000" w14:sy="100000" w14:kx="0" w14:ky="0" w14:algn="tl">
-            <w14:schemeClr w14:val="dk1">
-              <w14:alpha w14:val="60000"/>
-            </w14:schemeClr>
-          </w14:shadow>
-          <w14:textOutline w14:w="0" w14:cap="flat" w14:cmpd="sng" w14:algn="ctr">
-            <w14:noFill/>
-            <w14:prstDash w14:val="solid"/>
-            <w14:round/>
-          </w14:textOutline>
-        </w:rPr>
-        <w:t>, and it is a language used for styling and formatting</w:t>
-      </w:r>
-      <w:r>
-        <w:rPr>
-          <w:rFonts w:ascii="Times New Roman" w:hAnsi="Times New Roman" w:cs="Times New Roman"/>
-          <w:color w:val="000000" w:themeColor="text1"/>
-          <w:sz w:val="24"/>
-          <w:szCs w:val="24"/>
-          <w14:shadow w14:blurRad="38100" w14:dist="19050" w14:dir="2700000" w14:sx="100000" w14:sy="100000" w14:kx="0" w14:ky="0" w14:algn="tl">
-            <w14:schemeClr w14:val="dk1">
-              <w14:alpha w14:val="60000"/>
-            </w14:schemeClr>
-          </w14:shadow>
-          <w14:textOutline w14:w="0" w14:cap="flat" w14:cmpd="sng" w14:algn="ctr">
-            <w14:noFill/>
-            <w14:prstDash w14:val="solid"/>
-            <w14:round/>
-          </w14:textOutline>
-        </w:rPr>
-        <w:t xml:space="preserve"> </w:t>
-      </w:r>
-      <w:r>
-        <w:rPr>
-          <w:rFonts w:ascii="Times New Roman" w:hAnsi="Times New Roman" w:cs="Times New Roman"/>
-          <w:color w:val="000000" w:themeColor="text1"/>
-          <w:sz w:val="24"/>
-          <w:szCs w:val="24"/>
-          <w14:shadow w14:blurRad="38100" w14:dist="19050" w14:dir="2700000" w14:sx="100000" w14:sy="100000" w14:kx="0" w14:ky="0" w14:algn="tl">
-            <w14:schemeClr w14:val="dk1">
-              <w14:alpha w14:val="60000"/>
-            </w14:schemeClr>
-          </w14:shadow>
-          <w14:textOutline w14:w="0" w14:cap="flat" w14:cmpd="sng" w14:algn="ctr">
-            <w14:noFill/>
-            <w14:prstDash w14:val="solid"/>
-            <w14:round/>
-          </w14:textOutline>
-        </w:rPr>
-        <w:t xml:space="preserve">HTML elements or </w:t>
-      </w:r>
-      <w:r>
-        <w:rPr>
-          <w:rFonts w:ascii="Times New Roman" w:hAnsi="Times New Roman" w:cs="Times New Roman"/>
-          <w:color w:val="000000" w:themeColor="text1"/>
-          <w:sz w:val="24"/>
-          <w:szCs w:val="24"/>
-          <w14:shadow w14:blurRad="38100" w14:dist="19050" w14:dir="2700000" w14:sx="100000" w14:sy="100000" w14:kx="0" w14:ky="0" w14:algn="tl">
-            <w14:schemeClr w14:val="dk1">
-              <w14:alpha w14:val="60000"/>
-            </w14:schemeClr>
-          </w14:shadow>
-          <w14:textOutline w14:w="0" w14:cap="flat" w14:cmpd="sng" w14:algn="ctr">
-            <w14:noFill/>
-            <w14:prstDash w14:val="solid"/>
-            <w14:round/>
-          </w14:textOutline>
-        </w:rPr>
-        <w:t>UI components</w:t>
-      </w:r>
-      <w:r>
-        <w:rPr>
-          <w:rFonts w:ascii="Times New Roman" w:hAnsi="Times New Roman" w:cs="Times New Roman"/>
-          <w:color w:val="000000" w:themeColor="text1"/>
-          <w:sz w:val="24"/>
-          <w:szCs w:val="24"/>
-          <w14:shadow w14:blurRad="38100" w14:dist="19050" w14:dir="2700000" w14:sx="100000" w14:sy="100000" w14:kx="0" w14:ky="0" w14:algn="tl">
-            <w14:schemeClr w14:val="dk1">
-              <w14:alpha w14:val="60000"/>
-            </w14:schemeClr>
-          </w14:shadow>
-          <w14:textOutline w14:w="0" w14:cap="flat" w14:cmpd="sng" w14:algn="ctr">
-            <w14:noFill/>
-            <w14:prstDash w14:val="solid"/>
-            <w14:round/>
-          </w14:textOutline>
-        </w:rPr>
-        <w:t xml:space="preserve"> how it should </w:t>
-      </w:r>
-      <w:r>
-        <w:rPr>
-          <w:rFonts w:ascii="Times New Roman" w:hAnsi="Times New Roman" w:cs="Times New Roman"/>
-          <w:color w:val="000000" w:themeColor="text1"/>
-          <w:sz w:val="24"/>
-          <w:szCs w:val="24"/>
-          <w14:shadow w14:blurRad="38100" w14:dist="19050" w14:dir="2700000" w14:sx="100000" w14:sy="100000" w14:kx="0" w14:ky="0" w14:algn="tl">
-            <w14:schemeClr w14:val="dk1">
-              <w14:alpha w14:val="60000"/>
-            </w14:schemeClr>
-          </w14:shadow>
-          <w14:textOutline w14:w="0" w14:cap="flat" w14:cmpd="sng" w14:algn="ctr">
-            <w14:noFill/>
-            <w14:prstDash w14:val="solid"/>
-            <w14:round/>
-          </w14:textOutline>
-        </w:rPr>
-        <w:t>display</w:t>
-      </w:r>
-      <w:r>
-        <w:rPr>
-          <w:rFonts w:ascii="Times New Roman" w:hAnsi="Times New Roman" w:cs="Times New Roman"/>
-          <w:color w:val="000000" w:themeColor="text1"/>
-          <w:sz w:val="24"/>
-          <w:szCs w:val="24"/>
-          <w14:shadow w14:blurRad="38100" w14:dist="19050" w14:dir="2700000" w14:sx="100000" w14:sy="100000" w14:kx="0" w14:ky="0" w14:algn="tl">
-            <w14:schemeClr w14:val="dk1">
-              <w14:alpha w14:val="60000"/>
-            </w14:schemeClr>
-          </w14:shadow>
-          <w14:textOutline w14:w="0" w14:cap="flat" w14:cmpd="sng" w14:algn="ctr">
-            <w14:noFill/>
-            <w14:prstDash w14:val="solid"/>
-            <w14:round/>
-          </w14:textOutline>
-        </w:rPr>
-        <w:t xml:space="preserve"> on web page.</w:t>
-      </w:r>
-    </w:p>
-    <w:p>
-      <w:pPr>
-        <w:rPr>
-          <w:rFonts w:ascii="Times New Roman" w:hAnsi="Times New Roman" w:cs="Times New Roman"/>
-          <w:color w:val="000000" w:themeColor="text1"/>
-          <w:sz w:val="24"/>
-          <w:szCs w:val="24"/>
-          <w14:shadow w14:blurRad="38100" w14:dist="19050" w14:dir="2700000" w14:sx="100000" w14:sy="100000" w14:kx="0" w14:ky="0" w14:algn="tl">
-            <w14:schemeClr w14:val="dk1">
-              <w14:alpha w14:val="60000"/>
-            </w14:schemeClr>
-          </w14:shadow>
-          <w14:textOutline w14:w="0" w14:cap="flat" w14:cmpd="sng" w14:algn="ctr">
-            <w14:noFill/>
-            <w14:prstDash w14:val="solid"/>
-            <w14:round/>
-          </w14:textOutline>
-        </w:rPr>
-      </w:pPr>
-      <w:r>
-        <w:rPr>
-          <w:rFonts w:ascii="Times New Roman" w:hAnsi="Times New Roman" w:cs="Times New Roman"/>
-          <w:color w:val="000000" w:themeColor="text1"/>
-          <w:sz w:val="24"/>
-          <w:szCs w:val="24"/>
-          <w14:shadow w14:blurRad="38100" w14:dist="19050" w14:dir="2700000" w14:sx="100000" w14:sy="100000" w14:kx="0" w14:ky="0" w14:algn="tl">
-            <w14:schemeClr w14:val="dk1">
-              <w14:alpha w14:val="60000"/>
-            </w14:schemeClr>
-          </w14:shadow>
-          <w14:textOutline w14:w="0" w14:cap="flat" w14:cmpd="sng" w14:algn="ctr">
-            <w14:noFill/>
-            <w14:prstDash w14:val="solid"/>
-            <w14:round/>
-          </w14:textOutline>
-        </w:rPr>
-        <w:t>Using CSS properties HTML elements will be styled up.</w:t>
-      </w:r>
     </w:p>
     <w:p>
       <w:pPr>
@@ -2143,10 +1547,7 @@
           </w14:textOutline>
         </w:rPr>
       </w:pPr>
-    </w:p>
-    <w:p>
-      <w:pPr>
-        <w:ind w:left="720" w:firstLine="720"/>
+      <w:r>
         <w:rPr>
           <w:rFonts w:ascii="Times New Roman" w:hAnsi="Times New Roman" w:cs="Times New Roman"/>
           <w:b/>
@@ -2162,107 +1563,39 @@
             <w14:round/>
           </w14:textOutline>
         </w:rPr>
-      </w:pPr>
-      <w:r>
-        <w:rPr>
-          <w:rFonts w:ascii="Times New Roman" w:hAnsi="Times New Roman" w:cs="Times New Roman"/>
-          <w:b/>
-          <w:bCs/>
-          <w:color w:val="F7CAAC" w:themeColor="accent2" w:themeTint="66"/>
-          <w:sz w:val="24"/>
-          <w:szCs w:val="24"/>
-          <w14:textOutline w14:w="11112" w14:cap="flat" w14:cmpd="sng" w14:algn="ctr">
-            <w14:solidFill>
-              <w14:schemeClr w14:val="accent2"/>
-            </w14:solidFill>
-            <w14:prstDash w14:val="solid"/>
-            <w14:round/>
-          </w14:textOutline>
-        </w:rPr>
         <w:t>Questions on JAVASCRIPT</w:t>
       </w:r>
     </w:p>
     <w:p>
       <w:pPr>
-        <w:rPr>
-          <w:rFonts w:ascii="Times New Roman" w:hAnsi="Times New Roman" w:cs="Times New Roman"/>
-          <w:b/>
-          <w:bCs/>
-          <w:color w:val="000000" w:themeColor="text1"/>
-          <w:sz w:val="24"/>
-          <w:szCs w:val="24"/>
-          <w14:shadow w14:blurRad="38100" w14:dist="19050" w14:dir="2700000" w14:sx="100000" w14:sy="100000" w14:kx="0" w14:ky="0" w14:algn="tl">
-            <w14:schemeClr w14:val="dk1">
-              <w14:alpha w14:val="60000"/>
-            </w14:schemeClr>
-          </w14:shadow>
-          <w14:textOutline w14:w="0" w14:cap="flat" w14:cmpd="sng" w14:algn="ctr">
-            <w14:noFill/>
-            <w14:prstDash w14:val="solid"/>
-            <w14:round/>
-          </w14:textOutline>
-        </w:rPr>
-      </w:pPr>
-      <w:r>
-        <w:rPr>
-          <w:rFonts w:ascii="Times New Roman" w:hAnsi="Times New Roman" w:cs="Times New Roman"/>
-          <w:b/>
-          <w:bCs/>
-          <w:color w:val="000000" w:themeColor="text1"/>
-          <w:sz w:val="24"/>
-          <w:szCs w:val="24"/>
-          <w14:shadow w14:blurRad="38100" w14:dist="19050" w14:dir="2700000" w14:sx="100000" w14:sy="100000" w14:kx="0" w14:ky="0" w14:algn="tl">
-            <w14:schemeClr w14:val="dk1">
-              <w14:alpha w14:val="60000"/>
-            </w14:schemeClr>
-          </w14:shadow>
-          <w14:textOutline w14:w="0" w14:cap="flat" w14:cmpd="sng" w14:algn="ctr">
-            <w14:noFill/>
-            <w14:prstDash w14:val="solid"/>
-            <w14:round/>
-          </w14:textOutline>
+        <w:pStyle w:val="Heading1"/>
+        <w:rPr>
+          <w:b/>
+          <w:bCs/>
+          <w:color w:val="833C0B" w:themeColor="accent2" w:themeShade="80"/>
+        </w:rPr>
+      </w:pPr>
+      <w:r>
+        <w:rPr>
+          <w:b/>
+          <w:bCs/>
+          <w:color w:val="833C0B" w:themeColor="accent2" w:themeShade="80"/>
         </w:rPr>
         <w:t xml:space="preserve">What is </w:t>
       </w:r>
       <w:r>
         <w:rPr>
-          <w:rFonts w:ascii="Times New Roman" w:hAnsi="Times New Roman" w:cs="Times New Roman"/>
-          <w:b/>
-          <w:bCs/>
-          <w:color w:val="000000" w:themeColor="text1"/>
-          <w:sz w:val="24"/>
-          <w:szCs w:val="24"/>
-          <w14:shadow w14:blurRad="38100" w14:dist="19050" w14:dir="2700000" w14:sx="100000" w14:sy="100000" w14:kx="0" w14:ky="0" w14:algn="tl">
-            <w14:schemeClr w14:val="dk1">
-              <w14:alpha w14:val="60000"/>
-            </w14:schemeClr>
-          </w14:shadow>
-          <w14:textOutline w14:w="0" w14:cap="flat" w14:cmpd="sng" w14:algn="ctr">
-            <w14:noFill/>
-            <w14:prstDash w14:val="solid"/>
-            <w14:round/>
-          </w14:textOutline>
+          <w:b/>
+          <w:bCs/>
+          <w:color w:val="833C0B" w:themeColor="accent2" w:themeShade="80"/>
         </w:rPr>
         <w:t>JavaScript</w:t>
       </w:r>
       <w:r>
         <w:rPr>
-          <w:rFonts w:ascii="Times New Roman" w:hAnsi="Times New Roman" w:cs="Times New Roman"/>
-          <w:b/>
-          <w:bCs/>
-          <w:color w:val="000000" w:themeColor="text1"/>
-          <w:sz w:val="24"/>
-          <w:szCs w:val="24"/>
-          <w14:shadow w14:blurRad="38100" w14:dist="19050" w14:dir="2700000" w14:sx="100000" w14:sy="100000" w14:kx="0" w14:ky="0" w14:algn="tl">
-            <w14:schemeClr w14:val="dk1">
-              <w14:alpha w14:val="60000"/>
-            </w14:schemeClr>
-          </w14:shadow>
-          <w14:textOutline w14:w="0" w14:cap="flat" w14:cmpd="sng" w14:algn="ctr">
-            <w14:noFill/>
-            <w14:prstDash w14:val="solid"/>
-            <w14:round/>
-          </w14:textOutline>
+          <w:b/>
+          <w:bCs/>
+          <w:color w:val="833C0B" w:themeColor="accent2" w:themeShade="80"/>
         </w:rPr>
         <w:t xml:space="preserve"> and its purpose?</w:t>
       </w:r>
@@ -2303,7 +1636,6 @@
             <w14:round/>
           </w14:textOutline>
         </w:rPr>
-        <w:lastRenderedPageBreak/>
         <w:t xml:space="preserve">High level </w:t>
       </w:r>
       <w:r>
@@ -2896,87 +2228,36 @@
     </w:p>
     <w:p>
       <w:pPr>
-        <w:rPr>
-          <w:rFonts w:ascii="Times New Roman" w:hAnsi="Times New Roman" w:cs="Times New Roman"/>
-          <w:b/>
-          <w:bCs/>
-          <w:color w:val="000000" w:themeColor="text1"/>
-          <w:sz w:val="24"/>
-          <w:szCs w:val="24"/>
-          <w14:shadow w14:blurRad="38100" w14:dist="19050" w14:dir="2700000" w14:sx="100000" w14:sy="100000" w14:kx="0" w14:ky="0" w14:algn="tl">
-            <w14:schemeClr w14:val="dk1">
-              <w14:alpha w14:val="60000"/>
-            </w14:schemeClr>
-          </w14:shadow>
-          <w14:textOutline w14:w="0" w14:cap="flat" w14:cmpd="sng" w14:algn="ctr">
-            <w14:noFill/>
-            <w14:prstDash w14:val="solid"/>
-            <w14:round/>
-          </w14:textOutline>
-        </w:rPr>
-      </w:pPr>
-      <w:r>
-        <w:rPr>
-          <w:rFonts w:ascii="Times New Roman" w:hAnsi="Times New Roman" w:cs="Times New Roman"/>
-          <w:b/>
-          <w:bCs/>
-          <w:color w:val="000000" w:themeColor="text1"/>
-          <w:sz w:val="24"/>
-          <w:szCs w:val="24"/>
-          <w14:shadow w14:blurRad="38100" w14:dist="19050" w14:dir="2700000" w14:sx="100000" w14:sy="100000" w14:kx="0" w14:ky="0" w14:algn="tl">
-            <w14:schemeClr w14:val="dk1">
-              <w14:alpha w14:val="60000"/>
-            </w14:schemeClr>
-          </w14:shadow>
-          <w14:textOutline w14:w="0" w14:cap="flat" w14:cmpd="sng" w14:algn="ctr">
-            <w14:noFill/>
-            <w14:prstDash w14:val="solid"/>
-            <w14:round/>
-          </w14:textOutline>
+        <w:pStyle w:val="Heading1"/>
+        <w:rPr>
+          <w:b/>
+          <w:bCs/>
+          <w:color w:val="833C0B" w:themeColor="accent2" w:themeShade="80"/>
+        </w:rPr>
+      </w:pPr>
+      <w:r>
+        <w:rPr>
+          <w:b/>
+          <w:bCs/>
+          <w:color w:val="833C0B" w:themeColor="accent2" w:themeShade="80"/>
         </w:rPr>
         <w:t xml:space="preserve">Explain what kind of application we can built using </w:t>
       </w:r>
       <w:proofErr w:type="spellStart"/>
       <w:r>
         <w:rPr>
-          <w:rFonts w:ascii="Times New Roman" w:hAnsi="Times New Roman" w:cs="Times New Roman"/>
-          <w:b/>
-          <w:bCs/>
-          <w:color w:val="000000" w:themeColor="text1"/>
-          <w:sz w:val="24"/>
-          <w:szCs w:val="24"/>
-          <w14:shadow w14:blurRad="38100" w14:dist="19050" w14:dir="2700000" w14:sx="100000" w14:sy="100000" w14:kx="0" w14:ky="0" w14:algn="tl">
-            <w14:schemeClr w14:val="dk1">
-              <w14:alpha w14:val="60000"/>
-            </w14:schemeClr>
-          </w14:shadow>
-          <w14:textOutline w14:w="0" w14:cap="flat" w14:cmpd="sng" w14:algn="ctr">
-            <w14:noFill/>
-            <w14:prstDash w14:val="solid"/>
-            <w14:round/>
-          </w14:textOutline>
+          <w:b/>
+          <w:bCs/>
+          <w:color w:val="833C0B" w:themeColor="accent2" w:themeShade="80"/>
         </w:rPr>
         <w:t>Javascript</w:t>
       </w:r>
       <w:proofErr w:type="spellEnd"/>
       <w:r>
         <w:rPr>
-          <w:rFonts w:ascii="Times New Roman" w:hAnsi="Times New Roman" w:cs="Times New Roman"/>
-          <w:b/>
-          <w:bCs/>
-          <w:color w:val="000000" w:themeColor="text1"/>
-          <w:sz w:val="24"/>
-          <w:szCs w:val="24"/>
-          <w14:shadow w14:blurRad="38100" w14:dist="19050" w14:dir="2700000" w14:sx="100000" w14:sy="100000" w14:kx="0" w14:ky="0" w14:algn="tl">
-            <w14:schemeClr w14:val="dk1">
-              <w14:alpha w14:val="60000"/>
-            </w14:schemeClr>
-          </w14:shadow>
-          <w14:textOutline w14:w="0" w14:cap="flat" w14:cmpd="sng" w14:algn="ctr">
-            <w14:noFill/>
-            <w14:prstDash w14:val="solid"/>
-            <w14:round/>
-          </w14:textOutline>
+          <w:b/>
+          <w:bCs/>
+          <w:color w:val="833C0B" w:themeColor="accent2" w:themeShade="80"/>
         </w:rPr>
         <w:t>.</w:t>
       </w:r>
@@ -3177,87 +2458,37 @@
     </w:p>
     <w:p>
       <w:pPr>
-        <w:rPr>
-          <w:rFonts w:ascii="Times New Roman" w:hAnsi="Times New Roman" w:cs="Times New Roman"/>
-          <w:b/>
-          <w:bCs/>
-          <w:color w:val="000000" w:themeColor="text1"/>
-          <w:sz w:val="24"/>
-          <w:szCs w:val="24"/>
-          <w14:shadow w14:blurRad="38100" w14:dist="19050" w14:dir="2700000" w14:sx="100000" w14:sy="100000" w14:kx="0" w14:ky="0" w14:algn="tl">
-            <w14:schemeClr w14:val="dk1">
-              <w14:alpha w14:val="60000"/>
-            </w14:schemeClr>
-          </w14:shadow>
-          <w14:textOutline w14:w="0" w14:cap="flat" w14:cmpd="sng" w14:algn="ctr">
-            <w14:noFill/>
-            <w14:prstDash w14:val="solid"/>
-            <w14:round/>
-          </w14:textOutline>
-        </w:rPr>
-      </w:pPr>
-      <w:r>
-        <w:rPr>
-          <w:rFonts w:ascii="Times New Roman" w:hAnsi="Times New Roman" w:cs="Times New Roman"/>
-          <w:b/>
-          <w:bCs/>
-          <w:color w:val="000000" w:themeColor="text1"/>
-          <w:sz w:val="24"/>
-          <w:szCs w:val="24"/>
-          <w14:shadow w14:blurRad="38100" w14:dist="19050" w14:dir="2700000" w14:sx="100000" w14:sy="100000" w14:kx="0" w14:ky="0" w14:algn="tl">
-            <w14:schemeClr w14:val="dk1">
-              <w14:alpha w14:val="60000"/>
-            </w14:schemeClr>
-          </w14:shadow>
-          <w14:textOutline w14:w="0" w14:cap="flat" w14:cmpd="sng" w14:algn="ctr">
-            <w14:noFill/>
-            <w14:prstDash w14:val="solid"/>
-            <w14:round/>
-          </w14:textOutline>
-        </w:rPr>
+        <w:pStyle w:val="Heading1"/>
+        <w:rPr>
+          <w:b/>
+          <w:bCs/>
+          <w:color w:val="833C0B" w:themeColor="accent2" w:themeShade="80"/>
+        </w:rPr>
+      </w:pPr>
+      <w:r>
+        <w:rPr>
+          <w:b/>
+          <w:bCs/>
+          <w:color w:val="833C0B" w:themeColor="accent2" w:themeShade="80"/>
+        </w:rPr>
+        <w:lastRenderedPageBreak/>
         <w:t>What is .</w:t>
       </w:r>
       <w:proofErr w:type="spellStart"/>
       <w:r>
         <w:rPr>
-          <w:rFonts w:ascii="Times New Roman" w:hAnsi="Times New Roman" w:cs="Times New Roman"/>
-          <w:b/>
-          <w:bCs/>
-          <w:color w:val="000000" w:themeColor="text1"/>
-          <w:sz w:val="24"/>
-          <w:szCs w:val="24"/>
-          <w14:shadow w14:blurRad="38100" w14:dist="19050" w14:dir="2700000" w14:sx="100000" w14:sy="100000" w14:kx="0" w14:ky="0" w14:algn="tl">
-            <w14:schemeClr w14:val="dk1">
-              <w14:alpha w14:val="60000"/>
-            </w14:schemeClr>
-          </w14:shadow>
-          <w14:textOutline w14:w="0" w14:cap="flat" w14:cmpd="sng" w14:algn="ctr">
-            <w14:noFill/>
-            <w14:prstDash w14:val="solid"/>
-            <w14:round/>
-          </w14:textOutline>
+          <w:b/>
+          <w:bCs/>
+          <w:color w:val="833C0B" w:themeColor="accent2" w:themeShade="80"/>
         </w:rPr>
         <w:t>classList</w:t>
       </w:r>
       <w:proofErr w:type="spellEnd"/>
       <w:r>
         <w:rPr>
-          <w:rFonts w:ascii="Times New Roman" w:hAnsi="Times New Roman" w:cs="Times New Roman"/>
-          <w:b/>
-          <w:bCs/>
-          <w:color w:val="000000" w:themeColor="text1"/>
-          <w:sz w:val="24"/>
-          <w:szCs w:val="24"/>
-          <w14:shadow w14:blurRad="38100" w14:dist="19050" w14:dir="2700000" w14:sx="100000" w14:sy="100000" w14:kx="0" w14:ky="0" w14:algn="tl">
-            <w14:schemeClr w14:val="dk1">
-              <w14:alpha w14:val="60000"/>
-            </w14:schemeClr>
-          </w14:shadow>
-          <w14:textOutline w14:w="0" w14:cap="flat" w14:cmpd="sng" w14:algn="ctr">
-            <w14:noFill/>
-            <w14:prstDash w14:val="solid"/>
-            <w14:round/>
-          </w14:textOutline>
+          <w:b/>
+          <w:bCs/>
+          <w:color w:val="833C0B" w:themeColor="accent2" w:themeShade="80"/>
         </w:rPr>
         <w:t xml:space="preserve"> in JavaScript?</w:t>
       </w:r>
@@ -3336,64 +2567,18 @@
     </w:p>
     <w:p>
       <w:pPr>
-        <w:jc w:val="both"/>
-        <w:rPr>
-          <w:rFonts w:ascii="Times New Roman" w:hAnsi="Times New Roman" w:cs="Times New Roman"/>
-          <w:color w:val="000000" w:themeColor="text1"/>
-          <w:sz w:val="24"/>
-          <w:szCs w:val="24"/>
-          <w14:shadow w14:blurRad="38100" w14:dist="19050" w14:dir="2700000" w14:sx="100000" w14:sy="100000" w14:kx="0" w14:ky="0" w14:algn="tl">
-            <w14:schemeClr w14:val="dk1">
-              <w14:alpha w14:val="60000"/>
-            </w14:schemeClr>
-          </w14:shadow>
-          <w14:textOutline w14:w="0" w14:cap="flat" w14:cmpd="sng" w14:algn="ctr">
-            <w14:noFill/>
-            <w14:prstDash w14:val="solid"/>
-            <w14:round/>
-          </w14:textOutline>
-        </w:rPr>
-      </w:pPr>
-    </w:p>
-    <w:p>
-      <w:pPr>
-        <w:rPr>
-          <w:rFonts w:ascii="Times New Roman" w:hAnsi="Times New Roman" w:cs="Times New Roman"/>
-          <w:b/>
-          <w:bCs/>
-          <w:color w:val="000000" w:themeColor="text1"/>
-          <w:sz w:val="24"/>
-          <w:szCs w:val="24"/>
-          <w14:shadow w14:blurRad="38100" w14:dist="19050" w14:dir="2700000" w14:sx="100000" w14:sy="100000" w14:kx="0" w14:ky="0" w14:algn="tl">
-            <w14:schemeClr w14:val="dk1">
-              <w14:alpha w14:val="60000"/>
-            </w14:schemeClr>
-          </w14:shadow>
-          <w14:textOutline w14:w="0" w14:cap="flat" w14:cmpd="sng" w14:algn="ctr">
-            <w14:noFill/>
-            <w14:prstDash w14:val="solid"/>
-            <w14:round/>
-          </w14:textOutline>
-        </w:rPr>
-      </w:pPr>
-      <w:r>
-        <w:rPr>
-          <w:rFonts w:ascii="Times New Roman" w:hAnsi="Times New Roman" w:cs="Times New Roman"/>
-          <w:b/>
-          <w:bCs/>
-          <w:color w:val="000000" w:themeColor="text1"/>
-          <w:sz w:val="24"/>
-          <w:szCs w:val="24"/>
-          <w14:shadow w14:blurRad="38100" w14:dist="19050" w14:dir="2700000" w14:sx="100000" w14:sy="100000" w14:kx="0" w14:ky="0" w14:algn="tl">
-            <w14:schemeClr w14:val="dk1">
-              <w14:alpha w14:val="60000"/>
-            </w14:schemeClr>
-          </w14:shadow>
-          <w14:textOutline w14:w="0" w14:cap="flat" w14:cmpd="sng" w14:algn="ctr">
-            <w14:noFill/>
-            <w14:prstDash w14:val="solid"/>
-            <w14:round/>
-          </w14:textOutline>
+        <w:pStyle w:val="Heading1"/>
+        <w:rPr>
+          <w:b/>
+          <w:bCs/>
+          <w:color w:val="833C0B" w:themeColor="accent2" w:themeShade="80"/>
+        </w:rPr>
+      </w:pPr>
+      <w:r>
+        <w:rPr>
+          <w:b/>
+          <w:bCs/>
+          <w:color w:val="833C0B" w:themeColor="accent2" w:themeShade="80"/>
         </w:rPr>
         <w:t xml:space="preserve">What are variables and explain the rules to create a variable </w:t>
       </w:r>
@@ -3473,7 +2658,6 @@
             <w14:round/>
           </w14:textOutline>
         </w:rPr>
-        <w:lastRenderedPageBreak/>
         <w:t xml:space="preserve">Rules to follow while making use of variables </w:t>
       </w:r>
     </w:p>
@@ -3654,43 +2838,18 @@
     </w:p>
     <w:p>
       <w:pPr>
-        <w:rPr>
-          <w:rFonts w:ascii="Times New Roman" w:hAnsi="Times New Roman" w:cs="Times New Roman"/>
-          <w:b/>
-          <w:bCs/>
-          <w:color w:val="000000" w:themeColor="text1"/>
-          <w:sz w:val="24"/>
-          <w:szCs w:val="24"/>
-          <w14:shadow w14:blurRad="38100" w14:dist="19050" w14:dir="2700000" w14:sx="100000" w14:sy="100000" w14:kx="0" w14:ky="0" w14:algn="tl">
-            <w14:schemeClr w14:val="dk1">
-              <w14:alpha w14:val="60000"/>
-            </w14:schemeClr>
-          </w14:shadow>
-          <w14:textOutline w14:w="0" w14:cap="flat" w14:cmpd="sng" w14:algn="ctr">
-            <w14:noFill/>
-            <w14:prstDash w14:val="solid"/>
-            <w14:round/>
-          </w14:textOutline>
-        </w:rPr>
-      </w:pPr>
-      <w:r>
-        <w:rPr>
-          <w:rFonts w:ascii="Times New Roman" w:hAnsi="Times New Roman" w:cs="Times New Roman"/>
-          <w:b/>
-          <w:bCs/>
-          <w:color w:val="000000" w:themeColor="text1"/>
-          <w:sz w:val="24"/>
-          <w:szCs w:val="24"/>
-          <w14:shadow w14:blurRad="38100" w14:dist="19050" w14:dir="2700000" w14:sx="100000" w14:sy="100000" w14:kx="0" w14:ky="0" w14:algn="tl">
-            <w14:schemeClr w14:val="dk1">
-              <w14:alpha w14:val="60000"/>
-            </w14:schemeClr>
-          </w14:shadow>
-          <w14:textOutline w14:w="0" w14:cap="flat" w14:cmpd="sng" w14:algn="ctr">
-            <w14:noFill/>
-            <w14:prstDash w14:val="solid"/>
-            <w14:round/>
-          </w14:textOutline>
+        <w:pStyle w:val="Heading1"/>
+        <w:rPr>
+          <w:b/>
+          <w:bCs/>
+          <w:color w:val="833C0B" w:themeColor="accent2" w:themeShade="80"/>
+        </w:rPr>
+      </w:pPr>
+      <w:r>
+        <w:rPr>
+          <w:b/>
+          <w:bCs/>
+          <w:color w:val="833C0B" w:themeColor="accent2" w:themeShade="80"/>
         </w:rPr>
         <w:t xml:space="preserve">What are Data types </w:t>
       </w:r>
@@ -3843,106 +3002,42 @@
     </w:p>
     <w:p>
       <w:pPr>
-        <w:rPr>
-          <w:rFonts w:ascii="Times New Roman" w:hAnsi="Times New Roman" w:cs="Times New Roman"/>
-          <w:b/>
-          <w:bCs/>
-          <w:color w:val="000000" w:themeColor="text1"/>
-          <w:sz w:val="24"/>
-          <w:szCs w:val="24"/>
-          <w14:shadow w14:blurRad="38100" w14:dist="19050" w14:dir="2700000" w14:sx="100000" w14:sy="100000" w14:kx="0" w14:ky="0" w14:algn="tl">
-            <w14:schemeClr w14:val="dk1">
-              <w14:alpha w14:val="60000"/>
-            </w14:schemeClr>
-          </w14:shadow>
-          <w14:textOutline w14:w="0" w14:cap="flat" w14:cmpd="sng" w14:algn="ctr">
-            <w14:noFill/>
-            <w14:prstDash w14:val="solid"/>
-            <w14:round/>
-          </w14:textOutline>
-        </w:rPr>
-      </w:pPr>
-      <w:r>
-        <w:rPr>
-          <w:rFonts w:ascii="Times New Roman" w:hAnsi="Times New Roman" w:cs="Times New Roman"/>
-          <w:b/>
-          <w:bCs/>
-          <w:color w:val="000000" w:themeColor="text1"/>
-          <w:sz w:val="24"/>
-          <w:szCs w:val="24"/>
-          <w14:shadow w14:blurRad="38100" w14:dist="19050" w14:dir="2700000" w14:sx="100000" w14:sy="100000" w14:kx="0" w14:ky="0" w14:algn="tl">
-            <w14:schemeClr w14:val="dk1">
-              <w14:alpha w14:val="60000"/>
-            </w14:schemeClr>
-          </w14:shadow>
-          <w14:textOutline w14:w="0" w14:cap="flat" w14:cmpd="sng" w14:algn="ctr">
-            <w14:noFill/>
-            <w14:prstDash w14:val="solid"/>
-            <w14:round/>
-          </w14:textOutline>
+        <w:pStyle w:val="Heading1"/>
+        <w:rPr>
+          <w:b/>
+          <w:bCs/>
+          <w:color w:val="833C0B" w:themeColor="accent2" w:themeShade="80"/>
+        </w:rPr>
+      </w:pPr>
+      <w:r>
+        <w:rPr>
+          <w:b/>
+          <w:bCs/>
+          <w:color w:val="833C0B" w:themeColor="accent2" w:themeShade="80"/>
         </w:rPr>
         <w:t xml:space="preserve">Explain Primitive and </w:t>
       </w:r>
       <w:r>
         <w:rPr>
-          <w:rFonts w:ascii="Times New Roman" w:hAnsi="Times New Roman" w:cs="Times New Roman"/>
-          <w:b/>
-          <w:bCs/>
-          <w:color w:val="000000" w:themeColor="text1"/>
-          <w:sz w:val="24"/>
-          <w:szCs w:val="24"/>
-          <w14:shadow w14:blurRad="38100" w14:dist="19050" w14:dir="2700000" w14:sx="100000" w14:sy="100000" w14:kx="0" w14:ky="0" w14:algn="tl">
-            <w14:schemeClr w14:val="dk1">
-              <w14:alpha w14:val="60000"/>
-            </w14:schemeClr>
-          </w14:shadow>
-          <w14:textOutline w14:w="0" w14:cap="flat" w14:cmpd="sng" w14:algn="ctr">
-            <w14:noFill/>
-            <w14:prstDash w14:val="solid"/>
-            <w14:round/>
-          </w14:textOutline>
+          <w:b/>
+          <w:bCs/>
+          <w:color w:val="833C0B" w:themeColor="accent2" w:themeShade="80"/>
         </w:rPr>
         <w:t>Non-Primitive</w:t>
       </w:r>
       <w:r>
         <w:rPr>
-          <w:rFonts w:ascii="Times New Roman" w:hAnsi="Times New Roman" w:cs="Times New Roman"/>
-          <w:b/>
-          <w:bCs/>
-          <w:color w:val="000000" w:themeColor="text1"/>
-          <w:sz w:val="24"/>
-          <w:szCs w:val="24"/>
-          <w14:shadow w14:blurRad="38100" w14:dist="19050" w14:dir="2700000" w14:sx="100000" w14:sy="100000" w14:kx="0" w14:ky="0" w14:algn="tl">
-            <w14:schemeClr w14:val="dk1">
-              <w14:alpha w14:val="60000"/>
-            </w14:schemeClr>
-          </w14:shadow>
-          <w14:textOutline w14:w="0" w14:cap="flat" w14:cmpd="sng" w14:algn="ctr">
-            <w14:noFill/>
-            <w14:prstDash w14:val="solid"/>
-            <w14:round/>
-          </w14:textOutline>
+          <w:b/>
+          <w:bCs/>
+          <w:color w:val="833C0B" w:themeColor="accent2" w:themeShade="80"/>
         </w:rPr>
         <w:t xml:space="preserve"> Data type</w:t>
       </w:r>
       <w:r>
         <w:rPr>
-          <w:rFonts w:ascii="Times New Roman" w:hAnsi="Times New Roman" w:cs="Times New Roman"/>
-          <w:b/>
-          <w:bCs/>
-          <w:color w:val="000000" w:themeColor="text1"/>
-          <w:sz w:val="24"/>
-          <w:szCs w:val="24"/>
-          <w14:shadow w14:blurRad="38100" w14:dist="19050" w14:dir="2700000" w14:sx="100000" w14:sy="100000" w14:kx="0" w14:ky="0" w14:algn="tl">
-            <w14:schemeClr w14:val="dk1">
-              <w14:alpha w14:val="60000"/>
-            </w14:schemeClr>
-          </w14:shadow>
-          <w14:textOutline w14:w="0" w14:cap="flat" w14:cmpd="sng" w14:algn="ctr">
-            <w14:noFill/>
-            <w14:prstDash w14:val="solid"/>
-            <w14:round/>
-          </w14:textOutline>
+          <w:b/>
+          <w:bCs/>
+          <w:color w:val="833C0B" w:themeColor="accent2" w:themeShade="80"/>
         </w:rPr>
         <w:t>.</w:t>
       </w:r>
@@ -4163,87 +3258,36 @@
     </w:p>
     <w:p>
       <w:pPr>
-        <w:rPr>
-          <w:rFonts w:ascii="Times New Roman" w:hAnsi="Times New Roman" w:cs="Times New Roman"/>
-          <w:b/>
-          <w:bCs/>
-          <w:color w:val="000000" w:themeColor="text1"/>
-          <w:sz w:val="24"/>
-          <w:szCs w:val="24"/>
-          <w14:shadow w14:blurRad="38100" w14:dist="19050" w14:dir="2700000" w14:sx="100000" w14:sy="100000" w14:kx="0" w14:ky="0" w14:algn="tl">
-            <w14:schemeClr w14:val="dk1">
-              <w14:alpha w14:val="60000"/>
-            </w14:schemeClr>
-          </w14:shadow>
-          <w14:textOutline w14:w="0" w14:cap="flat" w14:cmpd="sng" w14:algn="ctr">
-            <w14:noFill/>
-            <w14:prstDash w14:val="solid"/>
-            <w14:round/>
-          </w14:textOutline>
-        </w:rPr>
-      </w:pPr>
-      <w:r>
-        <w:rPr>
-          <w:rFonts w:ascii="Times New Roman" w:hAnsi="Times New Roman" w:cs="Times New Roman"/>
-          <w:b/>
-          <w:bCs/>
-          <w:color w:val="000000" w:themeColor="text1"/>
-          <w:sz w:val="24"/>
-          <w:szCs w:val="24"/>
-          <w14:shadow w14:blurRad="38100" w14:dist="19050" w14:dir="2700000" w14:sx="100000" w14:sy="100000" w14:kx="0" w14:ky="0" w14:algn="tl">
-            <w14:schemeClr w14:val="dk1">
-              <w14:alpha w14:val="60000"/>
-            </w14:schemeClr>
-          </w14:shadow>
-          <w14:textOutline w14:w="0" w14:cap="flat" w14:cmpd="sng" w14:algn="ctr">
-            <w14:noFill/>
-            <w14:prstDash w14:val="solid"/>
-            <w14:round/>
-          </w14:textOutline>
+        <w:pStyle w:val="Heading1"/>
+        <w:rPr>
+          <w:b/>
+          <w:bCs/>
+          <w:color w:val="833C0B" w:themeColor="accent2" w:themeShade="80"/>
+        </w:rPr>
+      </w:pPr>
+      <w:r>
+        <w:rPr>
+          <w:b/>
+          <w:bCs/>
+          <w:color w:val="833C0B" w:themeColor="accent2" w:themeShade="80"/>
         </w:rPr>
         <w:t xml:space="preserve">What is function in </w:t>
       </w:r>
       <w:proofErr w:type="spellStart"/>
       <w:r>
         <w:rPr>
-          <w:rFonts w:ascii="Times New Roman" w:hAnsi="Times New Roman" w:cs="Times New Roman"/>
-          <w:b/>
-          <w:bCs/>
-          <w:color w:val="000000" w:themeColor="text1"/>
-          <w:sz w:val="24"/>
-          <w:szCs w:val="24"/>
-          <w14:shadow w14:blurRad="38100" w14:dist="19050" w14:dir="2700000" w14:sx="100000" w14:sy="100000" w14:kx="0" w14:ky="0" w14:algn="tl">
-            <w14:schemeClr w14:val="dk1">
-              <w14:alpha w14:val="60000"/>
-            </w14:schemeClr>
-          </w14:shadow>
-          <w14:textOutline w14:w="0" w14:cap="flat" w14:cmpd="sng" w14:algn="ctr">
-            <w14:noFill/>
-            <w14:prstDash w14:val="solid"/>
-            <w14:round/>
-          </w14:textOutline>
+          <w:b/>
+          <w:bCs/>
+          <w:color w:val="833C0B" w:themeColor="accent2" w:themeShade="80"/>
         </w:rPr>
         <w:t>Javascript</w:t>
       </w:r>
       <w:proofErr w:type="spellEnd"/>
       <w:r>
         <w:rPr>
-          <w:rFonts w:ascii="Times New Roman" w:hAnsi="Times New Roman" w:cs="Times New Roman"/>
-          <w:b/>
-          <w:bCs/>
-          <w:color w:val="000000" w:themeColor="text1"/>
-          <w:sz w:val="24"/>
-          <w:szCs w:val="24"/>
-          <w14:shadow w14:blurRad="38100" w14:dist="19050" w14:dir="2700000" w14:sx="100000" w14:sy="100000" w14:kx="0" w14:ky="0" w14:algn="tl">
-            <w14:schemeClr w14:val="dk1">
-              <w14:alpha w14:val="60000"/>
-            </w14:schemeClr>
-          </w14:shadow>
-          <w14:textOutline w14:w="0" w14:cap="flat" w14:cmpd="sng" w14:algn="ctr">
-            <w14:noFill/>
-            <w14:prstDash w14:val="solid"/>
-            <w14:round/>
-          </w14:textOutline>
+          <w:b/>
+          <w:bCs/>
+          <w:color w:val="833C0B" w:themeColor="accent2" w:themeShade="80"/>
         </w:rPr>
         <w:t xml:space="preserve"> </w:t>
       </w:r>
@@ -4308,85 +3352,34 @@
     </w:p>
     <w:p>
       <w:pPr>
-        <w:rPr>
-          <w:rFonts w:ascii="Times New Roman" w:hAnsi="Times New Roman" w:cs="Times New Roman"/>
-          <w:b/>
-          <w:bCs/>
-          <w:color w:val="000000" w:themeColor="text1"/>
-          <w:sz w:val="24"/>
-          <w:szCs w:val="24"/>
-          <w14:shadow w14:blurRad="38100" w14:dist="19050" w14:dir="2700000" w14:sx="100000" w14:sy="100000" w14:kx="0" w14:ky="0" w14:algn="tl">
-            <w14:schemeClr w14:val="dk1">
-              <w14:alpha w14:val="60000"/>
-            </w14:schemeClr>
-          </w14:shadow>
-          <w14:textOutline w14:w="0" w14:cap="flat" w14:cmpd="sng" w14:algn="ctr">
-            <w14:noFill/>
-            <w14:prstDash w14:val="solid"/>
-            <w14:round/>
-          </w14:textOutline>
-        </w:rPr>
-      </w:pPr>
-      <w:r>
-        <w:rPr>
-          <w:rFonts w:ascii="Times New Roman" w:hAnsi="Times New Roman" w:cs="Times New Roman"/>
-          <w:b/>
-          <w:bCs/>
-          <w:color w:val="000000" w:themeColor="text1"/>
-          <w:sz w:val="24"/>
-          <w:szCs w:val="24"/>
-          <w14:shadow w14:blurRad="38100" w14:dist="19050" w14:dir="2700000" w14:sx="100000" w14:sy="100000" w14:kx="0" w14:ky="0" w14:algn="tl">
-            <w14:schemeClr w14:val="dk1">
-              <w14:alpha w14:val="60000"/>
-            </w14:schemeClr>
-          </w14:shadow>
-          <w14:textOutline w14:w="0" w14:cap="flat" w14:cmpd="sng" w14:algn="ctr">
-            <w14:noFill/>
-            <w14:prstDash w14:val="solid"/>
-            <w14:round/>
-          </w14:textOutline>
+        <w:pStyle w:val="Heading1"/>
+        <w:rPr>
+          <w:b/>
+          <w:bCs/>
+          <w:color w:val="833C0B" w:themeColor="accent2" w:themeShade="80"/>
+        </w:rPr>
+      </w:pPr>
+      <w:r>
+        <w:rPr>
+          <w:b/>
+          <w:bCs/>
+          <w:color w:val="833C0B" w:themeColor="accent2" w:themeShade="80"/>
         </w:rPr>
         <w:t xml:space="preserve">Explain the Difference between callback and </w:t>
       </w:r>
       <w:r>
         <w:rPr>
-          <w:rFonts w:ascii="Times New Roman" w:hAnsi="Times New Roman" w:cs="Times New Roman"/>
-          <w:b/>
-          <w:bCs/>
-          <w:color w:val="000000" w:themeColor="text1"/>
-          <w:sz w:val="24"/>
-          <w:szCs w:val="24"/>
-          <w14:shadow w14:blurRad="38100" w14:dist="19050" w14:dir="2700000" w14:sx="100000" w14:sy="100000" w14:kx="0" w14:ky="0" w14:algn="tl">
-            <w14:schemeClr w14:val="dk1">
-              <w14:alpha w14:val="60000"/>
-            </w14:schemeClr>
-          </w14:shadow>
-          <w14:textOutline w14:w="0" w14:cap="flat" w14:cmpd="sng" w14:algn="ctr">
-            <w14:noFill/>
-            <w14:prstDash w14:val="solid"/>
-            <w14:round/>
-          </w14:textOutline>
+          <w:b/>
+          <w:bCs/>
+          <w:color w:val="833C0B" w:themeColor="accent2" w:themeShade="80"/>
         </w:rPr>
         <w:t>higher order</w:t>
       </w:r>
       <w:r>
         <w:rPr>
-          <w:rFonts w:ascii="Times New Roman" w:hAnsi="Times New Roman" w:cs="Times New Roman"/>
-          <w:b/>
-          <w:bCs/>
-          <w:color w:val="000000" w:themeColor="text1"/>
-          <w:sz w:val="24"/>
-          <w:szCs w:val="24"/>
-          <w14:shadow w14:blurRad="38100" w14:dist="19050" w14:dir="2700000" w14:sx="100000" w14:sy="100000" w14:kx="0" w14:ky="0" w14:algn="tl">
-            <w14:schemeClr w14:val="dk1">
-              <w14:alpha w14:val="60000"/>
-            </w14:schemeClr>
-          </w14:shadow>
-          <w14:textOutline w14:w="0" w14:cap="flat" w14:cmpd="sng" w14:algn="ctr">
-            <w14:noFill/>
-            <w14:prstDash w14:val="solid"/>
-            <w14:round/>
-          </w14:textOutline>
+          <w:b/>
+          <w:bCs/>
+          <w:color w:val="833C0B" w:themeColor="accent2" w:themeShade="80"/>
         </w:rPr>
         <w:t xml:space="preserve"> function in JS? </w:t>
       </w:r>
@@ -4679,6 +3672,7 @@
             <w14:round/>
           </w14:textOutline>
         </w:rPr>
+        <w:lastRenderedPageBreak/>
         <w:t xml:space="preserve">A </w:t>
       </w:r>
       <w:r>
@@ -4832,85 +3826,34 @@
     </w:p>
     <w:p>
       <w:pPr>
-        <w:rPr>
-          <w:rFonts w:ascii="Times New Roman" w:hAnsi="Times New Roman" w:cs="Times New Roman"/>
-          <w:b/>
-          <w:bCs/>
-          <w:color w:val="000000" w:themeColor="text1"/>
-          <w:sz w:val="24"/>
-          <w:szCs w:val="24"/>
-          <w14:shadow w14:blurRad="38100" w14:dist="19050" w14:dir="2700000" w14:sx="100000" w14:sy="100000" w14:kx="0" w14:ky="0" w14:algn="tl">
-            <w14:schemeClr w14:val="dk1">
-              <w14:alpha w14:val="60000"/>
-            </w14:schemeClr>
-          </w14:shadow>
-          <w14:textOutline w14:w="0" w14:cap="flat" w14:cmpd="sng" w14:algn="ctr">
-            <w14:noFill/>
-            <w14:prstDash w14:val="solid"/>
-            <w14:round/>
-          </w14:textOutline>
-        </w:rPr>
-      </w:pPr>
-      <w:r>
-        <w:rPr>
-          <w:rFonts w:ascii="Times New Roman" w:hAnsi="Times New Roman" w:cs="Times New Roman"/>
-          <w:b/>
-          <w:bCs/>
-          <w:color w:val="000000" w:themeColor="text1"/>
-          <w:sz w:val="24"/>
-          <w:szCs w:val="24"/>
-          <w14:shadow w14:blurRad="38100" w14:dist="19050" w14:dir="2700000" w14:sx="100000" w14:sy="100000" w14:kx="0" w14:ky="0" w14:algn="tl">
-            <w14:schemeClr w14:val="dk1">
-              <w14:alpha w14:val="60000"/>
-            </w14:schemeClr>
-          </w14:shadow>
-          <w14:textOutline w14:w="0" w14:cap="flat" w14:cmpd="sng" w14:algn="ctr">
-            <w14:noFill/>
-            <w14:prstDash w14:val="solid"/>
-            <w14:round/>
-          </w14:textOutline>
+        <w:pStyle w:val="Heading1"/>
+        <w:rPr>
+          <w:b/>
+          <w:bCs/>
+          <w:color w:val="833C0B" w:themeColor="accent2" w:themeShade="80"/>
+        </w:rPr>
+      </w:pPr>
+      <w:r>
+        <w:rPr>
+          <w:b/>
+          <w:bCs/>
+          <w:color w:val="833C0B" w:themeColor="accent2" w:themeShade="80"/>
         </w:rPr>
         <w:t>What is difference between let ,</w:t>
       </w:r>
       <w:r>
         <w:rPr>
-          <w:rFonts w:ascii="Times New Roman" w:hAnsi="Times New Roman" w:cs="Times New Roman"/>
-          <w:b/>
-          <w:bCs/>
-          <w:color w:val="000000" w:themeColor="text1"/>
-          <w:sz w:val="24"/>
-          <w:szCs w:val="24"/>
-          <w14:shadow w14:blurRad="38100" w14:dist="19050" w14:dir="2700000" w14:sx="100000" w14:sy="100000" w14:kx="0" w14:ky="0" w14:algn="tl">
-            <w14:schemeClr w14:val="dk1">
-              <w14:alpha w14:val="60000"/>
-            </w14:schemeClr>
-          </w14:shadow>
-          <w14:textOutline w14:w="0" w14:cap="flat" w14:cmpd="sng" w14:algn="ctr">
-            <w14:noFill/>
-            <w14:prstDash w14:val="solid"/>
-            <w14:round/>
-          </w14:textOutline>
+          <w:b/>
+          <w:bCs/>
+          <w:color w:val="833C0B" w:themeColor="accent2" w:themeShade="80"/>
         </w:rPr>
         <w:t xml:space="preserve"> </w:t>
       </w:r>
       <w:r>
         <w:rPr>
-          <w:rFonts w:ascii="Times New Roman" w:hAnsi="Times New Roman" w:cs="Times New Roman"/>
-          <w:b/>
-          <w:bCs/>
-          <w:color w:val="000000" w:themeColor="text1"/>
-          <w:sz w:val="24"/>
-          <w:szCs w:val="24"/>
-          <w14:shadow w14:blurRad="38100" w14:dist="19050" w14:dir="2700000" w14:sx="100000" w14:sy="100000" w14:kx="0" w14:ky="0" w14:algn="tl">
-            <w14:schemeClr w14:val="dk1">
-              <w14:alpha w14:val="60000"/>
-            </w14:schemeClr>
-          </w14:shadow>
-          <w14:textOutline w14:w="0" w14:cap="flat" w14:cmpd="sng" w14:algn="ctr">
-            <w14:noFill/>
-            <w14:prstDash w14:val="solid"/>
-            <w14:round/>
-          </w14:textOutline>
+          <w:b/>
+          <w:bCs/>
+          <w:color w:val="833C0B" w:themeColor="accent2" w:themeShade="80"/>
         </w:rPr>
         <w:t>cons and var</w:t>
       </w:r>
@@ -5160,7 +4103,6 @@
             <w14:round/>
           </w14:textOutline>
         </w:rPr>
-        <w:lastRenderedPageBreak/>
         <w:t xml:space="preserve">Hoisting means it is a mechanism where it moves the variable/function declaration to the top of its nearest scope </w:t>
       </w:r>
     </w:p>
@@ -6088,43 +5030,18 @@
     </w:p>
     <w:p>
       <w:pPr>
-        <w:rPr>
-          <w:rFonts w:ascii="Times New Roman" w:hAnsi="Times New Roman" w:cs="Times New Roman"/>
-          <w:b/>
-          <w:bCs/>
-          <w:color w:val="000000" w:themeColor="text1"/>
-          <w:sz w:val="24"/>
-          <w:szCs w:val="24"/>
-          <w14:shadow w14:blurRad="38100" w14:dist="19050" w14:dir="2700000" w14:sx="100000" w14:sy="100000" w14:kx="0" w14:ky="0" w14:algn="tl">
-            <w14:schemeClr w14:val="dk1">
-              <w14:alpha w14:val="60000"/>
-            </w14:schemeClr>
-          </w14:shadow>
-          <w14:textOutline w14:w="0" w14:cap="flat" w14:cmpd="sng" w14:algn="ctr">
-            <w14:noFill/>
-            <w14:prstDash w14:val="solid"/>
-            <w14:round/>
-          </w14:textOutline>
-        </w:rPr>
-      </w:pPr>
-      <w:r>
-        <w:rPr>
-          <w:rFonts w:ascii="Times New Roman" w:hAnsi="Times New Roman" w:cs="Times New Roman"/>
-          <w:b/>
-          <w:bCs/>
-          <w:color w:val="000000" w:themeColor="text1"/>
-          <w:sz w:val="24"/>
-          <w:szCs w:val="24"/>
-          <w14:shadow w14:blurRad="38100" w14:dist="19050" w14:dir="2700000" w14:sx="100000" w14:sy="100000" w14:kx="0" w14:ky="0" w14:algn="tl">
-            <w14:schemeClr w14:val="dk1">
-              <w14:alpha w14:val="60000"/>
-            </w14:schemeClr>
-          </w14:shadow>
-          <w14:textOutline w14:w="0" w14:cap="flat" w14:cmpd="sng" w14:algn="ctr">
-            <w14:noFill/>
-            <w14:prstDash w14:val="solid"/>
-            <w14:round/>
-          </w14:textOutline>
+        <w:pStyle w:val="Heading1"/>
+        <w:rPr>
+          <w:b/>
+          <w:bCs/>
+          <w:color w:val="833C0B" w:themeColor="accent2" w:themeShade="80"/>
+        </w:rPr>
+      </w:pPr>
+      <w:r>
+        <w:rPr>
+          <w:b/>
+          <w:bCs/>
+          <w:color w:val="833C0B" w:themeColor="accent2" w:themeShade="80"/>
         </w:rPr>
         <w:t xml:space="preserve">What is spread operator </w:t>
       </w:r>
@@ -6228,43 +5145,18 @@
     </w:p>
     <w:p>
       <w:pPr>
-        <w:rPr>
-          <w:rFonts w:ascii="Times New Roman" w:hAnsi="Times New Roman" w:cs="Times New Roman"/>
-          <w:b/>
-          <w:bCs/>
-          <w:color w:val="000000" w:themeColor="text1"/>
-          <w:sz w:val="24"/>
-          <w:szCs w:val="24"/>
-          <w14:shadow w14:blurRad="38100" w14:dist="19050" w14:dir="2700000" w14:sx="100000" w14:sy="100000" w14:kx="0" w14:ky="0" w14:algn="tl">
-            <w14:schemeClr w14:val="dk1">
-              <w14:alpha w14:val="60000"/>
-            </w14:schemeClr>
-          </w14:shadow>
-          <w14:textOutline w14:w="0" w14:cap="flat" w14:cmpd="sng" w14:algn="ctr">
-            <w14:noFill/>
-            <w14:prstDash w14:val="solid"/>
-            <w14:round/>
-          </w14:textOutline>
-        </w:rPr>
-      </w:pPr>
-      <w:r>
-        <w:rPr>
-          <w:rFonts w:ascii="Times New Roman" w:hAnsi="Times New Roman" w:cs="Times New Roman"/>
-          <w:b/>
-          <w:bCs/>
-          <w:color w:val="000000" w:themeColor="text1"/>
-          <w:sz w:val="24"/>
-          <w:szCs w:val="24"/>
-          <w14:shadow w14:blurRad="38100" w14:dist="19050" w14:dir="2700000" w14:sx="100000" w14:sy="100000" w14:kx="0" w14:ky="0" w14:algn="tl">
-            <w14:schemeClr w14:val="dk1">
-              <w14:alpha w14:val="60000"/>
-            </w14:schemeClr>
-          </w14:shadow>
-          <w14:textOutline w14:w="0" w14:cap="flat" w14:cmpd="sng" w14:algn="ctr">
-            <w14:noFill/>
-            <w14:prstDash w14:val="solid"/>
-            <w14:round/>
-          </w14:textOutline>
+        <w:pStyle w:val="Heading1"/>
+        <w:rPr>
+          <w:b/>
+          <w:bCs/>
+          <w:color w:val="833C0B" w:themeColor="accent2" w:themeShade="80"/>
+        </w:rPr>
+      </w:pPr>
+      <w:r>
+        <w:rPr>
+          <w:b/>
+          <w:bCs/>
+          <w:color w:val="833C0B" w:themeColor="accent2" w:themeShade="80"/>
         </w:rPr>
         <w:t xml:space="preserve">What is Rest Parameter </w:t>
       </w:r>
@@ -6329,87 +5221,36 @@
     </w:p>
     <w:p>
       <w:pPr>
-        <w:rPr>
-          <w:rFonts w:ascii="Times New Roman" w:hAnsi="Times New Roman" w:cs="Times New Roman"/>
-          <w:b/>
-          <w:bCs/>
-          <w:color w:val="000000" w:themeColor="text1"/>
-          <w:sz w:val="24"/>
-          <w:szCs w:val="24"/>
-          <w14:shadow w14:blurRad="38100" w14:dist="19050" w14:dir="2700000" w14:sx="100000" w14:sy="100000" w14:kx="0" w14:ky="0" w14:algn="tl">
-            <w14:schemeClr w14:val="dk1">
-              <w14:alpha w14:val="60000"/>
-            </w14:schemeClr>
-          </w14:shadow>
-          <w14:textOutline w14:w="0" w14:cap="flat" w14:cmpd="sng" w14:algn="ctr">
-            <w14:noFill/>
-            <w14:prstDash w14:val="solid"/>
-            <w14:round/>
-          </w14:textOutline>
-        </w:rPr>
-      </w:pPr>
-      <w:r>
-        <w:rPr>
-          <w:rFonts w:ascii="Times New Roman" w:hAnsi="Times New Roman" w:cs="Times New Roman"/>
-          <w:b/>
-          <w:bCs/>
-          <w:color w:val="000000" w:themeColor="text1"/>
-          <w:sz w:val="24"/>
-          <w:szCs w:val="24"/>
-          <w14:shadow w14:blurRad="38100" w14:dist="19050" w14:dir="2700000" w14:sx="100000" w14:sy="100000" w14:kx="0" w14:ky="0" w14:algn="tl">
-            <w14:schemeClr w14:val="dk1">
-              <w14:alpha w14:val="60000"/>
-            </w14:schemeClr>
-          </w14:shadow>
-          <w14:textOutline w14:w="0" w14:cap="flat" w14:cmpd="sng" w14:algn="ctr">
-            <w14:noFill/>
-            <w14:prstDash w14:val="solid"/>
-            <w14:round/>
-          </w14:textOutline>
+        <w:pStyle w:val="Heading1"/>
+        <w:rPr>
+          <w:b/>
+          <w:bCs/>
+          <w:color w:val="833C0B" w:themeColor="accent2" w:themeShade="80"/>
+        </w:rPr>
+      </w:pPr>
+      <w:r>
+        <w:rPr>
+          <w:b/>
+          <w:bCs/>
+          <w:color w:val="833C0B" w:themeColor="accent2" w:themeShade="80"/>
         </w:rPr>
         <w:t xml:space="preserve">What is promise in </w:t>
       </w:r>
       <w:proofErr w:type="spellStart"/>
       <w:r>
         <w:rPr>
-          <w:rFonts w:ascii="Times New Roman" w:hAnsi="Times New Roman" w:cs="Times New Roman"/>
-          <w:b/>
-          <w:bCs/>
-          <w:color w:val="000000" w:themeColor="text1"/>
-          <w:sz w:val="24"/>
-          <w:szCs w:val="24"/>
-          <w14:shadow w14:blurRad="38100" w14:dist="19050" w14:dir="2700000" w14:sx="100000" w14:sy="100000" w14:kx="0" w14:ky="0" w14:algn="tl">
-            <w14:schemeClr w14:val="dk1">
-              <w14:alpha w14:val="60000"/>
-            </w14:schemeClr>
-          </w14:shadow>
-          <w14:textOutline w14:w="0" w14:cap="flat" w14:cmpd="sng" w14:algn="ctr">
-            <w14:noFill/>
-            <w14:prstDash w14:val="solid"/>
-            <w14:round/>
-          </w14:textOutline>
+          <w:b/>
+          <w:bCs/>
+          <w:color w:val="833C0B" w:themeColor="accent2" w:themeShade="80"/>
         </w:rPr>
         <w:t>Javascript</w:t>
       </w:r>
       <w:proofErr w:type="spellEnd"/>
       <w:r>
         <w:rPr>
-          <w:rFonts w:ascii="Times New Roman" w:hAnsi="Times New Roman" w:cs="Times New Roman"/>
-          <w:b/>
-          <w:bCs/>
-          <w:color w:val="000000" w:themeColor="text1"/>
-          <w:sz w:val="24"/>
-          <w:szCs w:val="24"/>
-          <w14:shadow w14:blurRad="38100" w14:dist="19050" w14:dir="2700000" w14:sx="100000" w14:sy="100000" w14:kx="0" w14:ky="0" w14:algn="tl">
-            <w14:schemeClr w14:val="dk1">
-              <w14:alpha w14:val="60000"/>
-            </w14:schemeClr>
-          </w14:shadow>
-          <w14:textOutline w14:w="0" w14:cap="flat" w14:cmpd="sng" w14:algn="ctr">
-            <w14:noFill/>
-            <w14:prstDash w14:val="solid"/>
-            <w14:round/>
-          </w14:textOutline>
+          <w:b/>
+          <w:bCs/>
+          <w:color w:val="833C0B" w:themeColor="accent2" w:themeShade="80"/>
         </w:rPr>
         <w:t xml:space="preserve"> </w:t>
       </w:r>
@@ -6696,6 +5537,7 @@
             <w14:round/>
           </w14:textOutline>
         </w:rPr>
+        <w:lastRenderedPageBreak/>
         <w:t>catch(): Handles rejection.</w:t>
       </w:r>
     </w:p>
@@ -6983,87 +5825,36 @@
     </w:p>
     <w:p>
       <w:pPr>
-        <w:rPr>
-          <w:rFonts w:ascii="Times New Roman" w:hAnsi="Times New Roman" w:cs="Times New Roman"/>
-          <w:b/>
-          <w:bCs/>
-          <w:color w:val="000000" w:themeColor="text1"/>
-          <w:sz w:val="24"/>
-          <w:szCs w:val="24"/>
-          <w14:shadow w14:blurRad="38100" w14:dist="19050" w14:dir="2700000" w14:sx="100000" w14:sy="100000" w14:kx="0" w14:ky="0" w14:algn="tl">
-            <w14:schemeClr w14:val="dk1">
-              <w14:alpha w14:val="60000"/>
-            </w14:schemeClr>
-          </w14:shadow>
-          <w14:textOutline w14:w="0" w14:cap="flat" w14:cmpd="sng" w14:algn="ctr">
-            <w14:noFill/>
-            <w14:prstDash w14:val="solid"/>
-            <w14:round/>
-          </w14:textOutline>
-        </w:rPr>
-      </w:pPr>
-      <w:r>
-        <w:rPr>
-          <w:rFonts w:ascii="Times New Roman" w:hAnsi="Times New Roman" w:cs="Times New Roman"/>
-          <w:b/>
-          <w:bCs/>
-          <w:color w:val="000000" w:themeColor="text1"/>
-          <w:sz w:val="24"/>
-          <w:szCs w:val="24"/>
-          <w14:shadow w14:blurRad="38100" w14:dist="19050" w14:dir="2700000" w14:sx="100000" w14:sy="100000" w14:kx="0" w14:ky="0" w14:algn="tl">
-            <w14:schemeClr w14:val="dk1">
-              <w14:alpha w14:val="60000"/>
-            </w14:schemeClr>
-          </w14:shadow>
-          <w14:textOutline w14:w="0" w14:cap="flat" w14:cmpd="sng" w14:algn="ctr">
-            <w14:noFill/>
-            <w14:prstDash w14:val="solid"/>
-            <w14:round/>
-          </w14:textOutline>
+        <w:pStyle w:val="Heading1"/>
+        <w:rPr>
+          <w:b/>
+          <w:bCs/>
+          <w:color w:val="833C0B" w:themeColor="accent2" w:themeShade="80"/>
+        </w:rPr>
+      </w:pPr>
+      <w:r>
+        <w:rPr>
+          <w:b/>
+          <w:bCs/>
+          <w:color w:val="833C0B" w:themeColor="accent2" w:themeShade="80"/>
         </w:rPr>
         <w:t xml:space="preserve">Explain different States of Promise in </w:t>
       </w:r>
       <w:proofErr w:type="spellStart"/>
       <w:r>
         <w:rPr>
-          <w:rFonts w:ascii="Times New Roman" w:hAnsi="Times New Roman" w:cs="Times New Roman"/>
-          <w:b/>
-          <w:bCs/>
-          <w:color w:val="000000" w:themeColor="text1"/>
-          <w:sz w:val="24"/>
-          <w:szCs w:val="24"/>
-          <w14:shadow w14:blurRad="38100" w14:dist="19050" w14:dir="2700000" w14:sx="100000" w14:sy="100000" w14:kx="0" w14:ky="0" w14:algn="tl">
-            <w14:schemeClr w14:val="dk1">
-              <w14:alpha w14:val="60000"/>
-            </w14:schemeClr>
-          </w14:shadow>
-          <w14:textOutline w14:w="0" w14:cap="flat" w14:cmpd="sng" w14:algn="ctr">
-            <w14:noFill/>
-            <w14:prstDash w14:val="solid"/>
-            <w14:round/>
-          </w14:textOutline>
+          <w:b/>
+          <w:bCs/>
+          <w:color w:val="833C0B" w:themeColor="accent2" w:themeShade="80"/>
         </w:rPr>
         <w:t>Javascript</w:t>
       </w:r>
       <w:proofErr w:type="spellEnd"/>
       <w:r>
         <w:rPr>
-          <w:rFonts w:ascii="Times New Roman" w:hAnsi="Times New Roman" w:cs="Times New Roman"/>
-          <w:b/>
-          <w:bCs/>
-          <w:color w:val="000000" w:themeColor="text1"/>
-          <w:sz w:val="24"/>
-          <w:szCs w:val="24"/>
-          <w14:shadow w14:blurRad="38100" w14:dist="19050" w14:dir="2700000" w14:sx="100000" w14:sy="100000" w14:kx="0" w14:ky="0" w14:algn="tl">
-            <w14:schemeClr w14:val="dk1">
-              <w14:alpha w14:val="60000"/>
-            </w14:schemeClr>
-          </w14:shadow>
-          <w14:textOutline w14:w="0" w14:cap="flat" w14:cmpd="sng" w14:algn="ctr">
-            <w14:noFill/>
-            <w14:prstDash w14:val="solid"/>
-            <w14:round/>
-          </w14:textOutline>
+          <w:b/>
+          <w:bCs/>
+          <w:color w:val="833C0B" w:themeColor="accent2" w:themeShade="80"/>
         </w:rPr>
         <w:t xml:space="preserve"> </w:t>
       </w:r>
@@ -7225,877 +6016,826 @@
             <w14:round/>
           </w14:textOutline>
         </w:rPr>
+        <w:t xml:space="preserve">  </w:t>
+      </w:r>
+      <w:proofErr w:type="spellStart"/>
+      <w:r>
+        <w:rPr>
+          <w:rFonts w:ascii="Times New Roman" w:hAnsi="Times New Roman" w:cs="Times New Roman"/>
+          <w:color w:val="000000" w:themeColor="text1"/>
+          <w:sz w:val="24"/>
+          <w:szCs w:val="24"/>
+          <w14:shadow w14:blurRad="38100" w14:dist="19050" w14:dir="2700000" w14:sx="100000" w14:sy="100000" w14:kx="0" w14:ky="0" w14:algn="tl">
+            <w14:schemeClr w14:val="dk1">
+              <w14:alpha w14:val="60000"/>
+            </w14:schemeClr>
+          </w14:shadow>
+          <w14:textOutline w14:w="0" w14:cap="flat" w14:cmpd="sng" w14:algn="ctr">
+            <w14:noFill/>
+            <w14:prstDash w14:val="solid"/>
+            <w14:round/>
+          </w14:textOutline>
+        </w:rPr>
+        <w:t>setTimeout</w:t>
+      </w:r>
+      <w:proofErr w:type="spellEnd"/>
+      <w:r>
+        <w:rPr>
+          <w:rFonts w:ascii="Times New Roman" w:hAnsi="Times New Roman" w:cs="Times New Roman"/>
+          <w:color w:val="000000" w:themeColor="text1"/>
+          <w:sz w:val="24"/>
+          <w:szCs w:val="24"/>
+          <w14:shadow w14:blurRad="38100" w14:dist="19050" w14:dir="2700000" w14:sx="100000" w14:sy="100000" w14:kx="0" w14:ky="0" w14:algn="tl">
+            <w14:schemeClr w14:val="dk1">
+              <w14:alpha w14:val="60000"/>
+            </w14:schemeClr>
+          </w14:shadow>
+          <w14:textOutline w14:w="0" w14:cap="flat" w14:cmpd="sng" w14:algn="ctr">
+            <w14:noFill/>
+            <w14:prstDash w14:val="solid"/>
+            <w14:round/>
+          </w14:textOutline>
+        </w:rPr>
+        <w:t>(() =&gt; {</w:t>
+      </w:r>
+    </w:p>
+    <w:p>
+      <w:pPr>
+        <w:rPr>
+          <w:rFonts w:ascii="Times New Roman" w:hAnsi="Times New Roman" w:cs="Times New Roman"/>
+          <w:color w:val="000000" w:themeColor="text1"/>
+          <w:sz w:val="24"/>
+          <w:szCs w:val="24"/>
+          <w14:shadow w14:blurRad="38100" w14:dist="19050" w14:dir="2700000" w14:sx="100000" w14:sy="100000" w14:kx="0" w14:ky="0" w14:algn="tl">
+            <w14:schemeClr w14:val="dk1">
+              <w14:alpha w14:val="60000"/>
+            </w14:schemeClr>
+          </w14:shadow>
+          <w14:textOutline w14:w="0" w14:cap="flat" w14:cmpd="sng" w14:algn="ctr">
+            <w14:noFill/>
+            <w14:prstDash w14:val="solid"/>
+            <w14:round/>
+          </w14:textOutline>
+        </w:rPr>
+      </w:pPr>
+      <w:r>
+        <w:rPr>
+          <w:rFonts w:ascii="Times New Roman" w:hAnsi="Times New Roman" w:cs="Times New Roman"/>
+          <w:color w:val="000000" w:themeColor="text1"/>
+          <w:sz w:val="24"/>
+          <w:szCs w:val="24"/>
+          <w14:shadow w14:blurRad="38100" w14:dist="19050" w14:dir="2700000" w14:sx="100000" w14:sy="100000" w14:kx="0" w14:ky="0" w14:algn="tl">
+            <w14:schemeClr w14:val="dk1">
+              <w14:alpha w14:val="60000"/>
+            </w14:schemeClr>
+          </w14:shadow>
+          <w14:textOutline w14:w="0" w14:cap="flat" w14:cmpd="sng" w14:algn="ctr">
+            <w14:noFill/>
+            <w14:prstDash w14:val="solid"/>
+            <w14:round/>
+          </w14:textOutline>
+        </w:rPr>
+        <w:t>    const input = "ABC";</w:t>
+      </w:r>
+    </w:p>
+    <w:p>
+      <w:pPr>
+        <w:rPr>
+          <w:rFonts w:ascii="Times New Roman" w:hAnsi="Times New Roman" w:cs="Times New Roman"/>
+          <w:color w:val="000000" w:themeColor="text1"/>
+          <w:sz w:val="24"/>
+          <w:szCs w:val="24"/>
+          <w14:shadow w14:blurRad="38100" w14:dist="19050" w14:dir="2700000" w14:sx="100000" w14:sy="100000" w14:kx="0" w14:ky="0" w14:algn="tl">
+            <w14:schemeClr w14:val="dk1">
+              <w14:alpha w14:val="60000"/>
+            </w14:schemeClr>
+          </w14:shadow>
+          <w14:textOutline w14:w="0" w14:cap="flat" w14:cmpd="sng" w14:algn="ctr">
+            <w14:noFill/>
+            <w14:prstDash w14:val="solid"/>
+            <w14:round/>
+          </w14:textOutline>
+        </w:rPr>
+      </w:pPr>
+      <w:r>
+        <w:rPr>
+          <w:rFonts w:ascii="Times New Roman" w:hAnsi="Times New Roman" w:cs="Times New Roman"/>
+          <w:color w:val="000000" w:themeColor="text1"/>
+          <w:sz w:val="24"/>
+          <w:szCs w:val="24"/>
+          <w14:shadow w14:blurRad="38100" w14:dist="19050" w14:dir="2700000" w14:sx="100000" w14:sy="100000" w14:kx="0" w14:ky="0" w14:algn="tl">
+            <w14:schemeClr w14:val="dk1">
+              <w14:alpha w14:val="60000"/>
+            </w14:schemeClr>
+          </w14:shadow>
+          <w14:textOutline w14:w="0" w14:cap="flat" w14:cmpd="sng" w14:algn="ctr">
+            <w14:noFill/>
+            <w14:prstDash w14:val="solid"/>
+            <w14:round/>
+          </w14:textOutline>
+        </w:rPr>
+        <w:t>    if (input) {</w:t>
+      </w:r>
+    </w:p>
+    <w:p>
+      <w:pPr>
+        <w:rPr>
+          <w:rFonts w:ascii="Times New Roman" w:hAnsi="Times New Roman" w:cs="Times New Roman"/>
+          <w:color w:val="000000" w:themeColor="text1"/>
+          <w:sz w:val="24"/>
+          <w:szCs w:val="24"/>
+          <w14:shadow w14:blurRad="38100" w14:dist="19050" w14:dir="2700000" w14:sx="100000" w14:sy="100000" w14:kx="0" w14:ky="0" w14:algn="tl">
+            <w14:schemeClr w14:val="dk1">
+              <w14:alpha w14:val="60000"/>
+            </w14:schemeClr>
+          </w14:shadow>
+          <w14:textOutline w14:w="0" w14:cap="flat" w14:cmpd="sng" w14:algn="ctr">
+            <w14:noFill/>
+            <w14:prstDash w14:val="solid"/>
+            <w14:round/>
+          </w14:textOutline>
+        </w:rPr>
+      </w:pPr>
+      <w:r>
+        <w:rPr>
+          <w:rFonts w:ascii="Times New Roman" w:hAnsi="Times New Roman" w:cs="Times New Roman"/>
+          <w:color w:val="000000" w:themeColor="text1"/>
+          <w:sz w:val="24"/>
+          <w:szCs w:val="24"/>
+          <w14:shadow w14:blurRad="38100" w14:dist="19050" w14:dir="2700000" w14:sx="100000" w14:sy="100000" w14:kx="0" w14:ky="0" w14:algn="tl">
+            <w14:schemeClr w14:val="dk1">
+              <w14:alpha w14:val="60000"/>
+            </w14:schemeClr>
+          </w14:shadow>
+          <w14:textOutline w14:w="0" w14:cap="flat" w14:cmpd="sng" w14:algn="ctr">
+            <w14:noFill/>
+            <w14:prstDash w14:val="solid"/>
+            <w14:round/>
+          </w14:textOutline>
+        </w:rPr>
+        <w:t>      resolve(input);</w:t>
+      </w:r>
+    </w:p>
+    <w:p>
+      <w:pPr>
+        <w:rPr>
+          <w:rFonts w:ascii="Times New Roman" w:hAnsi="Times New Roman" w:cs="Times New Roman"/>
+          <w:color w:val="000000" w:themeColor="text1"/>
+          <w:sz w:val="24"/>
+          <w:szCs w:val="24"/>
+          <w14:shadow w14:blurRad="38100" w14:dist="19050" w14:dir="2700000" w14:sx="100000" w14:sy="100000" w14:kx="0" w14:ky="0" w14:algn="tl">
+            <w14:schemeClr w14:val="dk1">
+              <w14:alpha w14:val="60000"/>
+            </w14:schemeClr>
+          </w14:shadow>
+          <w14:textOutline w14:w="0" w14:cap="flat" w14:cmpd="sng" w14:algn="ctr">
+            <w14:noFill/>
+            <w14:prstDash w14:val="solid"/>
+            <w14:round/>
+          </w14:textOutline>
+        </w:rPr>
+      </w:pPr>
+      <w:r>
+        <w:rPr>
+          <w:rFonts w:ascii="Times New Roman" w:hAnsi="Times New Roman" w:cs="Times New Roman"/>
+          <w:color w:val="000000" w:themeColor="text1"/>
+          <w:sz w:val="24"/>
+          <w:szCs w:val="24"/>
+          <w14:shadow w14:blurRad="38100" w14:dist="19050" w14:dir="2700000" w14:sx="100000" w14:sy="100000" w14:kx="0" w14:ky="0" w14:algn="tl">
+            <w14:schemeClr w14:val="dk1">
+              <w14:alpha w14:val="60000"/>
+            </w14:schemeClr>
+          </w14:shadow>
+          <w14:textOutline w14:w="0" w14:cap="flat" w14:cmpd="sng" w14:algn="ctr">
+            <w14:noFill/>
+            <w14:prstDash w14:val="solid"/>
+            <w14:round/>
+          </w14:textOutline>
+        </w:rPr>
+        <w:t>    } else {</w:t>
+      </w:r>
+    </w:p>
+    <w:p>
+      <w:pPr>
+        <w:rPr>
+          <w:rFonts w:ascii="Times New Roman" w:hAnsi="Times New Roman" w:cs="Times New Roman"/>
+          <w:color w:val="000000" w:themeColor="text1"/>
+          <w:sz w:val="24"/>
+          <w:szCs w:val="24"/>
+          <w14:shadow w14:blurRad="38100" w14:dist="19050" w14:dir="2700000" w14:sx="100000" w14:sy="100000" w14:kx="0" w14:ky="0" w14:algn="tl">
+            <w14:schemeClr w14:val="dk1">
+              <w14:alpha w14:val="60000"/>
+            </w14:schemeClr>
+          </w14:shadow>
+          <w14:textOutline w14:w="0" w14:cap="flat" w14:cmpd="sng" w14:algn="ctr">
+            <w14:noFill/>
+            <w14:prstDash w14:val="solid"/>
+            <w14:round/>
+          </w14:textOutline>
+        </w:rPr>
+      </w:pPr>
+      <w:r>
+        <w:rPr>
+          <w:rFonts w:ascii="Times New Roman" w:hAnsi="Times New Roman" w:cs="Times New Roman"/>
+          <w:color w:val="000000" w:themeColor="text1"/>
+          <w:sz w:val="24"/>
+          <w:szCs w:val="24"/>
+          <w14:shadow w14:blurRad="38100" w14:dist="19050" w14:dir="2700000" w14:sx="100000" w14:sy="100000" w14:kx="0" w14:ky="0" w14:algn="tl">
+            <w14:schemeClr w14:val="dk1">
+              <w14:alpha w14:val="60000"/>
+            </w14:schemeClr>
+          </w14:shadow>
+          <w14:textOutline w14:w="0" w14:cap="flat" w14:cmpd="sng" w14:algn="ctr">
+            <w14:noFill/>
+            <w14:prstDash w14:val="solid"/>
+            <w14:round/>
+          </w14:textOutline>
+        </w:rPr>
+        <w:t>      reject(new Error("no data"));</w:t>
+      </w:r>
+    </w:p>
+    <w:p>
+      <w:pPr>
+        <w:rPr>
+          <w:rFonts w:ascii="Times New Roman" w:hAnsi="Times New Roman" w:cs="Times New Roman"/>
+          <w:color w:val="000000" w:themeColor="text1"/>
+          <w:sz w:val="24"/>
+          <w:szCs w:val="24"/>
+          <w14:shadow w14:blurRad="38100" w14:dist="19050" w14:dir="2700000" w14:sx="100000" w14:sy="100000" w14:kx="0" w14:ky="0" w14:algn="tl">
+            <w14:schemeClr w14:val="dk1">
+              <w14:alpha w14:val="60000"/>
+            </w14:schemeClr>
+          </w14:shadow>
+          <w14:textOutline w14:w="0" w14:cap="flat" w14:cmpd="sng" w14:algn="ctr">
+            <w14:noFill/>
+            <w14:prstDash w14:val="solid"/>
+            <w14:round/>
+          </w14:textOutline>
+        </w:rPr>
+      </w:pPr>
+      <w:r>
+        <w:rPr>
+          <w:rFonts w:ascii="Times New Roman" w:hAnsi="Times New Roman" w:cs="Times New Roman"/>
+          <w:color w:val="000000" w:themeColor="text1"/>
+          <w:sz w:val="24"/>
+          <w:szCs w:val="24"/>
+          <w14:shadow w14:blurRad="38100" w14:dist="19050" w14:dir="2700000" w14:sx="100000" w14:sy="100000" w14:kx="0" w14:ky="0" w14:algn="tl">
+            <w14:schemeClr w14:val="dk1">
+              <w14:alpha w14:val="60000"/>
+            </w14:schemeClr>
+          </w14:shadow>
+          <w14:textOutline w14:w="0" w14:cap="flat" w14:cmpd="sng" w14:algn="ctr">
+            <w14:noFill/>
+            <w14:prstDash w14:val="solid"/>
+            <w14:round/>
+          </w14:textOutline>
+        </w:rPr>
+        <w:t>    }</w:t>
+      </w:r>
+    </w:p>
+    <w:p>
+      <w:pPr>
+        <w:rPr>
+          <w:rFonts w:ascii="Times New Roman" w:hAnsi="Times New Roman" w:cs="Times New Roman"/>
+          <w:color w:val="000000" w:themeColor="text1"/>
+          <w:sz w:val="24"/>
+          <w:szCs w:val="24"/>
+          <w14:shadow w14:blurRad="38100" w14:dist="19050" w14:dir="2700000" w14:sx="100000" w14:sy="100000" w14:kx="0" w14:ky="0" w14:algn="tl">
+            <w14:schemeClr w14:val="dk1">
+              <w14:alpha w14:val="60000"/>
+            </w14:schemeClr>
+          </w14:shadow>
+          <w14:textOutline w14:w="0" w14:cap="flat" w14:cmpd="sng" w14:algn="ctr">
+            <w14:noFill/>
+            <w14:prstDash w14:val="solid"/>
+            <w14:round/>
+          </w14:textOutline>
+        </w:rPr>
+      </w:pPr>
+      <w:r>
+        <w:rPr>
+          <w:rFonts w:ascii="Times New Roman" w:hAnsi="Times New Roman" w:cs="Times New Roman"/>
+          <w:color w:val="000000" w:themeColor="text1"/>
+          <w:sz w:val="24"/>
+          <w:szCs w:val="24"/>
+          <w14:shadow w14:blurRad="38100" w14:dist="19050" w14:dir="2700000" w14:sx="100000" w14:sy="100000" w14:kx="0" w14:ky="0" w14:algn="tl">
+            <w14:schemeClr w14:val="dk1">
+              <w14:alpha w14:val="60000"/>
+            </w14:schemeClr>
+          </w14:shadow>
+          <w14:textOutline w14:w="0" w14:cap="flat" w14:cmpd="sng" w14:algn="ctr">
+            <w14:noFill/>
+            <w14:prstDash w14:val="solid"/>
+            <w14:round/>
+          </w14:textOutline>
+        </w:rPr>
+        <w:t>  }, 5000);</w:t>
+      </w:r>
+    </w:p>
+    <w:p>
+      <w:pPr>
+        <w:rPr>
+          <w:rFonts w:ascii="Times New Roman" w:hAnsi="Times New Roman" w:cs="Times New Roman"/>
+          <w:color w:val="000000" w:themeColor="text1"/>
+          <w:sz w:val="24"/>
+          <w:szCs w:val="24"/>
+          <w14:shadow w14:blurRad="38100" w14:dist="19050" w14:dir="2700000" w14:sx="100000" w14:sy="100000" w14:kx="0" w14:ky="0" w14:algn="tl">
+            <w14:schemeClr w14:val="dk1">
+              <w14:alpha w14:val="60000"/>
+            </w14:schemeClr>
+          </w14:shadow>
+          <w14:textOutline w14:w="0" w14:cap="flat" w14:cmpd="sng" w14:algn="ctr">
+            <w14:noFill/>
+            <w14:prstDash w14:val="solid"/>
+            <w14:round/>
+          </w14:textOutline>
+        </w:rPr>
+      </w:pPr>
+      <w:r>
+        <w:rPr>
+          <w:rFonts w:ascii="Times New Roman" w:hAnsi="Times New Roman" w:cs="Times New Roman"/>
+          <w:color w:val="000000" w:themeColor="text1"/>
+          <w:sz w:val="24"/>
+          <w:szCs w:val="24"/>
+          <w14:shadow w14:blurRad="38100" w14:dist="19050" w14:dir="2700000" w14:sx="100000" w14:sy="100000" w14:kx="0" w14:ky="0" w14:algn="tl">
+            <w14:schemeClr w14:val="dk1">
+              <w14:alpha w14:val="60000"/>
+            </w14:schemeClr>
+          </w14:shadow>
+          <w14:textOutline w14:w="0" w14:cap="flat" w14:cmpd="sng" w14:algn="ctr">
+            <w14:noFill/>
+            <w14:prstDash w14:val="solid"/>
+            <w14:round/>
+          </w14:textOutline>
+        </w:rPr>
+        <w:t>});</w:t>
+      </w:r>
+    </w:p>
+    <w:p>
+      <w:pPr>
+        <w:rPr>
+          <w:rFonts w:ascii="Times New Roman" w:hAnsi="Times New Roman" w:cs="Times New Roman"/>
+          <w:color w:val="000000" w:themeColor="text1"/>
+          <w:sz w:val="24"/>
+          <w:szCs w:val="24"/>
+          <w14:shadow w14:blurRad="38100" w14:dist="19050" w14:dir="2700000" w14:sx="100000" w14:sy="100000" w14:kx="0" w14:ky="0" w14:algn="tl">
+            <w14:schemeClr w14:val="dk1">
+              <w14:alpha w14:val="60000"/>
+            </w14:schemeClr>
+          </w14:shadow>
+          <w14:textOutline w14:w="0" w14:cap="flat" w14:cmpd="sng" w14:algn="ctr">
+            <w14:noFill/>
+            <w14:prstDash w14:val="solid"/>
+            <w14:round/>
+          </w14:textOutline>
+        </w:rPr>
+      </w:pPr>
+    </w:p>
+    <w:p>
+      <w:pPr>
+        <w:rPr>
+          <w:rFonts w:ascii="Times New Roman" w:hAnsi="Times New Roman" w:cs="Times New Roman"/>
+          <w:color w:val="000000" w:themeColor="text1"/>
+          <w:sz w:val="24"/>
+          <w:szCs w:val="24"/>
+          <w14:shadow w14:blurRad="38100" w14:dist="19050" w14:dir="2700000" w14:sx="100000" w14:sy="100000" w14:kx="0" w14:ky="0" w14:algn="tl">
+            <w14:schemeClr w14:val="dk1">
+              <w14:alpha w14:val="60000"/>
+            </w14:schemeClr>
+          </w14:shadow>
+          <w14:textOutline w14:w="0" w14:cap="flat" w14:cmpd="sng" w14:algn="ctr">
+            <w14:noFill/>
+            <w14:prstDash w14:val="solid"/>
+            <w14:round/>
+          </w14:textOutline>
+        </w:rPr>
+      </w:pPr>
+      <w:r>
+        <w:rPr>
+          <w:rFonts w:ascii="Times New Roman" w:hAnsi="Times New Roman" w:cs="Times New Roman"/>
+          <w:color w:val="000000" w:themeColor="text1"/>
+          <w:sz w:val="24"/>
+          <w:szCs w:val="24"/>
+          <w14:shadow w14:blurRad="38100" w14:dist="19050" w14:dir="2700000" w14:sx="100000" w14:sy="100000" w14:kx="0" w14:ky="0" w14:algn="tl">
+            <w14:schemeClr w14:val="dk1">
+              <w14:alpha w14:val="60000"/>
+            </w14:schemeClr>
+          </w14:shadow>
+          <w14:textOutline w14:w="0" w14:cap="flat" w14:cmpd="sng" w14:algn="ctr">
+            <w14:noFill/>
+            <w14:prstDash w14:val="solid"/>
+            <w14:round/>
+          </w14:textOutline>
+        </w:rPr>
+        <w:t>promise</w:t>
+      </w:r>
+    </w:p>
+    <w:p>
+      <w:pPr>
+        <w:rPr>
+          <w:rFonts w:ascii="Times New Roman" w:hAnsi="Times New Roman" w:cs="Times New Roman"/>
+          <w:color w:val="000000" w:themeColor="text1"/>
+          <w:sz w:val="24"/>
+          <w:szCs w:val="24"/>
+          <w14:shadow w14:blurRad="38100" w14:dist="19050" w14:dir="2700000" w14:sx="100000" w14:sy="100000" w14:kx="0" w14:ky="0" w14:algn="tl">
+            <w14:schemeClr w14:val="dk1">
+              <w14:alpha w14:val="60000"/>
+            </w14:schemeClr>
+          </w14:shadow>
+          <w14:textOutline w14:w="0" w14:cap="flat" w14:cmpd="sng" w14:algn="ctr">
+            <w14:noFill/>
+            <w14:prstDash w14:val="solid"/>
+            <w14:round/>
+          </w14:textOutline>
+        </w:rPr>
+      </w:pPr>
+      <w:r>
+        <w:rPr>
+          <w:rFonts w:ascii="Times New Roman" w:hAnsi="Times New Roman" w:cs="Times New Roman"/>
+          <w:color w:val="000000" w:themeColor="text1"/>
+          <w:sz w:val="24"/>
+          <w:szCs w:val="24"/>
+          <w14:shadow w14:blurRad="38100" w14:dist="19050" w14:dir="2700000" w14:sx="100000" w14:sy="100000" w14:kx="0" w14:ky="0" w14:algn="tl">
+            <w14:schemeClr w14:val="dk1">
+              <w14:alpha w14:val="60000"/>
+            </w14:schemeClr>
+          </w14:shadow>
+          <w14:textOutline w14:w="0" w14:cap="flat" w14:cmpd="sng" w14:algn="ctr">
+            <w14:noFill/>
+            <w14:prstDash w14:val="solid"/>
+            <w14:round/>
+          </w14:textOutline>
+        </w:rPr>
+        <w:t>  .then((input) =&gt; {</w:t>
+      </w:r>
+    </w:p>
+    <w:p>
+      <w:pPr>
+        <w:rPr>
+          <w:rFonts w:ascii="Times New Roman" w:hAnsi="Times New Roman" w:cs="Times New Roman"/>
+          <w:color w:val="000000" w:themeColor="text1"/>
+          <w:sz w:val="24"/>
+          <w:szCs w:val="24"/>
+          <w14:shadow w14:blurRad="38100" w14:dist="19050" w14:dir="2700000" w14:sx="100000" w14:sy="100000" w14:kx="0" w14:ky="0" w14:algn="tl">
+            <w14:schemeClr w14:val="dk1">
+              <w14:alpha w14:val="60000"/>
+            </w14:schemeClr>
+          </w14:shadow>
+          <w14:textOutline w14:w="0" w14:cap="flat" w14:cmpd="sng" w14:algn="ctr">
+            <w14:noFill/>
+            <w14:prstDash w14:val="solid"/>
+            <w14:round/>
+          </w14:textOutline>
+        </w:rPr>
+      </w:pPr>
+      <w:r>
+        <w:rPr>
+          <w:rFonts w:ascii="Times New Roman" w:hAnsi="Times New Roman" w:cs="Times New Roman"/>
+          <w:color w:val="000000" w:themeColor="text1"/>
+          <w:sz w:val="24"/>
+          <w:szCs w:val="24"/>
+          <w14:shadow w14:blurRad="38100" w14:dist="19050" w14:dir="2700000" w14:sx="100000" w14:sy="100000" w14:kx="0" w14:ky="0" w14:algn="tl">
+            <w14:schemeClr w14:val="dk1">
+              <w14:alpha w14:val="60000"/>
+            </w14:schemeClr>
+          </w14:shadow>
+          <w14:textOutline w14:w="0" w14:cap="flat" w14:cmpd="sng" w14:algn="ctr">
+            <w14:noFill/>
+            <w14:prstDash w14:val="solid"/>
+            <w14:round/>
+          </w14:textOutline>
+        </w:rPr>
+        <w:t>    console.log(input);</w:t>
+      </w:r>
+    </w:p>
+    <w:p>
+      <w:pPr>
+        <w:rPr>
+          <w:rFonts w:ascii="Times New Roman" w:hAnsi="Times New Roman" w:cs="Times New Roman"/>
+          <w:color w:val="000000" w:themeColor="text1"/>
+          <w:sz w:val="24"/>
+          <w:szCs w:val="24"/>
+          <w14:shadow w14:blurRad="38100" w14:dist="19050" w14:dir="2700000" w14:sx="100000" w14:sy="100000" w14:kx="0" w14:ky="0" w14:algn="tl">
+            <w14:schemeClr w14:val="dk1">
+              <w14:alpha w14:val="60000"/>
+            </w14:schemeClr>
+          </w14:shadow>
+          <w14:textOutline w14:w="0" w14:cap="flat" w14:cmpd="sng" w14:algn="ctr">
+            <w14:noFill/>
+            <w14:prstDash w14:val="solid"/>
+            <w14:round/>
+          </w14:textOutline>
+        </w:rPr>
+      </w:pPr>
+      <w:r>
+        <w:rPr>
+          <w:rFonts w:ascii="Times New Roman" w:hAnsi="Times New Roman" w:cs="Times New Roman"/>
+          <w:color w:val="000000" w:themeColor="text1"/>
+          <w:sz w:val="24"/>
+          <w:szCs w:val="24"/>
+          <w14:shadow w14:blurRad="38100" w14:dist="19050" w14:dir="2700000" w14:sx="100000" w14:sy="100000" w14:kx="0" w14:ky="0" w14:algn="tl">
+            <w14:schemeClr w14:val="dk1">
+              <w14:alpha w14:val="60000"/>
+            </w14:schemeClr>
+          </w14:shadow>
+          <w14:textOutline w14:w="0" w14:cap="flat" w14:cmpd="sng" w14:algn="ctr">
+            <w14:noFill/>
+            <w14:prstDash w14:val="solid"/>
+            <w14:round/>
+          </w14:textOutline>
+        </w:rPr>
+        <w:t>  })</w:t>
+      </w:r>
+    </w:p>
+    <w:p>
+      <w:pPr>
+        <w:rPr>
+          <w:rFonts w:ascii="Times New Roman" w:hAnsi="Times New Roman" w:cs="Times New Roman"/>
+          <w:color w:val="000000" w:themeColor="text1"/>
+          <w:sz w:val="24"/>
+          <w:szCs w:val="24"/>
+          <w14:shadow w14:blurRad="38100" w14:dist="19050" w14:dir="2700000" w14:sx="100000" w14:sy="100000" w14:kx="0" w14:ky="0" w14:algn="tl">
+            <w14:schemeClr w14:val="dk1">
+              <w14:alpha w14:val="60000"/>
+            </w14:schemeClr>
+          </w14:shadow>
+          <w14:textOutline w14:w="0" w14:cap="flat" w14:cmpd="sng" w14:algn="ctr">
+            <w14:noFill/>
+            <w14:prstDash w14:val="solid"/>
+            <w14:round/>
+          </w14:textOutline>
+        </w:rPr>
+      </w:pPr>
+      <w:r>
+        <w:rPr>
+          <w:rFonts w:ascii="Times New Roman" w:hAnsi="Times New Roman" w:cs="Times New Roman"/>
+          <w:color w:val="000000" w:themeColor="text1"/>
+          <w:sz w:val="24"/>
+          <w:szCs w:val="24"/>
+          <w14:shadow w14:blurRad="38100" w14:dist="19050" w14:dir="2700000" w14:sx="100000" w14:sy="100000" w14:kx="0" w14:ky="0" w14:algn="tl">
+            <w14:schemeClr w14:val="dk1">
+              <w14:alpha w14:val="60000"/>
+            </w14:schemeClr>
+          </w14:shadow>
+          <w14:textOutline w14:w="0" w14:cap="flat" w14:cmpd="sng" w14:algn="ctr">
+            <w14:noFill/>
+            <w14:prstDash w14:val="solid"/>
+            <w14:round/>
+          </w14:textOutline>
+        </w:rPr>
+        <w:t>  .catch((err) =&gt; {</w:t>
+      </w:r>
+    </w:p>
+    <w:p>
+      <w:pPr>
+        <w:rPr>
+          <w:rFonts w:ascii="Times New Roman" w:hAnsi="Times New Roman" w:cs="Times New Roman"/>
+          <w:color w:val="000000" w:themeColor="text1"/>
+          <w:sz w:val="24"/>
+          <w:szCs w:val="24"/>
+          <w14:shadow w14:blurRad="38100" w14:dist="19050" w14:dir="2700000" w14:sx="100000" w14:sy="100000" w14:kx="0" w14:ky="0" w14:algn="tl">
+            <w14:schemeClr w14:val="dk1">
+              <w14:alpha w14:val="60000"/>
+            </w14:schemeClr>
+          </w14:shadow>
+          <w14:textOutline w14:w="0" w14:cap="flat" w14:cmpd="sng" w14:algn="ctr">
+            <w14:noFill/>
+            <w14:prstDash w14:val="solid"/>
+            <w14:round/>
+          </w14:textOutline>
+        </w:rPr>
+      </w:pPr>
+      <w:r>
+        <w:rPr>
+          <w:rFonts w:ascii="Times New Roman" w:hAnsi="Times New Roman" w:cs="Times New Roman"/>
+          <w:color w:val="000000" w:themeColor="text1"/>
+          <w:sz w:val="24"/>
+          <w:szCs w:val="24"/>
+          <w14:shadow w14:blurRad="38100" w14:dist="19050" w14:dir="2700000" w14:sx="100000" w14:sy="100000" w14:kx="0" w14:ky="0" w14:algn="tl">
+            <w14:schemeClr w14:val="dk1">
+              <w14:alpha w14:val="60000"/>
+            </w14:schemeClr>
+          </w14:shadow>
+          <w14:textOutline w14:w="0" w14:cap="flat" w14:cmpd="sng" w14:algn="ctr">
+            <w14:noFill/>
+            <w14:prstDash w14:val="solid"/>
+            <w14:round/>
+          </w14:textOutline>
+        </w:rPr>
+        <w:t>    console.log(err);</w:t>
+      </w:r>
+    </w:p>
+    <w:p>
+      <w:pPr>
+        <w:rPr>
+          <w:rFonts w:ascii="Times New Roman" w:hAnsi="Times New Roman" w:cs="Times New Roman"/>
+          <w:color w:val="000000" w:themeColor="text1"/>
+          <w:sz w:val="24"/>
+          <w:szCs w:val="24"/>
+          <w14:shadow w14:blurRad="38100" w14:dist="19050" w14:dir="2700000" w14:sx="100000" w14:sy="100000" w14:kx="0" w14:ky="0" w14:algn="tl">
+            <w14:schemeClr w14:val="dk1">
+              <w14:alpha w14:val="60000"/>
+            </w14:schemeClr>
+          </w14:shadow>
+          <w14:textOutline w14:w="0" w14:cap="flat" w14:cmpd="sng" w14:algn="ctr">
+            <w14:noFill/>
+            <w14:prstDash w14:val="solid"/>
+            <w14:round/>
+          </w14:textOutline>
+        </w:rPr>
+      </w:pPr>
+      <w:r>
+        <w:rPr>
+          <w:rFonts w:ascii="Times New Roman" w:hAnsi="Times New Roman" w:cs="Times New Roman"/>
+          <w:color w:val="000000" w:themeColor="text1"/>
+          <w:sz w:val="24"/>
+          <w:szCs w:val="24"/>
+          <w14:shadow w14:blurRad="38100" w14:dist="19050" w14:dir="2700000" w14:sx="100000" w14:sy="100000" w14:kx="0" w14:ky="0" w14:algn="tl">
+            <w14:schemeClr w14:val="dk1">
+              <w14:alpha w14:val="60000"/>
+            </w14:schemeClr>
+          </w14:shadow>
+          <w14:textOutline w14:w="0" w14:cap="flat" w14:cmpd="sng" w14:algn="ctr">
+            <w14:noFill/>
+            <w14:prstDash w14:val="solid"/>
+            <w14:round/>
+          </w14:textOutline>
+        </w:rPr>
+        <w:t>  })</w:t>
+      </w:r>
+    </w:p>
+    <w:p>
+      <w:pPr>
+        <w:rPr>
+          <w:rFonts w:ascii="Times New Roman" w:hAnsi="Times New Roman" w:cs="Times New Roman"/>
+          <w:color w:val="000000" w:themeColor="text1"/>
+          <w:sz w:val="24"/>
+          <w:szCs w:val="24"/>
+          <w14:shadow w14:blurRad="38100" w14:dist="19050" w14:dir="2700000" w14:sx="100000" w14:sy="100000" w14:kx="0" w14:ky="0" w14:algn="tl">
+            <w14:schemeClr w14:val="dk1">
+              <w14:alpha w14:val="60000"/>
+            </w14:schemeClr>
+          </w14:shadow>
+          <w14:textOutline w14:w="0" w14:cap="flat" w14:cmpd="sng" w14:algn="ctr">
+            <w14:noFill/>
+            <w14:prstDash w14:val="solid"/>
+            <w14:round/>
+          </w14:textOutline>
+        </w:rPr>
+      </w:pPr>
+      <w:r>
+        <w:rPr>
+          <w:rFonts w:ascii="Times New Roman" w:hAnsi="Times New Roman" w:cs="Times New Roman"/>
+          <w:color w:val="000000" w:themeColor="text1"/>
+          <w:sz w:val="24"/>
+          <w:szCs w:val="24"/>
+          <w14:shadow w14:blurRad="38100" w14:dist="19050" w14:dir="2700000" w14:sx="100000" w14:sy="100000" w14:kx="0" w14:ky="0" w14:algn="tl">
+            <w14:schemeClr w14:val="dk1">
+              <w14:alpha w14:val="60000"/>
+            </w14:schemeClr>
+          </w14:shadow>
+          <w14:textOutline w14:w="0" w14:cap="flat" w14:cmpd="sng" w14:algn="ctr">
+            <w14:noFill/>
+            <w14:prstDash w14:val="solid"/>
+            <w14:round/>
+          </w14:textOutline>
+        </w:rPr>
+        <w:t>  .finally(() =&gt; {</w:t>
+      </w:r>
+    </w:p>
+    <w:p>
+      <w:pPr>
+        <w:rPr>
+          <w:rFonts w:ascii="Times New Roman" w:hAnsi="Times New Roman" w:cs="Times New Roman"/>
+          <w:color w:val="000000" w:themeColor="text1"/>
+          <w:sz w:val="24"/>
+          <w:szCs w:val="24"/>
+          <w14:shadow w14:blurRad="38100" w14:dist="19050" w14:dir="2700000" w14:sx="100000" w14:sy="100000" w14:kx="0" w14:ky="0" w14:algn="tl">
+            <w14:schemeClr w14:val="dk1">
+              <w14:alpha w14:val="60000"/>
+            </w14:schemeClr>
+          </w14:shadow>
+          <w14:textOutline w14:w="0" w14:cap="flat" w14:cmpd="sng" w14:algn="ctr">
+            <w14:noFill/>
+            <w14:prstDash w14:val="solid"/>
+            <w14:round/>
+          </w14:textOutline>
+        </w:rPr>
+      </w:pPr>
+      <w:r>
+        <w:rPr>
+          <w:rFonts w:ascii="Times New Roman" w:hAnsi="Times New Roman" w:cs="Times New Roman"/>
+          <w:color w:val="000000" w:themeColor="text1"/>
+          <w:sz w:val="24"/>
+          <w:szCs w:val="24"/>
+          <w14:shadow w14:blurRad="38100" w14:dist="19050" w14:dir="2700000" w14:sx="100000" w14:sy="100000" w14:kx="0" w14:ky="0" w14:algn="tl">
+            <w14:schemeClr w14:val="dk1">
+              <w14:alpha w14:val="60000"/>
+            </w14:schemeClr>
+          </w14:shadow>
+          <w14:textOutline w14:w="0" w14:cap="flat" w14:cmpd="sng" w14:algn="ctr">
+            <w14:noFill/>
+            <w14:prstDash w14:val="solid"/>
+            <w14:round/>
+          </w14:textOutline>
+        </w:rPr>
+        <w:t>    console.log(Test);</w:t>
+      </w:r>
+    </w:p>
+    <w:p>
+      <w:pPr>
+        <w:rPr>
+          <w:rFonts w:ascii="Times New Roman" w:hAnsi="Times New Roman" w:cs="Times New Roman"/>
+          <w:color w:val="000000" w:themeColor="text1"/>
+          <w:sz w:val="24"/>
+          <w:szCs w:val="24"/>
+          <w14:shadow w14:blurRad="38100" w14:dist="19050" w14:dir="2700000" w14:sx="100000" w14:sy="100000" w14:kx="0" w14:ky="0" w14:algn="tl">
+            <w14:schemeClr w14:val="dk1">
+              <w14:alpha w14:val="60000"/>
+            </w14:schemeClr>
+          </w14:shadow>
+          <w14:textOutline w14:w="0" w14:cap="flat" w14:cmpd="sng" w14:algn="ctr">
+            <w14:noFill/>
+            <w14:prstDash w14:val="solid"/>
+            <w14:round/>
+          </w14:textOutline>
+        </w:rPr>
+      </w:pPr>
+      <w:r>
+        <w:rPr>
+          <w:rFonts w:ascii="Times New Roman" w:hAnsi="Times New Roman" w:cs="Times New Roman"/>
+          <w:color w:val="000000" w:themeColor="text1"/>
+          <w:sz w:val="24"/>
+          <w:szCs w:val="24"/>
+          <w14:shadow w14:blurRad="38100" w14:dist="19050" w14:dir="2700000" w14:sx="100000" w14:sy="100000" w14:kx="0" w14:ky="0" w14:algn="tl">
+            <w14:schemeClr w14:val="dk1">
+              <w14:alpha w14:val="60000"/>
+            </w14:schemeClr>
+          </w14:shadow>
+          <w14:textOutline w14:w="0" w14:cap="flat" w14:cmpd="sng" w14:algn="ctr">
+            <w14:noFill/>
+            <w14:prstDash w14:val="solid"/>
+            <w14:round/>
+          </w14:textOutline>
+        </w:rPr>
+        <w:t>  });</w:t>
+      </w:r>
+    </w:p>
+    <w:p>
+      <w:pPr>
+        <w:rPr>
+          <w:rFonts w:ascii="Times New Roman" w:hAnsi="Times New Roman" w:cs="Times New Roman"/>
+          <w:b/>
+          <w:bCs/>
+          <w:color w:val="000000" w:themeColor="text1"/>
+          <w:sz w:val="24"/>
+          <w:szCs w:val="24"/>
+          <w14:shadow w14:blurRad="38100" w14:dist="19050" w14:dir="2700000" w14:sx="100000" w14:sy="100000" w14:kx="0" w14:ky="0" w14:algn="tl">
+            <w14:schemeClr w14:val="dk1">
+              <w14:alpha w14:val="60000"/>
+            </w14:schemeClr>
+          </w14:shadow>
+          <w14:textOutline w14:w="0" w14:cap="flat" w14:cmpd="sng" w14:algn="ctr">
+            <w14:noFill/>
+            <w14:prstDash w14:val="solid"/>
+            <w14:round/>
+          </w14:textOutline>
+        </w:rPr>
+      </w:pPr>
+    </w:p>
+    <w:p>
+      <w:pPr>
+        <w:pStyle w:val="Heading1"/>
+        <w:rPr>
+          <w:b/>
+          <w:bCs/>
+          <w:color w:val="833C0B" w:themeColor="accent2" w:themeShade="80"/>
+        </w:rPr>
+      </w:pPr>
+      <w:r>
+        <w:rPr>
+          <w:b/>
+          <w:bCs/>
+          <w:color w:val="833C0B" w:themeColor="accent2" w:themeShade="80"/>
+        </w:rPr>
         <w:lastRenderedPageBreak/>
-        <w:t xml:space="preserve">  </w:t>
+        <w:t xml:space="preserve">What is difference between promise and callback in </w:t>
       </w:r>
       <w:proofErr w:type="spellStart"/>
       <w:r>
         <w:rPr>
-          <w:rFonts w:ascii="Times New Roman" w:hAnsi="Times New Roman" w:cs="Times New Roman"/>
-          <w:color w:val="000000" w:themeColor="text1"/>
-          <w:sz w:val="24"/>
-          <w:szCs w:val="24"/>
-          <w14:shadow w14:blurRad="38100" w14:dist="19050" w14:dir="2700000" w14:sx="100000" w14:sy="100000" w14:kx="0" w14:ky="0" w14:algn="tl">
-            <w14:schemeClr w14:val="dk1">
-              <w14:alpha w14:val="60000"/>
-            </w14:schemeClr>
-          </w14:shadow>
-          <w14:textOutline w14:w="0" w14:cap="flat" w14:cmpd="sng" w14:algn="ctr">
-            <w14:noFill/>
-            <w14:prstDash w14:val="solid"/>
-            <w14:round/>
-          </w14:textOutline>
-        </w:rPr>
-        <w:t>setTimeout</w:t>
+          <w:b/>
+          <w:bCs/>
+          <w:color w:val="833C0B" w:themeColor="accent2" w:themeShade="80"/>
+        </w:rPr>
+        <w:t>Javascript</w:t>
       </w:r>
       <w:proofErr w:type="spellEnd"/>
       <w:r>
         <w:rPr>
-          <w:rFonts w:ascii="Times New Roman" w:hAnsi="Times New Roman" w:cs="Times New Roman"/>
-          <w:color w:val="000000" w:themeColor="text1"/>
-          <w:sz w:val="24"/>
-          <w:szCs w:val="24"/>
-          <w14:shadow w14:blurRad="38100" w14:dist="19050" w14:dir="2700000" w14:sx="100000" w14:sy="100000" w14:kx="0" w14:ky="0" w14:algn="tl">
-            <w14:schemeClr w14:val="dk1">
-              <w14:alpha w14:val="60000"/>
-            </w14:schemeClr>
-          </w14:shadow>
-          <w14:textOutline w14:w="0" w14:cap="flat" w14:cmpd="sng" w14:algn="ctr">
-            <w14:noFill/>
-            <w14:prstDash w14:val="solid"/>
-            <w14:round/>
-          </w14:textOutline>
-        </w:rPr>
-        <w:t>(() =&gt; {</w:t>
-      </w:r>
-    </w:p>
-    <w:p>
-      <w:pPr>
-        <w:rPr>
-          <w:rFonts w:ascii="Times New Roman" w:hAnsi="Times New Roman" w:cs="Times New Roman"/>
-          <w:color w:val="000000" w:themeColor="text1"/>
-          <w:sz w:val="24"/>
-          <w:szCs w:val="24"/>
-          <w14:shadow w14:blurRad="38100" w14:dist="19050" w14:dir="2700000" w14:sx="100000" w14:sy="100000" w14:kx="0" w14:ky="0" w14:algn="tl">
-            <w14:schemeClr w14:val="dk1">
-              <w14:alpha w14:val="60000"/>
-            </w14:schemeClr>
-          </w14:shadow>
-          <w14:textOutline w14:w="0" w14:cap="flat" w14:cmpd="sng" w14:algn="ctr">
-            <w14:noFill/>
-            <w14:prstDash w14:val="solid"/>
-            <w14:round/>
-          </w14:textOutline>
-        </w:rPr>
-      </w:pPr>
-      <w:r>
-        <w:rPr>
-          <w:rFonts w:ascii="Times New Roman" w:hAnsi="Times New Roman" w:cs="Times New Roman"/>
-          <w:color w:val="000000" w:themeColor="text1"/>
-          <w:sz w:val="24"/>
-          <w:szCs w:val="24"/>
-          <w14:shadow w14:blurRad="38100" w14:dist="19050" w14:dir="2700000" w14:sx="100000" w14:sy="100000" w14:kx="0" w14:ky="0" w14:algn="tl">
-            <w14:schemeClr w14:val="dk1">
-              <w14:alpha w14:val="60000"/>
-            </w14:schemeClr>
-          </w14:shadow>
-          <w14:textOutline w14:w="0" w14:cap="flat" w14:cmpd="sng" w14:algn="ctr">
-            <w14:noFill/>
-            <w14:prstDash w14:val="solid"/>
-            <w14:round/>
-          </w14:textOutline>
-        </w:rPr>
-        <w:t>    const input = "ABC";</w:t>
-      </w:r>
-    </w:p>
-    <w:p>
-      <w:pPr>
-        <w:rPr>
-          <w:rFonts w:ascii="Times New Roman" w:hAnsi="Times New Roman" w:cs="Times New Roman"/>
-          <w:color w:val="000000" w:themeColor="text1"/>
-          <w:sz w:val="24"/>
-          <w:szCs w:val="24"/>
-          <w14:shadow w14:blurRad="38100" w14:dist="19050" w14:dir="2700000" w14:sx="100000" w14:sy="100000" w14:kx="0" w14:ky="0" w14:algn="tl">
-            <w14:schemeClr w14:val="dk1">
-              <w14:alpha w14:val="60000"/>
-            </w14:schemeClr>
-          </w14:shadow>
-          <w14:textOutline w14:w="0" w14:cap="flat" w14:cmpd="sng" w14:algn="ctr">
-            <w14:noFill/>
-            <w14:prstDash w14:val="solid"/>
-            <w14:round/>
-          </w14:textOutline>
-        </w:rPr>
-      </w:pPr>
-      <w:r>
-        <w:rPr>
-          <w:rFonts w:ascii="Times New Roman" w:hAnsi="Times New Roman" w:cs="Times New Roman"/>
-          <w:color w:val="000000" w:themeColor="text1"/>
-          <w:sz w:val="24"/>
-          <w:szCs w:val="24"/>
-          <w14:shadow w14:blurRad="38100" w14:dist="19050" w14:dir="2700000" w14:sx="100000" w14:sy="100000" w14:kx="0" w14:ky="0" w14:algn="tl">
-            <w14:schemeClr w14:val="dk1">
-              <w14:alpha w14:val="60000"/>
-            </w14:schemeClr>
-          </w14:shadow>
-          <w14:textOutline w14:w="0" w14:cap="flat" w14:cmpd="sng" w14:algn="ctr">
-            <w14:noFill/>
-            <w14:prstDash w14:val="solid"/>
-            <w14:round/>
-          </w14:textOutline>
-        </w:rPr>
-        <w:t>    if (input) {</w:t>
-      </w:r>
-    </w:p>
-    <w:p>
-      <w:pPr>
-        <w:rPr>
-          <w:rFonts w:ascii="Times New Roman" w:hAnsi="Times New Roman" w:cs="Times New Roman"/>
-          <w:color w:val="000000" w:themeColor="text1"/>
-          <w:sz w:val="24"/>
-          <w:szCs w:val="24"/>
-          <w14:shadow w14:blurRad="38100" w14:dist="19050" w14:dir="2700000" w14:sx="100000" w14:sy="100000" w14:kx="0" w14:ky="0" w14:algn="tl">
-            <w14:schemeClr w14:val="dk1">
-              <w14:alpha w14:val="60000"/>
-            </w14:schemeClr>
-          </w14:shadow>
-          <w14:textOutline w14:w="0" w14:cap="flat" w14:cmpd="sng" w14:algn="ctr">
-            <w14:noFill/>
-            <w14:prstDash w14:val="solid"/>
-            <w14:round/>
-          </w14:textOutline>
-        </w:rPr>
-      </w:pPr>
-      <w:r>
-        <w:rPr>
-          <w:rFonts w:ascii="Times New Roman" w:hAnsi="Times New Roman" w:cs="Times New Roman"/>
-          <w:color w:val="000000" w:themeColor="text1"/>
-          <w:sz w:val="24"/>
-          <w:szCs w:val="24"/>
-          <w14:shadow w14:blurRad="38100" w14:dist="19050" w14:dir="2700000" w14:sx="100000" w14:sy="100000" w14:kx="0" w14:ky="0" w14:algn="tl">
-            <w14:schemeClr w14:val="dk1">
-              <w14:alpha w14:val="60000"/>
-            </w14:schemeClr>
-          </w14:shadow>
-          <w14:textOutline w14:w="0" w14:cap="flat" w14:cmpd="sng" w14:algn="ctr">
-            <w14:noFill/>
-            <w14:prstDash w14:val="solid"/>
-            <w14:round/>
-          </w14:textOutline>
-        </w:rPr>
-        <w:t>      resolve(input);</w:t>
-      </w:r>
-    </w:p>
-    <w:p>
-      <w:pPr>
-        <w:rPr>
-          <w:rFonts w:ascii="Times New Roman" w:hAnsi="Times New Roman" w:cs="Times New Roman"/>
-          <w:color w:val="000000" w:themeColor="text1"/>
-          <w:sz w:val="24"/>
-          <w:szCs w:val="24"/>
-          <w14:shadow w14:blurRad="38100" w14:dist="19050" w14:dir="2700000" w14:sx="100000" w14:sy="100000" w14:kx="0" w14:ky="0" w14:algn="tl">
-            <w14:schemeClr w14:val="dk1">
-              <w14:alpha w14:val="60000"/>
-            </w14:schemeClr>
-          </w14:shadow>
-          <w14:textOutline w14:w="0" w14:cap="flat" w14:cmpd="sng" w14:algn="ctr">
-            <w14:noFill/>
-            <w14:prstDash w14:val="solid"/>
-            <w14:round/>
-          </w14:textOutline>
-        </w:rPr>
-      </w:pPr>
-      <w:r>
-        <w:rPr>
-          <w:rFonts w:ascii="Times New Roman" w:hAnsi="Times New Roman" w:cs="Times New Roman"/>
-          <w:color w:val="000000" w:themeColor="text1"/>
-          <w:sz w:val="24"/>
-          <w:szCs w:val="24"/>
-          <w14:shadow w14:blurRad="38100" w14:dist="19050" w14:dir="2700000" w14:sx="100000" w14:sy="100000" w14:kx="0" w14:ky="0" w14:algn="tl">
-            <w14:schemeClr w14:val="dk1">
-              <w14:alpha w14:val="60000"/>
-            </w14:schemeClr>
-          </w14:shadow>
-          <w14:textOutline w14:w="0" w14:cap="flat" w14:cmpd="sng" w14:algn="ctr">
-            <w14:noFill/>
-            <w14:prstDash w14:val="solid"/>
-            <w14:round/>
-          </w14:textOutline>
-        </w:rPr>
-        <w:t>    } else {</w:t>
-      </w:r>
-    </w:p>
-    <w:p>
-      <w:pPr>
-        <w:rPr>
-          <w:rFonts w:ascii="Times New Roman" w:hAnsi="Times New Roman" w:cs="Times New Roman"/>
-          <w:color w:val="000000" w:themeColor="text1"/>
-          <w:sz w:val="24"/>
-          <w:szCs w:val="24"/>
-          <w14:shadow w14:blurRad="38100" w14:dist="19050" w14:dir="2700000" w14:sx="100000" w14:sy="100000" w14:kx="0" w14:ky="0" w14:algn="tl">
-            <w14:schemeClr w14:val="dk1">
-              <w14:alpha w14:val="60000"/>
-            </w14:schemeClr>
-          </w14:shadow>
-          <w14:textOutline w14:w="0" w14:cap="flat" w14:cmpd="sng" w14:algn="ctr">
-            <w14:noFill/>
-            <w14:prstDash w14:val="solid"/>
-            <w14:round/>
-          </w14:textOutline>
-        </w:rPr>
-      </w:pPr>
-      <w:r>
-        <w:rPr>
-          <w:rFonts w:ascii="Times New Roman" w:hAnsi="Times New Roman" w:cs="Times New Roman"/>
-          <w:color w:val="000000" w:themeColor="text1"/>
-          <w:sz w:val="24"/>
-          <w:szCs w:val="24"/>
-          <w14:shadow w14:blurRad="38100" w14:dist="19050" w14:dir="2700000" w14:sx="100000" w14:sy="100000" w14:kx="0" w14:ky="0" w14:algn="tl">
-            <w14:schemeClr w14:val="dk1">
-              <w14:alpha w14:val="60000"/>
-            </w14:schemeClr>
-          </w14:shadow>
-          <w14:textOutline w14:w="0" w14:cap="flat" w14:cmpd="sng" w14:algn="ctr">
-            <w14:noFill/>
-            <w14:prstDash w14:val="solid"/>
-            <w14:round/>
-          </w14:textOutline>
-        </w:rPr>
-        <w:t>      reject(new Error("no data"));</w:t>
-      </w:r>
-    </w:p>
-    <w:p>
-      <w:pPr>
-        <w:rPr>
-          <w:rFonts w:ascii="Times New Roman" w:hAnsi="Times New Roman" w:cs="Times New Roman"/>
-          <w:color w:val="000000" w:themeColor="text1"/>
-          <w:sz w:val="24"/>
-          <w:szCs w:val="24"/>
-          <w14:shadow w14:blurRad="38100" w14:dist="19050" w14:dir="2700000" w14:sx="100000" w14:sy="100000" w14:kx="0" w14:ky="0" w14:algn="tl">
-            <w14:schemeClr w14:val="dk1">
-              <w14:alpha w14:val="60000"/>
-            </w14:schemeClr>
-          </w14:shadow>
-          <w14:textOutline w14:w="0" w14:cap="flat" w14:cmpd="sng" w14:algn="ctr">
-            <w14:noFill/>
-            <w14:prstDash w14:val="solid"/>
-            <w14:round/>
-          </w14:textOutline>
-        </w:rPr>
-      </w:pPr>
-      <w:r>
-        <w:rPr>
-          <w:rFonts w:ascii="Times New Roman" w:hAnsi="Times New Roman" w:cs="Times New Roman"/>
-          <w:color w:val="000000" w:themeColor="text1"/>
-          <w:sz w:val="24"/>
-          <w:szCs w:val="24"/>
-          <w14:shadow w14:blurRad="38100" w14:dist="19050" w14:dir="2700000" w14:sx="100000" w14:sy="100000" w14:kx="0" w14:ky="0" w14:algn="tl">
-            <w14:schemeClr w14:val="dk1">
-              <w14:alpha w14:val="60000"/>
-            </w14:schemeClr>
-          </w14:shadow>
-          <w14:textOutline w14:w="0" w14:cap="flat" w14:cmpd="sng" w14:algn="ctr">
-            <w14:noFill/>
-            <w14:prstDash w14:val="solid"/>
-            <w14:round/>
-          </w14:textOutline>
-        </w:rPr>
-        <w:t>    }</w:t>
-      </w:r>
-    </w:p>
-    <w:p>
-      <w:pPr>
-        <w:rPr>
-          <w:rFonts w:ascii="Times New Roman" w:hAnsi="Times New Roman" w:cs="Times New Roman"/>
-          <w:color w:val="000000" w:themeColor="text1"/>
-          <w:sz w:val="24"/>
-          <w:szCs w:val="24"/>
-          <w14:shadow w14:blurRad="38100" w14:dist="19050" w14:dir="2700000" w14:sx="100000" w14:sy="100000" w14:kx="0" w14:ky="0" w14:algn="tl">
-            <w14:schemeClr w14:val="dk1">
-              <w14:alpha w14:val="60000"/>
-            </w14:schemeClr>
-          </w14:shadow>
-          <w14:textOutline w14:w="0" w14:cap="flat" w14:cmpd="sng" w14:algn="ctr">
-            <w14:noFill/>
-            <w14:prstDash w14:val="solid"/>
-            <w14:round/>
-          </w14:textOutline>
-        </w:rPr>
-      </w:pPr>
-      <w:r>
-        <w:rPr>
-          <w:rFonts w:ascii="Times New Roman" w:hAnsi="Times New Roman" w:cs="Times New Roman"/>
-          <w:color w:val="000000" w:themeColor="text1"/>
-          <w:sz w:val="24"/>
-          <w:szCs w:val="24"/>
-          <w14:shadow w14:blurRad="38100" w14:dist="19050" w14:dir="2700000" w14:sx="100000" w14:sy="100000" w14:kx="0" w14:ky="0" w14:algn="tl">
-            <w14:schemeClr w14:val="dk1">
-              <w14:alpha w14:val="60000"/>
-            </w14:schemeClr>
-          </w14:shadow>
-          <w14:textOutline w14:w="0" w14:cap="flat" w14:cmpd="sng" w14:algn="ctr">
-            <w14:noFill/>
-            <w14:prstDash w14:val="solid"/>
-            <w14:round/>
-          </w14:textOutline>
-        </w:rPr>
-        <w:t>  }, 5000);</w:t>
-      </w:r>
-    </w:p>
-    <w:p>
-      <w:pPr>
-        <w:rPr>
-          <w:rFonts w:ascii="Times New Roman" w:hAnsi="Times New Roman" w:cs="Times New Roman"/>
-          <w:color w:val="000000" w:themeColor="text1"/>
-          <w:sz w:val="24"/>
-          <w:szCs w:val="24"/>
-          <w14:shadow w14:blurRad="38100" w14:dist="19050" w14:dir="2700000" w14:sx="100000" w14:sy="100000" w14:kx="0" w14:ky="0" w14:algn="tl">
-            <w14:schemeClr w14:val="dk1">
-              <w14:alpha w14:val="60000"/>
-            </w14:schemeClr>
-          </w14:shadow>
-          <w14:textOutline w14:w="0" w14:cap="flat" w14:cmpd="sng" w14:algn="ctr">
-            <w14:noFill/>
-            <w14:prstDash w14:val="solid"/>
-            <w14:round/>
-          </w14:textOutline>
-        </w:rPr>
-      </w:pPr>
-      <w:r>
-        <w:rPr>
-          <w:rFonts w:ascii="Times New Roman" w:hAnsi="Times New Roman" w:cs="Times New Roman"/>
-          <w:color w:val="000000" w:themeColor="text1"/>
-          <w:sz w:val="24"/>
-          <w:szCs w:val="24"/>
-          <w14:shadow w14:blurRad="38100" w14:dist="19050" w14:dir="2700000" w14:sx="100000" w14:sy="100000" w14:kx="0" w14:ky="0" w14:algn="tl">
-            <w14:schemeClr w14:val="dk1">
-              <w14:alpha w14:val="60000"/>
-            </w14:schemeClr>
-          </w14:shadow>
-          <w14:textOutline w14:w="0" w14:cap="flat" w14:cmpd="sng" w14:algn="ctr">
-            <w14:noFill/>
-            <w14:prstDash w14:val="solid"/>
-            <w14:round/>
-          </w14:textOutline>
-        </w:rPr>
-        <w:t>});</w:t>
-      </w:r>
-    </w:p>
-    <w:p>
-      <w:pPr>
-        <w:rPr>
-          <w:rFonts w:ascii="Times New Roman" w:hAnsi="Times New Roman" w:cs="Times New Roman"/>
-          <w:color w:val="000000" w:themeColor="text1"/>
-          <w:sz w:val="24"/>
-          <w:szCs w:val="24"/>
-          <w14:shadow w14:blurRad="38100" w14:dist="19050" w14:dir="2700000" w14:sx="100000" w14:sy="100000" w14:kx="0" w14:ky="0" w14:algn="tl">
-            <w14:schemeClr w14:val="dk1">
-              <w14:alpha w14:val="60000"/>
-            </w14:schemeClr>
-          </w14:shadow>
-          <w14:textOutline w14:w="0" w14:cap="flat" w14:cmpd="sng" w14:algn="ctr">
-            <w14:noFill/>
-            <w14:prstDash w14:val="solid"/>
-            <w14:round/>
-          </w14:textOutline>
-        </w:rPr>
-      </w:pPr>
-    </w:p>
-    <w:p>
-      <w:pPr>
-        <w:rPr>
-          <w:rFonts w:ascii="Times New Roman" w:hAnsi="Times New Roman" w:cs="Times New Roman"/>
-          <w:color w:val="000000" w:themeColor="text1"/>
-          <w:sz w:val="24"/>
-          <w:szCs w:val="24"/>
-          <w14:shadow w14:blurRad="38100" w14:dist="19050" w14:dir="2700000" w14:sx="100000" w14:sy="100000" w14:kx="0" w14:ky="0" w14:algn="tl">
-            <w14:schemeClr w14:val="dk1">
-              <w14:alpha w14:val="60000"/>
-            </w14:schemeClr>
-          </w14:shadow>
-          <w14:textOutline w14:w="0" w14:cap="flat" w14:cmpd="sng" w14:algn="ctr">
-            <w14:noFill/>
-            <w14:prstDash w14:val="solid"/>
-            <w14:round/>
-          </w14:textOutline>
-        </w:rPr>
-      </w:pPr>
-      <w:r>
-        <w:rPr>
-          <w:rFonts w:ascii="Times New Roman" w:hAnsi="Times New Roman" w:cs="Times New Roman"/>
-          <w:color w:val="000000" w:themeColor="text1"/>
-          <w:sz w:val="24"/>
-          <w:szCs w:val="24"/>
-          <w14:shadow w14:blurRad="38100" w14:dist="19050" w14:dir="2700000" w14:sx="100000" w14:sy="100000" w14:kx="0" w14:ky="0" w14:algn="tl">
-            <w14:schemeClr w14:val="dk1">
-              <w14:alpha w14:val="60000"/>
-            </w14:schemeClr>
-          </w14:shadow>
-          <w14:textOutline w14:w="0" w14:cap="flat" w14:cmpd="sng" w14:algn="ctr">
-            <w14:noFill/>
-            <w14:prstDash w14:val="solid"/>
-            <w14:round/>
-          </w14:textOutline>
-        </w:rPr>
-        <w:t>promise</w:t>
-      </w:r>
-    </w:p>
-    <w:p>
-      <w:pPr>
-        <w:rPr>
-          <w:rFonts w:ascii="Times New Roman" w:hAnsi="Times New Roman" w:cs="Times New Roman"/>
-          <w:color w:val="000000" w:themeColor="text1"/>
-          <w:sz w:val="24"/>
-          <w:szCs w:val="24"/>
-          <w14:shadow w14:blurRad="38100" w14:dist="19050" w14:dir="2700000" w14:sx="100000" w14:sy="100000" w14:kx="0" w14:ky="0" w14:algn="tl">
-            <w14:schemeClr w14:val="dk1">
-              <w14:alpha w14:val="60000"/>
-            </w14:schemeClr>
-          </w14:shadow>
-          <w14:textOutline w14:w="0" w14:cap="flat" w14:cmpd="sng" w14:algn="ctr">
-            <w14:noFill/>
-            <w14:prstDash w14:val="solid"/>
-            <w14:round/>
-          </w14:textOutline>
-        </w:rPr>
-      </w:pPr>
-      <w:r>
-        <w:rPr>
-          <w:rFonts w:ascii="Times New Roman" w:hAnsi="Times New Roman" w:cs="Times New Roman"/>
-          <w:color w:val="000000" w:themeColor="text1"/>
-          <w:sz w:val="24"/>
-          <w:szCs w:val="24"/>
-          <w14:shadow w14:blurRad="38100" w14:dist="19050" w14:dir="2700000" w14:sx="100000" w14:sy="100000" w14:kx="0" w14:ky="0" w14:algn="tl">
-            <w14:schemeClr w14:val="dk1">
-              <w14:alpha w14:val="60000"/>
-            </w14:schemeClr>
-          </w14:shadow>
-          <w14:textOutline w14:w="0" w14:cap="flat" w14:cmpd="sng" w14:algn="ctr">
-            <w14:noFill/>
-            <w14:prstDash w14:val="solid"/>
-            <w14:round/>
-          </w14:textOutline>
-        </w:rPr>
-        <w:t>  .then((input) =&gt; {</w:t>
-      </w:r>
-    </w:p>
-    <w:p>
-      <w:pPr>
-        <w:rPr>
-          <w:rFonts w:ascii="Times New Roman" w:hAnsi="Times New Roman" w:cs="Times New Roman"/>
-          <w:color w:val="000000" w:themeColor="text1"/>
-          <w:sz w:val="24"/>
-          <w:szCs w:val="24"/>
-          <w14:shadow w14:blurRad="38100" w14:dist="19050" w14:dir="2700000" w14:sx="100000" w14:sy="100000" w14:kx="0" w14:ky="0" w14:algn="tl">
-            <w14:schemeClr w14:val="dk1">
-              <w14:alpha w14:val="60000"/>
-            </w14:schemeClr>
-          </w14:shadow>
-          <w14:textOutline w14:w="0" w14:cap="flat" w14:cmpd="sng" w14:algn="ctr">
-            <w14:noFill/>
-            <w14:prstDash w14:val="solid"/>
-            <w14:round/>
-          </w14:textOutline>
-        </w:rPr>
-      </w:pPr>
-      <w:r>
-        <w:rPr>
-          <w:rFonts w:ascii="Times New Roman" w:hAnsi="Times New Roman" w:cs="Times New Roman"/>
-          <w:color w:val="000000" w:themeColor="text1"/>
-          <w:sz w:val="24"/>
-          <w:szCs w:val="24"/>
-          <w14:shadow w14:blurRad="38100" w14:dist="19050" w14:dir="2700000" w14:sx="100000" w14:sy="100000" w14:kx="0" w14:ky="0" w14:algn="tl">
-            <w14:schemeClr w14:val="dk1">
-              <w14:alpha w14:val="60000"/>
-            </w14:schemeClr>
-          </w14:shadow>
-          <w14:textOutline w14:w="0" w14:cap="flat" w14:cmpd="sng" w14:algn="ctr">
-            <w14:noFill/>
-            <w14:prstDash w14:val="solid"/>
-            <w14:round/>
-          </w14:textOutline>
-        </w:rPr>
-        <w:t>    console.log(input);</w:t>
-      </w:r>
-    </w:p>
-    <w:p>
-      <w:pPr>
-        <w:rPr>
-          <w:rFonts w:ascii="Times New Roman" w:hAnsi="Times New Roman" w:cs="Times New Roman"/>
-          <w:color w:val="000000" w:themeColor="text1"/>
-          <w:sz w:val="24"/>
-          <w:szCs w:val="24"/>
-          <w14:shadow w14:blurRad="38100" w14:dist="19050" w14:dir="2700000" w14:sx="100000" w14:sy="100000" w14:kx="0" w14:ky="0" w14:algn="tl">
-            <w14:schemeClr w14:val="dk1">
-              <w14:alpha w14:val="60000"/>
-            </w14:schemeClr>
-          </w14:shadow>
-          <w14:textOutline w14:w="0" w14:cap="flat" w14:cmpd="sng" w14:algn="ctr">
-            <w14:noFill/>
-            <w14:prstDash w14:val="solid"/>
-            <w14:round/>
-          </w14:textOutline>
-        </w:rPr>
-      </w:pPr>
-      <w:r>
-        <w:rPr>
-          <w:rFonts w:ascii="Times New Roman" w:hAnsi="Times New Roman" w:cs="Times New Roman"/>
-          <w:color w:val="000000" w:themeColor="text1"/>
-          <w:sz w:val="24"/>
-          <w:szCs w:val="24"/>
-          <w14:shadow w14:blurRad="38100" w14:dist="19050" w14:dir="2700000" w14:sx="100000" w14:sy="100000" w14:kx="0" w14:ky="0" w14:algn="tl">
-            <w14:schemeClr w14:val="dk1">
-              <w14:alpha w14:val="60000"/>
-            </w14:schemeClr>
-          </w14:shadow>
-          <w14:textOutline w14:w="0" w14:cap="flat" w14:cmpd="sng" w14:algn="ctr">
-            <w14:noFill/>
-            <w14:prstDash w14:val="solid"/>
-            <w14:round/>
-          </w14:textOutline>
-        </w:rPr>
-        <w:t>  })</w:t>
-      </w:r>
-    </w:p>
-    <w:p>
-      <w:pPr>
-        <w:rPr>
-          <w:rFonts w:ascii="Times New Roman" w:hAnsi="Times New Roman" w:cs="Times New Roman"/>
-          <w:color w:val="000000" w:themeColor="text1"/>
-          <w:sz w:val="24"/>
-          <w:szCs w:val="24"/>
-          <w14:shadow w14:blurRad="38100" w14:dist="19050" w14:dir="2700000" w14:sx="100000" w14:sy="100000" w14:kx="0" w14:ky="0" w14:algn="tl">
-            <w14:schemeClr w14:val="dk1">
-              <w14:alpha w14:val="60000"/>
-            </w14:schemeClr>
-          </w14:shadow>
-          <w14:textOutline w14:w="0" w14:cap="flat" w14:cmpd="sng" w14:algn="ctr">
-            <w14:noFill/>
-            <w14:prstDash w14:val="solid"/>
-            <w14:round/>
-          </w14:textOutline>
-        </w:rPr>
-      </w:pPr>
-      <w:r>
-        <w:rPr>
-          <w:rFonts w:ascii="Times New Roman" w:hAnsi="Times New Roman" w:cs="Times New Roman"/>
-          <w:color w:val="000000" w:themeColor="text1"/>
-          <w:sz w:val="24"/>
-          <w:szCs w:val="24"/>
-          <w14:shadow w14:blurRad="38100" w14:dist="19050" w14:dir="2700000" w14:sx="100000" w14:sy="100000" w14:kx="0" w14:ky="0" w14:algn="tl">
-            <w14:schemeClr w14:val="dk1">
-              <w14:alpha w14:val="60000"/>
-            </w14:schemeClr>
-          </w14:shadow>
-          <w14:textOutline w14:w="0" w14:cap="flat" w14:cmpd="sng" w14:algn="ctr">
-            <w14:noFill/>
-            <w14:prstDash w14:val="solid"/>
-            <w14:round/>
-          </w14:textOutline>
-        </w:rPr>
-        <w:t>  .catch((err) =&gt; {</w:t>
-      </w:r>
-    </w:p>
-    <w:p>
-      <w:pPr>
-        <w:rPr>
-          <w:rFonts w:ascii="Times New Roman" w:hAnsi="Times New Roman" w:cs="Times New Roman"/>
-          <w:color w:val="000000" w:themeColor="text1"/>
-          <w:sz w:val="24"/>
-          <w:szCs w:val="24"/>
-          <w14:shadow w14:blurRad="38100" w14:dist="19050" w14:dir="2700000" w14:sx="100000" w14:sy="100000" w14:kx="0" w14:ky="0" w14:algn="tl">
-            <w14:schemeClr w14:val="dk1">
-              <w14:alpha w14:val="60000"/>
-            </w14:schemeClr>
-          </w14:shadow>
-          <w14:textOutline w14:w="0" w14:cap="flat" w14:cmpd="sng" w14:algn="ctr">
-            <w14:noFill/>
-            <w14:prstDash w14:val="solid"/>
-            <w14:round/>
-          </w14:textOutline>
-        </w:rPr>
-      </w:pPr>
-      <w:r>
-        <w:rPr>
-          <w:rFonts w:ascii="Times New Roman" w:hAnsi="Times New Roman" w:cs="Times New Roman"/>
-          <w:color w:val="000000" w:themeColor="text1"/>
-          <w:sz w:val="24"/>
-          <w:szCs w:val="24"/>
-          <w14:shadow w14:blurRad="38100" w14:dist="19050" w14:dir="2700000" w14:sx="100000" w14:sy="100000" w14:kx="0" w14:ky="0" w14:algn="tl">
-            <w14:schemeClr w14:val="dk1">
-              <w14:alpha w14:val="60000"/>
-            </w14:schemeClr>
-          </w14:shadow>
-          <w14:textOutline w14:w="0" w14:cap="flat" w14:cmpd="sng" w14:algn="ctr">
-            <w14:noFill/>
-            <w14:prstDash w14:val="solid"/>
-            <w14:round/>
-          </w14:textOutline>
-        </w:rPr>
-        <w:t>    console.log(err);</w:t>
-      </w:r>
-    </w:p>
-    <w:p>
-      <w:pPr>
-        <w:rPr>
-          <w:rFonts w:ascii="Times New Roman" w:hAnsi="Times New Roman" w:cs="Times New Roman"/>
-          <w:color w:val="000000" w:themeColor="text1"/>
-          <w:sz w:val="24"/>
-          <w:szCs w:val="24"/>
-          <w14:shadow w14:blurRad="38100" w14:dist="19050" w14:dir="2700000" w14:sx="100000" w14:sy="100000" w14:kx="0" w14:ky="0" w14:algn="tl">
-            <w14:schemeClr w14:val="dk1">
-              <w14:alpha w14:val="60000"/>
-            </w14:schemeClr>
-          </w14:shadow>
-          <w14:textOutline w14:w="0" w14:cap="flat" w14:cmpd="sng" w14:algn="ctr">
-            <w14:noFill/>
-            <w14:prstDash w14:val="solid"/>
-            <w14:round/>
-          </w14:textOutline>
-        </w:rPr>
-      </w:pPr>
-      <w:r>
-        <w:rPr>
-          <w:rFonts w:ascii="Times New Roman" w:hAnsi="Times New Roman" w:cs="Times New Roman"/>
-          <w:color w:val="000000" w:themeColor="text1"/>
-          <w:sz w:val="24"/>
-          <w:szCs w:val="24"/>
-          <w14:shadow w14:blurRad="38100" w14:dist="19050" w14:dir="2700000" w14:sx="100000" w14:sy="100000" w14:kx="0" w14:ky="0" w14:algn="tl">
-            <w14:schemeClr w14:val="dk1">
-              <w14:alpha w14:val="60000"/>
-            </w14:schemeClr>
-          </w14:shadow>
-          <w14:textOutline w14:w="0" w14:cap="flat" w14:cmpd="sng" w14:algn="ctr">
-            <w14:noFill/>
-            <w14:prstDash w14:val="solid"/>
-            <w14:round/>
-          </w14:textOutline>
-        </w:rPr>
-        <w:t>  })</w:t>
-      </w:r>
-    </w:p>
-    <w:p>
-      <w:pPr>
-        <w:rPr>
-          <w:rFonts w:ascii="Times New Roman" w:hAnsi="Times New Roman" w:cs="Times New Roman"/>
-          <w:color w:val="000000" w:themeColor="text1"/>
-          <w:sz w:val="24"/>
-          <w:szCs w:val="24"/>
-          <w14:shadow w14:blurRad="38100" w14:dist="19050" w14:dir="2700000" w14:sx="100000" w14:sy="100000" w14:kx="0" w14:ky="0" w14:algn="tl">
-            <w14:schemeClr w14:val="dk1">
-              <w14:alpha w14:val="60000"/>
-            </w14:schemeClr>
-          </w14:shadow>
-          <w14:textOutline w14:w="0" w14:cap="flat" w14:cmpd="sng" w14:algn="ctr">
-            <w14:noFill/>
-            <w14:prstDash w14:val="solid"/>
-            <w14:round/>
-          </w14:textOutline>
-        </w:rPr>
-      </w:pPr>
-      <w:r>
-        <w:rPr>
-          <w:rFonts w:ascii="Times New Roman" w:hAnsi="Times New Roman" w:cs="Times New Roman"/>
-          <w:color w:val="000000" w:themeColor="text1"/>
-          <w:sz w:val="24"/>
-          <w:szCs w:val="24"/>
-          <w14:shadow w14:blurRad="38100" w14:dist="19050" w14:dir="2700000" w14:sx="100000" w14:sy="100000" w14:kx="0" w14:ky="0" w14:algn="tl">
-            <w14:schemeClr w14:val="dk1">
-              <w14:alpha w14:val="60000"/>
-            </w14:schemeClr>
-          </w14:shadow>
-          <w14:textOutline w14:w="0" w14:cap="flat" w14:cmpd="sng" w14:algn="ctr">
-            <w14:noFill/>
-            <w14:prstDash w14:val="solid"/>
-            <w14:round/>
-          </w14:textOutline>
-        </w:rPr>
-        <w:t>  .finally(() =&gt; {</w:t>
-      </w:r>
-    </w:p>
-    <w:p>
-      <w:pPr>
-        <w:rPr>
-          <w:rFonts w:ascii="Times New Roman" w:hAnsi="Times New Roman" w:cs="Times New Roman"/>
-          <w:color w:val="000000" w:themeColor="text1"/>
-          <w:sz w:val="24"/>
-          <w:szCs w:val="24"/>
-          <w14:shadow w14:blurRad="38100" w14:dist="19050" w14:dir="2700000" w14:sx="100000" w14:sy="100000" w14:kx="0" w14:ky="0" w14:algn="tl">
-            <w14:schemeClr w14:val="dk1">
-              <w14:alpha w14:val="60000"/>
-            </w14:schemeClr>
-          </w14:shadow>
-          <w14:textOutline w14:w="0" w14:cap="flat" w14:cmpd="sng" w14:algn="ctr">
-            <w14:noFill/>
-            <w14:prstDash w14:val="solid"/>
-            <w14:round/>
-          </w14:textOutline>
-        </w:rPr>
-      </w:pPr>
-      <w:r>
-        <w:rPr>
-          <w:rFonts w:ascii="Times New Roman" w:hAnsi="Times New Roman" w:cs="Times New Roman"/>
-          <w:color w:val="000000" w:themeColor="text1"/>
-          <w:sz w:val="24"/>
-          <w:szCs w:val="24"/>
-          <w14:shadow w14:blurRad="38100" w14:dist="19050" w14:dir="2700000" w14:sx="100000" w14:sy="100000" w14:kx="0" w14:ky="0" w14:algn="tl">
-            <w14:schemeClr w14:val="dk1">
-              <w14:alpha w14:val="60000"/>
-            </w14:schemeClr>
-          </w14:shadow>
-          <w14:textOutline w14:w="0" w14:cap="flat" w14:cmpd="sng" w14:algn="ctr">
-            <w14:noFill/>
-            <w14:prstDash w14:val="solid"/>
-            <w14:round/>
-          </w14:textOutline>
-        </w:rPr>
-        <w:t>    console.log(Test);</w:t>
-      </w:r>
-    </w:p>
-    <w:p>
-      <w:pPr>
-        <w:rPr>
-          <w:rFonts w:ascii="Times New Roman" w:hAnsi="Times New Roman" w:cs="Times New Roman"/>
-          <w:color w:val="000000" w:themeColor="text1"/>
-          <w:sz w:val="24"/>
-          <w:szCs w:val="24"/>
-          <w14:shadow w14:blurRad="38100" w14:dist="19050" w14:dir="2700000" w14:sx="100000" w14:sy="100000" w14:kx="0" w14:ky="0" w14:algn="tl">
-            <w14:schemeClr w14:val="dk1">
-              <w14:alpha w14:val="60000"/>
-            </w14:schemeClr>
-          </w14:shadow>
-          <w14:textOutline w14:w="0" w14:cap="flat" w14:cmpd="sng" w14:algn="ctr">
-            <w14:noFill/>
-            <w14:prstDash w14:val="solid"/>
-            <w14:round/>
-          </w14:textOutline>
-        </w:rPr>
-      </w:pPr>
-      <w:r>
-        <w:rPr>
-          <w:rFonts w:ascii="Times New Roman" w:hAnsi="Times New Roman" w:cs="Times New Roman"/>
-          <w:color w:val="000000" w:themeColor="text1"/>
-          <w:sz w:val="24"/>
-          <w:szCs w:val="24"/>
-          <w14:shadow w14:blurRad="38100" w14:dist="19050" w14:dir="2700000" w14:sx="100000" w14:sy="100000" w14:kx="0" w14:ky="0" w14:algn="tl">
-            <w14:schemeClr w14:val="dk1">
-              <w14:alpha w14:val="60000"/>
-            </w14:schemeClr>
-          </w14:shadow>
-          <w14:textOutline w14:w="0" w14:cap="flat" w14:cmpd="sng" w14:algn="ctr">
-            <w14:noFill/>
-            <w14:prstDash w14:val="solid"/>
-            <w14:round/>
-          </w14:textOutline>
-        </w:rPr>
-        <w:t>  });</w:t>
-      </w:r>
-    </w:p>
-    <w:p>
-      <w:pPr>
-        <w:rPr>
-          <w:rFonts w:ascii="Times New Roman" w:hAnsi="Times New Roman" w:cs="Times New Roman"/>
-          <w:b/>
-          <w:bCs/>
-          <w:color w:val="000000" w:themeColor="text1"/>
-          <w:sz w:val="24"/>
-          <w:szCs w:val="24"/>
-          <w14:shadow w14:blurRad="38100" w14:dist="19050" w14:dir="2700000" w14:sx="100000" w14:sy="100000" w14:kx="0" w14:ky="0" w14:algn="tl">
-            <w14:schemeClr w14:val="dk1">
-              <w14:alpha w14:val="60000"/>
-            </w14:schemeClr>
-          </w14:shadow>
-          <w14:textOutline w14:w="0" w14:cap="flat" w14:cmpd="sng" w14:algn="ctr">
-            <w14:noFill/>
-            <w14:prstDash w14:val="solid"/>
-            <w14:round/>
-          </w14:textOutline>
-        </w:rPr>
-      </w:pPr>
-    </w:p>
-    <w:p>
-      <w:pPr>
-        <w:rPr>
-          <w:rFonts w:ascii="Times New Roman" w:hAnsi="Times New Roman" w:cs="Times New Roman"/>
-          <w:b/>
-          <w:bCs/>
-          <w:color w:val="000000" w:themeColor="text1"/>
-          <w:sz w:val="24"/>
-          <w:szCs w:val="24"/>
-          <w14:shadow w14:blurRad="38100" w14:dist="19050" w14:dir="2700000" w14:sx="100000" w14:sy="100000" w14:kx="0" w14:ky="0" w14:algn="tl">
-            <w14:schemeClr w14:val="dk1">
-              <w14:alpha w14:val="60000"/>
-            </w14:schemeClr>
-          </w14:shadow>
-          <w14:textOutline w14:w="0" w14:cap="flat" w14:cmpd="sng" w14:algn="ctr">
-            <w14:noFill/>
-            <w14:prstDash w14:val="solid"/>
-            <w14:round/>
-          </w14:textOutline>
-        </w:rPr>
-      </w:pPr>
-      <w:r>
-        <w:rPr>
-          <w:rFonts w:ascii="Times New Roman" w:hAnsi="Times New Roman" w:cs="Times New Roman"/>
-          <w:b/>
-          <w:bCs/>
-          <w:color w:val="000000" w:themeColor="text1"/>
-          <w:sz w:val="24"/>
-          <w:szCs w:val="24"/>
-          <w14:shadow w14:blurRad="38100" w14:dist="19050" w14:dir="2700000" w14:sx="100000" w14:sy="100000" w14:kx="0" w14:ky="0" w14:algn="tl">
-            <w14:schemeClr w14:val="dk1">
-              <w14:alpha w14:val="60000"/>
-            </w14:schemeClr>
-          </w14:shadow>
-          <w14:textOutline w14:w="0" w14:cap="flat" w14:cmpd="sng" w14:algn="ctr">
-            <w14:noFill/>
-            <w14:prstDash w14:val="solid"/>
-            <w14:round/>
-          </w14:textOutline>
-        </w:rPr>
-        <w:t xml:space="preserve">What is difference between promise and callback in </w:t>
-      </w:r>
-      <w:proofErr w:type="spellStart"/>
-      <w:r>
-        <w:rPr>
-          <w:rFonts w:ascii="Times New Roman" w:hAnsi="Times New Roman" w:cs="Times New Roman"/>
-          <w:b/>
-          <w:bCs/>
-          <w:color w:val="000000" w:themeColor="text1"/>
-          <w:sz w:val="24"/>
-          <w:szCs w:val="24"/>
-          <w14:shadow w14:blurRad="38100" w14:dist="19050" w14:dir="2700000" w14:sx="100000" w14:sy="100000" w14:kx="0" w14:ky="0" w14:algn="tl">
-            <w14:schemeClr w14:val="dk1">
-              <w14:alpha w14:val="60000"/>
-            </w14:schemeClr>
-          </w14:shadow>
-          <w14:textOutline w14:w="0" w14:cap="flat" w14:cmpd="sng" w14:algn="ctr">
-            <w14:noFill/>
-            <w14:prstDash w14:val="solid"/>
-            <w14:round/>
-          </w14:textOutline>
-        </w:rPr>
-        <w:t>Javascript</w:t>
-      </w:r>
-      <w:proofErr w:type="spellEnd"/>
-      <w:r>
-        <w:rPr>
-          <w:rFonts w:ascii="Times New Roman" w:hAnsi="Times New Roman" w:cs="Times New Roman"/>
-          <w:b/>
-          <w:bCs/>
-          <w:color w:val="000000" w:themeColor="text1"/>
-          <w:sz w:val="24"/>
-          <w:szCs w:val="24"/>
-          <w14:shadow w14:blurRad="38100" w14:dist="19050" w14:dir="2700000" w14:sx="100000" w14:sy="100000" w14:kx="0" w14:ky="0" w14:algn="tl">
-            <w14:schemeClr w14:val="dk1">
-              <w14:alpha w14:val="60000"/>
-            </w14:schemeClr>
-          </w14:shadow>
-          <w14:textOutline w14:w="0" w14:cap="flat" w14:cmpd="sng" w14:algn="ctr">
-            <w14:noFill/>
-            <w14:prstDash w14:val="solid"/>
-            <w14:round/>
-          </w14:textOutline>
+          <w:b/>
+          <w:bCs/>
+          <w:color w:val="833C0B" w:themeColor="accent2" w:themeShade="80"/>
         </w:rPr>
         <w:t xml:space="preserve"> </w:t>
       </w:r>
@@ -8227,43 +6967,18 @@
     </w:p>
     <w:p>
       <w:pPr>
-        <w:rPr>
-          <w:rFonts w:ascii="Times New Roman" w:hAnsi="Times New Roman" w:cs="Times New Roman"/>
-          <w:b/>
-          <w:bCs/>
-          <w:color w:val="000000" w:themeColor="text1"/>
-          <w:sz w:val="24"/>
-          <w:szCs w:val="24"/>
-          <w14:shadow w14:blurRad="38100" w14:dist="19050" w14:dir="2700000" w14:sx="100000" w14:sy="100000" w14:kx="0" w14:ky="0" w14:algn="tl">
-            <w14:schemeClr w14:val="dk1">
-              <w14:alpha w14:val="60000"/>
-            </w14:schemeClr>
-          </w14:shadow>
-          <w14:textOutline w14:w="0" w14:cap="flat" w14:cmpd="sng" w14:algn="ctr">
-            <w14:noFill/>
-            <w14:prstDash w14:val="solid"/>
-            <w14:round/>
-          </w14:textOutline>
-        </w:rPr>
-      </w:pPr>
-      <w:r>
-        <w:rPr>
-          <w:rFonts w:ascii="Times New Roman" w:hAnsi="Times New Roman" w:cs="Times New Roman"/>
-          <w:b/>
-          <w:bCs/>
-          <w:color w:val="000000" w:themeColor="text1"/>
-          <w:sz w:val="24"/>
-          <w:szCs w:val="24"/>
-          <w14:shadow w14:blurRad="38100" w14:dist="19050" w14:dir="2700000" w14:sx="100000" w14:sy="100000" w14:kx="0" w14:ky="0" w14:algn="tl">
-            <w14:schemeClr w14:val="dk1">
-              <w14:alpha w14:val="60000"/>
-            </w14:schemeClr>
-          </w14:shadow>
-          <w14:textOutline w14:w="0" w14:cap="flat" w14:cmpd="sng" w14:algn="ctr">
-            <w14:noFill/>
-            <w14:prstDash w14:val="solid"/>
-            <w14:round/>
-          </w14:textOutline>
+        <w:pStyle w:val="Heading1"/>
+        <w:rPr>
+          <w:b/>
+          <w:bCs/>
+          <w:color w:val="833C0B" w:themeColor="accent2" w:themeShade="80"/>
+        </w:rPr>
+      </w:pPr>
+      <w:r>
+        <w:rPr>
+          <w:b/>
+          <w:bCs/>
+          <w:color w:val="833C0B" w:themeColor="accent2" w:themeShade="80"/>
         </w:rPr>
         <w:t xml:space="preserve">What is Callback </w:t>
       </w:r>
@@ -8304,7 +7019,6 @@
             <w14:round/>
           </w14:textOutline>
         </w:rPr>
-        <w:lastRenderedPageBreak/>
         <w:t>A callback is a function that is passed as an argument to another function to be "called back" at a later time(exception,</w:t>
       </w:r>
       <w:r>
@@ -8386,87 +7100,36 @@
     </w:p>
     <w:p>
       <w:pPr>
-        <w:rPr>
-          <w:rFonts w:ascii="Times New Roman" w:hAnsi="Times New Roman" w:cs="Times New Roman"/>
-          <w:b/>
-          <w:bCs/>
-          <w:color w:val="000000" w:themeColor="text1"/>
-          <w:sz w:val="24"/>
-          <w:szCs w:val="24"/>
-          <w14:shadow w14:blurRad="38100" w14:dist="19050" w14:dir="2700000" w14:sx="100000" w14:sy="100000" w14:kx="0" w14:ky="0" w14:algn="tl">
-            <w14:schemeClr w14:val="dk1">
-              <w14:alpha w14:val="60000"/>
-            </w14:schemeClr>
-          </w14:shadow>
-          <w14:textOutline w14:w="0" w14:cap="flat" w14:cmpd="sng" w14:algn="ctr">
-            <w14:noFill/>
-            <w14:prstDash w14:val="solid"/>
-            <w14:round/>
-          </w14:textOutline>
-        </w:rPr>
-      </w:pPr>
-      <w:r>
-        <w:rPr>
-          <w:rFonts w:ascii="Times New Roman" w:hAnsi="Times New Roman" w:cs="Times New Roman"/>
-          <w:b/>
-          <w:bCs/>
-          <w:color w:val="000000" w:themeColor="text1"/>
-          <w:sz w:val="24"/>
-          <w:szCs w:val="24"/>
-          <w14:shadow w14:blurRad="38100" w14:dist="19050" w14:dir="2700000" w14:sx="100000" w14:sy="100000" w14:kx="0" w14:ky="0" w14:algn="tl">
-            <w14:schemeClr w14:val="dk1">
-              <w14:alpha w14:val="60000"/>
-            </w14:schemeClr>
-          </w14:shadow>
-          <w14:textOutline w14:w="0" w14:cap="flat" w14:cmpd="sng" w14:algn="ctr">
-            <w14:noFill/>
-            <w14:prstDash w14:val="solid"/>
-            <w14:round/>
-          </w14:textOutline>
+        <w:pStyle w:val="Heading1"/>
+        <w:rPr>
+          <w:b/>
+          <w:bCs/>
+          <w:color w:val="833C0B" w:themeColor="accent2" w:themeShade="80"/>
+        </w:rPr>
+      </w:pPr>
+      <w:r>
+        <w:rPr>
+          <w:b/>
+          <w:bCs/>
+          <w:color w:val="833C0B" w:themeColor="accent2" w:themeShade="80"/>
         </w:rPr>
         <w:t xml:space="preserve">What is higher order function in </w:t>
       </w:r>
       <w:proofErr w:type="spellStart"/>
       <w:r>
         <w:rPr>
-          <w:rFonts w:ascii="Times New Roman" w:hAnsi="Times New Roman" w:cs="Times New Roman"/>
-          <w:b/>
-          <w:bCs/>
-          <w:color w:val="000000" w:themeColor="text1"/>
-          <w:sz w:val="24"/>
-          <w:szCs w:val="24"/>
-          <w14:shadow w14:blurRad="38100" w14:dist="19050" w14:dir="2700000" w14:sx="100000" w14:sy="100000" w14:kx="0" w14:ky="0" w14:algn="tl">
-            <w14:schemeClr w14:val="dk1">
-              <w14:alpha w14:val="60000"/>
-            </w14:schemeClr>
-          </w14:shadow>
-          <w14:textOutline w14:w="0" w14:cap="flat" w14:cmpd="sng" w14:algn="ctr">
-            <w14:noFill/>
-            <w14:prstDash w14:val="solid"/>
-            <w14:round/>
-          </w14:textOutline>
+          <w:b/>
+          <w:bCs/>
+          <w:color w:val="833C0B" w:themeColor="accent2" w:themeShade="80"/>
         </w:rPr>
         <w:t>Javascript</w:t>
       </w:r>
       <w:proofErr w:type="spellEnd"/>
       <w:r>
         <w:rPr>
-          <w:rFonts w:ascii="Times New Roman" w:hAnsi="Times New Roman" w:cs="Times New Roman"/>
-          <w:b/>
-          <w:bCs/>
-          <w:color w:val="000000" w:themeColor="text1"/>
-          <w:sz w:val="24"/>
-          <w:szCs w:val="24"/>
-          <w14:shadow w14:blurRad="38100" w14:dist="19050" w14:dir="2700000" w14:sx="100000" w14:sy="100000" w14:kx="0" w14:ky="0" w14:algn="tl">
-            <w14:schemeClr w14:val="dk1">
-              <w14:alpha w14:val="60000"/>
-            </w14:schemeClr>
-          </w14:shadow>
-          <w14:textOutline w14:w="0" w14:cap="flat" w14:cmpd="sng" w14:algn="ctr">
-            <w14:noFill/>
-            <w14:prstDash w14:val="solid"/>
-            <w14:round/>
-          </w14:textOutline>
+          <w:b/>
+          <w:bCs/>
+          <w:color w:val="833C0B" w:themeColor="accent2" w:themeShade="80"/>
         </w:rPr>
         <w:t xml:space="preserve"> </w:t>
       </w:r>
@@ -8681,87 +7344,36 @@
     </w:p>
     <w:p>
       <w:pPr>
-        <w:rPr>
-          <w:rFonts w:ascii="Times New Roman" w:hAnsi="Times New Roman" w:cs="Times New Roman"/>
-          <w:b/>
-          <w:bCs/>
-          <w:color w:val="000000" w:themeColor="text1"/>
-          <w:sz w:val="24"/>
-          <w:szCs w:val="24"/>
-          <w14:shadow w14:blurRad="38100" w14:dist="19050" w14:dir="2700000" w14:sx="100000" w14:sy="100000" w14:kx="0" w14:ky="0" w14:algn="tl">
-            <w14:schemeClr w14:val="dk1">
-              <w14:alpha w14:val="60000"/>
-            </w14:schemeClr>
-          </w14:shadow>
-          <w14:textOutline w14:w="0" w14:cap="flat" w14:cmpd="sng" w14:algn="ctr">
-            <w14:noFill/>
-            <w14:prstDash w14:val="solid"/>
-            <w14:round/>
-          </w14:textOutline>
-        </w:rPr>
-      </w:pPr>
-      <w:r>
-        <w:rPr>
-          <w:rFonts w:ascii="Times New Roman" w:hAnsi="Times New Roman" w:cs="Times New Roman"/>
-          <w:b/>
-          <w:bCs/>
-          <w:color w:val="000000" w:themeColor="text1"/>
-          <w:sz w:val="24"/>
-          <w:szCs w:val="24"/>
-          <w14:shadow w14:blurRad="38100" w14:dist="19050" w14:dir="2700000" w14:sx="100000" w14:sy="100000" w14:kx="0" w14:ky="0" w14:algn="tl">
-            <w14:schemeClr w14:val="dk1">
-              <w14:alpha w14:val="60000"/>
-            </w14:schemeClr>
-          </w14:shadow>
-          <w14:textOutline w14:w="0" w14:cap="flat" w14:cmpd="sng" w14:algn="ctr">
-            <w14:noFill/>
-            <w14:prstDash w14:val="solid"/>
-            <w14:round/>
-          </w14:textOutline>
+        <w:pStyle w:val="Heading1"/>
+        <w:rPr>
+          <w:b/>
+          <w:bCs/>
+          <w:color w:val="833C0B" w:themeColor="accent2" w:themeShade="80"/>
+        </w:rPr>
+      </w:pPr>
+      <w:r>
+        <w:rPr>
+          <w:b/>
+          <w:bCs/>
+          <w:color w:val="833C0B" w:themeColor="accent2" w:themeShade="80"/>
         </w:rPr>
         <w:t xml:space="preserve">Explain different types of function in </w:t>
       </w:r>
       <w:proofErr w:type="spellStart"/>
       <w:r>
         <w:rPr>
-          <w:rFonts w:ascii="Times New Roman" w:hAnsi="Times New Roman" w:cs="Times New Roman"/>
-          <w:b/>
-          <w:bCs/>
-          <w:color w:val="000000" w:themeColor="text1"/>
-          <w:sz w:val="24"/>
-          <w:szCs w:val="24"/>
-          <w14:shadow w14:blurRad="38100" w14:dist="19050" w14:dir="2700000" w14:sx="100000" w14:sy="100000" w14:kx="0" w14:ky="0" w14:algn="tl">
-            <w14:schemeClr w14:val="dk1">
-              <w14:alpha w14:val="60000"/>
-            </w14:schemeClr>
-          </w14:shadow>
-          <w14:textOutline w14:w="0" w14:cap="flat" w14:cmpd="sng" w14:algn="ctr">
-            <w14:noFill/>
-            <w14:prstDash w14:val="solid"/>
-            <w14:round/>
-          </w14:textOutline>
+          <w:b/>
+          <w:bCs/>
+          <w:color w:val="833C0B" w:themeColor="accent2" w:themeShade="80"/>
         </w:rPr>
         <w:t>Javascript</w:t>
       </w:r>
       <w:proofErr w:type="spellEnd"/>
       <w:r>
         <w:rPr>
-          <w:rFonts w:ascii="Times New Roman" w:hAnsi="Times New Roman" w:cs="Times New Roman"/>
-          <w:b/>
-          <w:bCs/>
-          <w:color w:val="000000" w:themeColor="text1"/>
-          <w:sz w:val="24"/>
-          <w:szCs w:val="24"/>
-          <w14:shadow w14:blurRad="38100" w14:dist="19050" w14:dir="2700000" w14:sx="100000" w14:sy="100000" w14:kx="0" w14:ky="0" w14:algn="tl">
-            <w14:schemeClr w14:val="dk1">
-              <w14:alpha w14:val="60000"/>
-            </w14:schemeClr>
-          </w14:shadow>
-          <w14:textOutline w14:w="0" w14:cap="flat" w14:cmpd="sng" w14:algn="ctr">
-            <w14:noFill/>
-            <w14:prstDash w14:val="solid"/>
-            <w14:round/>
-          </w14:textOutline>
+          <w:b/>
+          <w:bCs/>
+          <w:color w:val="833C0B" w:themeColor="accent2" w:themeShade="80"/>
         </w:rPr>
         <w:t xml:space="preserve"> </w:t>
       </w:r>
@@ -9040,87 +7652,36 @@
     </w:p>
     <w:p>
       <w:pPr>
-        <w:rPr>
-          <w:rFonts w:ascii="Times New Roman" w:hAnsi="Times New Roman" w:cs="Times New Roman"/>
-          <w:b/>
-          <w:bCs/>
-          <w:color w:val="000000" w:themeColor="text1"/>
-          <w:sz w:val="24"/>
-          <w:szCs w:val="24"/>
-          <w14:shadow w14:blurRad="38100" w14:dist="19050" w14:dir="2700000" w14:sx="100000" w14:sy="100000" w14:kx="0" w14:ky="0" w14:algn="tl">
-            <w14:schemeClr w14:val="dk1">
-              <w14:alpha w14:val="60000"/>
-            </w14:schemeClr>
-          </w14:shadow>
-          <w14:textOutline w14:w="0" w14:cap="flat" w14:cmpd="sng" w14:algn="ctr">
-            <w14:noFill/>
-            <w14:prstDash w14:val="solid"/>
-            <w14:round/>
-          </w14:textOutline>
-        </w:rPr>
-      </w:pPr>
-      <w:r>
-        <w:rPr>
-          <w:rFonts w:ascii="Times New Roman" w:hAnsi="Times New Roman" w:cs="Times New Roman"/>
-          <w:b/>
-          <w:bCs/>
-          <w:color w:val="000000" w:themeColor="text1"/>
-          <w:sz w:val="24"/>
-          <w:szCs w:val="24"/>
-          <w14:shadow w14:blurRad="38100" w14:dist="19050" w14:dir="2700000" w14:sx="100000" w14:sy="100000" w14:kx="0" w14:ky="0" w14:algn="tl">
-            <w14:schemeClr w14:val="dk1">
-              <w14:alpha w14:val="60000"/>
-            </w14:schemeClr>
-          </w14:shadow>
-          <w14:textOutline w14:w="0" w14:cap="flat" w14:cmpd="sng" w14:algn="ctr">
-            <w14:noFill/>
-            <w14:prstDash w14:val="solid"/>
-            <w14:round/>
-          </w14:textOutline>
+        <w:pStyle w:val="Heading1"/>
+        <w:rPr>
+          <w:b/>
+          <w:bCs/>
+          <w:color w:val="833C0B" w:themeColor="accent2" w:themeShade="80"/>
+        </w:rPr>
+      </w:pPr>
+      <w:r>
+        <w:rPr>
+          <w:b/>
+          <w:bCs/>
+          <w:color w:val="833C0B" w:themeColor="accent2" w:themeShade="80"/>
         </w:rPr>
         <w:t xml:space="preserve">What is arrow function in </w:t>
       </w:r>
       <w:proofErr w:type="spellStart"/>
       <w:r>
         <w:rPr>
-          <w:rFonts w:ascii="Times New Roman" w:hAnsi="Times New Roman" w:cs="Times New Roman"/>
-          <w:b/>
-          <w:bCs/>
-          <w:color w:val="000000" w:themeColor="text1"/>
-          <w:sz w:val="24"/>
-          <w:szCs w:val="24"/>
-          <w14:shadow w14:blurRad="38100" w14:dist="19050" w14:dir="2700000" w14:sx="100000" w14:sy="100000" w14:kx="0" w14:ky="0" w14:algn="tl">
-            <w14:schemeClr w14:val="dk1">
-              <w14:alpha w14:val="60000"/>
-            </w14:schemeClr>
-          </w14:shadow>
-          <w14:textOutline w14:w="0" w14:cap="flat" w14:cmpd="sng" w14:algn="ctr">
-            <w14:noFill/>
-            <w14:prstDash w14:val="solid"/>
-            <w14:round/>
-          </w14:textOutline>
+          <w:b/>
+          <w:bCs/>
+          <w:color w:val="833C0B" w:themeColor="accent2" w:themeShade="80"/>
         </w:rPr>
         <w:t>Javascript</w:t>
       </w:r>
       <w:proofErr w:type="spellEnd"/>
       <w:r>
         <w:rPr>
-          <w:rFonts w:ascii="Times New Roman" w:hAnsi="Times New Roman" w:cs="Times New Roman"/>
-          <w:b/>
-          <w:bCs/>
-          <w:color w:val="000000" w:themeColor="text1"/>
-          <w:sz w:val="24"/>
-          <w:szCs w:val="24"/>
-          <w14:shadow w14:blurRad="38100" w14:dist="19050" w14:dir="2700000" w14:sx="100000" w14:sy="100000" w14:kx="0" w14:ky="0" w14:algn="tl">
-            <w14:schemeClr w14:val="dk1">
-              <w14:alpha w14:val="60000"/>
-            </w14:schemeClr>
-          </w14:shadow>
-          <w14:textOutline w14:w="0" w14:cap="flat" w14:cmpd="sng" w14:algn="ctr">
-            <w14:noFill/>
-            <w14:prstDash w14:val="solid"/>
-            <w14:round/>
-          </w14:textOutline>
+          <w:b/>
+          <w:bCs/>
+          <w:color w:val="833C0B" w:themeColor="accent2" w:themeShade="80"/>
         </w:rPr>
         <w:t xml:space="preserve"> </w:t>
       </w:r>
@@ -9205,43 +7766,18 @@
     </w:p>
     <w:p>
       <w:pPr>
-        <w:rPr>
-          <w:rFonts w:ascii="Times New Roman" w:hAnsi="Times New Roman" w:cs="Times New Roman"/>
-          <w:b/>
-          <w:bCs/>
-          <w:color w:val="000000" w:themeColor="text1"/>
-          <w:sz w:val="24"/>
-          <w:szCs w:val="24"/>
-          <w14:shadow w14:blurRad="38100" w14:dist="19050" w14:dir="2700000" w14:sx="100000" w14:sy="100000" w14:kx="0" w14:ky="0" w14:algn="tl">
-            <w14:schemeClr w14:val="dk1">
-              <w14:alpha w14:val="60000"/>
-            </w14:schemeClr>
-          </w14:shadow>
-          <w14:textOutline w14:w="0" w14:cap="flat" w14:cmpd="sng" w14:algn="ctr">
-            <w14:noFill/>
-            <w14:prstDash w14:val="solid"/>
-            <w14:round/>
-          </w14:textOutline>
-        </w:rPr>
-      </w:pPr>
-      <w:r>
-        <w:rPr>
-          <w:rFonts w:ascii="Times New Roman" w:hAnsi="Times New Roman" w:cs="Times New Roman"/>
-          <w:b/>
-          <w:bCs/>
-          <w:color w:val="000000" w:themeColor="text1"/>
-          <w:sz w:val="24"/>
-          <w:szCs w:val="24"/>
-          <w14:shadow w14:blurRad="38100" w14:dist="19050" w14:dir="2700000" w14:sx="100000" w14:sy="100000" w14:kx="0" w14:ky="0" w14:algn="tl">
-            <w14:schemeClr w14:val="dk1">
-              <w14:alpha w14:val="60000"/>
-            </w14:schemeClr>
-          </w14:shadow>
-          <w14:textOutline w14:w="0" w14:cap="flat" w14:cmpd="sng" w14:algn="ctr">
-            <w14:noFill/>
-            <w14:prstDash w14:val="solid"/>
-            <w14:round/>
-          </w14:textOutline>
+        <w:pStyle w:val="Heading1"/>
+        <w:rPr>
+          <w:b/>
+          <w:bCs/>
+          <w:color w:val="833C0B" w:themeColor="accent2" w:themeShade="80"/>
+        </w:rPr>
+      </w:pPr>
+      <w:r>
+        <w:rPr>
+          <w:b/>
+          <w:bCs/>
+          <w:color w:val="833C0B" w:themeColor="accent2" w:themeShade="80"/>
         </w:rPr>
         <w:t>Why we use call, apply bind method in</w:t>
       </w:r>
@@ -9321,6 +7857,7 @@
             <w14:round/>
           </w14:textOutline>
         </w:rPr>
+        <w:lastRenderedPageBreak/>
         <w:t>apply: Invokes the function immediately with a specified this and an array of arguments.</w:t>
       </w:r>
     </w:p>
@@ -9365,129 +7902,52 @@
     </w:p>
     <w:p>
       <w:pPr>
-        <w:rPr>
-          <w:rFonts w:ascii="Times New Roman" w:hAnsi="Times New Roman" w:cs="Times New Roman"/>
-          <w:color w:val="000000" w:themeColor="text1"/>
-          <w:sz w:val="24"/>
-          <w:szCs w:val="24"/>
-          <w14:shadow w14:blurRad="38100" w14:dist="19050" w14:dir="2700000" w14:sx="100000" w14:sy="100000" w14:kx="0" w14:ky="0" w14:algn="tl">
-            <w14:schemeClr w14:val="dk1">
-              <w14:alpha w14:val="60000"/>
-            </w14:schemeClr>
-          </w14:shadow>
-          <w14:textOutline w14:w="0" w14:cap="flat" w14:cmpd="sng" w14:algn="ctr">
-            <w14:noFill/>
-            <w14:prstDash w14:val="solid"/>
-            <w14:round/>
-          </w14:textOutline>
-        </w:rPr>
-      </w:pPr>
-      <w:r>
-        <w:rPr>
-          <w:rFonts w:ascii="Times New Roman" w:hAnsi="Times New Roman" w:cs="Times New Roman"/>
-          <w:b/>
-          <w:bCs/>
-          <w:color w:val="000000" w:themeColor="text1"/>
-          <w:sz w:val="24"/>
-          <w:szCs w:val="24"/>
-          <w14:shadow w14:blurRad="38100" w14:dist="19050" w14:dir="2700000" w14:sx="100000" w14:sy="100000" w14:kx="0" w14:ky="0" w14:algn="tl">
-            <w14:schemeClr w14:val="dk1">
-              <w14:alpha w14:val="60000"/>
-            </w14:schemeClr>
-          </w14:shadow>
-          <w14:textOutline w14:w="0" w14:cap="flat" w14:cmpd="sng" w14:algn="ctr">
-            <w14:noFill/>
-            <w14:prstDash w14:val="solid"/>
-            <w14:round/>
-          </w14:textOutline>
-        </w:rPr>
-        <w:t xml:space="preserve">How many </w:t>
-      </w:r>
-      <w:proofErr w:type="gramStart"/>
-      <w:r>
-        <w:rPr>
-          <w:rFonts w:ascii="Times New Roman" w:hAnsi="Times New Roman" w:cs="Times New Roman"/>
-          <w:b/>
-          <w:bCs/>
-          <w:color w:val="000000" w:themeColor="text1"/>
-          <w:sz w:val="24"/>
-          <w:szCs w:val="24"/>
-          <w14:shadow w14:blurRad="38100" w14:dist="19050" w14:dir="2700000" w14:sx="100000" w14:sy="100000" w14:kx="0" w14:ky="0" w14:algn="tl">
-            <w14:schemeClr w14:val="dk1">
-              <w14:alpha w14:val="60000"/>
-            </w14:schemeClr>
-          </w14:shadow>
-          <w14:textOutline w14:w="0" w14:cap="flat" w14:cmpd="sng" w14:algn="ctr">
-            <w14:noFill/>
-            <w14:prstDash w14:val="solid"/>
-            <w14:round/>
-          </w14:textOutline>
-        </w:rPr>
-        <w:t>way</w:t>
-      </w:r>
-      <w:proofErr w:type="gramEnd"/>
-      <w:r>
-        <w:rPr>
-          <w:rFonts w:ascii="Times New Roman" w:hAnsi="Times New Roman" w:cs="Times New Roman"/>
-          <w:b/>
-          <w:bCs/>
-          <w:color w:val="000000" w:themeColor="text1"/>
-          <w:sz w:val="24"/>
-          <w:szCs w:val="24"/>
-          <w14:shadow w14:blurRad="38100" w14:dist="19050" w14:dir="2700000" w14:sx="100000" w14:sy="100000" w14:kx="0" w14:ky="0" w14:algn="tl">
-            <w14:schemeClr w14:val="dk1">
-              <w14:alpha w14:val="60000"/>
-            </w14:schemeClr>
-          </w14:shadow>
-          <w14:textOutline w14:w="0" w14:cap="flat" w14:cmpd="sng" w14:algn="ctr">
-            <w14:noFill/>
-            <w14:prstDash w14:val="solid"/>
-            <w14:round/>
-          </w14:textOutline>
+        <w:pStyle w:val="Heading1"/>
+        <w:rPr>
+          <w:b/>
+          <w:bCs/>
+          <w:color w:val="833C0B" w:themeColor="accent2" w:themeShade="80"/>
+        </w:rPr>
+      </w:pPr>
+      <w:r>
+        <w:rPr>
+          <w:b/>
+          <w:bCs/>
+          <w:color w:val="833C0B" w:themeColor="accent2" w:themeShade="80"/>
+        </w:rPr>
+        <w:t>How many way</w:t>
+      </w:r>
+      <w:r>
+        <w:rPr>
+          <w:b/>
+          <w:bCs/>
+          <w:color w:val="833C0B" w:themeColor="accent2" w:themeShade="80"/>
+        </w:rPr>
+        <w:t>s</w:t>
+      </w:r>
+      <w:r>
+        <w:rPr>
+          <w:b/>
+          <w:bCs/>
+          <w:color w:val="833C0B" w:themeColor="accent2" w:themeShade="80"/>
         </w:rPr>
         <w:t xml:space="preserve"> to create object in </w:t>
       </w:r>
       <w:proofErr w:type="spellStart"/>
       <w:r>
         <w:rPr>
-          <w:rFonts w:ascii="Times New Roman" w:hAnsi="Times New Roman" w:cs="Times New Roman"/>
-          <w:b/>
-          <w:bCs/>
-          <w:color w:val="000000" w:themeColor="text1"/>
-          <w:sz w:val="24"/>
-          <w:szCs w:val="24"/>
-          <w14:shadow w14:blurRad="38100" w14:dist="19050" w14:dir="2700000" w14:sx="100000" w14:sy="100000" w14:kx="0" w14:ky="0" w14:algn="tl">
-            <w14:schemeClr w14:val="dk1">
-              <w14:alpha w14:val="60000"/>
-            </w14:schemeClr>
-          </w14:shadow>
-          <w14:textOutline w14:w="0" w14:cap="flat" w14:cmpd="sng" w14:algn="ctr">
-            <w14:noFill/>
-            <w14:prstDash w14:val="solid"/>
-            <w14:round/>
-          </w14:textOutline>
+          <w:b/>
+          <w:bCs/>
+          <w:color w:val="833C0B" w:themeColor="accent2" w:themeShade="80"/>
         </w:rPr>
         <w:t>Javascript</w:t>
       </w:r>
       <w:proofErr w:type="spellEnd"/>
       <w:r>
         <w:rPr>
-          <w:rFonts w:ascii="Times New Roman" w:hAnsi="Times New Roman" w:cs="Times New Roman"/>
-          <w:b/>
-          <w:bCs/>
-          <w:color w:val="000000" w:themeColor="text1"/>
-          <w:sz w:val="24"/>
-          <w:szCs w:val="24"/>
-          <w14:shadow w14:blurRad="38100" w14:dist="19050" w14:dir="2700000" w14:sx="100000" w14:sy="100000" w14:kx="0" w14:ky="0" w14:algn="tl">
-            <w14:schemeClr w14:val="dk1">
-              <w14:alpha w14:val="60000"/>
-            </w14:schemeClr>
-          </w14:shadow>
-          <w14:textOutline w14:w="0" w14:cap="flat" w14:cmpd="sng" w14:algn="ctr">
-            <w14:noFill/>
-            <w14:prstDash w14:val="solid"/>
-            <w14:round/>
-          </w14:textOutline>
+          <w:b/>
+          <w:bCs/>
+          <w:color w:val="833C0B" w:themeColor="accent2" w:themeShade="80"/>
         </w:rPr>
         <w:t xml:space="preserve"> </w:t>
       </w:r>
@@ -9730,7 +8190,6 @@
             <w14:round/>
           </w14:textOutline>
         </w:rPr>
-        <w:lastRenderedPageBreak/>
         <w:t>ES6 Classes: class syntax.</w:t>
       </w:r>
     </w:p>
@@ -9780,282 +8239,114 @@
     </w:p>
     <w:p>
       <w:pPr>
-        <w:rPr>
-          <w:rFonts w:ascii="Times New Roman" w:hAnsi="Times New Roman" w:cs="Times New Roman"/>
-          <w:b/>
-          <w:bCs/>
-          <w:color w:val="000000" w:themeColor="text1"/>
-          <w:sz w:val="24"/>
-          <w:szCs w:val="24"/>
-          <w14:shadow w14:blurRad="38100" w14:dist="19050" w14:dir="2700000" w14:sx="100000" w14:sy="100000" w14:kx="0" w14:ky="0" w14:algn="tl">
-            <w14:schemeClr w14:val="dk1">
-              <w14:alpha w14:val="60000"/>
-            </w14:schemeClr>
-          </w14:shadow>
-          <w14:textOutline w14:w="0" w14:cap="flat" w14:cmpd="sng" w14:algn="ctr">
-            <w14:noFill/>
-            <w14:prstDash w14:val="solid"/>
-            <w14:round/>
-          </w14:textOutline>
-        </w:rPr>
-      </w:pPr>
-      <w:r>
-        <w:rPr>
-          <w:rFonts w:ascii="Times New Roman" w:hAnsi="Times New Roman" w:cs="Times New Roman"/>
-          <w:b/>
-          <w:bCs/>
-          <w:color w:val="000000" w:themeColor="text1"/>
-          <w:sz w:val="24"/>
-          <w:szCs w:val="24"/>
-          <w14:shadow w14:blurRad="38100" w14:dist="19050" w14:dir="2700000" w14:sx="100000" w14:sy="100000" w14:kx="0" w14:ky="0" w14:algn="tl">
-            <w14:schemeClr w14:val="dk1">
-              <w14:alpha w14:val="60000"/>
-            </w14:schemeClr>
-          </w14:shadow>
-          <w14:textOutline w14:w="0" w14:cap="flat" w14:cmpd="sng" w14:algn="ctr">
-            <w14:noFill/>
-            <w14:prstDash w14:val="solid"/>
-            <w14:round/>
-          </w14:textOutline>
+        <w:pStyle w:val="Heading1"/>
+        <w:rPr>
+          <w:b/>
+          <w:bCs/>
+          <w:color w:val="833C0B" w:themeColor="accent2" w:themeShade="80"/>
+        </w:rPr>
+      </w:pPr>
+      <w:r>
+        <w:rPr>
+          <w:b/>
+          <w:bCs/>
+          <w:color w:val="833C0B" w:themeColor="accent2" w:themeShade="80"/>
         </w:rPr>
         <w:t xml:space="preserve">What </w:t>
       </w:r>
-      <w:proofErr w:type="gramStart"/>
-      <w:r>
-        <w:rPr>
-          <w:rFonts w:ascii="Times New Roman" w:hAnsi="Times New Roman" w:cs="Times New Roman"/>
-          <w:b/>
-          <w:bCs/>
-          <w:color w:val="000000" w:themeColor="text1"/>
-          <w:sz w:val="24"/>
-          <w:szCs w:val="24"/>
-          <w14:shadow w14:blurRad="38100" w14:dist="19050" w14:dir="2700000" w14:sx="100000" w14:sy="100000" w14:kx="0" w14:ky="0" w14:algn="tl">
-            <w14:schemeClr w14:val="dk1">
-              <w14:alpha w14:val="60000"/>
-            </w14:schemeClr>
-          </w14:shadow>
-          <w14:textOutline w14:w="0" w14:cap="flat" w14:cmpd="sng" w14:algn="ctr">
-            <w14:noFill/>
-            <w14:prstDash w14:val="solid"/>
-            <w14:round/>
-          </w14:textOutline>
-        </w:rPr>
-        <w:t>are</w:t>
-      </w:r>
-      <w:proofErr w:type="gramEnd"/>
-      <w:r>
-        <w:rPr>
-          <w:rFonts w:ascii="Times New Roman" w:hAnsi="Times New Roman" w:cs="Times New Roman"/>
-          <w:b/>
-          <w:bCs/>
-          <w:color w:val="000000" w:themeColor="text1"/>
-          <w:sz w:val="24"/>
-          <w:szCs w:val="24"/>
-          <w14:shadow w14:blurRad="38100" w14:dist="19050" w14:dir="2700000" w14:sx="100000" w14:sy="100000" w14:kx="0" w14:ky="0" w14:algn="tl">
-            <w14:schemeClr w14:val="dk1">
-              <w14:alpha w14:val="60000"/>
-            </w14:schemeClr>
-          </w14:shadow>
-          <w14:textOutline w14:w="0" w14:cap="flat" w14:cmpd="sng" w14:algn="ctr">
-            <w14:noFill/>
-            <w14:prstDash w14:val="solid"/>
-            <w14:round/>
-          </w14:textOutline>
+      <w:r>
+        <w:rPr>
+          <w:b/>
+          <w:bCs/>
+          <w:color w:val="833C0B" w:themeColor="accent2" w:themeShade="80"/>
+        </w:rPr>
+        <w:t>is</w:t>
+      </w:r>
+      <w:r>
+        <w:rPr>
+          <w:b/>
+          <w:bCs/>
+          <w:color w:val="833C0B" w:themeColor="accent2" w:themeShade="80"/>
         </w:rPr>
         <w:t xml:space="preserve"> the array method , string method </w:t>
       </w:r>
     </w:p>
     <w:p>
       <w:pPr>
-        <w:rPr>
-          <w:rFonts w:ascii="Times New Roman" w:hAnsi="Times New Roman" w:cs="Times New Roman"/>
-          <w:b/>
-          <w:bCs/>
-          <w:color w:val="000000" w:themeColor="text1"/>
-          <w:sz w:val="24"/>
-          <w:szCs w:val="24"/>
-          <w14:shadow w14:blurRad="38100" w14:dist="19050" w14:dir="2700000" w14:sx="100000" w14:sy="100000" w14:kx="0" w14:ky="0" w14:algn="tl">
-            <w14:schemeClr w14:val="dk1">
-              <w14:alpha w14:val="60000"/>
-            </w14:schemeClr>
-          </w14:shadow>
-          <w14:textOutline w14:w="0" w14:cap="flat" w14:cmpd="sng" w14:algn="ctr">
-            <w14:noFill/>
-            <w14:prstDash w14:val="solid"/>
-            <w14:round/>
-          </w14:textOutline>
-        </w:rPr>
-      </w:pPr>
-      <w:r>
-        <w:rPr>
-          <w:rFonts w:ascii="Times New Roman" w:hAnsi="Times New Roman" w:cs="Times New Roman"/>
-          <w:b/>
-          <w:bCs/>
-          <w:color w:val="000000" w:themeColor="text1"/>
-          <w:sz w:val="24"/>
-          <w:szCs w:val="24"/>
-          <w14:shadow w14:blurRad="38100" w14:dist="19050" w14:dir="2700000" w14:sx="100000" w14:sy="100000" w14:kx="0" w14:ky="0" w14:algn="tl">
-            <w14:schemeClr w14:val="dk1">
-              <w14:alpha w14:val="60000"/>
-            </w14:schemeClr>
-          </w14:shadow>
-          <w14:textOutline w14:w="0" w14:cap="flat" w14:cmpd="sng" w14:algn="ctr">
-            <w14:noFill/>
-            <w14:prstDash w14:val="solid"/>
-            <w14:round/>
-          </w14:textOutline>
+        <w:pStyle w:val="Heading1"/>
+        <w:rPr>
+          <w:b/>
+          <w:bCs/>
+          <w:color w:val="833C0B" w:themeColor="accent2" w:themeShade="80"/>
+        </w:rPr>
+      </w:pPr>
+      <w:r>
+        <w:rPr>
+          <w:b/>
+          <w:bCs/>
+          <w:color w:val="833C0B" w:themeColor="accent2" w:themeShade="80"/>
         </w:rPr>
         <w:t xml:space="preserve">What is difference between java and </w:t>
       </w:r>
       <w:proofErr w:type="spellStart"/>
       <w:r>
         <w:rPr>
-          <w:rFonts w:ascii="Times New Roman" w:hAnsi="Times New Roman" w:cs="Times New Roman"/>
-          <w:b/>
-          <w:bCs/>
-          <w:color w:val="000000" w:themeColor="text1"/>
-          <w:sz w:val="24"/>
-          <w:szCs w:val="24"/>
-          <w14:shadow w14:blurRad="38100" w14:dist="19050" w14:dir="2700000" w14:sx="100000" w14:sy="100000" w14:kx="0" w14:ky="0" w14:algn="tl">
-            <w14:schemeClr w14:val="dk1">
-              <w14:alpha w14:val="60000"/>
-            </w14:schemeClr>
-          </w14:shadow>
-          <w14:textOutline w14:w="0" w14:cap="flat" w14:cmpd="sng" w14:algn="ctr">
-            <w14:noFill/>
-            <w14:prstDash w14:val="solid"/>
-            <w14:round/>
-          </w14:textOutline>
+          <w:b/>
+          <w:bCs/>
+          <w:color w:val="833C0B" w:themeColor="accent2" w:themeShade="80"/>
         </w:rPr>
         <w:t>javascript</w:t>
       </w:r>
       <w:proofErr w:type="spellEnd"/>
       <w:r>
         <w:rPr>
-          <w:rFonts w:ascii="Times New Roman" w:hAnsi="Times New Roman" w:cs="Times New Roman"/>
-          <w:b/>
-          <w:bCs/>
-          <w:color w:val="000000" w:themeColor="text1"/>
-          <w:sz w:val="24"/>
-          <w:szCs w:val="24"/>
-          <w14:shadow w14:blurRad="38100" w14:dist="19050" w14:dir="2700000" w14:sx="100000" w14:sy="100000" w14:kx="0" w14:ky="0" w14:algn="tl">
-            <w14:schemeClr w14:val="dk1">
-              <w14:alpha w14:val="60000"/>
-            </w14:schemeClr>
-          </w14:shadow>
-          <w14:textOutline w14:w="0" w14:cap="flat" w14:cmpd="sng" w14:algn="ctr">
-            <w14:noFill/>
-            <w14:prstDash w14:val="solid"/>
-            <w14:round/>
-          </w14:textOutline>
+          <w:b/>
+          <w:bCs/>
+          <w:color w:val="833C0B" w:themeColor="accent2" w:themeShade="80"/>
         </w:rPr>
         <w:t xml:space="preserve"> </w:t>
       </w:r>
     </w:p>
     <w:p>
       <w:pPr>
-        <w:rPr>
-          <w:rFonts w:ascii="Times New Roman" w:hAnsi="Times New Roman" w:cs="Times New Roman"/>
-          <w:b/>
-          <w:bCs/>
-          <w:color w:val="000000" w:themeColor="text1"/>
-          <w:sz w:val="24"/>
-          <w:szCs w:val="24"/>
-          <w14:shadow w14:blurRad="38100" w14:dist="19050" w14:dir="2700000" w14:sx="100000" w14:sy="100000" w14:kx="0" w14:ky="0" w14:algn="tl">
-            <w14:schemeClr w14:val="dk1">
-              <w14:alpha w14:val="60000"/>
-            </w14:schemeClr>
-          </w14:shadow>
-          <w14:textOutline w14:w="0" w14:cap="flat" w14:cmpd="sng" w14:algn="ctr">
-            <w14:noFill/>
-            <w14:prstDash w14:val="solid"/>
-            <w14:round/>
-          </w14:textOutline>
-        </w:rPr>
-      </w:pPr>
-      <w:r>
-        <w:rPr>
-          <w:rFonts w:ascii="Times New Roman" w:hAnsi="Times New Roman" w:cs="Times New Roman"/>
-          <w:b/>
-          <w:bCs/>
-          <w:color w:val="000000" w:themeColor="text1"/>
-          <w:sz w:val="24"/>
-          <w:szCs w:val="24"/>
-          <w14:shadow w14:blurRad="38100" w14:dist="19050" w14:dir="2700000" w14:sx="100000" w14:sy="100000" w14:kx="0" w14:ky="0" w14:algn="tl">
-            <w14:schemeClr w14:val="dk1">
-              <w14:alpha w14:val="60000"/>
-            </w14:schemeClr>
-          </w14:shadow>
-          <w14:textOutline w14:w="0" w14:cap="flat" w14:cmpd="sng" w14:algn="ctr">
-            <w14:noFill/>
-            <w14:prstDash w14:val="solid"/>
-            <w14:round/>
-          </w14:textOutline>
+        <w:pStyle w:val="Heading1"/>
+        <w:rPr>
+          <w:b/>
+          <w:bCs/>
+          <w:color w:val="833C0B" w:themeColor="accent2" w:themeShade="80"/>
+        </w:rPr>
+      </w:pPr>
+      <w:r>
+        <w:rPr>
+          <w:b/>
+          <w:bCs/>
+          <w:color w:val="833C0B" w:themeColor="accent2" w:themeShade="80"/>
         </w:rPr>
         <w:t xml:space="preserve">What is Null and undefined in </w:t>
       </w:r>
       <w:proofErr w:type="spellStart"/>
       <w:r>
         <w:rPr>
-          <w:rFonts w:ascii="Times New Roman" w:hAnsi="Times New Roman" w:cs="Times New Roman"/>
-          <w:b/>
-          <w:bCs/>
-          <w:color w:val="000000" w:themeColor="text1"/>
-          <w:sz w:val="24"/>
-          <w:szCs w:val="24"/>
-          <w14:shadow w14:blurRad="38100" w14:dist="19050" w14:dir="2700000" w14:sx="100000" w14:sy="100000" w14:kx="0" w14:ky="0" w14:algn="tl">
-            <w14:schemeClr w14:val="dk1">
-              <w14:alpha w14:val="60000"/>
-            </w14:schemeClr>
-          </w14:shadow>
-          <w14:textOutline w14:w="0" w14:cap="flat" w14:cmpd="sng" w14:algn="ctr">
-            <w14:noFill/>
-            <w14:prstDash w14:val="solid"/>
-            <w14:round/>
-          </w14:textOutline>
+          <w:b/>
+          <w:bCs/>
+          <w:color w:val="833C0B" w:themeColor="accent2" w:themeShade="80"/>
         </w:rPr>
         <w:t>javascrip</w:t>
       </w:r>
       <w:r>
         <w:rPr>
-          <w:rFonts w:ascii="Times New Roman" w:hAnsi="Times New Roman" w:cs="Times New Roman"/>
-          <w:b/>
-          <w:bCs/>
-          <w:color w:val="000000" w:themeColor="text1"/>
-          <w:sz w:val="24"/>
-          <w:szCs w:val="24"/>
-          <w14:shadow w14:blurRad="38100" w14:dist="19050" w14:dir="2700000" w14:sx="100000" w14:sy="100000" w14:kx="0" w14:ky="0" w14:algn="tl">
-            <w14:schemeClr w14:val="dk1">
-              <w14:alpha w14:val="60000"/>
-            </w14:schemeClr>
-          </w14:shadow>
-          <w14:textOutline w14:w="0" w14:cap="flat" w14:cmpd="sng" w14:algn="ctr">
-            <w14:noFill/>
-            <w14:prstDash w14:val="solid"/>
-            <w14:round/>
-          </w14:textOutline>
+          <w:b/>
+          <w:bCs/>
+          <w:color w:val="833C0B" w:themeColor="accent2" w:themeShade="80"/>
         </w:rPr>
         <w:t>t</w:t>
       </w:r>
       <w:proofErr w:type="spellEnd"/>
       <w:r>
         <w:rPr>
-          <w:rFonts w:ascii="Times New Roman" w:hAnsi="Times New Roman" w:cs="Times New Roman"/>
-          <w:b/>
-          <w:bCs/>
-          <w:color w:val="000000" w:themeColor="text1"/>
-          <w:sz w:val="24"/>
-          <w:szCs w:val="24"/>
-          <w14:shadow w14:blurRad="38100" w14:dist="19050" w14:dir="2700000" w14:sx="100000" w14:sy="100000" w14:kx="0" w14:ky="0" w14:algn="tl">
-            <w14:schemeClr w14:val="dk1">
-              <w14:alpha w14:val="60000"/>
-            </w14:schemeClr>
-          </w14:shadow>
-          <w14:textOutline w14:w="0" w14:cap="flat" w14:cmpd="sng" w14:algn="ctr">
-            <w14:noFill/>
-            <w14:prstDash w14:val="solid"/>
-            <w14:round/>
-          </w14:textOutline>
+          <w:b/>
+          <w:bCs/>
+          <w:color w:val="833C0B" w:themeColor="accent2" w:themeShade="80"/>
         </w:rPr>
         <w:t>.</w:t>
       </w:r>
@@ -10439,888 +8730,365 @@
     </w:p>
     <w:p>
       <w:pPr>
-        <w:rPr>
-          <w:rFonts w:ascii="Times New Roman" w:hAnsi="Times New Roman" w:cs="Times New Roman"/>
-          <w:b/>
-          <w:bCs/>
-          <w:color w:val="000000" w:themeColor="text1"/>
-          <w:sz w:val="24"/>
-          <w:szCs w:val="24"/>
-          <w14:shadow w14:blurRad="38100" w14:dist="19050" w14:dir="2700000" w14:sx="100000" w14:sy="100000" w14:kx="0" w14:ky="0" w14:algn="tl">
-            <w14:schemeClr w14:val="dk1">
-              <w14:alpha w14:val="60000"/>
-            </w14:schemeClr>
-          </w14:shadow>
-          <w14:textOutline w14:w="0" w14:cap="flat" w14:cmpd="sng" w14:algn="ctr">
-            <w14:noFill/>
-            <w14:prstDash w14:val="solid"/>
-            <w14:round/>
-          </w14:textOutline>
-        </w:rPr>
-      </w:pPr>
-      <w:r>
-        <w:rPr>
-          <w:rFonts w:ascii="Times New Roman" w:hAnsi="Times New Roman" w:cs="Times New Roman"/>
-          <w:b/>
-          <w:bCs/>
-          <w:color w:val="000000" w:themeColor="text1"/>
-          <w:sz w:val="24"/>
-          <w:szCs w:val="24"/>
-          <w14:shadow w14:blurRad="38100" w14:dist="19050" w14:dir="2700000" w14:sx="100000" w14:sy="100000" w14:kx="0" w14:ky="0" w14:algn="tl">
-            <w14:schemeClr w14:val="dk1">
-              <w14:alpha w14:val="60000"/>
-            </w14:schemeClr>
-          </w14:shadow>
-          <w14:textOutline w14:w="0" w14:cap="flat" w14:cmpd="sng" w14:algn="ctr">
-            <w14:noFill/>
-            <w14:prstDash w14:val="solid"/>
-            <w14:round/>
-          </w14:textOutline>
-        </w:rPr>
+        <w:pStyle w:val="Heading1"/>
+        <w:rPr>
+          <w:b/>
+          <w:bCs/>
+          <w:color w:val="833C0B" w:themeColor="accent2" w:themeShade="80"/>
+        </w:rPr>
+      </w:pPr>
+      <w:r>
+        <w:rPr>
+          <w:b/>
+          <w:bCs/>
+          <w:color w:val="833C0B" w:themeColor="accent2" w:themeShade="80"/>
+        </w:rPr>
+        <w:lastRenderedPageBreak/>
         <w:t xml:space="preserve">What is </w:t>
       </w:r>
       <w:proofErr w:type="spellStart"/>
       <w:r>
         <w:rPr>
-          <w:rFonts w:ascii="Times New Roman" w:hAnsi="Times New Roman" w:cs="Times New Roman"/>
-          <w:b/>
-          <w:bCs/>
-          <w:color w:val="000000" w:themeColor="text1"/>
-          <w:sz w:val="24"/>
-          <w:szCs w:val="24"/>
-          <w14:shadow w14:blurRad="38100" w14:dist="19050" w14:dir="2700000" w14:sx="100000" w14:sy="100000" w14:kx="0" w14:ky="0" w14:algn="tl">
-            <w14:schemeClr w14:val="dk1">
-              <w14:alpha w14:val="60000"/>
-            </w14:schemeClr>
-          </w14:shadow>
-          <w14:textOutline w14:w="0" w14:cap="flat" w14:cmpd="sng" w14:algn="ctr">
-            <w14:noFill/>
-            <w14:prstDash w14:val="solid"/>
-            <w14:round/>
-          </w14:textOutline>
+          <w:b/>
+          <w:bCs/>
+          <w:color w:val="833C0B" w:themeColor="accent2" w:themeShade="80"/>
         </w:rPr>
         <w:t>setTimeOut</w:t>
       </w:r>
       <w:proofErr w:type="spellEnd"/>
       <w:r>
         <w:rPr>
-          <w:rFonts w:ascii="Times New Roman" w:hAnsi="Times New Roman" w:cs="Times New Roman"/>
-          <w:b/>
-          <w:bCs/>
-          <w:color w:val="000000" w:themeColor="text1"/>
-          <w:sz w:val="24"/>
-          <w:szCs w:val="24"/>
-          <w14:shadow w14:blurRad="38100" w14:dist="19050" w14:dir="2700000" w14:sx="100000" w14:sy="100000" w14:kx="0" w14:ky="0" w14:algn="tl">
-            <w14:schemeClr w14:val="dk1">
-              <w14:alpha w14:val="60000"/>
-            </w14:schemeClr>
-          </w14:shadow>
-          <w14:textOutline w14:w="0" w14:cap="flat" w14:cmpd="sng" w14:algn="ctr">
-            <w14:noFill/>
-            <w14:prstDash w14:val="solid"/>
-            <w14:round/>
-          </w14:textOutline>
+          <w:b/>
+          <w:bCs/>
+          <w:color w:val="833C0B" w:themeColor="accent2" w:themeShade="80"/>
         </w:rPr>
         <w:t xml:space="preserve"> and </w:t>
       </w:r>
       <w:proofErr w:type="spellStart"/>
       <w:r>
         <w:rPr>
-          <w:rFonts w:ascii="Times New Roman" w:hAnsi="Times New Roman" w:cs="Times New Roman"/>
-          <w:b/>
-          <w:bCs/>
-          <w:color w:val="000000" w:themeColor="text1"/>
-          <w:sz w:val="24"/>
-          <w:szCs w:val="24"/>
-          <w14:shadow w14:blurRad="38100" w14:dist="19050" w14:dir="2700000" w14:sx="100000" w14:sy="100000" w14:kx="0" w14:ky="0" w14:algn="tl">
-            <w14:schemeClr w14:val="dk1">
-              <w14:alpha w14:val="60000"/>
-            </w14:schemeClr>
-          </w14:shadow>
-          <w14:textOutline w14:w="0" w14:cap="flat" w14:cmpd="sng" w14:algn="ctr">
-            <w14:noFill/>
-            <w14:prstDash w14:val="solid"/>
-            <w14:round/>
-          </w14:textOutline>
+          <w:b/>
+          <w:bCs/>
+          <w:color w:val="833C0B" w:themeColor="accent2" w:themeShade="80"/>
         </w:rPr>
         <w:t>setInterval</w:t>
       </w:r>
       <w:proofErr w:type="spellEnd"/>
       <w:r>
         <w:rPr>
-          <w:rFonts w:ascii="Times New Roman" w:hAnsi="Times New Roman" w:cs="Times New Roman"/>
-          <w:b/>
-          <w:bCs/>
-          <w:color w:val="000000" w:themeColor="text1"/>
-          <w:sz w:val="24"/>
-          <w:szCs w:val="24"/>
-          <w14:shadow w14:blurRad="38100" w14:dist="19050" w14:dir="2700000" w14:sx="100000" w14:sy="100000" w14:kx="0" w14:ky="0" w14:algn="tl">
-            <w14:schemeClr w14:val="dk1">
-              <w14:alpha w14:val="60000"/>
-            </w14:schemeClr>
-          </w14:shadow>
-          <w14:textOutline w14:w="0" w14:cap="flat" w14:cmpd="sng" w14:algn="ctr">
-            <w14:noFill/>
-            <w14:prstDash w14:val="solid"/>
-            <w14:round/>
-          </w14:textOutline>
+          <w:b/>
+          <w:bCs/>
+          <w:color w:val="833C0B" w:themeColor="accent2" w:themeShade="80"/>
         </w:rPr>
         <w:t xml:space="preserve"> in </w:t>
       </w:r>
       <w:proofErr w:type="spellStart"/>
       <w:r>
         <w:rPr>
-          <w:rFonts w:ascii="Times New Roman" w:hAnsi="Times New Roman" w:cs="Times New Roman"/>
-          <w:b/>
-          <w:bCs/>
-          <w:color w:val="000000" w:themeColor="text1"/>
-          <w:sz w:val="24"/>
-          <w:szCs w:val="24"/>
-          <w14:shadow w14:blurRad="38100" w14:dist="19050" w14:dir="2700000" w14:sx="100000" w14:sy="100000" w14:kx="0" w14:ky="0" w14:algn="tl">
-            <w14:schemeClr w14:val="dk1">
-              <w14:alpha w14:val="60000"/>
-            </w14:schemeClr>
-          </w14:shadow>
-          <w14:textOutline w14:w="0" w14:cap="flat" w14:cmpd="sng" w14:algn="ctr">
-            <w14:noFill/>
-            <w14:prstDash w14:val="solid"/>
-            <w14:round/>
-          </w14:textOutline>
+          <w:b/>
+          <w:bCs/>
+          <w:color w:val="833C0B" w:themeColor="accent2" w:themeShade="80"/>
         </w:rPr>
         <w:t>Javascript</w:t>
       </w:r>
       <w:proofErr w:type="spellEnd"/>
       <w:r>
         <w:rPr>
-          <w:rFonts w:ascii="Times New Roman" w:hAnsi="Times New Roman" w:cs="Times New Roman"/>
-          <w:b/>
-          <w:bCs/>
-          <w:color w:val="000000" w:themeColor="text1"/>
-          <w:sz w:val="24"/>
-          <w:szCs w:val="24"/>
-          <w14:shadow w14:blurRad="38100" w14:dist="19050" w14:dir="2700000" w14:sx="100000" w14:sy="100000" w14:kx="0" w14:ky="0" w14:algn="tl">
-            <w14:schemeClr w14:val="dk1">
-              <w14:alpha w14:val="60000"/>
-            </w14:schemeClr>
-          </w14:shadow>
-          <w14:textOutline w14:w="0" w14:cap="flat" w14:cmpd="sng" w14:algn="ctr">
-            <w14:noFill/>
-            <w14:prstDash w14:val="solid"/>
-            <w14:round/>
-          </w14:textOutline>
+          <w:b/>
+          <w:bCs/>
+          <w:color w:val="833C0B" w:themeColor="accent2" w:themeShade="80"/>
         </w:rPr>
         <w:t xml:space="preserve"> </w:t>
       </w:r>
     </w:p>
     <w:p>
       <w:pPr>
-        <w:rPr>
-          <w:rFonts w:ascii="Times New Roman" w:hAnsi="Times New Roman" w:cs="Times New Roman"/>
-          <w:b/>
-          <w:bCs/>
-          <w:color w:val="000000" w:themeColor="text1"/>
-          <w:sz w:val="24"/>
-          <w:szCs w:val="24"/>
-          <w14:shadow w14:blurRad="38100" w14:dist="19050" w14:dir="2700000" w14:sx="100000" w14:sy="100000" w14:kx="0" w14:ky="0" w14:algn="tl">
-            <w14:schemeClr w14:val="dk1">
-              <w14:alpha w14:val="60000"/>
-            </w14:schemeClr>
-          </w14:shadow>
-          <w14:textOutline w14:w="0" w14:cap="flat" w14:cmpd="sng" w14:algn="ctr">
-            <w14:noFill/>
-            <w14:prstDash w14:val="solid"/>
-            <w14:round/>
-          </w14:textOutline>
-        </w:rPr>
-      </w:pPr>
-      <w:r>
-        <w:rPr>
-          <w:rFonts w:ascii="Times New Roman" w:hAnsi="Times New Roman" w:cs="Times New Roman"/>
-          <w:b/>
-          <w:bCs/>
-          <w:color w:val="000000" w:themeColor="text1"/>
-          <w:sz w:val="24"/>
-          <w:szCs w:val="24"/>
-          <w14:shadow w14:blurRad="38100" w14:dist="19050" w14:dir="2700000" w14:sx="100000" w14:sy="100000" w14:kx="0" w14:ky="0" w14:algn="tl">
-            <w14:schemeClr w14:val="dk1">
-              <w14:alpha w14:val="60000"/>
-            </w14:schemeClr>
-          </w14:shadow>
-          <w14:textOutline w14:w="0" w14:cap="flat" w14:cmpd="sng" w14:algn="ctr">
-            <w14:noFill/>
-            <w14:prstDash w14:val="solid"/>
-            <w14:round/>
-          </w14:textOutline>
+        <w:pStyle w:val="Heading1"/>
+        <w:rPr>
+          <w:b/>
+          <w:bCs/>
+          <w:color w:val="833C0B" w:themeColor="accent2" w:themeShade="80"/>
+        </w:rPr>
+      </w:pPr>
+      <w:r>
+        <w:rPr>
+          <w:b/>
+          <w:bCs/>
+          <w:color w:val="833C0B" w:themeColor="accent2" w:themeShade="80"/>
         </w:rPr>
         <w:t xml:space="preserve">What is </w:t>
       </w:r>
       <w:proofErr w:type="spellStart"/>
       <w:r>
         <w:rPr>
-          <w:rFonts w:ascii="Times New Roman" w:hAnsi="Times New Roman" w:cs="Times New Roman"/>
-          <w:b/>
-          <w:bCs/>
-          <w:color w:val="000000" w:themeColor="text1"/>
-          <w:sz w:val="24"/>
-          <w:szCs w:val="24"/>
-          <w14:shadow w14:blurRad="38100" w14:dist="19050" w14:dir="2700000" w14:sx="100000" w14:sy="100000" w14:kx="0" w14:ky="0" w14:algn="tl">
-            <w14:schemeClr w14:val="dk1">
-              <w14:alpha w14:val="60000"/>
-            </w14:schemeClr>
-          </w14:shadow>
-          <w14:textOutline w14:w="0" w14:cap="flat" w14:cmpd="sng" w14:algn="ctr">
-            <w14:noFill/>
-            <w14:prstDash w14:val="solid"/>
-            <w14:round/>
-          </w14:textOutline>
+          <w:b/>
+          <w:bCs/>
+          <w:color w:val="833C0B" w:themeColor="accent2" w:themeShade="80"/>
         </w:rPr>
         <w:t>sessionStorage</w:t>
       </w:r>
       <w:proofErr w:type="spellEnd"/>
       <w:r>
         <w:rPr>
-          <w:rFonts w:ascii="Times New Roman" w:hAnsi="Times New Roman" w:cs="Times New Roman"/>
-          <w:b/>
-          <w:bCs/>
-          <w:color w:val="000000" w:themeColor="text1"/>
-          <w:sz w:val="24"/>
-          <w:szCs w:val="24"/>
-          <w14:shadow w14:blurRad="38100" w14:dist="19050" w14:dir="2700000" w14:sx="100000" w14:sy="100000" w14:kx="0" w14:ky="0" w14:algn="tl">
-            <w14:schemeClr w14:val="dk1">
-              <w14:alpha w14:val="60000"/>
-            </w14:schemeClr>
-          </w14:shadow>
-          <w14:textOutline w14:w="0" w14:cap="flat" w14:cmpd="sng" w14:algn="ctr">
-            <w14:noFill/>
-            <w14:prstDash w14:val="solid"/>
-            <w14:round/>
-          </w14:textOutline>
+          <w:b/>
+          <w:bCs/>
+          <w:color w:val="833C0B" w:themeColor="accent2" w:themeShade="80"/>
         </w:rPr>
         <w:t xml:space="preserve">, </w:t>
       </w:r>
       <w:proofErr w:type="spellStart"/>
       <w:r>
         <w:rPr>
-          <w:rFonts w:ascii="Times New Roman" w:hAnsi="Times New Roman" w:cs="Times New Roman"/>
-          <w:b/>
-          <w:bCs/>
-          <w:color w:val="000000" w:themeColor="text1"/>
-          <w:sz w:val="24"/>
-          <w:szCs w:val="24"/>
-          <w14:shadow w14:blurRad="38100" w14:dist="19050" w14:dir="2700000" w14:sx="100000" w14:sy="100000" w14:kx="0" w14:ky="0" w14:algn="tl">
-            <w14:schemeClr w14:val="dk1">
-              <w14:alpha w14:val="60000"/>
-            </w14:schemeClr>
-          </w14:shadow>
-          <w14:textOutline w14:w="0" w14:cap="flat" w14:cmpd="sng" w14:algn="ctr">
-            <w14:noFill/>
-            <w14:prstDash w14:val="solid"/>
-            <w14:round/>
-          </w14:textOutline>
+          <w:b/>
+          <w:bCs/>
+          <w:color w:val="833C0B" w:themeColor="accent2" w:themeShade="80"/>
         </w:rPr>
         <w:t>localStorage</w:t>
       </w:r>
       <w:proofErr w:type="spellEnd"/>
       <w:r>
         <w:rPr>
-          <w:rFonts w:ascii="Times New Roman" w:hAnsi="Times New Roman" w:cs="Times New Roman"/>
-          <w:b/>
-          <w:bCs/>
-          <w:color w:val="000000" w:themeColor="text1"/>
-          <w:sz w:val="24"/>
-          <w:szCs w:val="24"/>
-          <w14:shadow w14:blurRad="38100" w14:dist="19050" w14:dir="2700000" w14:sx="100000" w14:sy="100000" w14:kx="0" w14:ky="0" w14:algn="tl">
-            <w14:schemeClr w14:val="dk1">
-              <w14:alpha w14:val="60000"/>
-            </w14:schemeClr>
-          </w14:shadow>
-          <w14:textOutline w14:w="0" w14:cap="flat" w14:cmpd="sng" w14:algn="ctr">
-            <w14:noFill/>
-            <w14:prstDash w14:val="solid"/>
-            <w14:round/>
-          </w14:textOutline>
+          <w:b/>
+          <w:bCs/>
+          <w:color w:val="833C0B" w:themeColor="accent2" w:themeShade="80"/>
         </w:rPr>
         <w:t xml:space="preserve"> </w:t>
       </w:r>
     </w:p>
     <w:p>
       <w:pPr>
-        <w:rPr>
-          <w:rFonts w:ascii="Times New Roman" w:hAnsi="Times New Roman" w:cs="Times New Roman"/>
-          <w:b/>
-          <w:bCs/>
-          <w:color w:val="000000" w:themeColor="text1"/>
-          <w:sz w:val="24"/>
-          <w:szCs w:val="24"/>
-          <w14:shadow w14:blurRad="38100" w14:dist="19050" w14:dir="2700000" w14:sx="100000" w14:sy="100000" w14:kx="0" w14:ky="0" w14:algn="tl">
-            <w14:schemeClr w14:val="dk1">
-              <w14:alpha w14:val="60000"/>
-            </w14:schemeClr>
-          </w14:shadow>
-          <w14:textOutline w14:w="0" w14:cap="flat" w14:cmpd="sng" w14:algn="ctr">
-            <w14:noFill/>
-            <w14:prstDash w14:val="solid"/>
-            <w14:round/>
-          </w14:textOutline>
-        </w:rPr>
-      </w:pPr>
-      <w:r>
-        <w:rPr>
-          <w:rFonts w:ascii="Times New Roman" w:hAnsi="Times New Roman" w:cs="Times New Roman"/>
-          <w:b/>
-          <w:bCs/>
-          <w:color w:val="000000" w:themeColor="text1"/>
-          <w:sz w:val="24"/>
-          <w:szCs w:val="24"/>
-          <w14:shadow w14:blurRad="38100" w14:dist="19050" w14:dir="2700000" w14:sx="100000" w14:sy="100000" w14:kx="0" w14:ky="0" w14:algn="tl">
-            <w14:schemeClr w14:val="dk1">
-              <w14:alpha w14:val="60000"/>
-            </w14:schemeClr>
-          </w14:shadow>
-          <w14:textOutline w14:w="0" w14:cap="flat" w14:cmpd="sng" w14:algn="ctr">
-            <w14:noFill/>
-            <w14:prstDash w14:val="solid"/>
-            <w14:round/>
-          </w14:textOutline>
+        <w:pStyle w:val="Heading1"/>
+        <w:rPr>
+          <w:b/>
+          <w:bCs/>
+          <w:color w:val="833C0B" w:themeColor="accent2" w:themeShade="80"/>
+        </w:rPr>
+      </w:pPr>
+      <w:r>
+        <w:rPr>
+          <w:b/>
+          <w:bCs/>
+          <w:color w:val="833C0B" w:themeColor="accent2" w:themeShade="80"/>
         </w:rPr>
         <w:t xml:space="preserve">What are is map, filter , reducer in </w:t>
       </w:r>
       <w:proofErr w:type="spellStart"/>
       <w:r>
         <w:rPr>
-          <w:rFonts w:ascii="Times New Roman" w:hAnsi="Times New Roman" w:cs="Times New Roman"/>
-          <w:b/>
-          <w:bCs/>
-          <w:color w:val="000000" w:themeColor="text1"/>
-          <w:sz w:val="24"/>
-          <w:szCs w:val="24"/>
-          <w14:shadow w14:blurRad="38100" w14:dist="19050" w14:dir="2700000" w14:sx="100000" w14:sy="100000" w14:kx="0" w14:ky="0" w14:algn="tl">
-            <w14:schemeClr w14:val="dk1">
-              <w14:alpha w14:val="60000"/>
-            </w14:schemeClr>
-          </w14:shadow>
-          <w14:textOutline w14:w="0" w14:cap="flat" w14:cmpd="sng" w14:algn="ctr">
-            <w14:noFill/>
-            <w14:prstDash w14:val="solid"/>
-            <w14:round/>
-          </w14:textOutline>
+          <w:b/>
+          <w:bCs/>
+          <w:color w:val="833C0B" w:themeColor="accent2" w:themeShade="80"/>
         </w:rPr>
         <w:t>javascript</w:t>
       </w:r>
       <w:proofErr w:type="spellEnd"/>
       <w:r>
         <w:rPr>
-          <w:rFonts w:ascii="Times New Roman" w:hAnsi="Times New Roman" w:cs="Times New Roman"/>
-          <w:b/>
-          <w:bCs/>
-          <w:color w:val="000000" w:themeColor="text1"/>
-          <w:sz w:val="24"/>
-          <w:szCs w:val="24"/>
-          <w14:shadow w14:blurRad="38100" w14:dist="19050" w14:dir="2700000" w14:sx="100000" w14:sy="100000" w14:kx="0" w14:ky="0" w14:algn="tl">
-            <w14:schemeClr w14:val="dk1">
-              <w14:alpha w14:val="60000"/>
-            </w14:schemeClr>
-          </w14:shadow>
-          <w14:textOutline w14:w="0" w14:cap="flat" w14:cmpd="sng" w14:algn="ctr">
-            <w14:noFill/>
-            <w14:prstDash w14:val="solid"/>
-            <w14:round/>
-          </w14:textOutline>
+          <w:b/>
+          <w:bCs/>
+          <w:color w:val="833C0B" w:themeColor="accent2" w:themeShade="80"/>
         </w:rPr>
         <w:t xml:space="preserve"> </w:t>
       </w:r>
     </w:p>
     <w:p>
       <w:pPr>
-        <w:rPr>
-          <w:rFonts w:ascii="Times New Roman" w:hAnsi="Times New Roman" w:cs="Times New Roman"/>
-          <w:b/>
-          <w:bCs/>
-          <w:color w:val="000000" w:themeColor="text1"/>
-          <w:sz w:val="24"/>
-          <w:szCs w:val="24"/>
-          <w14:shadow w14:blurRad="38100" w14:dist="19050" w14:dir="2700000" w14:sx="100000" w14:sy="100000" w14:kx="0" w14:ky="0" w14:algn="tl">
-            <w14:schemeClr w14:val="dk1">
-              <w14:alpha w14:val="60000"/>
-            </w14:schemeClr>
-          </w14:shadow>
-          <w14:textOutline w14:w="0" w14:cap="flat" w14:cmpd="sng" w14:algn="ctr">
-            <w14:noFill/>
-            <w14:prstDash w14:val="solid"/>
-            <w14:round/>
-          </w14:textOutline>
-        </w:rPr>
-      </w:pPr>
-      <w:r>
-        <w:rPr>
-          <w:rFonts w:ascii="Times New Roman" w:hAnsi="Times New Roman" w:cs="Times New Roman"/>
-          <w:b/>
-          <w:bCs/>
-          <w:color w:val="000000" w:themeColor="text1"/>
-          <w:sz w:val="24"/>
-          <w:szCs w:val="24"/>
-          <w14:shadow w14:blurRad="38100" w14:dist="19050" w14:dir="2700000" w14:sx="100000" w14:sy="100000" w14:kx="0" w14:ky="0" w14:algn="tl">
-            <w14:schemeClr w14:val="dk1">
-              <w14:alpha w14:val="60000"/>
-            </w14:schemeClr>
-          </w14:shadow>
-          <w14:textOutline w14:w="0" w14:cap="flat" w14:cmpd="sng" w14:algn="ctr">
-            <w14:noFill/>
-            <w14:prstDash w14:val="solid"/>
-            <w14:round/>
-          </w14:textOutline>
+        <w:pStyle w:val="Heading1"/>
+        <w:rPr>
+          <w:b/>
+          <w:bCs/>
+          <w:color w:val="833C0B" w:themeColor="accent2" w:themeShade="80"/>
+        </w:rPr>
+      </w:pPr>
+      <w:r>
+        <w:rPr>
+          <w:b/>
+          <w:bCs/>
+          <w:color w:val="833C0B" w:themeColor="accent2" w:themeShade="80"/>
         </w:rPr>
         <w:t xml:space="preserve">What is closure in </w:t>
       </w:r>
       <w:proofErr w:type="spellStart"/>
       <w:r>
         <w:rPr>
-          <w:rFonts w:ascii="Times New Roman" w:hAnsi="Times New Roman" w:cs="Times New Roman"/>
-          <w:b/>
-          <w:bCs/>
-          <w:color w:val="000000" w:themeColor="text1"/>
-          <w:sz w:val="24"/>
-          <w:szCs w:val="24"/>
-          <w14:shadow w14:blurRad="38100" w14:dist="19050" w14:dir="2700000" w14:sx="100000" w14:sy="100000" w14:kx="0" w14:ky="0" w14:algn="tl">
-            <w14:schemeClr w14:val="dk1">
-              <w14:alpha w14:val="60000"/>
-            </w14:schemeClr>
-          </w14:shadow>
-          <w14:textOutline w14:w="0" w14:cap="flat" w14:cmpd="sng" w14:algn="ctr">
-            <w14:noFill/>
-            <w14:prstDash w14:val="solid"/>
-            <w14:round/>
-          </w14:textOutline>
+          <w:b/>
+          <w:bCs/>
+          <w:color w:val="833C0B" w:themeColor="accent2" w:themeShade="80"/>
         </w:rPr>
         <w:t>Javascript</w:t>
       </w:r>
       <w:proofErr w:type="spellEnd"/>
       <w:r>
         <w:rPr>
-          <w:rFonts w:ascii="Times New Roman" w:hAnsi="Times New Roman" w:cs="Times New Roman"/>
-          <w:b/>
-          <w:bCs/>
-          <w:color w:val="000000" w:themeColor="text1"/>
-          <w:sz w:val="24"/>
-          <w:szCs w:val="24"/>
-          <w14:shadow w14:blurRad="38100" w14:dist="19050" w14:dir="2700000" w14:sx="100000" w14:sy="100000" w14:kx="0" w14:ky="0" w14:algn="tl">
-            <w14:schemeClr w14:val="dk1">
-              <w14:alpha w14:val="60000"/>
-            </w14:schemeClr>
-          </w14:shadow>
-          <w14:textOutline w14:w="0" w14:cap="flat" w14:cmpd="sng" w14:algn="ctr">
-            <w14:noFill/>
-            <w14:prstDash w14:val="solid"/>
-            <w14:round/>
-          </w14:textOutline>
+          <w:b/>
+          <w:bCs/>
+          <w:color w:val="833C0B" w:themeColor="accent2" w:themeShade="80"/>
         </w:rPr>
         <w:t xml:space="preserve"> </w:t>
       </w:r>
     </w:p>
     <w:p>
       <w:pPr>
-        <w:rPr>
-          <w:rFonts w:ascii="Times New Roman" w:hAnsi="Times New Roman" w:cs="Times New Roman"/>
-          <w:b/>
-          <w:bCs/>
-          <w:color w:val="000000" w:themeColor="text1"/>
-          <w:sz w:val="24"/>
-          <w:szCs w:val="24"/>
-          <w14:shadow w14:blurRad="38100" w14:dist="19050" w14:dir="2700000" w14:sx="100000" w14:sy="100000" w14:kx="0" w14:ky="0" w14:algn="tl">
-            <w14:schemeClr w14:val="dk1">
-              <w14:alpha w14:val="60000"/>
-            </w14:schemeClr>
-          </w14:shadow>
-          <w14:textOutline w14:w="0" w14:cap="flat" w14:cmpd="sng" w14:algn="ctr">
-            <w14:noFill/>
-            <w14:prstDash w14:val="solid"/>
-            <w14:round/>
-          </w14:textOutline>
-        </w:rPr>
-      </w:pPr>
-      <w:r>
-        <w:rPr>
-          <w:rFonts w:ascii="Times New Roman" w:hAnsi="Times New Roman" w:cs="Times New Roman"/>
-          <w:b/>
-          <w:bCs/>
-          <w:color w:val="000000" w:themeColor="text1"/>
-          <w:sz w:val="24"/>
-          <w:szCs w:val="24"/>
-          <w14:shadow w14:blurRad="38100" w14:dist="19050" w14:dir="2700000" w14:sx="100000" w14:sy="100000" w14:kx="0" w14:ky="0" w14:algn="tl">
-            <w14:schemeClr w14:val="dk1">
-              <w14:alpha w14:val="60000"/>
-            </w14:schemeClr>
-          </w14:shadow>
-          <w14:textOutline w14:w="0" w14:cap="flat" w14:cmpd="sng" w14:algn="ctr">
-            <w14:noFill/>
-            <w14:prstDash w14:val="solid"/>
-            <w14:round/>
-          </w14:textOutline>
+        <w:pStyle w:val="Heading1"/>
+        <w:rPr>
+          <w:b/>
+          <w:bCs/>
+          <w:color w:val="833C0B" w:themeColor="accent2" w:themeShade="80"/>
+        </w:rPr>
+      </w:pPr>
+      <w:r>
+        <w:rPr>
+          <w:b/>
+          <w:bCs/>
+          <w:color w:val="833C0B" w:themeColor="accent2" w:themeShade="80"/>
         </w:rPr>
         <w:t>What is ho</w:t>
       </w:r>
       <w:r>
         <w:rPr>
-          <w:rFonts w:ascii="Times New Roman" w:hAnsi="Times New Roman" w:cs="Times New Roman"/>
-          <w:b/>
-          <w:bCs/>
-          <w:color w:val="000000" w:themeColor="text1"/>
-          <w:sz w:val="24"/>
-          <w:szCs w:val="24"/>
-          <w14:shadow w14:blurRad="38100" w14:dist="19050" w14:dir="2700000" w14:sx="100000" w14:sy="100000" w14:kx="0" w14:ky="0" w14:algn="tl">
-            <w14:schemeClr w14:val="dk1">
-              <w14:alpha w14:val="60000"/>
-            </w14:schemeClr>
-          </w14:shadow>
-          <w14:textOutline w14:w="0" w14:cap="flat" w14:cmpd="sng" w14:algn="ctr">
-            <w14:noFill/>
-            <w14:prstDash w14:val="solid"/>
-            <w14:round/>
-          </w14:textOutline>
+          <w:b/>
+          <w:bCs/>
+          <w:color w:val="833C0B" w:themeColor="accent2" w:themeShade="80"/>
         </w:rPr>
         <w:t>i</w:t>
       </w:r>
       <w:r>
         <w:rPr>
-          <w:rFonts w:ascii="Times New Roman" w:hAnsi="Times New Roman" w:cs="Times New Roman"/>
-          <w:b/>
-          <w:bCs/>
-          <w:color w:val="000000" w:themeColor="text1"/>
-          <w:sz w:val="24"/>
-          <w:szCs w:val="24"/>
-          <w14:shadow w14:blurRad="38100" w14:dist="19050" w14:dir="2700000" w14:sx="100000" w14:sy="100000" w14:kx="0" w14:ky="0" w14:algn="tl">
-            <w14:schemeClr w14:val="dk1">
-              <w14:alpha w14:val="60000"/>
-            </w14:schemeClr>
-          </w14:shadow>
-          <w14:textOutline w14:w="0" w14:cap="flat" w14:cmpd="sng" w14:algn="ctr">
-            <w14:noFill/>
-            <w14:prstDash w14:val="solid"/>
-            <w14:round/>
-          </w14:textOutline>
+          <w:b/>
+          <w:bCs/>
+          <w:color w:val="833C0B" w:themeColor="accent2" w:themeShade="80"/>
         </w:rPr>
         <w:t>s</w:t>
       </w:r>
       <w:r>
         <w:rPr>
-          <w:rFonts w:ascii="Times New Roman" w:hAnsi="Times New Roman" w:cs="Times New Roman"/>
-          <w:b/>
-          <w:bCs/>
-          <w:color w:val="000000" w:themeColor="text1"/>
-          <w:sz w:val="24"/>
-          <w:szCs w:val="24"/>
-          <w14:shadow w14:blurRad="38100" w14:dist="19050" w14:dir="2700000" w14:sx="100000" w14:sy="100000" w14:kx="0" w14:ky="0" w14:algn="tl">
-            <w14:schemeClr w14:val="dk1">
-              <w14:alpha w14:val="60000"/>
-            </w14:schemeClr>
-          </w14:shadow>
-          <w14:textOutline w14:w="0" w14:cap="flat" w14:cmpd="sng" w14:algn="ctr">
-            <w14:noFill/>
-            <w14:prstDash w14:val="solid"/>
-            <w14:round/>
-          </w14:textOutline>
+          <w:b/>
+          <w:bCs/>
+          <w:color w:val="833C0B" w:themeColor="accent2" w:themeShade="80"/>
         </w:rPr>
         <w:t>t</w:t>
       </w:r>
       <w:r>
         <w:rPr>
-          <w:rFonts w:ascii="Times New Roman" w:hAnsi="Times New Roman" w:cs="Times New Roman"/>
-          <w:b/>
-          <w:bCs/>
-          <w:color w:val="000000" w:themeColor="text1"/>
-          <w:sz w:val="24"/>
-          <w:szCs w:val="24"/>
-          <w14:shadow w14:blurRad="38100" w14:dist="19050" w14:dir="2700000" w14:sx="100000" w14:sy="100000" w14:kx="0" w14:ky="0" w14:algn="tl">
-            <w14:schemeClr w14:val="dk1">
-              <w14:alpha w14:val="60000"/>
-            </w14:schemeClr>
-          </w14:shadow>
-          <w14:textOutline w14:w="0" w14:cap="flat" w14:cmpd="sng" w14:algn="ctr">
-            <w14:noFill/>
-            <w14:prstDash w14:val="solid"/>
-            <w14:round/>
-          </w14:textOutline>
+          <w:b/>
+          <w:bCs/>
+          <w:color w:val="833C0B" w:themeColor="accent2" w:themeShade="80"/>
         </w:rPr>
         <w:t xml:space="preserve">ing in </w:t>
       </w:r>
       <w:proofErr w:type="spellStart"/>
       <w:r>
         <w:rPr>
-          <w:rFonts w:ascii="Times New Roman" w:hAnsi="Times New Roman" w:cs="Times New Roman"/>
-          <w:b/>
-          <w:bCs/>
-          <w:color w:val="000000" w:themeColor="text1"/>
-          <w:sz w:val="24"/>
-          <w:szCs w:val="24"/>
-          <w14:shadow w14:blurRad="38100" w14:dist="19050" w14:dir="2700000" w14:sx="100000" w14:sy="100000" w14:kx="0" w14:ky="0" w14:algn="tl">
-            <w14:schemeClr w14:val="dk1">
-              <w14:alpha w14:val="60000"/>
-            </w14:schemeClr>
-          </w14:shadow>
-          <w14:textOutline w14:w="0" w14:cap="flat" w14:cmpd="sng" w14:algn="ctr">
-            <w14:noFill/>
-            <w14:prstDash w14:val="solid"/>
-            <w14:round/>
-          </w14:textOutline>
+          <w:b/>
+          <w:bCs/>
+          <w:color w:val="833C0B" w:themeColor="accent2" w:themeShade="80"/>
         </w:rPr>
         <w:t>Javascript</w:t>
       </w:r>
       <w:proofErr w:type="spellEnd"/>
       <w:r>
         <w:rPr>
-          <w:rFonts w:ascii="Times New Roman" w:hAnsi="Times New Roman" w:cs="Times New Roman"/>
-          <w:b/>
-          <w:bCs/>
-          <w:color w:val="000000" w:themeColor="text1"/>
-          <w:sz w:val="24"/>
-          <w:szCs w:val="24"/>
-          <w14:shadow w14:blurRad="38100" w14:dist="19050" w14:dir="2700000" w14:sx="100000" w14:sy="100000" w14:kx="0" w14:ky="0" w14:algn="tl">
-            <w14:schemeClr w14:val="dk1">
-              <w14:alpha w14:val="60000"/>
-            </w14:schemeClr>
-          </w14:shadow>
-          <w14:textOutline w14:w="0" w14:cap="flat" w14:cmpd="sng" w14:algn="ctr">
-            <w14:noFill/>
-            <w14:prstDash w14:val="solid"/>
-            <w14:round/>
-          </w14:textOutline>
+          <w:b/>
+          <w:bCs/>
+          <w:color w:val="833C0B" w:themeColor="accent2" w:themeShade="80"/>
         </w:rPr>
         <w:t xml:space="preserve"> </w:t>
       </w:r>
     </w:p>
     <w:p>
       <w:pPr>
-        <w:rPr>
-          <w:rFonts w:ascii="Times New Roman" w:hAnsi="Times New Roman" w:cs="Times New Roman"/>
-          <w:b/>
-          <w:bCs/>
-          <w:color w:val="000000" w:themeColor="text1"/>
-          <w:sz w:val="24"/>
-          <w:szCs w:val="24"/>
-          <w14:shadow w14:blurRad="38100" w14:dist="19050" w14:dir="2700000" w14:sx="100000" w14:sy="100000" w14:kx="0" w14:ky="0" w14:algn="tl">
-            <w14:schemeClr w14:val="dk1">
-              <w14:alpha w14:val="60000"/>
-            </w14:schemeClr>
-          </w14:shadow>
-          <w14:textOutline w14:w="0" w14:cap="flat" w14:cmpd="sng" w14:algn="ctr">
-            <w14:noFill/>
-            <w14:prstDash w14:val="solid"/>
-            <w14:round/>
-          </w14:textOutline>
-        </w:rPr>
-      </w:pPr>
-      <w:r>
-        <w:rPr>
-          <w:rFonts w:ascii="Times New Roman" w:hAnsi="Times New Roman" w:cs="Times New Roman"/>
-          <w:b/>
-          <w:bCs/>
-          <w:color w:val="000000" w:themeColor="text1"/>
-          <w:sz w:val="24"/>
-          <w:szCs w:val="24"/>
-          <w14:shadow w14:blurRad="38100" w14:dist="19050" w14:dir="2700000" w14:sx="100000" w14:sy="100000" w14:kx="0" w14:ky="0" w14:algn="tl">
-            <w14:schemeClr w14:val="dk1">
-              <w14:alpha w14:val="60000"/>
-            </w14:schemeClr>
-          </w14:shadow>
-          <w14:textOutline w14:w="0" w14:cap="flat" w14:cmpd="sng" w14:algn="ctr">
-            <w14:noFill/>
-            <w14:prstDash w14:val="solid"/>
-            <w14:round/>
-          </w14:textOutline>
+        <w:pStyle w:val="Heading1"/>
+        <w:rPr>
+          <w:b/>
+          <w:bCs/>
+          <w:color w:val="833C0B" w:themeColor="accent2" w:themeShade="80"/>
+        </w:rPr>
+      </w:pPr>
+      <w:r>
+        <w:rPr>
+          <w:b/>
+          <w:bCs/>
+          <w:color w:val="833C0B" w:themeColor="accent2" w:themeShade="80"/>
         </w:rPr>
         <w:t xml:space="preserve">What is the difference between array and object </w:t>
       </w:r>
     </w:p>
     <w:p>
       <w:pPr>
-        <w:rPr>
-          <w:rFonts w:ascii="Times New Roman" w:hAnsi="Times New Roman" w:cs="Times New Roman"/>
-          <w:b/>
-          <w:bCs/>
-          <w:color w:val="000000" w:themeColor="text1"/>
-          <w:sz w:val="24"/>
-          <w:szCs w:val="24"/>
-          <w14:shadow w14:blurRad="38100" w14:dist="19050" w14:dir="2700000" w14:sx="100000" w14:sy="100000" w14:kx="0" w14:ky="0" w14:algn="tl">
-            <w14:schemeClr w14:val="dk1">
-              <w14:alpha w14:val="60000"/>
-            </w14:schemeClr>
-          </w14:shadow>
-          <w14:textOutline w14:w="0" w14:cap="flat" w14:cmpd="sng" w14:algn="ctr">
-            <w14:noFill/>
-            <w14:prstDash w14:val="solid"/>
-            <w14:round/>
-          </w14:textOutline>
-        </w:rPr>
-      </w:pPr>
-      <w:r>
-        <w:rPr>
-          <w:rFonts w:ascii="Times New Roman" w:hAnsi="Times New Roman" w:cs="Times New Roman"/>
-          <w:b/>
-          <w:bCs/>
-          <w:color w:val="000000" w:themeColor="text1"/>
-          <w:sz w:val="24"/>
-          <w:szCs w:val="24"/>
-          <w14:shadow w14:blurRad="38100" w14:dist="19050" w14:dir="2700000" w14:sx="100000" w14:sy="100000" w14:kx="0" w14:ky="0" w14:algn="tl">
-            <w14:schemeClr w14:val="dk1">
-              <w14:alpha w14:val="60000"/>
-            </w14:schemeClr>
-          </w14:shadow>
-          <w14:textOutline w14:w="0" w14:cap="flat" w14:cmpd="sng" w14:algn="ctr">
-            <w14:noFill/>
-            <w14:prstDash w14:val="solid"/>
-            <w14:round/>
-          </w14:textOutline>
+        <w:pStyle w:val="Heading1"/>
+        <w:rPr>
+          <w:b/>
+          <w:bCs/>
+          <w:color w:val="833C0B" w:themeColor="accent2" w:themeShade="80"/>
+        </w:rPr>
+      </w:pPr>
+      <w:r>
+        <w:rPr>
+          <w:b/>
+          <w:bCs/>
+          <w:color w:val="833C0B" w:themeColor="accent2" w:themeShade="80"/>
         </w:rPr>
         <w:t xml:space="preserve">What is the difference between number type and </w:t>
       </w:r>
       <w:proofErr w:type="spellStart"/>
       <w:r>
         <w:rPr>
-          <w:rFonts w:ascii="Times New Roman" w:hAnsi="Times New Roman" w:cs="Times New Roman"/>
-          <w:b/>
-          <w:bCs/>
-          <w:color w:val="000000" w:themeColor="text1"/>
-          <w:sz w:val="24"/>
-          <w:szCs w:val="24"/>
-          <w14:shadow w14:blurRad="38100" w14:dist="19050" w14:dir="2700000" w14:sx="100000" w14:sy="100000" w14:kx="0" w14:ky="0" w14:algn="tl">
-            <w14:schemeClr w14:val="dk1">
-              <w14:alpha w14:val="60000"/>
-            </w14:schemeClr>
-          </w14:shadow>
-          <w14:textOutline w14:w="0" w14:cap="flat" w14:cmpd="sng" w14:algn="ctr">
-            <w14:noFill/>
-            <w14:prstDash w14:val="solid"/>
-            <w14:round/>
-          </w14:textOutline>
+          <w:b/>
+          <w:bCs/>
+          <w:color w:val="833C0B" w:themeColor="accent2" w:themeShade="80"/>
         </w:rPr>
         <w:t>BigInt</w:t>
       </w:r>
       <w:proofErr w:type="spellEnd"/>
       <w:r>
         <w:rPr>
-          <w:rFonts w:ascii="Times New Roman" w:hAnsi="Times New Roman" w:cs="Times New Roman"/>
-          <w:b/>
-          <w:bCs/>
-          <w:color w:val="000000" w:themeColor="text1"/>
-          <w:sz w:val="24"/>
-          <w:szCs w:val="24"/>
-          <w14:shadow w14:blurRad="38100" w14:dist="19050" w14:dir="2700000" w14:sx="100000" w14:sy="100000" w14:kx="0" w14:ky="0" w14:algn="tl">
-            <w14:schemeClr w14:val="dk1">
-              <w14:alpha w14:val="60000"/>
-            </w14:schemeClr>
-          </w14:shadow>
-          <w14:textOutline w14:w="0" w14:cap="flat" w14:cmpd="sng" w14:algn="ctr">
-            <w14:noFill/>
-            <w14:prstDash w14:val="solid"/>
-            <w14:round/>
-          </w14:textOutline>
+          <w:b/>
+          <w:bCs/>
+          <w:color w:val="833C0B" w:themeColor="accent2" w:themeShade="80"/>
         </w:rPr>
         <w:t xml:space="preserve"> type </w:t>
       </w:r>
     </w:p>
     <w:p>
       <w:pPr>
-        <w:rPr>
-          <w:rFonts w:ascii="Times New Roman" w:hAnsi="Times New Roman" w:cs="Times New Roman"/>
-          <w:b/>
-          <w:bCs/>
-          <w:color w:val="000000" w:themeColor="text1"/>
-          <w:sz w:val="24"/>
-          <w:szCs w:val="24"/>
-          <w14:shadow w14:blurRad="38100" w14:dist="19050" w14:dir="2700000" w14:sx="100000" w14:sy="100000" w14:kx="0" w14:ky="0" w14:algn="tl">
-            <w14:schemeClr w14:val="dk1">
-              <w14:alpha w14:val="60000"/>
-            </w14:schemeClr>
-          </w14:shadow>
-          <w14:textOutline w14:w="0" w14:cap="flat" w14:cmpd="sng" w14:algn="ctr">
-            <w14:noFill/>
-            <w14:prstDash w14:val="solid"/>
-            <w14:round/>
-          </w14:textOutline>
-        </w:rPr>
-      </w:pPr>
-      <w:r>
-        <w:rPr>
-          <w:rFonts w:ascii="Times New Roman" w:hAnsi="Times New Roman" w:cs="Times New Roman"/>
-          <w:b/>
-          <w:bCs/>
-          <w:color w:val="000000" w:themeColor="text1"/>
-          <w:sz w:val="24"/>
-          <w:szCs w:val="24"/>
-          <w14:shadow w14:blurRad="38100" w14:dist="19050" w14:dir="2700000" w14:sx="100000" w14:sy="100000" w14:kx="0" w14:ky="0" w14:algn="tl">
-            <w14:schemeClr w14:val="dk1">
-              <w14:alpha w14:val="60000"/>
-            </w14:schemeClr>
-          </w14:shadow>
-          <w14:textOutline w14:w="0" w14:cap="flat" w14:cmpd="sng" w14:algn="ctr">
-            <w14:noFill/>
-            <w14:prstDash w14:val="solid"/>
-            <w14:round/>
-          </w14:textOutline>
+        <w:pStyle w:val="Heading1"/>
+        <w:rPr>
+          <w:b/>
+          <w:bCs/>
+          <w:color w:val="833C0B" w:themeColor="accent2" w:themeShade="80"/>
+        </w:rPr>
+      </w:pPr>
+      <w:r>
+        <w:rPr>
+          <w:b/>
+          <w:bCs/>
+          <w:color w:val="833C0B" w:themeColor="accent2" w:themeShade="80"/>
         </w:rPr>
         <w:t xml:space="preserve">What is the difference between call() and apply() </w:t>
       </w:r>
     </w:p>
     <w:p>
       <w:pPr>
-        <w:rPr>
-          <w:rFonts w:ascii="Times New Roman" w:hAnsi="Times New Roman" w:cs="Times New Roman"/>
-          <w:b/>
-          <w:bCs/>
-          <w:color w:val="000000" w:themeColor="text1"/>
-          <w:sz w:val="24"/>
-          <w:szCs w:val="24"/>
-          <w14:shadow w14:blurRad="38100" w14:dist="19050" w14:dir="2700000" w14:sx="100000" w14:sy="100000" w14:kx="0" w14:ky="0" w14:algn="tl">
-            <w14:schemeClr w14:val="dk1">
-              <w14:alpha w14:val="60000"/>
-            </w14:schemeClr>
-          </w14:shadow>
-          <w14:textOutline w14:w="0" w14:cap="flat" w14:cmpd="sng" w14:algn="ctr">
-            <w14:noFill/>
-            <w14:prstDash w14:val="solid"/>
-            <w14:round/>
-          </w14:textOutline>
-        </w:rPr>
-      </w:pPr>
-      <w:r>
-        <w:rPr>
-          <w:rFonts w:ascii="Times New Roman" w:hAnsi="Times New Roman" w:cs="Times New Roman"/>
-          <w:b/>
-          <w:bCs/>
-          <w:color w:val="000000" w:themeColor="text1"/>
-          <w:sz w:val="24"/>
-          <w:szCs w:val="24"/>
-          <w14:shadow w14:blurRad="38100" w14:dist="19050" w14:dir="2700000" w14:sx="100000" w14:sy="100000" w14:kx="0" w14:ky="0" w14:algn="tl">
-            <w14:schemeClr w14:val="dk1">
-              <w14:alpha w14:val="60000"/>
-            </w14:schemeClr>
-          </w14:shadow>
-          <w14:textOutline w14:w="0" w14:cap="flat" w14:cmpd="sng" w14:algn="ctr">
-            <w14:noFill/>
-            <w14:prstDash w14:val="solid"/>
-            <w14:round/>
-          </w14:textOutline>
+        <w:pStyle w:val="Heading1"/>
+        <w:rPr>
+          <w:b/>
+          <w:bCs/>
+          <w:color w:val="833C0B" w:themeColor="accent2" w:themeShade="80"/>
+        </w:rPr>
+      </w:pPr>
+      <w:r>
+        <w:rPr>
+          <w:b/>
+          <w:bCs/>
+          <w:color w:val="833C0B" w:themeColor="accent2" w:themeShade="80"/>
         </w:rPr>
         <w:t>What is DOM and DOM Manipulation</w:t>
       </w:r>
       <w:r>
         <w:rPr>
-          <w:rFonts w:ascii="Times New Roman" w:hAnsi="Times New Roman" w:cs="Times New Roman"/>
-          <w:b/>
-          <w:bCs/>
-          <w:color w:val="000000" w:themeColor="text1"/>
-          <w:sz w:val="24"/>
-          <w:szCs w:val="24"/>
-          <w14:shadow w14:blurRad="38100" w14:dist="19050" w14:dir="2700000" w14:sx="100000" w14:sy="100000" w14:kx="0" w14:ky="0" w14:algn="tl">
-            <w14:schemeClr w14:val="dk1">
-              <w14:alpha w14:val="60000"/>
-            </w14:schemeClr>
-          </w14:shadow>
-          <w14:textOutline w14:w="0" w14:cap="flat" w14:cmpd="sng" w14:algn="ctr">
-            <w14:noFill/>
-            <w14:prstDash w14:val="solid"/>
-            <w14:round/>
-          </w14:textOutline>
+          <w:b/>
+          <w:bCs/>
+          <w:color w:val="833C0B" w:themeColor="accent2" w:themeShade="80"/>
         </w:rPr>
         <w:t>.</w:t>
       </w:r>
@@ -11511,628 +9279,462 @@
     </w:p>
     <w:p>
       <w:pPr>
-        <w:rPr>
-          <w:rFonts w:ascii="Times New Roman" w:hAnsi="Times New Roman" w:cs="Times New Roman"/>
-          <w:b/>
-          <w:bCs/>
-          <w:color w:val="000000" w:themeColor="text1"/>
-          <w:sz w:val="24"/>
-          <w:szCs w:val="24"/>
-          <w14:shadow w14:blurRad="38100" w14:dist="19050" w14:dir="2700000" w14:sx="100000" w14:sy="100000" w14:kx="0" w14:ky="0" w14:algn="tl">
-            <w14:schemeClr w14:val="dk1">
-              <w14:alpha w14:val="60000"/>
-            </w14:schemeClr>
-          </w14:shadow>
-          <w14:textOutline w14:w="0" w14:cap="flat" w14:cmpd="sng" w14:algn="ctr">
-            <w14:noFill/>
-            <w14:prstDash w14:val="solid"/>
-            <w14:round/>
-          </w14:textOutline>
-        </w:rPr>
-      </w:pPr>
-      <w:r>
-        <w:rPr>
-          <w:rFonts w:ascii="Times New Roman" w:hAnsi="Times New Roman" w:cs="Times New Roman"/>
-          <w:b/>
-          <w:bCs/>
-          <w:color w:val="000000" w:themeColor="text1"/>
-          <w:sz w:val="24"/>
-          <w:szCs w:val="24"/>
-          <w14:shadow w14:blurRad="38100" w14:dist="19050" w14:dir="2700000" w14:sx="100000" w14:sy="100000" w14:kx="0" w14:ky="0" w14:algn="tl">
-            <w14:schemeClr w14:val="dk1">
-              <w14:alpha w14:val="60000"/>
-            </w14:schemeClr>
-          </w14:shadow>
-          <w14:textOutline w14:w="0" w14:cap="flat" w14:cmpd="sng" w14:algn="ctr">
-            <w14:noFill/>
-            <w14:prstDash w14:val="solid"/>
-            <w14:round/>
-          </w14:textOutline>
+        <w:pStyle w:val="Heading1"/>
+        <w:rPr>
+          <w:b/>
+          <w:bCs/>
+          <w:color w:val="833C0B" w:themeColor="accent2" w:themeShade="80"/>
+        </w:rPr>
+      </w:pPr>
+      <w:r>
+        <w:rPr>
+          <w:b/>
+          <w:bCs/>
+          <w:color w:val="833C0B" w:themeColor="accent2" w:themeShade="80"/>
+        </w:rPr>
+        <w:t xml:space="preserve">How to create element dynamically using </w:t>
+      </w:r>
+      <w:proofErr w:type="spellStart"/>
+      <w:r>
+        <w:rPr>
+          <w:b/>
+          <w:bCs/>
+          <w:color w:val="833C0B" w:themeColor="accent2" w:themeShade="80"/>
+        </w:rPr>
+        <w:t>Javascript</w:t>
+      </w:r>
+      <w:proofErr w:type="spellEnd"/>
+      <w:r>
+        <w:rPr>
+          <w:b/>
+          <w:bCs/>
+          <w:color w:val="833C0B" w:themeColor="accent2" w:themeShade="80"/>
+        </w:rPr>
+        <w:t xml:space="preserve"> </w:t>
+      </w:r>
+    </w:p>
+    <w:p>
+      <w:pPr>
+        <w:pStyle w:val="Heading1"/>
+        <w:rPr>
+          <w:b/>
+          <w:bCs/>
+          <w:color w:val="833C0B" w:themeColor="accent2" w:themeShade="80"/>
+        </w:rPr>
+      </w:pPr>
+      <w:r>
+        <w:rPr>
+          <w:b/>
+          <w:bCs/>
+          <w:color w:val="833C0B" w:themeColor="accent2" w:themeShade="80"/>
+        </w:rPr>
+        <w:t xml:space="preserve">Explain Closures in </w:t>
+      </w:r>
+      <w:proofErr w:type="spellStart"/>
+      <w:r>
+        <w:rPr>
+          <w:b/>
+          <w:bCs/>
+          <w:color w:val="833C0B" w:themeColor="accent2" w:themeShade="80"/>
+        </w:rPr>
+        <w:t>Javascript</w:t>
+      </w:r>
+      <w:proofErr w:type="spellEnd"/>
+      <w:r>
+        <w:rPr>
+          <w:b/>
+          <w:bCs/>
+          <w:color w:val="833C0B" w:themeColor="accent2" w:themeShade="80"/>
+        </w:rPr>
+        <w:t xml:space="preserve"> </w:t>
+      </w:r>
+      <w:r>
+        <w:rPr>
+          <w:b/>
+          <w:bCs/>
+          <w:color w:val="833C0B" w:themeColor="accent2" w:themeShade="80"/>
+        </w:rPr>
+        <w:t>.</w:t>
+      </w:r>
+    </w:p>
+    <w:p>
+      <w:pPr>
+        <w:rPr>
+          <w:rFonts w:ascii="Times New Roman" w:hAnsi="Times New Roman" w:cs="Times New Roman"/>
+          <w:color w:val="000000" w:themeColor="text1"/>
+          <w:sz w:val="24"/>
+          <w:szCs w:val="24"/>
+          <w14:shadow w14:blurRad="38100" w14:dist="19050" w14:dir="2700000" w14:sx="100000" w14:sy="100000" w14:kx="0" w14:ky="0" w14:algn="tl">
+            <w14:schemeClr w14:val="dk1">
+              <w14:alpha w14:val="60000"/>
+            </w14:schemeClr>
+          </w14:shadow>
+          <w14:textOutline w14:w="0" w14:cap="flat" w14:cmpd="sng" w14:algn="ctr">
+            <w14:noFill/>
+            <w14:prstDash w14:val="solid"/>
+            <w14:round/>
+          </w14:textOutline>
+        </w:rPr>
+      </w:pPr>
+      <w:r>
+        <w:rPr>
+          <w:rFonts w:ascii="Times New Roman" w:hAnsi="Times New Roman" w:cs="Times New Roman"/>
+          <w:color w:val="000000" w:themeColor="text1"/>
+          <w:sz w:val="24"/>
+          <w:szCs w:val="24"/>
+          <w14:shadow w14:blurRad="38100" w14:dist="19050" w14:dir="2700000" w14:sx="100000" w14:sy="100000" w14:kx="0" w14:ky="0" w14:algn="tl">
+            <w14:schemeClr w14:val="dk1">
+              <w14:alpha w14:val="60000"/>
+            </w14:schemeClr>
+          </w14:shadow>
+          <w14:textOutline w14:w="0" w14:cap="flat" w14:cmpd="sng" w14:algn="ctr">
+            <w14:noFill/>
+            <w14:prstDash w14:val="solid"/>
+            <w14:round/>
+          </w14:textOutline>
+        </w:rPr>
+        <w:t>Closures are functions that have access to variables from an outer function, even after the outer function has finished executing. They encapsulate data and provide a way to maintain state between function calls.</w:t>
+      </w:r>
+    </w:p>
+    <w:p>
+      <w:pPr>
+        <w:pStyle w:val="Heading1"/>
+        <w:rPr>
+          <w:b/>
+          <w:bCs/>
+          <w:color w:val="833C0B" w:themeColor="accent2" w:themeShade="80"/>
+        </w:rPr>
+      </w:pPr>
+      <w:r>
+        <w:rPr>
+          <w:b/>
+          <w:bCs/>
+          <w:color w:val="833C0B" w:themeColor="accent2" w:themeShade="80"/>
+        </w:rPr>
+        <w:t xml:space="preserve">Explain different Scopes in </w:t>
+      </w:r>
+      <w:proofErr w:type="spellStart"/>
+      <w:r>
+        <w:rPr>
+          <w:b/>
+          <w:bCs/>
+          <w:color w:val="833C0B" w:themeColor="accent2" w:themeShade="80"/>
+        </w:rPr>
+        <w:t>Javascript</w:t>
+      </w:r>
+      <w:proofErr w:type="spellEnd"/>
+      <w:r>
+        <w:rPr>
+          <w:b/>
+          <w:bCs/>
+          <w:color w:val="833C0B" w:themeColor="accent2" w:themeShade="80"/>
+        </w:rPr>
+        <w:t>:</w:t>
+      </w:r>
+    </w:p>
+    <w:p>
+      <w:pPr>
+        <w:rPr>
+          <w:rFonts w:ascii="Times New Roman" w:hAnsi="Times New Roman" w:cs="Times New Roman"/>
+          <w:b/>
+          <w:bCs/>
+          <w:color w:val="1F3864" w:themeColor="accent1" w:themeShade="80"/>
+          <w:sz w:val="24"/>
+          <w:szCs w:val="24"/>
+          <w14:shadow w14:blurRad="38100" w14:dist="19050" w14:dir="2700000" w14:sx="100000" w14:sy="100000" w14:kx="0" w14:ky="0" w14:algn="tl">
+            <w14:schemeClr w14:val="dk1">
+              <w14:alpha w14:val="60000"/>
+            </w14:schemeClr>
+          </w14:shadow>
+          <w14:textOutline w14:w="0" w14:cap="flat" w14:cmpd="sng" w14:algn="ctr">
+            <w14:noFill/>
+            <w14:prstDash w14:val="solid"/>
+            <w14:round/>
+          </w14:textOutline>
+        </w:rPr>
+      </w:pPr>
+      <w:r>
+        <w:rPr>
+          <w:rFonts w:ascii="Times New Roman" w:hAnsi="Times New Roman" w:cs="Times New Roman"/>
+          <w:b/>
+          <w:bCs/>
+          <w:color w:val="1F3864" w:themeColor="accent1" w:themeShade="80"/>
+          <w:sz w:val="24"/>
+          <w:szCs w:val="24"/>
+          <w14:shadow w14:blurRad="38100" w14:dist="19050" w14:dir="2700000" w14:sx="100000" w14:sy="100000" w14:kx="0" w14:ky="0" w14:algn="tl">
+            <w14:schemeClr w14:val="dk1">
+              <w14:alpha w14:val="60000"/>
+            </w14:schemeClr>
+          </w14:shadow>
+          <w14:textOutline w14:w="0" w14:cap="flat" w14:cmpd="sng" w14:algn="ctr">
+            <w14:noFill/>
+            <w14:prstDash w14:val="solid"/>
+            <w14:round/>
+          </w14:textOutline>
+        </w:rPr>
+        <w:t>Function level</w:t>
+      </w:r>
+    </w:p>
+    <w:p>
+      <w:pPr>
+        <w:rPr>
+          <w:rFonts w:ascii="Times New Roman" w:hAnsi="Times New Roman" w:cs="Times New Roman"/>
+          <w:b/>
+          <w:bCs/>
+          <w:color w:val="385623" w:themeColor="accent6" w:themeShade="80"/>
+          <w:sz w:val="24"/>
+          <w:szCs w:val="24"/>
+          <w14:shadow w14:blurRad="38100" w14:dist="19050" w14:dir="2700000" w14:sx="100000" w14:sy="100000" w14:kx="0" w14:ky="0" w14:algn="tl">
+            <w14:schemeClr w14:val="dk1">
+              <w14:alpha w14:val="60000"/>
+            </w14:schemeClr>
+          </w14:shadow>
+          <w14:textOutline w14:w="0" w14:cap="flat" w14:cmpd="sng" w14:algn="ctr">
+            <w14:noFill/>
+            <w14:prstDash w14:val="solid"/>
+            <w14:round/>
+          </w14:textOutline>
+        </w:rPr>
+      </w:pPr>
+      <w:r>
+        <w:rPr>
+          <w:rFonts w:ascii="Times New Roman" w:hAnsi="Times New Roman" w:cs="Times New Roman"/>
+          <w:b/>
+          <w:bCs/>
+          <w:color w:val="1F3864" w:themeColor="accent1" w:themeShade="80"/>
+          <w:sz w:val="24"/>
+          <w:szCs w:val="24"/>
+          <w14:shadow w14:blurRad="38100" w14:dist="19050" w14:dir="2700000" w14:sx="100000" w14:sy="100000" w14:kx="0" w14:ky="0" w14:algn="tl">
+            <w14:schemeClr w14:val="dk1">
+              <w14:alpha w14:val="60000"/>
+            </w14:schemeClr>
+          </w14:shadow>
+          <w14:textOutline w14:w="0" w14:cap="flat" w14:cmpd="sng" w14:algn="ctr">
+            <w14:noFill/>
+            <w14:prstDash w14:val="solid"/>
+            <w14:round/>
+          </w14:textOutline>
+        </w:rPr>
+        <w:tab/>
+      </w:r>
+      <w:r>
+        <w:rPr>
+          <w:rFonts w:ascii="Times New Roman" w:hAnsi="Times New Roman" w:cs="Times New Roman"/>
+          <w:b/>
+          <w:bCs/>
+          <w:color w:val="385623" w:themeColor="accent6" w:themeShade="80"/>
+          <w:sz w:val="24"/>
+          <w:szCs w:val="24"/>
+          <w14:shadow w14:blurRad="38100" w14:dist="19050" w14:dir="2700000" w14:sx="100000" w14:sy="100000" w14:kx="0" w14:ky="0" w14:algn="tl">
+            <w14:schemeClr w14:val="dk1">
+              <w14:alpha w14:val="60000"/>
+            </w14:schemeClr>
+          </w14:shadow>
+          <w14:textOutline w14:w="0" w14:cap="flat" w14:cmpd="sng" w14:algn="ctr">
+            <w14:noFill/>
+            <w14:prstDash w14:val="solid"/>
+            <w14:round/>
+          </w14:textOutline>
+        </w:rPr>
+        <w:t xml:space="preserve">Any variables, functions or class is declared under </w:t>
+      </w:r>
+      <w:r>
+        <w:rPr>
+          <w:rFonts w:ascii="Times New Roman" w:hAnsi="Times New Roman" w:cs="Times New Roman"/>
+          <w:b/>
+          <w:bCs/>
+          <w:color w:val="385623" w:themeColor="accent6" w:themeShade="80"/>
+          <w:sz w:val="24"/>
+          <w:szCs w:val="24"/>
+          <w14:shadow w14:blurRad="38100" w14:dist="19050" w14:dir="2700000" w14:sx="100000" w14:sy="100000" w14:kx="0" w14:ky="0" w14:algn="tl">
+            <w14:schemeClr w14:val="dk1">
+              <w14:alpha w14:val="60000"/>
+            </w14:schemeClr>
+          </w14:shadow>
+          <w14:textOutline w14:w="0" w14:cap="flat" w14:cmpd="sng" w14:algn="ctr">
+            <w14:noFill/>
+            <w14:prstDash w14:val="solid"/>
+            <w14:round/>
+          </w14:textOutline>
+        </w:rPr>
+        <w:t>a</w:t>
+      </w:r>
+      <w:r>
+        <w:rPr>
+          <w:rFonts w:ascii="Times New Roman" w:hAnsi="Times New Roman" w:cs="Times New Roman"/>
+          <w:b/>
+          <w:bCs/>
+          <w:color w:val="385623" w:themeColor="accent6" w:themeShade="80"/>
+          <w:sz w:val="24"/>
+          <w:szCs w:val="24"/>
+          <w14:shadow w14:blurRad="38100" w14:dist="19050" w14:dir="2700000" w14:sx="100000" w14:sy="100000" w14:kx="0" w14:ky="0" w14:algn="tl">
+            <w14:schemeClr w14:val="dk1">
+              <w14:alpha w14:val="60000"/>
+            </w14:schemeClr>
+          </w14:shadow>
+          <w14:textOutline w14:w="0" w14:cap="flat" w14:cmpd="sng" w14:algn="ctr">
+            <w14:noFill/>
+            <w14:prstDash w14:val="solid"/>
+            <w14:round/>
+          </w14:textOutline>
+        </w:rPr>
+        <w:t xml:space="preserve"> block</w:t>
+      </w:r>
+    </w:p>
+    <w:p>
+      <w:pPr>
+        <w:rPr>
+          <w:rFonts w:ascii="Times New Roman" w:hAnsi="Times New Roman" w:cs="Times New Roman"/>
+          <w:b/>
+          <w:bCs/>
+          <w:color w:val="1F3864" w:themeColor="accent1" w:themeShade="80"/>
+          <w:sz w:val="24"/>
+          <w:szCs w:val="24"/>
+          <w14:shadow w14:blurRad="38100" w14:dist="19050" w14:dir="2700000" w14:sx="100000" w14:sy="100000" w14:kx="0" w14:ky="0" w14:algn="tl">
+            <w14:schemeClr w14:val="dk1">
+              <w14:alpha w14:val="60000"/>
+            </w14:schemeClr>
+          </w14:shadow>
+          <w14:textOutline w14:w="0" w14:cap="flat" w14:cmpd="sng" w14:algn="ctr">
+            <w14:noFill/>
+            <w14:prstDash w14:val="solid"/>
+            <w14:round/>
+          </w14:textOutline>
+        </w:rPr>
+      </w:pPr>
+      <w:r>
+        <w:rPr>
+          <w:rFonts w:ascii="Times New Roman" w:hAnsi="Times New Roman" w:cs="Times New Roman"/>
+          <w:b/>
+          <w:bCs/>
+          <w:color w:val="1F3864" w:themeColor="accent1" w:themeShade="80"/>
+          <w:sz w:val="24"/>
+          <w:szCs w:val="24"/>
+          <w14:shadow w14:blurRad="38100" w14:dist="19050" w14:dir="2700000" w14:sx="100000" w14:sy="100000" w14:kx="0" w14:ky="0" w14:algn="tl">
+            <w14:schemeClr w14:val="dk1">
+              <w14:alpha w14:val="60000"/>
+            </w14:schemeClr>
+          </w14:shadow>
+          <w14:textOutline w14:w="0" w14:cap="flat" w14:cmpd="sng" w14:algn="ctr">
+            <w14:noFill/>
+            <w14:prstDash w14:val="solid"/>
+            <w14:round/>
+          </w14:textOutline>
+        </w:rPr>
+        <w:t>Global level</w:t>
+      </w:r>
+      <w:r>
+        <w:rPr>
+          <w:rFonts w:ascii="Times New Roman" w:hAnsi="Times New Roman" w:cs="Times New Roman"/>
+          <w:b/>
+          <w:bCs/>
+          <w:color w:val="1F3864" w:themeColor="accent1" w:themeShade="80"/>
+          <w:sz w:val="24"/>
+          <w:szCs w:val="24"/>
+          <w14:shadow w14:blurRad="38100" w14:dist="19050" w14:dir="2700000" w14:sx="100000" w14:sy="100000" w14:kx="0" w14:ky="0" w14:algn="tl">
+            <w14:schemeClr w14:val="dk1">
+              <w14:alpha w14:val="60000"/>
+            </w14:schemeClr>
+          </w14:shadow>
+          <w14:textOutline w14:w="0" w14:cap="flat" w14:cmpd="sng" w14:algn="ctr">
+            <w14:noFill/>
+            <w14:prstDash w14:val="solid"/>
+            <w14:round/>
+          </w14:textOutline>
+        </w:rPr>
+        <w:t>:</w:t>
+      </w:r>
+    </w:p>
+    <w:p>
+      <w:pPr>
+        <w:rPr>
+          <w:rFonts w:ascii="Times New Roman" w:hAnsi="Times New Roman" w:cs="Times New Roman"/>
+          <w:b/>
+          <w:bCs/>
+          <w:color w:val="385623" w:themeColor="accent6" w:themeShade="80"/>
+          <w:sz w:val="24"/>
+          <w:szCs w:val="24"/>
+          <w14:shadow w14:blurRad="38100" w14:dist="19050" w14:dir="2700000" w14:sx="100000" w14:sy="100000" w14:kx="0" w14:ky="0" w14:algn="tl">
+            <w14:schemeClr w14:val="dk1">
+              <w14:alpha w14:val="60000"/>
+            </w14:schemeClr>
+          </w14:shadow>
+          <w14:textOutline w14:w="0" w14:cap="flat" w14:cmpd="sng" w14:algn="ctr">
+            <w14:noFill/>
+            <w14:prstDash w14:val="solid"/>
+            <w14:round/>
+          </w14:textOutline>
+        </w:rPr>
+      </w:pPr>
+      <w:r>
+        <w:rPr>
+          <w:rFonts w:ascii="Times New Roman" w:hAnsi="Times New Roman" w:cs="Times New Roman"/>
+          <w:b/>
+          <w:bCs/>
+          <w:color w:val="1F3864" w:themeColor="accent1" w:themeShade="80"/>
+          <w:sz w:val="24"/>
+          <w:szCs w:val="24"/>
+          <w14:shadow w14:blurRad="38100" w14:dist="19050" w14:dir="2700000" w14:sx="100000" w14:sy="100000" w14:kx="0" w14:ky="0" w14:algn="tl">
+            <w14:schemeClr w14:val="dk1">
+              <w14:alpha w14:val="60000"/>
+            </w14:schemeClr>
+          </w14:shadow>
+          <w14:textOutline w14:w="0" w14:cap="flat" w14:cmpd="sng" w14:algn="ctr">
+            <w14:noFill/>
+            <w14:prstDash w14:val="solid"/>
+            <w14:round/>
+          </w14:textOutline>
+        </w:rPr>
+        <w:tab/>
+      </w:r>
+      <w:r>
+        <w:rPr>
+          <w:rFonts w:ascii="Times New Roman" w:hAnsi="Times New Roman" w:cs="Times New Roman"/>
+          <w:b/>
+          <w:bCs/>
+          <w:color w:val="385623" w:themeColor="accent6" w:themeShade="80"/>
+          <w:sz w:val="24"/>
+          <w:szCs w:val="24"/>
+          <w14:shadow w14:blurRad="38100" w14:dist="19050" w14:dir="2700000" w14:sx="100000" w14:sy="100000" w14:kx="0" w14:ky="0" w14:algn="tl">
+            <w14:schemeClr w14:val="dk1">
+              <w14:alpha w14:val="60000"/>
+            </w14:schemeClr>
+          </w14:shadow>
+          <w14:textOutline w14:w="0" w14:cap="flat" w14:cmpd="sng" w14:algn="ctr">
+            <w14:noFill/>
+            <w14:prstDash w14:val="solid"/>
+            <w14:round/>
+          </w14:textOutline>
+        </w:rPr>
+        <w:t>Any variables, functions or class is not declared under any block</w:t>
+      </w:r>
+    </w:p>
+    <w:p>
+      <w:pPr>
+        <w:rPr>
+          <w:rFonts w:ascii="Times New Roman" w:hAnsi="Times New Roman" w:cs="Times New Roman"/>
+          <w:b/>
+          <w:bCs/>
+          <w:color w:val="385623" w:themeColor="accent6" w:themeShade="80"/>
+          <w:sz w:val="24"/>
+          <w:szCs w:val="24"/>
+          <w14:shadow w14:blurRad="38100" w14:dist="19050" w14:dir="2700000" w14:sx="100000" w14:sy="100000" w14:kx="0" w14:ky="0" w14:algn="tl">
+            <w14:schemeClr w14:val="dk1">
+              <w14:alpha w14:val="60000"/>
+            </w14:schemeClr>
+          </w14:shadow>
+          <w14:textOutline w14:w="0" w14:cap="flat" w14:cmpd="sng" w14:algn="ctr">
+            <w14:noFill/>
+            <w14:prstDash w14:val="solid"/>
+            <w14:round/>
+          </w14:textOutline>
+        </w:rPr>
+      </w:pPr>
+      <w:r>
+        <w:rPr>
+          <w:noProof/>
         </w:rPr>
         <w:lastRenderedPageBreak/>
-        <w:t xml:space="preserve">How to create element dynamically using </w:t>
-      </w:r>
-      <w:proofErr w:type="spellStart"/>
-      <w:r>
-        <w:rPr>
-          <w:rFonts w:ascii="Times New Roman" w:hAnsi="Times New Roman" w:cs="Times New Roman"/>
-          <w:b/>
-          <w:bCs/>
-          <w:color w:val="000000" w:themeColor="text1"/>
-          <w:sz w:val="24"/>
-          <w:szCs w:val="24"/>
-          <w14:shadow w14:blurRad="38100" w14:dist="19050" w14:dir="2700000" w14:sx="100000" w14:sy="100000" w14:kx="0" w14:ky="0" w14:algn="tl">
-            <w14:schemeClr w14:val="dk1">
-              <w14:alpha w14:val="60000"/>
-            </w14:schemeClr>
-          </w14:shadow>
-          <w14:textOutline w14:w="0" w14:cap="flat" w14:cmpd="sng" w14:algn="ctr">
-            <w14:noFill/>
-            <w14:prstDash w14:val="solid"/>
-            <w14:round/>
-          </w14:textOutline>
-        </w:rPr>
-        <w:t>Javascript</w:t>
-      </w:r>
-      <w:proofErr w:type="spellEnd"/>
-      <w:r>
-        <w:rPr>
-          <w:rFonts w:ascii="Times New Roman" w:hAnsi="Times New Roman" w:cs="Times New Roman"/>
-          <w:b/>
-          <w:bCs/>
-          <w:color w:val="000000" w:themeColor="text1"/>
-          <w:sz w:val="24"/>
-          <w:szCs w:val="24"/>
-          <w14:shadow w14:blurRad="38100" w14:dist="19050" w14:dir="2700000" w14:sx="100000" w14:sy="100000" w14:kx="0" w14:ky="0" w14:algn="tl">
-            <w14:schemeClr w14:val="dk1">
-              <w14:alpha w14:val="60000"/>
-            </w14:schemeClr>
-          </w14:shadow>
-          <w14:textOutline w14:w="0" w14:cap="flat" w14:cmpd="sng" w14:algn="ctr">
-            <w14:noFill/>
-            <w14:prstDash w14:val="solid"/>
-            <w14:round/>
-          </w14:textOutline>
-        </w:rPr>
-        <w:t xml:space="preserve"> </w:t>
-      </w:r>
-    </w:p>
-    <w:p>
-      <w:pPr>
-        <w:rPr>
-          <w:rFonts w:ascii="Times New Roman" w:hAnsi="Times New Roman" w:cs="Times New Roman"/>
-          <w:b/>
-          <w:bCs/>
-          <w:color w:val="000000" w:themeColor="text1"/>
-          <w:sz w:val="24"/>
-          <w:szCs w:val="24"/>
-          <w14:shadow w14:blurRad="38100" w14:dist="19050" w14:dir="2700000" w14:sx="100000" w14:sy="100000" w14:kx="0" w14:ky="0" w14:algn="tl">
-            <w14:schemeClr w14:val="dk1">
-              <w14:alpha w14:val="60000"/>
-            </w14:schemeClr>
-          </w14:shadow>
-          <w14:textOutline w14:w="0" w14:cap="flat" w14:cmpd="sng" w14:algn="ctr">
-            <w14:noFill/>
-            <w14:prstDash w14:val="solid"/>
-            <w14:round/>
-          </w14:textOutline>
-        </w:rPr>
-      </w:pPr>
-      <w:r>
-        <w:rPr>
-          <w:rFonts w:ascii="Times New Roman" w:hAnsi="Times New Roman" w:cs="Times New Roman"/>
-          <w:b/>
-          <w:bCs/>
-          <w:color w:val="000000" w:themeColor="text1"/>
-          <w:sz w:val="24"/>
-          <w:szCs w:val="24"/>
-          <w14:shadow w14:blurRad="38100" w14:dist="19050" w14:dir="2700000" w14:sx="100000" w14:sy="100000" w14:kx="0" w14:ky="0" w14:algn="tl">
-            <w14:schemeClr w14:val="dk1">
-              <w14:alpha w14:val="60000"/>
-            </w14:schemeClr>
-          </w14:shadow>
-          <w14:textOutline w14:w="0" w14:cap="flat" w14:cmpd="sng" w14:algn="ctr">
-            <w14:noFill/>
-            <w14:prstDash w14:val="solid"/>
-            <w14:round/>
-          </w14:textOutline>
-        </w:rPr>
-        <w:t xml:space="preserve">Explain Closures in </w:t>
-      </w:r>
-      <w:proofErr w:type="spellStart"/>
-      <w:r>
-        <w:rPr>
-          <w:rFonts w:ascii="Times New Roman" w:hAnsi="Times New Roman" w:cs="Times New Roman"/>
-          <w:b/>
-          <w:bCs/>
-          <w:color w:val="000000" w:themeColor="text1"/>
-          <w:sz w:val="24"/>
-          <w:szCs w:val="24"/>
-          <w14:shadow w14:blurRad="38100" w14:dist="19050" w14:dir="2700000" w14:sx="100000" w14:sy="100000" w14:kx="0" w14:ky="0" w14:algn="tl">
-            <w14:schemeClr w14:val="dk1">
-              <w14:alpha w14:val="60000"/>
-            </w14:schemeClr>
-          </w14:shadow>
-          <w14:textOutline w14:w="0" w14:cap="flat" w14:cmpd="sng" w14:algn="ctr">
-            <w14:noFill/>
-            <w14:prstDash w14:val="solid"/>
-            <w14:round/>
-          </w14:textOutline>
-        </w:rPr>
-        <w:t>Javascript</w:t>
-      </w:r>
-      <w:proofErr w:type="spellEnd"/>
-      <w:r>
-        <w:rPr>
-          <w:rFonts w:ascii="Times New Roman" w:hAnsi="Times New Roman" w:cs="Times New Roman"/>
-          <w:b/>
-          <w:bCs/>
-          <w:color w:val="000000" w:themeColor="text1"/>
-          <w:sz w:val="24"/>
-          <w:szCs w:val="24"/>
-          <w14:shadow w14:blurRad="38100" w14:dist="19050" w14:dir="2700000" w14:sx="100000" w14:sy="100000" w14:kx="0" w14:ky="0" w14:algn="tl">
-            <w14:schemeClr w14:val="dk1">
-              <w14:alpha w14:val="60000"/>
-            </w14:schemeClr>
-          </w14:shadow>
-          <w14:textOutline w14:w="0" w14:cap="flat" w14:cmpd="sng" w14:algn="ctr">
-            <w14:noFill/>
-            <w14:prstDash w14:val="solid"/>
-            <w14:round/>
-          </w14:textOutline>
-        </w:rPr>
-        <w:t xml:space="preserve"> </w:t>
-      </w:r>
-      <w:r>
-        <w:rPr>
-          <w:rFonts w:ascii="Times New Roman" w:hAnsi="Times New Roman" w:cs="Times New Roman"/>
-          <w:b/>
-          <w:bCs/>
-          <w:color w:val="000000" w:themeColor="text1"/>
-          <w:sz w:val="24"/>
-          <w:szCs w:val="24"/>
-          <w14:shadow w14:blurRad="38100" w14:dist="19050" w14:dir="2700000" w14:sx="100000" w14:sy="100000" w14:kx="0" w14:ky="0" w14:algn="tl">
-            <w14:schemeClr w14:val="dk1">
-              <w14:alpha w14:val="60000"/>
-            </w14:schemeClr>
-          </w14:shadow>
-          <w14:textOutline w14:w="0" w14:cap="flat" w14:cmpd="sng" w14:algn="ctr">
-            <w14:noFill/>
-            <w14:prstDash w14:val="solid"/>
-            <w14:round/>
-          </w14:textOutline>
-        </w:rPr>
-        <w:t>.</w:t>
-      </w:r>
-    </w:p>
-    <w:p>
-      <w:pPr>
-        <w:rPr>
-          <w:rFonts w:ascii="Times New Roman" w:hAnsi="Times New Roman" w:cs="Times New Roman"/>
-          <w:color w:val="000000" w:themeColor="text1"/>
-          <w:sz w:val="24"/>
-          <w:szCs w:val="24"/>
-          <w14:shadow w14:blurRad="38100" w14:dist="19050" w14:dir="2700000" w14:sx="100000" w14:sy="100000" w14:kx="0" w14:ky="0" w14:algn="tl">
-            <w14:schemeClr w14:val="dk1">
-              <w14:alpha w14:val="60000"/>
-            </w14:schemeClr>
-          </w14:shadow>
-          <w14:textOutline w14:w="0" w14:cap="flat" w14:cmpd="sng" w14:algn="ctr">
-            <w14:noFill/>
-            <w14:prstDash w14:val="solid"/>
-            <w14:round/>
-          </w14:textOutline>
-        </w:rPr>
-      </w:pPr>
-      <w:r>
-        <w:rPr>
-          <w:rFonts w:ascii="Times New Roman" w:hAnsi="Times New Roman" w:cs="Times New Roman"/>
-          <w:color w:val="000000" w:themeColor="text1"/>
-          <w:sz w:val="24"/>
-          <w:szCs w:val="24"/>
-          <w14:shadow w14:blurRad="38100" w14:dist="19050" w14:dir="2700000" w14:sx="100000" w14:sy="100000" w14:kx="0" w14:ky="0" w14:algn="tl">
-            <w14:schemeClr w14:val="dk1">
-              <w14:alpha w14:val="60000"/>
-            </w14:schemeClr>
-          </w14:shadow>
-          <w14:textOutline w14:w="0" w14:cap="flat" w14:cmpd="sng" w14:algn="ctr">
-            <w14:noFill/>
-            <w14:prstDash w14:val="solid"/>
-            <w14:round/>
-          </w14:textOutline>
-        </w:rPr>
-        <w:t>Closures are functions that have access to variables from an outer function, even after the outer function has finished executing. They encapsulate data and provide a way to maintain state between function calls.</w:t>
-      </w:r>
-    </w:p>
-    <w:p>
-      <w:pPr>
-        <w:rPr>
-          <w:rFonts w:ascii="Times New Roman" w:hAnsi="Times New Roman" w:cs="Times New Roman"/>
-          <w:b/>
-          <w:bCs/>
-          <w:color w:val="000000" w:themeColor="text1"/>
-          <w:sz w:val="24"/>
-          <w:szCs w:val="24"/>
-          <w14:shadow w14:blurRad="38100" w14:dist="19050" w14:dir="2700000" w14:sx="100000" w14:sy="100000" w14:kx="0" w14:ky="0" w14:algn="tl">
-            <w14:schemeClr w14:val="dk1">
-              <w14:alpha w14:val="60000"/>
-            </w14:schemeClr>
-          </w14:shadow>
-          <w14:textOutline w14:w="0" w14:cap="flat" w14:cmpd="sng" w14:algn="ctr">
-            <w14:noFill/>
-            <w14:prstDash w14:val="solid"/>
-            <w14:round/>
-          </w14:textOutline>
-        </w:rPr>
-      </w:pPr>
-      <w:r>
-        <w:rPr>
-          <w:rFonts w:ascii="Times New Roman" w:hAnsi="Times New Roman" w:cs="Times New Roman"/>
-          <w:b/>
-          <w:bCs/>
-          <w:color w:val="000000" w:themeColor="text1"/>
-          <w:sz w:val="24"/>
-          <w:szCs w:val="24"/>
-          <w14:shadow w14:blurRad="38100" w14:dist="19050" w14:dir="2700000" w14:sx="100000" w14:sy="100000" w14:kx="0" w14:ky="0" w14:algn="tl">
-            <w14:schemeClr w14:val="dk1">
-              <w14:alpha w14:val="60000"/>
-            </w14:schemeClr>
-          </w14:shadow>
-          <w14:textOutline w14:w="0" w14:cap="flat" w14:cmpd="sng" w14:algn="ctr">
-            <w14:noFill/>
-            <w14:prstDash w14:val="solid"/>
-            <w14:round/>
-          </w14:textOutline>
-        </w:rPr>
-        <w:t xml:space="preserve">Explain different Scopes in </w:t>
-      </w:r>
-      <w:proofErr w:type="spellStart"/>
-      <w:r>
-        <w:rPr>
-          <w:rFonts w:ascii="Times New Roman" w:hAnsi="Times New Roman" w:cs="Times New Roman"/>
-          <w:b/>
-          <w:bCs/>
-          <w:color w:val="000000" w:themeColor="text1"/>
-          <w:sz w:val="24"/>
-          <w:szCs w:val="24"/>
-          <w14:shadow w14:blurRad="38100" w14:dist="19050" w14:dir="2700000" w14:sx="100000" w14:sy="100000" w14:kx="0" w14:ky="0" w14:algn="tl">
-            <w14:schemeClr w14:val="dk1">
-              <w14:alpha w14:val="60000"/>
-            </w14:schemeClr>
-          </w14:shadow>
-          <w14:textOutline w14:w="0" w14:cap="flat" w14:cmpd="sng" w14:algn="ctr">
-            <w14:noFill/>
-            <w14:prstDash w14:val="solid"/>
-            <w14:round/>
-          </w14:textOutline>
-        </w:rPr>
-        <w:t>Javascript</w:t>
-      </w:r>
-      <w:proofErr w:type="spellEnd"/>
-      <w:r>
-        <w:rPr>
-          <w:rFonts w:ascii="Times New Roman" w:hAnsi="Times New Roman" w:cs="Times New Roman"/>
-          <w:b/>
-          <w:bCs/>
-          <w:color w:val="000000" w:themeColor="text1"/>
-          <w:sz w:val="24"/>
-          <w:szCs w:val="24"/>
-          <w14:shadow w14:blurRad="38100" w14:dist="19050" w14:dir="2700000" w14:sx="100000" w14:sy="100000" w14:kx="0" w14:ky="0" w14:algn="tl">
-            <w14:schemeClr w14:val="dk1">
-              <w14:alpha w14:val="60000"/>
-            </w14:schemeClr>
-          </w14:shadow>
-          <w14:textOutline w14:w="0" w14:cap="flat" w14:cmpd="sng" w14:algn="ctr">
-            <w14:noFill/>
-            <w14:prstDash w14:val="solid"/>
-            <w14:round/>
-          </w14:textOutline>
-        </w:rPr>
-        <w:t>:</w:t>
-      </w:r>
-    </w:p>
-    <w:p>
-      <w:pPr>
-        <w:rPr>
-          <w:rFonts w:ascii="Times New Roman" w:hAnsi="Times New Roman" w:cs="Times New Roman"/>
-          <w:b/>
-          <w:bCs/>
-          <w:color w:val="1F3864" w:themeColor="accent1" w:themeShade="80"/>
-          <w:sz w:val="24"/>
-          <w:szCs w:val="24"/>
-          <w14:shadow w14:blurRad="38100" w14:dist="19050" w14:dir="2700000" w14:sx="100000" w14:sy="100000" w14:kx="0" w14:ky="0" w14:algn="tl">
-            <w14:schemeClr w14:val="dk1">
-              <w14:alpha w14:val="60000"/>
-            </w14:schemeClr>
-          </w14:shadow>
-          <w14:textOutline w14:w="0" w14:cap="flat" w14:cmpd="sng" w14:algn="ctr">
-            <w14:noFill/>
-            <w14:prstDash w14:val="solid"/>
-            <w14:round/>
-          </w14:textOutline>
-        </w:rPr>
-      </w:pPr>
-      <w:r>
-        <w:rPr>
-          <w:rFonts w:ascii="Times New Roman" w:hAnsi="Times New Roman" w:cs="Times New Roman"/>
-          <w:b/>
-          <w:bCs/>
-          <w:color w:val="1F3864" w:themeColor="accent1" w:themeShade="80"/>
-          <w:sz w:val="24"/>
-          <w:szCs w:val="24"/>
-          <w14:shadow w14:blurRad="38100" w14:dist="19050" w14:dir="2700000" w14:sx="100000" w14:sy="100000" w14:kx="0" w14:ky="0" w14:algn="tl">
-            <w14:schemeClr w14:val="dk1">
-              <w14:alpha w14:val="60000"/>
-            </w14:schemeClr>
-          </w14:shadow>
-          <w14:textOutline w14:w="0" w14:cap="flat" w14:cmpd="sng" w14:algn="ctr">
-            <w14:noFill/>
-            <w14:prstDash w14:val="solid"/>
-            <w14:round/>
-          </w14:textOutline>
-        </w:rPr>
-        <w:t>Function level</w:t>
-      </w:r>
-    </w:p>
-    <w:p>
-      <w:pPr>
-        <w:rPr>
-          <w:rFonts w:ascii="Times New Roman" w:hAnsi="Times New Roman" w:cs="Times New Roman"/>
-          <w:b/>
-          <w:bCs/>
-          <w:color w:val="385623" w:themeColor="accent6" w:themeShade="80"/>
-          <w:sz w:val="24"/>
-          <w:szCs w:val="24"/>
-          <w14:shadow w14:blurRad="38100" w14:dist="19050" w14:dir="2700000" w14:sx="100000" w14:sy="100000" w14:kx="0" w14:ky="0" w14:algn="tl">
-            <w14:schemeClr w14:val="dk1">
-              <w14:alpha w14:val="60000"/>
-            </w14:schemeClr>
-          </w14:shadow>
-          <w14:textOutline w14:w="0" w14:cap="flat" w14:cmpd="sng" w14:algn="ctr">
-            <w14:noFill/>
-            <w14:prstDash w14:val="solid"/>
-            <w14:round/>
-          </w14:textOutline>
-        </w:rPr>
-      </w:pPr>
-      <w:r>
-        <w:rPr>
-          <w:rFonts w:ascii="Times New Roman" w:hAnsi="Times New Roman" w:cs="Times New Roman"/>
-          <w:b/>
-          <w:bCs/>
-          <w:color w:val="1F3864" w:themeColor="accent1" w:themeShade="80"/>
-          <w:sz w:val="24"/>
-          <w:szCs w:val="24"/>
-          <w14:shadow w14:blurRad="38100" w14:dist="19050" w14:dir="2700000" w14:sx="100000" w14:sy="100000" w14:kx="0" w14:ky="0" w14:algn="tl">
-            <w14:schemeClr w14:val="dk1">
-              <w14:alpha w14:val="60000"/>
-            </w14:schemeClr>
-          </w14:shadow>
-          <w14:textOutline w14:w="0" w14:cap="flat" w14:cmpd="sng" w14:algn="ctr">
-            <w14:noFill/>
-            <w14:prstDash w14:val="solid"/>
-            <w14:round/>
-          </w14:textOutline>
-        </w:rPr>
-        <w:tab/>
-      </w:r>
-      <w:r>
-        <w:rPr>
-          <w:rFonts w:ascii="Times New Roman" w:hAnsi="Times New Roman" w:cs="Times New Roman"/>
-          <w:b/>
-          <w:bCs/>
-          <w:color w:val="385623" w:themeColor="accent6" w:themeShade="80"/>
-          <w:sz w:val="24"/>
-          <w:szCs w:val="24"/>
-          <w14:shadow w14:blurRad="38100" w14:dist="19050" w14:dir="2700000" w14:sx="100000" w14:sy="100000" w14:kx="0" w14:ky="0" w14:algn="tl">
-            <w14:schemeClr w14:val="dk1">
-              <w14:alpha w14:val="60000"/>
-            </w14:schemeClr>
-          </w14:shadow>
-          <w14:textOutline w14:w="0" w14:cap="flat" w14:cmpd="sng" w14:algn="ctr">
-            <w14:noFill/>
-            <w14:prstDash w14:val="solid"/>
-            <w14:round/>
-          </w14:textOutline>
-        </w:rPr>
-        <w:t xml:space="preserve">Any variables, functions or class is declared under </w:t>
-      </w:r>
-      <w:r>
-        <w:rPr>
-          <w:rFonts w:ascii="Times New Roman" w:hAnsi="Times New Roman" w:cs="Times New Roman"/>
-          <w:b/>
-          <w:bCs/>
-          <w:color w:val="385623" w:themeColor="accent6" w:themeShade="80"/>
-          <w:sz w:val="24"/>
-          <w:szCs w:val="24"/>
-          <w14:shadow w14:blurRad="38100" w14:dist="19050" w14:dir="2700000" w14:sx="100000" w14:sy="100000" w14:kx="0" w14:ky="0" w14:algn="tl">
-            <w14:schemeClr w14:val="dk1">
-              <w14:alpha w14:val="60000"/>
-            </w14:schemeClr>
-          </w14:shadow>
-          <w14:textOutline w14:w="0" w14:cap="flat" w14:cmpd="sng" w14:algn="ctr">
-            <w14:noFill/>
-            <w14:prstDash w14:val="solid"/>
-            <w14:round/>
-          </w14:textOutline>
-        </w:rPr>
-        <w:t>a</w:t>
-      </w:r>
-      <w:r>
-        <w:rPr>
-          <w:rFonts w:ascii="Times New Roman" w:hAnsi="Times New Roman" w:cs="Times New Roman"/>
-          <w:b/>
-          <w:bCs/>
-          <w:color w:val="385623" w:themeColor="accent6" w:themeShade="80"/>
-          <w:sz w:val="24"/>
-          <w:szCs w:val="24"/>
-          <w14:shadow w14:blurRad="38100" w14:dist="19050" w14:dir="2700000" w14:sx="100000" w14:sy="100000" w14:kx="0" w14:ky="0" w14:algn="tl">
-            <w14:schemeClr w14:val="dk1">
-              <w14:alpha w14:val="60000"/>
-            </w14:schemeClr>
-          </w14:shadow>
-          <w14:textOutline w14:w="0" w14:cap="flat" w14:cmpd="sng" w14:algn="ctr">
-            <w14:noFill/>
-            <w14:prstDash w14:val="solid"/>
-            <w14:round/>
-          </w14:textOutline>
-        </w:rPr>
-        <w:t xml:space="preserve"> block</w:t>
-      </w:r>
-    </w:p>
-    <w:p>
-      <w:pPr>
-        <w:rPr>
-          <w:rFonts w:ascii="Times New Roman" w:hAnsi="Times New Roman" w:cs="Times New Roman"/>
-          <w:b/>
-          <w:bCs/>
-          <w:color w:val="1F3864" w:themeColor="accent1" w:themeShade="80"/>
-          <w:sz w:val="24"/>
-          <w:szCs w:val="24"/>
-          <w14:shadow w14:blurRad="38100" w14:dist="19050" w14:dir="2700000" w14:sx="100000" w14:sy="100000" w14:kx="0" w14:ky="0" w14:algn="tl">
-            <w14:schemeClr w14:val="dk1">
-              <w14:alpha w14:val="60000"/>
-            </w14:schemeClr>
-          </w14:shadow>
-          <w14:textOutline w14:w="0" w14:cap="flat" w14:cmpd="sng" w14:algn="ctr">
-            <w14:noFill/>
-            <w14:prstDash w14:val="solid"/>
-            <w14:round/>
-          </w14:textOutline>
-        </w:rPr>
-      </w:pPr>
-      <w:r>
-        <w:rPr>
-          <w:rFonts w:ascii="Times New Roman" w:hAnsi="Times New Roman" w:cs="Times New Roman"/>
-          <w:b/>
-          <w:bCs/>
-          <w:color w:val="1F3864" w:themeColor="accent1" w:themeShade="80"/>
-          <w:sz w:val="24"/>
-          <w:szCs w:val="24"/>
-          <w14:shadow w14:blurRad="38100" w14:dist="19050" w14:dir="2700000" w14:sx="100000" w14:sy="100000" w14:kx="0" w14:ky="0" w14:algn="tl">
-            <w14:schemeClr w14:val="dk1">
-              <w14:alpha w14:val="60000"/>
-            </w14:schemeClr>
-          </w14:shadow>
-          <w14:textOutline w14:w="0" w14:cap="flat" w14:cmpd="sng" w14:algn="ctr">
-            <w14:noFill/>
-            <w14:prstDash w14:val="solid"/>
-            <w14:round/>
-          </w14:textOutline>
-        </w:rPr>
-        <w:t>Global level</w:t>
-      </w:r>
-      <w:r>
-        <w:rPr>
-          <w:rFonts w:ascii="Times New Roman" w:hAnsi="Times New Roman" w:cs="Times New Roman"/>
-          <w:b/>
-          <w:bCs/>
-          <w:color w:val="1F3864" w:themeColor="accent1" w:themeShade="80"/>
-          <w:sz w:val="24"/>
-          <w:szCs w:val="24"/>
-          <w14:shadow w14:blurRad="38100" w14:dist="19050" w14:dir="2700000" w14:sx="100000" w14:sy="100000" w14:kx="0" w14:ky="0" w14:algn="tl">
-            <w14:schemeClr w14:val="dk1">
-              <w14:alpha w14:val="60000"/>
-            </w14:schemeClr>
-          </w14:shadow>
-          <w14:textOutline w14:w="0" w14:cap="flat" w14:cmpd="sng" w14:algn="ctr">
-            <w14:noFill/>
-            <w14:prstDash w14:val="solid"/>
-            <w14:round/>
-          </w14:textOutline>
-        </w:rPr>
-        <w:t>:</w:t>
-      </w:r>
-    </w:p>
-    <w:p>
-      <w:pPr>
-        <w:rPr>
-          <w:rFonts w:ascii="Times New Roman" w:hAnsi="Times New Roman" w:cs="Times New Roman"/>
-          <w:b/>
-          <w:bCs/>
-          <w:color w:val="385623" w:themeColor="accent6" w:themeShade="80"/>
-          <w:sz w:val="24"/>
-          <w:szCs w:val="24"/>
-          <w14:shadow w14:blurRad="38100" w14:dist="19050" w14:dir="2700000" w14:sx="100000" w14:sy="100000" w14:kx="0" w14:ky="0" w14:algn="tl">
-            <w14:schemeClr w14:val="dk1">
-              <w14:alpha w14:val="60000"/>
-            </w14:schemeClr>
-          </w14:shadow>
-          <w14:textOutline w14:w="0" w14:cap="flat" w14:cmpd="sng" w14:algn="ctr">
-            <w14:noFill/>
-            <w14:prstDash w14:val="solid"/>
-            <w14:round/>
-          </w14:textOutline>
-        </w:rPr>
-      </w:pPr>
-      <w:r>
-        <w:rPr>
-          <w:rFonts w:ascii="Times New Roman" w:hAnsi="Times New Roman" w:cs="Times New Roman"/>
-          <w:b/>
-          <w:bCs/>
-          <w:color w:val="1F3864" w:themeColor="accent1" w:themeShade="80"/>
-          <w:sz w:val="24"/>
-          <w:szCs w:val="24"/>
-          <w14:shadow w14:blurRad="38100" w14:dist="19050" w14:dir="2700000" w14:sx="100000" w14:sy="100000" w14:kx="0" w14:ky="0" w14:algn="tl">
-            <w14:schemeClr w14:val="dk1">
-              <w14:alpha w14:val="60000"/>
-            </w14:schemeClr>
-          </w14:shadow>
-          <w14:textOutline w14:w="0" w14:cap="flat" w14:cmpd="sng" w14:algn="ctr">
-            <w14:noFill/>
-            <w14:prstDash w14:val="solid"/>
-            <w14:round/>
-          </w14:textOutline>
-        </w:rPr>
-        <w:tab/>
-      </w:r>
-      <w:r>
-        <w:rPr>
-          <w:rFonts w:ascii="Times New Roman" w:hAnsi="Times New Roman" w:cs="Times New Roman"/>
-          <w:b/>
-          <w:bCs/>
-          <w:color w:val="385623" w:themeColor="accent6" w:themeShade="80"/>
-          <w:sz w:val="24"/>
-          <w:szCs w:val="24"/>
-          <w14:shadow w14:blurRad="38100" w14:dist="19050" w14:dir="2700000" w14:sx="100000" w14:sy="100000" w14:kx="0" w14:ky="0" w14:algn="tl">
-            <w14:schemeClr w14:val="dk1">
-              <w14:alpha w14:val="60000"/>
-            </w14:schemeClr>
-          </w14:shadow>
-          <w14:textOutline w14:w="0" w14:cap="flat" w14:cmpd="sng" w14:algn="ctr">
-            <w14:noFill/>
-            <w14:prstDash w14:val="solid"/>
-            <w14:round/>
-          </w14:textOutline>
-        </w:rPr>
-        <w:t>Any variables, functions or class is not declared under any block</w:t>
-      </w:r>
-    </w:p>
-    <w:p>
-      <w:pPr>
-        <w:rPr>
-          <w:rFonts w:ascii="Times New Roman" w:hAnsi="Times New Roman" w:cs="Times New Roman"/>
-          <w:b/>
-          <w:bCs/>
-          <w:color w:val="385623" w:themeColor="accent6" w:themeShade="80"/>
-          <w:sz w:val="24"/>
-          <w:szCs w:val="24"/>
-          <w14:shadow w14:blurRad="38100" w14:dist="19050" w14:dir="2700000" w14:sx="100000" w14:sy="100000" w14:kx="0" w14:ky="0" w14:algn="tl">
-            <w14:schemeClr w14:val="dk1">
-              <w14:alpha w14:val="60000"/>
-            </w14:schemeClr>
-          </w14:shadow>
-          <w14:textOutline w14:w="0" w14:cap="flat" w14:cmpd="sng" w14:algn="ctr">
-            <w14:noFill/>
-            <w14:prstDash w14:val="solid"/>
-            <w14:round/>
-          </w14:textOutline>
-        </w:rPr>
-      </w:pPr>
-      <w:r>
-        <w:rPr>
-          <w:noProof/>
-        </w:rPr>
         <w:drawing>
           <wp:inline distT="0" distB="0" distL="0" distR="0" wp14:anchorId="26945512" wp14:editId="2DBC7AD2">
             <wp:extent cx="5731510" cy="3660775"/>
@@ -12573,216 +10175,89 @@
     </w:p>
     <w:p>
       <w:pPr>
-        <w:rPr>
-          <w:rFonts w:ascii="Times New Roman" w:hAnsi="Times New Roman" w:cs="Times New Roman"/>
-          <w:b/>
-          <w:bCs/>
-          <w:color w:val="000000" w:themeColor="text1"/>
-          <w:sz w:val="24"/>
-          <w:szCs w:val="24"/>
-          <w14:shadow w14:blurRad="38100" w14:dist="19050" w14:dir="2700000" w14:sx="100000" w14:sy="100000" w14:kx="0" w14:ky="0" w14:algn="tl">
-            <w14:schemeClr w14:val="dk1">
-              <w14:alpha w14:val="60000"/>
-            </w14:schemeClr>
-          </w14:shadow>
-          <w14:textOutline w14:w="0" w14:cap="flat" w14:cmpd="sng" w14:algn="ctr">
-            <w14:noFill/>
-            <w14:prstDash w14:val="solid"/>
-            <w14:round/>
-          </w14:textOutline>
-        </w:rPr>
-      </w:pPr>
-      <w:r>
-        <w:rPr>
-          <w:rFonts w:ascii="Times New Roman" w:hAnsi="Times New Roman" w:cs="Times New Roman"/>
-          <w:b/>
-          <w:bCs/>
-          <w:color w:val="000000" w:themeColor="text1"/>
-          <w:sz w:val="24"/>
-          <w:szCs w:val="24"/>
-          <w14:shadow w14:blurRad="38100" w14:dist="19050" w14:dir="2700000" w14:sx="100000" w14:sy="100000" w14:kx="0" w14:ky="0" w14:algn="tl">
-            <w14:schemeClr w14:val="dk1">
-              <w14:alpha w14:val="60000"/>
-            </w14:schemeClr>
-          </w14:shadow>
-          <w14:textOutline w14:w="0" w14:cap="flat" w14:cmpd="sng" w14:algn="ctr">
-            <w14:noFill/>
-            <w14:prstDash w14:val="solid"/>
-            <w14:round/>
-          </w14:textOutline>
-        </w:rPr>
+        <w:pStyle w:val="Heading1"/>
+        <w:rPr>
+          <w:b/>
+          <w:bCs/>
+          <w:color w:val="833C0B" w:themeColor="accent2" w:themeShade="80"/>
+        </w:rPr>
+      </w:pPr>
+      <w:r>
+        <w:rPr>
+          <w:b/>
+          <w:bCs/>
+          <w:color w:val="833C0B" w:themeColor="accent2" w:themeShade="80"/>
+        </w:rPr>
+        <w:lastRenderedPageBreak/>
         <w:t xml:space="preserve">What is import and export </w:t>
       </w:r>
     </w:p>
     <w:p>
       <w:pPr>
-        <w:rPr>
-          <w:rFonts w:ascii="Times New Roman" w:hAnsi="Times New Roman" w:cs="Times New Roman"/>
-          <w:b/>
-          <w:bCs/>
-          <w:color w:val="000000" w:themeColor="text1"/>
-          <w:sz w:val="24"/>
-          <w:szCs w:val="24"/>
-          <w14:shadow w14:blurRad="38100" w14:dist="19050" w14:dir="2700000" w14:sx="100000" w14:sy="100000" w14:kx="0" w14:ky="0" w14:algn="tl">
-            <w14:schemeClr w14:val="dk1">
-              <w14:alpha w14:val="60000"/>
-            </w14:schemeClr>
-          </w14:shadow>
-          <w14:textOutline w14:w="0" w14:cap="flat" w14:cmpd="sng" w14:algn="ctr">
-            <w14:noFill/>
-            <w14:prstDash w14:val="solid"/>
-            <w14:round/>
-          </w14:textOutline>
-        </w:rPr>
-      </w:pPr>
-      <w:r>
-        <w:rPr>
-          <w:rFonts w:ascii="Times New Roman" w:hAnsi="Times New Roman" w:cs="Times New Roman"/>
-          <w:b/>
-          <w:bCs/>
-          <w:color w:val="000000" w:themeColor="text1"/>
-          <w:sz w:val="24"/>
-          <w:szCs w:val="24"/>
-          <w14:shadow w14:blurRad="38100" w14:dist="19050" w14:dir="2700000" w14:sx="100000" w14:sy="100000" w14:kx="0" w14:ky="0" w14:algn="tl">
-            <w14:schemeClr w14:val="dk1">
-              <w14:alpha w14:val="60000"/>
-            </w14:schemeClr>
-          </w14:shadow>
-          <w14:textOutline w14:w="0" w14:cap="flat" w14:cmpd="sng" w14:algn="ctr">
-            <w14:noFill/>
-            <w14:prstDash w14:val="solid"/>
-            <w14:round/>
-          </w14:textOutline>
-        </w:rPr>
-        <w:lastRenderedPageBreak/>
+        <w:pStyle w:val="Heading1"/>
+        <w:rPr>
+          <w:b/>
+          <w:bCs/>
+          <w:color w:val="833C0B" w:themeColor="accent2" w:themeShade="80"/>
+        </w:rPr>
+      </w:pPr>
+      <w:r>
+        <w:rPr>
+          <w:b/>
+          <w:bCs/>
+          <w:color w:val="833C0B" w:themeColor="accent2" w:themeShade="80"/>
+        </w:rPr>
         <w:t xml:space="preserve">What is Destructing in the </w:t>
       </w:r>
       <w:proofErr w:type="spellStart"/>
       <w:r>
         <w:rPr>
-          <w:rFonts w:ascii="Times New Roman" w:hAnsi="Times New Roman" w:cs="Times New Roman"/>
-          <w:b/>
-          <w:bCs/>
-          <w:color w:val="000000" w:themeColor="text1"/>
-          <w:sz w:val="24"/>
-          <w:szCs w:val="24"/>
-          <w14:shadow w14:blurRad="38100" w14:dist="19050" w14:dir="2700000" w14:sx="100000" w14:sy="100000" w14:kx="0" w14:ky="0" w14:algn="tl">
-            <w14:schemeClr w14:val="dk1">
-              <w14:alpha w14:val="60000"/>
-            </w14:schemeClr>
-          </w14:shadow>
-          <w14:textOutline w14:w="0" w14:cap="flat" w14:cmpd="sng" w14:algn="ctr">
-            <w14:noFill/>
-            <w14:prstDash w14:val="solid"/>
-            <w14:round/>
-          </w14:textOutline>
+          <w:b/>
+          <w:bCs/>
+          <w:color w:val="833C0B" w:themeColor="accent2" w:themeShade="80"/>
         </w:rPr>
         <w:t>Javascript</w:t>
       </w:r>
       <w:proofErr w:type="spellEnd"/>
       <w:r>
         <w:rPr>
-          <w:rFonts w:ascii="Times New Roman" w:hAnsi="Times New Roman" w:cs="Times New Roman"/>
-          <w:b/>
-          <w:bCs/>
-          <w:color w:val="000000" w:themeColor="text1"/>
-          <w:sz w:val="24"/>
-          <w:szCs w:val="24"/>
-          <w14:shadow w14:blurRad="38100" w14:dist="19050" w14:dir="2700000" w14:sx="100000" w14:sy="100000" w14:kx="0" w14:ky="0" w14:algn="tl">
-            <w14:schemeClr w14:val="dk1">
-              <w14:alpha w14:val="60000"/>
-            </w14:schemeClr>
-          </w14:shadow>
-          <w14:textOutline w14:w="0" w14:cap="flat" w14:cmpd="sng" w14:algn="ctr">
-            <w14:noFill/>
-            <w14:prstDash w14:val="solid"/>
-            <w14:round/>
-          </w14:textOutline>
+          <w:b/>
+          <w:bCs/>
+          <w:color w:val="833C0B" w:themeColor="accent2" w:themeShade="80"/>
         </w:rPr>
         <w:t xml:space="preserve"> </w:t>
       </w:r>
     </w:p>
     <w:p>
       <w:pPr>
-        <w:rPr>
-          <w:rFonts w:ascii="Times New Roman" w:hAnsi="Times New Roman" w:cs="Times New Roman"/>
-          <w:b/>
-          <w:bCs/>
-          <w:color w:val="000000" w:themeColor="text1"/>
-          <w:sz w:val="24"/>
-          <w:szCs w:val="24"/>
-          <w14:shadow w14:blurRad="38100" w14:dist="19050" w14:dir="2700000" w14:sx="100000" w14:sy="100000" w14:kx="0" w14:ky="0" w14:algn="tl">
-            <w14:schemeClr w14:val="dk1">
-              <w14:alpha w14:val="60000"/>
-            </w14:schemeClr>
-          </w14:shadow>
-          <w14:textOutline w14:w="0" w14:cap="flat" w14:cmpd="sng" w14:algn="ctr">
-            <w14:noFill/>
-            <w14:prstDash w14:val="solid"/>
-            <w14:round/>
-          </w14:textOutline>
-        </w:rPr>
-      </w:pPr>
-      <w:r>
-        <w:rPr>
-          <w:rFonts w:ascii="Times New Roman" w:hAnsi="Times New Roman" w:cs="Times New Roman"/>
-          <w:b/>
-          <w:bCs/>
-          <w:color w:val="000000" w:themeColor="text1"/>
-          <w:sz w:val="24"/>
-          <w:szCs w:val="24"/>
-          <w14:shadow w14:blurRad="38100" w14:dist="19050" w14:dir="2700000" w14:sx="100000" w14:sy="100000" w14:kx="0" w14:ky="0" w14:algn="tl">
-            <w14:schemeClr w14:val="dk1">
-              <w14:alpha w14:val="60000"/>
-            </w14:schemeClr>
-          </w14:shadow>
-          <w14:textOutline w14:w="0" w14:cap="flat" w14:cmpd="sng" w14:algn="ctr">
-            <w14:noFill/>
-            <w14:prstDash w14:val="solid"/>
-            <w14:round/>
-          </w14:textOutline>
+        <w:pStyle w:val="Heading1"/>
+        <w:rPr>
+          <w:b/>
+          <w:bCs/>
+          <w:color w:val="833C0B" w:themeColor="accent2" w:themeShade="80"/>
+        </w:rPr>
+      </w:pPr>
+      <w:r>
+        <w:rPr>
+          <w:b/>
+          <w:bCs/>
+          <w:color w:val="833C0B" w:themeColor="accent2" w:themeShade="80"/>
         </w:rPr>
         <w:t>Difference between Normal Functi</w:t>
       </w:r>
       <w:r>
         <w:rPr>
-          <w:rFonts w:ascii="Times New Roman" w:hAnsi="Times New Roman" w:cs="Times New Roman"/>
-          <w:b/>
-          <w:bCs/>
-          <w:color w:val="000000" w:themeColor="text1"/>
-          <w:sz w:val="24"/>
-          <w:szCs w:val="24"/>
-          <w14:shadow w14:blurRad="38100" w14:dist="19050" w14:dir="2700000" w14:sx="100000" w14:sy="100000" w14:kx="0" w14:ky="0" w14:algn="tl">
-            <w14:schemeClr w14:val="dk1">
-              <w14:alpha w14:val="60000"/>
-            </w14:schemeClr>
-          </w14:shadow>
-          <w14:textOutline w14:w="0" w14:cap="flat" w14:cmpd="sng" w14:algn="ctr">
-            <w14:noFill/>
-            <w14:prstDash w14:val="solid"/>
-            <w14:round/>
-          </w14:textOutline>
+          <w:b/>
+          <w:bCs/>
+          <w:color w:val="833C0B" w:themeColor="accent2" w:themeShade="80"/>
         </w:rPr>
         <w:t>o</w:t>
       </w:r>
       <w:r>
         <w:rPr>
-          <w:rFonts w:ascii="Times New Roman" w:hAnsi="Times New Roman" w:cs="Times New Roman"/>
-          <w:b/>
-          <w:bCs/>
-          <w:color w:val="000000" w:themeColor="text1"/>
-          <w:sz w:val="24"/>
-          <w:szCs w:val="24"/>
-          <w14:shadow w14:blurRad="38100" w14:dist="19050" w14:dir="2700000" w14:sx="100000" w14:sy="100000" w14:kx="0" w14:ky="0" w14:algn="tl">
-            <w14:schemeClr w14:val="dk1">
-              <w14:alpha w14:val="60000"/>
-            </w14:schemeClr>
-          </w14:shadow>
-          <w14:textOutline w14:w="0" w14:cap="flat" w14:cmpd="sng" w14:algn="ctr">
-            <w14:noFill/>
-            <w14:prstDash w14:val="solid"/>
-            <w14:round/>
-          </w14:textOutline>
+          <w:b/>
+          <w:bCs/>
+          <w:color w:val="833C0B" w:themeColor="accent2" w:themeShade="80"/>
         </w:rPr>
         <w:t xml:space="preserve">n and Arrow Function </w:t>
       </w:r>
@@ -12945,87 +10420,36 @@
     </w:p>
     <w:p>
       <w:pPr>
-        <w:rPr>
-          <w:rFonts w:ascii="Times New Roman" w:hAnsi="Times New Roman" w:cs="Times New Roman"/>
-          <w:b/>
-          <w:bCs/>
-          <w:color w:val="000000" w:themeColor="text1"/>
-          <w:sz w:val="24"/>
-          <w:szCs w:val="24"/>
-          <w14:shadow w14:blurRad="38100" w14:dist="19050" w14:dir="2700000" w14:sx="100000" w14:sy="100000" w14:kx="0" w14:ky="0" w14:algn="tl">
-            <w14:schemeClr w14:val="dk1">
-              <w14:alpha w14:val="60000"/>
-            </w14:schemeClr>
-          </w14:shadow>
-          <w14:textOutline w14:w="0" w14:cap="flat" w14:cmpd="sng" w14:algn="ctr">
-            <w14:noFill/>
-            <w14:prstDash w14:val="solid"/>
-            <w14:round/>
-          </w14:textOutline>
-        </w:rPr>
-      </w:pPr>
-      <w:r>
-        <w:rPr>
-          <w:rFonts w:ascii="Times New Roman" w:hAnsi="Times New Roman" w:cs="Times New Roman"/>
-          <w:b/>
-          <w:bCs/>
-          <w:color w:val="000000" w:themeColor="text1"/>
-          <w:sz w:val="24"/>
-          <w:szCs w:val="24"/>
-          <w14:shadow w14:blurRad="38100" w14:dist="19050" w14:dir="2700000" w14:sx="100000" w14:sy="100000" w14:kx="0" w14:ky="0" w14:algn="tl">
-            <w14:schemeClr w14:val="dk1">
-              <w14:alpha w14:val="60000"/>
-            </w14:schemeClr>
-          </w14:shadow>
-          <w14:textOutline w14:w="0" w14:cap="flat" w14:cmpd="sng" w14:algn="ctr">
-            <w14:noFill/>
-            <w14:prstDash w14:val="solid"/>
-            <w14:round/>
-          </w14:textOutline>
+        <w:pStyle w:val="Heading1"/>
+        <w:rPr>
+          <w:b/>
+          <w:bCs/>
+          <w:color w:val="833C0B" w:themeColor="accent2" w:themeShade="80"/>
+        </w:rPr>
+      </w:pPr>
+      <w:r>
+        <w:rPr>
+          <w:b/>
+          <w:bCs/>
+          <w:color w:val="833C0B" w:themeColor="accent2" w:themeShade="80"/>
         </w:rPr>
         <w:t xml:space="preserve">Explain difference between map() and </w:t>
       </w:r>
       <w:proofErr w:type="spellStart"/>
       <w:r>
         <w:rPr>
-          <w:rFonts w:ascii="Times New Roman" w:hAnsi="Times New Roman" w:cs="Times New Roman"/>
-          <w:b/>
-          <w:bCs/>
-          <w:color w:val="000000" w:themeColor="text1"/>
-          <w:sz w:val="24"/>
-          <w:szCs w:val="24"/>
-          <w14:shadow w14:blurRad="38100" w14:dist="19050" w14:dir="2700000" w14:sx="100000" w14:sy="100000" w14:kx="0" w14:ky="0" w14:algn="tl">
-            <w14:schemeClr w14:val="dk1">
-              <w14:alpha w14:val="60000"/>
-            </w14:schemeClr>
-          </w14:shadow>
-          <w14:textOutline w14:w="0" w14:cap="flat" w14:cmpd="sng" w14:algn="ctr">
-            <w14:noFill/>
-            <w14:prstDash w14:val="solid"/>
-            <w14:round/>
-          </w14:textOutline>
+          <w:b/>
+          <w:bCs/>
+          <w:color w:val="833C0B" w:themeColor="accent2" w:themeShade="80"/>
         </w:rPr>
         <w:t>forEach</w:t>
       </w:r>
       <w:proofErr w:type="spellEnd"/>
       <w:r>
         <w:rPr>
-          <w:rFonts w:ascii="Times New Roman" w:hAnsi="Times New Roman" w:cs="Times New Roman"/>
-          <w:b/>
-          <w:bCs/>
-          <w:color w:val="000000" w:themeColor="text1"/>
-          <w:sz w:val="24"/>
-          <w:szCs w:val="24"/>
-          <w14:shadow w14:blurRad="38100" w14:dist="19050" w14:dir="2700000" w14:sx="100000" w14:sy="100000" w14:kx="0" w14:ky="0" w14:algn="tl">
-            <w14:schemeClr w14:val="dk1">
-              <w14:alpha w14:val="60000"/>
-            </w14:schemeClr>
-          </w14:shadow>
-          <w14:textOutline w14:w="0" w14:cap="flat" w14:cmpd="sng" w14:algn="ctr">
-            <w14:noFill/>
-            <w14:prstDash w14:val="solid"/>
-            <w14:round/>
-          </w14:textOutline>
+          <w:b/>
+          <w:bCs/>
+          <w:color w:val="833C0B" w:themeColor="accent2" w:themeShade="80"/>
         </w:rPr>
         <w:t xml:space="preserve">() </w:t>
       </w:r>
@@ -13628,87 +11052,36 @@
     </w:p>
     <w:p>
       <w:pPr>
-        <w:rPr>
-          <w:rFonts w:ascii="Times New Roman" w:hAnsi="Times New Roman" w:cs="Times New Roman"/>
-          <w:b/>
-          <w:bCs/>
-          <w:color w:val="000000" w:themeColor="text1"/>
-          <w:sz w:val="24"/>
-          <w:szCs w:val="24"/>
-          <w14:shadow w14:blurRad="38100" w14:dist="19050" w14:dir="2700000" w14:sx="100000" w14:sy="100000" w14:kx="0" w14:ky="0" w14:algn="tl">
-            <w14:schemeClr w14:val="dk1">
-              <w14:alpha w14:val="60000"/>
-            </w14:schemeClr>
-          </w14:shadow>
-          <w14:textOutline w14:w="0" w14:cap="flat" w14:cmpd="sng" w14:algn="ctr">
-            <w14:noFill/>
-            <w14:prstDash w14:val="solid"/>
-            <w14:round/>
-          </w14:textOutline>
-        </w:rPr>
-      </w:pPr>
-      <w:r>
-        <w:rPr>
-          <w:rFonts w:ascii="Times New Roman" w:hAnsi="Times New Roman" w:cs="Times New Roman"/>
-          <w:b/>
-          <w:bCs/>
-          <w:color w:val="000000" w:themeColor="text1"/>
-          <w:sz w:val="24"/>
-          <w:szCs w:val="24"/>
-          <w14:shadow w14:blurRad="38100" w14:dist="19050" w14:dir="2700000" w14:sx="100000" w14:sy="100000" w14:kx="0" w14:ky="0" w14:algn="tl">
-            <w14:schemeClr w14:val="dk1">
-              <w14:alpha w14:val="60000"/>
-            </w14:schemeClr>
-          </w14:shadow>
-          <w14:textOutline w14:w="0" w14:cap="flat" w14:cmpd="sng" w14:algn="ctr">
-            <w14:noFill/>
-            <w14:prstDash w14:val="solid"/>
-            <w14:round/>
-          </w14:textOutline>
+        <w:pStyle w:val="Heading1"/>
+        <w:rPr>
+          <w:b/>
+          <w:bCs/>
+          <w:color w:val="833C0B" w:themeColor="accent2" w:themeShade="80"/>
+        </w:rPr>
+      </w:pPr>
+      <w:r>
+        <w:rPr>
+          <w:b/>
+          <w:bCs/>
+          <w:color w:val="833C0B" w:themeColor="accent2" w:themeShade="80"/>
         </w:rPr>
         <w:t xml:space="preserve">What are events in </w:t>
       </w:r>
       <w:proofErr w:type="spellStart"/>
       <w:r>
         <w:rPr>
-          <w:rFonts w:ascii="Times New Roman" w:hAnsi="Times New Roman" w:cs="Times New Roman"/>
-          <w:b/>
-          <w:bCs/>
-          <w:color w:val="000000" w:themeColor="text1"/>
-          <w:sz w:val="24"/>
-          <w:szCs w:val="24"/>
-          <w14:shadow w14:blurRad="38100" w14:dist="19050" w14:dir="2700000" w14:sx="100000" w14:sy="100000" w14:kx="0" w14:ky="0" w14:algn="tl">
-            <w14:schemeClr w14:val="dk1">
-              <w14:alpha w14:val="60000"/>
-            </w14:schemeClr>
-          </w14:shadow>
-          <w14:textOutline w14:w="0" w14:cap="flat" w14:cmpd="sng" w14:algn="ctr">
-            <w14:noFill/>
-            <w14:prstDash w14:val="solid"/>
-            <w14:round/>
-          </w14:textOutline>
+          <w:b/>
+          <w:bCs/>
+          <w:color w:val="833C0B" w:themeColor="accent2" w:themeShade="80"/>
         </w:rPr>
         <w:t>Javascript</w:t>
       </w:r>
       <w:proofErr w:type="spellEnd"/>
       <w:r>
         <w:rPr>
-          <w:rFonts w:ascii="Times New Roman" w:hAnsi="Times New Roman" w:cs="Times New Roman"/>
-          <w:b/>
-          <w:bCs/>
-          <w:color w:val="000000" w:themeColor="text1"/>
-          <w:sz w:val="24"/>
-          <w:szCs w:val="24"/>
-          <w14:shadow w14:blurRad="38100" w14:dist="19050" w14:dir="2700000" w14:sx="100000" w14:sy="100000" w14:kx="0" w14:ky="0" w14:algn="tl">
-            <w14:schemeClr w14:val="dk1">
-              <w14:alpha w14:val="60000"/>
-            </w14:schemeClr>
-          </w14:shadow>
-          <w14:textOutline w14:w="0" w14:cap="flat" w14:cmpd="sng" w14:algn="ctr">
-            <w14:noFill/>
-            <w14:prstDash w14:val="solid"/>
-            <w14:round/>
-          </w14:textOutline>
+          <w:b/>
+          <w:bCs/>
+          <w:color w:val="833C0B" w:themeColor="accent2" w:themeShade="80"/>
         </w:rPr>
         <w:t>.</w:t>
       </w:r>
@@ -13985,43 +11358,18 @@
     </w:p>
     <w:p>
       <w:pPr>
-        <w:rPr>
-          <w:rFonts w:ascii="Times New Roman" w:hAnsi="Times New Roman" w:cs="Times New Roman"/>
-          <w:b/>
-          <w:bCs/>
-          <w:color w:val="000000" w:themeColor="text1"/>
-          <w:sz w:val="24"/>
-          <w:szCs w:val="24"/>
-          <w14:shadow w14:blurRad="38100" w14:dist="19050" w14:dir="2700000" w14:sx="100000" w14:sy="100000" w14:kx="0" w14:ky="0" w14:algn="tl">
-            <w14:schemeClr w14:val="dk1">
-              <w14:alpha w14:val="60000"/>
-            </w14:schemeClr>
-          </w14:shadow>
-          <w14:textOutline w14:w="0" w14:cap="flat" w14:cmpd="sng" w14:algn="ctr">
-            <w14:noFill/>
-            <w14:prstDash w14:val="solid"/>
-            <w14:round/>
-          </w14:textOutline>
-        </w:rPr>
-      </w:pPr>
-      <w:r>
-        <w:rPr>
-          <w:rFonts w:ascii="Times New Roman" w:hAnsi="Times New Roman" w:cs="Times New Roman"/>
-          <w:b/>
-          <w:bCs/>
-          <w:color w:val="000000" w:themeColor="text1"/>
-          <w:sz w:val="24"/>
-          <w:szCs w:val="24"/>
-          <w14:shadow w14:blurRad="38100" w14:dist="19050" w14:dir="2700000" w14:sx="100000" w14:sy="100000" w14:kx="0" w14:ky="0" w14:algn="tl">
-            <w14:schemeClr w14:val="dk1">
-              <w14:alpha w14:val="60000"/>
-            </w14:schemeClr>
-          </w14:shadow>
-          <w14:textOutline w14:w="0" w14:cap="flat" w14:cmpd="sng" w14:algn="ctr">
-            <w14:noFill/>
-            <w14:prstDash w14:val="solid"/>
-            <w14:round/>
-          </w14:textOutline>
+        <w:pStyle w:val="Heading1"/>
+        <w:rPr>
+          <w:b/>
+          <w:bCs/>
+          <w:color w:val="833C0B" w:themeColor="accent2" w:themeShade="80"/>
+        </w:rPr>
+      </w:pPr>
+      <w:r>
+        <w:rPr>
+          <w:b/>
+          <w:bCs/>
+          <w:color w:val="833C0B" w:themeColor="accent2" w:themeShade="80"/>
         </w:rPr>
         <w:t>Explain the difference between == and ====</w:t>
       </w:r>
@@ -14224,44 +11572,20 @@
     </w:p>
     <w:p>
       <w:pPr>
-        <w:rPr>
-          <w:rFonts w:ascii="Times New Roman" w:hAnsi="Times New Roman" w:cs="Times New Roman"/>
-          <w:b/>
-          <w:bCs/>
-          <w:color w:val="000000" w:themeColor="text1"/>
-          <w:sz w:val="24"/>
-          <w:szCs w:val="24"/>
-          <w14:shadow w14:blurRad="38100" w14:dist="19050" w14:dir="2700000" w14:sx="100000" w14:sy="100000" w14:kx="0" w14:ky="0" w14:algn="tl">
-            <w14:schemeClr w14:val="dk1">
-              <w14:alpha w14:val="60000"/>
-            </w14:schemeClr>
-          </w14:shadow>
-          <w14:textOutline w14:w="0" w14:cap="flat" w14:cmpd="sng" w14:algn="ctr">
-            <w14:noFill/>
-            <w14:prstDash w14:val="solid"/>
-            <w14:round/>
-          </w14:textOutline>
-        </w:rPr>
-      </w:pPr>
-      <w:r>
-        <w:rPr>
-          <w:rFonts w:ascii="Times New Roman" w:hAnsi="Times New Roman" w:cs="Times New Roman"/>
-          <w:b/>
-          <w:bCs/>
-          <w:color w:val="000000" w:themeColor="text1"/>
-          <w:sz w:val="24"/>
-          <w:szCs w:val="24"/>
-          <w14:shadow w14:blurRad="38100" w14:dist="19050" w14:dir="2700000" w14:sx="100000" w14:sy="100000" w14:kx="0" w14:ky="0" w14:algn="tl">
-            <w14:schemeClr w14:val="dk1">
-              <w14:alpha w14:val="60000"/>
-            </w14:schemeClr>
-          </w14:shadow>
-          <w14:textOutline w14:w="0" w14:cap="flat" w14:cmpd="sng" w14:algn="ctr">
-            <w14:noFill/>
-            <w14:prstDash w14:val="solid"/>
-            <w14:round/>
-          </w14:textOutline>
-        </w:rPr>
+        <w:pStyle w:val="Heading1"/>
+        <w:rPr>
+          <w:b/>
+          <w:bCs/>
+          <w:color w:val="833C0B" w:themeColor="accent2" w:themeShade="80"/>
+        </w:rPr>
+      </w:pPr>
+      <w:r>
+        <w:rPr>
+          <w:b/>
+          <w:bCs/>
+          <w:color w:val="833C0B" w:themeColor="accent2" w:themeShade="80"/>
+        </w:rPr>
+        <w:lastRenderedPageBreak/>
         <w:t>What is an anonymous function in JavaScript?</w:t>
       </w:r>
     </w:p>
@@ -14306,45 +11630,19 @@
     </w:p>
     <w:p>
       <w:pPr>
-        <w:rPr>
-          <w:rFonts w:ascii="Times New Roman" w:hAnsi="Times New Roman" w:cs="Times New Roman"/>
-          <w:b/>
-          <w:bCs/>
-          <w:color w:val="000000" w:themeColor="text1"/>
-          <w:sz w:val="24"/>
-          <w:szCs w:val="24"/>
-          <w14:shadow w14:blurRad="38100" w14:dist="19050" w14:dir="2700000" w14:sx="100000" w14:sy="100000" w14:kx="0" w14:ky="0" w14:algn="tl">
-            <w14:schemeClr w14:val="dk1">
-              <w14:alpha w14:val="60000"/>
-            </w14:schemeClr>
-          </w14:shadow>
-          <w14:textOutline w14:w="0" w14:cap="flat" w14:cmpd="sng" w14:algn="ctr">
-            <w14:noFill/>
-            <w14:prstDash w14:val="solid"/>
-            <w14:round/>
-          </w14:textOutline>
-        </w:rPr>
-      </w:pPr>
-      <w:r>
-        <w:rPr>
-          <w:rFonts w:ascii="Times New Roman" w:hAnsi="Times New Roman" w:cs="Times New Roman"/>
-          <w:b/>
-          <w:bCs/>
-          <w:color w:val="000000" w:themeColor="text1"/>
-          <w:sz w:val="24"/>
-          <w:szCs w:val="24"/>
-          <w14:shadow w14:blurRad="38100" w14:dist="19050" w14:dir="2700000" w14:sx="100000" w14:sy="100000" w14:kx="0" w14:ky="0" w14:algn="tl">
-            <w14:schemeClr w14:val="dk1">
-              <w14:alpha w14:val="60000"/>
-            </w14:schemeClr>
-          </w14:shadow>
-          <w14:textOutline w14:w="0" w14:cap="flat" w14:cmpd="sng" w14:algn="ctr">
-            <w14:noFill/>
-            <w14:prstDash w14:val="solid"/>
-            <w14:round/>
-          </w14:textOutline>
-        </w:rPr>
-        <w:lastRenderedPageBreak/>
+        <w:pStyle w:val="Heading1"/>
+        <w:rPr>
+          <w:b/>
+          <w:bCs/>
+          <w:color w:val="833C0B" w:themeColor="accent2" w:themeShade="80"/>
+        </w:rPr>
+      </w:pPr>
+      <w:r>
+        <w:rPr>
+          <w:b/>
+          <w:bCs/>
+          <w:color w:val="833C0B" w:themeColor="accent2" w:themeShade="80"/>
+        </w:rPr>
         <w:t xml:space="preserve">What is the purpose of the filter() function in JavaScript? </w:t>
       </w:r>
     </w:p>
@@ -14389,43 +11687,18 @@
     </w:p>
     <w:p>
       <w:pPr>
-        <w:rPr>
-          <w:rFonts w:ascii="Times New Roman" w:hAnsi="Times New Roman" w:cs="Times New Roman"/>
-          <w:b/>
-          <w:bCs/>
-          <w:color w:val="000000" w:themeColor="text1"/>
-          <w:sz w:val="24"/>
-          <w:szCs w:val="24"/>
-          <w14:shadow w14:blurRad="38100" w14:dist="19050" w14:dir="2700000" w14:sx="100000" w14:sy="100000" w14:kx="0" w14:ky="0" w14:algn="tl">
-            <w14:schemeClr w14:val="dk1">
-              <w14:alpha w14:val="60000"/>
-            </w14:schemeClr>
-          </w14:shadow>
-          <w14:textOutline w14:w="0" w14:cap="flat" w14:cmpd="sng" w14:algn="ctr">
-            <w14:noFill/>
-            <w14:prstDash w14:val="solid"/>
-            <w14:round/>
-          </w14:textOutline>
-        </w:rPr>
-      </w:pPr>
-      <w:r>
-        <w:rPr>
-          <w:rFonts w:ascii="Times New Roman" w:hAnsi="Times New Roman" w:cs="Times New Roman"/>
-          <w:b/>
-          <w:bCs/>
-          <w:color w:val="000000" w:themeColor="text1"/>
-          <w:sz w:val="24"/>
-          <w:szCs w:val="24"/>
-          <w14:shadow w14:blurRad="38100" w14:dist="19050" w14:dir="2700000" w14:sx="100000" w14:sy="100000" w14:kx="0" w14:ky="0" w14:algn="tl">
-            <w14:schemeClr w14:val="dk1">
-              <w14:alpha w14:val="60000"/>
-            </w14:schemeClr>
-          </w14:shadow>
-          <w14:textOutline w14:w="0" w14:cap="flat" w14:cmpd="sng" w14:algn="ctr">
-            <w14:noFill/>
-            <w14:prstDash w14:val="solid"/>
-            <w14:round/>
-          </w14:textOutline>
+        <w:pStyle w:val="Heading1"/>
+        <w:rPr>
+          <w:b/>
+          <w:bCs/>
+          <w:color w:val="833C0B" w:themeColor="accent2" w:themeShade="80"/>
+        </w:rPr>
+      </w:pPr>
+      <w:r>
+        <w:rPr>
+          <w:b/>
+          <w:bCs/>
+          <w:color w:val="833C0B" w:themeColor="accent2" w:themeShade="80"/>
         </w:rPr>
         <w:t xml:space="preserve">What is the purpose of the reduce() function in JavaScript? </w:t>
       </w:r>
@@ -14471,62 +11744,20 @@
     </w:p>
     <w:p>
       <w:pPr>
-        <w:rPr>
-          <w:rFonts w:ascii="Times New Roman" w:hAnsi="Times New Roman" w:cs="Times New Roman"/>
-          <w:color w:val="000000" w:themeColor="text1"/>
-          <w:sz w:val="24"/>
-          <w:szCs w:val="24"/>
-          <w14:shadow w14:blurRad="38100" w14:dist="19050" w14:dir="2700000" w14:sx="100000" w14:sy="100000" w14:kx="0" w14:ky="0" w14:algn="tl">
-            <w14:schemeClr w14:val="dk1">
-              <w14:alpha w14:val="60000"/>
-            </w14:schemeClr>
-          </w14:shadow>
-          <w14:textOutline w14:w="0" w14:cap="flat" w14:cmpd="sng" w14:algn="ctr">
-            <w14:noFill/>
-            <w14:prstDash w14:val="solid"/>
-            <w14:round/>
-          </w14:textOutline>
-        </w:rPr>
-      </w:pPr>
-      <w:r>
-        <w:rPr>
-          <w:rFonts w:ascii="Times New Roman" w:hAnsi="Times New Roman" w:cs="Times New Roman"/>
-          <w:b/>
-          <w:bCs/>
-          <w:color w:val="000000" w:themeColor="text1"/>
-          <w:sz w:val="24"/>
-          <w:szCs w:val="24"/>
-          <w14:shadow w14:blurRad="38100" w14:dist="19050" w14:dir="2700000" w14:sx="100000" w14:sy="100000" w14:kx="0" w14:ky="0" w14:algn="tl">
-            <w14:schemeClr w14:val="dk1">
-              <w14:alpha w14:val="60000"/>
-            </w14:schemeClr>
-          </w14:shadow>
-          <w14:textOutline w14:w="0" w14:cap="flat" w14:cmpd="sng" w14:algn="ctr">
-            <w14:noFill/>
-            <w14:prstDash w14:val="solid"/>
-            <w14:round/>
-          </w14:textOutline>
-        </w:rPr>
-        <w:t>What is the difference between function declarations and function expressions in JavaScript?</w:t>
-      </w:r>
-      <w:r>
-        <w:rPr>
-          <w:rFonts w:ascii="Times New Roman" w:hAnsi="Times New Roman" w:cs="Times New Roman"/>
-          <w:color w:val="000000" w:themeColor="text1"/>
-          <w:sz w:val="24"/>
-          <w:szCs w:val="24"/>
-          <w14:shadow w14:blurRad="38100" w14:dist="19050" w14:dir="2700000" w14:sx="100000" w14:sy="100000" w14:kx="0" w14:ky="0" w14:algn="tl">
-            <w14:schemeClr w14:val="dk1">
-              <w14:alpha w14:val="60000"/>
-            </w14:schemeClr>
-          </w14:shadow>
-          <w14:textOutline w14:w="0" w14:cap="flat" w14:cmpd="sng" w14:algn="ctr">
-            <w14:noFill/>
-            <w14:prstDash w14:val="solid"/>
-            <w14:round/>
-          </w14:textOutline>
-        </w:rPr>
-        <w:t xml:space="preserve"> </w:t>
+        <w:pStyle w:val="Heading1"/>
+        <w:rPr>
+          <w:b/>
+          <w:bCs/>
+          <w:color w:val="833C0B" w:themeColor="accent2" w:themeShade="80"/>
+        </w:rPr>
+      </w:pPr>
+      <w:r>
+        <w:rPr>
+          <w:b/>
+          <w:bCs/>
+          <w:color w:val="833C0B" w:themeColor="accent2" w:themeShade="80"/>
+        </w:rPr>
+        <w:t xml:space="preserve">What is the difference between function declarations and function expressions in JavaScript? </w:t>
       </w:r>
     </w:p>
     <w:p>
@@ -17243,6 +14474,49 @@
     <w:qFormat/>
     <w:rsid w:val="00EC6A36"/>
   </w:style>
+  <w:style w:type="paragraph" w:styleId="Heading1">
+    <w:name w:val="heading 1"/>
+    <w:basedOn w:val="Normal"/>
+    <w:next w:val="Normal"/>
+    <w:link w:val="Heading1Char"/>
+    <w:uiPriority w:val="9"/>
+    <w:qFormat/>
+    <w:rsid w:val="00122C0D"/>
+    <w:pPr>
+      <w:keepNext/>
+      <w:keepLines/>
+      <w:spacing w:before="240" w:after="0"/>
+      <w:outlineLvl w:val="0"/>
+    </w:pPr>
+    <w:rPr>
+      <w:rFonts w:asciiTheme="majorHAnsi" w:eastAsiaTheme="majorEastAsia" w:hAnsiTheme="majorHAnsi" w:cstheme="majorBidi"/>
+      <w:color w:val="2F5496" w:themeColor="accent1" w:themeShade="BF"/>
+      <w:sz w:val="32"/>
+      <w:szCs w:val="32"/>
+    </w:rPr>
+  </w:style>
+  <w:style w:type="paragraph" w:styleId="Heading2">
+    <w:name w:val="heading 2"/>
+    <w:basedOn w:val="Normal"/>
+    <w:next w:val="Normal"/>
+    <w:link w:val="Heading2Char"/>
+    <w:uiPriority w:val="9"/>
+    <w:unhideWhenUsed/>
+    <w:qFormat/>
+    <w:rsid w:val="00122C0D"/>
+    <w:pPr>
+      <w:keepNext/>
+      <w:keepLines/>
+      <w:spacing w:before="40" w:after="0"/>
+      <w:outlineLvl w:val="1"/>
+    </w:pPr>
+    <w:rPr>
+      <w:rFonts w:asciiTheme="majorHAnsi" w:eastAsiaTheme="majorEastAsia" w:hAnsiTheme="majorHAnsi" w:cstheme="majorBidi"/>
+      <w:color w:val="2F5496" w:themeColor="accent1" w:themeShade="BF"/>
+      <w:sz w:val="26"/>
+      <w:szCs w:val="26"/>
+    </w:rPr>
+  </w:style>
   <w:style w:type="paragraph" w:styleId="Heading3">
     <w:name w:val="heading 3"/>
     <w:basedOn w:val="Normal"/>
@@ -17380,6 +14654,32 @@
     <w:rPr>
       <w:b/>
       <w:bCs/>
+    </w:rPr>
+  </w:style>
+  <w:style w:type="character" w:customStyle="1" w:styleId="Heading1Char">
+    <w:name w:val="Heading 1 Char"/>
+    <w:basedOn w:val="DefaultParagraphFont"/>
+    <w:link w:val="Heading1"/>
+    <w:uiPriority w:val="9"/>
+    <w:rsid w:val="00122C0D"/>
+    <w:rPr>
+      <w:rFonts w:asciiTheme="majorHAnsi" w:eastAsiaTheme="majorEastAsia" w:hAnsiTheme="majorHAnsi" w:cstheme="majorBidi"/>
+      <w:color w:val="2F5496" w:themeColor="accent1" w:themeShade="BF"/>
+      <w:sz w:val="32"/>
+      <w:szCs w:val="32"/>
+    </w:rPr>
+  </w:style>
+  <w:style w:type="character" w:customStyle="1" w:styleId="Heading2Char">
+    <w:name w:val="Heading 2 Char"/>
+    <w:basedOn w:val="DefaultParagraphFont"/>
+    <w:link w:val="Heading2"/>
+    <w:uiPriority w:val="9"/>
+    <w:rsid w:val="00122C0D"/>
+    <w:rPr>
+      <w:rFonts w:asciiTheme="majorHAnsi" w:eastAsiaTheme="majorEastAsia" w:hAnsiTheme="majorHAnsi" w:cstheme="majorBidi"/>
+      <w:color w:val="2F5496" w:themeColor="accent1" w:themeShade="BF"/>
+      <w:sz w:val="26"/>
+      <w:szCs w:val="26"/>
     </w:rPr>
   </w:style>
 </w:styles>

--- a/My Int prep on Prereq.docx
+++ b/My Int prep on Prereq.docx
@@ -13,7 +13,6 @@
           <w:szCs w:val="24"/>
         </w:rPr>
       </w:pPr>
-      <w:proofErr w:type="spellStart"/>
       <w:r>
         <w:rPr>
           <w:rFonts w:ascii="Times New Roman" w:hAnsi="Times New Roman" w:cs="Times New Roman"/>
@@ -24,7 +23,6 @@
         </w:rPr>
         <w:t>Prerequisities</w:t>
       </w:r>
-      <w:proofErr w:type="spellEnd"/>
     </w:p>
     <w:p>
       <w:pPr>
@@ -794,25 +792,7 @@
           <w:sz w:val="24"/>
           <w:szCs w:val="24"/>
         </w:rPr>
-        <w:t>Graphics: &lt;canvas&gt;, &lt;</w:t>
-      </w:r>
-      <w:proofErr w:type="spellStart"/>
-      <w:r>
-        <w:rPr>
-          <w:rFonts w:ascii="Times New Roman" w:hAnsi="Times New Roman" w:cs="Times New Roman"/>
-          <w:sz w:val="24"/>
-          <w:szCs w:val="24"/>
-        </w:rPr>
-        <w:t>svg</w:t>
-      </w:r>
-      <w:proofErr w:type="spellEnd"/>
-      <w:r>
-        <w:rPr>
-          <w:rFonts w:ascii="Times New Roman" w:hAnsi="Times New Roman" w:cs="Times New Roman"/>
-          <w:sz w:val="24"/>
-          <w:szCs w:val="24"/>
-        </w:rPr>
-        <w:t>&gt;</w:t>
+        <w:t>Graphics: &lt;canvas&gt;, &lt;svg&gt;</w:t>
       </w:r>
     </w:p>
     <w:p>
@@ -846,36 +826,8 @@
           <w:sz w:val="24"/>
           <w:szCs w:val="24"/>
         </w:rPr>
-        <w:t xml:space="preserve">Local storage: </w:t>
-      </w:r>
-      <w:proofErr w:type="spellStart"/>
-      <w:r>
-        <w:rPr>
-          <w:rFonts w:ascii="Times New Roman" w:hAnsi="Times New Roman" w:cs="Times New Roman"/>
-          <w:sz w:val="24"/>
-          <w:szCs w:val="24"/>
-        </w:rPr>
-        <w:t>localStorage</w:t>
-      </w:r>
-      <w:proofErr w:type="spellEnd"/>
-      <w:r>
-        <w:rPr>
-          <w:rFonts w:ascii="Times New Roman" w:hAnsi="Times New Roman" w:cs="Times New Roman"/>
-          <w:sz w:val="24"/>
-          <w:szCs w:val="24"/>
-        </w:rPr>
-        <w:t xml:space="preserve">, </w:t>
-      </w:r>
-      <w:proofErr w:type="spellStart"/>
-      <w:r>
-        <w:rPr>
-          <w:rFonts w:ascii="Times New Roman" w:hAnsi="Times New Roman" w:cs="Times New Roman"/>
-          <w:sz w:val="24"/>
-          <w:szCs w:val="24"/>
-        </w:rPr>
-        <w:t>sessionStorage</w:t>
-      </w:r>
-      <w:proofErr w:type="spellEnd"/>
+        <w:t>Local storage: localStorage, sessionStorage</w:t>
+      </w:r>
     </w:p>
     <w:p>
       <w:pPr>
@@ -924,23 +876,13 @@
           <w:szCs w:val="24"/>
         </w:rPr>
       </w:pPr>
-      <w:proofErr w:type="spellStart"/>
-      <w:r>
-        <w:rPr>
-          <w:rFonts w:ascii="Times New Roman" w:hAnsi="Times New Roman" w:cs="Times New Roman"/>
-          <w:sz w:val="24"/>
-          <w:szCs w:val="24"/>
-        </w:rPr>
-        <w:t>id</w:t>
-      </w:r>
-      <w:proofErr w:type="spellEnd"/>
-      <w:r>
-        <w:rPr>
-          <w:rFonts w:ascii="Times New Roman" w:hAnsi="Times New Roman" w:cs="Times New Roman"/>
-          <w:sz w:val="24"/>
-          <w:szCs w:val="24"/>
-        </w:rPr>
-        <w:t xml:space="preserve"> is unique; used once per page.</w:t>
+      <w:r>
+        <w:rPr>
+          <w:rFonts w:ascii="Times New Roman" w:hAnsi="Times New Roman" w:cs="Times New Roman"/>
+          <w:sz w:val="24"/>
+          <w:szCs w:val="24"/>
+        </w:rPr>
+        <w:t>id is unique; used once per page.</w:t>
       </w:r>
     </w:p>
     <w:p>
@@ -1051,43 +993,7 @@
           <w:bCs/>
           <w:color w:val="833C0B" w:themeColor="accent2" w:themeShade="80"/>
         </w:rPr>
-        <w:t xml:space="preserve">How does HTML5 handle offline storage? Compare </w:t>
-      </w:r>
-      <w:proofErr w:type="spellStart"/>
-      <w:r>
-        <w:rPr>
-          <w:b/>
-          <w:bCs/>
-          <w:color w:val="833C0B" w:themeColor="accent2" w:themeShade="80"/>
-        </w:rPr>
-        <w:t>localStorage</w:t>
-      </w:r>
-      <w:proofErr w:type="spellEnd"/>
-      <w:r>
-        <w:rPr>
-          <w:b/>
-          <w:bCs/>
-          <w:color w:val="833C0B" w:themeColor="accent2" w:themeShade="80"/>
-        </w:rPr>
-        <w:t xml:space="preserve"> vs </w:t>
-      </w:r>
-      <w:proofErr w:type="spellStart"/>
-      <w:r>
-        <w:rPr>
-          <w:b/>
-          <w:bCs/>
-          <w:color w:val="833C0B" w:themeColor="accent2" w:themeShade="80"/>
-        </w:rPr>
-        <w:t>sessionStorage</w:t>
-      </w:r>
-      <w:proofErr w:type="spellEnd"/>
-      <w:r>
-        <w:rPr>
-          <w:b/>
-          <w:bCs/>
-          <w:color w:val="833C0B" w:themeColor="accent2" w:themeShade="80"/>
-        </w:rPr>
-        <w:t xml:space="preserve"> vs cookies.</w:t>
+        <w:t>How does HTML5 handle offline storage? Compare localStorage vs sessionStorage vs cookies.</w:t>
       </w:r>
     </w:p>
     <w:p>
@@ -2241,18 +2147,8 @@
           <w:bCs/>
           <w:color w:val="833C0B" w:themeColor="accent2" w:themeShade="80"/>
         </w:rPr>
-        <w:t xml:space="preserve">Explain what kind of application we can built using </w:t>
-      </w:r>
-      <w:proofErr w:type="spellStart"/>
-      <w:r>
-        <w:rPr>
-          <w:b/>
-          <w:bCs/>
-          <w:color w:val="833C0B" w:themeColor="accent2" w:themeShade="80"/>
-        </w:rPr>
-        <w:t>Javascript</w:t>
-      </w:r>
-      <w:proofErr w:type="spellEnd"/>
+        <w:t>Explain what kind of application we can built using Javascript</w:t>
+      </w:r>
       <w:r>
         <w:rPr>
           <w:b/>
@@ -2472,25 +2368,7 @@
           <w:color w:val="833C0B" w:themeColor="accent2" w:themeShade="80"/>
         </w:rPr>
         <w:lastRenderedPageBreak/>
-        <w:t>What is .</w:t>
-      </w:r>
-      <w:proofErr w:type="spellStart"/>
-      <w:r>
-        <w:rPr>
-          <w:b/>
-          <w:bCs/>
-          <w:color w:val="833C0B" w:themeColor="accent2" w:themeShade="80"/>
-        </w:rPr>
-        <w:t>classList</w:t>
-      </w:r>
-      <w:proofErr w:type="spellEnd"/>
-      <w:r>
-        <w:rPr>
-          <w:b/>
-          <w:bCs/>
-          <w:color w:val="833C0B" w:themeColor="accent2" w:themeShade="80"/>
-        </w:rPr>
-        <w:t xml:space="preserve"> in JavaScript?</w:t>
+        <w:t>What is .classList in JavaScript?</w:t>
       </w:r>
     </w:p>
     <w:p>
@@ -2514,21 +2392,8 @@
           <w:lang w:eastAsia="en-IN"/>
           <w14:ligatures w14:val="none"/>
         </w:rPr>
-        <w:t>.</w:t>
-      </w:r>
-      <w:proofErr w:type="spellStart"/>
-      <w:r>
-        <w:rPr>
-          <w:rFonts w:ascii="Courier New" w:eastAsia="Times New Roman" w:hAnsi="Courier New" w:cs="Courier New"/>
-          <w:kern w:val="0"/>
-          <w:sz w:val="20"/>
-          <w:szCs w:val="20"/>
-          <w:lang w:eastAsia="en-IN"/>
-          <w14:ligatures w14:val="none"/>
-        </w:rPr>
-        <w:t>classList</w:t>
-      </w:r>
-      <w:proofErr w:type="spellEnd"/>
+        <w:t>.classList</w:t>
+      </w:r>
       <w:r>
         <w:rPr>
           <w:rFonts w:ascii="Times New Roman" w:eastAsia="Times New Roman" w:hAnsi="Times New Roman" w:cs="Times New Roman"/>
@@ -2703,47 +2568,7 @@
             <w14:round/>
           </w14:textOutline>
         </w:rPr>
-        <w:t xml:space="preserve">Variable name should contain only </w:t>
-      </w:r>
-      <w:proofErr w:type="spellStart"/>
-      <w:r>
-        <w:rPr>
-          <w:rFonts w:ascii="Times New Roman" w:hAnsi="Times New Roman" w:cs="Times New Roman"/>
-          <w:color w:val="000000" w:themeColor="text1"/>
-          <w:sz w:val="24"/>
-          <w:szCs w:val="24"/>
-          <w14:shadow w14:blurRad="38100" w14:dist="19050" w14:dir="2700000" w14:sx="100000" w14:sy="100000" w14:kx="0" w14:ky="0" w14:algn="tl">
-            <w14:schemeClr w14:val="dk1">
-              <w14:alpha w14:val="60000"/>
-            </w14:schemeClr>
-          </w14:shadow>
-          <w14:textOutline w14:w="0" w14:cap="flat" w14:cmpd="sng" w14:algn="ctr">
-            <w14:noFill/>
-            <w14:prstDash w14:val="solid"/>
-            <w14:round/>
-          </w14:textOutline>
-        </w:rPr>
-        <w:t>letter,digits,symbols</w:t>
-      </w:r>
-      <w:proofErr w:type="spellEnd"/>
-      <w:r>
-        <w:rPr>
-          <w:rFonts w:ascii="Times New Roman" w:hAnsi="Times New Roman" w:cs="Times New Roman"/>
-          <w:color w:val="000000" w:themeColor="text1"/>
-          <w:sz w:val="24"/>
-          <w:szCs w:val="24"/>
-          <w14:shadow w14:blurRad="38100" w14:dist="19050" w14:dir="2700000" w14:sx="100000" w14:sy="100000" w14:kx="0" w14:ky="0" w14:algn="tl">
-            <w14:schemeClr w14:val="dk1">
-              <w14:alpha w14:val="60000"/>
-            </w14:schemeClr>
-          </w14:shadow>
-          <w14:textOutline w14:w="0" w14:cap="flat" w14:cmpd="sng" w14:algn="ctr">
-            <w14:noFill/>
-            <w14:prstDash w14:val="solid"/>
-            <w14:round/>
-          </w14:textOutline>
-        </w:rPr>
-        <w:t xml:space="preserve">($) and (_)underscore </w:t>
+        <w:t xml:space="preserve">Variable name should contain only letter,digits,symbols($) and (_)underscore </w:t>
       </w:r>
     </w:p>
     <w:p>
@@ -3097,47 +2922,7 @@
             <w14:round/>
           </w14:textOutline>
         </w:rPr>
-        <w:t xml:space="preserve">Primitive Data Types: String, Number, Boolean, Undefined, Null, Symbol, </w:t>
-      </w:r>
-      <w:proofErr w:type="spellStart"/>
-      <w:r>
-        <w:rPr>
-          <w:rFonts w:ascii="Times New Roman" w:hAnsi="Times New Roman" w:cs="Times New Roman"/>
-          <w:color w:val="000000" w:themeColor="text1"/>
-          <w:sz w:val="24"/>
-          <w:szCs w:val="24"/>
-          <w14:shadow w14:blurRad="38100" w14:dist="19050" w14:dir="2700000" w14:sx="100000" w14:sy="100000" w14:kx="0" w14:ky="0" w14:algn="tl">
-            <w14:schemeClr w14:val="dk1">
-              <w14:alpha w14:val="60000"/>
-            </w14:schemeClr>
-          </w14:shadow>
-          <w14:textOutline w14:w="0" w14:cap="flat" w14:cmpd="sng" w14:algn="ctr">
-            <w14:noFill/>
-            <w14:prstDash w14:val="solid"/>
-            <w14:round/>
-          </w14:textOutline>
-        </w:rPr>
-        <w:t>BigInt</w:t>
-      </w:r>
-      <w:proofErr w:type="spellEnd"/>
-      <w:r>
-        <w:rPr>
-          <w:rFonts w:ascii="Times New Roman" w:hAnsi="Times New Roman" w:cs="Times New Roman"/>
-          <w:color w:val="000000" w:themeColor="text1"/>
-          <w:sz w:val="24"/>
-          <w:szCs w:val="24"/>
-          <w14:shadow w14:blurRad="38100" w14:dist="19050" w14:dir="2700000" w14:sx="100000" w14:sy="100000" w14:kx="0" w14:ky="0" w14:algn="tl">
-            <w14:schemeClr w14:val="dk1">
-              <w14:alpha w14:val="60000"/>
-            </w14:schemeClr>
-          </w14:shadow>
-          <w14:textOutline w14:w="0" w14:cap="flat" w14:cmpd="sng" w14:algn="ctr">
-            <w14:noFill/>
-            <w14:prstDash w14:val="solid"/>
-            <w14:round/>
-          </w14:textOutline>
-        </w:rPr>
-        <w:t>.</w:t>
+        <w:t>Primitive Data Types: String, Number, Boolean, Undefined, Null, Symbol, BigInt.</w:t>
       </w:r>
     </w:p>
     <w:p>
@@ -3271,25 +3056,7 @@
           <w:bCs/>
           <w:color w:val="833C0B" w:themeColor="accent2" w:themeShade="80"/>
         </w:rPr>
-        <w:t xml:space="preserve">What is function in </w:t>
-      </w:r>
-      <w:proofErr w:type="spellStart"/>
-      <w:r>
-        <w:rPr>
-          <w:b/>
-          <w:bCs/>
-          <w:color w:val="833C0B" w:themeColor="accent2" w:themeShade="80"/>
-        </w:rPr>
-        <w:t>Javascript</w:t>
-      </w:r>
-      <w:proofErr w:type="spellEnd"/>
-      <w:r>
-        <w:rPr>
-          <w:b/>
-          <w:bCs/>
-          <w:color w:val="833C0B" w:themeColor="accent2" w:themeShade="80"/>
-        </w:rPr>
-        <w:t xml:space="preserve"> </w:t>
+        <w:t xml:space="preserve">What is function in Javascript </w:t>
       </w:r>
     </w:p>
     <w:p>
@@ -4771,47 +4538,7 @@
                   <w14:round/>
                 </w14:textOutline>
               </w:rPr>
-              <w:t xml:space="preserve">var supports redeclaration and  </w:t>
-            </w:r>
-            <w:proofErr w:type="spellStart"/>
-            <w:r>
-              <w:rPr>
-                <w:rFonts w:ascii="Times New Roman" w:hAnsi="Times New Roman" w:cs="Times New Roman"/>
-                <w:color w:val="000000" w:themeColor="text1"/>
-                <w:sz w:val="24"/>
-                <w:szCs w:val="24"/>
-                <w14:shadow w14:blurRad="38100" w14:dist="19050" w14:dir="2700000" w14:sx="100000" w14:sy="100000" w14:kx="0" w14:ky="0" w14:algn="tl">
-                  <w14:schemeClr w14:val="dk1">
-                    <w14:alpha w14:val="60000"/>
-                  </w14:schemeClr>
-                </w14:shadow>
-                <w14:textOutline w14:w="0" w14:cap="flat" w14:cmpd="sng" w14:algn="ctr">
-                  <w14:noFill/>
-                  <w14:prstDash w14:val="solid"/>
-                  <w14:round/>
-                </w14:textOutline>
-              </w:rPr>
-              <w:t>updation</w:t>
-            </w:r>
-            <w:proofErr w:type="spellEnd"/>
-            <w:r>
-              <w:rPr>
-                <w:rFonts w:ascii="Times New Roman" w:hAnsi="Times New Roman" w:cs="Times New Roman"/>
-                <w:color w:val="000000" w:themeColor="text1"/>
-                <w:sz w:val="24"/>
-                <w:szCs w:val="24"/>
-                <w14:shadow w14:blurRad="38100" w14:dist="19050" w14:dir="2700000" w14:sx="100000" w14:sy="100000" w14:kx="0" w14:ky="0" w14:algn="tl">
-                  <w14:schemeClr w14:val="dk1">
-                    <w14:alpha w14:val="60000"/>
-                  </w14:schemeClr>
-                </w14:shadow>
-                <w14:textOutline w14:w="0" w14:cap="flat" w14:cmpd="sng" w14:algn="ctr">
-                  <w14:noFill/>
-                  <w14:prstDash w14:val="solid"/>
-                  <w14:round/>
-                </w14:textOutline>
-              </w:rPr>
-              <w:t xml:space="preserve"> </w:t>
+              <w:t xml:space="preserve">var supports redeclaration and  updation </w:t>
             </w:r>
           </w:p>
         </w:tc>
@@ -4857,47 +4584,7 @@
                   <w14:round/>
                 </w14:textOutline>
               </w:rPr>
-              <w:t xml:space="preserve">let supports only </w:t>
-            </w:r>
-            <w:proofErr w:type="spellStart"/>
-            <w:r>
-              <w:rPr>
-                <w:rFonts w:ascii="Times New Roman" w:hAnsi="Times New Roman" w:cs="Times New Roman"/>
-                <w:color w:val="000000" w:themeColor="text1"/>
-                <w:sz w:val="24"/>
-                <w:szCs w:val="24"/>
-                <w14:shadow w14:blurRad="38100" w14:dist="19050" w14:dir="2700000" w14:sx="100000" w14:sy="100000" w14:kx="0" w14:ky="0" w14:algn="tl">
-                  <w14:schemeClr w14:val="dk1">
-                    <w14:alpha w14:val="60000"/>
-                  </w14:schemeClr>
-                </w14:shadow>
-                <w14:textOutline w14:w="0" w14:cap="flat" w14:cmpd="sng" w14:algn="ctr">
-                  <w14:noFill/>
-                  <w14:prstDash w14:val="solid"/>
-                  <w14:round/>
-                </w14:textOutline>
-              </w:rPr>
-              <w:t>updation</w:t>
-            </w:r>
-            <w:proofErr w:type="spellEnd"/>
-            <w:r>
-              <w:rPr>
-                <w:rFonts w:ascii="Times New Roman" w:hAnsi="Times New Roman" w:cs="Times New Roman"/>
-                <w:color w:val="000000" w:themeColor="text1"/>
-                <w:sz w:val="24"/>
-                <w:szCs w:val="24"/>
-                <w14:shadow w14:blurRad="38100" w14:dist="19050" w14:dir="2700000" w14:sx="100000" w14:sy="100000" w14:kx="0" w14:ky="0" w14:algn="tl">
-                  <w14:schemeClr w14:val="dk1">
-                    <w14:alpha w14:val="60000"/>
-                  </w14:schemeClr>
-                </w14:shadow>
-                <w14:textOutline w14:w="0" w14:cap="flat" w14:cmpd="sng" w14:algn="ctr">
-                  <w14:noFill/>
-                  <w14:prstDash w14:val="solid"/>
-                  <w14:round/>
-                </w14:textOutline>
-              </w:rPr>
-              <w:t xml:space="preserve"> </w:t>
+              <w:t xml:space="preserve">let supports only updation </w:t>
             </w:r>
           </w:p>
         </w:tc>
@@ -4943,47 +4630,7 @@
                   <w14:round/>
                 </w14:textOutline>
               </w:rPr>
-              <w:t xml:space="preserve">with const no redeclaration / </w:t>
-            </w:r>
-            <w:proofErr w:type="spellStart"/>
-            <w:r>
-              <w:rPr>
-                <w:rFonts w:ascii="Times New Roman" w:hAnsi="Times New Roman" w:cs="Times New Roman"/>
-                <w:color w:val="000000" w:themeColor="text1"/>
-                <w:sz w:val="24"/>
-                <w:szCs w:val="24"/>
-                <w14:shadow w14:blurRad="38100" w14:dist="19050" w14:dir="2700000" w14:sx="100000" w14:sy="100000" w14:kx="0" w14:ky="0" w14:algn="tl">
-                  <w14:schemeClr w14:val="dk1">
-                    <w14:alpha w14:val="60000"/>
-                  </w14:schemeClr>
-                </w14:shadow>
-                <w14:textOutline w14:w="0" w14:cap="flat" w14:cmpd="sng" w14:algn="ctr">
-                  <w14:noFill/>
-                  <w14:prstDash w14:val="solid"/>
-                  <w14:round/>
-                </w14:textOutline>
-              </w:rPr>
-              <w:t>updation</w:t>
-            </w:r>
-            <w:proofErr w:type="spellEnd"/>
-            <w:r>
-              <w:rPr>
-                <w:rFonts w:ascii="Times New Roman" w:hAnsi="Times New Roman" w:cs="Times New Roman"/>
-                <w:color w:val="000000" w:themeColor="text1"/>
-                <w:sz w:val="24"/>
-                <w:szCs w:val="24"/>
-                <w14:shadow w14:blurRad="38100" w14:dist="19050" w14:dir="2700000" w14:sx="100000" w14:sy="100000" w14:kx="0" w14:ky="0" w14:algn="tl">
-                  <w14:schemeClr w14:val="dk1">
-                    <w14:alpha w14:val="60000"/>
-                  </w14:schemeClr>
-                </w14:shadow>
-                <w14:textOutline w14:w="0" w14:cap="flat" w14:cmpd="sng" w14:algn="ctr">
-                  <w14:noFill/>
-                  <w14:prstDash w14:val="solid"/>
-                  <w14:round/>
-                </w14:textOutline>
-              </w:rPr>
-              <w:t xml:space="preserve"> </w:t>
+              <w:t xml:space="preserve">with const no redeclaration / updation </w:t>
             </w:r>
           </w:p>
         </w:tc>
@@ -5234,145 +4881,87 @@
           <w:bCs/>
           <w:color w:val="833C0B" w:themeColor="accent2" w:themeShade="80"/>
         </w:rPr>
-        <w:t xml:space="preserve">What is promise in </w:t>
-      </w:r>
-      <w:proofErr w:type="spellStart"/>
-      <w:r>
-        <w:rPr>
-          <w:b/>
-          <w:bCs/>
-          <w:color w:val="833C0B" w:themeColor="accent2" w:themeShade="80"/>
-        </w:rPr>
-        <w:t>Javascript</w:t>
-      </w:r>
-      <w:proofErr w:type="spellEnd"/>
-      <w:r>
-        <w:rPr>
-          <w:b/>
-          <w:bCs/>
-          <w:color w:val="833C0B" w:themeColor="accent2" w:themeShade="80"/>
-        </w:rPr>
+        <w:t xml:space="preserve">What is promise in Javascript </w:t>
+      </w:r>
+    </w:p>
+    <w:p>
+      <w:pPr>
+        <w:rPr>
+          <w:rFonts w:ascii="Times New Roman" w:hAnsi="Times New Roman" w:cs="Times New Roman"/>
+          <w:color w:val="000000" w:themeColor="text1"/>
+          <w:sz w:val="24"/>
+          <w:szCs w:val="24"/>
+          <w14:shadow w14:blurRad="38100" w14:dist="19050" w14:dir="2700000" w14:sx="100000" w14:sy="100000" w14:kx="0" w14:ky="0" w14:algn="tl">
+            <w14:schemeClr w14:val="dk1">
+              <w14:alpha w14:val="60000"/>
+            </w14:schemeClr>
+          </w14:shadow>
+          <w14:textOutline w14:w="0" w14:cap="flat" w14:cmpd="sng" w14:algn="ctr">
+            <w14:noFill/>
+            <w14:prstDash w14:val="solid"/>
+            <w14:round/>
+          </w14:textOutline>
+        </w:rPr>
+      </w:pPr>
+      <w:r>
+        <w:rPr>
+          <w:rFonts w:ascii="Times New Roman" w:hAnsi="Times New Roman" w:cs="Times New Roman"/>
+          <w:color w:val="000000" w:themeColor="text1"/>
+          <w:sz w:val="24"/>
+          <w:szCs w:val="24"/>
+          <w14:shadow w14:blurRad="38100" w14:dist="19050" w14:dir="2700000" w14:sx="100000" w14:sy="100000" w14:kx="0" w14:ky="0" w14:algn="tl">
+            <w14:schemeClr w14:val="dk1">
+              <w14:alpha w14:val="60000"/>
+            </w14:schemeClr>
+          </w14:shadow>
+          <w14:textOutline w14:w="0" w14:cap="flat" w14:cmpd="sng" w14:algn="ctr">
+            <w14:noFill/>
+            <w14:prstDash w14:val="solid"/>
+            <w14:round/>
+          </w14:textOutline>
+        </w:rPr>
+        <w:t>Promises simplify the handling of asynchronous code</w:t>
+      </w:r>
+      <w:r>
+        <w:rPr>
+          <w:rFonts w:ascii="Times New Roman" w:hAnsi="Times New Roman" w:cs="Times New Roman"/>
+          <w:color w:val="000000" w:themeColor="text1"/>
+          <w:sz w:val="24"/>
+          <w:szCs w:val="24"/>
+          <w14:shadow w14:blurRad="38100" w14:dist="19050" w14:dir="2700000" w14:sx="100000" w14:sy="100000" w14:kx="0" w14:ky="0" w14:algn="tl">
+            <w14:schemeClr w14:val="dk1">
+              <w14:alpha w14:val="60000"/>
+            </w14:schemeClr>
+          </w14:shadow>
+          <w14:textOutline w14:w="0" w14:cap="flat" w14:cmpd="sng" w14:algn="ctr">
+            <w14:noFill/>
+            <w14:prstDash w14:val="solid"/>
+            <w14:round/>
+          </w14:textOutline>
+        </w:rPr>
+        <w:t>.</w:t>
+      </w:r>
+      <w:r>
         <w:t xml:space="preserve"> </w:t>
       </w:r>
-    </w:p>
-    <w:p>
-      <w:pPr>
-        <w:rPr>
-          <w:rFonts w:ascii="Times New Roman" w:hAnsi="Times New Roman" w:cs="Times New Roman"/>
-          <w:color w:val="000000" w:themeColor="text1"/>
-          <w:sz w:val="24"/>
-          <w:szCs w:val="24"/>
-          <w14:shadow w14:blurRad="38100" w14:dist="19050" w14:dir="2700000" w14:sx="100000" w14:sy="100000" w14:kx="0" w14:ky="0" w14:algn="tl">
-            <w14:schemeClr w14:val="dk1">
-              <w14:alpha w14:val="60000"/>
-            </w14:schemeClr>
-          </w14:shadow>
-          <w14:textOutline w14:w="0" w14:cap="flat" w14:cmpd="sng" w14:algn="ctr">
-            <w14:noFill/>
-            <w14:prstDash w14:val="solid"/>
-            <w14:round/>
-          </w14:textOutline>
-        </w:rPr>
-      </w:pPr>
-      <w:r>
-        <w:rPr>
-          <w:rFonts w:ascii="Times New Roman" w:hAnsi="Times New Roman" w:cs="Times New Roman"/>
-          <w:color w:val="000000" w:themeColor="text1"/>
-          <w:sz w:val="24"/>
-          <w:szCs w:val="24"/>
-          <w14:shadow w14:blurRad="38100" w14:dist="19050" w14:dir="2700000" w14:sx="100000" w14:sy="100000" w14:kx="0" w14:ky="0" w14:algn="tl">
-            <w14:schemeClr w14:val="dk1">
-              <w14:alpha w14:val="60000"/>
-            </w14:schemeClr>
-          </w14:shadow>
-          <w14:textOutline w14:w="0" w14:cap="flat" w14:cmpd="sng" w14:algn="ctr">
-            <w14:noFill/>
-            <w14:prstDash w14:val="solid"/>
-            <w14:round/>
-          </w14:textOutline>
-        </w:rPr>
-        <w:t>Promises simplify the handling of asynchronous code</w:t>
-      </w:r>
-      <w:r>
-        <w:rPr>
-          <w:rFonts w:ascii="Times New Roman" w:hAnsi="Times New Roman" w:cs="Times New Roman"/>
-          <w:color w:val="000000" w:themeColor="text1"/>
-          <w:sz w:val="24"/>
-          <w:szCs w:val="24"/>
-          <w14:shadow w14:blurRad="38100" w14:dist="19050" w14:dir="2700000" w14:sx="100000" w14:sy="100000" w14:kx="0" w14:ky="0" w14:algn="tl">
-            <w14:schemeClr w14:val="dk1">
-              <w14:alpha w14:val="60000"/>
-            </w14:schemeClr>
-          </w14:shadow>
-          <w14:textOutline w14:w="0" w14:cap="flat" w14:cmpd="sng" w14:algn="ctr">
-            <w14:noFill/>
-            <w14:prstDash w14:val="solid"/>
-            <w14:round/>
-          </w14:textOutline>
-        </w:rPr>
-        <w:t>.</w:t>
-      </w:r>
-      <w:r>
-        <w:t xml:space="preserve"> </w:t>
-      </w:r>
-      <w:r>
-        <w:rPr>
-          <w:rFonts w:ascii="Times New Roman" w:hAnsi="Times New Roman" w:cs="Times New Roman"/>
-          <w:color w:val="000000" w:themeColor="text1"/>
-          <w:sz w:val="24"/>
-          <w:szCs w:val="24"/>
-          <w14:shadow w14:blurRad="38100" w14:dist="19050" w14:dir="2700000" w14:sx="100000" w14:sy="100000" w14:kx="0" w14:ky="0" w14:algn="tl">
-            <w14:schemeClr w14:val="dk1">
-              <w14:alpha w14:val="60000"/>
-            </w14:schemeClr>
-          </w14:shadow>
-          <w14:textOutline w14:w="0" w14:cap="flat" w14:cmpd="sng" w14:algn="ctr">
-            <w14:noFill/>
-            <w14:prstDash w14:val="solid"/>
-            <w14:round/>
-          </w14:textOutline>
-        </w:rPr>
-        <w:t xml:space="preserve">if code </w:t>
-      </w:r>
-      <w:proofErr w:type="spellStart"/>
-      <w:r>
-        <w:rPr>
-          <w:rFonts w:ascii="Times New Roman" w:hAnsi="Times New Roman" w:cs="Times New Roman"/>
-          <w:color w:val="000000" w:themeColor="text1"/>
-          <w:sz w:val="24"/>
-          <w:szCs w:val="24"/>
-          <w14:shadow w14:blurRad="38100" w14:dist="19050" w14:dir="2700000" w14:sx="100000" w14:sy="100000" w14:kx="0" w14:ky="0" w14:algn="tl">
-            <w14:schemeClr w14:val="dk1">
-              <w14:alpha w14:val="60000"/>
-            </w14:schemeClr>
-          </w14:shadow>
-          <w14:textOutline w14:w="0" w14:cap="flat" w14:cmpd="sng" w14:algn="ctr">
-            <w14:noFill/>
-            <w14:prstDash w14:val="solid"/>
-            <w14:round/>
-          </w14:textOutline>
-        </w:rPr>
-        <w:t>tooks</w:t>
-      </w:r>
-      <w:proofErr w:type="spellEnd"/>
-      <w:r>
-        <w:rPr>
-          <w:rFonts w:ascii="Times New Roman" w:hAnsi="Times New Roman" w:cs="Times New Roman"/>
-          <w:color w:val="000000" w:themeColor="text1"/>
-          <w:sz w:val="24"/>
-          <w:szCs w:val="24"/>
-          <w14:shadow w14:blurRad="38100" w14:dist="19050" w14:dir="2700000" w14:sx="100000" w14:sy="100000" w14:kx="0" w14:ky="0" w14:algn="tl">
-            <w14:schemeClr w14:val="dk1">
-              <w14:alpha w14:val="60000"/>
-            </w14:schemeClr>
-          </w14:shadow>
-          <w14:textOutline w14:w="0" w14:cap="flat" w14:cmpd="sng" w14:algn="ctr">
-            <w14:noFill/>
-            <w14:prstDash w14:val="solid"/>
-            <w14:round/>
-          </w14:textOutline>
-        </w:rPr>
-        <w:t xml:space="preserve"> long time then the below code needs to wait for the current execution.</w:t>
+      <w:r>
+        <w:rPr>
+          <w:rFonts w:ascii="Times New Roman" w:hAnsi="Times New Roman" w:cs="Times New Roman"/>
+          <w:color w:val="000000" w:themeColor="text1"/>
+          <w:sz w:val="24"/>
+          <w:szCs w:val="24"/>
+          <w14:shadow w14:blurRad="38100" w14:dist="19050" w14:dir="2700000" w14:sx="100000" w14:sy="100000" w14:kx="0" w14:ky="0" w14:algn="tl">
+            <w14:schemeClr w14:val="dk1">
+              <w14:alpha w14:val="60000"/>
+            </w14:schemeClr>
+          </w14:shadow>
+          <w14:textOutline w14:w="0" w14:cap="flat" w14:cmpd="sng" w14:algn="ctr">
+            <w14:noFill/>
+            <w14:prstDash w14:val="solid"/>
+            <w14:round/>
+          </w14:textOutline>
+        </w:rPr>
+        <w:t>if code tooks long time then the below code needs to wait for the current execution.</w:t>
       </w:r>
     </w:p>
     <w:p>
@@ -5454,47 +5043,7 @@
             <w14:round/>
           </w14:textOutline>
         </w:rPr>
-        <w:t xml:space="preserve">then(): Handles </w:t>
-      </w:r>
-      <w:proofErr w:type="spellStart"/>
-      <w:r>
-        <w:rPr>
-          <w:rFonts w:ascii="Times New Roman" w:hAnsi="Times New Roman" w:cs="Times New Roman"/>
-          <w:color w:val="000000" w:themeColor="text1"/>
-          <w:sz w:val="24"/>
-          <w:szCs w:val="24"/>
-          <w14:shadow w14:blurRad="38100" w14:dist="19050" w14:dir="2700000" w14:sx="100000" w14:sy="100000" w14:kx="0" w14:ky="0" w14:algn="tl">
-            <w14:schemeClr w14:val="dk1">
-              <w14:alpha w14:val="60000"/>
-            </w14:schemeClr>
-          </w14:shadow>
-          <w14:textOutline w14:w="0" w14:cap="flat" w14:cmpd="sng" w14:algn="ctr">
-            <w14:noFill/>
-            <w14:prstDash w14:val="solid"/>
-            <w14:round/>
-          </w14:textOutline>
-        </w:rPr>
-        <w:t>fulfillment</w:t>
-      </w:r>
-      <w:proofErr w:type="spellEnd"/>
-      <w:r>
-        <w:rPr>
-          <w:rFonts w:ascii="Times New Roman" w:hAnsi="Times New Roman" w:cs="Times New Roman"/>
-          <w:color w:val="000000" w:themeColor="text1"/>
-          <w:sz w:val="24"/>
-          <w:szCs w:val="24"/>
-          <w14:shadow w14:blurRad="38100" w14:dist="19050" w14:dir="2700000" w14:sx="100000" w14:sy="100000" w14:kx="0" w14:ky="0" w14:algn="tl">
-            <w14:schemeClr w14:val="dk1">
-              <w14:alpha w14:val="60000"/>
-            </w14:schemeClr>
-          </w14:shadow>
-          <w14:textOutline w14:w="0" w14:cap="flat" w14:cmpd="sng" w14:algn="ctr">
-            <w14:noFill/>
-            <w14:prstDash w14:val="solid"/>
-            <w14:round/>
-          </w14:textOutline>
-        </w:rPr>
-        <w:t xml:space="preserve"> and optionally rejection.</w:t>
+        <w:t>then(): Handles fulfillment and optionally rejection.</w:t>
       </w:r>
     </w:p>
     <w:p>
@@ -5581,246 +5130,46 @@
             <w14:round/>
           </w14:textOutline>
         </w:rPr>
-        <w:t xml:space="preserve">finally(): Runs regardless of </w:t>
-      </w:r>
-      <w:proofErr w:type="spellStart"/>
-      <w:r>
-        <w:rPr>
-          <w:rFonts w:ascii="Times New Roman" w:hAnsi="Times New Roman" w:cs="Times New Roman"/>
-          <w:color w:val="000000" w:themeColor="text1"/>
-          <w:sz w:val="24"/>
-          <w:szCs w:val="24"/>
-          <w14:shadow w14:blurRad="38100" w14:dist="19050" w14:dir="2700000" w14:sx="100000" w14:sy="100000" w14:kx="0" w14:ky="0" w14:algn="tl">
-            <w14:schemeClr w14:val="dk1">
-              <w14:alpha w14:val="60000"/>
-            </w14:schemeClr>
-          </w14:shadow>
-          <w14:textOutline w14:w="0" w14:cap="flat" w14:cmpd="sng" w14:algn="ctr">
-            <w14:noFill/>
-            <w14:prstDash w14:val="solid"/>
-            <w14:round/>
-          </w14:textOutline>
-        </w:rPr>
-        <w:t>fulfillment</w:t>
-      </w:r>
-      <w:proofErr w:type="spellEnd"/>
-      <w:r>
-        <w:rPr>
-          <w:rFonts w:ascii="Times New Roman" w:hAnsi="Times New Roman" w:cs="Times New Roman"/>
-          <w:color w:val="000000" w:themeColor="text1"/>
-          <w:sz w:val="24"/>
-          <w:szCs w:val="24"/>
-          <w14:shadow w14:blurRad="38100" w14:dist="19050" w14:dir="2700000" w14:sx="100000" w14:sy="100000" w14:kx="0" w14:ky="0" w14:algn="tl">
-            <w14:schemeClr w14:val="dk1">
-              <w14:alpha w14:val="60000"/>
-            </w14:schemeClr>
-          </w14:shadow>
-          <w14:textOutline w14:w="0" w14:cap="flat" w14:cmpd="sng" w14:algn="ctr">
-            <w14:noFill/>
-            <w14:prstDash w14:val="solid"/>
-            <w14:round/>
-          </w14:textOutline>
-        </w:rPr>
-        <w:t xml:space="preserve"> or rejection.</w:t>
-      </w:r>
-    </w:p>
-    <w:p>
-      <w:pPr>
-        <w:rPr>
-          <w:rFonts w:ascii="Times New Roman" w:hAnsi="Times New Roman" w:cs="Times New Roman"/>
-          <w:color w:val="000000" w:themeColor="text1"/>
-          <w:sz w:val="24"/>
-          <w:szCs w:val="24"/>
-          <w14:shadow w14:blurRad="38100" w14:dist="19050" w14:dir="2700000" w14:sx="100000" w14:sy="100000" w14:kx="0" w14:ky="0" w14:algn="tl">
-            <w14:schemeClr w14:val="dk1">
-              <w14:alpha w14:val="60000"/>
-            </w14:schemeClr>
-          </w14:shadow>
-          <w14:textOutline w14:w="0" w14:cap="flat" w14:cmpd="sng" w14:algn="ctr">
-            <w14:noFill/>
-            <w14:prstDash w14:val="solid"/>
-            <w14:round/>
-          </w14:textOutline>
-        </w:rPr>
-      </w:pPr>
-      <w:r>
-        <w:rPr>
-          <w:rFonts w:ascii="Times New Roman" w:hAnsi="Times New Roman" w:cs="Times New Roman"/>
-          <w:color w:val="000000" w:themeColor="text1"/>
-          <w:sz w:val="24"/>
-          <w:szCs w:val="24"/>
-          <w14:shadow w14:blurRad="38100" w14:dist="19050" w14:dir="2700000" w14:sx="100000" w14:sy="100000" w14:kx="0" w14:ky="0" w14:algn="tl">
-            <w14:schemeClr w14:val="dk1">
-              <w14:alpha w14:val="60000"/>
-            </w14:schemeClr>
-          </w14:shadow>
-          <w14:textOutline w14:w="0" w14:cap="flat" w14:cmpd="sng" w14:algn="ctr">
-            <w14:noFill/>
-            <w14:prstDash w14:val="solid"/>
-            <w14:round/>
-          </w14:textOutline>
-        </w:rPr>
-        <w:t xml:space="preserve">  Advanced Methods: </w:t>
-      </w:r>
-      <w:proofErr w:type="spellStart"/>
-      <w:r>
-        <w:rPr>
-          <w:rFonts w:ascii="Times New Roman" w:hAnsi="Times New Roman" w:cs="Times New Roman"/>
-          <w:color w:val="000000" w:themeColor="text1"/>
-          <w:sz w:val="24"/>
-          <w:szCs w:val="24"/>
-          <w14:shadow w14:blurRad="38100" w14:dist="19050" w14:dir="2700000" w14:sx="100000" w14:sy="100000" w14:kx="0" w14:ky="0" w14:algn="tl">
-            <w14:schemeClr w14:val="dk1">
-              <w14:alpha w14:val="60000"/>
-            </w14:schemeClr>
-          </w14:shadow>
-          <w14:textOutline w14:w="0" w14:cap="flat" w14:cmpd="sng" w14:algn="ctr">
-            <w14:noFill/>
-            <w14:prstDash w14:val="solid"/>
-            <w14:round/>
-          </w14:textOutline>
-        </w:rPr>
-        <w:t>Promise.all</w:t>
-      </w:r>
-      <w:proofErr w:type="spellEnd"/>
-      <w:r>
-        <w:rPr>
-          <w:rFonts w:ascii="Times New Roman" w:hAnsi="Times New Roman" w:cs="Times New Roman"/>
-          <w:color w:val="000000" w:themeColor="text1"/>
-          <w:sz w:val="24"/>
-          <w:szCs w:val="24"/>
-          <w14:shadow w14:blurRad="38100" w14:dist="19050" w14:dir="2700000" w14:sx="100000" w14:sy="100000" w14:kx="0" w14:ky="0" w14:algn="tl">
-            <w14:schemeClr w14:val="dk1">
-              <w14:alpha w14:val="60000"/>
-            </w14:schemeClr>
-          </w14:shadow>
-          <w14:textOutline w14:w="0" w14:cap="flat" w14:cmpd="sng" w14:algn="ctr">
-            <w14:noFill/>
-            <w14:prstDash w14:val="solid"/>
-            <w14:round/>
-          </w14:textOutline>
-        </w:rPr>
-        <w:t xml:space="preserve">(), </w:t>
-      </w:r>
-      <w:proofErr w:type="spellStart"/>
-      <w:r>
-        <w:rPr>
-          <w:rFonts w:ascii="Times New Roman" w:hAnsi="Times New Roman" w:cs="Times New Roman"/>
-          <w:color w:val="000000" w:themeColor="text1"/>
-          <w:sz w:val="24"/>
-          <w:szCs w:val="24"/>
-          <w14:shadow w14:blurRad="38100" w14:dist="19050" w14:dir="2700000" w14:sx="100000" w14:sy="100000" w14:kx="0" w14:ky="0" w14:algn="tl">
-            <w14:schemeClr w14:val="dk1">
-              <w14:alpha w14:val="60000"/>
-            </w14:schemeClr>
-          </w14:shadow>
-          <w14:textOutline w14:w="0" w14:cap="flat" w14:cmpd="sng" w14:algn="ctr">
-            <w14:noFill/>
-            <w14:prstDash w14:val="solid"/>
-            <w14:round/>
-          </w14:textOutline>
-        </w:rPr>
-        <w:t>Promise.race</w:t>
-      </w:r>
-      <w:proofErr w:type="spellEnd"/>
-      <w:r>
-        <w:rPr>
-          <w:rFonts w:ascii="Times New Roman" w:hAnsi="Times New Roman" w:cs="Times New Roman"/>
-          <w:color w:val="000000" w:themeColor="text1"/>
-          <w:sz w:val="24"/>
-          <w:szCs w:val="24"/>
-          <w14:shadow w14:blurRad="38100" w14:dist="19050" w14:dir="2700000" w14:sx="100000" w14:sy="100000" w14:kx="0" w14:ky="0" w14:algn="tl">
-            <w14:schemeClr w14:val="dk1">
-              <w14:alpha w14:val="60000"/>
-            </w14:schemeClr>
-          </w14:shadow>
-          <w14:textOutline w14:w="0" w14:cap="flat" w14:cmpd="sng" w14:algn="ctr">
-            <w14:noFill/>
-            <w14:prstDash w14:val="solid"/>
-            <w14:round/>
-          </w14:textOutline>
-        </w:rPr>
-        <w:t xml:space="preserve">(), </w:t>
-      </w:r>
-      <w:proofErr w:type="spellStart"/>
-      <w:r>
-        <w:rPr>
-          <w:rFonts w:ascii="Times New Roman" w:hAnsi="Times New Roman" w:cs="Times New Roman"/>
-          <w:color w:val="000000" w:themeColor="text1"/>
-          <w:sz w:val="24"/>
-          <w:szCs w:val="24"/>
-          <w14:shadow w14:blurRad="38100" w14:dist="19050" w14:dir="2700000" w14:sx="100000" w14:sy="100000" w14:kx="0" w14:ky="0" w14:algn="tl">
-            <w14:schemeClr w14:val="dk1">
-              <w14:alpha w14:val="60000"/>
-            </w14:schemeClr>
-          </w14:shadow>
-          <w14:textOutline w14:w="0" w14:cap="flat" w14:cmpd="sng" w14:algn="ctr">
-            <w14:noFill/>
-            <w14:prstDash w14:val="solid"/>
-            <w14:round/>
-          </w14:textOutline>
-        </w:rPr>
-        <w:t>Promise.allSettled</w:t>
-      </w:r>
-      <w:proofErr w:type="spellEnd"/>
-      <w:r>
-        <w:rPr>
-          <w:rFonts w:ascii="Times New Roman" w:hAnsi="Times New Roman" w:cs="Times New Roman"/>
-          <w:color w:val="000000" w:themeColor="text1"/>
-          <w:sz w:val="24"/>
-          <w:szCs w:val="24"/>
-          <w14:shadow w14:blurRad="38100" w14:dist="19050" w14:dir="2700000" w14:sx="100000" w14:sy="100000" w14:kx="0" w14:ky="0" w14:algn="tl">
-            <w14:schemeClr w14:val="dk1">
-              <w14:alpha w14:val="60000"/>
-            </w14:schemeClr>
-          </w14:shadow>
-          <w14:textOutline w14:w="0" w14:cap="flat" w14:cmpd="sng" w14:algn="ctr">
-            <w14:noFill/>
-            <w14:prstDash w14:val="solid"/>
-            <w14:round/>
-          </w14:textOutline>
-        </w:rPr>
-        <w:t xml:space="preserve">(), </w:t>
-      </w:r>
-      <w:proofErr w:type="spellStart"/>
-      <w:r>
-        <w:rPr>
-          <w:rFonts w:ascii="Times New Roman" w:hAnsi="Times New Roman" w:cs="Times New Roman"/>
-          <w:color w:val="000000" w:themeColor="text1"/>
-          <w:sz w:val="24"/>
-          <w:szCs w:val="24"/>
-          <w14:shadow w14:blurRad="38100" w14:dist="19050" w14:dir="2700000" w14:sx="100000" w14:sy="100000" w14:kx="0" w14:ky="0" w14:algn="tl">
-            <w14:schemeClr w14:val="dk1">
-              <w14:alpha w14:val="60000"/>
-            </w14:schemeClr>
-          </w14:shadow>
-          <w14:textOutline w14:w="0" w14:cap="flat" w14:cmpd="sng" w14:algn="ctr">
-            <w14:noFill/>
-            <w14:prstDash w14:val="solid"/>
-            <w14:round/>
-          </w14:textOutline>
-        </w:rPr>
-        <w:t>Promise.any</w:t>
-      </w:r>
-      <w:proofErr w:type="spellEnd"/>
-      <w:r>
-        <w:rPr>
-          <w:rFonts w:ascii="Times New Roman" w:hAnsi="Times New Roman" w:cs="Times New Roman"/>
-          <w:color w:val="000000" w:themeColor="text1"/>
-          <w:sz w:val="24"/>
-          <w:szCs w:val="24"/>
-          <w14:shadow w14:blurRad="38100" w14:dist="19050" w14:dir="2700000" w14:sx="100000" w14:sy="100000" w14:kx="0" w14:ky="0" w14:algn="tl">
-            <w14:schemeClr w14:val="dk1">
-              <w14:alpha w14:val="60000"/>
-            </w14:schemeClr>
-          </w14:shadow>
-          <w14:textOutline w14:w="0" w14:cap="flat" w14:cmpd="sng" w14:algn="ctr">
-            <w14:noFill/>
-            <w14:prstDash w14:val="solid"/>
-            <w14:round/>
-          </w14:textOutline>
-        </w:rPr>
-        <w:t>().</w:t>
+        <w:t>finally(): Runs regardless of fulfillment or rejection.</w:t>
+      </w:r>
+    </w:p>
+    <w:p>
+      <w:pPr>
+        <w:rPr>
+          <w:rFonts w:ascii="Times New Roman" w:hAnsi="Times New Roman" w:cs="Times New Roman"/>
+          <w:color w:val="000000" w:themeColor="text1"/>
+          <w:sz w:val="24"/>
+          <w:szCs w:val="24"/>
+          <w14:shadow w14:blurRad="38100" w14:dist="19050" w14:dir="2700000" w14:sx="100000" w14:sy="100000" w14:kx="0" w14:ky="0" w14:algn="tl">
+            <w14:schemeClr w14:val="dk1">
+              <w14:alpha w14:val="60000"/>
+            </w14:schemeClr>
+          </w14:shadow>
+          <w14:textOutline w14:w="0" w14:cap="flat" w14:cmpd="sng" w14:algn="ctr">
+            <w14:noFill/>
+            <w14:prstDash w14:val="solid"/>
+            <w14:round/>
+          </w14:textOutline>
+        </w:rPr>
+      </w:pPr>
+      <w:r>
+        <w:rPr>
+          <w:rFonts w:ascii="Times New Roman" w:hAnsi="Times New Roman" w:cs="Times New Roman"/>
+          <w:color w:val="000000" w:themeColor="text1"/>
+          <w:sz w:val="24"/>
+          <w:szCs w:val="24"/>
+          <w14:shadow w14:blurRad="38100" w14:dist="19050" w14:dir="2700000" w14:sx="100000" w14:sy="100000" w14:kx="0" w14:ky="0" w14:algn="tl">
+            <w14:schemeClr w14:val="dk1">
+              <w14:alpha w14:val="60000"/>
+            </w14:schemeClr>
+          </w14:shadow>
+          <w14:textOutline w14:w="0" w14:cap="flat" w14:cmpd="sng" w14:algn="ctr">
+            <w14:noFill/>
+            <w14:prstDash w14:val="solid"/>
+            <w14:round/>
+          </w14:textOutline>
+        </w:rPr>
+        <w:t>  Advanced Methods: Promise.all(), Promise.race(), Promise.allSettled(), Promise.any().</w:t>
       </w:r>
     </w:p>
     <w:p>
@@ -5838,25 +5187,7 @@
           <w:bCs/>
           <w:color w:val="833C0B" w:themeColor="accent2" w:themeShade="80"/>
         </w:rPr>
-        <w:t xml:space="preserve">Explain different States of Promise in </w:t>
-      </w:r>
-      <w:proofErr w:type="spellStart"/>
-      <w:r>
-        <w:rPr>
-          <w:b/>
-          <w:bCs/>
-          <w:color w:val="833C0B" w:themeColor="accent2" w:themeShade="80"/>
-        </w:rPr>
-        <w:t>Javascript</w:t>
-      </w:r>
-      <w:proofErr w:type="spellEnd"/>
-      <w:r>
-        <w:rPr>
-          <w:b/>
-          <w:bCs/>
-          <w:color w:val="833C0B" w:themeColor="accent2" w:themeShade="80"/>
-        </w:rPr>
-        <w:t xml:space="preserve"> </w:t>
+        <w:t xml:space="preserve">Explain different States of Promise in Javascript </w:t>
       </w:r>
     </w:p>
     <w:p>
@@ -6016,47 +5347,7 @@
             <w14:round/>
           </w14:textOutline>
         </w:rPr>
-        <w:t xml:space="preserve">  </w:t>
-      </w:r>
-      <w:proofErr w:type="spellStart"/>
-      <w:r>
-        <w:rPr>
-          <w:rFonts w:ascii="Times New Roman" w:hAnsi="Times New Roman" w:cs="Times New Roman"/>
-          <w:color w:val="000000" w:themeColor="text1"/>
-          <w:sz w:val="24"/>
-          <w:szCs w:val="24"/>
-          <w14:shadow w14:blurRad="38100" w14:dist="19050" w14:dir="2700000" w14:sx="100000" w14:sy="100000" w14:kx="0" w14:ky="0" w14:algn="tl">
-            <w14:schemeClr w14:val="dk1">
-              <w14:alpha w14:val="60000"/>
-            </w14:schemeClr>
-          </w14:shadow>
-          <w14:textOutline w14:w="0" w14:cap="flat" w14:cmpd="sng" w14:algn="ctr">
-            <w14:noFill/>
-            <w14:prstDash w14:val="solid"/>
-            <w14:round/>
-          </w14:textOutline>
-        </w:rPr>
-        <w:t>setTimeout</w:t>
-      </w:r>
-      <w:proofErr w:type="spellEnd"/>
-      <w:r>
-        <w:rPr>
-          <w:rFonts w:ascii="Times New Roman" w:hAnsi="Times New Roman" w:cs="Times New Roman"/>
-          <w:color w:val="000000" w:themeColor="text1"/>
-          <w:sz w:val="24"/>
-          <w:szCs w:val="24"/>
-          <w14:shadow w14:blurRad="38100" w14:dist="19050" w14:dir="2700000" w14:sx="100000" w14:sy="100000" w14:kx="0" w14:ky="0" w14:algn="tl">
-            <w14:schemeClr w14:val="dk1">
-              <w14:alpha w14:val="60000"/>
-            </w14:schemeClr>
-          </w14:shadow>
-          <w14:textOutline w14:w="0" w14:cap="flat" w14:cmpd="sng" w14:algn="ctr">
-            <w14:noFill/>
-            <w14:prstDash w14:val="solid"/>
-            <w14:round/>
-          </w14:textOutline>
-        </w:rPr>
-        <w:t>(() =&gt; {</w:t>
+        <w:t>  setTimeout(() =&gt; {</w:t>
       </w:r>
     </w:p>
     <w:p>
@@ -6819,25 +6110,7 @@
           <w:color w:val="833C0B" w:themeColor="accent2" w:themeShade="80"/>
         </w:rPr>
         <w:lastRenderedPageBreak/>
-        <w:t xml:space="preserve">What is difference between promise and callback in </w:t>
-      </w:r>
-      <w:proofErr w:type="spellStart"/>
-      <w:r>
-        <w:rPr>
-          <w:b/>
-          <w:bCs/>
-          <w:color w:val="833C0B" w:themeColor="accent2" w:themeShade="80"/>
-        </w:rPr>
-        <w:t>Javascript</w:t>
-      </w:r>
-      <w:proofErr w:type="spellEnd"/>
-      <w:r>
-        <w:rPr>
-          <w:b/>
-          <w:bCs/>
-          <w:color w:val="833C0B" w:themeColor="accent2" w:themeShade="80"/>
-        </w:rPr>
-        <w:t xml:space="preserve"> </w:t>
+        <w:t xml:space="preserve">What is difference between promise and callback in Javascript </w:t>
       </w:r>
     </w:p>
     <w:p>
@@ -7113,25 +6386,7 @@
           <w:bCs/>
           <w:color w:val="833C0B" w:themeColor="accent2" w:themeShade="80"/>
         </w:rPr>
-        <w:t xml:space="preserve">What is higher order function in </w:t>
-      </w:r>
-      <w:proofErr w:type="spellStart"/>
-      <w:r>
-        <w:rPr>
-          <w:b/>
-          <w:bCs/>
-          <w:color w:val="833C0B" w:themeColor="accent2" w:themeShade="80"/>
-        </w:rPr>
-        <w:t>Javascript</w:t>
-      </w:r>
-      <w:proofErr w:type="spellEnd"/>
-      <w:r>
-        <w:rPr>
-          <w:b/>
-          <w:bCs/>
-          <w:color w:val="833C0B" w:themeColor="accent2" w:themeShade="80"/>
-        </w:rPr>
-        <w:t xml:space="preserve"> </w:t>
+        <w:t xml:space="preserve">What is higher order function in Javascript </w:t>
       </w:r>
     </w:p>
     <w:p>
@@ -7260,47 +6515,7 @@
             <w14:round/>
           </w14:textOutline>
         </w:rPr>
-        <w:t xml:space="preserve">Returning Functions: Enables dynamic creation of functions with specialized </w:t>
-      </w:r>
-      <w:proofErr w:type="spellStart"/>
-      <w:r>
-        <w:rPr>
-          <w:rFonts w:ascii="Times New Roman" w:hAnsi="Times New Roman" w:cs="Times New Roman"/>
-          <w:color w:val="000000" w:themeColor="text1"/>
-          <w:sz w:val="24"/>
-          <w:szCs w:val="24"/>
-          <w14:shadow w14:blurRad="38100" w14:dist="19050" w14:dir="2700000" w14:sx="100000" w14:sy="100000" w14:kx="0" w14:ky="0" w14:algn="tl">
-            <w14:schemeClr w14:val="dk1">
-              <w14:alpha w14:val="60000"/>
-            </w14:schemeClr>
-          </w14:shadow>
-          <w14:textOutline w14:w="0" w14:cap="flat" w14:cmpd="sng" w14:algn="ctr">
-            <w14:noFill/>
-            <w14:prstDash w14:val="solid"/>
-            <w14:round/>
-          </w14:textOutline>
-        </w:rPr>
-        <w:t>behavior</w:t>
-      </w:r>
-      <w:proofErr w:type="spellEnd"/>
-      <w:r>
-        <w:rPr>
-          <w:rFonts w:ascii="Times New Roman" w:hAnsi="Times New Roman" w:cs="Times New Roman"/>
-          <w:color w:val="000000" w:themeColor="text1"/>
-          <w:sz w:val="24"/>
-          <w:szCs w:val="24"/>
-          <w14:shadow w14:blurRad="38100" w14:dist="19050" w14:dir="2700000" w14:sx="100000" w14:sy="100000" w14:kx="0" w14:ky="0" w14:algn="tl">
-            <w14:schemeClr w14:val="dk1">
-              <w14:alpha w14:val="60000"/>
-            </w14:schemeClr>
-          </w14:shadow>
-          <w14:textOutline w14:w="0" w14:cap="flat" w14:cmpd="sng" w14:algn="ctr">
-            <w14:noFill/>
-            <w14:prstDash w14:val="solid"/>
-            <w14:round/>
-          </w14:textOutline>
-        </w:rPr>
-        <w:t>.</w:t>
+        <w:t>Returning Functions: Enables dynamic creation of functions with specialized behavior.</w:t>
       </w:r>
     </w:p>
     <w:p>
@@ -7357,25 +6572,7 @@
           <w:bCs/>
           <w:color w:val="833C0B" w:themeColor="accent2" w:themeShade="80"/>
         </w:rPr>
-        <w:t xml:space="preserve">Explain different types of function in </w:t>
-      </w:r>
-      <w:proofErr w:type="spellStart"/>
-      <w:r>
-        <w:rPr>
-          <w:b/>
-          <w:bCs/>
-          <w:color w:val="833C0B" w:themeColor="accent2" w:themeShade="80"/>
-        </w:rPr>
-        <w:t>Javascript</w:t>
-      </w:r>
-      <w:proofErr w:type="spellEnd"/>
-      <w:r>
-        <w:rPr>
-          <w:b/>
-          <w:bCs/>
-          <w:color w:val="833C0B" w:themeColor="accent2" w:themeShade="80"/>
-        </w:rPr>
-        <w:t xml:space="preserve"> </w:t>
+        <w:t xml:space="preserve">Explain different types of function in Javascript </w:t>
       </w:r>
     </w:p>
     <w:p>
@@ -7665,25 +6862,7 @@
           <w:bCs/>
           <w:color w:val="833C0B" w:themeColor="accent2" w:themeShade="80"/>
         </w:rPr>
-        <w:t xml:space="preserve">What is arrow function in </w:t>
-      </w:r>
-      <w:proofErr w:type="spellStart"/>
-      <w:r>
-        <w:rPr>
-          <w:b/>
-          <w:bCs/>
-          <w:color w:val="833C0B" w:themeColor="accent2" w:themeShade="80"/>
-        </w:rPr>
-        <w:t>Javascript</w:t>
-      </w:r>
-      <w:proofErr w:type="spellEnd"/>
-      <w:r>
-        <w:rPr>
-          <w:b/>
-          <w:bCs/>
-          <w:color w:val="833C0B" w:themeColor="accent2" w:themeShade="80"/>
-        </w:rPr>
-        <w:t xml:space="preserve"> </w:t>
+        <w:t xml:space="preserve">What is arrow function in Javascript </w:t>
       </w:r>
     </w:p>
     <w:p>
@@ -7931,25 +7110,7 @@
           <w:bCs/>
           <w:color w:val="833C0B" w:themeColor="accent2" w:themeShade="80"/>
         </w:rPr>
-        <w:t xml:space="preserve"> to create object in </w:t>
-      </w:r>
-      <w:proofErr w:type="spellStart"/>
-      <w:r>
-        <w:rPr>
-          <w:b/>
-          <w:bCs/>
-          <w:color w:val="833C0B" w:themeColor="accent2" w:themeShade="80"/>
-        </w:rPr>
-        <w:t>Javascript</w:t>
-      </w:r>
-      <w:proofErr w:type="spellEnd"/>
-      <w:r>
-        <w:rPr>
-          <w:b/>
-          <w:bCs/>
-          <w:color w:val="833C0B" w:themeColor="accent2" w:themeShade="80"/>
-        </w:rPr>
-        <w:t xml:space="preserve"> </w:t>
+        <w:t xml:space="preserve"> to create object in Javascript </w:t>
       </w:r>
     </w:p>
     <w:p>
@@ -8064,45 +7225,24 @@
           </w14:textOutline>
         </w:rPr>
       </w:pPr>
-      <w:proofErr w:type="spellStart"/>
-      <w:r>
-        <w:rPr>
-          <w:rFonts w:ascii="Times New Roman" w:hAnsi="Times New Roman" w:cs="Times New Roman"/>
-          <w:color w:val="000000" w:themeColor="text1"/>
-          <w:sz w:val="24"/>
-          <w:szCs w:val="24"/>
-          <w14:shadow w14:blurRad="38100" w14:dist="19050" w14:dir="2700000" w14:sx="100000" w14:sy="100000" w14:kx="0" w14:ky="0" w14:algn="tl">
-            <w14:schemeClr w14:val="dk1">
-              <w14:alpha w14:val="60000"/>
-            </w14:schemeClr>
-          </w14:shadow>
-          <w14:textOutline w14:w="0" w14:cap="flat" w14:cmpd="sng" w14:algn="ctr">
-            <w14:noFill/>
-            <w14:prstDash w14:val="solid"/>
-            <w14:round/>
-          </w14:textOutline>
-        </w:rPr>
-        <w:t>Object.create</w:t>
-      </w:r>
-      <w:proofErr w:type="spellEnd"/>
-      <w:r>
-        <w:rPr>
-          <w:rFonts w:ascii="Times New Roman" w:hAnsi="Times New Roman" w:cs="Times New Roman"/>
-          <w:color w:val="000000" w:themeColor="text1"/>
-          <w:sz w:val="24"/>
-          <w:szCs w:val="24"/>
-          <w14:shadow w14:blurRad="38100" w14:dist="19050" w14:dir="2700000" w14:sx="100000" w14:sy="100000" w14:kx="0" w14:ky="0" w14:algn="tl">
-            <w14:schemeClr w14:val="dk1">
-              <w14:alpha w14:val="60000"/>
-            </w14:schemeClr>
-          </w14:shadow>
-          <w14:textOutline w14:w="0" w14:cap="flat" w14:cmpd="sng" w14:algn="ctr">
-            <w14:noFill/>
-            <w14:prstDash w14:val="solid"/>
-            <w14:round/>
-          </w14:textOutline>
-        </w:rPr>
-        <w:t>(): Creates objects with a specified prototype.</w:t>
+      <w:r>
+        <w:rPr>
+          <w:rFonts w:ascii="Times New Roman" w:hAnsi="Times New Roman" w:cs="Times New Roman"/>
+          <w:color w:val="000000" w:themeColor="text1"/>
+          <w:sz w:val="24"/>
+          <w:szCs w:val="24"/>
+          <w14:shadow w14:blurRad="38100" w14:dist="19050" w14:dir="2700000" w14:sx="100000" w14:sy="100000" w14:kx="0" w14:ky="0" w14:algn="tl">
+            <w14:schemeClr w14:val="dk1">
+              <w14:alpha w14:val="60000"/>
+            </w14:schemeClr>
+          </w14:shadow>
+          <w14:textOutline w14:w="0" w14:cap="flat" w14:cmpd="sng" w14:algn="ctr">
+            <w14:noFill/>
+            <w14:prstDash w14:val="solid"/>
+            <w14:round/>
+          </w14:textOutline>
+        </w:rPr>
+        <w:t>Object.create(): Creates objects with a specified prototype.</w:t>
       </w:r>
     </w:p>
     <w:p>
@@ -8286,26 +7426,506 @@
           <w:bCs/>
           <w:color w:val="833C0B" w:themeColor="accent2" w:themeShade="80"/>
         </w:rPr>
-        <w:t xml:space="preserve">What is difference between java and </w:t>
-      </w:r>
-      <w:proofErr w:type="spellStart"/>
-      <w:r>
-        <w:rPr>
-          <w:b/>
-          <w:bCs/>
-          <w:color w:val="833C0B" w:themeColor="accent2" w:themeShade="80"/>
-        </w:rPr>
-        <w:t>javascript</w:t>
-      </w:r>
-      <w:proofErr w:type="spellEnd"/>
-      <w:r>
-        <w:rPr>
-          <w:b/>
-          <w:bCs/>
-          <w:color w:val="833C0B" w:themeColor="accent2" w:themeShade="80"/>
+        <w:t xml:space="preserve">What is difference between java and javascript </w:t>
+      </w:r>
+    </w:p>
+    <w:p>
+      <w:pPr>
+        <w:pStyle w:val="Heading1"/>
+        <w:rPr>
+          <w:b/>
+          <w:bCs/>
+          <w:color w:val="833C0B" w:themeColor="accent2" w:themeShade="80"/>
+        </w:rPr>
+      </w:pPr>
+      <w:r>
+        <w:rPr>
+          <w:b/>
+          <w:bCs/>
+          <w:color w:val="833C0B" w:themeColor="accent2" w:themeShade="80"/>
+        </w:rPr>
+        <w:t>What is Null and undefined in javascrip</w:t>
+      </w:r>
+      <w:r>
+        <w:rPr>
+          <w:b/>
+          <w:bCs/>
+          <w:color w:val="833C0B" w:themeColor="accent2" w:themeShade="80"/>
+        </w:rPr>
+        <w:t>t.</w:t>
+      </w:r>
+    </w:p>
+    <w:p>
+      <w:pPr>
+        <w:rPr>
+          <w:rFonts w:ascii="Times New Roman" w:hAnsi="Times New Roman" w:cs="Times New Roman"/>
+          <w:color w:val="000000" w:themeColor="text1"/>
+          <w:sz w:val="24"/>
+          <w:szCs w:val="24"/>
+          <w14:shadow w14:blurRad="38100" w14:dist="19050" w14:dir="2700000" w14:sx="100000" w14:sy="100000" w14:kx="0" w14:ky="0" w14:algn="tl">
+            <w14:schemeClr w14:val="dk1">
+              <w14:alpha w14:val="60000"/>
+            </w14:schemeClr>
+          </w14:shadow>
+          <w14:textOutline w14:w="0" w14:cap="flat" w14:cmpd="sng" w14:algn="ctr">
+            <w14:noFill/>
+            <w14:prstDash w14:val="solid"/>
+            <w14:round/>
+          </w14:textOutline>
+        </w:rPr>
+      </w:pPr>
+      <w:r>
+        <w:rPr>
+          <w:rFonts w:ascii="Times New Roman" w:hAnsi="Times New Roman" w:cs="Times New Roman"/>
+          <w:color w:val="000000" w:themeColor="text1"/>
+          <w:sz w:val="24"/>
+          <w:szCs w:val="24"/>
+          <w14:shadow w14:blurRad="38100" w14:dist="19050" w14:dir="2700000" w14:sx="100000" w14:sy="100000" w14:kx="0" w14:ky="0" w14:algn="tl">
+            <w14:schemeClr w14:val="dk1">
+              <w14:alpha w14:val="60000"/>
+            </w14:schemeClr>
+          </w14:shadow>
+          <w14:textOutline w14:w="0" w14:cap="flat" w14:cmpd="sng" w14:algn="ctr">
+            <w14:noFill/>
+            <w14:prstDash w14:val="solid"/>
+            <w14:round/>
+          </w14:textOutline>
+        </w:rPr>
+        <w:t>In JavaScript, both null and undefined represent the absence of a value</w:t>
+      </w:r>
+    </w:p>
+    <w:p>
+      <w:pPr>
+        <w:rPr>
+          <w:rFonts w:ascii="Times New Roman" w:hAnsi="Times New Roman" w:cs="Times New Roman"/>
+          <w:color w:val="000000" w:themeColor="text1"/>
+          <w:sz w:val="24"/>
+          <w:szCs w:val="24"/>
+          <w14:shadow w14:blurRad="38100" w14:dist="19050" w14:dir="2700000" w14:sx="100000" w14:sy="100000" w14:kx="0" w14:ky="0" w14:algn="tl">
+            <w14:schemeClr w14:val="dk1">
+              <w14:alpha w14:val="60000"/>
+            </w14:schemeClr>
+          </w14:shadow>
+          <w14:textOutline w14:w="0" w14:cap="flat" w14:cmpd="sng" w14:algn="ctr">
+            <w14:noFill/>
+            <w14:prstDash w14:val="solid"/>
+            <w14:round/>
+          </w14:textOutline>
+        </w:rPr>
+      </w:pPr>
+      <w:r>
+        <w:rPr>
+          <w:rFonts w:ascii="Times New Roman" w:hAnsi="Times New Roman" w:cs="Times New Roman"/>
+          <w:b/>
+          <w:bCs/>
+          <w:color w:val="000000" w:themeColor="text1"/>
+          <w:sz w:val="24"/>
+          <w:szCs w:val="24"/>
+          <w14:shadow w14:blurRad="38100" w14:dist="19050" w14:dir="2700000" w14:sx="100000" w14:sy="100000" w14:kx="0" w14:ky="0" w14:algn="tl">
+            <w14:schemeClr w14:val="dk1">
+              <w14:alpha w14:val="60000"/>
+            </w14:schemeClr>
+          </w14:shadow>
+          <w14:textOutline w14:w="0" w14:cap="flat" w14:cmpd="sng" w14:algn="ctr">
+            <w14:noFill/>
+            <w14:prstDash w14:val="solid"/>
+            <w14:round/>
+          </w14:textOutline>
+        </w:rPr>
+        <w:t>undefined</w:t>
+      </w:r>
+      <w:r>
+        <w:rPr>
+          <w:rFonts w:ascii="Times New Roman" w:hAnsi="Times New Roman" w:cs="Times New Roman"/>
+          <w:color w:val="000000" w:themeColor="text1"/>
+          <w:sz w:val="24"/>
+          <w:szCs w:val="24"/>
+          <w14:shadow w14:blurRad="38100" w14:dist="19050" w14:dir="2700000" w14:sx="100000" w14:sy="100000" w14:kx="0" w14:ky="0" w14:algn="tl">
+            <w14:schemeClr w14:val="dk1">
+              <w14:alpha w14:val="60000"/>
+            </w14:schemeClr>
+          </w14:shadow>
+          <w14:textOutline w14:w="0" w14:cap="flat" w14:cmpd="sng" w14:algn="ctr">
+            <w14:noFill/>
+            <w14:prstDash w14:val="solid"/>
+            <w14:round/>
+          </w14:textOutline>
+        </w:rPr>
+        <w:t xml:space="preserve"> is a primitive value that indicates that a variable has been declared but not yet assigned a value.</w:t>
+      </w:r>
+    </w:p>
+    <w:p>
+      <w:pPr>
+        <w:rPr>
+          <w:rFonts w:ascii="Times New Roman" w:hAnsi="Times New Roman" w:cs="Times New Roman"/>
+          <w:color w:val="000000" w:themeColor="text1"/>
+          <w:sz w:val="24"/>
+          <w:szCs w:val="24"/>
+          <w14:shadow w14:blurRad="38100" w14:dist="19050" w14:dir="2700000" w14:sx="100000" w14:sy="100000" w14:kx="0" w14:ky="0" w14:algn="tl">
+            <w14:schemeClr w14:val="dk1">
+              <w14:alpha w14:val="60000"/>
+            </w14:schemeClr>
+          </w14:shadow>
+          <w14:textOutline w14:w="0" w14:cap="flat" w14:cmpd="sng" w14:algn="ctr">
+            <w14:noFill/>
+            <w14:prstDash w14:val="solid"/>
+            <w14:round/>
+          </w14:textOutline>
+        </w:rPr>
+      </w:pPr>
+      <w:r>
+        <w:rPr>
+          <w:rFonts w:ascii="Times New Roman" w:hAnsi="Times New Roman" w:cs="Times New Roman"/>
+          <w:color w:val="000000" w:themeColor="text1"/>
+          <w:sz w:val="24"/>
+          <w:szCs w:val="24"/>
+          <w14:shadow w14:blurRad="38100" w14:dist="19050" w14:dir="2700000" w14:sx="100000" w14:sy="100000" w14:kx="0" w14:ky="0" w14:algn="tl">
+            <w14:schemeClr w14:val="dk1">
+              <w14:alpha w14:val="60000"/>
+            </w14:schemeClr>
+          </w14:shadow>
+          <w14:textOutline w14:w="0" w14:cap="flat" w14:cmpd="sng" w14:algn="ctr">
+            <w14:noFill/>
+            <w14:prstDash w14:val="solid"/>
+            <w14:round/>
+          </w14:textOutline>
+        </w:rPr>
+        <w:t>in javascript null means "reference to non existing object "</w:t>
+      </w:r>
+    </w:p>
+    <w:p>
+      <w:pPr>
+        <w:rPr>
+          <w:rFonts w:ascii="Times New Roman" w:hAnsi="Times New Roman" w:cs="Times New Roman"/>
+          <w:color w:val="000000" w:themeColor="text1"/>
+          <w:sz w:val="24"/>
+          <w:szCs w:val="24"/>
+          <w14:shadow w14:blurRad="38100" w14:dist="19050" w14:dir="2700000" w14:sx="100000" w14:sy="100000" w14:kx="0" w14:ky="0" w14:algn="tl">
+            <w14:schemeClr w14:val="dk1">
+              <w14:alpha w14:val="60000"/>
+            </w14:schemeClr>
+          </w14:shadow>
+          <w14:textOutline w14:w="0" w14:cap="flat" w14:cmpd="sng" w14:algn="ctr">
+            <w14:noFill/>
+            <w14:prstDash w14:val="solid"/>
+            <w14:round/>
+          </w14:textOutline>
+        </w:rPr>
+      </w:pPr>
+      <w:r>
+        <w:rPr>
+          <w:rFonts w:ascii="Times New Roman" w:hAnsi="Times New Roman" w:cs="Times New Roman"/>
+          <w:color w:val="000000" w:themeColor="text1"/>
+          <w:sz w:val="24"/>
+          <w:szCs w:val="24"/>
+          <w14:shadow w14:blurRad="38100" w14:dist="19050" w14:dir="2700000" w14:sx="100000" w14:sy="100000" w14:kx="0" w14:ky="0" w14:algn="tl">
+            <w14:schemeClr w14:val="dk1">
+              <w14:alpha w14:val="60000"/>
+            </w14:schemeClr>
+          </w14:shadow>
+          <w14:textOutline w14:w="0" w14:cap="flat" w14:cmpd="sng" w14:algn="ctr">
+            <w14:noFill/>
+            <w14:prstDash w14:val="solid"/>
+            <w14:round/>
+          </w14:textOutline>
+        </w:rPr>
+        <w:t>typeof a =&gt; object</w:t>
+      </w:r>
+    </w:p>
+    <w:p>
+      <w:pPr>
+        <w:rPr>
+          <w:rFonts w:ascii="Times New Roman" w:hAnsi="Times New Roman" w:cs="Times New Roman"/>
+          <w:color w:val="000000" w:themeColor="text1"/>
+          <w:sz w:val="24"/>
+          <w:szCs w:val="24"/>
+          <w14:shadow w14:blurRad="38100" w14:dist="19050" w14:dir="2700000" w14:sx="100000" w14:sy="100000" w14:kx="0" w14:ky="0" w14:algn="tl">
+            <w14:schemeClr w14:val="dk1">
+              <w14:alpha w14:val="60000"/>
+            </w14:schemeClr>
+          </w14:shadow>
+          <w14:textOutline w14:w="0" w14:cap="flat" w14:cmpd="sng" w14:algn="ctr">
+            <w14:noFill/>
+            <w14:prstDash w14:val="solid"/>
+            <w14:round/>
+          </w14:textOutline>
+        </w:rPr>
+      </w:pPr>
+      <w:r>
+        <w:rPr>
+          <w:rFonts w:ascii="Times New Roman" w:hAnsi="Times New Roman" w:cs="Times New Roman"/>
+          <w:color w:val="000000" w:themeColor="text1"/>
+          <w:sz w:val="24"/>
+          <w:szCs w:val="24"/>
+          <w14:shadow w14:blurRad="38100" w14:dist="19050" w14:dir="2700000" w14:sx="100000" w14:sy="100000" w14:kx="0" w14:ky="0" w14:algn="tl">
+            <w14:schemeClr w14:val="dk1">
+              <w14:alpha w14:val="60000"/>
+            </w14:schemeClr>
+          </w14:shadow>
+          <w14:textOutline w14:w="0" w14:cap="flat" w14:cmpd="sng" w14:algn="ctr">
+            <w14:noFill/>
+            <w14:prstDash w14:val="solid"/>
+            <w14:round/>
+          </w14:textOutline>
+        </w:rPr>
+        <w:t>//clearing of values.</w:t>
+      </w:r>
+    </w:p>
+    <w:p>
+      <w:pPr>
+        <w:rPr>
+          <w:rFonts w:ascii="Times New Roman" w:hAnsi="Times New Roman" w:cs="Times New Roman"/>
+          <w:color w:val="000000" w:themeColor="text1"/>
+          <w:sz w:val="24"/>
+          <w:szCs w:val="24"/>
+          <w14:shadow w14:blurRad="38100" w14:dist="19050" w14:dir="2700000" w14:sx="100000" w14:sy="100000" w14:kx="0" w14:ky="0" w14:algn="tl">
+            <w14:schemeClr w14:val="dk1">
+              <w14:alpha w14:val="60000"/>
+            </w14:schemeClr>
+          </w14:shadow>
+          <w14:textOutline w14:w="0" w14:cap="flat" w14:cmpd="sng" w14:algn="ctr">
+            <w14:noFill/>
+            <w14:prstDash w14:val="solid"/>
+            <w14:round/>
+          </w14:textOutline>
+        </w:rPr>
+      </w:pPr>
+      <w:r>
+        <w:rPr>
+          <w:rFonts w:ascii="Times New Roman" w:hAnsi="Times New Roman" w:cs="Times New Roman"/>
+          <w:b/>
+          <w:bCs/>
+          <w:color w:val="000000" w:themeColor="text1"/>
+          <w:sz w:val="24"/>
+          <w:szCs w:val="24"/>
+          <w14:shadow w14:blurRad="38100" w14:dist="19050" w14:dir="2700000" w14:sx="100000" w14:sy="100000" w14:kx="0" w14:ky="0" w14:algn="tl">
+            <w14:schemeClr w14:val="dk1">
+              <w14:alpha w14:val="60000"/>
+            </w14:schemeClr>
+          </w14:shadow>
+          <w14:textOutline w14:w="0" w14:cap="flat" w14:cmpd="sng" w14:algn="ctr">
+            <w14:noFill/>
+            <w14:prstDash w14:val="solid"/>
+            <w14:round/>
+          </w14:textOutline>
+        </w:rPr>
+        <w:t>null</w:t>
+      </w:r>
+      <w:r>
+        <w:rPr>
+          <w:rFonts w:ascii="Times New Roman" w:hAnsi="Times New Roman" w:cs="Times New Roman"/>
+          <w:color w:val="000000" w:themeColor="text1"/>
+          <w:sz w:val="24"/>
+          <w:szCs w:val="24"/>
+          <w14:shadow w14:blurRad="38100" w14:dist="19050" w14:dir="2700000" w14:sx="100000" w14:sy="100000" w14:kx="0" w14:ky="0" w14:algn="tl">
+            <w14:schemeClr w14:val="dk1">
+              <w14:alpha w14:val="60000"/>
+            </w14:schemeClr>
+          </w14:shadow>
+          <w14:textOutline w14:w="0" w14:cap="flat" w14:cmpd="sng" w14:algn="ctr">
+            <w14:noFill/>
+            <w14:prstDash w14:val="solid"/>
+            <w14:round/>
+          </w14:textOutline>
+        </w:rPr>
+        <w:t xml:space="preserve"> is a primitive value that represents the intentional absence of any object value. a variable should have no value or that an object reference is empty.</w:t>
+      </w:r>
+    </w:p>
+    <w:p>
+      <w:pPr>
+        <w:pStyle w:val="Heading1"/>
+        <w:rPr>
+          <w:b/>
+          <w:bCs/>
+          <w:color w:val="833C0B" w:themeColor="accent2" w:themeShade="80"/>
+        </w:rPr>
+      </w:pPr>
+      <w:r>
+        <w:rPr>
+          <w:b/>
+          <w:bCs/>
+          <w:color w:val="833C0B" w:themeColor="accent2" w:themeShade="80"/>
+        </w:rPr>
+        <w:lastRenderedPageBreak/>
+        <w:t xml:space="preserve">What is setTimeOut and setInterval in Javascript </w:t>
+      </w:r>
+    </w:p>
+    <w:p>
+      <w:pPr>
+        <w:pStyle w:val="Heading1"/>
+        <w:rPr>
+          <w:b/>
+          <w:bCs/>
+          <w:color w:val="833C0B" w:themeColor="accent2" w:themeShade="80"/>
+        </w:rPr>
+      </w:pPr>
+      <w:r>
+        <w:rPr>
+          <w:b/>
+          <w:bCs/>
+          <w:color w:val="833C0B" w:themeColor="accent2" w:themeShade="80"/>
+        </w:rPr>
+        <w:t xml:space="preserve">What is sessionStorage, localStorage </w:t>
+      </w:r>
+    </w:p>
+    <w:p>
+      <w:pPr>
+        <w:pStyle w:val="Heading1"/>
+        <w:rPr>
+          <w:b/>
+          <w:bCs/>
+          <w:color w:val="833C0B" w:themeColor="accent2" w:themeShade="80"/>
+        </w:rPr>
+      </w:pPr>
+      <w:r>
+        <w:rPr>
+          <w:b/>
+          <w:bCs/>
+          <w:color w:val="833C0B" w:themeColor="accent2" w:themeShade="80"/>
+        </w:rPr>
+        <w:t xml:space="preserve">What are is map, filter , reducer in javascript </w:t>
+      </w:r>
+    </w:p>
+    <w:p>
+      <w:pPr>
+        <w:pStyle w:val="Heading1"/>
+        <w:rPr>
+          <w:b/>
+          <w:bCs/>
+          <w:color w:val="833C0B" w:themeColor="accent2" w:themeShade="80"/>
+        </w:rPr>
+      </w:pPr>
+      <w:r>
+        <w:rPr>
+          <w:b/>
+          <w:bCs/>
+          <w:color w:val="833C0B" w:themeColor="accent2" w:themeShade="80"/>
+        </w:rPr>
+        <w:t xml:space="preserve">What is closure in Javascript </w:t>
+      </w:r>
+    </w:p>
+    <w:p>
+      <w:pPr>
+        <w:pStyle w:val="Heading1"/>
+        <w:rPr>
+          <w:b/>
+          <w:bCs/>
+          <w:color w:val="833C0B" w:themeColor="accent2" w:themeShade="80"/>
+        </w:rPr>
+      </w:pPr>
+      <w:r>
+        <w:rPr>
+          <w:b/>
+          <w:bCs/>
+          <w:color w:val="833C0B" w:themeColor="accent2" w:themeShade="80"/>
+        </w:rPr>
+        <w:t>What is ho</w:t>
+      </w:r>
+      <w:r>
+        <w:rPr>
+          <w:b/>
+          <w:bCs/>
+          <w:color w:val="833C0B" w:themeColor="accent2" w:themeShade="80"/>
+        </w:rPr>
+        <w:t>i</w:t>
+      </w:r>
+      <w:r>
+        <w:rPr>
+          <w:b/>
+          <w:bCs/>
+          <w:color w:val="833C0B" w:themeColor="accent2" w:themeShade="80"/>
+        </w:rPr>
+        <w:t>s</w:t>
+      </w:r>
+      <w:r>
+        <w:rPr>
+          <w:b/>
+          <w:bCs/>
+          <w:color w:val="833C0B" w:themeColor="accent2" w:themeShade="80"/>
+        </w:rPr>
+        <w:t>t</w:t>
+      </w:r>
+      <w:r>
+        <w:rPr>
+          <w:b/>
+          <w:bCs/>
+          <w:color w:val="833C0B" w:themeColor="accent2" w:themeShade="80"/>
+        </w:rPr>
+        <w:t xml:space="preserve">ing in Javascript </w:t>
+      </w:r>
+    </w:p>
+    <w:p>
+      <w:pPr>
+        <w:pStyle w:val="Heading1"/>
+        <w:rPr>
+          <w:b/>
+          <w:bCs/>
+          <w:color w:val="833C0B" w:themeColor="accent2" w:themeShade="80"/>
+        </w:rPr>
+      </w:pPr>
+      <w:r>
+        <w:rPr>
+          <w:b/>
+          <w:bCs/>
+          <w:color w:val="833C0B" w:themeColor="accent2" w:themeShade="80"/>
+        </w:rPr>
+        <w:t xml:space="preserve">What is the difference between array and object </w:t>
+      </w:r>
+    </w:p>
+    <w:p>
+      <w:pPr>
+        <w:pStyle w:val="Heading1"/>
+        <w:rPr>
+          <w:b/>
+          <w:bCs/>
+          <w:color w:val="833C0B" w:themeColor="accent2" w:themeShade="80"/>
+        </w:rPr>
+      </w:pPr>
+      <w:r>
+        <w:rPr>
+          <w:b/>
+          <w:bCs/>
+          <w:color w:val="833C0B" w:themeColor="accent2" w:themeShade="80"/>
+        </w:rPr>
+        <w:t>How to make an array empty?</w:t>
+      </w:r>
+    </w:p>
+    <w:p>
+      <w:r>
+        <w:t xml:space="preserve"> By making the array length = 0; or assigning empty array;</w:t>
+      </w:r>
+    </w:p>
+    <w:p>
+      <w:r>
+        <w:t>Ler arr = [1,2,3,4]</w:t>
+      </w:r>
+    </w:p>
+    <w:p>
+      <w:r>
+        <w:rPr>
+          <w:b/>
+          <w:bCs/>
+          <w:color w:val="2F5496" w:themeColor="accent1" w:themeShade="BF"/>
+        </w:rPr>
+        <w:t>arr.length = 0</w:t>
+      </w:r>
+      <w:r>
+        <w:rPr>
+          <w:color w:val="2F5496" w:themeColor="accent1" w:themeShade="BF"/>
         </w:rPr>
         <w:t xml:space="preserve"> </w:t>
       </w:r>
+      <w:r>
+        <w:t xml:space="preserve">or </w:t>
+      </w:r>
+      <w:r>
+        <w:rPr>
+          <w:b/>
+          <w:bCs/>
+          <w:color w:val="2F5496" w:themeColor="accent1" w:themeShade="BF"/>
+        </w:rPr>
+        <w:t>arr = [];</w:t>
+      </w:r>
     </w:p>
     <w:p>
       <w:pPr>
@@ -8322,26 +7942,44 @@
           <w:bCs/>
           <w:color w:val="833C0B" w:themeColor="accent2" w:themeShade="80"/>
         </w:rPr>
-        <w:t xml:space="preserve">What is Null and undefined in </w:t>
-      </w:r>
-      <w:proofErr w:type="spellStart"/>
-      <w:r>
-        <w:rPr>
-          <w:b/>
-          <w:bCs/>
-          <w:color w:val="833C0B" w:themeColor="accent2" w:themeShade="80"/>
-        </w:rPr>
-        <w:t>javascrip</w:t>
-      </w:r>
-      <w:r>
-        <w:rPr>
-          <w:b/>
-          <w:bCs/>
-          <w:color w:val="833C0B" w:themeColor="accent2" w:themeShade="80"/>
-        </w:rPr>
-        <w:t>t</w:t>
-      </w:r>
-      <w:proofErr w:type="spellEnd"/>
+        <w:t xml:space="preserve">What is the difference between number type and BigInt type </w:t>
+      </w:r>
+    </w:p>
+    <w:p>
+      <w:pPr>
+        <w:pStyle w:val="Heading1"/>
+        <w:rPr>
+          <w:b/>
+          <w:bCs/>
+          <w:color w:val="833C0B" w:themeColor="accent2" w:themeShade="80"/>
+        </w:rPr>
+      </w:pPr>
+      <w:r>
+        <w:rPr>
+          <w:b/>
+          <w:bCs/>
+          <w:color w:val="833C0B" w:themeColor="accent2" w:themeShade="80"/>
+        </w:rPr>
+        <w:t xml:space="preserve">What is the difference between call() and apply() </w:t>
+      </w:r>
+    </w:p>
+    <w:p>
+      <w:pPr>
+        <w:pStyle w:val="Heading1"/>
+        <w:rPr>
+          <w:b/>
+          <w:bCs/>
+          <w:color w:val="833C0B" w:themeColor="accent2" w:themeShade="80"/>
+        </w:rPr>
+      </w:pPr>
+      <w:r>
+        <w:rPr>
+          <w:b/>
+          <w:bCs/>
+          <w:color w:val="833C0B" w:themeColor="accent2" w:themeShade="80"/>
+        </w:rPr>
+        <w:t>What is DOM and DOM Manipulation</w:t>
+      </w:r>
       <w:r>
         <w:rPr>
           <w:b/>
@@ -8355,377 +7993,184 @@
       <w:pPr>
         <w:rPr>
           <w:rFonts w:ascii="Times New Roman" w:hAnsi="Times New Roman" w:cs="Times New Roman"/>
-          <w:color w:val="000000" w:themeColor="text1"/>
-          <w:sz w:val="24"/>
-          <w:szCs w:val="24"/>
-          <w14:shadow w14:blurRad="38100" w14:dist="19050" w14:dir="2700000" w14:sx="100000" w14:sy="100000" w14:kx="0" w14:ky="0" w14:algn="tl">
-            <w14:schemeClr w14:val="dk1">
-              <w14:alpha w14:val="60000"/>
-            </w14:schemeClr>
-          </w14:shadow>
-          <w14:textOutline w14:w="0" w14:cap="flat" w14:cmpd="sng" w14:algn="ctr">
-            <w14:noFill/>
-            <w14:prstDash w14:val="solid"/>
-            <w14:round/>
-          </w14:textOutline>
-        </w:rPr>
-      </w:pPr>
-      <w:r>
-        <w:rPr>
-          <w:rFonts w:ascii="Times New Roman" w:hAnsi="Times New Roman" w:cs="Times New Roman"/>
-          <w:color w:val="000000" w:themeColor="text1"/>
-          <w:sz w:val="24"/>
-          <w:szCs w:val="24"/>
-          <w14:shadow w14:blurRad="38100" w14:dist="19050" w14:dir="2700000" w14:sx="100000" w14:sy="100000" w14:kx="0" w14:ky="0" w14:algn="tl">
-            <w14:schemeClr w14:val="dk1">
-              <w14:alpha w14:val="60000"/>
-            </w14:schemeClr>
-          </w14:shadow>
-          <w14:textOutline w14:w="0" w14:cap="flat" w14:cmpd="sng" w14:algn="ctr">
-            <w14:noFill/>
-            <w14:prstDash w14:val="solid"/>
-            <w14:round/>
-          </w14:textOutline>
-        </w:rPr>
-        <w:t>In JavaScript, both null and undefined represent the absence of a value</w:t>
-      </w:r>
-    </w:p>
-    <w:p>
-      <w:pPr>
-        <w:rPr>
-          <w:rFonts w:ascii="Times New Roman" w:hAnsi="Times New Roman" w:cs="Times New Roman"/>
-          <w:color w:val="000000" w:themeColor="text1"/>
-          <w:sz w:val="24"/>
-          <w:szCs w:val="24"/>
-          <w14:shadow w14:blurRad="38100" w14:dist="19050" w14:dir="2700000" w14:sx="100000" w14:sy="100000" w14:kx="0" w14:ky="0" w14:algn="tl">
-            <w14:schemeClr w14:val="dk1">
-              <w14:alpha w14:val="60000"/>
-            </w14:schemeClr>
-          </w14:shadow>
-          <w14:textOutline w14:w="0" w14:cap="flat" w14:cmpd="sng" w14:algn="ctr">
-            <w14:noFill/>
-            <w14:prstDash w14:val="solid"/>
-            <w14:round/>
-          </w14:textOutline>
-        </w:rPr>
-      </w:pPr>
-      <w:r>
-        <w:rPr>
-          <w:rFonts w:ascii="Times New Roman" w:hAnsi="Times New Roman" w:cs="Times New Roman"/>
-          <w:b/>
-          <w:bCs/>
-          <w:color w:val="000000" w:themeColor="text1"/>
-          <w:sz w:val="24"/>
-          <w:szCs w:val="24"/>
-          <w14:shadow w14:blurRad="38100" w14:dist="19050" w14:dir="2700000" w14:sx="100000" w14:sy="100000" w14:kx="0" w14:ky="0" w14:algn="tl">
-            <w14:schemeClr w14:val="dk1">
-              <w14:alpha w14:val="60000"/>
-            </w14:schemeClr>
-          </w14:shadow>
-          <w14:textOutline w14:w="0" w14:cap="flat" w14:cmpd="sng" w14:algn="ctr">
-            <w14:noFill/>
-            <w14:prstDash w14:val="solid"/>
-            <w14:round/>
-          </w14:textOutline>
-        </w:rPr>
-        <w:t>undefined</w:t>
-      </w:r>
-      <w:r>
-        <w:rPr>
-          <w:rFonts w:ascii="Times New Roman" w:hAnsi="Times New Roman" w:cs="Times New Roman"/>
-          <w:color w:val="000000" w:themeColor="text1"/>
-          <w:sz w:val="24"/>
-          <w:szCs w:val="24"/>
-          <w14:shadow w14:blurRad="38100" w14:dist="19050" w14:dir="2700000" w14:sx="100000" w14:sy="100000" w14:kx="0" w14:ky="0" w14:algn="tl">
-            <w14:schemeClr w14:val="dk1">
-              <w14:alpha w14:val="60000"/>
-            </w14:schemeClr>
-          </w14:shadow>
-          <w14:textOutline w14:w="0" w14:cap="flat" w14:cmpd="sng" w14:algn="ctr">
-            <w14:noFill/>
-            <w14:prstDash w14:val="solid"/>
-            <w14:round/>
-          </w14:textOutline>
-        </w:rPr>
-        <w:t xml:space="preserve"> is a primitive value that indicates that a variable has been declared but not yet assigned a value.</w:t>
-      </w:r>
-    </w:p>
-    <w:p>
-      <w:pPr>
-        <w:rPr>
-          <w:rFonts w:ascii="Times New Roman" w:hAnsi="Times New Roman" w:cs="Times New Roman"/>
-          <w:color w:val="000000" w:themeColor="text1"/>
-          <w:sz w:val="24"/>
-          <w:szCs w:val="24"/>
-          <w14:shadow w14:blurRad="38100" w14:dist="19050" w14:dir="2700000" w14:sx="100000" w14:sy="100000" w14:kx="0" w14:ky="0" w14:algn="tl">
-            <w14:schemeClr w14:val="dk1">
-              <w14:alpha w14:val="60000"/>
-            </w14:schemeClr>
-          </w14:shadow>
-          <w14:textOutline w14:w="0" w14:cap="flat" w14:cmpd="sng" w14:algn="ctr">
-            <w14:noFill/>
-            <w14:prstDash w14:val="solid"/>
-            <w14:round/>
-          </w14:textOutline>
-        </w:rPr>
-      </w:pPr>
-      <w:r>
-        <w:rPr>
-          <w:rFonts w:ascii="Times New Roman" w:hAnsi="Times New Roman" w:cs="Times New Roman"/>
-          <w:color w:val="000000" w:themeColor="text1"/>
-          <w:sz w:val="24"/>
-          <w:szCs w:val="24"/>
-          <w14:shadow w14:blurRad="38100" w14:dist="19050" w14:dir="2700000" w14:sx="100000" w14:sy="100000" w14:kx="0" w14:ky="0" w14:algn="tl">
-            <w14:schemeClr w14:val="dk1">
-              <w14:alpha w14:val="60000"/>
-            </w14:schemeClr>
-          </w14:shadow>
-          <w14:textOutline w14:w="0" w14:cap="flat" w14:cmpd="sng" w14:algn="ctr">
-            <w14:noFill/>
-            <w14:prstDash w14:val="solid"/>
-            <w14:round/>
-          </w14:textOutline>
-        </w:rPr>
-        <w:t xml:space="preserve">in </w:t>
-      </w:r>
-      <w:proofErr w:type="spellStart"/>
-      <w:r>
-        <w:rPr>
-          <w:rFonts w:ascii="Times New Roman" w:hAnsi="Times New Roman" w:cs="Times New Roman"/>
-          <w:color w:val="000000" w:themeColor="text1"/>
-          <w:sz w:val="24"/>
-          <w:szCs w:val="24"/>
-          <w14:shadow w14:blurRad="38100" w14:dist="19050" w14:dir="2700000" w14:sx="100000" w14:sy="100000" w14:kx="0" w14:ky="0" w14:algn="tl">
-            <w14:schemeClr w14:val="dk1">
-              <w14:alpha w14:val="60000"/>
-            </w14:schemeClr>
-          </w14:shadow>
-          <w14:textOutline w14:w="0" w14:cap="flat" w14:cmpd="sng" w14:algn="ctr">
-            <w14:noFill/>
-            <w14:prstDash w14:val="solid"/>
-            <w14:round/>
-          </w14:textOutline>
-        </w:rPr>
-        <w:t>javascript</w:t>
-      </w:r>
-      <w:proofErr w:type="spellEnd"/>
-      <w:r>
-        <w:rPr>
-          <w:rFonts w:ascii="Times New Roman" w:hAnsi="Times New Roman" w:cs="Times New Roman"/>
-          <w:color w:val="000000" w:themeColor="text1"/>
-          <w:sz w:val="24"/>
-          <w:szCs w:val="24"/>
-          <w14:shadow w14:blurRad="38100" w14:dist="19050" w14:dir="2700000" w14:sx="100000" w14:sy="100000" w14:kx="0" w14:ky="0" w14:algn="tl">
-            <w14:schemeClr w14:val="dk1">
-              <w14:alpha w14:val="60000"/>
-            </w14:schemeClr>
-          </w14:shadow>
-          <w14:textOutline w14:w="0" w14:cap="flat" w14:cmpd="sng" w14:algn="ctr">
-            <w14:noFill/>
-            <w14:prstDash w14:val="solid"/>
-            <w14:round/>
-          </w14:textOutline>
-        </w:rPr>
-        <w:t xml:space="preserve"> null means "reference to </w:t>
-      </w:r>
-      <w:proofErr w:type="spellStart"/>
-      <w:r>
-        <w:rPr>
-          <w:rFonts w:ascii="Times New Roman" w:hAnsi="Times New Roman" w:cs="Times New Roman"/>
-          <w:color w:val="000000" w:themeColor="text1"/>
-          <w:sz w:val="24"/>
-          <w:szCs w:val="24"/>
-          <w14:shadow w14:blurRad="38100" w14:dist="19050" w14:dir="2700000" w14:sx="100000" w14:sy="100000" w14:kx="0" w14:ky="0" w14:algn="tl">
-            <w14:schemeClr w14:val="dk1">
-              <w14:alpha w14:val="60000"/>
-            </w14:schemeClr>
-          </w14:shadow>
-          <w14:textOutline w14:w="0" w14:cap="flat" w14:cmpd="sng" w14:algn="ctr">
-            <w14:noFill/>
-            <w14:prstDash w14:val="solid"/>
-            <w14:round/>
-          </w14:textOutline>
-        </w:rPr>
-        <w:t>non existing</w:t>
-      </w:r>
-      <w:proofErr w:type="spellEnd"/>
-      <w:r>
-        <w:rPr>
-          <w:rFonts w:ascii="Times New Roman" w:hAnsi="Times New Roman" w:cs="Times New Roman"/>
-          <w:color w:val="000000" w:themeColor="text1"/>
-          <w:sz w:val="24"/>
-          <w:szCs w:val="24"/>
-          <w14:shadow w14:blurRad="38100" w14:dist="19050" w14:dir="2700000" w14:sx="100000" w14:sy="100000" w14:kx="0" w14:ky="0" w14:algn="tl">
-            <w14:schemeClr w14:val="dk1">
-              <w14:alpha w14:val="60000"/>
-            </w14:schemeClr>
-          </w14:shadow>
-          <w14:textOutline w14:w="0" w14:cap="flat" w14:cmpd="sng" w14:algn="ctr">
-            <w14:noFill/>
-            <w14:prstDash w14:val="solid"/>
-            <w14:round/>
-          </w14:textOutline>
-        </w:rPr>
-        <w:t xml:space="preserve"> object "</w:t>
-      </w:r>
-    </w:p>
-    <w:p>
-      <w:pPr>
-        <w:rPr>
-          <w:rFonts w:ascii="Times New Roman" w:hAnsi="Times New Roman" w:cs="Times New Roman"/>
-          <w:color w:val="000000" w:themeColor="text1"/>
-          <w:sz w:val="24"/>
-          <w:szCs w:val="24"/>
-          <w14:shadow w14:blurRad="38100" w14:dist="19050" w14:dir="2700000" w14:sx="100000" w14:sy="100000" w14:kx="0" w14:ky="0" w14:algn="tl">
-            <w14:schemeClr w14:val="dk1">
-              <w14:alpha w14:val="60000"/>
-            </w14:schemeClr>
-          </w14:shadow>
-          <w14:textOutline w14:w="0" w14:cap="flat" w14:cmpd="sng" w14:algn="ctr">
-            <w14:noFill/>
-            <w14:prstDash w14:val="solid"/>
-            <w14:round/>
-          </w14:textOutline>
-        </w:rPr>
-      </w:pPr>
-      <w:proofErr w:type="spellStart"/>
-      <w:r>
-        <w:rPr>
-          <w:rFonts w:ascii="Times New Roman" w:hAnsi="Times New Roman" w:cs="Times New Roman"/>
-          <w:color w:val="000000" w:themeColor="text1"/>
-          <w:sz w:val="24"/>
-          <w:szCs w:val="24"/>
-          <w14:shadow w14:blurRad="38100" w14:dist="19050" w14:dir="2700000" w14:sx="100000" w14:sy="100000" w14:kx="0" w14:ky="0" w14:algn="tl">
-            <w14:schemeClr w14:val="dk1">
-              <w14:alpha w14:val="60000"/>
-            </w14:schemeClr>
-          </w14:shadow>
-          <w14:textOutline w14:w="0" w14:cap="flat" w14:cmpd="sng" w14:algn="ctr">
-            <w14:noFill/>
-            <w14:prstDash w14:val="solid"/>
-            <w14:round/>
-          </w14:textOutline>
-        </w:rPr>
-        <w:t>typeof</w:t>
-      </w:r>
-      <w:proofErr w:type="spellEnd"/>
-      <w:r>
-        <w:rPr>
-          <w:rFonts w:ascii="Times New Roman" w:hAnsi="Times New Roman" w:cs="Times New Roman"/>
-          <w:color w:val="000000" w:themeColor="text1"/>
-          <w:sz w:val="24"/>
-          <w:szCs w:val="24"/>
-          <w14:shadow w14:blurRad="38100" w14:dist="19050" w14:dir="2700000" w14:sx="100000" w14:sy="100000" w14:kx="0" w14:ky="0" w14:algn="tl">
-            <w14:schemeClr w14:val="dk1">
-              <w14:alpha w14:val="60000"/>
-            </w14:schemeClr>
-          </w14:shadow>
-          <w14:textOutline w14:w="0" w14:cap="flat" w14:cmpd="sng" w14:algn="ctr">
-            <w14:noFill/>
-            <w14:prstDash w14:val="solid"/>
-            <w14:round/>
-          </w14:textOutline>
-        </w:rPr>
-        <w:t xml:space="preserve"> a =&gt; object</w:t>
-      </w:r>
-    </w:p>
-    <w:p>
-      <w:pPr>
-        <w:rPr>
-          <w:rFonts w:ascii="Times New Roman" w:hAnsi="Times New Roman" w:cs="Times New Roman"/>
-          <w:color w:val="000000" w:themeColor="text1"/>
-          <w:sz w:val="24"/>
-          <w:szCs w:val="24"/>
-          <w14:shadow w14:blurRad="38100" w14:dist="19050" w14:dir="2700000" w14:sx="100000" w14:sy="100000" w14:kx="0" w14:ky="0" w14:algn="tl">
-            <w14:schemeClr w14:val="dk1">
-              <w14:alpha w14:val="60000"/>
-            </w14:schemeClr>
-          </w14:shadow>
-          <w14:textOutline w14:w="0" w14:cap="flat" w14:cmpd="sng" w14:algn="ctr">
-            <w14:noFill/>
-            <w14:prstDash w14:val="solid"/>
-            <w14:round/>
-          </w14:textOutline>
-        </w:rPr>
-      </w:pPr>
-      <w:r>
-        <w:rPr>
-          <w:rFonts w:ascii="Times New Roman" w:hAnsi="Times New Roman" w:cs="Times New Roman"/>
-          <w:color w:val="000000" w:themeColor="text1"/>
-          <w:sz w:val="24"/>
-          <w:szCs w:val="24"/>
-          <w14:shadow w14:blurRad="38100" w14:dist="19050" w14:dir="2700000" w14:sx="100000" w14:sy="100000" w14:kx="0" w14:ky="0" w14:algn="tl">
-            <w14:schemeClr w14:val="dk1">
-              <w14:alpha w14:val="60000"/>
-            </w14:schemeClr>
-          </w14:shadow>
-          <w14:textOutline w14:w="0" w14:cap="flat" w14:cmpd="sng" w14:algn="ctr">
-            <w14:noFill/>
-            <w14:prstDash w14:val="solid"/>
-            <w14:round/>
-          </w14:textOutline>
-        </w:rPr>
-        <w:t>//clearing of values.</w:t>
-      </w:r>
-    </w:p>
-    <w:p>
-      <w:pPr>
-        <w:rPr>
-          <w:rFonts w:ascii="Times New Roman" w:hAnsi="Times New Roman" w:cs="Times New Roman"/>
-          <w:color w:val="000000" w:themeColor="text1"/>
-          <w:sz w:val="24"/>
-          <w:szCs w:val="24"/>
-          <w14:shadow w14:blurRad="38100" w14:dist="19050" w14:dir="2700000" w14:sx="100000" w14:sy="100000" w14:kx="0" w14:ky="0" w14:algn="tl">
-            <w14:schemeClr w14:val="dk1">
-              <w14:alpha w14:val="60000"/>
-            </w14:schemeClr>
-          </w14:shadow>
-          <w14:textOutline w14:w="0" w14:cap="flat" w14:cmpd="sng" w14:algn="ctr">
-            <w14:noFill/>
-            <w14:prstDash w14:val="solid"/>
-            <w14:round/>
-          </w14:textOutline>
-        </w:rPr>
-      </w:pPr>
-      <w:r>
-        <w:rPr>
-          <w:rFonts w:ascii="Times New Roman" w:hAnsi="Times New Roman" w:cs="Times New Roman"/>
-          <w:b/>
-          <w:bCs/>
-          <w:color w:val="000000" w:themeColor="text1"/>
-          <w:sz w:val="24"/>
-          <w:szCs w:val="24"/>
-          <w14:shadow w14:blurRad="38100" w14:dist="19050" w14:dir="2700000" w14:sx="100000" w14:sy="100000" w14:kx="0" w14:ky="0" w14:algn="tl">
-            <w14:schemeClr w14:val="dk1">
-              <w14:alpha w14:val="60000"/>
-            </w14:schemeClr>
-          </w14:shadow>
-          <w14:textOutline w14:w="0" w14:cap="flat" w14:cmpd="sng" w14:algn="ctr">
-            <w14:noFill/>
-            <w14:prstDash w14:val="solid"/>
-            <w14:round/>
-          </w14:textOutline>
-        </w:rPr>
-        <w:t>null</w:t>
-      </w:r>
-      <w:r>
-        <w:rPr>
-          <w:rFonts w:ascii="Times New Roman" w:hAnsi="Times New Roman" w:cs="Times New Roman"/>
-          <w:color w:val="000000" w:themeColor="text1"/>
-          <w:sz w:val="24"/>
-          <w:szCs w:val="24"/>
-          <w14:shadow w14:blurRad="38100" w14:dist="19050" w14:dir="2700000" w14:sx="100000" w14:sy="100000" w14:kx="0" w14:ky="0" w14:algn="tl">
-            <w14:schemeClr w14:val="dk1">
-              <w14:alpha w14:val="60000"/>
-            </w14:schemeClr>
-          </w14:shadow>
-          <w14:textOutline w14:w="0" w14:cap="flat" w14:cmpd="sng" w14:algn="ctr">
-            <w14:noFill/>
-            <w14:prstDash w14:val="solid"/>
-            <w14:round/>
-          </w14:textOutline>
-        </w:rPr>
-        <w:t xml:space="preserve"> is a primitive value that represents the intentional absence of any object value. a variable should have no value or that an object reference is empty.</w:t>
+          <w:b/>
+          <w:bCs/>
+          <w:color w:val="000000" w:themeColor="text1"/>
+          <w:sz w:val="24"/>
+          <w:szCs w:val="24"/>
+          <w14:shadow w14:blurRad="38100" w14:dist="19050" w14:dir="2700000" w14:sx="100000" w14:sy="100000" w14:kx="0" w14:ky="0" w14:algn="tl">
+            <w14:schemeClr w14:val="dk1">
+              <w14:alpha w14:val="60000"/>
+            </w14:schemeClr>
+          </w14:shadow>
+          <w14:textOutline w14:w="0" w14:cap="flat" w14:cmpd="sng" w14:algn="ctr">
+            <w14:noFill/>
+            <w14:prstDash w14:val="solid"/>
+            <w14:round/>
+          </w14:textOutline>
+        </w:rPr>
+      </w:pPr>
+      <w:r>
+        <w:rPr>
+          <w:rFonts w:ascii="Times New Roman" w:hAnsi="Times New Roman" w:cs="Times New Roman"/>
+          <w:b/>
+          <w:bCs/>
+          <w:color w:val="000000" w:themeColor="text1"/>
+          <w:sz w:val="24"/>
+          <w:szCs w:val="24"/>
+          <w14:shadow w14:blurRad="38100" w14:dist="19050" w14:dir="2700000" w14:sx="100000" w14:sy="100000" w14:kx="0" w14:ky="0" w14:algn="tl">
+            <w14:schemeClr w14:val="dk1">
+              <w14:alpha w14:val="60000"/>
+            </w14:schemeClr>
+          </w14:shadow>
+          <w14:textOutline w14:w="0" w14:cap="flat" w14:cmpd="sng" w14:algn="ctr">
+            <w14:noFill/>
+            <w14:prstDash w14:val="solid"/>
+            <w14:round/>
+          </w14:textOutline>
+        </w:rPr>
+        <w:t>DOM</w:t>
+      </w:r>
+    </w:p>
+    <w:p>
+      <w:pPr>
+        <w:rPr>
+          <w:rFonts w:ascii="Times New Roman" w:hAnsi="Times New Roman" w:cs="Times New Roman"/>
+          <w:color w:val="000000" w:themeColor="text1"/>
+          <w:sz w:val="24"/>
+          <w:szCs w:val="24"/>
+          <w14:shadow w14:blurRad="38100" w14:dist="19050" w14:dir="2700000" w14:sx="100000" w14:sy="100000" w14:kx="0" w14:ky="0" w14:algn="tl">
+            <w14:schemeClr w14:val="dk1">
+              <w14:alpha w14:val="60000"/>
+            </w14:schemeClr>
+          </w14:shadow>
+          <w14:textOutline w14:w="0" w14:cap="flat" w14:cmpd="sng" w14:algn="ctr">
+            <w14:noFill/>
+            <w14:prstDash w14:val="solid"/>
+            <w14:round/>
+          </w14:textOutline>
+        </w:rPr>
+      </w:pPr>
+      <w:r>
+        <w:rPr>
+          <w:rFonts w:ascii="Times New Roman" w:hAnsi="Times New Roman" w:cs="Times New Roman"/>
+          <w:color w:val="000000" w:themeColor="text1"/>
+          <w:sz w:val="24"/>
+          <w:szCs w:val="24"/>
+          <w14:shadow w14:blurRad="38100" w14:dist="19050" w14:dir="2700000" w14:sx="100000" w14:sy="100000" w14:kx="0" w14:ky="0" w14:algn="tl">
+            <w14:schemeClr w14:val="dk1">
+              <w14:alpha w14:val="60000"/>
+            </w14:schemeClr>
+          </w14:shadow>
+          <w14:textOutline w14:w="0" w14:cap="flat" w14:cmpd="sng" w14:algn="ctr">
+            <w14:noFill/>
+            <w14:prstDash w14:val="solid"/>
+            <w14:round/>
+          </w14:textOutline>
+        </w:rPr>
+        <w:t>The Document Object Model (DOM) is a programming interface that represents the structure of HTML and XML documents. It allows JavaScript to access and manipulate the content and structure of a webpage.</w:t>
+      </w:r>
+    </w:p>
+    <w:p>
+      <w:pPr>
+        <w:rPr>
+          <w:rFonts w:ascii="Times New Roman" w:hAnsi="Times New Roman" w:cs="Times New Roman"/>
+          <w:b/>
+          <w:bCs/>
+          <w:color w:val="000000" w:themeColor="text1"/>
+          <w:sz w:val="24"/>
+          <w:szCs w:val="24"/>
+          <w14:shadow w14:blurRad="38100" w14:dist="19050" w14:dir="2700000" w14:sx="100000" w14:sy="100000" w14:kx="0" w14:ky="0" w14:algn="tl">
+            <w14:schemeClr w14:val="dk1">
+              <w14:alpha w14:val="60000"/>
+            </w14:schemeClr>
+          </w14:shadow>
+          <w14:textOutline w14:w="0" w14:cap="flat" w14:cmpd="sng" w14:algn="ctr">
+            <w14:noFill/>
+            <w14:prstDash w14:val="solid"/>
+            <w14:round/>
+          </w14:textOutline>
+        </w:rPr>
+      </w:pPr>
+      <w:r>
+        <w:rPr>
+          <w:rFonts w:ascii="Times New Roman" w:hAnsi="Times New Roman" w:cs="Times New Roman"/>
+          <w:b/>
+          <w:bCs/>
+          <w:color w:val="000000" w:themeColor="text1"/>
+          <w:sz w:val="24"/>
+          <w:szCs w:val="24"/>
+          <w14:shadow w14:blurRad="38100" w14:dist="19050" w14:dir="2700000" w14:sx="100000" w14:sy="100000" w14:kx="0" w14:ky="0" w14:algn="tl">
+            <w14:schemeClr w14:val="dk1">
+              <w14:alpha w14:val="60000"/>
+            </w14:schemeClr>
+          </w14:shadow>
+          <w14:textOutline w14:w="0" w14:cap="flat" w14:cmpd="sng" w14:algn="ctr">
+            <w14:noFill/>
+            <w14:prstDash w14:val="solid"/>
+            <w14:round/>
+          </w14:textOutline>
+        </w:rPr>
+        <w:t>DOM Manipulation</w:t>
+      </w:r>
+    </w:p>
+    <w:p>
+      <w:pPr>
+        <w:rPr>
+          <w:rFonts w:ascii="Times New Roman" w:hAnsi="Times New Roman" w:cs="Times New Roman"/>
+          <w:color w:val="000000" w:themeColor="text1"/>
+          <w:sz w:val="24"/>
+          <w:szCs w:val="24"/>
+          <w14:shadow w14:blurRad="38100" w14:dist="19050" w14:dir="2700000" w14:sx="100000" w14:sy="100000" w14:kx="0" w14:ky="0" w14:algn="tl">
+            <w14:schemeClr w14:val="dk1">
+              <w14:alpha w14:val="60000"/>
+            </w14:schemeClr>
+          </w14:shadow>
+          <w14:textOutline w14:w="0" w14:cap="flat" w14:cmpd="sng" w14:algn="ctr">
+            <w14:noFill/>
+            <w14:prstDash w14:val="solid"/>
+            <w14:round/>
+          </w14:textOutline>
+        </w:rPr>
+      </w:pPr>
+    </w:p>
+    <w:p>
+      <w:pPr>
+        <w:rPr>
+          <w:rFonts w:ascii="Times New Roman" w:hAnsi="Times New Roman" w:cs="Times New Roman"/>
+          <w:color w:val="000000" w:themeColor="text1"/>
+          <w:sz w:val="24"/>
+          <w:szCs w:val="24"/>
+          <w14:shadow w14:blurRad="38100" w14:dist="19050" w14:dir="2700000" w14:sx="100000" w14:sy="100000" w14:kx="0" w14:ky="0" w14:algn="tl">
+            <w14:schemeClr w14:val="dk1">
+              <w14:alpha w14:val="60000"/>
+            </w14:schemeClr>
+          </w14:shadow>
+          <w14:textOutline w14:w="0" w14:cap="flat" w14:cmpd="sng" w14:algn="ctr">
+            <w14:noFill/>
+            <w14:prstDash w14:val="solid"/>
+            <w14:round/>
+          </w14:textOutline>
+        </w:rPr>
+      </w:pPr>
+      <w:r>
+        <w:rPr>
+          <w:rFonts w:ascii="Times New Roman" w:hAnsi="Times New Roman" w:cs="Times New Roman"/>
+          <w:color w:val="000000" w:themeColor="text1"/>
+          <w:sz w:val="24"/>
+          <w:szCs w:val="24"/>
+          <w14:shadow w14:blurRad="38100" w14:dist="19050" w14:dir="2700000" w14:sx="100000" w14:sy="100000" w14:kx="0" w14:ky="0" w14:algn="tl">
+            <w14:schemeClr w14:val="dk1">
+              <w14:alpha w14:val="60000"/>
+            </w14:schemeClr>
+          </w14:shadow>
+          <w14:textOutline w14:w="0" w14:cap="flat" w14:cmpd="sng" w14:algn="ctr">
+            <w14:noFill/>
+            <w14:prstDash w14:val="solid"/>
+            <w14:round/>
+          </w14:textOutline>
+        </w:rPr>
+        <w:t>JavaScript can interact with the Document Object Model (DOM), enabling developers to modify the content and structure of web pages dynamically.</w:t>
       </w:r>
     </w:p>
     <w:p>
@@ -8743,686 +8188,92 @@
           <w:bCs/>
           <w:color w:val="833C0B" w:themeColor="accent2" w:themeShade="80"/>
         </w:rPr>
+        <w:t xml:space="preserve">How to create element dynamically using Javascript </w:t>
+      </w:r>
+    </w:p>
+    <w:p>
+      <w:pPr>
+        <w:pStyle w:val="Heading1"/>
+        <w:rPr>
+          <w:b/>
+          <w:bCs/>
+          <w:color w:val="833C0B" w:themeColor="accent2" w:themeShade="80"/>
+        </w:rPr>
+      </w:pPr>
+      <w:r>
+        <w:rPr>
+          <w:b/>
+          <w:bCs/>
+          <w:color w:val="833C0B" w:themeColor="accent2" w:themeShade="80"/>
+        </w:rPr>
+        <w:t xml:space="preserve">Explain Closures in Javascript </w:t>
+      </w:r>
+      <w:r>
+        <w:rPr>
+          <w:b/>
+          <w:bCs/>
+          <w:color w:val="833C0B" w:themeColor="accent2" w:themeShade="80"/>
+        </w:rPr>
+        <w:t>.</w:t>
+      </w:r>
+    </w:p>
+    <w:p>
+      <w:pPr>
+        <w:rPr>
+          <w:rFonts w:ascii="Times New Roman" w:hAnsi="Times New Roman" w:cs="Times New Roman"/>
+          <w:color w:val="000000" w:themeColor="text1"/>
+          <w:sz w:val="24"/>
+          <w:szCs w:val="24"/>
+          <w14:shadow w14:blurRad="38100" w14:dist="19050" w14:dir="2700000" w14:sx="100000" w14:sy="100000" w14:kx="0" w14:ky="0" w14:algn="tl">
+            <w14:schemeClr w14:val="dk1">
+              <w14:alpha w14:val="60000"/>
+            </w14:schemeClr>
+          </w14:shadow>
+          <w14:textOutline w14:w="0" w14:cap="flat" w14:cmpd="sng" w14:algn="ctr">
+            <w14:noFill/>
+            <w14:prstDash w14:val="solid"/>
+            <w14:round/>
+          </w14:textOutline>
+        </w:rPr>
+      </w:pPr>
+      <w:r>
+        <w:rPr>
+          <w:rFonts w:ascii="Times New Roman" w:hAnsi="Times New Roman" w:cs="Times New Roman"/>
+          <w:color w:val="000000" w:themeColor="text1"/>
+          <w:sz w:val="24"/>
+          <w:szCs w:val="24"/>
+          <w14:shadow w14:blurRad="38100" w14:dist="19050" w14:dir="2700000" w14:sx="100000" w14:sy="100000" w14:kx="0" w14:ky="0" w14:algn="tl">
+            <w14:schemeClr w14:val="dk1">
+              <w14:alpha w14:val="60000"/>
+            </w14:schemeClr>
+          </w14:shadow>
+          <w14:textOutline w14:w="0" w14:cap="flat" w14:cmpd="sng" w14:algn="ctr">
+            <w14:noFill/>
+            <w14:prstDash w14:val="solid"/>
+            <w14:round/>
+          </w14:textOutline>
+        </w:rPr>
+        <w:t>Closures are functions that have access to variables from an outer function, even after the outer function has finished executing. They encapsulate data and provide a way to maintain state between function calls.</w:t>
+      </w:r>
+    </w:p>
+    <w:p>
+      <w:pPr>
+        <w:pStyle w:val="Heading1"/>
+        <w:rPr>
+          <w:b/>
+          <w:bCs/>
+          <w:color w:val="833C0B" w:themeColor="accent2" w:themeShade="80"/>
+        </w:rPr>
+      </w:pPr>
+      <w:r>
+        <w:rPr>
+          <w:b/>
+          <w:bCs/>
+          <w:color w:val="833C0B" w:themeColor="accent2" w:themeShade="80"/>
+        </w:rPr>
         <w:lastRenderedPageBreak/>
-        <w:t xml:space="preserve">What is </w:t>
-      </w:r>
-      <w:proofErr w:type="spellStart"/>
-      <w:r>
-        <w:rPr>
-          <w:b/>
-          <w:bCs/>
-          <w:color w:val="833C0B" w:themeColor="accent2" w:themeShade="80"/>
-        </w:rPr>
-        <w:t>setTimeOut</w:t>
-      </w:r>
-      <w:proofErr w:type="spellEnd"/>
-      <w:r>
-        <w:rPr>
-          <w:b/>
-          <w:bCs/>
-          <w:color w:val="833C0B" w:themeColor="accent2" w:themeShade="80"/>
-        </w:rPr>
-        <w:t xml:space="preserve"> and </w:t>
-      </w:r>
-      <w:proofErr w:type="spellStart"/>
-      <w:r>
-        <w:rPr>
-          <w:b/>
-          <w:bCs/>
-          <w:color w:val="833C0B" w:themeColor="accent2" w:themeShade="80"/>
-        </w:rPr>
-        <w:t>setInterval</w:t>
-      </w:r>
-      <w:proofErr w:type="spellEnd"/>
-      <w:r>
-        <w:rPr>
-          <w:b/>
-          <w:bCs/>
-          <w:color w:val="833C0B" w:themeColor="accent2" w:themeShade="80"/>
-        </w:rPr>
-        <w:t xml:space="preserve"> in </w:t>
-      </w:r>
-      <w:proofErr w:type="spellStart"/>
-      <w:r>
-        <w:rPr>
-          <w:b/>
-          <w:bCs/>
-          <w:color w:val="833C0B" w:themeColor="accent2" w:themeShade="80"/>
-        </w:rPr>
-        <w:t>Javascript</w:t>
-      </w:r>
-      <w:proofErr w:type="spellEnd"/>
-      <w:r>
-        <w:rPr>
-          <w:b/>
-          <w:bCs/>
-          <w:color w:val="833C0B" w:themeColor="accent2" w:themeShade="80"/>
-        </w:rPr>
-        <w:t xml:space="preserve"> </w:t>
-      </w:r>
-    </w:p>
-    <w:p>
-      <w:pPr>
-        <w:pStyle w:val="Heading1"/>
-        <w:rPr>
-          <w:b/>
-          <w:bCs/>
-          <w:color w:val="833C0B" w:themeColor="accent2" w:themeShade="80"/>
-        </w:rPr>
-      </w:pPr>
-      <w:r>
-        <w:rPr>
-          <w:b/>
-          <w:bCs/>
-          <w:color w:val="833C0B" w:themeColor="accent2" w:themeShade="80"/>
-        </w:rPr>
-        <w:t xml:space="preserve">What is </w:t>
-      </w:r>
-      <w:proofErr w:type="spellStart"/>
-      <w:r>
-        <w:rPr>
-          <w:b/>
-          <w:bCs/>
-          <w:color w:val="833C0B" w:themeColor="accent2" w:themeShade="80"/>
-        </w:rPr>
-        <w:t>sessionStorage</w:t>
-      </w:r>
-      <w:proofErr w:type="spellEnd"/>
-      <w:r>
-        <w:rPr>
-          <w:b/>
-          <w:bCs/>
-          <w:color w:val="833C0B" w:themeColor="accent2" w:themeShade="80"/>
-        </w:rPr>
-        <w:t xml:space="preserve">, </w:t>
-      </w:r>
-      <w:proofErr w:type="spellStart"/>
-      <w:r>
-        <w:rPr>
-          <w:b/>
-          <w:bCs/>
-          <w:color w:val="833C0B" w:themeColor="accent2" w:themeShade="80"/>
-        </w:rPr>
-        <w:t>localStorage</w:t>
-      </w:r>
-      <w:proofErr w:type="spellEnd"/>
-      <w:r>
-        <w:rPr>
-          <w:b/>
-          <w:bCs/>
-          <w:color w:val="833C0B" w:themeColor="accent2" w:themeShade="80"/>
-        </w:rPr>
-        <w:t xml:space="preserve"> </w:t>
-      </w:r>
-    </w:p>
-    <w:p>
-      <w:pPr>
-        <w:pStyle w:val="Heading1"/>
-        <w:rPr>
-          <w:b/>
-          <w:bCs/>
-          <w:color w:val="833C0B" w:themeColor="accent2" w:themeShade="80"/>
-        </w:rPr>
-      </w:pPr>
-      <w:r>
-        <w:rPr>
-          <w:b/>
-          <w:bCs/>
-          <w:color w:val="833C0B" w:themeColor="accent2" w:themeShade="80"/>
-        </w:rPr>
-        <w:t xml:space="preserve">What are is map, filter , reducer in </w:t>
-      </w:r>
-      <w:proofErr w:type="spellStart"/>
-      <w:r>
-        <w:rPr>
-          <w:b/>
-          <w:bCs/>
-          <w:color w:val="833C0B" w:themeColor="accent2" w:themeShade="80"/>
-        </w:rPr>
-        <w:t>javascript</w:t>
-      </w:r>
-      <w:proofErr w:type="spellEnd"/>
-      <w:r>
-        <w:rPr>
-          <w:b/>
-          <w:bCs/>
-          <w:color w:val="833C0B" w:themeColor="accent2" w:themeShade="80"/>
-        </w:rPr>
-        <w:t xml:space="preserve"> </w:t>
-      </w:r>
-    </w:p>
-    <w:p>
-      <w:pPr>
-        <w:pStyle w:val="Heading1"/>
-        <w:rPr>
-          <w:b/>
-          <w:bCs/>
-          <w:color w:val="833C0B" w:themeColor="accent2" w:themeShade="80"/>
-        </w:rPr>
-      </w:pPr>
-      <w:r>
-        <w:rPr>
-          <w:b/>
-          <w:bCs/>
-          <w:color w:val="833C0B" w:themeColor="accent2" w:themeShade="80"/>
-        </w:rPr>
-        <w:t xml:space="preserve">What is closure in </w:t>
-      </w:r>
-      <w:proofErr w:type="spellStart"/>
-      <w:r>
-        <w:rPr>
-          <w:b/>
-          <w:bCs/>
-          <w:color w:val="833C0B" w:themeColor="accent2" w:themeShade="80"/>
-        </w:rPr>
-        <w:t>Javascript</w:t>
-      </w:r>
-      <w:proofErr w:type="spellEnd"/>
-      <w:r>
-        <w:rPr>
-          <w:b/>
-          <w:bCs/>
-          <w:color w:val="833C0B" w:themeColor="accent2" w:themeShade="80"/>
-        </w:rPr>
-        <w:t xml:space="preserve"> </w:t>
-      </w:r>
-    </w:p>
-    <w:p>
-      <w:pPr>
-        <w:pStyle w:val="Heading1"/>
-        <w:rPr>
-          <w:b/>
-          <w:bCs/>
-          <w:color w:val="833C0B" w:themeColor="accent2" w:themeShade="80"/>
-        </w:rPr>
-      </w:pPr>
-      <w:r>
-        <w:rPr>
-          <w:b/>
-          <w:bCs/>
-          <w:color w:val="833C0B" w:themeColor="accent2" w:themeShade="80"/>
-        </w:rPr>
-        <w:t>What is ho</w:t>
-      </w:r>
-      <w:r>
-        <w:rPr>
-          <w:b/>
-          <w:bCs/>
-          <w:color w:val="833C0B" w:themeColor="accent2" w:themeShade="80"/>
-        </w:rPr>
-        <w:t>i</w:t>
-      </w:r>
-      <w:r>
-        <w:rPr>
-          <w:b/>
-          <w:bCs/>
-          <w:color w:val="833C0B" w:themeColor="accent2" w:themeShade="80"/>
-        </w:rPr>
-        <w:t>s</w:t>
-      </w:r>
-      <w:r>
-        <w:rPr>
-          <w:b/>
-          <w:bCs/>
-          <w:color w:val="833C0B" w:themeColor="accent2" w:themeShade="80"/>
-        </w:rPr>
-        <w:t>t</w:t>
-      </w:r>
-      <w:r>
-        <w:rPr>
-          <w:b/>
-          <w:bCs/>
-          <w:color w:val="833C0B" w:themeColor="accent2" w:themeShade="80"/>
-        </w:rPr>
-        <w:t xml:space="preserve">ing in </w:t>
-      </w:r>
-      <w:proofErr w:type="spellStart"/>
-      <w:r>
-        <w:rPr>
-          <w:b/>
-          <w:bCs/>
-          <w:color w:val="833C0B" w:themeColor="accent2" w:themeShade="80"/>
-        </w:rPr>
-        <w:t>Javascript</w:t>
-      </w:r>
-      <w:proofErr w:type="spellEnd"/>
-      <w:r>
-        <w:rPr>
-          <w:b/>
-          <w:bCs/>
-          <w:color w:val="833C0B" w:themeColor="accent2" w:themeShade="80"/>
-        </w:rPr>
-        <w:t xml:space="preserve"> </w:t>
-      </w:r>
-    </w:p>
-    <w:p>
-      <w:pPr>
-        <w:pStyle w:val="Heading1"/>
-        <w:rPr>
-          <w:b/>
-          <w:bCs/>
-          <w:color w:val="833C0B" w:themeColor="accent2" w:themeShade="80"/>
-        </w:rPr>
-      </w:pPr>
-      <w:r>
-        <w:rPr>
-          <w:b/>
-          <w:bCs/>
-          <w:color w:val="833C0B" w:themeColor="accent2" w:themeShade="80"/>
-        </w:rPr>
-        <w:t xml:space="preserve">What is the difference between array and object </w:t>
-      </w:r>
-    </w:p>
-    <w:p>
-      <w:pPr>
-        <w:pStyle w:val="Heading1"/>
-        <w:rPr>
-          <w:b/>
-          <w:bCs/>
-          <w:color w:val="833C0B" w:themeColor="accent2" w:themeShade="80"/>
-        </w:rPr>
-      </w:pPr>
-      <w:r>
-        <w:rPr>
-          <w:b/>
-          <w:bCs/>
-          <w:color w:val="833C0B" w:themeColor="accent2" w:themeShade="80"/>
-        </w:rPr>
-        <w:t xml:space="preserve">What is the difference between number type and </w:t>
-      </w:r>
-      <w:proofErr w:type="spellStart"/>
-      <w:r>
-        <w:rPr>
-          <w:b/>
-          <w:bCs/>
-          <w:color w:val="833C0B" w:themeColor="accent2" w:themeShade="80"/>
-        </w:rPr>
-        <w:t>BigInt</w:t>
-      </w:r>
-      <w:proofErr w:type="spellEnd"/>
-      <w:r>
-        <w:rPr>
-          <w:b/>
-          <w:bCs/>
-          <w:color w:val="833C0B" w:themeColor="accent2" w:themeShade="80"/>
-        </w:rPr>
-        <w:t xml:space="preserve"> type </w:t>
-      </w:r>
-    </w:p>
-    <w:p>
-      <w:pPr>
-        <w:pStyle w:val="Heading1"/>
-        <w:rPr>
-          <w:b/>
-          <w:bCs/>
-          <w:color w:val="833C0B" w:themeColor="accent2" w:themeShade="80"/>
-        </w:rPr>
-      </w:pPr>
-      <w:r>
-        <w:rPr>
-          <w:b/>
-          <w:bCs/>
-          <w:color w:val="833C0B" w:themeColor="accent2" w:themeShade="80"/>
-        </w:rPr>
-        <w:t xml:space="preserve">What is the difference between call() and apply() </w:t>
-      </w:r>
-    </w:p>
-    <w:p>
-      <w:pPr>
-        <w:pStyle w:val="Heading1"/>
-        <w:rPr>
-          <w:b/>
-          <w:bCs/>
-          <w:color w:val="833C0B" w:themeColor="accent2" w:themeShade="80"/>
-        </w:rPr>
-      </w:pPr>
-      <w:r>
-        <w:rPr>
-          <w:b/>
-          <w:bCs/>
-          <w:color w:val="833C0B" w:themeColor="accent2" w:themeShade="80"/>
-        </w:rPr>
-        <w:t>What is DOM and DOM Manipulation</w:t>
-      </w:r>
-      <w:r>
-        <w:rPr>
-          <w:b/>
-          <w:bCs/>
-          <w:color w:val="833C0B" w:themeColor="accent2" w:themeShade="80"/>
-        </w:rPr>
-        <w:t>.</w:t>
-      </w:r>
-    </w:p>
-    <w:p>
-      <w:pPr>
-        <w:rPr>
-          <w:rFonts w:ascii="Times New Roman" w:hAnsi="Times New Roman" w:cs="Times New Roman"/>
-          <w:b/>
-          <w:bCs/>
-          <w:color w:val="000000" w:themeColor="text1"/>
-          <w:sz w:val="24"/>
-          <w:szCs w:val="24"/>
-          <w14:shadow w14:blurRad="38100" w14:dist="19050" w14:dir="2700000" w14:sx="100000" w14:sy="100000" w14:kx="0" w14:ky="0" w14:algn="tl">
-            <w14:schemeClr w14:val="dk1">
-              <w14:alpha w14:val="60000"/>
-            </w14:schemeClr>
-          </w14:shadow>
-          <w14:textOutline w14:w="0" w14:cap="flat" w14:cmpd="sng" w14:algn="ctr">
-            <w14:noFill/>
-            <w14:prstDash w14:val="solid"/>
-            <w14:round/>
-          </w14:textOutline>
-        </w:rPr>
-      </w:pPr>
-      <w:r>
-        <w:rPr>
-          <w:rFonts w:ascii="Times New Roman" w:hAnsi="Times New Roman" w:cs="Times New Roman"/>
-          <w:b/>
-          <w:bCs/>
-          <w:color w:val="000000" w:themeColor="text1"/>
-          <w:sz w:val="24"/>
-          <w:szCs w:val="24"/>
-          <w14:shadow w14:blurRad="38100" w14:dist="19050" w14:dir="2700000" w14:sx="100000" w14:sy="100000" w14:kx="0" w14:ky="0" w14:algn="tl">
-            <w14:schemeClr w14:val="dk1">
-              <w14:alpha w14:val="60000"/>
-            </w14:schemeClr>
-          </w14:shadow>
-          <w14:textOutline w14:w="0" w14:cap="flat" w14:cmpd="sng" w14:algn="ctr">
-            <w14:noFill/>
-            <w14:prstDash w14:val="solid"/>
-            <w14:round/>
-          </w14:textOutline>
-        </w:rPr>
-        <w:t>DOM</w:t>
-      </w:r>
-    </w:p>
-    <w:p>
-      <w:pPr>
-        <w:rPr>
-          <w:rFonts w:ascii="Times New Roman" w:hAnsi="Times New Roman" w:cs="Times New Roman"/>
-          <w:color w:val="000000" w:themeColor="text1"/>
-          <w:sz w:val="24"/>
-          <w:szCs w:val="24"/>
-          <w14:shadow w14:blurRad="38100" w14:dist="19050" w14:dir="2700000" w14:sx="100000" w14:sy="100000" w14:kx="0" w14:ky="0" w14:algn="tl">
-            <w14:schemeClr w14:val="dk1">
-              <w14:alpha w14:val="60000"/>
-            </w14:schemeClr>
-          </w14:shadow>
-          <w14:textOutline w14:w="0" w14:cap="flat" w14:cmpd="sng" w14:algn="ctr">
-            <w14:noFill/>
-            <w14:prstDash w14:val="solid"/>
-            <w14:round/>
-          </w14:textOutline>
-        </w:rPr>
-      </w:pPr>
-      <w:r>
-        <w:rPr>
-          <w:rFonts w:ascii="Times New Roman" w:hAnsi="Times New Roman" w:cs="Times New Roman"/>
-          <w:color w:val="000000" w:themeColor="text1"/>
-          <w:sz w:val="24"/>
-          <w:szCs w:val="24"/>
-          <w14:shadow w14:blurRad="38100" w14:dist="19050" w14:dir="2700000" w14:sx="100000" w14:sy="100000" w14:kx="0" w14:ky="0" w14:algn="tl">
-            <w14:schemeClr w14:val="dk1">
-              <w14:alpha w14:val="60000"/>
-            </w14:schemeClr>
-          </w14:shadow>
-          <w14:textOutline w14:w="0" w14:cap="flat" w14:cmpd="sng" w14:algn="ctr">
-            <w14:noFill/>
-            <w14:prstDash w14:val="solid"/>
-            <w14:round/>
-          </w14:textOutline>
-        </w:rPr>
-        <w:t>The Document Object Model (DOM) is a programming interface that represents the structure of HTML and XML documents. It allows JavaScript to access and manipulate the content and structure of a webpage.</w:t>
-      </w:r>
-    </w:p>
-    <w:p>
-      <w:pPr>
-        <w:rPr>
-          <w:rFonts w:ascii="Times New Roman" w:hAnsi="Times New Roman" w:cs="Times New Roman"/>
-          <w:b/>
-          <w:bCs/>
-          <w:color w:val="000000" w:themeColor="text1"/>
-          <w:sz w:val="24"/>
-          <w:szCs w:val="24"/>
-          <w14:shadow w14:blurRad="38100" w14:dist="19050" w14:dir="2700000" w14:sx="100000" w14:sy="100000" w14:kx="0" w14:ky="0" w14:algn="tl">
-            <w14:schemeClr w14:val="dk1">
-              <w14:alpha w14:val="60000"/>
-            </w14:schemeClr>
-          </w14:shadow>
-          <w14:textOutline w14:w="0" w14:cap="flat" w14:cmpd="sng" w14:algn="ctr">
-            <w14:noFill/>
-            <w14:prstDash w14:val="solid"/>
-            <w14:round/>
-          </w14:textOutline>
-        </w:rPr>
-      </w:pPr>
-      <w:r>
-        <w:rPr>
-          <w:rFonts w:ascii="Times New Roman" w:hAnsi="Times New Roman" w:cs="Times New Roman"/>
-          <w:b/>
-          <w:bCs/>
-          <w:color w:val="000000" w:themeColor="text1"/>
-          <w:sz w:val="24"/>
-          <w:szCs w:val="24"/>
-          <w14:shadow w14:blurRad="38100" w14:dist="19050" w14:dir="2700000" w14:sx="100000" w14:sy="100000" w14:kx="0" w14:ky="0" w14:algn="tl">
-            <w14:schemeClr w14:val="dk1">
-              <w14:alpha w14:val="60000"/>
-            </w14:schemeClr>
-          </w14:shadow>
-          <w14:textOutline w14:w="0" w14:cap="flat" w14:cmpd="sng" w14:algn="ctr">
-            <w14:noFill/>
-            <w14:prstDash w14:val="solid"/>
-            <w14:round/>
-          </w14:textOutline>
-        </w:rPr>
-        <w:t>DOM Manipulation</w:t>
-      </w:r>
-    </w:p>
-    <w:p>
-      <w:pPr>
-        <w:rPr>
-          <w:rFonts w:ascii="Times New Roman" w:hAnsi="Times New Roman" w:cs="Times New Roman"/>
-          <w:color w:val="000000" w:themeColor="text1"/>
-          <w:sz w:val="24"/>
-          <w:szCs w:val="24"/>
-          <w14:shadow w14:blurRad="38100" w14:dist="19050" w14:dir="2700000" w14:sx="100000" w14:sy="100000" w14:kx="0" w14:ky="0" w14:algn="tl">
-            <w14:schemeClr w14:val="dk1">
-              <w14:alpha w14:val="60000"/>
-            </w14:schemeClr>
-          </w14:shadow>
-          <w14:textOutline w14:w="0" w14:cap="flat" w14:cmpd="sng" w14:algn="ctr">
-            <w14:noFill/>
-            <w14:prstDash w14:val="solid"/>
-            <w14:round/>
-          </w14:textOutline>
-        </w:rPr>
-      </w:pPr>
-    </w:p>
-    <w:p>
-      <w:pPr>
-        <w:rPr>
-          <w:rFonts w:ascii="Times New Roman" w:hAnsi="Times New Roman" w:cs="Times New Roman"/>
-          <w:color w:val="000000" w:themeColor="text1"/>
-          <w:sz w:val="24"/>
-          <w:szCs w:val="24"/>
-          <w14:shadow w14:blurRad="38100" w14:dist="19050" w14:dir="2700000" w14:sx="100000" w14:sy="100000" w14:kx="0" w14:ky="0" w14:algn="tl">
-            <w14:schemeClr w14:val="dk1">
-              <w14:alpha w14:val="60000"/>
-            </w14:schemeClr>
-          </w14:shadow>
-          <w14:textOutline w14:w="0" w14:cap="flat" w14:cmpd="sng" w14:algn="ctr">
-            <w14:noFill/>
-            <w14:prstDash w14:val="solid"/>
-            <w14:round/>
-          </w14:textOutline>
-        </w:rPr>
-      </w:pPr>
-      <w:r>
-        <w:rPr>
-          <w:rFonts w:ascii="Times New Roman" w:hAnsi="Times New Roman" w:cs="Times New Roman"/>
-          <w:color w:val="000000" w:themeColor="text1"/>
-          <w:sz w:val="24"/>
-          <w:szCs w:val="24"/>
-          <w14:shadow w14:blurRad="38100" w14:dist="19050" w14:dir="2700000" w14:sx="100000" w14:sy="100000" w14:kx="0" w14:ky="0" w14:algn="tl">
-            <w14:schemeClr w14:val="dk1">
-              <w14:alpha w14:val="60000"/>
-            </w14:schemeClr>
-          </w14:shadow>
-          <w14:textOutline w14:w="0" w14:cap="flat" w14:cmpd="sng" w14:algn="ctr">
-            <w14:noFill/>
-            <w14:prstDash w14:val="solid"/>
-            <w14:round/>
-          </w14:textOutline>
-        </w:rPr>
-        <w:t>JavaScript can interact with the Document Object Model (DOM), enabling developers to modify the content and structure of web pages dynamically.</w:t>
-      </w:r>
-    </w:p>
-    <w:p>
-      <w:pPr>
-        <w:pStyle w:val="Heading1"/>
-        <w:rPr>
-          <w:b/>
-          <w:bCs/>
-          <w:color w:val="833C0B" w:themeColor="accent2" w:themeShade="80"/>
-        </w:rPr>
-      </w:pPr>
-      <w:r>
-        <w:rPr>
-          <w:b/>
-          <w:bCs/>
-          <w:color w:val="833C0B" w:themeColor="accent2" w:themeShade="80"/>
-        </w:rPr>
-        <w:t xml:space="preserve">How to create element dynamically using </w:t>
-      </w:r>
-      <w:proofErr w:type="spellStart"/>
-      <w:r>
-        <w:rPr>
-          <w:b/>
-          <w:bCs/>
-          <w:color w:val="833C0B" w:themeColor="accent2" w:themeShade="80"/>
-        </w:rPr>
-        <w:t>Javascript</w:t>
-      </w:r>
-      <w:proofErr w:type="spellEnd"/>
-      <w:r>
-        <w:rPr>
-          <w:b/>
-          <w:bCs/>
-          <w:color w:val="833C0B" w:themeColor="accent2" w:themeShade="80"/>
-        </w:rPr>
-        <w:t xml:space="preserve"> </w:t>
-      </w:r>
-    </w:p>
-    <w:p>
-      <w:pPr>
-        <w:pStyle w:val="Heading1"/>
-        <w:rPr>
-          <w:b/>
-          <w:bCs/>
-          <w:color w:val="833C0B" w:themeColor="accent2" w:themeShade="80"/>
-        </w:rPr>
-      </w:pPr>
-      <w:r>
-        <w:rPr>
-          <w:b/>
-          <w:bCs/>
-          <w:color w:val="833C0B" w:themeColor="accent2" w:themeShade="80"/>
-        </w:rPr>
-        <w:t xml:space="preserve">Explain Closures in </w:t>
-      </w:r>
-      <w:proofErr w:type="spellStart"/>
-      <w:r>
-        <w:rPr>
-          <w:b/>
-          <w:bCs/>
-          <w:color w:val="833C0B" w:themeColor="accent2" w:themeShade="80"/>
-        </w:rPr>
-        <w:t>Javascript</w:t>
-      </w:r>
-      <w:proofErr w:type="spellEnd"/>
-      <w:r>
-        <w:rPr>
-          <w:b/>
-          <w:bCs/>
-          <w:color w:val="833C0B" w:themeColor="accent2" w:themeShade="80"/>
-        </w:rPr>
-        <w:t xml:space="preserve"> </w:t>
-      </w:r>
-      <w:r>
-        <w:rPr>
-          <w:b/>
-          <w:bCs/>
-          <w:color w:val="833C0B" w:themeColor="accent2" w:themeShade="80"/>
-        </w:rPr>
-        <w:t>.</w:t>
-      </w:r>
-    </w:p>
-    <w:p>
-      <w:pPr>
-        <w:rPr>
-          <w:rFonts w:ascii="Times New Roman" w:hAnsi="Times New Roman" w:cs="Times New Roman"/>
-          <w:color w:val="000000" w:themeColor="text1"/>
-          <w:sz w:val="24"/>
-          <w:szCs w:val="24"/>
-          <w14:shadow w14:blurRad="38100" w14:dist="19050" w14:dir="2700000" w14:sx="100000" w14:sy="100000" w14:kx="0" w14:ky="0" w14:algn="tl">
-            <w14:schemeClr w14:val="dk1">
-              <w14:alpha w14:val="60000"/>
-            </w14:schemeClr>
-          </w14:shadow>
-          <w14:textOutline w14:w="0" w14:cap="flat" w14:cmpd="sng" w14:algn="ctr">
-            <w14:noFill/>
-            <w14:prstDash w14:val="solid"/>
-            <w14:round/>
-          </w14:textOutline>
-        </w:rPr>
-      </w:pPr>
-      <w:r>
-        <w:rPr>
-          <w:rFonts w:ascii="Times New Roman" w:hAnsi="Times New Roman" w:cs="Times New Roman"/>
-          <w:color w:val="000000" w:themeColor="text1"/>
-          <w:sz w:val="24"/>
-          <w:szCs w:val="24"/>
-          <w14:shadow w14:blurRad="38100" w14:dist="19050" w14:dir="2700000" w14:sx="100000" w14:sy="100000" w14:kx="0" w14:ky="0" w14:algn="tl">
-            <w14:schemeClr w14:val="dk1">
-              <w14:alpha w14:val="60000"/>
-            </w14:schemeClr>
-          </w14:shadow>
-          <w14:textOutline w14:w="0" w14:cap="flat" w14:cmpd="sng" w14:algn="ctr">
-            <w14:noFill/>
-            <w14:prstDash w14:val="solid"/>
-            <w14:round/>
-          </w14:textOutline>
-        </w:rPr>
-        <w:t>Closures are functions that have access to variables from an outer function, even after the outer function has finished executing. They encapsulate data and provide a way to maintain state between function calls.</w:t>
-      </w:r>
-    </w:p>
-    <w:p>
-      <w:pPr>
-        <w:pStyle w:val="Heading1"/>
-        <w:rPr>
-          <w:b/>
-          <w:bCs/>
-          <w:color w:val="833C0B" w:themeColor="accent2" w:themeShade="80"/>
-        </w:rPr>
-      </w:pPr>
-      <w:r>
-        <w:rPr>
-          <w:b/>
-          <w:bCs/>
-          <w:color w:val="833C0B" w:themeColor="accent2" w:themeShade="80"/>
-        </w:rPr>
-        <w:t xml:space="preserve">Explain different Scopes in </w:t>
-      </w:r>
-      <w:proofErr w:type="spellStart"/>
-      <w:r>
-        <w:rPr>
-          <w:b/>
-          <w:bCs/>
-          <w:color w:val="833C0B" w:themeColor="accent2" w:themeShade="80"/>
-        </w:rPr>
-        <w:t>Javascript</w:t>
-      </w:r>
-      <w:proofErr w:type="spellEnd"/>
+        <w:t>Explain different Scopes in Javascript</w:t>
+      </w:r>
       <w:r>
         <w:rPr>
           <w:b/>
@@ -9734,7 +8585,6 @@
         <w:rPr>
           <w:noProof/>
         </w:rPr>
-        <w:lastRenderedPageBreak/>
         <w:drawing>
           <wp:inline distT="0" distB="0" distL="0" distR="0" wp14:anchorId="26945512" wp14:editId="2DBC7AD2">
             <wp:extent cx="5731510" cy="3660775"/>
@@ -10207,25 +9057,7 @@
           <w:bCs/>
           <w:color w:val="833C0B" w:themeColor="accent2" w:themeShade="80"/>
         </w:rPr>
-        <w:t xml:space="preserve">What is Destructing in the </w:t>
-      </w:r>
-      <w:proofErr w:type="spellStart"/>
-      <w:r>
-        <w:rPr>
-          <w:b/>
-          <w:bCs/>
-          <w:color w:val="833C0B" w:themeColor="accent2" w:themeShade="80"/>
-        </w:rPr>
-        <w:t>Javascript</w:t>
-      </w:r>
-      <w:proofErr w:type="spellEnd"/>
-      <w:r>
-        <w:rPr>
-          <w:b/>
-          <w:bCs/>
-          <w:color w:val="833C0B" w:themeColor="accent2" w:themeShade="80"/>
-        </w:rPr>
-        <w:t xml:space="preserve"> </w:t>
+        <w:t xml:space="preserve">What is Destructing in the Javascript </w:t>
       </w:r>
     </w:p>
     <w:p>
@@ -10433,25 +9265,7 @@
           <w:bCs/>
           <w:color w:val="833C0B" w:themeColor="accent2" w:themeShade="80"/>
         </w:rPr>
-        <w:t xml:space="preserve">Explain difference between map() and </w:t>
-      </w:r>
-      <w:proofErr w:type="spellStart"/>
-      <w:r>
-        <w:rPr>
-          <w:b/>
-          <w:bCs/>
-          <w:color w:val="833C0B" w:themeColor="accent2" w:themeShade="80"/>
-        </w:rPr>
-        <w:t>forEach</w:t>
-      </w:r>
-      <w:proofErr w:type="spellEnd"/>
-      <w:r>
-        <w:rPr>
-          <w:b/>
-          <w:bCs/>
-          <w:color w:val="833C0B" w:themeColor="accent2" w:themeShade="80"/>
-        </w:rPr>
-        <w:t xml:space="preserve">() </w:t>
+        <w:t xml:space="preserve">Explain difference between map() and forEach() </w:t>
       </w:r>
     </w:p>
     <w:p>
@@ -10529,126 +9343,46 @@
             <w14:round/>
           </w14:textOutline>
         </w:rPr>
-        <w:t xml:space="preserve">Use </w:t>
-      </w:r>
-      <w:proofErr w:type="spellStart"/>
-      <w:r>
-        <w:rPr>
-          <w:rFonts w:ascii="Times New Roman" w:hAnsi="Times New Roman" w:cs="Times New Roman"/>
-          <w:color w:val="000000" w:themeColor="text1"/>
-          <w:sz w:val="24"/>
-          <w:szCs w:val="24"/>
-          <w14:shadow w14:blurRad="38100" w14:dist="19050" w14:dir="2700000" w14:sx="100000" w14:sy="100000" w14:kx="0" w14:ky="0" w14:algn="tl">
-            <w14:schemeClr w14:val="dk1">
-              <w14:alpha w14:val="60000"/>
-            </w14:schemeClr>
-          </w14:shadow>
-          <w14:textOutline w14:w="0" w14:cap="flat" w14:cmpd="sng" w14:algn="ctr">
-            <w14:noFill/>
-            <w14:prstDash w14:val="solid"/>
-            <w14:round/>
-          </w14:textOutline>
-        </w:rPr>
-        <w:t>forEach</w:t>
-      </w:r>
-      <w:proofErr w:type="spellEnd"/>
-      <w:r>
-        <w:rPr>
-          <w:rFonts w:ascii="Times New Roman" w:hAnsi="Times New Roman" w:cs="Times New Roman"/>
-          <w:color w:val="000000" w:themeColor="text1"/>
-          <w:sz w:val="24"/>
-          <w:szCs w:val="24"/>
-          <w14:shadow w14:blurRad="38100" w14:dist="19050" w14:dir="2700000" w14:sx="100000" w14:sy="100000" w14:kx="0" w14:ky="0" w14:algn="tl">
-            <w14:schemeClr w14:val="dk1">
-              <w14:alpha w14:val="60000"/>
-            </w14:schemeClr>
-          </w14:shadow>
-          <w14:textOutline w14:w="0" w14:cap="flat" w14:cmpd="sng" w14:algn="ctr">
-            <w14:noFill/>
-            <w14:prstDash w14:val="solid"/>
-            <w14:round/>
-          </w14:textOutline>
-        </w:rPr>
-        <w:t>() when you need to execute a function for each element of the array without modifying or creating a new array.</w:t>
-      </w:r>
-    </w:p>
-    <w:p>
-      <w:pPr>
-        <w:rPr>
-          <w:rFonts w:ascii="Times New Roman" w:hAnsi="Times New Roman" w:cs="Times New Roman"/>
-          <w:color w:val="000000" w:themeColor="text1"/>
-          <w:sz w:val="24"/>
-          <w:szCs w:val="24"/>
-          <w14:shadow w14:blurRad="38100" w14:dist="19050" w14:dir="2700000" w14:sx="100000" w14:sy="100000" w14:kx="0" w14:ky="0" w14:algn="tl">
-            <w14:schemeClr w14:val="dk1">
-              <w14:alpha w14:val="60000"/>
-            </w14:schemeClr>
-          </w14:shadow>
-          <w14:textOutline w14:w="0" w14:cap="flat" w14:cmpd="sng" w14:algn="ctr">
-            <w14:noFill/>
-            <w14:prstDash w14:val="solid"/>
-            <w14:round/>
-          </w14:textOutline>
-        </w:rPr>
-      </w:pPr>
-      <w:r>
-        <w:rPr>
-          <w:rFonts w:ascii="Times New Roman" w:hAnsi="Times New Roman" w:cs="Times New Roman"/>
-          <w:color w:val="000000" w:themeColor="text1"/>
-          <w:sz w:val="24"/>
-          <w:szCs w:val="24"/>
-          <w14:shadow w14:blurRad="38100" w14:dist="19050" w14:dir="2700000" w14:sx="100000" w14:sy="100000" w14:kx="0" w14:ky="0" w14:algn="tl">
-            <w14:schemeClr w14:val="dk1">
-              <w14:alpha w14:val="60000"/>
-            </w14:schemeClr>
-          </w14:shadow>
-          <w14:textOutline w14:w="0" w14:cap="flat" w14:cmpd="sng" w14:algn="ctr">
-            <w14:noFill/>
-            <w14:prstDash w14:val="solid"/>
-            <w14:round/>
-          </w14:textOutline>
-        </w:rPr>
-        <w:t xml:space="preserve">map() and </w:t>
-      </w:r>
-      <w:proofErr w:type="spellStart"/>
-      <w:r>
-        <w:rPr>
-          <w:rFonts w:ascii="Times New Roman" w:hAnsi="Times New Roman" w:cs="Times New Roman"/>
-          <w:color w:val="000000" w:themeColor="text1"/>
-          <w:sz w:val="24"/>
-          <w:szCs w:val="24"/>
-          <w14:shadow w14:blurRad="38100" w14:dist="19050" w14:dir="2700000" w14:sx="100000" w14:sy="100000" w14:kx="0" w14:ky="0" w14:algn="tl">
-            <w14:schemeClr w14:val="dk1">
-              <w14:alpha w14:val="60000"/>
-            </w14:schemeClr>
-          </w14:shadow>
-          <w14:textOutline w14:w="0" w14:cap="flat" w14:cmpd="sng" w14:algn="ctr">
-            <w14:noFill/>
-            <w14:prstDash w14:val="solid"/>
-            <w14:round/>
-          </w14:textOutline>
-        </w:rPr>
-        <w:t>forEach</w:t>
-      </w:r>
-      <w:proofErr w:type="spellEnd"/>
-      <w:r>
-        <w:rPr>
-          <w:rFonts w:ascii="Times New Roman" w:hAnsi="Times New Roman" w:cs="Times New Roman"/>
-          <w:color w:val="000000" w:themeColor="text1"/>
-          <w:sz w:val="24"/>
-          <w:szCs w:val="24"/>
-          <w14:shadow w14:blurRad="38100" w14:dist="19050" w14:dir="2700000" w14:sx="100000" w14:sy="100000" w14:kx="0" w14:ky="0" w14:algn="tl">
-            <w14:schemeClr w14:val="dk1">
-              <w14:alpha w14:val="60000"/>
-            </w14:schemeClr>
-          </w14:shadow>
-          <w14:textOutline w14:w="0" w14:cap="flat" w14:cmpd="sng" w14:algn="ctr">
-            <w14:noFill/>
-            <w14:prstDash w14:val="solid"/>
-            <w14:round/>
-          </w14:textOutline>
-        </w:rPr>
-        <w:t>() are both methods used to iterate over arrays</w:t>
+        <w:t>Use forEach() when you need to execute a function for each element of the array without modifying or creating a new array.</w:t>
+      </w:r>
+    </w:p>
+    <w:p>
+      <w:pPr>
+        <w:rPr>
+          <w:rFonts w:ascii="Times New Roman" w:hAnsi="Times New Roman" w:cs="Times New Roman"/>
+          <w:color w:val="000000" w:themeColor="text1"/>
+          <w:sz w:val="24"/>
+          <w:szCs w:val="24"/>
+          <w14:shadow w14:blurRad="38100" w14:dist="19050" w14:dir="2700000" w14:sx="100000" w14:sy="100000" w14:kx="0" w14:ky="0" w14:algn="tl">
+            <w14:schemeClr w14:val="dk1">
+              <w14:alpha w14:val="60000"/>
+            </w14:schemeClr>
+          </w14:shadow>
+          <w14:textOutline w14:w="0" w14:cap="flat" w14:cmpd="sng" w14:algn="ctr">
+            <w14:noFill/>
+            <w14:prstDash w14:val="solid"/>
+            <w14:round/>
+          </w14:textOutline>
+        </w:rPr>
+      </w:pPr>
+      <w:r>
+        <w:rPr>
+          <w:rFonts w:ascii="Times New Roman" w:hAnsi="Times New Roman" w:cs="Times New Roman"/>
+          <w:color w:val="000000" w:themeColor="text1"/>
+          <w:sz w:val="24"/>
+          <w:szCs w:val="24"/>
+          <w14:shadow w14:blurRad="38100" w14:dist="19050" w14:dir="2700000" w14:sx="100000" w14:sy="100000" w14:kx="0" w14:ky="0" w14:algn="tl">
+            <w14:schemeClr w14:val="dk1">
+              <w14:alpha w14:val="60000"/>
+            </w14:schemeClr>
+          </w14:shadow>
+          <w14:textOutline w14:w="0" w14:cap="flat" w14:cmpd="sng" w14:algn="ctr">
+            <w14:noFill/>
+            <w14:prstDash w14:val="solid"/>
+            <w14:round/>
+          </w14:textOutline>
+        </w:rPr>
+        <w:t>map() and forEach() are both methods used to iterate over arrays</w:t>
       </w:r>
     </w:p>
     <w:tbl>
@@ -10691,7 +9425,6 @@
                 <w14:ligatures w14:val="none"/>
               </w:rPr>
             </w:pPr>
-            <w:proofErr w:type="spellStart"/>
             <w:r>
               <w:rPr>
                 <w:rFonts w:ascii="Calibri" w:eastAsia="Times New Roman" w:hAnsi="Calibri" w:cs="Calibri"/>
@@ -10704,7 +9437,6 @@
               </w:rPr>
               <w:t>forEach</w:t>
             </w:r>
-            <w:proofErr w:type="spellEnd"/>
           </w:p>
         </w:tc>
         <w:tc>
@@ -10866,7 +9598,6 @@
               </w:rPr>
               <w:t xml:space="preserve">Since </w:t>
             </w:r>
-            <w:proofErr w:type="spellStart"/>
             <w:r>
               <w:rPr>
                 <w:rFonts w:ascii="Arial Unicode MS" w:eastAsia="Times New Roman" w:hAnsi="Arial Unicode MS" w:cs="Calibri"/>
@@ -10877,20 +9608,7 @@
                 <w:lang w:eastAsia="en-IN"/>
                 <w14:ligatures w14:val="none"/>
               </w:rPr>
-              <w:t>forEach</w:t>
-            </w:r>
-            <w:proofErr w:type="spellEnd"/>
-            <w:r>
-              <w:rPr>
-                <w:rFonts w:ascii="Arial Unicode MS" w:eastAsia="Times New Roman" w:hAnsi="Arial Unicode MS" w:cs="Calibri"/>
-                <w:color w:val="000000"/>
-                <w:kern w:val="0"/>
-                <w:sz w:val="20"/>
-                <w:szCs w:val="20"/>
-                <w:lang w:eastAsia="en-IN"/>
-                <w14:ligatures w14:val="none"/>
-              </w:rPr>
-              <w:t>()</w:t>
+              <w:t>forEach()</w:t>
             </w:r>
             <w:r>
               <w:rPr>
@@ -11065,18 +9783,8 @@
           <w:bCs/>
           <w:color w:val="833C0B" w:themeColor="accent2" w:themeShade="80"/>
         </w:rPr>
-        <w:t xml:space="preserve">What are events in </w:t>
-      </w:r>
-      <w:proofErr w:type="spellStart"/>
-      <w:r>
-        <w:rPr>
-          <w:b/>
-          <w:bCs/>
-          <w:color w:val="833C0B" w:themeColor="accent2" w:themeShade="80"/>
-        </w:rPr>
-        <w:t>Javascript</w:t>
-      </w:r>
-      <w:proofErr w:type="spellEnd"/>
+        <w:t>What are events in Javascript</w:t>
+      </w:r>
       <w:r>
         <w:rPr>
           <w:b/>
@@ -11528,6 +10236,25 @@
         </w:rPr>
         <w:tab/>
         <w:t xml:space="preserve">1 == "1"  =&gt; true =&gt; type coercion </w:t>
+      </w:r>
+      <w:r>
+        <w:rPr>
+          <w:rFonts w:ascii="Times New Roman" w:hAnsi="Times New Roman" w:cs="Times New Roman"/>
+          <w:color w:val="000000" w:themeColor="text1"/>
+          <w:sz w:val="24"/>
+          <w:szCs w:val="24"/>
+          <w14:shadow w14:blurRad="38100" w14:dist="19050" w14:dir="2700000" w14:sx="100000" w14:sy="100000" w14:kx="0" w14:ky="0" w14:algn="tl">
+            <w14:schemeClr w14:val="dk1">
+              <w14:alpha w14:val="60000"/>
+            </w14:schemeClr>
+          </w14:shadow>
+          <w14:textOutline w14:w="0" w14:cap="flat" w14:cmpd="sng" w14:algn="ctr">
+            <w14:noFill/>
+            <w14:prstDash w14:val="solid"/>
+            <w14:round/>
+          </w14:textOutline>
+        </w:rPr>
+        <w:t>happens so it will check only value.</w:t>
       </w:r>
     </w:p>
     <w:p>

--- a/My Int prep on Prereq.docx
+++ b/My Int prep on Prereq.docx
@@ -13,6 +13,7 @@
           <w:szCs w:val="24"/>
         </w:rPr>
       </w:pPr>
+      <w:proofErr w:type="spellStart"/>
       <w:r>
         <w:rPr>
           <w:rFonts w:ascii="Times New Roman" w:hAnsi="Times New Roman" w:cs="Times New Roman"/>
@@ -23,6 +24,7 @@
         </w:rPr>
         <w:t>Prerequisities</w:t>
       </w:r>
+      <w:proofErr w:type="spellEnd"/>
     </w:p>
     <w:p>
       <w:pPr>
@@ -792,7 +794,25 @@
           <w:sz w:val="24"/>
           <w:szCs w:val="24"/>
         </w:rPr>
-        <w:t>Graphics: &lt;canvas&gt;, &lt;svg&gt;</w:t>
+        <w:t>Graphics: &lt;canvas&gt;, &lt;</w:t>
+      </w:r>
+      <w:proofErr w:type="spellStart"/>
+      <w:r>
+        <w:rPr>
+          <w:rFonts w:ascii="Times New Roman" w:hAnsi="Times New Roman" w:cs="Times New Roman"/>
+          <w:sz w:val="24"/>
+          <w:szCs w:val="24"/>
+        </w:rPr>
+        <w:t>svg</w:t>
+      </w:r>
+      <w:proofErr w:type="spellEnd"/>
+      <w:r>
+        <w:rPr>
+          <w:rFonts w:ascii="Times New Roman" w:hAnsi="Times New Roman" w:cs="Times New Roman"/>
+          <w:sz w:val="24"/>
+          <w:szCs w:val="24"/>
+        </w:rPr>
+        <w:t>&gt;</w:t>
       </w:r>
     </w:p>
     <w:p>
@@ -826,8 +846,36 @@
           <w:sz w:val="24"/>
           <w:szCs w:val="24"/>
         </w:rPr>
-        <w:t>Local storage: localStorage, sessionStorage</w:t>
-      </w:r>
+        <w:t xml:space="preserve">Local storage: </w:t>
+      </w:r>
+      <w:proofErr w:type="spellStart"/>
+      <w:r>
+        <w:rPr>
+          <w:rFonts w:ascii="Times New Roman" w:hAnsi="Times New Roman" w:cs="Times New Roman"/>
+          <w:sz w:val="24"/>
+          <w:szCs w:val="24"/>
+        </w:rPr>
+        <w:t>localStorage</w:t>
+      </w:r>
+      <w:proofErr w:type="spellEnd"/>
+      <w:r>
+        <w:rPr>
+          <w:rFonts w:ascii="Times New Roman" w:hAnsi="Times New Roman" w:cs="Times New Roman"/>
+          <w:sz w:val="24"/>
+          <w:szCs w:val="24"/>
+        </w:rPr>
+        <w:t xml:space="preserve">, </w:t>
+      </w:r>
+      <w:proofErr w:type="spellStart"/>
+      <w:r>
+        <w:rPr>
+          <w:rFonts w:ascii="Times New Roman" w:hAnsi="Times New Roman" w:cs="Times New Roman"/>
+          <w:sz w:val="24"/>
+          <w:szCs w:val="24"/>
+        </w:rPr>
+        <w:t>sessionStorage</w:t>
+      </w:r>
+      <w:proofErr w:type="spellEnd"/>
     </w:p>
     <w:p>
       <w:pPr>
@@ -876,13 +924,23 @@
           <w:szCs w:val="24"/>
         </w:rPr>
       </w:pPr>
-      <w:r>
-        <w:rPr>
-          <w:rFonts w:ascii="Times New Roman" w:hAnsi="Times New Roman" w:cs="Times New Roman"/>
-          <w:sz w:val="24"/>
-          <w:szCs w:val="24"/>
-        </w:rPr>
-        <w:t>id is unique; used once per page.</w:t>
+      <w:proofErr w:type="spellStart"/>
+      <w:r>
+        <w:rPr>
+          <w:rFonts w:ascii="Times New Roman" w:hAnsi="Times New Roman" w:cs="Times New Roman"/>
+          <w:sz w:val="24"/>
+          <w:szCs w:val="24"/>
+        </w:rPr>
+        <w:t>id</w:t>
+      </w:r>
+      <w:proofErr w:type="spellEnd"/>
+      <w:r>
+        <w:rPr>
+          <w:rFonts w:ascii="Times New Roman" w:hAnsi="Times New Roman" w:cs="Times New Roman"/>
+          <w:sz w:val="24"/>
+          <w:szCs w:val="24"/>
+        </w:rPr>
+        <w:t xml:space="preserve"> is unique; used once per page.</w:t>
       </w:r>
     </w:p>
     <w:p>
@@ -993,7 +1051,43 @@
           <w:bCs/>
           <w:color w:val="833C0B" w:themeColor="accent2" w:themeShade="80"/>
         </w:rPr>
-        <w:t>How does HTML5 handle offline storage? Compare localStorage vs sessionStorage vs cookies.</w:t>
+        <w:t xml:space="preserve">How does HTML5 handle offline storage? Compare </w:t>
+      </w:r>
+      <w:proofErr w:type="spellStart"/>
+      <w:r>
+        <w:rPr>
+          <w:b/>
+          <w:bCs/>
+          <w:color w:val="833C0B" w:themeColor="accent2" w:themeShade="80"/>
+        </w:rPr>
+        <w:t>localStorage</w:t>
+      </w:r>
+      <w:proofErr w:type="spellEnd"/>
+      <w:r>
+        <w:rPr>
+          <w:b/>
+          <w:bCs/>
+          <w:color w:val="833C0B" w:themeColor="accent2" w:themeShade="80"/>
+        </w:rPr>
+        <w:t xml:space="preserve"> vs </w:t>
+      </w:r>
+      <w:proofErr w:type="spellStart"/>
+      <w:r>
+        <w:rPr>
+          <w:b/>
+          <w:bCs/>
+          <w:color w:val="833C0B" w:themeColor="accent2" w:themeShade="80"/>
+        </w:rPr>
+        <w:t>sessionStorage</w:t>
+      </w:r>
+      <w:proofErr w:type="spellEnd"/>
+      <w:r>
+        <w:rPr>
+          <w:b/>
+          <w:bCs/>
+          <w:color w:val="833C0B" w:themeColor="accent2" w:themeShade="80"/>
+        </w:rPr>
+        <w:t xml:space="preserve"> vs cookies.</w:t>
       </w:r>
     </w:p>
     <w:p>
@@ -2147,8 +2241,18 @@
           <w:bCs/>
           <w:color w:val="833C0B" w:themeColor="accent2" w:themeShade="80"/>
         </w:rPr>
-        <w:t>Explain what kind of application we can built using Javascript</w:t>
-      </w:r>
+        <w:t xml:space="preserve">Explain what kind of application we can built using </w:t>
+      </w:r>
+      <w:proofErr w:type="spellStart"/>
+      <w:r>
+        <w:rPr>
+          <w:b/>
+          <w:bCs/>
+          <w:color w:val="833C0B" w:themeColor="accent2" w:themeShade="80"/>
+        </w:rPr>
+        <w:t>Javascript</w:t>
+      </w:r>
+      <w:proofErr w:type="spellEnd"/>
       <w:r>
         <w:rPr>
           <w:b/>
@@ -2368,7 +2472,25 @@
           <w:color w:val="833C0B" w:themeColor="accent2" w:themeShade="80"/>
         </w:rPr>
         <w:lastRenderedPageBreak/>
-        <w:t>What is .classList in JavaScript?</w:t>
+        <w:t>What is .</w:t>
+      </w:r>
+      <w:proofErr w:type="spellStart"/>
+      <w:r>
+        <w:rPr>
+          <w:b/>
+          <w:bCs/>
+          <w:color w:val="833C0B" w:themeColor="accent2" w:themeShade="80"/>
+        </w:rPr>
+        <w:t>classList</w:t>
+      </w:r>
+      <w:proofErr w:type="spellEnd"/>
+      <w:r>
+        <w:rPr>
+          <w:b/>
+          <w:bCs/>
+          <w:color w:val="833C0B" w:themeColor="accent2" w:themeShade="80"/>
+        </w:rPr>
+        <w:t xml:space="preserve"> in JavaScript?</w:t>
       </w:r>
     </w:p>
     <w:p>
@@ -2392,8 +2514,21 @@
           <w:lang w:eastAsia="en-IN"/>
           <w14:ligatures w14:val="none"/>
         </w:rPr>
-        <w:t>.classList</w:t>
-      </w:r>
+        <w:t>.</w:t>
+      </w:r>
+      <w:proofErr w:type="spellStart"/>
+      <w:r>
+        <w:rPr>
+          <w:rFonts w:ascii="Courier New" w:eastAsia="Times New Roman" w:hAnsi="Courier New" w:cs="Courier New"/>
+          <w:kern w:val="0"/>
+          <w:sz w:val="20"/>
+          <w:szCs w:val="20"/>
+          <w:lang w:eastAsia="en-IN"/>
+          <w14:ligatures w14:val="none"/>
+        </w:rPr>
+        <w:t>classList</w:t>
+      </w:r>
+      <w:proofErr w:type="spellEnd"/>
       <w:r>
         <w:rPr>
           <w:rFonts w:ascii="Times New Roman" w:eastAsia="Times New Roman" w:hAnsi="Times New Roman" w:cs="Times New Roman"/>
@@ -2568,7 +2703,47 @@
             <w14:round/>
           </w14:textOutline>
         </w:rPr>
-        <w:t xml:space="preserve">Variable name should contain only letter,digits,symbols($) and (_)underscore </w:t>
+        <w:t xml:space="preserve">Variable name should contain only </w:t>
+      </w:r>
+      <w:proofErr w:type="spellStart"/>
+      <w:r>
+        <w:rPr>
+          <w:rFonts w:ascii="Times New Roman" w:hAnsi="Times New Roman" w:cs="Times New Roman"/>
+          <w:color w:val="000000" w:themeColor="text1"/>
+          <w:sz w:val="24"/>
+          <w:szCs w:val="24"/>
+          <w14:shadow w14:blurRad="38100" w14:dist="19050" w14:dir="2700000" w14:sx="100000" w14:sy="100000" w14:kx="0" w14:ky="0" w14:algn="tl">
+            <w14:schemeClr w14:val="dk1">
+              <w14:alpha w14:val="60000"/>
+            </w14:schemeClr>
+          </w14:shadow>
+          <w14:textOutline w14:w="0" w14:cap="flat" w14:cmpd="sng" w14:algn="ctr">
+            <w14:noFill/>
+            <w14:prstDash w14:val="solid"/>
+            <w14:round/>
+          </w14:textOutline>
+        </w:rPr>
+        <w:t>letter,digits,symbols</w:t>
+      </w:r>
+      <w:proofErr w:type="spellEnd"/>
+      <w:r>
+        <w:rPr>
+          <w:rFonts w:ascii="Times New Roman" w:hAnsi="Times New Roman" w:cs="Times New Roman"/>
+          <w:color w:val="000000" w:themeColor="text1"/>
+          <w:sz w:val="24"/>
+          <w:szCs w:val="24"/>
+          <w14:shadow w14:blurRad="38100" w14:dist="19050" w14:dir="2700000" w14:sx="100000" w14:sy="100000" w14:kx="0" w14:ky="0" w14:algn="tl">
+            <w14:schemeClr w14:val="dk1">
+              <w14:alpha w14:val="60000"/>
+            </w14:schemeClr>
+          </w14:shadow>
+          <w14:textOutline w14:w="0" w14:cap="flat" w14:cmpd="sng" w14:algn="ctr">
+            <w14:noFill/>
+            <w14:prstDash w14:val="solid"/>
+            <w14:round/>
+          </w14:textOutline>
+        </w:rPr>
+        <w:t xml:space="preserve">($) and (_)underscore </w:t>
       </w:r>
     </w:p>
     <w:p>
@@ -2922,7 +3097,47 @@
             <w14:round/>
           </w14:textOutline>
         </w:rPr>
-        <w:t>Primitive Data Types: String, Number, Boolean, Undefined, Null, Symbol, BigInt.</w:t>
+        <w:t xml:space="preserve">Primitive Data Types: String, Number, Boolean, Undefined, Null, Symbol, </w:t>
+      </w:r>
+      <w:proofErr w:type="spellStart"/>
+      <w:r>
+        <w:rPr>
+          <w:rFonts w:ascii="Times New Roman" w:hAnsi="Times New Roman" w:cs="Times New Roman"/>
+          <w:color w:val="000000" w:themeColor="text1"/>
+          <w:sz w:val="24"/>
+          <w:szCs w:val="24"/>
+          <w14:shadow w14:blurRad="38100" w14:dist="19050" w14:dir="2700000" w14:sx="100000" w14:sy="100000" w14:kx="0" w14:ky="0" w14:algn="tl">
+            <w14:schemeClr w14:val="dk1">
+              <w14:alpha w14:val="60000"/>
+            </w14:schemeClr>
+          </w14:shadow>
+          <w14:textOutline w14:w="0" w14:cap="flat" w14:cmpd="sng" w14:algn="ctr">
+            <w14:noFill/>
+            <w14:prstDash w14:val="solid"/>
+            <w14:round/>
+          </w14:textOutline>
+        </w:rPr>
+        <w:t>BigInt</w:t>
+      </w:r>
+      <w:proofErr w:type="spellEnd"/>
+      <w:r>
+        <w:rPr>
+          <w:rFonts w:ascii="Times New Roman" w:hAnsi="Times New Roman" w:cs="Times New Roman"/>
+          <w:color w:val="000000" w:themeColor="text1"/>
+          <w:sz w:val="24"/>
+          <w:szCs w:val="24"/>
+          <w14:shadow w14:blurRad="38100" w14:dist="19050" w14:dir="2700000" w14:sx="100000" w14:sy="100000" w14:kx="0" w14:ky="0" w14:algn="tl">
+            <w14:schemeClr w14:val="dk1">
+              <w14:alpha w14:val="60000"/>
+            </w14:schemeClr>
+          </w14:shadow>
+          <w14:textOutline w14:w="0" w14:cap="flat" w14:cmpd="sng" w14:algn="ctr">
+            <w14:noFill/>
+            <w14:prstDash w14:val="solid"/>
+            <w14:round/>
+          </w14:textOutline>
+        </w:rPr>
+        <w:t>.</w:t>
       </w:r>
     </w:p>
     <w:p>
@@ -3056,7 +3271,25 @@
           <w:bCs/>
           <w:color w:val="833C0B" w:themeColor="accent2" w:themeShade="80"/>
         </w:rPr>
-        <w:t xml:space="preserve">What is function in Javascript </w:t>
+        <w:t xml:space="preserve">What is function in </w:t>
+      </w:r>
+      <w:proofErr w:type="spellStart"/>
+      <w:r>
+        <w:rPr>
+          <w:b/>
+          <w:bCs/>
+          <w:color w:val="833C0B" w:themeColor="accent2" w:themeShade="80"/>
+        </w:rPr>
+        <w:t>Javascript</w:t>
+      </w:r>
+      <w:proofErr w:type="spellEnd"/>
+      <w:r>
+        <w:rPr>
+          <w:b/>
+          <w:bCs/>
+          <w:color w:val="833C0B" w:themeColor="accent2" w:themeShade="80"/>
+        </w:rPr>
+        <w:t xml:space="preserve"> </w:t>
       </w:r>
     </w:p>
     <w:p>
@@ -4215,6 +4448,48 @@
                 </w14:textOutline>
               </w:rPr>
             </w:pPr>
+          </w:p>
+          <w:p>
+            <w:pPr>
+              <w:jc w:val="center"/>
+              <w:rPr>
+                <w:rFonts w:ascii="Times New Roman" w:hAnsi="Times New Roman" w:cs="Times New Roman"/>
+                <w:color w:val="000000" w:themeColor="text1"/>
+                <w:sz w:val="24"/>
+                <w:szCs w:val="24"/>
+                <w14:shadow w14:blurRad="38100" w14:dist="19050" w14:dir="2700000" w14:sx="100000" w14:sy="100000" w14:kx="0" w14:ky="0" w14:algn="tl">
+                  <w14:schemeClr w14:val="dk1">
+                    <w14:alpha w14:val="60000"/>
+                  </w14:schemeClr>
+                </w14:shadow>
+                <w14:textOutline w14:w="0" w14:cap="flat" w14:cmpd="sng" w14:algn="ctr">
+                  <w14:noFill/>
+                  <w14:prstDash w14:val="solid"/>
+                  <w14:round/>
+                </w14:textOutline>
+              </w:rPr>
+            </w:pPr>
+          </w:p>
+          <w:p>
+            <w:pPr>
+              <w:jc w:val="center"/>
+              <w:rPr>
+                <w:rFonts w:ascii="Times New Roman" w:hAnsi="Times New Roman" w:cs="Times New Roman"/>
+                <w:color w:val="000000" w:themeColor="text1"/>
+                <w:sz w:val="24"/>
+                <w:szCs w:val="24"/>
+                <w14:shadow w14:blurRad="38100" w14:dist="19050" w14:dir="2700000" w14:sx="100000" w14:sy="100000" w14:kx="0" w14:ky="0" w14:algn="tl">
+                  <w14:schemeClr w14:val="dk1">
+                    <w14:alpha w14:val="60000"/>
+                  </w14:schemeClr>
+                </w14:shadow>
+                <w14:textOutline w14:w="0" w14:cap="flat" w14:cmpd="sng" w14:algn="ctr">
+                  <w14:noFill/>
+                  <w14:prstDash w14:val="solid"/>
+                  <w14:round/>
+                </w14:textOutline>
+              </w:rPr>
+            </w:pPr>
             <w:r>
               <w:rPr>
                 <w:rFonts w:ascii="Times New Roman" w:hAnsi="Times New Roman" w:cs="Times New Roman"/>
@@ -4361,7 +4636,85 @@
                   <w14:round/>
                 </w14:textOutline>
               </w:rPr>
-              <w:t>Internally var a; console.log(a);//nearest scope a = 10 ;</w:t>
+              <w:t xml:space="preserve">Internally var a; </w:t>
+            </w:r>
+          </w:p>
+          <w:p>
+            <w:pPr>
+              <w:rPr>
+                <w:rFonts w:ascii="Times New Roman" w:hAnsi="Times New Roman" w:cs="Times New Roman"/>
+                <w:color w:val="000000" w:themeColor="text1"/>
+                <w:sz w:val="24"/>
+                <w:szCs w:val="24"/>
+                <w14:shadow w14:blurRad="38100" w14:dist="19050" w14:dir="2700000" w14:sx="100000" w14:sy="100000" w14:kx="0" w14:ky="0" w14:algn="tl">
+                  <w14:schemeClr w14:val="dk1">
+                    <w14:alpha w14:val="60000"/>
+                  </w14:schemeClr>
+                </w14:shadow>
+                <w14:textOutline w14:w="0" w14:cap="flat" w14:cmpd="sng" w14:algn="ctr">
+                  <w14:noFill/>
+                  <w14:prstDash w14:val="solid"/>
+                  <w14:round/>
+                </w14:textOutline>
+              </w:rPr>
+            </w:pPr>
+            <w:r>
+              <w:rPr>
+                <w:rFonts w:ascii="Times New Roman" w:hAnsi="Times New Roman" w:cs="Times New Roman"/>
+                <w:color w:val="000000" w:themeColor="text1"/>
+                <w:sz w:val="24"/>
+                <w:szCs w:val="24"/>
+                <w14:shadow w14:blurRad="38100" w14:dist="19050" w14:dir="2700000" w14:sx="100000" w14:sy="100000" w14:kx="0" w14:ky="0" w14:algn="tl">
+                  <w14:schemeClr w14:val="dk1">
+                    <w14:alpha w14:val="60000"/>
+                  </w14:schemeClr>
+                </w14:shadow>
+                <w14:textOutline w14:w="0" w14:cap="flat" w14:cmpd="sng" w14:algn="ctr">
+                  <w14:noFill/>
+                  <w14:prstDash w14:val="solid"/>
+                  <w14:round/>
+                </w14:textOutline>
+              </w:rPr>
+              <w:t>console.log(a);</w:t>
+            </w:r>
+          </w:p>
+          <w:p>
+            <w:pPr>
+              <w:rPr>
+                <w:rFonts w:ascii="Times New Roman" w:hAnsi="Times New Roman" w:cs="Times New Roman"/>
+                <w:color w:val="000000" w:themeColor="text1"/>
+                <w:sz w:val="24"/>
+                <w:szCs w:val="24"/>
+                <w14:shadow w14:blurRad="38100" w14:dist="19050" w14:dir="2700000" w14:sx="100000" w14:sy="100000" w14:kx="0" w14:ky="0" w14:algn="tl">
+                  <w14:schemeClr w14:val="dk1">
+                    <w14:alpha w14:val="60000"/>
+                  </w14:schemeClr>
+                </w14:shadow>
+                <w14:textOutline w14:w="0" w14:cap="flat" w14:cmpd="sng" w14:algn="ctr">
+                  <w14:noFill/>
+                  <w14:prstDash w14:val="solid"/>
+                  <w14:round/>
+                </w14:textOutline>
+              </w:rPr>
+            </w:pPr>
+            <w:r>
+              <w:rPr>
+                <w:rFonts w:ascii="Times New Roman" w:hAnsi="Times New Roman" w:cs="Times New Roman"/>
+                <w:color w:val="000000" w:themeColor="text1"/>
+                <w:sz w:val="24"/>
+                <w:szCs w:val="24"/>
+                <w14:shadow w14:blurRad="38100" w14:dist="19050" w14:dir="2700000" w14:sx="100000" w14:sy="100000" w14:kx="0" w14:ky="0" w14:algn="tl">
+                  <w14:schemeClr w14:val="dk1">
+                    <w14:alpha w14:val="60000"/>
+                  </w14:schemeClr>
+                </w14:shadow>
+                <w14:textOutline w14:w="0" w14:cap="flat" w14:cmpd="sng" w14:algn="ctr">
+                  <w14:noFill/>
+                  <w14:prstDash w14:val="solid"/>
+                  <w14:round/>
+                </w14:textOutline>
+              </w:rPr>
+              <w:t>//nearest scope a = 10 ;</w:t>
             </w:r>
           </w:p>
         </w:tc>
@@ -4538,7 +4891,45 @@
                   <w14:round/>
                 </w14:textOutline>
               </w:rPr>
-              <w:t xml:space="preserve">var supports redeclaration and  updation </w:t>
+              <w:t xml:space="preserve">var supports redeclaration and  </w:t>
+            </w:r>
+            <w:r>
+              <w:rPr>
+                <w:rFonts w:ascii="Times New Roman" w:hAnsi="Times New Roman" w:cs="Times New Roman"/>
+                <w:color w:val="000000" w:themeColor="text1"/>
+                <w:sz w:val="24"/>
+                <w:szCs w:val="24"/>
+                <w14:shadow w14:blurRad="38100" w14:dist="19050" w14:dir="2700000" w14:sx="100000" w14:sy="100000" w14:kx="0" w14:ky="0" w14:algn="tl">
+                  <w14:schemeClr w14:val="dk1">
+                    <w14:alpha w14:val="60000"/>
+                  </w14:schemeClr>
+                </w14:shadow>
+                <w14:textOutline w14:w="0" w14:cap="flat" w14:cmpd="sng" w14:algn="ctr">
+                  <w14:noFill/>
+                  <w14:prstDash w14:val="solid"/>
+                  <w14:round/>
+                </w14:textOutline>
+              </w:rPr>
+              <w:t>Updation</w:t>
+            </w:r>
+            <w:r>
+              <w:rPr>
+                <w:rFonts w:ascii="Times New Roman" w:hAnsi="Times New Roman" w:cs="Times New Roman"/>
+                <w:color w:val="000000" w:themeColor="text1"/>
+                <w:sz w:val="24"/>
+                <w:szCs w:val="24"/>
+                <w14:shadow w14:blurRad="38100" w14:dist="19050" w14:dir="2700000" w14:sx="100000" w14:sy="100000" w14:kx="0" w14:ky="0" w14:algn="tl">
+                  <w14:schemeClr w14:val="dk1">
+                    <w14:alpha w14:val="60000"/>
+                  </w14:schemeClr>
+                </w14:shadow>
+                <w14:textOutline w14:w="0" w14:cap="flat" w14:cmpd="sng" w14:algn="ctr">
+                  <w14:noFill/>
+                  <w14:prstDash w14:val="solid"/>
+                  <w14:round/>
+                </w14:textOutline>
+              </w:rPr>
+              <w:t xml:space="preserve"> </w:t>
             </w:r>
           </w:p>
         </w:tc>
@@ -4584,7 +4975,45 @@
                   <w14:round/>
                 </w14:textOutline>
               </w:rPr>
-              <w:t xml:space="preserve">let supports only updation </w:t>
+              <w:t xml:space="preserve">let supports only </w:t>
+            </w:r>
+            <w:r>
+              <w:rPr>
+                <w:rFonts w:ascii="Times New Roman" w:hAnsi="Times New Roman" w:cs="Times New Roman"/>
+                <w:color w:val="000000" w:themeColor="text1"/>
+                <w:sz w:val="24"/>
+                <w:szCs w:val="24"/>
+                <w14:shadow w14:blurRad="38100" w14:dist="19050" w14:dir="2700000" w14:sx="100000" w14:sy="100000" w14:kx="0" w14:ky="0" w14:algn="tl">
+                  <w14:schemeClr w14:val="dk1">
+                    <w14:alpha w14:val="60000"/>
+                  </w14:schemeClr>
+                </w14:shadow>
+                <w14:textOutline w14:w="0" w14:cap="flat" w14:cmpd="sng" w14:algn="ctr">
+                  <w14:noFill/>
+                  <w14:prstDash w14:val="solid"/>
+                  <w14:round/>
+                </w14:textOutline>
+              </w:rPr>
+              <w:t>Updation</w:t>
+            </w:r>
+            <w:r>
+              <w:rPr>
+                <w:rFonts w:ascii="Times New Roman" w:hAnsi="Times New Roman" w:cs="Times New Roman"/>
+                <w:color w:val="000000" w:themeColor="text1"/>
+                <w:sz w:val="24"/>
+                <w:szCs w:val="24"/>
+                <w14:shadow w14:blurRad="38100" w14:dist="19050" w14:dir="2700000" w14:sx="100000" w14:sy="100000" w14:kx="0" w14:ky="0" w14:algn="tl">
+                  <w14:schemeClr w14:val="dk1">
+                    <w14:alpha w14:val="60000"/>
+                  </w14:schemeClr>
+                </w14:shadow>
+                <w14:textOutline w14:w="0" w14:cap="flat" w14:cmpd="sng" w14:algn="ctr">
+                  <w14:noFill/>
+                  <w14:prstDash w14:val="solid"/>
+                  <w14:round/>
+                </w14:textOutline>
+              </w:rPr>
+              <w:t xml:space="preserve"> </w:t>
             </w:r>
           </w:p>
         </w:tc>
@@ -4630,7 +5059,45 @@
                   <w14:round/>
                 </w14:textOutline>
               </w:rPr>
-              <w:t xml:space="preserve">with const no redeclaration / updation </w:t>
+              <w:t>with const no redeclaration /</w:t>
+            </w:r>
+            <w:r>
+              <w:rPr>
+                <w:rFonts w:ascii="Times New Roman" w:hAnsi="Times New Roman" w:cs="Times New Roman"/>
+                <w:color w:val="000000" w:themeColor="text1"/>
+                <w:sz w:val="24"/>
+                <w:szCs w:val="24"/>
+                <w14:shadow w14:blurRad="38100" w14:dist="19050" w14:dir="2700000" w14:sx="100000" w14:sy="100000" w14:kx="0" w14:ky="0" w14:algn="tl">
+                  <w14:schemeClr w14:val="dk1">
+                    <w14:alpha w14:val="60000"/>
+                  </w14:schemeClr>
+                </w14:shadow>
+                <w14:textOutline w14:w="0" w14:cap="flat" w14:cmpd="sng" w14:algn="ctr">
+                  <w14:noFill/>
+                  <w14:prstDash w14:val="solid"/>
+                  <w14:round/>
+                </w14:textOutline>
+              </w:rPr>
+              <w:t>Updation</w:t>
+            </w:r>
+            <w:r>
+              <w:rPr>
+                <w:rFonts w:ascii="Times New Roman" w:hAnsi="Times New Roman" w:cs="Times New Roman"/>
+                <w:color w:val="000000" w:themeColor="text1"/>
+                <w:sz w:val="24"/>
+                <w:szCs w:val="24"/>
+                <w14:shadow w14:blurRad="38100" w14:dist="19050" w14:dir="2700000" w14:sx="100000" w14:sy="100000" w14:kx="0" w14:ky="0" w14:algn="tl">
+                  <w14:schemeClr w14:val="dk1">
+                    <w14:alpha w14:val="60000"/>
+                  </w14:schemeClr>
+                </w14:shadow>
+                <w14:textOutline w14:w="0" w14:cap="flat" w14:cmpd="sng" w14:algn="ctr">
+                  <w14:noFill/>
+                  <w14:prstDash w14:val="solid"/>
+                  <w14:round/>
+                </w14:textOutline>
+              </w:rPr>
+              <w:t xml:space="preserve"> </w:t>
             </w:r>
           </w:p>
         </w:tc>
@@ -4881,7 +5348,25 @@
           <w:bCs/>
           <w:color w:val="833C0B" w:themeColor="accent2" w:themeShade="80"/>
         </w:rPr>
-        <w:t xml:space="preserve">What is promise in Javascript </w:t>
+        <w:t xml:space="preserve">What is promise in </w:t>
+      </w:r>
+      <w:proofErr w:type="spellStart"/>
+      <w:r>
+        <w:rPr>
+          <w:b/>
+          <w:bCs/>
+          <w:color w:val="833C0B" w:themeColor="accent2" w:themeShade="80"/>
+        </w:rPr>
+        <w:t>Javascript</w:t>
+      </w:r>
+      <w:proofErr w:type="spellEnd"/>
+      <w:r>
+        <w:rPr>
+          <w:b/>
+          <w:bCs/>
+          <w:color w:val="833C0B" w:themeColor="accent2" w:themeShade="80"/>
+        </w:rPr>
+        <w:t xml:space="preserve"> </w:t>
       </w:r>
     </w:p>
     <w:p>
@@ -4961,7 +5446,47 @@
             <w14:round/>
           </w14:textOutline>
         </w:rPr>
-        <w:t>if code tooks long time then the below code needs to wait for the current execution.</w:t>
+        <w:t xml:space="preserve">if code </w:t>
+      </w:r>
+      <w:proofErr w:type="spellStart"/>
+      <w:r>
+        <w:rPr>
+          <w:rFonts w:ascii="Times New Roman" w:hAnsi="Times New Roman" w:cs="Times New Roman"/>
+          <w:color w:val="000000" w:themeColor="text1"/>
+          <w:sz w:val="24"/>
+          <w:szCs w:val="24"/>
+          <w14:shadow w14:blurRad="38100" w14:dist="19050" w14:dir="2700000" w14:sx="100000" w14:sy="100000" w14:kx="0" w14:ky="0" w14:algn="tl">
+            <w14:schemeClr w14:val="dk1">
+              <w14:alpha w14:val="60000"/>
+            </w14:schemeClr>
+          </w14:shadow>
+          <w14:textOutline w14:w="0" w14:cap="flat" w14:cmpd="sng" w14:algn="ctr">
+            <w14:noFill/>
+            <w14:prstDash w14:val="solid"/>
+            <w14:round/>
+          </w14:textOutline>
+        </w:rPr>
+        <w:t>tooks</w:t>
+      </w:r>
+      <w:proofErr w:type="spellEnd"/>
+      <w:r>
+        <w:rPr>
+          <w:rFonts w:ascii="Times New Roman" w:hAnsi="Times New Roman" w:cs="Times New Roman"/>
+          <w:color w:val="000000" w:themeColor="text1"/>
+          <w:sz w:val="24"/>
+          <w:szCs w:val="24"/>
+          <w14:shadow w14:blurRad="38100" w14:dist="19050" w14:dir="2700000" w14:sx="100000" w14:sy="100000" w14:kx="0" w14:ky="0" w14:algn="tl">
+            <w14:schemeClr w14:val="dk1">
+              <w14:alpha w14:val="60000"/>
+            </w14:schemeClr>
+          </w14:shadow>
+          <w14:textOutline w14:w="0" w14:cap="flat" w14:cmpd="sng" w14:algn="ctr">
+            <w14:noFill/>
+            <w14:prstDash w14:val="solid"/>
+            <w14:round/>
+          </w14:textOutline>
+        </w:rPr>
+        <w:t xml:space="preserve"> long time then the below code needs to wait for the current execution.</w:t>
       </w:r>
     </w:p>
     <w:p>
@@ -5043,7 +5568,48 @@
             <w14:round/>
           </w14:textOutline>
         </w:rPr>
-        <w:t>then(): Handles fulfillment and optionally rejection.</w:t>
+        <w:lastRenderedPageBreak/>
+        <w:t xml:space="preserve">then(): Handles </w:t>
+      </w:r>
+      <w:proofErr w:type="spellStart"/>
+      <w:r>
+        <w:rPr>
+          <w:rFonts w:ascii="Times New Roman" w:hAnsi="Times New Roman" w:cs="Times New Roman"/>
+          <w:color w:val="000000" w:themeColor="text1"/>
+          <w:sz w:val="24"/>
+          <w:szCs w:val="24"/>
+          <w14:shadow w14:blurRad="38100" w14:dist="19050" w14:dir="2700000" w14:sx="100000" w14:sy="100000" w14:kx="0" w14:ky="0" w14:algn="tl">
+            <w14:schemeClr w14:val="dk1">
+              <w14:alpha w14:val="60000"/>
+            </w14:schemeClr>
+          </w14:shadow>
+          <w14:textOutline w14:w="0" w14:cap="flat" w14:cmpd="sng" w14:algn="ctr">
+            <w14:noFill/>
+            <w14:prstDash w14:val="solid"/>
+            <w14:round/>
+          </w14:textOutline>
+        </w:rPr>
+        <w:t>fulfillment</w:t>
+      </w:r>
+      <w:proofErr w:type="spellEnd"/>
+      <w:r>
+        <w:rPr>
+          <w:rFonts w:ascii="Times New Roman" w:hAnsi="Times New Roman" w:cs="Times New Roman"/>
+          <w:color w:val="000000" w:themeColor="text1"/>
+          <w:sz w:val="24"/>
+          <w:szCs w:val="24"/>
+          <w14:shadow w14:blurRad="38100" w14:dist="19050" w14:dir="2700000" w14:sx="100000" w14:sy="100000" w14:kx="0" w14:ky="0" w14:algn="tl">
+            <w14:schemeClr w14:val="dk1">
+              <w14:alpha w14:val="60000"/>
+            </w14:schemeClr>
+          </w14:shadow>
+          <w14:textOutline w14:w="0" w14:cap="flat" w14:cmpd="sng" w14:algn="ctr">
+            <w14:noFill/>
+            <w14:prstDash w14:val="solid"/>
+            <w14:round/>
+          </w14:textOutline>
+        </w:rPr>
+        <w:t xml:space="preserve"> and optionally rejection.</w:t>
       </w:r>
     </w:p>
     <w:p>
@@ -5086,7 +5652,6 @@
             <w14:round/>
           </w14:textOutline>
         </w:rPr>
-        <w:lastRenderedPageBreak/>
         <w:t>catch(): Handles rejection.</w:t>
       </w:r>
     </w:p>
@@ -5130,46 +5695,246 @@
             <w14:round/>
           </w14:textOutline>
         </w:rPr>
-        <w:t>finally(): Runs regardless of fulfillment or rejection.</w:t>
-      </w:r>
-    </w:p>
-    <w:p>
-      <w:pPr>
-        <w:rPr>
-          <w:rFonts w:ascii="Times New Roman" w:hAnsi="Times New Roman" w:cs="Times New Roman"/>
-          <w:color w:val="000000" w:themeColor="text1"/>
-          <w:sz w:val="24"/>
-          <w:szCs w:val="24"/>
-          <w14:shadow w14:blurRad="38100" w14:dist="19050" w14:dir="2700000" w14:sx="100000" w14:sy="100000" w14:kx="0" w14:ky="0" w14:algn="tl">
-            <w14:schemeClr w14:val="dk1">
-              <w14:alpha w14:val="60000"/>
-            </w14:schemeClr>
-          </w14:shadow>
-          <w14:textOutline w14:w="0" w14:cap="flat" w14:cmpd="sng" w14:algn="ctr">
-            <w14:noFill/>
-            <w14:prstDash w14:val="solid"/>
-            <w14:round/>
-          </w14:textOutline>
-        </w:rPr>
-      </w:pPr>
-      <w:r>
-        <w:rPr>
-          <w:rFonts w:ascii="Times New Roman" w:hAnsi="Times New Roman" w:cs="Times New Roman"/>
-          <w:color w:val="000000" w:themeColor="text1"/>
-          <w:sz w:val="24"/>
-          <w:szCs w:val="24"/>
-          <w14:shadow w14:blurRad="38100" w14:dist="19050" w14:dir="2700000" w14:sx="100000" w14:sy="100000" w14:kx="0" w14:ky="0" w14:algn="tl">
-            <w14:schemeClr w14:val="dk1">
-              <w14:alpha w14:val="60000"/>
-            </w14:schemeClr>
-          </w14:shadow>
-          <w14:textOutline w14:w="0" w14:cap="flat" w14:cmpd="sng" w14:algn="ctr">
-            <w14:noFill/>
-            <w14:prstDash w14:val="solid"/>
-            <w14:round/>
-          </w14:textOutline>
-        </w:rPr>
-        <w:t>  Advanced Methods: Promise.all(), Promise.race(), Promise.allSettled(), Promise.any().</w:t>
+        <w:t xml:space="preserve">finally(): Runs regardless of </w:t>
+      </w:r>
+      <w:proofErr w:type="spellStart"/>
+      <w:r>
+        <w:rPr>
+          <w:rFonts w:ascii="Times New Roman" w:hAnsi="Times New Roman" w:cs="Times New Roman"/>
+          <w:color w:val="000000" w:themeColor="text1"/>
+          <w:sz w:val="24"/>
+          <w:szCs w:val="24"/>
+          <w14:shadow w14:blurRad="38100" w14:dist="19050" w14:dir="2700000" w14:sx="100000" w14:sy="100000" w14:kx="0" w14:ky="0" w14:algn="tl">
+            <w14:schemeClr w14:val="dk1">
+              <w14:alpha w14:val="60000"/>
+            </w14:schemeClr>
+          </w14:shadow>
+          <w14:textOutline w14:w="0" w14:cap="flat" w14:cmpd="sng" w14:algn="ctr">
+            <w14:noFill/>
+            <w14:prstDash w14:val="solid"/>
+            <w14:round/>
+          </w14:textOutline>
+        </w:rPr>
+        <w:t>fulfillment</w:t>
+      </w:r>
+      <w:proofErr w:type="spellEnd"/>
+      <w:r>
+        <w:rPr>
+          <w:rFonts w:ascii="Times New Roman" w:hAnsi="Times New Roman" w:cs="Times New Roman"/>
+          <w:color w:val="000000" w:themeColor="text1"/>
+          <w:sz w:val="24"/>
+          <w:szCs w:val="24"/>
+          <w14:shadow w14:blurRad="38100" w14:dist="19050" w14:dir="2700000" w14:sx="100000" w14:sy="100000" w14:kx="0" w14:ky="0" w14:algn="tl">
+            <w14:schemeClr w14:val="dk1">
+              <w14:alpha w14:val="60000"/>
+            </w14:schemeClr>
+          </w14:shadow>
+          <w14:textOutline w14:w="0" w14:cap="flat" w14:cmpd="sng" w14:algn="ctr">
+            <w14:noFill/>
+            <w14:prstDash w14:val="solid"/>
+            <w14:round/>
+          </w14:textOutline>
+        </w:rPr>
+        <w:t xml:space="preserve"> or rejection.</w:t>
+      </w:r>
+    </w:p>
+    <w:p>
+      <w:pPr>
+        <w:rPr>
+          <w:rFonts w:ascii="Times New Roman" w:hAnsi="Times New Roman" w:cs="Times New Roman"/>
+          <w:color w:val="000000" w:themeColor="text1"/>
+          <w:sz w:val="24"/>
+          <w:szCs w:val="24"/>
+          <w14:shadow w14:blurRad="38100" w14:dist="19050" w14:dir="2700000" w14:sx="100000" w14:sy="100000" w14:kx="0" w14:ky="0" w14:algn="tl">
+            <w14:schemeClr w14:val="dk1">
+              <w14:alpha w14:val="60000"/>
+            </w14:schemeClr>
+          </w14:shadow>
+          <w14:textOutline w14:w="0" w14:cap="flat" w14:cmpd="sng" w14:algn="ctr">
+            <w14:noFill/>
+            <w14:prstDash w14:val="solid"/>
+            <w14:round/>
+          </w14:textOutline>
+        </w:rPr>
+      </w:pPr>
+      <w:r>
+        <w:rPr>
+          <w:rFonts w:ascii="Times New Roman" w:hAnsi="Times New Roman" w:cs="Times New Roman"/>
+          <w:color w:val="000000" w:themeColor="text1"/>
+          <w:sz w:val="24"/>
+          <w:szCs w:val="24"/>
+          <w14:shadow w14:blurRad="38100" w14:dist="19050" w14:dir="2700000" w14:sx="100000" w14:sy="100000" w14:kx="0" w14:ky="0" w14:algn="tl">
+            <w14:schemeClr w14:val="dk1">
+              <w14:alpha w14:val="60000"/>
+            </w14:schemeClr>
+          </w14:shadow>
+          <w14:textOutline w14:w="0" w14:cap="flat" w14:cmpd="sng" w14:algn="ctr">
+            <w14:noFill/>
+            <w14:prstDash w14:val="solid"/>
+            <w14:round/>
+          </w14:textOutline>
+        </w:rPr>
+        <w:t xml:space="preserve">  Advanced Methods: </w:t>
+      </w:r>
+      <w:proofErr w:type="spellStart"/>
+      <w:r>
+        <w:rPr>
+          <w:rFonts w:ascii="Times New Roman" w:hAnsi="Times New Roman" w:cs="Times New Roman"/>
+          <w:color w:val="000000" w:themeColor="text1"/>
+          <w:sz w:val="24"/>
+          <w:szCs w:val="24"/>
+          <w14:shadow w14:blurRad="38100" w14:dist="19050" w14:dir="2700000" w14:sx="100000" w14:sy="100000" w14:kx="0" w14:ky="0" w14:algn="tl">
+            <w14:schemeClr w14:val="dk1">
+              <w14:alpha w14:val="60000"/>
+            </w14:schemeClr>
+          </w14:shadow>
+          <w14:textOutline w14:w="0" w14:cap="flat" w14:cmpd="sng" w14:algn="ctr">
+            <w14:noFill/>
+            <w14:prstDash w14:val="solid"/>
+            <w14:round/>
+          </w14:textOutline>
+        </w:rPr>
+        <w:t>Promise.all</w:t>
+      </w:r>
+      <w:proofErr w:type="spellEnd"/>
+      <w:r>
+        <w:rPr>
+          <w:rFonts w:ascii="Times New Roman" w:hAnsi="Times New Roman" w:cs="Times New Roman"/>
+          <w:color w:val="000000" w:themeColor="text1"/>
+          <w:sz w:val="24"/>
+          <w:szCs w:val="24"/>
+          <w14:shadow w14:blurRad="38100" w14:dist="19050" w14:dir="2700000" w14:sx="100000" w14:sy="100000" w14:kx="0" w14:ky="0" w14:algn="tl">
+            <w14:schemeClr w14:val="dk1">
+              <w14:alpha w14:val="60000"/>
+            </w14:schemeClr>
+          </w14:shadow>
+          <w14:textOutline w14:w="0" w14:cap="flat" w14:cmpd="sng" w14:algn="ctr">
+            <w14:noFill/>
+            <w14:prstDash w14:val="solid"/>
+            <w14:round/>
+          </w14:textOutline>
+        </w:rPr>
+        <w:t xml:space="preserve">(), </w:t>
+      </w:r>
+      <w:proofErr w:type="spellStart"/>
+      <w:r>
+        <w:rPr>
+          <w:rFonts w:ascii="Times New Roman" w:hAnsi="Times New Roman" w:cs="Times New Roman"/>
+          <w:color w:val="000000" w:themeColor="text1"/>
+          <w:sz w:val="24"/>
+          <w:szCs w:val="24"/>
+          <w14:shadow w14:blurRad="38100" w14:dist="19050" w14:dir="2700000" w14:sx="100000" w14:sy="100000" w14:kx="0" w14:ky="0" w14:algn="tl">
+            <w14:schemeClr w14:val="dk1">
+              <w14:alpha w14:val="60000"/>
+            </w14:schemeClr>
+          </w14:shadow>
+          <w14:textOutline w14:w="0" w14:cap="flat" w14:cmpd="sng" w14:algn="ctr">
+            <w14:noFill/>
+            <w14:prstDash w14:val="solid"/>
+            <w14:round/>
+          </w14:textOutline>
+        </w:rPr>
+        <w:t>Promise.race</w:t>
+      </w:r>
+      <w:proofErr w:type="spellEnd"/>
+      <w:r>
+        <w:rPr>
+          <w:rFonts w:ascii="Times New Roman" w:hAnsi="Times New Roman" w:cs="Times New Roman"/>
+          <w:color w:val="000000" w:themeColor="text1"/>
+          <w:sz w:val="24"/>
+          <w:szCs w:val="24"/>
+          <w14:shadow w14:blurRad="38100" w14:dist="19050" w14:dir="2700000" w14:sx="100000" w14:sy="100000" w14:kx="0" w14:ky="0" w14:algn="tl">
+            <w14:schemeClr w14:val="dk1">
+              <w14:alpha w14:val="60000"/>
+            </w14:schemeClr>
+          </w14:shadow>
+          <w14:textOutline w14:w="0" w14:cap="flat" w14:cmpd="sng" w14:algn="ctr">
+            <w14:noFill/>
+            <w14:prstDash w14:val="solid"/>
+            <w14:round/>
+          </w14:textOutline>
+        </w:rPr>
+        <w:t xml:space="preserve">(), </w:t>
+      </w:r>
+      <w:proofErr w:type="spellStart"/>
+      <w:r>
+        <w:rPr>
+          <w:rFonts w:ascii="Times New Roman" w:hAnsi="Times New Roman" w:cs="Times New Roman"/>
+          <w:color w:val="000000" w:themeColor="text1"/>
+          <w:sz w:val="24"/>
+          <w:szCs w:val="24"/>
+          <w14:shadow w14:blurRad="38100" w14:dist="19050" w14:dir="2700000" w14:sx="100000" w14:sy="100000" w14:kx="0" w14:ky="0" w14:algn="tl">
+            <w14:schemeClr w14:val="dk1">
+              <w14:alpha w14:val="60000"/>
+            </w14:schemeClr>
+          </w14:shadow>
+          <w14:textOutline w14:w="0" w14:cap="flat" w14:cmpd="sng" w14:algn="ctr">
+            <w14:noFill/>
+            <w14:prstDash w14:val="solid"/>
+            <w14:round/>
+          </w14:textOutline>
+        </w:rPr>
+        <w:t>Promise.allSettled</w:t>
+      </w:r>
+      <w:proofErr w:type="spellEnd"/>
+      <w:r>
+        <w:rPr>
+          <w:rFonts w:ascii="Times New Roman" w:hAnsi="Times New Roman" w:cs="Times New Roman"/>
+          <w:color w:val="000000" w:themeColor="text1"/>
+          <w:sz w:val="24"/>
+          <w:szCs w:val="24"/>
+          <w14:shadow w14:blurRad="38100" w14:dist="19050" w14:dir="2700000" w14:sx="100000" w14:sy="100000" w14:kx="0" w14:ky="0" w14:algn="tl">
+            <w14:schemeClr w14:val="dk1">
+              <w14:alpha w14:val="60000"/>
+            </w14:schemeClr>
+          </w14:shadow>
+          <w14:textOutline w14:w="0" w14:cap="flat" w14:cmpd="sng" w14:algn="ctr">
+            <w14:noFill/>
+            <w14:prstDash w14:val="solid"/>
+            <w14:round/>
+          </w14:textOutline>
+        </w:rPr>
+        <w:t xml:space="preserve">(), </w:t>
+      </w:r>
+      <w:proofErr w:type="spellStart"/>
+      <w:r>
+        <w:rPr>
+          <w:rFonts w:ascii="Times New Roman" w:hAnsi="Times New Roman" w:cs="Times New Roman"/>
+          <w:color w:val="000000" w:themeColor="text1"/>
+          <w:sz w:val="24"/>
+          <w:szCs w:val="24"/>
+          <w14:shadow w14:blurRad="38100" w14:dist="19050" w14:dir="2700000" w14:sx="100000" w14:sy="100000" w14:kx="0" w14:ky="0" w14:algn="tl">
+            <w14:schemeClr w14:val="dk1">
+              <w14:alpha w14:val="60000"/>
+            </w14:schemeClr>
+          </w14:shadow>
+          <w14:textOutline w14:w="0" w14:cap="flat" w14:cmpd="sng" w14:algn="ctr">
+            <w14:noFill/>
+            <w14:prstDash w14:val="solid"/>
+            <w14:round/>
+          </w14:textOutline>
+        </w:rPr>
+        <w:t>Promise.any</w:t>
+      </w:r>
+      <w:proofErr w:type="spellEnd"/>
+      <w:r>
+        <w:rPr>
+          <w:rFonts w:ascii="Times New Roman" w:hAnsi="Times New Roman" w:cs="Times New Roman"/>
+          <w:color w:val="000000" w:themeColor="text1"/>
+          <w:sz w:val="24"/>
+          <w:szCs w:val="24"/>
+          <w14:shadow w14:blurRad="38100" w14:dist="19050" w14:dir="2700000" w14:sx="100000" w14:sy="100000" w14:kx="0" w14:ky="0" w14:algn="tl">
+            <w14:schemeClr w14:val="dk1">
+              <w14:alpha w14:val="60000"/>
+            </w14:schemeClr>
+          </w14:shadow>
+          <w14:textOutline w14:w="0" w14:cap="flat" w14:cmpd="sng" w14:algn="ctr">
+            <w14:noFill/>
+            <w14:prstDash w14:val="solid"/>
+            <w14:round/>
+          </w14:textOutline>
+        </w:rPr>
+        <w:t>().</w:t>
       </w:r>
     </w:p>
     <w:p>
@@ -5187,7 +5952,25 @@
           <w:bCs/>
           <w:color w:val="833C0B" w:themeColor="accent2" w:themeShade="80"/>
         </w:rPr>
-        <w:t xml:space="preserve">Explain different States of Promise in Javascript </w:t>
+        <w:t xml:space="preserve">Explain different States of Promise in </w:t>
+      </w:r>
+      <w:proofErr w:type="spellStart"/>
+      <w:r>
+        <w:rPr>
+          <w:b/>
+          <w:bCs/>
+          <w:color w:val="833C0B" w:themeColor="accent2" w:themeShade="80"/>
+        </w:rPr>
+        <w:t>Javascript</w:t>
+      </w:r>
+      <w:proofErr w:type="spellEnd"/>
+      <w:r>
+        <w:rPr>
+          <w:b/>
+          <w:bCs/>
+          <w:color w:val="833C0B" w:themeColor="accent2" w:themeShade="80"/>
+        </w:rPr>
+        <w:t xml:space="preserve"> </w:t>
       </w:r>
     </w:p>
     <w:p>
@@ -5347,7 +6130,47 @@
             <w14:round/>
           </w14:textOutline>
         </w:rPr>
-        <w:t>  setTimeout(() =&gt; {</w:t>
+        <w:t xml:space="preserve">  </w:t>
+      </w:r>
+      <w:proofErr w:type="spellStart"/>
+      <w:r>
+        <w:rPr>
+          <w:rFonts w:ascii="Times New Roman" w:hAnsi="Times New Roman" w:cs="Times New Roman"/>
+          <w:color w:val="000000" w:themeColor="text1"/>
+          <w:sz w:val="24"/>
+          <w:szCs w:val="24"/>
+          <w14:shadow w14:blurRad="38100" w14:dist="19050" w14:dir="2700000" w14:sx="100000" w14:sy="100000" w14:kx="0" w14:ky="0" w14:algn="tl">
+            <w14:schemeClr w14:val="dk1">
+              <w14:alpha w14:val="60000"/>
+            </w14:schemeClr>
+          </w14:shadow>
+          <w14:textOutline w14:w="0" w14:cap="flat" w14:cmpd="sng" w14:algn="ctr">
+            <w14:noFill/>
+            <w14:prstDash w14:val="solid"/>
+            <w14:round/>
+          </w14:textOutline>
+        </w:rPr>
+        <w:t>setTimeout</w:t>
+      </w:r>
+      <w:proofErr w:type="spellEnd"/>
+      <w:r>
+        <w:rPr>
+          <w:rFonts w:ascii="Times New Roman" w:hAnsi="Times New Roman" w:cs="Times New Roman"/>
+          <w:color w:val="000000" w:themeColor="text1"/>
+          <w:sz w:val="24"/>
+          <w:szCs w:val="24"/>
+          <w14:shadow w14:blurRad="38100" w14:dist="19050" w14:dir="2700000" w14:sx="100000" w14:sy="100000" w14:kx="0" w14:ky="0" w14:algn="tl">
+            <w14:schemeClr w14:val="dk1">
+              <w14:alpha w14:val="60000"/>
+            </w14:schemeClr>
+          </w14:shadow>
+          <w14:textOutline w14:w="0" w14:cap="flat" w14:cmpd="sng" w14:algn="ctr">
+            <w14:noFill/>
+            <w14:prstDash w14:val="solid"/>
+            <w14:round/>
+          </w14:textOutline>
+        </w:rPr>
+        <w:t>(() =&gt; {</w:t>
       </w:r>
     </w:p>
     <w:p>
@@ -6109,8 +6932,25 @@
           <w:bCs/>
           <w:color w:val="833C0B" w:themeColor="accent2" w:themeShade="80"/>
         </w:rPr>
-        <w:lastRenderedPageBreak/>
-        <w:t xml:space="preserve">What is difference between promise and callback in Javascript </w:t>
+        <w:t xml:space="preserve">What is difference between promise and callback in </w:t>
+      </w:r>
+      <w:proofErr w:type="spellStart"/>
+      <w:r>
+        <w:rPr>
+          <w:b/>
+          <w:bCs/>
+          <w:color w:val="833C0B" w:themeColor="accent2" w:themeShade="80"/>
+        </w:rPr>
+        <w:t>Javascript</w:t>
+      </w:r>
+      <w:proofErr w:type="spellEnd"/>
+      <w:r>
+        <w:rPr>
+          <w:b/>
+          <w:bCs/>
+          <w:color w:val="833C0B" w:themeColor="accent2" w:themeShade="80"/>
+        </w:rPr>
+        <w:t xml:space="preserve"> </w:t>
       </w:r>
     </w:p>
     <w:p>
@@ -6386,7 +7226,25 @@
           <w:bCs/>
           <w:color w:val="833C0B" w:themeColor="accent2" w:themeShade="80"/>
         </w:rPr>
-        <w:t xml:space="preserve">What is higher order function in Javascript </w:t>
+        <w:t xml:space="preserve">What is higher order function in </w:t>
+      </w:r>
+      <w:proofErr w:type="spellStart"/>
+      <w:r>
+        <w:rPr>
+          <w:b/>
+          <w:bCs/>
+          <w:color w:val="833C0B" w:themeColor="accent2" w:themeShade="80"/>
+        </w:rPr>
+        <w:t>Javascript</w:t>
+      </w:r>
+      <w:proofErr w:type="spellEnd"/>
+      <w:r>
+        <w:rPr>
+          <w:b/>
+          <w:bCs/>
+          <w:color w:val="833C0B" w:themeColor="accent2" w:themeShade="80"/>
+        </w:rPr>
+        <w:t xml:space="preserve"> </w:t>
       </w:r>
     </w:p>
     <w:p>
@@ -6515,7 +7373,47 @@
             <w14:round/>
           </w14:textOutline>
         </w:rPr>
-        <w:t>Returning Functions: Enables dynamic creation of functions with specialized behavior.</w:t>
+        <w:t xml:space="preserve">Returning Functions: Enables dynamic creation of functions with specialized </w:t>
+      </w:r>
+      <w:proofErr w:type="spellStart"/>
+      <w:r>
+        <w:rPr>
+          <w:rFonts w:ascii="Times New Roman" w:hAnsi="Times New Roman" w:cs="Times New Roman"/>
+          <w:color w:val="000000" w:themeColor="text1"/>
+          <w:sz w:val="24"/>
+          <w:szCs w:val="24"/>
+          <w14:shadow w14:blurRad="38100" w14:dist="19050" w14:dir="2700000" w14:sx="100000" w14:sy="100000" w14:kx="0" w14:ky="0" w14:algn="tl">
+            <w14:schemeClr w14:val="dk1">
+              <w14:alpha w14:val="60000"/>
+            </w14:schemeClr>
+          </w14:shadow>
+          <w14:textOutline w14:w="0" w14:cap="flat" w14:cmpd="sng" w14:algn="ctr">
+            <w14:noFill/>
+            <w14:prstDash w14:val="solid"/>
+            <w14:round/>
+          </w14:textOutline>
+        </w:rPr>
+        <w:t>behavior</w:t>
+      </w:r>
+      <w:proofErr w:type="spellEnd"/>
+      <w:r>
+        <w:rPr>
+          <w:rFonts w:ascii="Times New Roman" w:hAnsi="Times New Roman" w:cs="Times New Roman"/>
+          <w:color w:val="000000" w:themeColor="text1"/>
+          <w:sz w:val="24"/>
+          <w:szCs w:val="24"/>
+          <w14:shadow w14:blurRad="38100" w14:dist="19050" w14:dir="2700000" w14:sx="100000" w14:sy="100000" w14:kx="0" w14:ky="0" w14:algn="tl">
+            <w14:schemeClr w14:val="dk1">
+              <w14:alpha w14:val="60000"/>
+            </w14:schemeClr>
+          </w14:shadow>
+          <w14:textOutline w14:w="0" w14:cap="flat" w14:cmpd="sng" w14:algn="ctr">
+            <w14:noFill/>
+            <w14:prstDash w14:val="solid"/>
+            <w14:round/>
+          </w14:textOutline>
+        </w:rPr>
+        <w:t>.</w:t>
       </w:r>
     </w:p>
     <w:p>
@@ -6572,7 +7470,25 @@
           <w:bCs/>
           <w:color w:val="833C0B" w:themeColor="accent2" w:themeShade="80"/>
         </w:rPr>
-        <w:t xml:space="preserve">Explain different types of function in Javascript </w:t>
+        <w:t xml:space="preserve">Explain different types of function in </w:t>
+      </w:r>
+      <w:proofErr w:type="spellStart"/>
+      <w:r>
+        <w:rPr>
+          <w:b/>
+          <w:bCs/>
+          <w:color w:val="833C0B" w:themeColor="accent2" w:themeShade="80"/>
+        </w:rPr>
+        <w:t>Javascript</w:t>
+      </w:r>
+      <w:proofErr w:type="spellEnd"/>
+      <w:r>
+        <w:rPr>
+          <w:b/>
+          <w:bCs/>
+          <w:color w:val="833C0B" w:themeColor="accent2" w:themeShade="80"/>
+        </w:rPr>
+        <w:t xml:space="preserve"> </w:t>
       </w:r>
     </w:p>
     <w:p>
@@ -6862,7 +7778,25 @@
           <w:bCs/>
           <w:color w:val="833C0B" w:themeColor="accent2" w:themeShade="80"/>
         </w:rPr>
-        <w:t xml:space="preserve">What is arrow function in Javascript </w:t>
+        <w:t xml:space="preserve">What is arrow function in </w:t>
+      </w:r>
+      <w:proofErr w:type="spellStart"/>
+      <w:r>
+        <w:rPr>
+          <w:b/>
+          <w:bCs/>
+          <w:color w:val="833C0B" w:themeColor="accent2" w:themeShade="80"/>
+        </w:rPr>
+        <w:t>Javascript</w:t>
+      </w:r>
+      <w:proofErr w:type="spellEnd"/>
+      <w:r>
+        <w:rPr>
+          <w:b/>
+          <w:bCs/>
+          <w:color w:val="833C0B" w:themeColor="accent2" w:themeShade="80"/>
+        </w:rPr>
+        <w:t xml:space="preserve"> </w:t>
       </w:r>
     </w:p>
     <w:p>
@@ -6958,6 +7892,7 @@
           <w:bCs/>
           <w:color w:val="833C0B" w:themeColor="accent2" w:themeShade="80"/>
         </w:rPr>
+        <w:lastRenderedPageBreak/>
         <w:t>Why we use call, apply bind method in</w:t>
       </w:r>
     </w:p>
@@ -7036,7 +7971,6 @@
             <w14:round/>
           </w14:textOutline>
         </w:rPr>
-        <w:lastRenderedPageBreak/>
         <w:t>apply: Invokes the function immediately with a specified this and an array of arguments.</w:t>
       </w:r>
     </w:p>
@@ -7110,7 +8044,25 @@
           <w:bCs/>
           <w:color w:val="833C0B" w:themeColor="accent2" w:themeShade="80"/>
         </w:rPr>
-        <w:t xml:space="preserve"> to create object in Javascript </w:t>
+        <w:t xml:space="preserve"> to create object in </w:t>
+      </w:r>
+      <w:proofErr w:type="spellStart"/>
+      <w:r>
+        <w:rPr>
+          <w:b/>
+          <w:bCs/>
+          <w:color w:val="833C0B" w:themeColor="accent2" w:themeShade="80"/>
+        </w:rPr>
+        <w:t>Javascript</w:t>
+      </w:r>
+      <w:proofErr w:type="spellEnd"/>
+      <w:r>
+        <w:rPr>
+          <w:b/>
+          <w:bCs/>
+          <w:color w:val="833C0B" w:themeColor="accent2" w:themeShade="80"/>
+        </w:rPr>
+        <w:t xml:space="preserve"> </w:t>
       </w:r>
     </w:p>
     <w:p>
@@ -7225,24 +8177,45 @@
           </w14:textOutline>
         </w:rPr>
       </w:pPr>
-      <w:r>
-        <w:rPr>
-          <w:rFonts w:ascii="Times New Roman" w:hAnsi="Times New Roman" w:cs="Times New Roman"/>
-          <w:color w:val="000000" w:themeColor="text1"/>
-          <w:sz w:val="24"/>
-          <w:szCs w:val="24"/>
-          <w14:shadow w14:blurRad="38100" w14:dist="19050" w14:dir="2700000" w14:sx="100000" w14:sy="100000" w14:kx="0" w14:ky="0" w14:algn="tl">
-            <w14:schemeClr w14:val="dk1">
-              <w14:alpha w14:val="60000"/>
-            </w14:schemeClr>
-          </w14:shadow>
-          <w14:textOutline w14:w="0" w14:cap="flat" w14:cmpd="sng" w14:algn="ctr">
-            <w14:noFill/>
-            <w14:prstDash w14:val="solid"/>
-            <w14:round/>
-          </w14:textOutline>
-        </w:rPr>
-        <w:t>Object.create(): Creates objects with a specified prototype.</w:t>
+      <w:proofErr w:type="spellStart"/>
+      <w:r>
+        <w:rPr>
+          <w:rFonts w:ascii="Times New Roman" w:hAnsi="Times New Roman" w:cs="Times New Roman"/>
+          <w:color w:val="000000" w:themeColor="text1"/>
+          <w:sz w:val="24"/>
+          <w:szCs w:val="24"/>
+          <w14:shadow w14:blurRad="38100" w14:dist="19050" w14:dir="2700000" w14:sx="100000" w14:sy="100000" w14:kx="0" w14:ky="0" w14:algn="tl">
+            <w14:schemeClr w14:val="dk1">
+              <w14:alpha w14:val="60000"/>
+            </w14:schemeClr>
+          </w14:shadow>
+          <w14:textOutline w14:w="0" w14:cap="flat" w14:cmpd="sng" w14:algn="ctr">
+            <w14:noFill/>
+            <w14:prstDash w14:val="solid"/>
+            <w14:round/>
+          </w14:textOutline>
+        </w:rPr>
+        <w:t>Object.create</w:t>
+      </w:r>
+      <w:proofErr w:type="spellEnd"/>
+      <w:r>
+        <w:rPr>
+          <w:rFonts w:ascii="Times New Roman" w:hAnsi="Times New Roman" w:cs="Times New Roman"/>
+          <w:color w:val="000000" w:themeColor="text1"/>
+          <w:sz w:val="24"/>
+          <w:szCs w:val="24"/>
+          <w14:shadow w14:blurRad="38100" w14:dist="19050" w14:dir="2700000" w14:sx="100000" w14:sy="100000" w14:kx="0" w14:ky="0" w14:algn="tl">
+            <w14:schemeClr w14:val="dk1">
+              <w14:alpha w14:val="60000"/>
+            </w14:schemeClr>
+          </w14:shadow>
+          <w14:textOutline w14:w="0" w14:cap="flat" w14:cmpd="sng" w14:algn="ctr">
+            <w14:noFill/>
+            <w14:prstDash w14:val="solid"/>
+            <w14:round/>
+          </w14:textOutline>
+        </w:rPr>
+        <w:t>(): Creates objects with a specified prototype.</w:t>
       </w:r>
     </w:p>
     <w:p>
@@ -7426,7 +8399,25 @@
           <w:bCs/>
           <w:color w:val="833C0B" w:themeColor="accent2" w:themeShade="80"/>
         </w:rPr>
-        <w:t xml:space="preserve">What is difference between java and javascript </w:t>
+        <w:t xml:space="preserve">What is difference between java and </w:t>
+      </w:r>
+      <w:proofErr w:type="spellStart"/>
+      <w:r>
+        <w:rPr>
+          <w:b/>
+          <w:bCs/>
+          <w:color w:val="833C0B" w:themeColor="accent2" w:themeShade="80"/>
+        </w:rPr>
+        <w:t>javascript</w:t>
+      </w:r>
+      <w:proofErr w:type="spellEnd"/>
+      <w:r>
+        <w:rPr>
+          <w:b/>
+          <w:bCs/>
+          <w:color w:val="833C0B" w:themeColor="accent2" w:themeShade="80"/>
+        </w:rPr>
+        <w:t xml:space="preserve"> </w:t>
       </w:r>
     </w:p>
     <w:p>
@@ -7444,15 +8435,33 @@
           <w:bCs/>
           <w:color w:val="833C0B" w:themeColor="accent2" w:themeShade="80"/>
         </w:rPr>
-        <w:t>What is Null and undefined in javascrip</w:t>
-      </w:r>
-      <w:r>
-        <w:rPr>
-          <w:b/>
-          <w:bCs/>
-          <w:color w:val="833C0B" w:themeColor="accent2" w:themeShade="80"/>
-        </w:rPr>
-        <w:t>t.</w:t>
+        <w:t xml:space="preserve">What is Null and undefined in </w:t>
+      </w:r>
+      <w:proofErr w:type="spellStart"/>
+      <w:r>
+        <w:rPr>
+          <w:b/>
+          <w:bCs/>
+          <w:color w:val="833C0B" w:themeColor="accent2" w:themeShade="80"/>
+        </w:rPr>
+        <w:t>javascrip</w:t>
+      </w:r>
+      <w:r>
+        <w:rPr>
+          <w:b/>
+          <w:bCs/>
+          <w:color w:val="833C0B" w:themeColor="accent2" w:themeShade="80"/>
+        </w:rPr>
+        <w:t>t</w:t>
+      </w:r>
+      <w:proofErr w:type="spellEnd"/>
+      <w:r>
+        <w:rPr>
+          <w:b/>
+          <w:bCs/>
+          <w:color w:val="833C0B" w:themeColor="accent2" w:themeShade="80"/>
+        </w:rPr>
+        <w:t>.</w:t>
       </w:r>
     </w:p>
     <w:p>
@@ -7590,46 +8599,147 @@
             <w14:round/>
           </w14:textOutline>
         </w:rPr>
-        <w:t>in javascript null means "reference to non existing object "</w:t>
-      </w:r>
-    </w:p>
-    <w:p>
-      <w:pPr>
-        <w:rPr>
-          <w:rFonts w:ascii="Times New Roman" w:hAnsi="Times New Roman" w:cs="Times New Roman"/>
-          <w:color w:val="000000" w:themeColor="text1"/>
-          <w:sz w:val="24"/>
-          <w:szCs w:val="24"/>
-          <w14:shadow w14:blurRad="38100" w14:dist="19050" w14:dir="2700000" w14:sx="100000" w14:sy="100000" w14:kx="0" w14:ky="0" w14:algn="tl">
-            <w14:schemeClr w14:val="dk1">
-              <w14:alpha w14:val="60000"/>
-            </w14:schemeClr>
-          </w14:shadow>
-          <w14:textOutline w14:w="0" w14:cap="flat" w14:cmpd="sng" w14:algn="ctr">
-            <w14:noFill/>
-            <w14:prstDash w14:val="solid"/>
-            <w14:round/>
-          </w14:textOutline>
-        </w:rPr>
-      </w:pPr>
-      <w:r>
-        <w:rPr>
-          <w:rFonts w:ascii="Times New Roman" w:hAnsi="Times New Roman" w:cs="Times New Roman"/>
-          <w:color w:val="000000" w:themeColor="text1"/>
-          <w:sz w:val="24"/>
-          <w:szCs w:val="24"/>
-          <w14:shadow w14:blurRad="38100" w14:dist="19050" w14:dir="2700000" w14:sx="100000" w14:sy="100000" w14:kx="0" w14:ky="0" w14:algn="tl">
-            <w14:schemeClr w14:val="dk1">
-              <w14:alpha w14:val="60000"/>
-            </w14:schemeClr>
-          </w14:shadow>
-          <w14:textOutline w14:w="0" w14:cap="flat" w14:cmpd="sng" w14:algn="ctr">
-            <w14:noFill/>
-            <w14:prstDash w14:val="solid"/>
-            <w14:round/>
-          </w14:textOutline>
-        </w:rPr>
-        <w:t>typeof a =&gt; object</w:t>
+        <w:t xml:space="preserve">in </w:t>
+      </w:r>
+      <w:proofErr w:type="spellStart"/>
+      <w:r>
+        <w:rPr>
+          <w:rFonts w:ascii="Times New Roman" w:hAnsi="Times New Roman" w:cs="Times New Roman"/>
+          <w:color w:val="000000" w:themeColor="text1"/>
+          <w:sz w:val="24"/>
+          <w:szCs w:val="24"/>
+          <w14:shadow w14:blurRad="38100" w14:dist="19050" w14:dir="2700000" w14:sx="100000" w14:sy="100000" w14:kx="0" w14:ky="0" w14:algn="tl">
+            <w14:schemeClr w14:val="dk1">
+              <w14:alpha w14:val="60000"/>
+            </w14:schemeClr>
+          </w14:shadow>
+          <w14:textOutline w14:w="0" w14:cap="flat" w14:cmpd="sng" w14:algn="ctr">
+            <w14:noFill/>
+            <w14:prstDash w14:val="solid"/>
+            <w14:round/>
+          </w14:textOutline>
+        </w:rPr>
+        <w:t>javascript</w:t>
+      </w:r>
+      <w:proofErr w:type="spellEnd"/>
+      <w:r>
+        <w:rPr>
+          <w:rFonts w:ascii="Times New Roman" w:hAnsi="Times New Roman" w:cs="Times New Roman"/>
+          <w:color w:val="000000" w:themeColor="text1"/>
+          <w:sz w:val="24"/>
+          <w:szCs w:val="24"/>
+          <w14:shadow w14:blurRad="38100" w14:dist="19050" w14:dir="2700000" w14:sx="100000" w14:sy="100000" w14:kx="0" w14:ky="0" w14:algn="tl">
+            <w14:schemeClr w14:val="dk1">
+              <w14:alpha w14:val="60000"/>
+            </w14:schemeClr>
+          </w14:shadow>
+          <w14:textOutline w14:w="0" w14:cap="flat" w14:cmpd="sng" w14:algn="ctr">
+            <w14:noFill/>
+            <w14:prstDash w14:val="solid"/>
+            <w14:round/>
+          </w14:textOutline>
+        </w:rPr>
+        <w:t xml:space="preserve"> null means "reference to </w:t>
+      </w:r>
+      <w:proofErr w:type="spellStart"/>
+      <w:r>
+        <w:rPr>
+          <w:rFonts w:ascii="Times New Roman" w:hAnsi="Times New Roman" w:cs="Times New Roman"/>
+          <w:color w:val="000000" w:themeColor="text1"/>
+          <w:sz w:val="24"/>
+          <w:szCs w:val="24"/>
+          <w14:shadow w14:blurRad="38100" w14:dist="19050" w14:dir="2700000" w14:sx="100000" w14:sy="100000" w14:kx="0" w14:ky="0" w14:algn="tl">
+            <w14:schemeClr w14:val="dk1">
+              <w14:alpha w14:val="60000"/>
+            </w14:schemeClr>
+          </w14:shadow>
+          <w14:textOutline w14:w="0" w14:cap="flat" w14:cmpd="sng" w14:algn="ctr">
+            <w14:noFill/>
+            <w14:prstDash w14:val="solid"/>
+            <w14:round/>
+          </w14:textOutline>
+        </w:rPr>
+        <w:t>non existing</w:t>
+      </w:r>
+      <w:proofErr w:type="spellEnd"/>
+      <w:r>
+        <w:rPr>
+          <w:rFonts w:ascii="Times New Roman" w:hAnsi="Times New Roman" w:cs="Times New Roman"/>
+          <w:color w:val="000000" w:themeColor="text1"/>
+          <w:sz w:val="24"/>
+          <w:szCs w:val="24"/>
+          <w14:shadow w14:blurRad="38100" w14:dist="19050" w14:dir="2700000" w14:sx="100000" w14:sy="100000" w14:kx="0" w14:ky="0" w14:algn="tl">
+            <w14:schemeClr w14:val="dk1">
+              <w14:alpha w14:val="60000"/>
+            </w14:schemeClr>
+          </w14:shadow>
+          <w14:textOutline w14:w="0" w14:cap="flat" w14:cmpd="sng" w14:algn="ctr">
+            <w14:noFill/>
+            <w14:prstDash w14:val="solid"/>
+            <w14:round/>
+          </w14:textOutline>
+        </w:rPr>
+        <w:t xml:space="preserve"> object "</w:t>
+      </w:r>
+    </w:p>
+    <w:p>
+      <w:pPr>
+        <w:rPr>
+          <w:rFonts w:ascii="Times New Roman" w:hAnsi="Times New Roman" w:cs="Times New Roman"/>
+          <w:color w:val="000000" w:themeColor="text1"/>
+          <w:sz w:val="24"/>
+          <w:szCs w:val="24"/>
+          <w14:shadow w14:blurRad="38100" w14:dist="19050" w14:dir="2700000" w14:sx="100000" w14:sy="100000" w14:kx="0" w14:ky="0" w14:algn="tl">
+            <w14:schemeClr w14:val="dk1">
+              <w14:alpha w14:val="60000"/>
+            </w14:schemeClr>
+          </w14:shadow>
+          <w14:textOutline w14:w="0" w14:cap="flat" w14:cmpd="sng" w14:algn="ctr">
+            <w14:noFill/>
+            <w14:prstDash w14:val="solid"/>
+            <w14:round/>
+          </w14:textOutline>
+        </w:rPr>
+      </w:pPr>
+      <w:proofErr w:type="spellStart"/>
+      <w:r>
+        <w:rPr>
+          <w:rFonts w:ascii="Times New Roman" w:hAnsi="Times New Roman" w:cs="Times New Roman"/>
+          <w:color w:val="000000" w:themeColor="text1"/>
+          <w:sz w:val="24"/>
+          <w:szCs w:val="24"/>
+          <w14:shadow w14:blurRad="38100" w14:dist="19050" w14:dir="2700000" w14:sx="100000" w14:sy="100000" w14:kx="0" w14:ky="0" w14:algn="tl">
+            <w14:schemeClr w14:val="dk1">
+              <w14:alpha w14:val="60000"/>
+            </w14:schemeClr>
+          </w14:shadow>
+          <w14:textOutline w14:w="0" w14:cap="flat" w14:cmpd="sng" w14:algn="ctr">
+            <w14:noFill/>
+            <w14:prstDash w14:val="solid"/>
+            <w14:round/>
+          </w14:textOutline>
+        </w:rPr>
+        <w:t>typeof</w:t>
+      </w:r>
+      <w:proofErr w:type="spellEnd"/>
+      <w:r>
+        <w:rPr>
+          <w:rFonts w:ascii="Times New Roman" w:hAnsi="Times New Roman" w:cs="Times New Roman"/>
+          <w:color w:val="000000" w:themeColor="text1"/>
+          <w:sz w:val="24"/>
+          <w:szCs w:val="24"/>
+          <w14:shadow w14:blurRad="38100" w14:dist="19050" w14:dir="2700000" w14:sx="100000" w14:sy="100000" w14:kx="0" w14:ky="0" w14:algn="tl">
+            <w14:schemeClr w14:val="dk1">
+              <w14:alpha w14:val="60000"/>
+            </w14:schemeClr>
+          </w14:shadow>
+          <w14:textOutline w14:w="0" w14:cap="flat" w14:cmpd="sng" w14:algn="ctr">
+            <w14:noFill/>
+            <w14:prstDash w14:val="solid"/>
+            <w14:round/>
+          </w14:textOutline>
+        </w:rPr>
+        <w:t xml:space="preserve"> a =&gt; object</w:t>
       </w:r>
     </w:p>
     <w:p>
@@ -7747,7 +8857,61 @@
           <w:color w:val="833C0B" w:themeColor="accent2" w:themeShade="80"/>
         </w:rPr>
         <w:lastRenderedPageBreak/>
-        <w:t xml:space="preserve">What is setTimeOut and setInterval in Javascript </w:t>
+        <w:t xml:space="preserve">What is </w:t>
+      </w:r>
+      <w:proofErr w:type="spellStart"/>
+      <w:r>
+        <w:rPr>
+          <w:b/>
+          <w:bCs/>
+          <w:color w:val="833C0B" w:themeColor="accent2" w:themeShade="80"/>
+        </w:rPr>
+        <w:t>setTimeOut</w:t>
+      </w:r>
+      <w:proofErr w:type="spellEnd"/>
+      <w:r>
+        <w:rPr>
+          <w:b/>
+          <w:bCs/>
+          <w:color w:val="833C0B" w:themeColor="accent2" w:themeShade="80"/>
+        </w:rPr>
+        <w:t xml:space="preserve"> and </w:t>
+      </w:r>
+      <w:proofErr w:type="spellStart"/>
+      <w:r>
+        <w:rPr>
+          <w:b/>
+          <w:bCs/>
+          <w:color w:val="833C0B" w:themeColor="accent2" w:themeShade="80"/>
+        </w:rPr>
+        <w:t>setInterval</w:t>
+      </w:r>
+      <w:proofErr w:type="spellEnd"/>
+      <w:r>
+        <w:rPr>
+          <w:b/>
+          <w:bCs/>
+          <w:color w:val="833C0B" w:themeColor="accent2" w:themeShade="80"/>
+        </w:rPr>
+        <w:t xml:space="preserve"> in </w:t>
+      </w:r>
+      <w:proofErr w:type="spellStart"/>
+      <w:r>
+        <w:rPr>
+          <w:b/>
+          <w:bCs/>
+          <w:color w:val="833C0B" w:themeColor="accent2" w:themeShade="80"/>
+        </w:rPr>
+        <w:t>Javascript</w:t>
+      </w:r>
+      <w:proofErr w:type="spellEnd"/>
+      <w:r>
+        <w:rPr>
+          <w:b/>
+          <w:bCs/>
+          <w:color w:val="833C0B" w:themeColor="accent2" w:themeShade="80"/>
+        </w:rPr>
+        <w:t xml:space="preserve"> </w:t>
       </w:r>
     </w:p>
     <w:p>
@@ -7765,7 +8929,43 @@
           <w:bCs/>
           <w:color w:val="833C0B" w:themeColor="accent2" w:themeShade="80"/>
         </w:rPr>
-        <w:t xml:space="preserve">What is sessionStorage, localStorage </w:t>
+        <w:t xml:space="preserve">What is </w:t>
+      </w:r>
+      <w:proofErr w:type="spellStart"/>
+      <w:r>
+        <w:rPr>
+          <w:b/>
+          <w:bCs/>
+          <w:color w:val="833C0B" w:themeColor="accent2" w:themeShade="80"/>
+        </w:rPr>
+        <w:t>sessionStorage</w:t>
+      </w:r>
+      <w:proofErr w:type="spellEnd"/>
+      <w:r>
+        <w:rPr>
+          <w:b/>
+          <w:bCs/>
+          <w:color w:val="833C0B" w:themeColor="accent2" w:themeShade="80"/>
+        </w:rPr>
+        <w:t xml:space="preserve">, </w:t>
+      </w:r>
+      <w:proofErr w:type="spellStart"/>
+      <w:r>
+        <w:rPr>
+          <w:b/>
+          <w:bCs/>
+          <w:color w:val="833C0B" w:themeColor="accent2" w:themeShade="80"/>
+        </w:rPr>
+        <w:t>localStorage</w:t>
+      </w:r>
+      <w:proofErr w:type="spellEnd"/>
+      <w:r>
+        <w:rPr>
+          <w:b/>
+          <w:bCs/>
+          <w:color w:val="833C0B" w:themeColor="accent2" w:themeShade="80"/>
+        </w:rPr>
+        <w:t xml:space="preserve"> </w:t>
       </w:r>
     </w:p>
     <w:p>
@@ -7783,7 +8983,25 @@
           <w:bCs/>
           <w:color w:val="833C0B" w:themeColor="accent2" w:themeShade="80"/>
         </w:rPr>
-        <w:t xml:space="preserve">What are is map, filter , reducer in javascript </w:t>
+        <w:t xml:space="preserve">What are is map, filter , reducer in </w:t>
+      </w:r>
+      <w:proofErr w:type="spellStart"/>
+      <w:r>
+        <w:rPr>
+          <w:b/>
+          <w:bCs/>
+          <w:color w:val="833C0B" w:themeColor="accent2" w:themeShade="80"/>
+        </w:rPr>
+        <w:t>javascript</w:t>
+      </w:r>
+      <w:proofErr w:type="spellEnd"/>
+      <w:r>
+        <w:rPr>
+          <w:b/>
+          <w:bCs/>
+          <w:color w:val="833C0B" w:themeColor="accent2" w:themeShade="80"/>
+        </w:rPr>
+        <w:t xml:space="preserve"> </w:t>
       </w:r>
     </w:p>
     <w:p>
@@ -7801,7 +9019,25 @@
           <w:bCs/>
           <w:color w:val="833C0B" w:themeColor="accent2" w:themeShade="80"/>
         </w:rPr>
-        <w:t xml:space="preserve">What is closure in Javascript </w:t>
+        <w:t xml:space="preserve">What is closure in </w:t>
+      </w:r>
+      <w:proofErr w:type="spellStart"/>
+      <w:r>
+        <w:rPr>
+          <w:b/>
+          <w:bCs/>
+          <w:color w:val="833C0B" w:themeColor="accent2" w:themeShade="80"/>
+        </w:rPr>
+        <w:t>Javascript</w:t>
+      </w:r>
+      <w:proofErr w:type="spellEnd"/>
+      <w:r>
+        <w:rPr>
+          <w:b/>
+          <w:bCs/>
+          <w:color w:val="833C0B" w:themeColor="accent2" w:themeShade="80"/>
+        </w:rPr>
+        <w:t xml:space="preserve"> </w:t>
       </w:r>
     </w:p>
     <w:p>
@@ -7851,7 +9087,25 @@
           <w:bCs/>
           <w:color w:val="833C0B" w:themeColor="accent2" w:themeShade="80"/>
         </w:rPr>
-        <w:t xml:space="preserve">ing in Javascript </w:t>
+        <w:t xml:space="preserve">ing in </w:t>
+      </w:r>
+      <w:proofErr w:type="spellStart"/>
+      <w:r>
+        <w:rPr>
+          <w:b/>
+          <w:bCs/>
+          <w:color w:val="833C0B" w:themeColor="accent2" w:themeShade="80"/>
+        </w:rPr>
+        <w:t>Javascript</w:t>
+      </w:r>
+      <w:proofErr w:type="spellEnd"/>
+      <w:r>
+        <w:rPr>
+          <w:b/>
+          <w:bCs/>
+          <w:color w:val="833C0B" w:themeColor="accent2" w:themeShade="80"/>
+        </w:rPr>
+        <w:t xml:space="preserve"> </w:t>
       </w:r>
     </w:p>
     <w:p>
@@ -7897,34 +9151,62 @@
     </w:p>
     <w:p>
       <w:r>
-        <w:t>Ler arr = [1,2,3,4]</w:t>
-      </w:r>
-    </w:p>
-    <w:p>
+        <w:t xml:space="preserve">Ler </w:t>
+      </w:r>
+      <w:proofErr w:type="spellStart"/>
+      <w:r>
+        <w:t>arr</w:t>
+      </w:r>
+      <w:proofErr w:type="spellEnd"/>
+      <w:r>
+        <w:t xml:space="preserve"> = [1,2,3,4]</w:t>
+      </w:r>
+    </w:p>
+    <w:p>
+      <w:proofErr w:type="spellStart"/>
       <w:r>
         <w:rPr>
           <w:b/>
           <w:bCs/>
           <w:color w:val="2F5496" w:themeColor="accent1" w:themeShade="BF"/>
         </w:rPr>
-        <w:t>arr.length = 0</w:t>
-      </w:r>
-      <w:r>
-        <w:rPr>
+        <w:t>arr.length</w:t>
+      </w:r>
+      <w:proofErr w:type="spellEnd"/>
+      <w:r>
+        <w:rPr>
+          <w:b/>
+          <w:bCs/>
           <w:color w:val="2F5496" w:themeColor="accent1" w:themeShade="BF"/>
         </w:rPr>
+        <w:t xml:space="preserve"> = 0</w:t>
+      </w:r>
+      <w:r>
+        <w:rPr>
+          <w:color w:val="2F5496" w:themeColor="accent1" w:themeShade="BF"/>
+        </w:rPr>
         <w:t xml:space="preserve"> </w:t>
       </w:r>
       <w:r>
         <w:t xml:space="preserve">or </w:t>
       </w:r>
+      <w:proofErr w:type="spellStart"/>
       <w:r>
         <w:rPr>
           <w:b/>
           <w:bCs/>
           <w:color w:val="2F5496" w:themeColor="accent1" w:themeShade="BF"/>
         </w:rPr>
-        <w:t>arr = [];</w:t>
+        <w:t>arr</w:t>
+      </w:r>
+      <w:proofErr w:type="spellEnd"/>
+      <w:r>
+        <w:rPr>
+          <w:b/>
+          <w:bCs/>
+          <w:color w:val="2F5496" w:themeColor="accent1" w:themeShade="BF"/>
+        </w:rPr>
+        <w:t xml:space="preserve"> = [];</w:t>
       </w:r>
     </w:p>
     <w:p>
@@ -7942,7 +9224,25 @@
           <w:bCs/>
           <w:color w:val="833C0B" w:themeColor="accent2" w:themeShade="80"/>
         </w:rPr>
-        <w:t xml:space="preserve">What is the difference between number type and BigInt type </w:t>
+        <w:t xml:space="preserve">What is the difference between number type and </w:t>
+      </w:r>
+      <w:proofErr w:type="spellStart"/>
+      <w:r>
+        <w:rPr>
+          <w:b/>
+          <w:bCs/>
+          <w:color w:val="833C0B" w:themeColor="accent2" w:themeShade="80"/>
+        </w:rPr>
+        <w:t>BigInt</w:t>
+      </w:r>
+      <w:proofErr w:type="spellEnd"/>
+      <w:r>
+        <w:rPr>
+          <w:b/>
+          <w:bCs/>
+          <w:color w:val="833C0B" w:themeColor="accent2" w:themeShade="80"/>
+        </w:rPr>
+        <w:t xml:space="preserve"> type </w:t>
       </w:r>
     </w:p>
     <w:p>
@@ -8188,7 +9488,25 @@
           <w:bCs/>
           <w:color w:val="833C0B" w:themeColor="accent2" w:themeShade="80"/>
         </w:rPr>
-        <w:t xml:space="preserve">How to create element dynamically using Javascript </w:t>
+        <w:t xml:space="preserve">How to create element dynamically using </w:t>
+      </w:r>
+      <w:proofErr w:type="spellStart"/>
+      <w:r>
+        <w:rPr>
+          <w:b/>
+          <w:bCs/>
+          <w:color w:val="833C0B" w:themeColor="accent2" w:themeShade="80"/>
+        </w:rPr>
+        <w:t>Javascript</w:t>
+      </w:r>
+      <w:proofErr w:type="spellEnd"/>
+      <w:r>
+        <w:rPr>
+          <w:b/>
+          <w:bCs/>
+          <w:color w:val="833C0B" w:themeColor="accent2" w:themeShade="80"/>
+        </w:rPr>
+        <w:t xml:space="preserve"> </w:t>
       </w:r>
     </w:p>
     <w:p>
@@ -8206,7 +9524,25 @@
           <w:bCs/>
           <w:color w:val="833C0B" w:themeColor="accent2" w:themeShade="80"/>
         </w:rPr>
-        <w:t xml:space="preserve">Explain Closures in Javascript </w:t>
+        <w:t xml:space="preserve">Explain Closures in </w:t>
+      </w:r>
+      <w:proofErr w:type="spellStart"/>
+      <w:r>
+        <w:rPr>
+          <w:b/>
+          <w:bCs/>
+          <w:color w:val="833C0B" w:themeColor="accent2" w:themeShade="80"/>
+        </w:rPr>
+        <w:t>Javascript</w:t>
+      </w:r>
+      <w:proofErr w:type="spellEnd"/>
+      <w:r>
+        <w:rPr>
+          <w:b/>
+          <w:bCs/>
+          <w:color w:val="833C0B" w:themeColor="accent2" w:themeShade="80"/>
+        </w:rPr>
+        <w:t xml:space="preserve"> </w:t>
       </w:r>
       <w:r>
         <w:rPr>
@@ -8272,8 +9608,18 @@
           <w:color w:val="833C0B" w:themeColor="accent2" w:themeShade="80"/>
         </w:rPr>
         <w:lastRenderedPageBreak/>
-        <w:t>Explain different Scopes in Javascript</w:t>
-      </w:r>
+        <w:t xml:space="preserve">Explain different Scopes in </w:t>
+      </w:r>
+      <w:proofErr w:type="spellStart"/>
+      <w:r>
+        <w:rPr>
+          <w:b/>
+          <w:bCs/>
+          <w:color w:val="833C0B" w:themeColor="accent2" w:themeShade="80"/>
+        </w:rPr>
+        <w:t>Javascript</w:t>
+      </w:r>
+      <w:proofErr w:type="spellEnd"/>
       <w:r>
         <w:rPr>
           <w:b/>
@@ -9057,7 +10403,25 @@
           <w:bCs/>
           <w:color w:val="833C0B" w:themeColor="accent2" w:themeShade="80"/>
         </w:rPr>
-        <w:t xml:space="preserve">What is Destructing in the Javascript </w:t>
+        <w:t xml:space="preserve">What is Destructing in the </w:t>
+      </w:r>
+      <w:proofErr w:type="spellStart"/>
+      <w:r>
+        <w:rPr>
+          <w:b/>
+          <w:bCs/>
+          <w:color w:val="833C0B" w:themeColor="accent2" w:themeShade="80"/>
+        </w:rPr>
+        <w:t>Javascript</w:t>
+      </w:r>
+      <w:proofErr w:type="spellEnd"/>
+      <w:r>
+        <w:rPr>
+          <w:b/>
+          <w:bCs/>
+          <w:color w:val="833C0B" w:themeColor="accent2" w:themeShade="80"/>
+        </w:rPr>
+        <w:t xml:space="preserve"> </w:t>
       </w:r>
     </w:p>
     <w:p>
@@ -9265,7 +10629,25 @@
           <w:bCs/>
           <w:color w:val="833C0B" w:themeColor="accent2" w:themeShade="80"/>
         </w:rPr>
-        <w:t xml:space="preserve">Explain difference between map() and forEach() </w:t>
+        <w:t xml:space="preserve">Explain difference between map() and </w:t>
+      </w:r>
+      <w:proofErr w:type="spellStart"/>
+      <w:r>
+        <w:rPr>
+          <w:b/>
+          <w:bCs/>
+          <w:color w:val="833C0B" w:themeColor="accent2" w:themeShade="80"/>
+        </w:rPr>
+        <w:t>forEach</w:t>
+      </w:r>
+      <w:proofErr w:type="spellEnd"/>
+      <w:r>
+        <w:rPr>
+          <w:b/>
+          <w:bCs/>
+          <w:color w:val="833C0B" w:themeColor="accent2" w:themeShade="80"/>
+        </w:rPr>
+        <w:t xml:space="preserve">() </w:t>
       </w:r>
     </w:p>
     <w:p>
@@ -9343,46 +10725,126 @@
             <w14:round/>
           </w14:textOutline>
         </w:rPr>
-        <w:t>Use forEach() when you need to execute a function for each element of the array without modifying or creating a new array.</w:t>
-      </w:r>
-    </w:p>
-    <w:p>
-      <w:pPr>
-        <w:rPr>
-          <w:rFonts w:ascii="Times New Roman" w:hAnsi="Times New Roman" w:cs="Times New Roman"/>
-          <w:color w:val="000000" w:themeColor="text1"/>
-          <w:sz w:val="24"/>
-          <w:szCs w:val="24"/>
-          <w14:shadow w14:blurRad="38100" w14:dist="19050" w14:dir="2700000" w14:sx="100000" w14:sy="100000" w14:kx="0" w14:ky="0" w14:algn="tl">
-            <w14:schemeClr w14:val="dk1">
-              <w14:alpha w14:val="60000"/>
-            </w14:schemeClr>
-          </w14:shadow>
-          <w14:textOutline w14:w="0" w14:cap="flat" w14:cmpd="sng" w14:algn="ctr">
-            <w14:noFill/>
-            <w14:prstDash w14:val="solid"/>
-            <w14:round/>
-          </w14:textOutline>
-        </w:rPr>
-      </w:pPr>
-      <w:r>
-        <w:rPr>
-          <w:rFonts w:ascii="Times New Roman" w:hAnsi="Times New Roman" w:cs="Times New Roman"/>
-          <w:color w:val="000000" w:themeColor="text1"/>
-          <w:sz w:val="24"/>
-          <w:szCs w:val="24"/>
-          <w14:shadow w14:blurRad="38100" w14:dist="19050" w14:dir="2700000" w14:sx="100000" w14:sy="100000" w14:kx="0" w14:ky="0" w14:algn="tl">
-            <w14:schemeClr w14:val="dk1">
-              <w14:alpha w14:val="60000"/>
-            </w14:schemeClr>
-          </w14:shadow>
-          <w14:textOutline w14:w="0" w14:cap="flat" w14:cmpd="sng" w14:algn="ctr">
-            <w14:noFill/>
-            <w14:prstDash w14:val="solid"/>
-            <w14:round/>
-          </w14:textOutline>
-        </w:rPr>
-        <w:t>map() and forEach() are both methods used to iterate over arrays</w:t>
+        <w:t xml:space="preserve">Use </w:t>
+      </w:r>
+      <w:proofErr w:type="spellStart"/>
+      <w:r>
+        <w:rPr>
+          <w:rFonts w:ascii="Times New Roman" w:hAnsi="Times New Roman" w:cs="Times New Roman"/>
+          <w:color w:val="000000" w:themeColor="text1"/>
+          <w:sz w:val="24"/>
+          <w:szCs w:val="24"/>
+          <w14:shadow w14:blurRad="38100" w14:dist="19050" w14:dir="2700000" w14:sx="100000" w14:sy="100000" w14:kx="0" w14:ky="0" w14:algn="tl">
+            <w14:schemeClr w14:val="dk1">
+              <w14:alpha w14:val="60000"/>
+            </w14:schemeClr>
+          </w14:shadow>
+          <w14:textOutline w14:w="0" w14:cap="flat" w14:cmpd="sng" w14:algn="ctr">
+            <w14:noFill/>
+            <w14:prstDash w14:val="solid"/>
+            <w14:round/>
+          </w14:textOutline>
+        </w:rPr>
+        <w:t>forEach</w:t>
+      </w:r>
+      <w:proofErr w:type="spellEnd"/>
+      <w:r>
+        <w:rPr>
+          <w:rFonts w:ascii="Times New Roman" w:hAnsi="Times New Roman" w:cs="Times New Roman"/>
+          <w:color w:val="000000" w:themeColor="text1"/>
+          <w:sz w:val="24"/>
+          <w:szCs w:val="24"/>
+          <w14:shadow w14:blurRad="38100" w14:dist="19050" w14:dir="2700000" w14:sx="100000" w14:sy="100000" w14:kx="0" w14:ky="0" w14:algn="tl">
+            <w14:schemeClr w14:val="dk1">
+              <w14:alpha w14:val="60000"/>
+            </w14:schemeClr>
+          </w14:shadow>
+          <w14:textOutline w14:w="0" w14:cap="flat" w14:cmpd="sng" w14:algn="ctr">
+            <w14:noFill/>
+            <w14:prstDash w14:val="solid"/>
+            <w14:round/>
+          </w14:textOutline>
+        </w:rPr>
+        <w:t>() when you need to execute a function for each element of the array without modifying or creating a new array.</w:t>
+      </w:r>
+    </w:p>
+    <w:p>
+      <w:pPr>
+        <w:rPr>
+          <w:rFonts w:ascii="Times New Roman" w:hAnsi="Times New Roman" w:cs="Times New Roman"/>
+          <w:color w:val="000000" w:themeColor="text1"/>
+          <w:sz w:val="24"/>
+          <w:szCs w:val="24"/>
+          <w14:shadow w14:blurRad="38100" w14:dist="19050" w14:dir="2700000" w14:sx="100000" w14:sy="100000" w14:kx="0" w14:ky="0" w14:algn="tl">
+            <w14:schemeClr w14:val="dk1">
+              <w14:alpha w14:val="60000"/>
+            </w14:schemeClr>
+          </w14:shadow>
+          <w14:textOutline w14:w="0" w14:cap="flat" w14:cmpd="sng" w14:algn="ctr">
+            <w14:noFill/>
+            <w14:prstDash w14:val="solid"/>
+            <w14:round/>
+          </w14:textOutline>
+        </w:rPr>
+      </w:pPr>
+      <w:r>
+        <w:rPr>
+          <w:rFonts w:ascii="Times New Roman" w:hAnsi="Times New Roman" w:cs="Times New Roman"/>
+          <w:color w:val="000000" w:themeColor="text1"/>
+          <w:sz w:val="24"/>
+          <w:szCs w:val="24"/>
+          <w14:shadow w14:blurRad="38100" w14:dist="19050" w14:dir="2700000" w14:sx="100000" w14:sy="100000" w14:kx="0" w14:ky="0" w14:algn="tl">
+            <w14:schemeClr w14:val="dk1">
+              <w14:alpha w14:val="60000"/>
+            </w14:schemeClr>
+          </w14:shadow>
+          <w14:textOutline w14:w="0" w14:cap="flat" w14:cmpd="sng" w14:algn="ctr">
+            <w14:noFill/>
+            <w14:prstDash w14:val="solid"/>
+            <w14:round/>
+          </w14:textOutline>
+        </w:rPr>
+        <w:t xml:space="preserve">map() and </w:t>
+      </w:r>
+      <w:proofErr w:type="spellStart"/>
+      <w:r>
+        <w:rPr>
+          <w:rFonts w:ascii="Times New Roman" w:hAnsi="Times New Roman" w:cs="Times New Roman"/>
+          <w:color w:val="000000" w:themeColor="text1"/>
+          <w:sz w:val="24"/>
+          <w:szCs w:val="24"/>
+          <w14:shadow w14:blurRad="38100" w14:dist="19050" w14:dir="2700000" w14:sx="100000" w14:sy="100000" w14:kx="0" w14:ky="0" w14:algn="tl">
+            <w14:schemeClr w14:val="dk1">
+              <w14:alpha w14:val="60000"/>
+            </w14:schemeClr>
+          </w14:shadow>
+          <w14:textOutline w14:w="0" w14:cap="flat" w14:cmpd="sng" w14:algn="ctr">
+            <w14:noFill/>
+            <w14:prstDash w14:val="solid"/>
+            <w14:round/>
+          </w14:textOutline>
+        </w:rPr>
+        <w:t>forEach</w:t>
+      </w:r>
+      <w:proofErr w:type="spellEnd"/>
+      <w:r>
+        <w:rPr>
+          <w:rFonts w:ascii="Times New Roman" w:hAnsi="Times New Roman" w:cs="Times New Roman"/>
+          <w:color w:val="000000" w:themeColor="text1"/>
+          <w:sz w:val="24"/>
+          <w:szCs w:val="24"/>
+          <w14:shadow w14:blurRad="38100" w14:dist="19050" w14:dir="2700000" w14:sx="100000" w14:sy="100000" w14:kx="0" w14:ky="0" w14:algn="tl">
+            <w14:schemeClr w14:val="dk1">
+              <w14:alpha w14:val="60000"/>
+            </w14:schemeClr>
+          </w14:shadow>
+          <w14:textOutline w14:w="0" w14:cap="flat" w14:cmpd="sng" w14:algn="ctr">
+            <w14:noFill/>
+            <w14:prstDash w14:val="solid"/>
+            <w14:round/>
+          </w14:textOutline>
+        </w:rPr>
+        <w:t>() are both methods used to iterate over arrays</w:t>
       </w:r>
     </w:p>
     <w:tbl>
@@ -9425,6 +10887,7 @@
                 <w14:ligatures w14:val="none"/>
               </w:rPr>
             </w:pPr>
+            <w:proofErr w:type="spellStart"/>
             <w:r>
               <w:rPr>
                 <w:rFonts w:ascii="Calibri" w:eastAsia="Times New Roman" w:hAnsi="Calibri" w:cs="Calibri"/>
@@ -9437,6 +10900,7 @@
               </w:rPr>
               <w:t>forEach</w:t>
             </w:r>
+            <w:proofErr w:type="spellEnd"/>
           </w:p>
         </w:tc>
         <w:tc>
@@ -9598,6 +11062,7 @@
               </w:rPr>
               <w:t xml:space="preserve">Since </w:t>
             </w:r>
+            <w:proofErr w:type="spellStart"/>
             <w:r>
               <w:rPr>
                 <w:rFonts w:ascii="Arial Unicode MS" w:eastAsia="Times New Roman" w:hAnsi="Arial Unicode MS" w:cs="Calibri"/>
@@ -9608,7 +11073,20 @@
                 <w:lang w:eastAsia="en-IN"/>
                 <w14:ligatures w14:val="none"/>
               </w:rPr>
-              <w:t>forEach()</w:t>
+              <w:t>forEach</w:t>
+            </w:r>
+            <w:proofErr w:type="spellEnd"/>
+            <w:r>
+              <w:rPr>
+                <w:rFonts w:ascii="Arial Unicode MS" w:eastAsia="Times New Roman" w:hAnsi="Arial Unicode MS" w:cs="Calibri"/>
+                <w:color w:val="000000"/>
+                <w:kern w:val="0"/>
+                <w:sz w:val="20"/>
+                <w:szCs w:val="20"/>
+                <w:lang w:eastAsia="en-IN"/>
+                <w14:ligatures w14:val="none"/>
+              </w:rPr>
+              <w:t>()</w:t>
             </w:r>
             <w:r>
               <w:rPr>
@@ -9783,8 +11261,18 @@
           <w:bCs/>
           <w:color w:val="833C0B" w:themeColor="accent2" w:themeShade="80"/>
         </w:rPr>
-        <w:t>What are events in Javascript</w:t>
-      </w:r>
+        <w:t xml:space="preserve">What are events in </w:t>
+      </w:r>
+      <w:proofErr w:type="spellStart"/>
+      <w:r>
+        <w:rPr>
+          <w:b/>
+          <w:bCs/>
+          <w:color w:val="833C0B" w:themeColor="accent2" w:themeShade="80"/>
+        </w:rPr>
+        <w:t>Javascript</w:t>
+      </w:r>
+      <w:proofErr w:type="spellEnd"/>
       <w:r>
         <w:rPr>
           <w:b/>
@@ -10040,29 +11528,8 @@
             <w14:round/>
           </w14:textOutline>
         </w:rPr>
-        <w:t xml:space="preserve">Form Events </w:t>
-      </w:r>
-      <w:proofErr w:type="gramStart"/>
-      <w:r>
-        <w:rPr>
-          <w:rFonts w:ascii="Times New Roman" w:hAnsi="Times New Roman" w:cs="Times New Roman"/>
-          <w:color w:val="000000" w:themeColor="text1"/>
-          <w:sz w:val="24"/>
-          <w:szCs w:val="24"/>
-          <w14:shadow w14:blurRad="38100" w14:dist="19050" w14:dir="2700000" w14:sx="100000" w14:sy="100000" w14:kx="0" w14:ky="0" w14:algn="tl">
-            <w14:schemeClr w14:val="dk1">
-              <w14:alpha w14:val="60000"/>
-            </w14:schemeClr>
-          </w14:shadow>
-          <w14:textOutline w14:w="0" w14:cap="flat" w14:cmpd="sng" w14:algn="ctr">
-            <w14:noFill/>
-            <w14:prstDash w14:val="solid"/>
-            <w14:round/>
-          </w14:textOutline>
-        </w:rPr>
-        <w:t>etc..</w:t>
-      </w:r>
-      <w:proofErr w:type="gramEnd"/>
+        <w:t>Form Events etc..</w:t>
+      </w:r>
     </w:p>
     <w:p>
       <w:pPr>
@@ -10523,47 +11990,7 @@
             <w14:round/>
           </w14:textOutline>
         </w:rPr>
-        <w:t xml:space="preserve">Function declarations are hoisted and can be called before they are defined, while function expressions are not hoisted and must be defined </w:t>
-      </w:r>
-      <w:proofErr w:type="gramStart"/>
-      <w:r>
-        <w:rPr>
-          <w:rFonts w:ascii="Times New Roman" w:hAnsi="Times New Roman" w:cs="Times New Roman"/>
-          <w:color w:val="000000" w:themeColor="text1"/>
-          <w:sz w:val="24"/>
-          <w:szCs w:val="24"/>
-          <w14:shadow w14:blurRad="38100" w14:dist="19050" w14:dir="2700000" w14:sx="100000" w14:sy="100000" w14:kx="0" w14:ky="0" w14:algn="tl">
-            <w14:schemeClr w14:val="dk1">
-              <w14:alpha w14:val="60000"/>
-            </w14:schemeClr>
-          </w14:shadow>
-          <w14:textOutline w14:w="0" w14:cap="flat" w14:cmpd="sng" w14:algn="ctr">
-            <w14:noFill/>
-            <w14:prstDash w14:val="solid"/>
-            <w14:round/>
-          </w14:textOutline>
-        </w:rPr>
-        <w:t>before</w:t>
-      </w:r>
-      <w:proofErr w:type="gramEnd"/>
-      <w:r>
-        <w:rPr>
-          <w:rFonts w:ascii="Times New Roman" w:hAnsi="Times New Roman" w:cs="Times New Roman"/>
-          <w:color w:val="000000" w:themeColor="text1"/>
-          <w:sz w:val="24"/>
-          <w:szCs w:val="24"/>
-          <w14:shadow w14:blurRad="38100" w14:dist="19050" w14:dir="2700000" w14:sx="100000" w14:sy="100000" w14:kx="0" w14:ky="0" w14:algn="tl">
-            <w14:schemeClr w14:val="dk1">
-              <w14:alpha w14:val="60000"/>
-            </w14:schemeClr>
-          </w14:shadow>
-          <w14:textOutline w14:w="0" w14:cap="flat" w14:cmpd="sng" w14:algn="ctr">
-            <w14:noFill/>
-            <w14:prstDash w14:val="solid"/>
-            <w14:round/>
-          </w14:textOutline>
-        </w:rPr>
-        <w:t xml:space="preserve"> they are called.</w:t>
+        <w:t>Function declarations are hoisted and can be called before they are defined, while function expressions are not hoisted and must be defined before they are called.</w:t>
       </w:r>
     </w:p>
     <w:p>

--- a/My Int prep on Prereq.docx
+++ b/My Int prep on Prereq.docx
@@ -5144,6 +5144,186 @@
     </w:p>
     <w:p>
       <w:pPr>
+        <w:rPr>
+          <w:rFonts w:ascii="Times New Roman" w:hAnsi="Times New Roman" w:cs="Times New Roman"/>
+          <w:b/>
+          <w:bCs/>
+          <w:color w:val="C00000"/>
+          <w:sz w:val="24"/>
+          <w:szCs w:val="24"/>
+          <w14:shadow w14:blurRad="38100" w14:dist="19050" w14:dir="2700000" w14:sx="100000" w14:sy="100000" w14:kx="0" w14:ky="0" w14:algn="tl">
+            <w14:schemeClr w14:val="dk1">
+              <w14:alpha w14:val="60000"/>
+            </w14:schemeClr>
+          </w14:shadow>
+          <w14:textOutline w14:w="0" w14:cap="flat" w14:cmpd="sng" w14:algn="ctr">
+            <w14:noFill/>
+            <w14:prstDash w14:val="solid"/>
+            <w14:round/>
+          </w14:textOutline>
+        </w:rPr>
+      </w:pPr>
+      <w:r>
+        <w:rPr>
+          <w:rFonts w:ascii="Times New Roman" w:hAnsi="Times New Roman" w:cs="Times New Roman"/>
+          <w:b/>
+          <w:bCs/>
+          <w:color w:val="C00000"/>
+          <w:sz w:val="24"/>
+          <w:szCs w:val="24"/>
+          <w14:shadow w14:blurRad="38100" w14:dist="19050" w14:dir="2700000" w14:sx="100000" w14:sy="100000" w14:kx="0" w14:ky="0" w14:algn="tl">
+            <w14:schemeClr w14:val="dk1">
+              <w14:alpha w14:val="60000"/>
+            </w14:schemeClr>
+          </w14:shadow>
+          <w14:textOutline w14:w="0" w14:cap="flat" w14:cmpd="sng" w14:algn="ctr">
+            <w14:noFill/>
+            <w14:prstDash w14:val="solid"/>
+            <w14:round/>
+          </w14:textOutline>
+        </w:rPr>
+        <w:t xml:space="preserve">Smart Answer </w:t>
+      </w:r>
+    </w:p>
+    <w:p>
+      <w:pPr>
+        <w:rPr>
+          <w:rFonts w:ascii="Times New Roman" w:hAnsi="Times New Roman" w:cs="Times New Roman"/>
+          <w:color w:val="000000" w:themeColor="text1"/>
+          <w:sz w:val="24"/>
+          <w:szCs w:val="24"/>
+          <w14:shadow w14:blurRad="38100" w14:dist="19050" w14:dir="2700000" w14:sx="100000" w14:sy="100000" w14:kx="0" w14:ky="0" w14:algn="tl">
+            <w14:schemeClr w14:val="dk1">
+              <w14:alpha w14:val="60000"/>
+            </w14:schemeClr>
+          </w14:shadow>
+          <w14:textOutline w14:w="0" w14:cap="flat" w14:cmpd="sng" w14:algn="ctr">
+            <w14:noFill/>
+            <w14:prstDash w14:val="solid"/>
+            <w14:round/>
+          </w14:textOutline>
+        </w:rPr>
+      </w:pPr>
+      <w:r>
+        <w:rPr>
+          <w:rFonts w:ascii="Times New Roman" w:hAnsi="Times New Roman" w:cs="Times New Roman"/>
+          <w:color w:val="000000" w:themeColor="text1"/>
+          <w:sz w:val="24"/>
+          <w:szCs w:val="24"/>
+          <w14:shadow w14:blurRad="38100" w14:dist="19050" w14:dir="2700000" w14:sx="100000" w14:sy="100000" w14:kx="0" w14:ky="0" w14:algn="tl">
+            <w14:schemeClr w14:val="dk1">
+              <w14:alpha w14:val="60000"/>
+            </w14:schemeClr>
+          </w14:shadow>
+          <w14:textOutline w14:w="0" w14:cap="flat" w14:cmpd="sng" w14:algn="ctr">
+            <w14:noFill/>
+            <w14:prstDash w14:val="solid"/>
+            <w14:round/>
+          </w14:textOutline>
+        </w:rPr>
+        <w:t>- var is function-scoped and allows hoisting but is prone to bugs due to re-declaration.</w:t>
+      </w:r>
+    </w:p>
+    <w:p>
+      <w:pPr>
+        <w:rPr>
+          <w:rFonts w:ascii="Times New Roman" w:hAnsi="Times New Roman" w:cs="Times New Roman"/>
+          <w:color w:val="000000" w:themeColor="text1"/>
+          <w:sz w:val="24"/>
+          <w:szCs w:val="24"/>
+          <w14:shadow w14:blurRad="38100" w14:dist="19050" w14:dir="2700000" w14:sx="100000" w14:sy="100000" w14:kx="0" w14:ky="0" w14:algn="tl">
+            <w14:schemeClr w14:val="dk1">
+              <w14:alpha w14:val="60000"/>
+            </w14:schemeClr>
+          </w14:shadow>
+          <w14:textOutline w14:w="0" w14:cap="flat" w14:cmpd="sng" w14:algn="ctr">
+            <w14:noFill/>
+            <w14:prstDash w14:val="solid"/>
+            <w14:round/>
+          </w14:textOutline>
+        </w:rPr>
+      </w:pPr>
+      <w:r>
+        <w:rPr>
+          <w:rFonts w:ascii="Times New Roman" w:hAnsi="Times New Roman" w:cs="Times New Roman"/>
+          <w:color w:val="000000" w:themeColor="text1"/>
+          <w:sz w:val="24"/>
+          <w:szCs w:val="24"/>
+          <w14:shadow w14:blurRad="38100" w14:dist="19050" w14:dir="2700000" w14:sx="100000" w14:sy="100000" w14:kx="0" w14:ky="0" w14:algn="tl">
+            <w14:schemeClr w14:val="dk1">
+              <w14:alpha w14:val="60000"/>
+            </w14:schemeClr>
+          </w14:shadow>
+          <w14:textOutline w14:w="0" w14:cap="flat" w14:cmpd="sng" w14:algn="ctr">
+            <w14:noFill/>
+            <w14:prstDash w14:val="solid"/>
+            <w14:round/>
+          </w14:textOutline>
+        </w:rPr>
+        <w:t>- let is block-scoped and prevents re-declaration.</w:t>
+      </w:r>
+    </w:p>
+    <w:p>
+      <w:pPr>
+        <w:rPr>
+          <w:rFonts w:ascii="Times New Roman" w:hAnsi="Times New Roman" w:cs="Times New Roman"/>
+          <w:color w:val="000000" w:themeColor="text1"/>
+          <w:sz w:val="24"/>
+          <w:szCs w:val="24"/>
+          <w14:shadow w14:blurRad="38100" w14:dist="19050" w14:dir="2700000" w14:sx="100000" w14:sy="100000" w14:kx="0" w14:ky="0" w14:algn="tl">
+            <w14:schemeClr w14:val="dk1">
+              <w14:alpha w14:val="60000"/>
+            </w14:schemeClr>
+          </w14:shadow>
+          <w14:textOutline w14:w="0" w14:cap="flat" w14:cmpd="sng" w14:algn="ctr">
+            <w14:noFill/>
+            <w14:prstDash w14:val="solid"/>
+            <w14:round/>
+          </w14:textOutline>
+        </w:rPr>
+      </w:pPr>
+      <w:r>
+        <w:rPr>
+          <w:rFonts w:ascii="Times New Roman" w:hAnsi="Times New Roman" w:cs="Times New Roman"/>
+          <w:color w:val="000000" w:themeColor="text1"/>
+          <w:sz w:val="24"/>
+          <w:szCs w:val="24"/>
+          <w14:shadow w14:blurRad="38100" w14:dist="19050" w14:dir="2700000" w14:sx="100000" w14:sy="100000" w14:kx="0" w14:ky="0" w14:algn="tl">
+            <w14:schemeClr w14:val="dk1">
+              <w14:alpha w14:val="60000"/>
+            </w14:schemeClr>
+          </w14:shadow>
+          <w14:textOutline w14:w="0" w14:cap="flat" w14:cmpd="sng" w14:algn="ctr">
+            <w14:noFill/>
+            <w14:prstDash w14:val="solid"/>
+            <w14:round/>
+          </w14:textOutline>
+        </w:rPr>
+        <w:t>- const is also block-scoped, and its value cannot be reassigned. However, objects declared with const can still have their properties modified.</w:t>
+      </w:r>
+    </w:p>
+    <w:p>
+      <w:pPr>
+        <w:rPr>
+          <w:rFonts w:ascii="Times New Roman" w:hAnsi="Times New Roman" w:cs="Times New Roman"/>
+          <w:color w:val="000000" w:themeColor="text1"/>
+          <w:sz w:val="24"/>
+          <w:szCs w:val="24"/>
+          <w14:shadow w14:blurRad="38100" w14:dist="19050" w14:dir="2700000" w14:sx="100000" w14:sy="100000" w14:kx="0" w14:ky="0" w14:algn="tl">
+            <w14:schemeClr w14:val="dk1">
+              <w14:alpha w14:val="60000"/>
+            </w14:schemeClr>
+          </w14:shadow>
+          <w14:textOutline w14:w="0" w14:cap="flat" w14:cmpd="sng" w14:algn="ctr">
+            <w14:noFill/>
+            <w14:prstDash w14:val="solid"/>
+            <w14:round/>
+          </w14:textOutline>
+        </w:rPr>
+      </w:pPr>
+    </w:p>
+    <w:p>
+      <w:pPr>
         <w:pStyle w:val="Heading1"/>
         <w:rPr>
           <w:b/>
@@ -5272,6 +5452,7 @@
           <w:bCs/>
           <w:color w:val="833C0B" w:themeColor="accent2" w:themeShade="80"/>
         </w:rPr>
+        <w:lastRenderedPageBreak/>
         <w:t xml:space="preserve">What is Rest Parameter </w:t>
       </w:r>
     </w:p>
@@ -5568,7 +5749,6 @@
             <w14:round/>
           </w14:textOutline>
         </w:rPr>
-        <w:lastRenderedPageBreak/>
         <w:t xml:space="preserve">then(): Handles </w:t>
       </w:r>
       <w:proofErr w:type="spellStart"/>
@@ -6697,6 +6877,7 @@
             <w14:round/>
           </w14:textOutline>
         </w:rPr>
+        <w:lastRenderedPageBreak/>
         <w:t>  .catch((err) =&gt; {</w:t>
       </w:r>
     </w:p>
@@ -7760,6 +7941,7 @@
             <w14:round/>
           </w14:textOutline>
         </w:rPr>
+        <w:lastRenderedPageBreak/>
         <w:t>=&gt; with function expression calling is not possible without declaring it</w:t>
       </w:r>
     </w:p>
@@ -7892,7 +8074,6 @@
           <w:bCs/>
           <w:color w:val="833C0B" w:themeColor="accent2" w:themeShade="80"/>
         </w:rPr>
-        <w:lastRenderedPageBreak/>
         <w:t>Why we use call, apply bind method in</w:t>
       </w:r>
     </w:p>
@@ -11528,8 +11709,29 @@
             <w14:round/>
           </w14:textOutline>
         </w:rPr>
-        <w:t>Form Events etc..</w:t>
-      </w:r>
+        <w:t xml:space="preserve">Form Events </w:t>
+      </w:r>
+      <w:proofErr w:type="gramStart"/>
+      <w:r>
+        <w:rPr>
+          <w:rFonts w:ascii="Times New Roman" w:hAnsi="Times New Roman" w:cs="Times New Roman"/>
+          <w:color w:val="000000" w:themeColor="text1"/>
+          <w:sz w:val="24"/>
+          <w:szCs w:val="24"/>
+          <w14:shadow w14:blurRad="38100" w14:dist="19050" w14:dir="2700000" w14:sx="100000" w14:sy="100000" w14:kx="0" w14:ky="0" w14:algn="tl">
+            <w14:schemeClr w14:val="dk1">
+              <w14:alpha w14:val="60000"/>
+            </w14:schemeClr>
+          </w14:shadow>
+          <w14:textOutline w14:w="0" w14:cap="flat" w14:cmpd="sng" w14:algn="ctr">
+            <w14:noFill/>
+            <w14:prstDash w14:val="solid"/>
+            <w14:round/>
+          </w14:textOutline>
+        </w:rPr>
+        <w:t>etc..</w:t>
+      </w:r>
+      <w:proofErr w:type="gramEnd"/>
     </w:p>
     <w:p>
       <w:pPr>
@@ -11990,15 +12192,579 @@
             <w14:round/>
           </w14:textOutline>
         </w:rPr>
-        <w:t>Function declarations are hoisted and can be called before they are defined, while function expressions are not hoisted and must be defined before they are called.</w:t>
-      </w:r>
-    </w:p>
-    <w:p>
-      <w:pPr>
-        <w:rPr>
-          <w:rFonts w:ascii="Times New Roman" w:hAnsi="Times New Roman" w:cs="Times New Roman"/>
-          <w:b/>
-          <w:bCs/>
+        <w:t xml:space="preserve">Function declarations are hoisted and can be called before they are defined, while function expressions are not hoisted and must be defined </w:t>
+      </w:r>
+      <w:proofErr w:type="gramStart"/>
+      <w:r>
+        <w:rPr>
+          <w:rFonts w:ascii="Times New Roman" w:hAnsi="Times New Roman" w:cs="Times New Roman"/>
+          <w:color w:val="000000" w:themeColor="text1"/>
+          <w:sz w:val="24"/>
+          <w:szCs w:val="24"/>
+          <w14:shadow w14:blurRad="38100" w14:dist="19050" w14:dir="2700000" w14:sx="100000" w14:sy="100000" w14:kx="0" w14:ky="0" w14:algn="tl">
+            <w14:schemeClr w14:val="dk1">
+              <w14:alpha w14:val="60000"/>
+            </w14:schemeClr>
+          </w14:shadow>
+          <w14:textOutline w14:w="0" w14:cap="flat" w14:cmpd="sng" w14:algn="ctr">
+            <w14:noFill/>
+            <w14:prstDash w14:val="solid"/>
+            <w14:round/>
+          </w14:textOutline>
+        </w:rPr>
+        <w:t>before</w:t>
+      </w:r>
+      <w:proofErr w:type="gramEnd"/>
+      <w:r>
+        <w:rPr>
+          <w:rFonts w:ascii="Times New Roman" w:hAnsi="Times New Roman" w:cs="Times New Roman"/>
+          <w:color w:val="000000" w:themeColor="text1"/>
+          <w:sz w:val="24"/>
+          <w:szCs w:val="24"/>
+          <w14:shadow w14:blurRad="38100" w14:dist="19050" w14:dir="2700000" w14:sx="100000" w14:sy="100000" w14:kx="0" w14:ky="0" w14:algn="tl">
+            <w14:schemeClr w14:val="dk1">
+              <w14:alpha w14:val="60000"/>
+            </w14:schemeClr>
+          </w14:shadow>
+          <w14:textOutline w14:w="0" w14:cap="flat" w14:cmpd="sng" w14:algn="ctr">
+            <w14:noFill/>
+            <w14:prstDash w14:val="solid"/>
+            <w14:round/>
+          </w14:textOutline>
+        </w:rPr>
+        <w:t xml:space="preserve"> they are called.</w:t>
+      </w:r>
+    </w:p>
+    <w:p>
+      <w:pPr>
+        <w:pStyle w:val="Heading2"/>
+        <w:rPr>
+          <w:b/>
+          <w:bCs/>
+          <w:color w:val="833C0B" w:themeColor="accent2" w:themeShade="80"/>
+          <w:sz w:val="32"/>
+          <w:szCs w:val="32"/>
+        </w:rPr>
+      </w:pPr>
+      <w:r>
+        <w:rPr>
+          <w:b/>
+          <w:bCs/>
+          <w:color w:val="833C0B" w:themeColor="accent2" w:themeShade="80"/>
+          <w:sz w:val="32"/>
+          <w:szCs w:val="32"/>
+        </w:rPr>
+        <w:t>How do you manage asynchronous operations in large-scale JavaScript apps?</w:t>
+      </w:r>
+    </w:p>
+    <w:p>
+      <w:pPr>
+        <w:rPr>
+          <w:rFonts w:ascii="Times New Roman" w:hAnsi="Times New Roman" w:cs="Times New Roman"/>
+          <w:color w:val="000000" w:themeColor="text1"/>
+          <w:sz w:val="24"/>
+          <w:szCs w:val="24"/>
+          <w14:shadow w14:blurRad="38100" w14:dist="19050" w14:dir="2700000" w14:sx="100000" w14:sy="100000" w14:kx="0" w14:ky="0" w14:algn="tl">
+            <w14:schemeClr w14:val="dk1">
+              <w14:alpha w14:val="60000"/>
+            </w14:schemeClr>
+          </w14:shadow>
+          <w14:textOutline w14:w="0" w14:cap="flat" w14:cmpd="sng" w14:algn="ctr">
+            <w14:noFill/>
+            <w14:prstDash w14:val="solid"/>
+            <w14:round/>
+          </w14:textOutline>
+        </w:rPr>
+      </w:pPr>
+      <w:r>
+        <w:br/>
+      </w:r>
+      <w:r>
+        <w:rPr>
+          <w:rFonts w:ascii="Times New Roman" w:hAnsi="Times New Roman" w:cs="Times New Roman"/>
+          <w:color w:val="000000" w:themeColor="text1"/>
+          <w:sz w:val="24"/>
+          <w:szCs w:val="24"/>
+          <w14:shadow w14:blurRad="38100" w14:dist="19050" w14:dir="2700000" w14:sx="100000" w14:sy="100000" w14:kx="0" w14:ky="0" w14:algn="tl">
+            <w14:schemeClr w14:val="dk1">
+              <w14:alpha w14:val="60000"/>
+            </w14:schemeClr>
+          </w14:shadow>
+          <w14:textOutline w14:w="0" w14:cap="flat" w14:cmpd="sng" w14:algn="ctr">
+            <w14:noFill/>
+            <w14:prstDash w14:val="solid"/>
+            <w14:round/>
+          </w14:textOutline>
+        </w:rPr>
+        <w:t>I use Promises and async/</w:t>
+      </w:r>
+      <w:proofErr w:type="gramStart"/>
+      <w:r>
+        <w:rPr>
+          <w:rFonts w:ascii="Times New Roman" w:hAnsi="Times New Roman" w:cs="Times New Roman"/>
+          <w:color w:val="000000" w:themeColor="text1"/>
+          <w:sz w:val="24"/>
+          <w:szCs w:val="24"/>
+          <w14:shadow w14:blurRad="38100" w14:dist="19050" w14:dir="2700000" w14:sx="100000" w14:sy="100000" w14:kx="0" w14:ky="0" w14:algn="tl">
+            <w14:schemeClr w14:val="dk1">
+              <w14:alpha w14:val="60000"/>
+            </w14:schemeClr>
+          </w14:shadow>
+          <w14:textOutline w14:w="0" w14:cap="flat" w14:cmpd="sng" w14:algn="ctr">
+            <w14:noFill/>
+            <w14:prstDash w14:val="solid"/>
+            <w14:round/>
+          </w14:textOutline>
+        </w:rPr>
+        <w:t>await</w:t>
+      </w:r>
+      <w:proofErr w:type="gramEnd"/>
+      <w:r>
+        <w:rPr>
+          <w:rFonts w:ascii="Times New Roman" w:hAnsi="Times New Roman" w:cs="Times New Roman"/>
+          <w:color w:val="000000" w:themeColor="text1"/>
+          <w:sz w:val="24"/>
+          <w:szCs w:val="24"/>
+          <w14:shadow w14:blurRad="38100" w14:dist="19050" w14:dir="2700000" w14:sx="100000" w14:sy="100000" w14:kx="0" w14:ky="0" w14:algn="tl">
+            <w14:schemeClr w14:val="dk1">
+              <w14:alpha w14:val="60000"/>
+            </w14:schemeClr>
+          </w14:shadow>
+          <w14:textOutline w14:w="0" w14:cap="flat" w14:cmpd="sng" w14:algn="ctr">
+            <w14:noFill/>
+            <w14:prstDash w14:val="solid"/>
+            <w14:round/>
+          </w14:textOutline>
+        </w:rPr>
+        <w:t xml:space="preserve"> for readable async logic. For large-scale apps:</w:t>
+      </w:r>
+      <w:r>
+        <w:rPr>
+          <w:rFonts w:ascii="Times New Roman" w:hAnsi="Times New Roman" w:cs="Times New Roman"/>
+          <w:color w:val="000000" w:themeColor="text1"/>
+          <w:sz w:val="24"/>
+          <w:szCs w:val="24"/>
+          <w14:shadow w14:blurRad="38100" w14:dist="19050" w14:dir="2700000" w14:sx="100000" w14:sy="100000" w14:kx="0" w14:ky="0" w14:algn="tl">
+            <w14:schemeClr w14:val="dk1">
+              <w14:alpha w14:val="60000"/>
+            </w14:schemeClr>
+          </w14:shadow>
+          <w14:textOutline w14:w="0" w14:cap="flat" w14:cmpd="sng" w14:algn="ctr">
+            <w14:noFill/>
+            <w14:prstDash w14:val="solid"/>
+            <w14:round/>
+          </w14:textOutline>
+        </w:rPr>
+        <w:br/>
+        <w:t>- I organize API calls in separate services/modules.</w:t>
+      </w:r>
+      <w:r>
+        <w:rPr>
+          <w:rFonts w:ascii="Times New Roman" w:hAnsi="Times New Roman" w:cs="Times New Roman"/>
+          <w:color w:val="000000" w:themeColor="text1"/>
+          <w:sz w:val="24"/>
+          <w:szCs w:val="24"/>
+          <w14:shadow w14:blurRad="38100" w14:dist="19050" w14:dir="2700000" w14:sx="100000" w14:sy="100000" w14:kx="0" w14:ky="0" w14:algn="tl">
+            <w14:schemeClr w14:val="dk1">
+              <w14:alpha w14:val="60000"/>
+            </w14:schemeClr>
+          </w14:shadow>
+          <w14:textOutline w14:w="0" w14:cap="flat" w14:cmpd="sng" w14:algn="ctr">
+            <w14:noFill/>
+            <w14:prstDash w14:val="solid"/>
+            <w14:round/>
+          </w14:textOutline>
+        </w:rPr>
+        <w:br/>
+        <w:t>- I use error boundaries and global error handling.</w:t>
+      </w:r>
+      <w:r>
+        <w:rPr>
+          <w:rFonts w:ascii="Times New Roman" w:hAnsi="Times New Roman" w:cs="Times New Roman"/>
+          <w:color w:val="000000" w:themeColor="text1"/>
+          <w:sz w:val="24"/>
+          <w:szCs w:val="24"/>
+          <w14:shadow w14:blurRad="38100" w14:dist="19050" w14:dir="2700000" w14:sx="100000" w14:sy="100000" w14:kx="0" w14:ky="0" w14:algn="tl">
+            <w14:schemeClr w14:val="dk1">
+              <w14:alpha w14:val="60000"/>
+            </w14:schemeClr>
+          </w14:shadow>
+          <w14:textOutline w14:w="0" w14:cap="flat" w14:cmpd="sng" w14:algn="ctr">
+            <w14:noFill/>
+            <w14:prstDash w14:val="solid"/>
+            <w14:round/>
+          </w14:textOutline>
+        </w:rPr>
+        <w:br/>
+        <w:t xml:space="preserve">- For advanced flows, I may use </w:t>
+      </w:r>
+      <w:proofErr w:type="spellStart"/>
+      <w:r>
+        <w:rPr>
+          <w:rFonts w:ascii="Times New Roman" w:hAnsi="Times New Roman" w:cs="Times New Roman"/>
+          <w:color w:val="000000" w:themeColor="text1"/>
+          <w:sz w:val="24"/>
+          <w:szCs w:val="24"/>
+          <w14:shadow w14:blurRad="38100" w14:dist="19050" w14:dir="2700000" w14:sx="100000" w14:sy="100000" w14:kx="0" w14:ky="0" w14:algn="tl">
+            <w14:schemeClr w14:val="dk1">
+              <w14:alpha w14:val="60000"/>
+            </w14:schemeClr>
+          </w14:shadow>
+          <w14:textOutline w14:w="0" w14:cap="flat" w14:cmpd="sng" w14:algn="ctr">
+            <w14:noFill/>
+            <w14:prstDash w14:val="solid"/>
+            <w14:round/>
+          </w14:textOutline>
+        </w:rPr>
+        <w:t>RxJS</w:t>
+      </w:r>
+      <w:proofErr w:type="spellEnd"/>
+      <w:r>
+        <w:rPr>
+          <w:rFonts w:ascii="Times New Roman" w:hAnsi="Times New Roman" w:cs="Times New Roman"/>
+          <w:color w:val="000000" w:themeColor="text1"/>
+          <w:sz w:val="24"/>
+          <w:szCs w:val="24"/>
+          <w14:shadow w14:blurRad="38100" w14:dist="19050" w14:dir="2700000" w14:sx="100000" w14:sy="100000" w14:kx="0" w14:ky="0" w14:algn="tl">
+            <w14:schemeClr w14:val="dk1">
+              <w14:alpha w14:val="60000"/>
+            </w14:schemeClr>
+          </w14:shadow>
+          <w14:textOutline w14:w="0" w14:cap="flat" w14:cmpd="sng" w14:algn="ctr">
+            <w14:noFill/>
+            <w14:prstDash w14:val="solid"/>
+            <w14:round/>
+          </w14:textOutline>
+        </w:rPr>
+        <w:t>, Redux-Saga, or observables when required.</w:t>
+      </w:r>
+    </w:p>
+    <w:p>
+      <w:pPr>
+        <w:rPr>
+          <w:rFonts w:asciiTheme="majorHAnsi" w:eastAsiaTheme="majorEastAsia" w:hAnsiTheme="majorHAnsi" w:cstheme="majorBidi"/>
+          <w:b/>
+          <w:bCs/>
+          <w:color w:val="833C0B" w:themeColor="accent2" w:themeShade="80"/>
+          <w:sz w:val="32"/>
+          <w:szCs w:val="32"/>
+        </w:rPr>
+      </w:pPr>
+      <w:r>
+        <w:rPr>
+          <w:rFonts w:asciiTheme="majorHAnsi" w:eastAsiaTheme="majorEastAsia" w:hAnsiTheme="majorHAnsi" w:cstheme="majorBidi"/>
+          <w:b/>
+          <w:bCs/>
+          <w:color w:val="833C0B" w:themeColor="accent2" w:themeShade="80"/>
+          <w:sz w:val="32"/>
+          <w:szCs w:val="32"/>
+        </w:rPr>
+        <w:t>What design patterns do you commonly use in JavaScript projects?</w:t>
+      </w:r>
+    </w:p>
+    <w:p>
+      <w:pPr>
+        <w:rPr>
+          <w:rFonts w:ascii="Times New Roman" w:hAnsi="Times New Roman" w:cs="Times New Roman"/>
+          <w:color w:val="000000" w:themeColor="text1"/>
+          <w:sz w:val="24"/>
+          <w:szCs w:val="24"/>
+          <w14:shadow w14:blurRad="38100" w14:dist="19050" w14:dir="2700000" w14:sx="100000" w14:sy="100000" w14:kx="0" w14:ky="0" w14:algn="tl">
+            <w14:schemeClr w14:val="dk1">
+              <w14:alpha w14:val="60000"/>
+            </w14:schemeClr>
+          </w14:shadow>
+          <w14:textOutline w14:w="0" w14:cap="flat" w14:cmpd="sng" w14:algn="ctr">
+            <w14:noFill/>
+            <w14:prstDash w14:val="solid"/>
+            <w14:round/>
+          </w14:textOutline>
+        </w:rPr>
+      </w:pPr>
+      <w:r>
+        <w:rPr>
+          <w:rFonts w:ascii="Times New Roman" w:hAnsi="Times New Roman" w:cs="Times New Roman"/>
+          <w:color w:val="000000" w:themeColor="text1"/>
+          <w:sz w:val="24"/>
+          <w:szCs w:val="24"/>
+          <w14:shadow w14:blurRad="38100" w14:dist="19050" w14:dir="2700000" w14:sx="100000" w14:sy="100000" w14:kx="0" w14:ky="0" w14:algn="tl">
+            <w14:schemeClr w14:val="dk1">
+              <w14:alpha w14:val="60000"/>
+            </w14:schemeClr>
+          </w14:shadow>
+          <w14:textOutline w14:w="0" w14:cap="flat" w14:cmpd="sng" w14:algn="ctr">
+            <w14:noFill/>
+            <w14:prstDash w14:val="solid"/>
+            <w14:round/>
+          </w14:textOutline>
+        </w:rPr>
+        <w:t>- Module Pattern: To encapsulate and organize code.</w:t>
+      </w:r>
+      <w:r>
+        <w:rPr>
+          <w:rFonts w:ascii="Times New Roman" w:hAnsi="Times New Roman" w:cs="Times New Roman"/>
+          <w:color w:val="000000" w:themeColor="text1"/>
+          <w:sz w:val="24"/>
+          <w:szCs w:val="24"/>
+          <w14:shadow w14:blurRad="38100" w14:dist="19050" w14:dir="2700000" w14:sx="100000" w14:sy="100000" w14:kx="0" w14:ky="0" w14:algn="tl">
+            <w14:schemeClr w14:val="dk1">
+              <w14:alpha w14:val="60000"/>
+            </w14:schemeClr>
+          </w14:shadow>
+          <w14:textOutline w14:w="0" w14:cap="flat" w14:cmpd="sng" w14:algn="ctr">
+            <w14:noFill/>
+            <w14:prstDash w14:val="solid"/>
+            <w14:round/>
+          </w14:textOutline>
+        </w:rPr>
+        <w:br/>
+        <w:t>- Observer Pattern: For event-driven architecture or pub/sub systems.</w:t>
+      </w:r>
+      <w:r>
+        <w:rPr>
+          <w:rFonts w:ascii="Times New Roman" w:hAnsi="Times New Roman" w:cs="Times New Roman"/>
+          <w:color w:val="000000" w:themeColor="text1"/>
+          <w:sz w:val="24"/>
+          <w:szCs w:val="24"/>
+          <w14:shadow w14:blurRad="38100" w14:dist="19050" w14:dir="2700000" w14:sx="100000" w14:sy="100000" w14:kx="0" w14:ky="0" w14:algn="tl">
+            <w14:schemeClr w14:val="dk1">
+              <w14:alpha w14:val="60000"/>
+            </w14:schemeClr>
+          </w14:shadow>
+          <w14:textOutline w14:w="0" w14:cap="flat" w14:cmpd="sng" w14:algn="ctr">
+            <w14:noFill/>
+            <w14:prstDash w14:val="solid"/>
+            <w14:round/>
+          </w14:textOutline>
+        </w:rPr>
+        <w:br/>
+        <w:t xml:space="preserve">- Factory Pattern: For object creation with dynamic </w:t>
+      </w:r>
+      <w:proofErr w:type="spellStart"/>
+      <w:r>
+        <w:rPr>
+          <w:rFonts w:ascii="Times New Roman" w:hAnsi="Times New Roman" w:cs="Times New Roman"/>
+          <w:color w:val="000000" w:themeColor="text1"/>
+          <w:sz w:val="24"/>
+          <w:szCs w:val="24"/>
+          <w14:shadow w14:blurRad="38100" w14:dist="19050" w14:dir="2700000" w14:sx="100000" w14:sy="100000" w14:kx="0" w14:ky="0" w14:algn="tl">
+            <w14:schemeClr w14:val="dk1">
+              <w14:alpha w14:val="60000"/>
+            </w14:schemeClr>
+          </w14:shadow>
+          <w14:textOutline w14:w="0" w14:cap="flat" w14:cmpd="sng" w14:algn="ctr">
+            <w14:noFill/>
+            <w14:prstDash w14:val="solid"/>
+            <w14:round/>
+          </w14:textOutline>
+        </w:rPr>
+        <w:t>behavior</w:t>
+      </w:r>
+      <w:proofErr w:type="spellEnd"/>
+      <w:r>
+        <w:rPr>
+          <w:rFonts w:ascii="Times New Roman" w:hAnsi="Times New Roman" w:cs="Times New Roman"/>
+          <w:color w:val="000000" w:themeColor="text1"/>
+          <w:sz w:val="24"/>
+          <w:szCs w:val="24"/>
+          <w14:shadow w14:blurRad="38100" w14:dist="19050" w14:dir="2700000" w14:sx="100000" w14:sy="100000" w14:kx="0" w14:ky="0" w14:algn="tl">
+            <w14:schemeClr w14:val="dk1">
+              <w14:alpha w14:val="60000"/>
+            </w14:schemeClr>
+          </w14:shadow>
+          <w14:textOutline w14:w="0" w14:cap="flat" w14:cmpd="sng" w14:algn="ctr">
+            <w14:noFill/>
+            <w14:prstDash w14:val="solid"/>
+            <w14:round/>
+          </w14:textOutline>
+        </w:rPr>
+        <w:t>.</w:t>
+      </w:r>
+      <w:r>
+        <w:rPr>
+          <w:rFonts w:ascii="Times New Roman" w:hAnsi="Times New Roman" w:cs="Times New Roman"/>
+          <w:color w:val="000000" w:themeColor="text1"/>
+          <w:sz w:val="24"/>
+          <w:szCs w:val="24"/>
+          <w14:shadow w14:blurRad="38100" w14:dist="19050" w14:dir="2700000" w14:sx="100000" w14:sy="100000" w14:kx="0" w14:ky="0" w14:algn="tl">
+            <w14:schemeClr w14:val="dk1">
+              <w14:alpha w14:val="60000"/>
+            </w14:schemeClr>
+          </w14:shadow>
+          <w14:textOutline w14:w="0" w14:cap="flat" w14:cmpd="sng" w14:algn="ctr">
+            <w14:noFill/>
+            <w14:prstDash w14:val="solid"/>
+            <w14:round/>
+          </w14:textOutline>
+        </w:rPr>
+        <w:br/>
+        <w:t>- Singleton Pattern: For managing global state like auth/session.</w:t>
+      </w:r>
+      <w:r>
+        <w:rPr>
+          <w:rFonts w:ascii="Times New Roman" w:hAnsi="Times New Roman" w:cs="Times New Roman"/>
+          <w:color w:val="000000" w:themeColor="text1"/>
+          <w:sz w:val="24"/>
+          <w:szCs w:val="24"/>
+          <w14:shadow w14:blurRad="38100" w14:dist="19050" w14:dir="2700000" w14:sx="100000" w14:sy="100000" w14:kx="0" w14:ky="0" w14:algn="tl">
+            <w14:schemeClr w14:val="dk1">
+              <w14:alpha w14:val="60000"/>
+            </w14:schemeClr>
+          </w14:shadow>
+          <w14:textOutline w14:w="0" w14:cap="flat" w14:cmpd="sng" w14:algn="ctr">
+            <w14:noFill/>
+            <w14:prstDash w14:val="solid"/>
+            <w14:round/>
+          </w14:textOutline>
+        </w:rPr>
+        <w:br/>
+        <w:t>- I also follow SOLID principles in my component and service design.</w:t>
+      </w:r>
+    </w:p>
+    <w:p>
+      <w:pPr>
+        <w:rPr>
+          <w:rFonts w:asciiTheme="majorHAnsi" w:eastAsiaTheme="majorEastAsia" w:hAnsiTheme="majorHAnsi" w:cstheme="majorBidi"/>
+          <w:b/>
+          <w:bCs/>
+          <w:color w:val="833C0B" w:themeColor="accent2" w:themeShade="80"/>
+          <w:sz w:val="32"/>
+          <w:szCs w:val="32"/>
+        </w:rPr>
+      </w:pPr>
+      <w:r>
+        <w:rPr>
+          <w:rFonts w:asciiTheme="majorHAnsi" w:eastAsiaTheme="majorEastAsia" w:hAnsiTheme="majorHAnsi" w:cstheme="majorBidi"/>
+          <w:b/>
+          <w:bCs/>
+          <w:color w:val="833C0B" w:themeColor="accent2" w:themeShade="80"/>
+          <w:sz w:val="32"/>
+          <w:szCs w:val="32"/>
+        </w:rPr>
+        <w:t>12: Why this is a good lead-level problem:</w:t>
+      </w:r>
+    </w:p>
+    <w:p>
+      <w:pPr>
+        <w:rPr>
+          <w:rFonts w:ascii="Times New Roman" w:hAnsi="Times New Roman" w:cs="Times New Roman"/>
+          <w:color w:val="000000" w:themeColor="text1"/>
+          <w:sz w:val="24"/>
+          <w:szCs w:val="24"/>
+          <w14:shadow w14:blurRad="38100" w14:dist="19050" w14:dir="2700000" w14:sx="100000" w14:sy="100000" w14:kx="0" w14:ky="0" w14:algn="tl">
+            <w14:schemeClr w14:val="dk1">
+              <w14:alpha w14:val="60000"/>
+            </w14:schemeClr>
+          </w14:shadow>
+          <w14:textOutline w14:w="0" w14:cap="flat" w14:cmpd="sng" w14:algn="ctr">
+            <w14:noFill/>
+            <w14:prstDash w14:val="solid"/>
+            <w14:round/>
+          </w14:textOutline>
+        </w:rPr>
+      </w:pPr>
+      <w:r>
+        <w:rPr>
+          <w:rFonts w:ascii="Times New Roman" w:hAnsi="Times New Roman" w:cs="Times New Roman"/>
+          <w:color w:val="000000" w:themeColor="text1"/>
+          <w:sz w:val="24"/>
+          <w:szCs w:val="24"/>
+          <w14:shadow w14:blurRad="38100" w14:dist="19050" w14:dir="2700000" w14:sx="100000" w14:sy="100000" w14:kx="0" w14:ky="0" w14:algn="tl">
+            <w14:schemeClr w14:val="dk1">
+              <w14:alpha w14:val="60000"/>
+            </w14:schemeClr>
+          </w14:shadow>
+          <w14:textOutline w14:w="0" w14:cap="flat" w14:cmpd="sng" w14:algn="ctr">
+            <w14:noFill/>
+            <w14:prstDash w14:val="solid"/>
+            <w14:round/>
+          </w14:textOutline>
+        </w:rPr>
+        <w:t>- Tests understanding of array methods, object manipulation, and clean code.</w:t>
+      </w:r>
+    </w:p>
+    <w:p>
+      <w:pPr>
+        <w:rPr>
+          <w:rFonts w:ascii="Times New Roman" w:hAnsi="Times New Roman" w:cs="Times New Roman"/>
+          <w:color w:val="000000" w:themeColor="text1"/>
+          <w:sz w:val="24"/>
+          <w:szCs w:val="24"/>
+          <w14:shadow w14:blurRad="38100" w14:dist="19050" w14:dir="2700000" w14:sx="100000" w14:sy="100000" w14:kx="0" w14:ky="0" w14:algn="tl">
+            <w14:schemeClr w14:val="dk1">
+              <w14:alpha w14:val="60000"/>
+            </w14:schemeClr>
+          </w14:shadow>
+          <w14:textOutline w14:w="0" w14:cap="flat" w14:cmpd="sng" w14:algn="ctr">
+            <w14:noFill/>
+            <w14:prstDash w14:val="solid"/>
+            <w14:round/>
+          </w14:textOutline>
+        </w:rPr>
+      </w:pPr>
+      <w:r>
+        <w:rPr>
+          <w:rFonts w:ascii="Times New Roman" w:hAnsi="Times New Roman" w:cs="Times New Roman"/>
+          <w:color w:val="000000" w:themeColor="text1"/>
+          <w:sz w:val="24"/>
+          <w:szCs w:val="24"/>
+          <w14:shadow w14:blurRad="38100" w14:dist="19050" w14:dir="2700000" w14:sx="100000" w14:sy="100000" w14:kx="0" w14:ky="0" w14:algn="tl">
+            <w14:schemeClr w14:val="dk1">
+              <w14:alpha w14:val="60000"/>
+            </w14:schemeClr>
+          </w14:shadow>
+          <w14:textOutline w14:w="0" w14:cap="flat" w14:cmpd="sng" w14:algn="ctr">
+            <w14:noFill/>
+            <w14:prstDash w14:val="solid"/>
+            <w14:round/>
+          </w14:textOutline>
+        </w:rPr>
+        <w:t>- Can discuss scalability, immutability, and error handling enhancements.</w:t>
+      </w:r>
+    </w:p>
+    <w:p>
+      <w:pPr>
+        <w:rPr>
+          <w:rFonts w:ascii="Times New Roman" w:hAnsi="Times New Roman" w:cs="Times New Roman"/>
+          <w:color w:val="000000" w:themeColor="text1"/>
+          <w:sz w:val="24"/>
+          <w:szCs w:val="24"/>
+          <w14:shadow w14:blurRad="38100" w14:dist="19050" w14:dir="2700000" w14:sx="100000" w14:sy="100000" w14:kx="0" w14:ky="0" w14:algn="tl">
+            <w14:schemeClr w14:val="dk1">
+              <w14:alpha w14:val="60000"/>
+            </w14:schemeClr>
+          </w14:shadow>
+          <w14:textOutline w14:w="0" w14:cap="flat" w14:cmpd="sng" w14:algn="ctr">
+            <w14:noFill/>
+            <w14:prstDash w14:val="solid"/>
+            <w14:round/>
+          </w14:textOutline>
+        </w:rPr>
+      </w:pPr>
+      <w:r>
+        <w:rPr>
+          <w:rFonts w:ascii="Times New Roman" w:hAnsi="Times New Roman" w:cs="Times New Roman"/>
+          <w:color w:val="000000" w:themeColor="text1"/>
+          <w:sz w:val="24"/>
+          <w:szCs w:val="24"/>
+          <w14:shadow w14:blurRad="38100" w14:dist="19050" w14:dir="2700000" w14:sx="100000" w14:sy="100000" w14:kx="0" w14:ky="0" w14:algn="tl">
+            <w14:schemeClr w14:val="dk1">
+              <w14:alpha w14:val="60000"/>
+            </w14:schemeClr>
+          </w14:shadow>
+          <w14:textOutline w14:w="0" w14:cap="flat" w14:cmpd="sng" w14:algn="ctr">
+            <w14:noFill/>
+            <w14:prstDash w14:val="solid"/>
+            <w14:round/>
+          </w14:textOutline>
+        </w:rPr>
+        <w:t>- Opens up for optimizations using Map, if needed.</w:t>
+      </w:r>
+    </w:p>
+    <w:p>
+      <w:pPr>
+        <w:rPr>
+          <w:rFonts w:ascii="Times New Roman" w:hAnsi="Times New Roman" w:cs="Times New Roman"/>
           <w:color w:val="000000" w:themeColor="text1"/>
           <w:sz w:val="24"/>
           <w:szCs w:val="24"/>
